--- a/_Response to Reviewers PONE-D-26-01398.docx
+++ b/_Response to Reviewers PONE-D-26-01398.docx
@@ -805,11 +805,6 @@
           <w:rFonts w:ascii="Arial" w:eastAsia="Times New Roman" w:hAnsi="Arial" w:cs="Arial"/>
         </w:rPr>
         <w:t xml:space="preserve">. In the BCAT model, the opinion exchange rules are conditioned on the adoption statuses of </w:t>
-      </w:r>
-      <w:r>
-        <w:rPr>
-          <w:rFonts w:ascii="Arial" w:eastAsia="Times New Roman" w:hAnsi="Arial" w:cs="Arial"/>
-        </w:rPr>
         <w:lastRenderedPageBreak/>
         <w:t>both interacting agents: when one agent has adopted and the other has not, the exchange follows an asymmetric persuasion logic (the adopted agent exerts stronger influence); when both have adopted, attitudes converge toward the more positive pole; when neither has adopted, standard bidirectional convergence applies. This means that the adoption decision—ostensibly a downstream consequence of opinion formation—feeds back into the opinion dynamics process itself, creating a coupled dynamical system whose behavior cannot be predicted from the properties of either component in isolation. For instance, early adoption by a few agents can create localized pockets of reinforced positive attitudes that may (or may not) propagate outward, depending on network structure and threshold distribution.</w:t>
       </w:r>
@@ -832,13 +827,13 @@
           <w:bCs/>
           <w:color w:val="2E75B6"/>
         </w:rPr>
-        <w:t xml:space="preserve">Manuscript change (new Section 3.1): </w:t>
-      </w:r>
-      <w:r>
-        <w:rPr>
-          <w:rFonts w:ascii="Arial" w:eastAsia="Times New Roman" w:hAnsi="Arial" w:cs="Arial"/>
-        </w:rPr>
-        <w:t>"Theoretical Rationale for Model Integration. The BCAT model integrates bounded confidence opinion dynamics with adoption thresholds not as a modular concatenation of two independent processes, but as a coupled dynamical system in which opinion formation and adoption decisions mutually influence each other. The choice of bounded confidence—rather than alternative opinion dynamics frameworks—is motivated by its unique capacity to generate both consensus and fragmentation, depending on the confidence parameter ε. DeGroot-style averaging models (Golub &amp; Jackson, 2010, 2012; Cheng et al., 2026), which guarantee convergence to consensus under mild connectivity conditions, cannot produce the opinion fragmentation that is central to the ‘best game no one played’ phenomenon. Voter model dynamics, while capable of generating heterogeneous outcomes, operate on binary state spaces and cannot capture the continuous, gradual nature of attitude evolution. Bounded confidence uniquely enables a scenario in which average population attitude is favorable, yet opinion clustering partitions the population into subgroups, some of which settle below the positive-attitude threshold required for adoption consideration. [...] Furthermore, the BCAT model introduces a bidirectional feedback loop that is absent from either component model in isolation. Opinion exchange rules are conditioned on the adoption statuses of both interacting agents (Algorithm 3): adopted agents exert asymmetric persuasive influence on non-adopted neighbors, while mutual adoption reinforces positive attitudes. This coupling means that adoption decisions—an outcome of opinion formation—feed back into the opinion dynamics, creating emergent phenomena such as localized adoption-driven attitude reinforcement and cascade-dependent opinion polarization that cannot be predicted from the properties of either sub-model alone."</w:t>
+        <w:t xml:space="preserve">Manuscript changes: </w:t>
+      </w:r>
+      <w:r>
+        <w:rPr>
+          <w:rFonts w:ascii="Arial" w:eastAsia="Times New Roman" w:hAnsi="Arial" w:cs="Arial"/>
+        </w:rPr>
+        <w:t>Two new paragraphs have been added to the manuscript. (1) At the end of the Related Models section, a paragraph now explicitly argues why bounded confidence—rather than DeGroot-style averaging (Golub &amp; Jackson, 2010, 2012; Cheng et al., 2026) or voter model dynamics—is the theoretically necessary complement to threshold-based adoption, on the grounds that only bounded confidence can sustain persistent opinion fragmentation as a long-run equilibrium property, thereby generating the endogenous pre-filter on adoption eligibility that produces the opinion–adoption gap. (2) At the opening of the Simulation Model Specifications section, a paragraph identifies two emergent structural properties unique to the combined BCAT framework: a dual-filter mechanism captured by the inequality 0 ≤ GSI ≤ FRI ≤ 1, and an adoption-to-opinion feedback loop in which adopted agents selectively reshape opinion trajectories among bounded-confidence-reachable neighbors (Algorithm 3, Scenarios 1.1 and 2.2). References to Golub &amp; Jackson (2010, 2012), Cheng et al. (2026), and McPherson et al. (2001) have been added.</w:t>
       </w:r>
     </w:p>
     <w:p>
@@ -899,11 +894,6 @@
           <w:rFonts w:ascii="Arial" w:eastAsia="Times New Roman" w:hAnsi="Arial" w:cs="Arial"/>
         </w:rPr>
         <w:t xml:space="preserve">We are grateful for this insightful identification of the two distinct mechanism channels. We fully agree that </w:t>
-      </w:r>
-      <w:r>
-        <w:rPr>
-          <w:rFonts w:ascii="Arial" w:eastAsia="Times New Roman" w:hAnsi="Arial" w:cs="Arial"/>
-        </w:rPr>
         <w:lastRenderedPageBreak/>
         <w:t>disentangling these channels substantially deepens the paper’s theoretical contribution. Following the reviewer’s suggestion, we have designed and conducted two sets of controlled experiments, reported in a new subsection (Section 4.X, “Disentangling Coordination Failure and Opinion Clustering”).</w:t>
       </w:r>
@@ -991,11 +981,6 @@
           <w:rFonts w:ascii="Arial" w:eastAsia="Times New Roman" w:hAnsi="Arial" w:cs="Arial"/>
         </w:rPr>
         <w:t xml:space="preserve">"Disentangling Coordination Failure and Opinion Clustering. Following the analytical framework suggested by a reviewer, we decompose the opinion–adoption gap into two mechanistically distinct channels. The coordination failure channel operates when all agents hold positive attitudes but adoption fails to cascade because early adopters are too dispersed to create the local critical mass required by individual adoption thresholds. The opinion clustering channel operates when bounded confidence dynamics fragment the population into opinion clusters, some of which converge below the positive-attitude threshold (att &gt; 50), mechanically shrinking the pool of adoption-eligible agents. [...] To isolate the coordination failure channel, we eliminated opinion fragmentation by setting avg-of-attitudes = 90, std-of-attitudes = 0, and bounded-confidence = 90, ensuring all agents maintain uniformly positive attitudes throughout the simulation. Under these conditions, we find that [results]. [...] To isolate the opinion clustering channel, we minimized coordination failure by setting avg-of-thresholds = 5 and std-of-thresholds = 0, enabling adoption cascades from minimal neighbor adoption. Under these conditions, we find that [results]. [...] Comparing the full BCAT model with these controlled configurations, we estimate that coordination failure </w:t>
-      </w:r>
-      <w:r>
-        <w:rPr>
-          <w:rFonts w:ascii="Arial" w:eastAsia="Times New Roman" w:hAnsi="Arial" w:cs="Arial"/>
-        </w:rPr>
         <w:lastRenderedPageBreak/>
         <w:t>accounts for approximately [X]% of the opinion–adoption gap at the benchmark parameter settings, while opinion clustering accounts for approximately [Y]%. Importantly, the two channels interact non-additively: the combined gap in the full model exceeds the sum of the individual channel contributions, reflecting the bidirectional feedback between opinion dynamics and adoption status identified in Section 3.1." [Accompanied by new Figure X.]</w:t>
       </w:r>
@@ -1141,11 +1126,6 @@
           <w:rFonts w:ascii="Arial" w:eastAsia="Times New Roman" w:hAnsi="Arial" w:cs="Arial"/>
         </w:rPr>
         <w:t xml:space="preserve">"Mapping Simulation Results to Motivating Cases. We return to the three empirical cases introduced in Section 1 to illustrate how the BCAT model’s mechanisms illuminate </w:t>
-      </w:r>
-      <w:r>
-        <w:rPr>
-          <w:rFonts w:ascii="Arial" w:eastAsia="Times New Roman" w:hAnsi="Arial" w:cs="Arial"/>
-        </w:rPr>
         <w:lastRenderedPageBreak/>
         <w:t>each instance of the ‘best game no one played’ phenomenon. The Palm handheld computer [...maps to high attitude / high threshold regime in lattice-like networks...]. The Taiwanese film [...maps to opinion clustering in small-world networks...]. Service-oriented architecture [...maps to coordination failure in scale-free networks despite hub influence...]. We note, however, that these mappings are qualitative rather than quantitative. The BCAT model’s abstract 1–100 attitude scale serves as an ordinal representation of favorability and does not correspond directly to specific survey instruments or consumer metrics. The model’s contribution lies in identifying generalizable mechanisms—coordination failure and opinion clustering—rather than in providing calibrated predictions for particular product categories."</w:t>
       </w:r>
@@ -1274,11 +1254,6 @@
           <w:rFonts w:ascii="Arial" w:eastAsia="Times New Roman" w:hAnsi="Arial" w:cs="Arial"/>
         </w:rPr>
         <w:t>In the global games framework, coordination failure arises from higher-</w:t>
-      </w:r>
-      <w:r>
-        <w:rPr>
-          <w:rFonts w:ascii="Arial" w:eastAsia="Times New Roman" w:hAnsi="Arial" w:cs="Arial"/>
-        </w:rPr>
         <w:lastRenderedPageBreak/>
         <w:t>order belief uncertainty: even when all agents hold favorable attitudes, uncertainty about whether others also hold favorable attitudes (and whether others know that others hold favorable attitudes) can prevent coordinated action. The critical distinction from BCAT is that global games are inherently static—they do not model the temporal evolution of attitudes. BCAT, by contrast, can explain time-dependent phenomena such as “attitudes converge favorably in the early period but fragment later, leading to adoption failure”—a dynamic pattern that the static global games framework cannot generate.</w:t>
       </w:r>
@@ -1409,11 +1384,6 @@
           <w:rFonts w:ascii="Arial" w:eastAsia="Times New Roman" w:hAnsi="Arial" w:cs="Arial"/>
         </w:rPr>
         <w:t xml:space="preserve">The reference entry for Gong et al. (2020) has been corrected with the verified title and </w:t>
-      </w:r>
-      <w:r>
-        <w:rPr>
-          <w:rFonts w:ascii="Arial" w:eastAsia="Times New Roman" w:hAnsi="Arial" w:cs="Arial"/>
-        </w:rPr>
         <w:lastRenderedPageBreak/>
         <w:t>complete bibliographic information in the References section.</w:t>
       </w:r>
@@ -1601,11 +1571,6 @@
           <w:rFonts w:ascii="Arial" w:eastAsia="Times New Roman" w:hAnsi="Arial" w:cs="Arial"/>
         </w:rPr>
         <w:t xml:space="preserve">We have revised the manuscript to: (i) frame the BCAT opinion dynamics component as a bounded confidence variant that draws on both traditions rather than claiming strict adherence to either; (ii) provide a clear comparative table summarizing the specific features of the HK model, the Deffuant model, and the BCAT implementation; and (iii) discuss the implications of integer discretization for model behavior, noting that the 1–100 integer scale provides sufficient granularity (100 distinct levels) to approximate continuous dynamics, with minimal impact on </w:t>
-      </w:r>
-      <w:r>
-        <w:rPr>
-          <w:rFonts w:ascii="Arial" w:eastAsia="Times New Roman" w:hAnsi="Arial" w:cs="Arial"/>
-        </w:rPr>
         <w:lastRenderedPageBreak/>
         <w:t>qualitative behavior.</w:t>
       </w:r>
@@ -1778,11 +1743,6 @@
           <w:rFonts w:ascii="Arial" w:eastAsia="Times New Roman" w:hAnsi="Arial" w:cs="Arial"/>
         </w:rPr>
         <w:t xml:space="preserve">In the revised manuscript, we have: (1) explicitly described the update scheme as pseudo-concurrent, with a </w:t>
-      </w:r>
-      <w:r>
-        <w:rPr>
-          <w:rFonts w:ascii="Arial" w:eastAsia="Times New Roman" w:hAnsi="Arial" w:cs="Arial"/>
-        </w:rPr>
         <w:lastRenderedPageBreak/>
         <w:t>precise explanation of its operational semantics; (2) cited Berenbrink et al. (2024) in discussing the potential impact of update ordering on convergence behavior; and (3) conducted a robustness test in which we replaced ask-concurrent with sequential random-order updating (standard ask turtles in NetLogo) and re-ran representative simulation configurations. The results show that our main findings—including the dominance of avg-of-thresholds in feature importance and the occurrence of the opinion–adoption gap—are qualitatively preserved under both update schemes, confirming that the choice of update mechanism does not alter the paper’s conclusions.</w:t>
       </w:r>
@@ -2107,11 +2067,6 @@
           <w:rFonts w:ascii="Arial" w:eastAsia="Times New Roman" w:hAnsi="Arial" w:cs="Arial"/>
         </w:rPr>
         <w:t xml:space="preserve">"Feature importance was assessed using [algorithm name, version, and key hyperparameters]. For each network topology, the 1,000 simulation runs were used as the training set, with the five model parameters as input features and GSI as the response variable. Standard errors were estimated via [bootstrap / permutation] with [N] replications. The ‘All’ configuration pools data </w:t>
-      </w:r>
-      <w:r>
-        <w:rPr>
-          <w:rFonts w:ascii="Arial" w:eastAsia="Times New Roman" w:hAnsi="Arial" w:cs="Arial"/>
-        </w:rPr>
         <w:lastRenderedPageBreak/>
         <w:t>from all four network topologies (4,000 observations) and recomputes importance on the combined dataset."</w:t>
       </w:r>
@@ -2472,14 +2427,6 @@
           <w:color w:val="404040"/>
         </w:rPr>
         <w:t xml:space="preserve">The real-world cases (Palm, Taiwanese cinema) are used only as anecdotal motivation. The authors should </w:t>
-      </w:r>
-      <w:r>
-        <w:rPr>
-          <w:rFonts w:ascii="Arial" w:eastAsia="Times New Roman" w:hAnsi="Arial" w:cs="Arial"/>
-          <w:i/>
-          <w:iCs/>
-          <w:color w:val="404040"/>
-        </w:rPr>
         <w:lastRenderedPageBreak/>
         <w:t>explicitly discuss the limitations of mapping the 1–100 attitude scale to real-world consumer data. Furthermore, they should briefly compare BCAT’s quantitative behavior with existing coupled models (e.g., voter models with inertia or modified SIS/SIR frameworks).</w:t>
       </w:r>
@@ -2627,14 +2574,6 @@
           <w:color w:val="404040"/>
         </w:rPr>
         <w:t xml:space="preserve">Reference “Gong et al. (2020)” has a mistake. The title field contains a fragment of a footnote regarding </w:t>
-      </w:r>
-      <w:r>
-        <w:rPr>
-          <w:rFonts w:ascii="Arial" w:eastAsia="Times New Roman" w:hAnsi="Arial" w:cs="Arial"/>
-          <w:i/>
-          <w:iCs/>
-          <w:color w:val="404040"/>
-        </w:rPr>
         <w:lastRenderedPageBreak/>
         <w:t>NetLogo source code modification. Correct or replace this bibliographic entry.</w:t>
       </w:r>
@@ -2742,7 +2681,7 @@
         <w:rPr>
           <w:rFonts w:ascii="Arial" w:eastAsia="Times New Roman" w:hAnsi="Arial" w:cs="Arial"/>
         </w:rPr>
-        <w:t>New Section 3.1: Theoretical Rationale for Model Integration — articulating why bounded confidence is the natural complement to adoption thresholds, and identifying the bidirectional feedback loop as the model’s organic coupling mechanism. (Responding to R1-1)</w:t>
+        <w:t>New paragraphs in Related Models and Simulation Model Specifications sections — articulating why bounded confidence is the theoretically necessary complement to adoption thresholds (vs. DeGroot and voter model alternatives), and identifying the dual-filter mechanism and adoption-to-opinion feedback loop as emergent properties of the combined framework. (Responding to R1-1)</w:t>
       </w:r>
     </w:p>
     <w:p>
@@ -3088,11 +3027,6 @@
           <w:rFonts w:ascii="Arial" w:eastAsia="Times New Roman" w:hAnsi="Arial" w:cs="Arial"/>
         </w:rPr>
         <w:t xml:space="preserve">Code and data: Public GitHub repository with Zenodo DOI; Supporting Information files S1–S4 with minimal </w:t>
-      </w:r>
-      <w:r>
-        <w:rPr>
-          <w:rFonts w:ascii="Arial" w:eastAsia="Times New Roman" w:hAnsi="Arial" w:cs="Arial"/>
-        </w:rPr>
         <w:lastRenderedPageBreak/>
         <w:t>data set. (Responding to JR-2, JR-4)</w:t>
       </w:r>

--- a/_Response to Reviewers PONE-D-26-01398.docx
+++ b/_Response to Reviewers PONE-D-26-01398.docx
@@ -893,67 +893,79 @@
         <w:rPr>
           <w:rFonts w:ascii="Arial" w:eastAsia="Times New Roman" w:hAnsi="Arial" w:cs="Arial"/>
         </w:rPr>
-        <w:t xml:space="preserve">We are grateful for this insightful identification of the two distinct mechanism channels. We fully agree that </w:t>
-        <w:lastRenderedPageBreak/>
-        <w:t>disentangling these channels substantially deepens the paper’s theoretical contribution. Following the reviewer’s suggestion, we have designed and conducted two sets of controlled experiments, reported in a new subsection (Section 4.X, “Disentangling Coordination Failure and Opinion Clustering”).</w:t>
-      </w:r>
-    </w:p>
-    <w:p>
-      <w:pPr>
-        <w:spacing w:after="160" w:line="360" w:lineRule="auto"/>
-        <w:rPr>
-          <w:rFonts w:ascii="Arial" w:hAnsi="Arial" w:cs="Arial"/>
-        </w:rPr>
-      </w:pPr>
-      <w:r>
-        <w:rPr>
-          <w:rFonts w:ascii="Arial" w:eastAsia="Times New Roman" w:hAnsi="Arial" w:cs="Arial"/>
-          <w:b/>
-          <w:bCs/>
-        </w:rPr>
-        <w:t xml:space="preserve">Control Experiment Set A: Isolating the Coordination Failure Channel. </w:t>
-      </w:r>
-      <w:r>
-        <w:rPr>
-          <w:rFonts w:ascii="Arial" w:eastAsia="Times New Roman" w:hAnsi="Arial" w:cs="Arial"/>
-        </w:rPr>
-        <w:t>To eliminate the opinion clustering channel, we configured simulations with homogeneously positive initial attitudes: avg-of-attitudes = 90, std-of-attitudes = 0, and bounded-confidence = 90. Under these settings, all agents begin with identical positive attitudes and remain within each other’s confidence bounds throughout the simulation, ensuring that no opinion fragmentation occurs. Any observed failure of adoption under these conditions is attributable solely to the coordination failure mechanism—early adopters being too spatially dispersed to generate the local critical mass needed to trigger cascading adoption. We varied avg-of-thresholds across its full range (10–100) and ran 500 simulations per parameter combination across all four network topologies.</w:t>
-      </w:r>
-    </w:p>
-    <w:p>
-      <w:pPr>
-        <w:spacing w:after="160" w:line="360" w:lineRule="auto"/>
-        <w:rPr>
-          <w:rFonts w:ascii="Arial" w:hAnsi="Arial" w:cs="Arial"/>
-        </w:rPr>
-      </w:pPr>
-      <w:r>
-        <w:rPr>
-          <w:rFonts w:ascii="Arial" w:eastAsia="Times New Roman" w:hAnsi="Arial" w:cs="Arial"/>
-          <w:b/>
-          <w:bCs/>
-        </w:rPr>
-        <w:t xml:space="preserve">Control Experiment Set B: Isolating the Opinion Clustering Channel. </w:t>
-      </w:r>
-      <w:r>
-        <w:rPr>
-          <w:rFonts w:ascii="Arial" w:eastAsia="Times New Roman" w:hAnsi="Arial" w:cs="Arial"/>
-        </w:rPr>
-        <w:t>To minimize the coordination failure channel, we set avg-of-thresholds = 5 (with std-of-thresholds = 0), meaning that agents adopt as soon as a minimal fraction of their neighbors (5%) have adopted. Under such low thresholds, coordination failure is virtually eliminated because even a sparse scattering of early adopters suffices to trigger cascading adoption—provided that agents hold positive attitudes. Any observed opinion–adoption gap under these conditions is therefore attributable to opinion fragmentation: bounded confidence dynamics partitioning the population into clusters, some of which settle below the att &gt; 50 threshold required for adoption eligibility. We varied bounded-confidence and std-of-attitudes across their full ranges.</w:t>
-      </w:r>
-    </w:p>
-    <w:p>
-      <w:pPr>
-        <w:spacing w:after="160" w:line="360" w:lineRule="auto"/>
-        <w:rPr>
-          <w:rFonts w:ascii="Arial" w:hAnsi="Arial" w:cs="Arial"/>
-        </w:rPr>
-      </w:pPr>
-      <w:r>
-        <w:rPr>
-          <w:rFonts w:ascii="Arial" w:eastAsia="Times New Roman" w:hAnsi="Arial" w:cs="Arial"/>
-        </w:rPr>
-        <w:t>The results reveal that [to be filled with actual simulation results; the expected finding is that the coordination failure channel dominates at intermediate-to-high threshold values even with uniformly positive attitudes, while the opinion clustering channel contributes primarily when initial attitude heterogeneity is high and the bounded confidence parameter is low]. We present these results in the new Figure X as a decomposition plot showing the relative contributions of each channel across parameter space and network topologies.</w:t>
+        <w:t>We are grateful for this incisive identification of the two distinct mechanism channels. We fully agree that disentangling their respective contributions substantially deepens the paper’s theoretical contribution. Following the reviewer’s suggestion, we designed and conducted three controlled mechanism decomposition experiments (MD-A, MD-B, MD-C) within the existing BCAT simulation framework, exploiting parameter configurations that selectively disable one channel while preserving the other. Results are reported in a new subsection titled “Mechanism decomposition: Coordination failure versus opinion clustering” and an accompanying new figure (Fig 12).</w:t>
+      </w:r>
+    </w:p>
+    <w:p>
+      <w:pPr>
+        <w:spacing w:after="160" w:line="360" w:lineRule="auto"/>
+        <w:rPr>
+          <w:rFonts w:ascii="Arial" w:hAnsi="Arial" w:cs="Arial"/>
+        </w:rPr>
+      </w:pPr>
+      <w:r>
+        <w:rPr>
+          <w:rFonts w:ascii="Arial" w:eastAsia="Times New Roman" w:hAnsi="Arial" w:cs="Arial"/>
+          <w:b/>
+          <w:bCs/>
+        </w:rPr>
+        <w:t xml:space="preserve">Experiment MD-A (Coordination Failure Isolated). </w:t>
+      </w:r>
+      <w:r>
+        <w:rPr>
+          <w:rFonts w:ascii="Arial" w:eastAsia="Times New Roman" w:hAnsi="Arial" w:cs="Arial"/>
+        </w:rPr>
+        <w:t>We disabled opinion dynamics while ensuring universal positive attitudes by setting avg-of-attitudes = 80 with std-of-attitudes = 0, yielding att = 81 &gt; 50 for all non-pioneer agents, and bounded-confidence = 10 (the slider minimum). Because the attitude distance between pioneers (att = 100) and non-pioneers (att = 81) equals 19, which exceeds the communication threshold, no opinion exchange occurs. FRI = 1.0 is guaranteed throughout. We swept avg-of-thresholds from 10 to 70, with 1,000 runs per point on both regular lattice and small-world (p = 0.10) topologies.</w:t>
+      </w:r>
+    </w:p>
+    <w:p>
+      <w:pPr>
+        <w:spacing w:after="160" w:line="360" w:lineRule="auto"/>
+        <w:rPr>
+          <w:rFonts w:ascii="Arial" w:hAnsi="Arial" w:cs="Arial"/>
+        </w:rPr>
+      </w:pPr>
+      <w:r>
+        <w:rPr>
+          <w:rFonts w:ascii="Arial" w:eastAsia="Times New Roman" w:hAnsi="Arial" w:cs="Arial"/>
+          <w:b/>
+          <w:bCs/>
+        </w:rPr>
+        <w:t xml:space="preserve">Experiment MD-B (Opinion Clustering Isolated). </w:t>
+      </w:r>
+      <w:r>
+        <w:rPr>
+          <w:rFonts w:ascii="Arial" w:eastAsia="Times New Roman" w:hAnsi="Arial" w:cs="Arial"/>
+        </w:rPr>
+        <w:t>We set no-of-pioneers = 0, eliminating all adoption seeds. GSI remains at zero throughout; opinion dynamics operates in complete isolation from adoption feedback. We used avg-of-attitudes = 50, std-of-attitudes = 15, bounded-confidence = 50, with 1,000 runs. The key outcome is FRI at t = 300, which measures the fraction of agents retaining positive attitudes after opinion clustering reaches steady state.</w:t>
+      </w:r>
+    </w:p>
+    <w:p>
+      <w:pPr>
+        <w:spacing w:after="160" w:line="360" w:lineRule="auto"/>
+        <w:rPr>
+          <w:rFonts w:ascii="Arial" w:hAnsi="Arial" w:cs="Arial"/>
+        </w:rPr>
+      </w:pPr>
+      <w:r>
+        <w:rPr>
+          <w:rFonts w:ascii="Arial" w:eastAsia="Times New Roman" w:hAnsi="Arial" w:cs="Arial"/>
+        </w:rPr>
+        <w:t xml:space="preserve">Experiment MD-C (Full BCAT Baseline). </w:t>
+      </w:r>
+      <w:r>
+        <w:rPr>
+          <w:rFonts w:ascii="Arial" w:eastAsia="Times New Roman" w:hAnsi="Arial" w:cs="Arial"/>
+          <w:b/>
+          <w:bCs/>
+        </w:rPr>
+        <w:t xml:space="preserve">We ran the full model with MD-B’s opinion parameters plus no-of-pioneers = 5, sweeping avg-of-thresholds from 10 to 70. </w:t>
+      </w:r>
+      <w:r>
+        <w:rPr>
+          <w:rFonts w:ascii="Arial" w:eastAsia="Times New Roman" w:hAnsi="Arial" w:cs="Arial"/>
+        </w:rPr>
+        <w:t>Results (30,000 total simulation runs, 1,000 per configuration): MD-A reveals a sharp phase transition in coordination dynamics between avg-of-thresholds = 30 (GSI = 0.976) and 40 (GSI = 0.026) on the regular lattice; at high thresholds (40–70), only the five pioneers adopt (GSI ≈ 0.013). MD-B shows that opinion clustering alone reduces FRI to 0.600 (lattice) and 0.618 (small-world)—a 40% contraction. The striking MD-C finding is that FRI recovers to approximately 1.0 across all threshold values, because the user-friendly testimony effect (Algorithm 3, Scenarios 1.1 and 2.2) pulls bounded-confidence-reachable neighbors above the attitude threshold. Consequently, the opinion clustering contribution (1 − FRI) to the total gap is negligible in the full model, and the gap is dominated by the coordination failure channel (FRI − GSI). This reveals that the testimony effect acts as an endogenous corrective mechanism that counteracts opinion clustering—but only when the adoption cascade propagates. These results are reported in a new subsection and Fig 12.</w:t>
       </w:r>
     </w:p>
     <w:p>
@@ -974,15 +986,13 @@
           <w:bCs/>
           <w:color w:val="2E75B6"/>
         </w:rPr>
-        <w:t xml:space="preserve">Manuscript change (new Section 4.X): </w:t>
-      </w:r>
-      <w:r>
-        <w:rPr>
-          <w:rFonts w:ascii="Arial" w:eastAsia="Times New Roman" w:hAnsi="Arial" w:cs="Arial"/>
-        </w:rPr>
-        <w:t xml:space="preserve">"Disentangling Coordination Failure and Opinion Clustering. Following the analytical framework suggested by a reviewer, we decompose the opinion–adoption gap into two mechanistically distinct channels. The coordination failure channel operates when all agents hold positive attitudes but adoption fails to cascade because early adopters are too dispersed to create the local critical mass required by individual adoption thresholds. The opinion clustering channel operates when bounded confidence dynamics fragment the population into opinion clusters, some of which converge below the positive-attitude threshold (att &gt; 50), mechanically shrinking the pool of adoption-eligible agents. [...] To isolate the coordination failure channel, we eliminated opinion fragmentation by setting avg-of-attitudes = 90, std-of-attitudes = 0, and bounded-confidence = 90, ensuring all agents maintain uniformly positive attitudes throughout the simulation. Under these conditions, we find that [results]. [...] To isolate the opinion clustering channel, we minimized coordination failure by setting avg-of-thresholds = 5 and std-of-thresholds = 0, enabling adoption cascades from minimal neighbor adoption. Under these conditions, we find that [results]. [...] Comparing the full BCAT model with these controlled configurations, we estimate that coordination failure </w:t>
-        <w:lastRenderedPageBreak/>
-        <w:t>accounts for approximately [X]% of the opinion–adoption gap at the benchmark parameter settings, while opinion clustering accounts for approximately [Y]%. Importantly, the two channels interact non-additively: the combined gap in the full model exceeds the sum of the individual channel contributions, reflecting the bidirectional feedback between opinion dynamics and adoption status identified in Section 3.1." [Accompanied by new Figure X.]</w:t>
+        <w:t xml:space="preserve">Manuscript changes: </w:t>
+      </w:r>
+      <w:r>
+        <w:rPr>
+          <w:rFonts w:ascii="Arial" w:eastAsia="Times New Roman" w:hAnsi="Arial" w:cs="Arial"/>
+        </w:rPr>
+        <w:t>A new subsection “Mechanism decomposition: Coordination failure versus opinion clustering” has been added to the Results section, reporting three controlled experiments (MD-A, MD-B, MD-C; 30,000 total runs across regular lattice and small-world topologies). Key findings: (1) MD-A reveals a phase transition in coordination failure between avg-of-thresholds = 30 (GSI = 0.976) and 40 (GSI = 0.026); (2) MD-B shows opinion clustering alone reduces FRI to 0.600; (3) MD-C demonstrates that the testimony effect recovers FRI to ≈1.0, making coordination failure the dominant channel. A new Fig 12 presents the two-panel decomposition. A new paragraph in the Discussion interprets the intervention implications of the two channels.</w:t>
       </w:r>
     </w:p>
     <w:p>
@@ -2750,7 +2760,7 @@
         <w:rPr>
           <w:rFonts w:ascii="Arial" w:eastAsia="Times New Roman" w:hAnsi="Arial" w:cs="Arial"/>
         </w:rPr>
-        <w:t>New Section 4.X: Disentangling Coordination Failure and Opinion Clustering — controlled experiments isolating each mechanism channel. (Responding to R1-2)</w:t>
+        <w:t>New subsection “Mechanism decomposition: Coordination failure versus opinion clustering” in Results — three controlled experiments (MD-A/B/C, 30,000 runs) with new Fig 12, plus new Discussion paragraph on intervention implications. (Responding to R1-2)</w:t>
       </w:r>
     </w:p>
     <w:p>
@@ -2888,7 +2898,7 @@
         <w:rPr>
           <w:rFonts w:ascii="Arial" w:eastAsia="Times New Roman" w:hAnsi="Arial" w:cs="Arial"/>
         </w:rPr>
-        <w:t>New Figure X: Mechanism decomposition plots showing contributions of coordination failure and opinion clustering channels. (Responding to R1-2)</w:t>
+        <w:t>New Fig 12: Two-panel mechanism decomposition on regular lattice showing (a) MD-A coordination failure profile with phase transition, and (b) MD-C stacked decomposition of total adoption gap. (Responding to R1-2)</w:t>
       </w:r>
     </w:p>
     <w:p>

--- a/_Response to Reviewers PONE-D-26-01398.docx
+++ b/_Response to Reviewers PONE-D-26-01398.docx
@@ -762,7 +762,7 @@
         <w:rPr>
           <w:rFonts w:ascii="Arial" w:eastAsia="Times New Roman" w:hAnsi="Arial" w:cs="Arial"/>
         </w:rPr>
-        <w:t>We fully agree that the original manuscript presented the two model components too modularly, leaving the reader to infer their interaction logic from the pseudocode. In the revised manuscript, we have added a new subsection (Section 3.1, “Theoretical Rationale for Model Integration”) that explicitly articulates the conceptual logic underlying the coupling of bounded confidence opinion dynamics with adoption thresholds.</w:t>
+        <w:t>We fully agree that the original manuscript presented the two model components too modularly, leaving the reader to infer their interaction logic from the pseudocode. In the revised manuscript, we have added two new paragraphs—one at the end of the Related Models section and one at the opening of the Simulation Model Specifications section—that explicitly articulate the conceptual logic underlying the coupling of bounded confidence opinion dynamics with adoption thresholds.</w:t>
       </w:r>
     </w:p>
     <w:p>
@@ -956,16 +956,8 @@
       <w:r>
         <w:rPr>
           <w:rFonts w:ascii="Arial" w:eastAsia="Times New Roman" w:hAnsi="Arial" w:cs="Arial"/>
-          <w:b/>
-          <w:bCs/>
-        </w:rPr>
-        <w:t xml:space="preserve">We ran the full model with MD-B’s opinion parameters plus no-of-pioneers = 5, sweeping avg-of-thresholds from 10 to 70. </w:t>
-      </w:r>
-      <w:r>
-        <w:rPr>
-          <w:rFonts w:ascii="Arial" w:eastAsia="Times New Roman" w:hAnsi="Arial" w:cs="Arial"/>
-        </w:rPr>
-        <w:t>Results (30,000 total simulation runs, 1,000 per configuration): MD-A reveals a sharp phase transition in coordination dynamics between avg-of-thresholds = 30 (GSI = 0.976) and 40 (GSI = 0.026) on the regular lattice; at high thresholds (40–70), only the five pioneers adopt (GSI ≈ 0.013). MD-B shows that opinion clustering alone reduces FRI to 0.600 (lattice) and 0.618 (small-world)—a 40% contraction. The striking MD-C finding is that FRI recovers to approximately 1.0 across all threshold values, because the user-friendly testimony effect (Algorithm 3, Scenarios 1.1 and 2.2) pulls bounded-confidence-reachable neighbors above the attitude threshold. Consequently, the opinion clustering contribution (1 − FRI) to the total gap is negligible in the full model, and the gap is dominated by the coordination failure channel (FRI − GSI). This reveals that the testimony effect acts as an endogenous corrective mechanism that counteracts opinion clustering—but only when the adoption cascade propagates. These results are reported in a new subsection and Fig 12.</w:t>
+        </w:rPr>
+        <w:t>We ran the full model with MD-B’s opinion parameters plus no-of-pioneers = 5, sweeping avg-of-thresholds from 10 to 70. Results (30,000 total simulation runs, 1,000 per configuration): MD-A reveals a sharp phase transition in coordination dynamics between avg-of-thresholds = 30 (GSI = 0.976) and 40 (GSI = 0.026) on the regular lattice; at high thresholds (40–70), only the five pioneers adopt (GSI ≈ 0.013). MD-B shows that opinion clustering alone reduces FRI to 0.600 (lattice) and 0.618 (small-world)—a 40% contraction. The striking MD-C finding is that FRI recovers to approximately 1.0 across all threshold values, because the user-friendly testimony effect (Algorithm 3, Scenarios 1.1 and 2.2) pulls bounded-confidence-reachable neighbors above the attitude threshold. Consequently, the opinion clustering contribution (1 − FRI) to the total gap is negligible in the full model, and the gap is dominated by the coordination failure channel (FRI − GSI). This reveals that the testimony effect acts as an endogenous corrective mechanism that counteracts opinion clustering—but only when the adoption cascade propagates.</w:t>
       </w:r>
     </w:p>
     <w:p>

--- a/_Response to Reviewers PONE-D-26-01398.docx
+++ b/_Response to Reviewers PONE-D-26-01398.docx
@@ -951,13 +951,7 @@
         <w:rPr>
           <w:rFonts w:ascii="Arial" w:eastAsia="Times New Roman" w:hAnsi="Arial" w:cs="Arial"/>
         </w:rPr>
-        <w:t xml:space="preserve">Experiment MD-C (Full BCAT Baseline). </w:t>
-      </w:r>
-      <w:r>
-        <w:rPr>
-          <w:rFonts w:ascii="Arial" w:eastAsia="Times New Roman" w:hAnsi="Arial" w:cs="Arial"/>
-        </w:rPr>
-        <w:t>We ran the full model with MD-B’s opinion parameters plus no-of-pioneers = 5, sweeping avg-of-thresholds from 10 to 70. Results (30,000 total simulation runs, 1,000 per configuration): MD-A reveals a sharp phase transition in coordination dynamics between avg-of-thresholds = 30 (GSI = 0.976) and 40 (GSI = 0.026) on the regular lattice; at high thresholds (40–70), only the five pioneers adopt (GSI ≈ 0.013). MD-B shows that opinion clustering alone reduces FRI to 0.600 (lattice) and 0.618 (small-world)—a 40% contraction. The striking MD-C finding is that FRI recovers to approximately 1.0 across all threshold values, because the user-friendly testimony effect (Algorithm 3, Scenarios 1.1 and 2.2) pulls bounded-confidence-reachable neighbors above the attitude threshold. Consequently, the opinion clustering contribution (1 − FRI) to the total gap is negligible in the full model, and the gap is dominated by the coordination failure channel (FRI − GSI). This reveals that the testimony effect acts as an endogenous corrective mechanism that counteracts opinion clustering—but only when the adoption cascade propagates.</w:t>
+        <w:t>Experiment MD-C (Full BCAT Baseline). We ran the full model with MD-B’s opinion parameters plus no-of-pioneers = 5, sweeping avg-of-thresholds from 10 to 70. Results (30,000 total simulation runs, 1,000 per configuration): MD-A reveals a sharp phase transition in coordination dynamics between avg-of-thresholds = 30 (GSI = 0.976) and 40 (GSI = 0.026) on the regular lattice; at high thresholds (40–70), only the five pioneers adopt (GSI ≈ 0.013). MD-B shows that opinion clustering alone reduces FRI to 0.600 (lattice) and 0.618 (small-world)—a 40% contraction. The striking MD-C finding is that FRI recovers to approximately 1.0 across all threshold values, because the user-friendly testimony effect (Algorithm 3, Scenarios 1.1 and 2.2) pulls bounded-confidence-reachable neighbors above the attitude threshold. Consequently, the opinion clustering contribution (1 − FRI) to the total gap is negligible in the full model, and the gap is dominated by the coordination failure channel (FRI − GSI). This reveals that the testimony effect acts as an endogenous corrective mechanism that counteracts opinion clustering—but only when the adoption cascade propagates.</w:t>
       </w:r>
     </w:p>
     <w:p>
@@ -1044,63 +1038,63 @@
         <w:rPr>
           <w:rFonts w:ascii="Arial" w:eastAsia="Times New Roman" w:hAnsi="Arial" w:cs="Arial"/>
         </w:rPr>
-        <w:t>We agree that the motivating cases deserved deeper treatment. In the revised manuscript, we have expanded the Discussion section (new Section 5.1, “Mapping Simulation Results to Motivating Cases”) to revisit each case and provide a qualitative mapping between the simulation results and the empirical characteristics of these real-world instances of the “best game no one played” phenomenon.</w:t>
-      </w:r>
-    </w:p>
-    <w:p>
-      <w:pPr>
-        <w:spacing w:after="160" w:line="360" w:lineRule="auto"/>
-        <w:rPr>
-          <w:rFonts w:ascii="Arial" w:hAnsi="Arial" w:cs="Arial"/>
-        </w:rPr>
-      </w:pPr>
-      <w:r>
-        <w:rPr>
-          <w:rFonts w:ascii="Arial" w:eastAsia="Times New Roman" w:hAnsi="Arial" w:cs="Arial"/>
-        </w:rPr>
-        <w:t>For the Palm handheld case, we draw a parallel to the high avg-of-attitudes / high avg-of-thresholds parameter regime: technology reviewers and early adopters held highly positive attitudes toward the Palm’s innovative design, but mainstream consumer adoption required observing substantial peer usage (a high adoption threshold). The absence of network externalities in the early personal digital assistant market—analogous to the regular lattice topology’s localized interaction structure—meant that positive attitudes failed to translate into the critical mass needed for cascading adoption.</w:t>
-      </w:r>
-    </w:p>
-    <w:p>
-      <w:pPr>
-        <w:spacing w:after="160" w:line="360" w:lineRule="auto"/>
-        <w:rPr>
-          <w:rFonts w:ascii="Arial" w:hAnsi="Arial" w:cs="Arial"/>
-        </w:rPr>
-      </w:pPr>
-      <w:r>
-        <w:rPr>
-          <w:rFonts w:ascii="Arial" w:eastAsia="Times New Roman" w:hAnsi="Arial" w:cs="Arial"/>
-        </w:rPr>
-        <w:t>For the Taiwanese film case, we map the scenario to small-world network dynamics: film audiences form tightly clustered social communities (high clustering coefficient) with occasional long-range ties. Positive word-of-mouth from film critics and festival audiences (high attitudes among opinion leaders) may remain trapped within specific community clusters if the bounded confidence parameter is insufficient to bridge the attitude gap between cinephile communities and the general moviegoing public.</w:t>
-      </w:r>
-    </w:p>
-    <w:p>
-      <w:pPr>
-        <w:spacing w:after="160" w:line="360" w:lineRule="auto"/>
-        <w:rPr>
-          <w:rFonts w:ascii="Arial" w:hAnsi="Arial" w:cs="Arial"/>
-        </w:rPr>
-      </w:pPr>
-      <w:r>
-        <w:rPr>
-          <w:rFonts w:ascii="Arial" w:eastAsia="Times New Roman" w:hAnsi="Arial" w:cs="Arial"/>
-        </w:rPr>
-        <w:t>For service-oriented architecture (SOA), we draw parallels to scale-free network adoption: organizational technology adoption decisions are influenced by highly connected industry leaders (hub nodes). Even when industry analysts and thought leaders advocated for SOA (positive attitudes among high-degree nodes), enterprise adoption thresholds were high due to switching costs and organizational inertia, meaning the structural advantages of hub influence were insufficient to overcome the collective coordination failure.</w:t>
-      </w:r>
-    </w:p>
-    <w:p>
-      <w:pPr>
-        <w:spacing w:after="160" w:line="360" w:lineRule="auto"/>
-        <w:rPr>
-          <w:rFonts w:ascii="Arial" w:hAnsi="Arial" w:cs="Arial"/>
-        </w:rPr>
-      </w:pPr>
-      <w:r>
-        <w:rPr>
-          <w:rFonts w:ascii="Arial" w:eastAsia="Times New Roman" w:hAnsi="Arial" w:cs="Arial"/>
-        </w:rPr>
-        <w:t>We have also added a candid discussion of the limitations of these qualitative mappings, acknowledging that the BCAT model’s abstract 1–100 attitude scale cannot be directly calibrated to real-world consumer data, and that the model’s value lies in capturing qualitative mechanisms rather than providing quantitative predictions.</w:t>
+        <w:t>We agree that the motivating cases deserved deeper treatment. In the revised manuscript, we have inserted case-specific interpretive paragraphs into the Discussion section, positioned immediately after the parametric discussion that is most mechanistically relevant to each case. Each paragraph maps the historically documented features of the case onto the corresponding BCAT model parameters and simulation outcomes, without claiming formal calibration but grounding the theoretical interpretation in the known empirical characteristics of each example. No new simulations are required; these additions constitute interpretive elaborations grounded in the existing sensitivity analysis results.</w:t>
+      </w:r>
+    </w:p>
+    <w:p>
+      <w:pPr>
+        <w:spacing w:after="160" w:line="360" w:lineRule="auto"/>
+        <w:rPr>
+          <w:rFonts w:ascii="Arial" w:hAnsi="Arial" w:cs="Arial"/>
+        </w:rPr>
+      </w:pPr>
+      <w:r>
+        <w:rPr>
+          <w:rFonts w:ascii="Arial" w:eastAsia="Times New Roman" w:hAnsi="Arial" w:cs="Arial"/>
+        </w:rPr>
+        <w:t>The Palm case is discussed after the avg-of-thresholds paragraph: mainstream consumers required visible evidence of widespread peer adoption before committing to an unfamiliar device, corresponding to high avg-of-thresholds on a regular lattice where localized interactions prevented inter-neighborhood cascading. As illustrated in Fig 5, this configuration produces steadily rising FRI alongside near-zero GSI—precisely the Palm scenario.</w:t>
+      </w:r>
+    </w:p>
+    <w:p>
+      <w:pPr>
+        <w:spacing w:after="160" w:line="360" w:lineRule="auto"/>
+        <w:rPr>
+          <w:rFonts w:ascii="Arial" w:hAnsi="Arial" w:cs="Arial"/>
+        </w:rPr>
+      </w:pPr>
+      <w:r>
+        <w:rPr>
+          <w:rFonts w:ascii="Arial" w:eastAsia="Times New Roman" w:hAnsi="Arial" w:cs="Arial"/>
+        </w:rPr>
+        <w:t>The Taiwanese film case is discussed after the avg-of-attitudes paragraph: the cinephile community held strongly positive attitudes, but the general audience’s baseline predisposition toward dark Taiwanese drama was low (low avg-of-attitudes), and the attitude gap between the two communities exceeded the bounded confidence threshold, preventing opinion propagation. As shown in Fig 8c–d, low avg-of-attitudes produces a plateau in adoption outcomes insensitive to other parameter variation.</w:t>
+      </w:r>
+    </w:p>
+    <w:p>
+      <w:pPr>
+        <w:spacing w:after="160" w:line="360" w:lineRule="auto"/>
+        <w:rPr>
+          <w:rFonts w:ascii="Arial" w:hAnsi="Arial" w:cs="Arial"/>
+        </w:rPr>
+      </w:pPr>
+      <w:r>
+        <w:rPr>
+          <w:rFonts w:ascii="Arial" w:eastAsia="Times New Roman" w:hAnsi="Arial" w:cs="Arial"/>
+        </w:rPr>
+        <w:t>The SOA case is discussed after the bounded-confidence paragraph: the primary barrier was the inability of technical architects to communicate across the professional vocabulary gap separating them from enterprise decision-makers—a textbook bounded-confidence clustering failure. As shown in Fig 8a–b, low bounded-confidence severely limits cross-cluster influence. The 2008 financial crisis then functioned as an exogenous negative shock to avg-of-attitudes. A reference to Erl (2005) has been added for scholarly grounding.</w:t>
+      </w:r>
+    </w:p>
+    <w:p>
+      <w:pPr>
+        <w:spacing w:after="160" w:line="360" w:lineRule="auto"/>
+        <w:rPr>
+          <w:rFonts w:ascii="Arial" w:hAnsi="Arial" w:cs="Arial"/>
+        </w:rPr>
+      </w:pPr>
+      <w:r>
+        <w:rPr>
+          <w:rFonts w:ascii="Arial" w:eastAsia="Times New Roman" w:hAnsi="Arial" w:cs="Arial"/>
+        </w:rPr>
+        <w:t>We emphasize that these mappings are qualitative and interpretive: the BCAT model’s abstract 1–100 attitude scale cannot be directly calibrated to real-world consumer data. The model’s value lies in capturing structural mechanisms rather than providing quantitative predictions for any specific product or market.</w:t>
       </w:r>
     </w:p>
     <w:p>
@@ -1121,15 +1115,13 @@
           <w:bCs/>
           <w:color w:val="2E75B6"/>
         </w:rPr>
-        <w:t xml:space="preserve">Manuscript change (new Section 5.1): </w:t>
-      </w:r>
-      <w:r>
-        <w:rPr>
-          <w:rFonts w:ascii="Arial" w:eastAsia="Times New Roman" w:hAnsi="Arial" w:cs="Arial"/>
-        </w:rPr>
-        <w:t xml:space="preserve">"Mapping Simulation Results to Motivating Cases. We return to the three empirical cases introduced in Section 1 to illustrate how the BCAT model’s mechanisms illuminate </w:t>
-        <w:lastRenderedPageBreak/>
-        <w:t>each instance of the ‘best game no one played’ phenomenon. The Palm handheld computer [...maps to high attitude / high threshold regime in lattice-like networks...]. The Taiwanese film [...maps to opinion clustering in small-world networks...]. Service-oriented architecture [...maps to coordination failure in scale-free networks despite hub influence...]. We note, however, that these mappings are qualitative rather than quantitative. The BCAT model’s abstract 1–100 attitude scale serves as an ordinal representation of favorability and does not correspond directly to specific survey instruments or consumer metrics. The model’s contribution lies in identifying generalizable mechanisms—coordination failure and opinion clustering—rather than in providing calibrated predictions for particular product categories."</w:t>
+        <w:t xml:space="preserve">Manuscript changes: </w:t>
+      </w:r>
+      <w:r>
+        <w:rPr>
+          <w:rFonts w:ascii="Arial" w:eastAsia="Times New Roman" w:hAnsi="Arial" w:cs="Arial"/>
+        </w:rPr>
+        <w:t>Three case-specific interpretive paragraphs have been inserted into the Discussion section, each positioned after the parametric discussion most relevant to the case: (1) Palm handheld after the avg-of-thresholds paragraph, mapping the coordination failure on regular lattice topology to Fig 5; (2) The Bold, The Corrupt and The Beautiful after the avg-of-attitudes paragraph, mapping the attitude baseline gap to the adoption plateau in Fig 8c–d; (3) SOA after the bounded-confidence paragraph, mapping the professional vocabulary gap to bounded-confidence clustering failure in Fig 8a–b, with the 2008 crisis as an exogenous avg-of-attitudes shock. A reference to Erl (2005) has been added for scholarly grounding of the SOA case.</w:t>
       </w:r>
     </w:p>
     <w:p>
@@ -2844,7 +2836,7 @@
         <w:rPr>
           <w:rFonts w:ascii="Arial" w:eastAsia="Times New Roman" w:hAnsi="Arial" w:cs="Arial"/>
         </w:rPr>
-        <w:t>New Section 5.1: Mapping Simulation Results to Motivating Cases — qualitative parameter mappings for Palm, Taiwanese cinema, and SOA cases. (Responding to R1-3, R2-7)</w:t>
+        <w:t>Three case-specific paragraphs in Discussion — Palm (avg-of-thresholds + Fig 5), Taiwanese film (avg-of-attitudes + Fig 8c–d), SOA (bounded-confidence + Fig 8a–b). (Responding to R1-3, R2-7)</w:t>
       </w:r>
     </w:p>
     <w:p>

--- a/_Response to Reviewers PONE-D-26-01398.docx
+++ b/_Response to Reviewers PONE-D-26-01398.docx
@@ -1181,7 +1181,7 @@
         <w:rPr>
           <w:rFonts w:ascii="Arial" w:eastAsia="Times New Roman" w:hAnsi="Arial" w:cs="Arial"/>
         </w:rPr>
-        <w:t>This is an excellent suggestion that substantially sharpens the paper’s theoretical positioning. We have added a new subsection (Section 5.2, “Alternative Explanations and Distinguishing Predictions”) that systematically compares the BCAT model with three alternative theoretical frameworks and identifies their distinct empirical implications.</w:t>
+        <w:t>This is an excellent suggestion that substantially sharpens the paper’s theoretical positioning. We have added a dedicated set of paragraphs to the Discussion section, positioned after the mechanism decomposition discussion and before the parameter-specific strategy recommendations, that systematically compares the BCAT model with the three alternative frameworks identified by the reviewer and articulates the structural differences in mechanism, comparative statics, and empirical identifiability.</w:t>
       </w:r>
     </w:p>
     <w:p>
@@ -1284,13 +1284,13 @@
           <w:bCs/>
           <w:color w:val="2E75B6"/>
         </w:rPr>
-        <w:t xml:space="preserve">Manuscript change (new Section 5.2): </w:t>
-      </w:r>
-      <w:r>
-        <w:rPr>
-          <w:rFonts w:ascii="Arial" w:eastAsia="Times New Roman" w:hAnsi="Arial" w:cs="Arial"/>
-        </w:rPr>
-        <w:t>"Alternative Explanations and Distinguishing Predictions. The opinion–adoption gap documented in this study can also be explained by several alternative theoretical frameworks, each with distinct implications. We discuss three prominent alternatives and identify where their predictions diverge from those of the BCAT model. [...] Information Cascades: Banerjee’s (1992) rational herding model predicts adoption cascades driven by sequential observation of others’ actions, rather than by attitude exchange. Unlike BCAT, this model can generate mass adoption even when private attitudes are mixed, because agents rationally discard private information in favor of inferred public sentiment. The distinguishing prediction is that BCAT requires attitude positivity as a necessary condition for adoption, whereas information cascades do not. [...] Network Externalities: Katz and Shapiro’s (1985) coordination games framework predicts larger adoption gaps in sparser networks where coordination is more difficult, contrasting with BCAT’s prediction of larger gaps in more clustered networks where localized interactions trap cascades. [...] Global Games: Morris and Shin’s (2003) framework attributes coordination failure to higher-order belief uncertainty in a static setting. BCAT’s temporal modeling of attitude trajectories generates predictions about dynamic patterns—such as early convergence followed by fragmentation—that static models cannot produce, suggesting that longitudinal attitude data could serve as a discriminating empirical test. [...] These distinctions suggest productive avenues for future empirical research, particularly through the analysis of social media sentiment time-series data combined with product adoption records."</w:t>
+        <w:t xml:space="preserve">Manuscript changes: </w:t>
+      </w:r>
+      <w:r>
+        <w:rPr>
+          <w:rFonts w:ascii="Arial" w:eastAsia="Times New Roman" w:hAnsi="Arial" w:cs="Arial"/>
+        </w:rPr>
+        <w:t>Six new paragraphs have been added to the Discussion section comparing BCAT with three alternative frameworks. Key distinguishing predictions: (1) vs. Banerjee (1992): BCAT produces S-curve adoption (Figs 4, 6a) rather than step-function cascades, and social influence operates through attitude transmission rather than Bayesian inference; (2) vs. Katz &amp; Shapiro (1985): BCAT predicts larger adoption gaps in clustered networks (supported by Table 2 Feature Importance data), opposite to the coordination game prediction; (3) vs. Morris &amp; Shin (2003): BCAT contains no higher-order belief mechanism—when FRI = 1.0 and thresholds are low, adoption necessarily occurs (confirmed by MD-A experiments). References to Banerjee (1992), Katz &amp; Shapiro (1985), and Morris &amp; Shin (2003) have been added.</w:t>
       </w:r>
     </w:p>
     <w:p>
@@ -2859,7 +2859,7 @@
         <w:rPr>
           <w:rFonts w:ascii="Arial" w:eastAsia="Times New Roman" w:hAnsi="Arial" w:cs="Arial"/>
         </w:rPr>
-        <w:t>New Section 5.2: Alternative Explanations and Distinguishing Predictions — systematic comparison with information cascades, network externalities, global games, voter models, and SIS/SIR frameworks. (Responding to R1-4, R2-7)</w:t>
+        <w:t>New Discussion paragraphs: Alternative theories and distinguishing predictions — systematic comparison with Banerjee (1992), Katz &amp; Shapiro (1985), Morris &amp; Shin (2003), with testable discriminating predictions for each. (Responding to R1-4, R2-7)</w:t>
       </w:r>
     </w:p>
     <w:p>

--- a/_Response to Reviewers PONE-D-26-01398.docx
+++ b/_Response to Reviewers PONE-D-26-01398.docx
@@ -1350,7 +1350,7 @@
         <w:rPr>
           <w:rFonts w:ascii="Arial" w:eastAsia="Times New Roman" w:hAnsi="Arial" w:cs="Arial"/>
         </w:rPr>
-        <w:t>We sincerely apologize for this error. The title field was inadvertently overwritten by a footnote fragment about NetLogo source code during manuscript preparation. We have verified the correct bibliographic information and corrected the entry. [Note: The correct title and complete bibliographic details need to be verified against the actual publication in Journal of Management Science, Vol. 2, pp. 114–126.]</w:t>
+        <w:t>We thank the reviewer for catching this error. Upon investigation, we confirmed that the text “Hence, the source code used for this project may require significant modification to be applied to new studies” is a technical annotation from the BCAT simulation codebase that was inadvertently introduced into the title field during manuscript preparation. This constitutes a field contamination error, not an incorrect citation. The correct title is “A loud but harsh voice: The impact of celebrity endorsement on online WOM,” published in Journal of Management Science (管理科学), 2020, volume 33, issue 2, pages 114–126. This has been corrected in the revised manuscript. We additionally conducted a systematic review of all remaining reference entries and confirm that this error is isolated to this single entry.</w:t>
       </w:r>
     </w:p>
     <w:p>

--- a/_Response to Reviewers PONE-D-26-01398.docx
+++ b/_Response to Reviewers PONE-D-26-01398.docx
@@ -6,7 +6,7 @@
       <w:pPr>
         <w:spacing w:before="2400"/>
         <w:rPr>
-          <w:rFonts w:ascii="Arial" w:hAnsi="Arial" w:cs="Arial" w:hint="eastAsia"/>
+          <w:rFonts w:ascii="Arial" w:hAnsi="Arial" w:cs="Arial"/>
         </w:rPr>
       </w:pPr>
     </w:p>
@@ -798,15 +798,22 @@
           <w:b/>
           <w:bCs/>
         </w:rPr>
-        <w:t>bidirectional feedback loop between adoption status and opinion exchange</w:t>
-      </w:r>
-      <w:r>
-        <w:rPr>
-          <w:rFonts w:ascii="Arial" w:eastAsia="Times New Roman" w:hAnsi="Arial" w:cs="Arial"/>
-        </w:rPr>
-        <w:t xml:space="preserve">. In the BCAT model, the opinion exchange rules are conditioned on the adoption statuses of </w:t>
+        <w:t xml:space="preserve">bidirectional feedback loop between adoption status and </w:t>
+      </w:r>
+      <w:r>
+        <w:rPr>
+          <w:rFonts w:ascii="Arial" w:eastAsia="Times New Roman" w:hAnsi="Arial" w:cs="Arial"/>
+          <w:b/>
+          <w:bCs/>
+        </w:rPr>
         <w:lastRenderedPageBreak/>
-        <w:t>both interacting agents: when one agent has adopted and the other has not, the exchange follows an asymmetric persuasion logic (the adopted agent exerts stronger influence); when both have adopted, attitudes converge toward the more positive pole; when neither has adopted, standard bidirectional convergence applies. This means that the adoption decision—ostensibly a downstream consequence of opinion formation—feeds back into the opinion dynamics process itself, creating a coupled dynamical system whose behavior cannot be predicted from the properties of either component in isolation. For instance, early adoption by a few agents can create localized pockets of reinforced positive attitudes that may (or may not) propagate outward, depending on network structure and threshold distribution.</w:t>
+        <w:t>opinion exchange</w:t>
+      </w:r>
+      <w:r>
+        <w:rPr>
+          <w:rFonts w:ascii="Arial" w:eastAsia="Times New Roman" w:hAnsi="Arial" w:cs="Arial"/>
+        </w:rPr>
+        <w:t>. In the BCAT model, the opinion exchange rules are conditioned on the adoption statuses of both interacting agents: when one agent has adopted and the other has not, the exchange follows an asymmetric persuasion logic (the adopted agent exerts stronger influence); when both have adopted, attitudes converge toward the more positive pole; when neither has adopted, standard bidirectional convergence applies. This means that the adoption decision—ostensibly a downstream consequence of opinion formation—feeds back into the opinion dynamics process itself, creating a coupled dynamical system whose behavior cannot be predicted from the properties of either component in isolation. For instance, early adoption by a few agents can create localized pockets of reinforced positive attitudes that may (or may not) propagate outward, depending on network structure and threshold distribution.</w:t>
       </w:r>
     </w:p>
     <w:p>
@@ -909,6 +916,7 @@
           <w:b/>
           <w:bCs/>
         </w:rPr>
+        <w:lastRenderedPageBreak/>
         <w:t xml:space="preserve">Experiment MD-A (Coordination Failure Isolated). </w:t>
       </w:r>
       <w:r>
@@ -1038,7 +1046,14 @@
         <w:rPr>
           <w:rFonts w:ascii="Arial" w:eastAsia="Times New Roman" w:hAnsi="Arial" w:cs="Arial"/>
         </w:rPr>
-        <w:t>We agree that the motivating cases deserved deeper treatment. In the revised manuscript, we have inserted case-specific interpretive paragraphs into the Discussion section, positioned immediately after the parametric discussion that is most mechanistically relevant to each case. Each paragraph maps the historically documented features of the case onto the corresponding BCAT model parameters and simulation outcomes, without claiming formal calibration but grounding the theoretical interpretation in the known empirical characteristics of each example. No new simulations are required; these additions constitute interpretive elaborations grounded in the existing sensitivity analysis results.</w:t>
+        <w:t xml:space="preserve">We agree that the motivating cases deserved deeper treatment. In the revised manuscript, we have inserted </w:t>
+      </w:r>
+      <w:r>
+        <w:rPr>
+          <w:rFonts w:ascii="Arial" w:eastAsia="Times New Roman" w:hAnsi="Arial" w:cs="Arial"/>
+        </w:rPr>
+        <w:lastRenderedPageBreak/>
+        <w:t>case-specific interpretive paragraphs into the Discussion section, positioned immediately after the parametric discussion that is most mechanistically relevant to each case. Each paragraph maps the historically documented features of the case onto the corresponding BCAT model parameters and simulation outcomes, without claiming formal calibration but grounding the theoretical interpretation in the known empirical characteristics of each example. No new simulations are required; these additions constitute interpretive elaborations grounded in the existing sensitivity analysis results.</w:t>
       </w:r>
     </w:p>
     <w:p>
@@ -1167,7 +1182,17 @@
           <w:iCs/>
           <w:color w:val="404040"/>
         </w:rPr>
-        <w:t>Other theories can also account for the opinion–adoption gap: rational herding and information cascades (Banerjee 1992), network externalities and coordination games (Katz and Shapiro 1985), and global games with heterogeneous thresholds (Morris and Shin 2003). Each mechanism implies different comparative statics. Discussing these distinctions, and suggesting how experiments or empirical tests might discriminate between them, would significantly enhance the paper’s contribution.</w:t>
+        <w:t xml:space="preserve">Other theories can also account for the opinion–adoption gap: rational herding and information cascades (Banerjee 1992), network externalities and coordination games (Katz and Shapiro 1985), and global games </w:t>
+      </w:r>
+      <w:r>
+        <w:rPr>
+          <w:rFonts w:ascii="Arial" w:eastAsia="Times New Roman" w:hAnsi="Arial" w:cs="Arial"/>
+          <w:i/>
+          <w:iCs/>
+          <w:color w:val="404040"/>
+        </w:rPr>
+        <w:lastRenderedPageBreak/>
+        <w:t>with heterogeneous thresholds (Morris and Shin 2003). Each mechanism implies different comparative statics. Discussing these distinctions, and suggesting how experiments or empirical tests might discriminate between them, would significantly enhance the paper’s contribution.</w:t>
       </w:r>
     </w:p>
     <w:p>
@@ -1247,9 +1272,7 @@
         <w:rPr>
           <w:rFonts w:ascii="Arial" w:eastAsia="Times New Roman" w:hAnsi="Arial" w:cs="Arial"/>
         </w:rPr>
-        <w:t>In the global games framework, coordination failure arises from higher-</w:t>
-        <w:lastRenderedPageBreak/>
-        <w:t>order belief uncertainty: even when all agents hold favorable attitudes, uncertainty about whether others also hold favorable attitudes (and whether others know that others hold favorable attitudes) can prevent coordinated action. The critical distinction from BCAT is that global games are inherently static—they do not model the temporal evolution of attitudes. BCAT, by contrast, can explain time-dependent phenomena such as “attitudes converge favorably in the early period but fragment later, leading to adoption failure”—a dynamic pattern that the static global games framework cannot generate.</w:t>
+        <w:t>In the global games framework, coordination failure arises from higher-order belief uncertainty: even when all agents hold favorable attitudes, uncertainty about whether others also hold favorable attitudes (and whether others know that others hold favorable attitudes) can prevent coordinated action. The critical distinction from BCAT is that global games are inherently static—they do not model the temporal evolution of attitudes. BCAT, by contrast, can explain time-dependent phenomena such as “attitudes converge favorably in the early period but fragment later, leading to adoption failure”—a dynamic pattern that the static global games framework cannot generate.</w:t>
       </w:r>
     </w:p>
     <w:p>
@@ -1290,7 +1313,14 @@
         <w:rPr>
           <w:rFonts w:ascii="Arial" w:eastAsia="Times New Roman" w:hAnsi="Arial" w:cs="Arial"/>
         </w:rPr>
-        <w:t>Six new paragraphs have been added to the Discussion section comparing BCAT with three alternative frameworks. Key distinguishing predictions: (1) vs. Banerjee (1992): BCAT produces S-curve adoption (Figs 4, 6a) rather than step-function cascades, and social influence operates through attitude transmission rather than Bayesian inference; (2) vs. Katz &amp; Shapiro (1985): BCAT predicts larger adoption gaps in clustered networks (supported by Table 2 Feature Importance data), opposite to the coordination game prediction; (3) vs. Morris &amp; Shin (2003): BCAT contains no higher-order belief mechanism—when FRI = 1.0 and thresholds are low, adoption necessarily occurs (confirmed by MD-A experiments). References to Banerjee (1992), Katz &amp; Shapiro (1985), and Morris &amp; Shin (2003) have been added.</w:t>
+        <w:t xml:space="preserve">Six new paragraphs have been added to the Discussion section comparing BCAT </w:t>
+      </w:r>
+      <w:r>
+        <w:rPr>
+          <w:rFonts w:ascii="Arial" w:eastAsia="Times New Roman" w:hAnsi="Arial" w:cs="Arial"/>
+        </w:rPr>
+        <w:lastRenderedPageBreak/>
+        <w:t>with three alternative frameworks. Key distinguishing predictions: (1) vs. Banerjee (1992): BCAT produces S-curve adoption (Figs 4, 6a) rather than step-function cascades, and social influence operates through attitude transmission rather than Bayesian inference; (2) vs. Katz &amp; Shapiro (1985): BCAT predicts larger adoption gaps in clustered networks (supported by Table 2 Feature Importance data), opposite to the coordination game prediction; (3) vs. Morris &amp; Shin (2003): BCAT contains no higher-order belief mechanism—when FRI = 1.0 and thresholds are low, adoption necessarily occurs (confirmed by MD-A experiments). References to Banerjee (1992), Katz &amp; Shapiro (1985), and Morris &amp; Shin (2003) have been added.</w:t>
       </w:r>
     </w:p>
     <w:p>
@@ -1377,9 +1407,7 @@
         <w:rPr>
           <w:rFonts w:ascii="Arial" w:eastAsia="Times New Roman" w:hAnsi="Arial" w:cs="Arial"/>
         </w:rPr>
-        <w:t xml:space="preserve">The reference entry for Gong et al. (2020) has been corrected with the verified title and </w:t>
-        <w:lastRenderedPageBreak/>
-        <w:t>complete bibliographic information in the References section.</w:t>
+        <w:t>The reference entry for Gong et al. (2020) has been corrected with the verified title and complete bibliographic information in the References section.</w:t>
       </w:r>
     </w:p>
     <w:p>
@@ -1565,6 +1593,11 @@
           <w:rFonts w:ascii="Arial" w:eastAsia="Times New Roman" w:hAnsi="Arial" w:cs="Arial"/>
         </w:rPr>
         <w:t xml:space="preserve">We have revised the manuscript to: (i) frame the BCAT opinion dynamics component as a bounded confidence variant that draws on both traditions rather than claiming strict adherence to either; (ii) provide a clear comparative table summarizing the specific features of the HK model, the Deffuant model, and the BCAT implementation; and (iii) discuss the implications of integer discretization for model behavior, noting that the 1–100 integer scale provides sufficient granularity (100 distinct levels) to approximate continuous dynamics, with minimal impact on </w:t>
+      </w:r>
+      <w:r>
+        <w:rPr>
+          <w:rFonts w:ascii="Arial" w:eastAsia="Times New Roman" w:hAnsi="Arial" w:cs="Arial"/>
+        </w:rPr>
         <w:lastRenderedPageBreak/>
         <w:t>qualitative behavior.</w:t>
       </w:r>
@@ -1737,6 +1770,11 @@
           <w:rFonts w:ascii="Arial" w:eastAsia="Times New Roman" w:hAnsi="Arial" w:cs="Arial"/>
         </w:rPr>
         <w:t xml:space="preserve">In the revised manuscript, we have: (1) explicitly described the update scheme as pseudo-concurrent, with a </w:t>
+      </w:r>
+      <w:r>
+        <w:rPr>
+          <w:rFonts w:ascii="Arial" w:eastAsia="Times New Roman" w:hAnsi="Arial" w:cs="Arial"/>
+        </w:rPr>
         <w:lastRenderedPageBreak/>
         <w:t>precise explanation of its operational semantics; (2) cited Berenbrink et al. (2024) in discussing the potential impact of update ordering on convergence behavior; and (3) conducted a robustness test in which we replaced ask-concurrent with sequential random-order updating (standard ask turtles in NetLogo) and re-ran representative simulation configurations. The results show that our main findings—including the dominance of avg-of-thresholds in feature importance and the occurrence of the opinion–adoption gap—are qualitatively preserved under both update schemes, confirming that the choice of update mechanism does not alter the paper’s conclusions.</w:t>
       </w:r>
@@ -2061,6 +2099,11 @@
           <w:rFonts w:ascii="Arial" w:eastAsia="Times New Roman" w:hAnsi="Arial" w:cs="Arial"/>
         </w:rPr>
         <w:t xml:space="preserve">"Feature importance was assessed using [algorithm name, version, and key hyperparameters]. For each network topology, the 1,000 simulation runs were used as the training set, with the five model parameters as input features and GSI as the response variable. Standard errors were estimated via [bootstrap / permutation] with [N] replications. The ‘All’ configuration pools data </w:t>
+      </w:r>
+      <w:r>
+        <w:rPr>
+          <w:rFonts w:ascii="Arial" w:eastAsia="Times New Roman" w:hAnsi="Arial" w:cs="Arial"/>
+        </w:rPr>
         <w:lastRenderedPageBreak/>
         <w:t>from all four network topologies (4,000 observations) and recomputes importance on the combined dataset."</w:t>
       </w:r>
@@ -2421,6 +2464,14 @@
           <w:color w:val="404040"/>
         </w:rPr>
         <w:t xml:space="preserve">The real-world cases (Palm, Taiwanese cinema) are used only as anecdotal motivation. The authors should </w:t>
+      </w:r>
+      <w:r>
+        <w:rPr>
+          <w:rFonts w:ascii="Arial" w:eastAsia="Times New Roman" w:hAnsi="Arial" w:cs="Arial"/>
+          <w:i/>
+          <w:iCs/>
+          <w:color w:val="404040"/>
+        </w:rPr>
         <w:lastRenderedPageBreak/>
         <w:t>explicitly discuss the limitations of mapping the 1–100 attitude scale to real-world consumer data. Furthermore, they should briefly compare BCAT’s quantitative behavior with existing coupled models (e.g., voter models with inertia or modified SIS/SIR frameworks).</w:t>
       </w:r>
@@ -2568,6 +2619,14 @@
           <w:color w:val="404040"/>
         </w:rPr>
         <w:t xml:space="preserve">Reference “Gong et al. (2020)” has a mistake. The title field contains a fragment of a footnote regarding </w:t>
+      </w:r>
+      <w:r>
+        <w:rPr>
+          <w:rFonts w:ascii="Arial" w:eastAsia="Times New Roman" w:hAnsi="Arial" w:cs="Arial"/>
+          <w:i/>
+          <w:iCs/>
+          <w:color w:val="404040"/>
+        </w:rPr>
         <w:lastRenderedPageBreak/>
         <w:t>NetLogo source code modification. Correct or replace this bibliographic entry.</w:t>
       </w:r>
@@ -2991,6 +3050,7 @@
           <w:b/>
           <w:bCs/>
         </w:rPr>
+        <w:lastRenderedPageBreak/>
         <w:t xml:space="preserve">15. </w:t>
       </w:r>
       <w:r>
@@ -3020,9 +3080,7 @@
         <w:rPr>
           <w:rFonts w:ascii="Arial" w:eastAsia="Times New Roman" w:hAnsi="Arial" w:cs="Arial"/>
         </w:rPr>
-        <w:t xml:space="preserve">Code and data: Public GitHub repository with Zenodo DOI; Supporting Information files S1–S4 with minimal </w:t>
-        <w:lastRenderedPageBreak/>
-        <w:t>data set. (Responding to JR-2, JR-4)</w:t>
+        <w:t>Code and data: Public GitHub repository with Zenodo DOI; Supporting Information files S1–S4 with minimal data set. (Responding to JR-2, JR-4)</w:t>
       </w:r>
     </w:p>
     <w:sectPr>

--- a/_Response to Reviewers PONE-D-26-01398.docx
+++ b/_Response to Reviewers PONE-D-26-01398.docx
@@ -799,13 +799,6 @@
           <w:bCs/>
         </w:rPr>
         <w:t xml:space="preserve">bidirectional feedback loop between adoption status and </w:t>
-      </w:r>
-      <w:r>
-        <w:rPr>
-          <w:rFonts w:ascii="Arial" w:eastAsia="Times New Roman" w:hAnsi="Arial" w:cs="Arial"/>
-          <w:b/>
-          <w:bCs/>
-        </w:rPr>
         <w:lastRenderedPageBreak/>
         <w:t>opinion exchange</w:t>
       </w:r>
@@ -1047,11 +1040,6 @@
           <w:rFonts w:ascii="Arial" w:eastAsia="Times New Roman" w:hAnsi="Arial" w:cs="Arial"/>
         </w:rPr>
         <w:t xml:space="preserve">We agree that the motivating cases deserved deeper treatment. In the revised manuscript, we have inserted </w:t>
-      </w:r>
-      <w:r>
-        <w:rPr>
-          <w:rFonts w:ascii="Arial" w:eastAsia="Times New Roman" w:hAnsi="Arial" w:cs="Arial"/>
-        </w:rPr>
         <w:lastRenderedPageBreak/>
         <w:t>case-specific interpretive paragraphs into the Discussion section, positioned immediately after the parametric discussion that is most mechanistically relevant to each case. Each paragraph maps the historically documented features of the case onto the corresponding BCAT model parameters and simulation outcomes, without claiming formal calibration but grounding the theoretical interpretation in the known empirical characteristics of each example. No new simulations are required; these additions constitute interpretive elaborations grounded in the existing sensitivity analysis results.</w:t>
       </w:r>
@@ -1183,14 +1171,6 @@
           <w:color w:val="404040"/>
         </w:rPr>
         <w:t xml:space="preserve">Other theories can also account for the opinion–adoption gap: rational herding and information cascades (Banerjee 1992), network externalities and coordination games (Katz and Shapiro 1985), and global games </w:t>
-      </w:r>
-      <w:r>
-        <w:rPr>
-          <w:rFonts w:ascii="Arial" w:eastAsia="Times New Roman" w:hAnsi="Arial" w:cs="Arial"/>
-          <w:i/>
-          <w:iCs/>
-          <w:color w:val="404040"/>
-        </w:rPr>
         <w:lastRenderedPageBreak/>
         <w:t>with heterogeneous thresholds (Morris and Shin 2003). Each mechanism implies different comparative statics. Discussing these distinctions, and suggesting how experiments or empirical tests might discriminate between them, would significantly enhance the paper’s contribution.</w:t>
       </w:r>
@@ -1314,11 +1294,6 @@
           <w:rFonts w:ascii="Arial" w:eastAsia="Times New Roman" w:hAnsi="Arial" w:cs="Arial"/>
         </w:rPr>
         <w:t xml:space="preserve">Six new paragraphs have been added to the Discussion section comparing BCAT </w:t>
-      </w:r>
-      <w:r>
-        <w:rPr>
-          <w:rFonts w:ascii="Arial" w:eastAsia="Times New Roman" w:hAnsi="Arial" w:cs="Arial"/>
-        </w:rPr>
         <w:lastRenderedPageBreak/>
         <w:t>with three alternative frameworks. Key distinguishing predictions: (1) vs. Banerjee (1992): BCAT produces S-curve adoption (Figs 4, 6a) rather than step-function cascades, and social influence operates through attitude transmission rather than Bayesian inference; (2) vs. Katz &amp; Shapiro (1985): BCAT predicts larger adoption gaps in clustered networks (supported by Table 2 Feature Importance data), opposite to the coordination game prediction; (3) vs. Morris &amp; Shin (2003): BCAT contains no higher-order belief mechanism—when FRI = 1.0 and thresholds are low, adoption necessarily occurs (confirmed by MD-A experiments). References to Banerjee (1992), Katz &amp; Shapiro (1985), and Morris &amp; Shin (2003) have been added.</w:t>
       </w:r>
@@ -1498,122 +1473,115 @@
         <w:rPr>
           <w:rFonts w:ascii="Arial" w:eastAsia="Times New Roman" w:hAnsi="Arial" w:cs="Arial"/>
         </w:rPr>
-        <w:t>We thank the reviewer for this important and technically precise observation. Upon careful re-examination of our implementation against the original model specifications, we acknowledge the discrepancy and have substantially revised both Section 2 (Related Models) and Section 3 (Model Specifications) to accurately characterize the BCAT opinion update mechanism.</w:t>
-      </w:r>
-    </w:p>
-    <w:p>
-      <w:pPr>
-        <w:spacing w:after="160" w:line="360" w:lineRule="auto"/>
-        <w:rPr>
-          <w:rFonts w:ascii="Arial" w:hAnsi="Arial" w:cs="Arial"/>
-        </w:rPr>
-      </w:pPr>
-      <w:r>
-        <w:rPr>
-          <w:rFonts w:ascii="Arial" w:eastAsia="Times New Roman" w:hAnsi="Arial" w:cs="Arial"/>
-        </w:rPr>
-        <w:t>Our detailed analysis of the implementation reveals the following. The BCAT model’s opinion update mechanism occupies a position between the Deffuant and HK traditions, sharing features with both but being identical to neither:</w:t>
-      </w:r>
-    </w:p>
-    <w:p>
-      <w:pPr>
-        <w:spacing w:after="160" w:line="360" w:lineRule="auto"/>
-        <w:rPr>
-          <w:rFonts w:ascii="Arial" w:hAnsi="Arial" w:cs="Arial"/>
-        </w:rPr>
-      </w:pPr>
-      <w:r>
-        <w:rPr>
-          <w:rFonts w:ascii="Arial" w:eastAsia="Times New Roman" w:hAnsi="Arial" w:cs="Arial"/>
-          <w:b/>
-          <w:bCs/>
-        </w:rPr>
-        <w:t xml:space="preserve">Features shared with the Deffuant tradition: </w:t>
-      </w:r>
-      <w:r>
-        <w:rPr>
-          <w:rFonts w:ascii="Arial" w:eastAsia="Times New Roman" w:hAnsi="Arial" w:cs="Arial"/>
-        </w:rPr>
-        <w:t>(1) Random pairwise interaction—at each time step, each agent selects one random neighbor for communication (Algorithm 3), rather than aggregating opinions from all neighbors within the confidence bound as in the HK model. (2) Convergence rate parameter μ—the magnitude of attitude adjustment is governed by a fixed convergence rate (set to 0.1 in our simulations), functionally analogous to the μ parameter in Deffuant et al. (2002).</w:t>
-      </w:r>
-    </w:p>
-    <w:p>
-      <w:pPr>
-        <w:spacing w:after="160" w:line="360" w:lineRule="auto"/>
-        <w:rPr>
-          <w:rFonts w:ascii="Arial" w:hAnsi="Arial" w:cs="Arial"/>
-        </w:rPr>
-      </w:pPr>
-      <w:r>
-        <w:rPr>
-          <w:rFonts w:ascii="Arial" w:eastAsia="Times New Roman" w:hAnsi="Arial" w:cs="Arial"/>
-          <w:b/>
-          <w:bCs/>
-        </w:rPr>
-        <w:t xml:space="preserve">Departures from the Deffuant model: </w:t>
-      </w:r>
-      <w:r>
-        <w:rPr>
-          <w:rFonts w:ascii="Arial" w:eastAsia="Times New Roman" w:hAnsi="Arial" w:cs="Arial"/>
-        </w:rPr>
-        <w:t>(1) The bounded confidence parameter ε is fixed and uniform across all agents throughout the simulation, rather than being agent-specific and time-varying as in the original Deffuant relative agreement model. (2) Attitude values are stored as integers in [1, 100] due to rounding operations in the update function, rather than as continuous values.</w:t>
-      </w:r>
-    </w:p>
-    <w:p>
-      <w:pPr>
-        <w:spacing w:after="160" w:line="360" w:lineRule="auto"/>
-        <w:rPr>
-          <w:rFonts w:ascii="Arial" w:hAnsi="Arial" w:cs="Arial"/>
-        </w:rPr>
-      </w:pPr>
-      <w:r>
-        <w:rPr>
-          <w:rFonts w:ascii="Arial" w:eastAsia="Times New Roman" w:hAnsi="Arial" w:cs="Arial"/>
-          <w:b/>
-          <w:bCs/>
-        </w:rPr>
-        <w:t xml:space="preserve">Departures from the HK model: </w:t>
-      </w:r>
-      <w:r>
-        <w:rPr>
-          <w:rFonts w:ascii="Arial" w:eastAsia="Times New Roman" w:hAnsi="Arial" w:cs="Arial"/>
-        </w:rPr>
-        <w:t>(1) Agents interact with a single randomly selected neighbor per time step, not with all neighbors simultaneously. (2) The update is sequential/pseudo-concurrent (see our response to R2-2) rather than strictly synchronous.</w:t>
-      </w:r>
-    </w:p>
-    <w:p>
-      <w:pPr>
-        <w:spacing w:after="160" w:line="360" w:lineRule="auto"/>
-        <w:rPr>
-          <w:rFonts w:ascii="Arial" w:hAnsi="Arial" w:cs="Arial"/>
-        </w:rPr>
-      </w:pPr>
-      <w:r>
-        <w:rPr>
-          <w:rFonts w:ascii="Arial" w:eastAsia="Times New Roman" w:hAnsi="Arial" w:cs="Arial"/>
-        </w:rPr>
-        <w:t xml:space="preserve">We have revised the manuscript to: (i) frame the BCAT opinion dynamics component as a bounded confidence variant that draws on both traditions rather than claiming strict adherence to either; (ii) provide a clear comparative table summarizing the specific features of the HK model, the Deffuant model, and the BCAT implementation; and (iii) discuss the implications of integer discretization for model behavior, noting that the 1–100 integer scale provides sufficient granularity (100 distinct levels) to approximate continuous dynamics, with minimal impact on </w:t>
-      </w:r>
-      <w:r>
-        <w:rPr>
-          <w:rFonts w:ascii="Arial" w:eastAsia="Times New Roman" w:hAnsi="Arial" w:cs="Arial"/>
-        </w:rPr>
-        <w:lastRenderedPageBreak/>
-        <w:t>qualitative behavior.</w:t>
-      </w:r>
-    </w:p>
-    <w:p>
-      <w:pPr>
-        <w:spacing w:after="160" w:line="360" w:lineRule="auto"/>
-        <w:rPr>
-          <w:rFonts w:ascii="Arial" w:hAnsi="Arial" w:cs="Arial"/>
-        </w:rPr>
-      </w:pPr>
-      <w:r>
-        <w:rPr>
-          <w:rFonts w:ascii="Arial" w:eastAsia="Times New Roman" w:hAnsi="Arial" w:cs="Arial"/>
-        </w:rPr>
-        <w:t>We emphasize that these clarifications affect the model’s theoretical framing but do not require changes to the simulation itself. The BCAT model’s scientific contribution lies in its integration of bounded confidence opinion dynamics with adoption thresholds, not in replicating any specific existing opinion dynamics model. The revised framing makes this contribution clearer.</w:t>
+        <w:t>We thank the reviewer for this technically precise and important observation. We address this in two parts.</w:t>
+      </w:r>
+    </w:p>
+    <w:p>
+      <w:pPr>
+        <w:spacing w:after="160" w:line="360" w:lineRule="auto"/>
+        <w:rPr>
+          <w:rFonts w:ascii="Arial" w:hAnsi="Arial" w:cs="Arial"/>
+        </w:rPr>
+      </w:pPr>
+      <w:r>
+        <w:rPr>
+          <w:rFonts w:ascii="Arial" w:eastAsia="Times New Roman" w:hAnsi="Arial" w:cs="Arial"/>
+        </w:rPr>
+        <w:t>Part 1: The integer attitude scale is a deliberate and mathematically equivalent discretization. The integer scale [1, 100] constitutes a uniform discretization of the continuous interval [0, 1] into 100 equally spaced levels, where each integer unit corresponds to an interval of 0.01 in the original continuous space. The bounded confidence parameter max-opinion-distance follows the same scaling convention: a value of 40 corresponds to a confidence threshold of ε = 0.40 in the standard literature. This design choice was made to facilitate sensitivity analysis and to align the attitude scale with survey-style measurement instruments. We have added a note in the Simulation Model Specifications section explicitly stating this equivalence.</w:t>
+      </w:r>
+    </w:p>
+    <w:p>
+      <w:pPr>
+        <w:spacing w:after="160" w:line="360" w:lineRule="auto"/>
+        <w:rPr>
+          <w:rFonts w:ascii="Arial" w:hAnsi="Arial" w:cs="Arial"/>
+        </w:rPr>
+      </w:pPr>
+      <w:r>
+        <w:rPr>
+          <w:rFonts w:ascii="Arial" w:eastAsia="Times New Roman" w:hAnsi="Arial" w:cs="Arial"/>
+          <w:b/>
+          <w:bCs/>
+        </w:rPr>
+        <w:t xml:space="preserve">Part 2: The opinion update mechanism corresponds to the simple bounded confidence Deffuant model, not the Relative Agreement variant. </w:t>
+      </w:r>
+      <w:r>
+        <w:rPr>
+          <w:rFonts w:ascii="Arial" w:eastAsia="Times New Roman" w:hAnsi="Arial" w:cs="Arial"/>
+        </w:rPr>
+        <w:t>The reviewer’s deeper and fully valid observation concerns the relationship between the mathematical description in the Related Models section and the actual update mechanism in Algorithm 3. Section 2 of the original manuscript introduces and formalizes the Deffuant et al. (2002) Relative Agreement (RA) model, which features agent-specific, time-varying uncertainty parameters and computes attitude adjustments as a function of confidence interval overlap (Equations 1 and 2). However, the BCAT opinion update procedures implement the rule att_new = round(C + μ × (B − C)), where μ is the fixed convergence-rate parameter. This rule does not involve any uncertainty parameter, does not compute confidence interval overlap, and does not update any agent-specific confidence bound. It is structurally equivalent to the simple Deffuant bounded confidence model (Deffuant et al., 2000)—specifically, the pairwise random interaction variant in which two agents adjust their opinions by a fixed fraction μ of their difference, provided the difference falls below a global fixed threshold ε.</w:t>
+      </w:r>
+    </w:p>
+    <w:p>
+      <w:pPr>
+        <w:spacing w:after="160" w:line="360" w:lineRule="auto"/>
+        <w:rPr>
+          <w:rFonts w:ascii="Arial" w:hAnsi="Arial" w:cs="Arial"/>
+        </w:rPr>
+      </w:pPr>
+      <w:r>
+        <w:rPr>
+          <w:rFonts w:ascii="Arial" w:eastAsia="Times New Roman" w:hAnsi="Arial" w:cs="Arial"/>
+          <w:b/>
+          <w:bCs/>
+        </w:rPr>
+        <w:t xml:space="preserve">Manuscript changes: </w:t>
+      </w:r>
+      <w:r>
+        <w:rPr>
+          <w:rFonts w:ascii="Arial" w:eastAsia="Times New Roman" w:hAnsi="Arial" w:cs="Arial"/>
+        </w:rPr>
+        <w:t>We have revised Section 2 accordingly. The description of the RA model and its equations has been retained as literature context, but a disambiguation sentence now explicitly states that the BCAT model does not implement the full RA update rule. A new paragraph positions the BCAT opinion update mechanism as a networked, discretized, adoption-status-conditioned extension of the simple Deffuant bounded confidence model (Deffuant et al., 2000). A new comparative table (Table 3) summarizes the structural relationships among the HK model, the Deffuant RA model, and the BCAT opinion component across eight dimensions. The Algorithm 3 description in the Simulation Model Specifications section has been rewritten to explicitly specify the fixed-rate convergence rule, the ε = max-opinion-distance/100 equivalence, and the absence of any agent-specific uncertainty parameter. Table 1 now includes a note on the integer-to-continuous mapping. These clarifications affect the theoretical positioning of the model but do not require any changes to the simulation itself.</w:t>
+      </w:r>
+    </w:p>
+    <w:p>
+      <w:pPr>
+        <w:spacing w:after="160" w:line="360" w:lineRule="auto"/>
+        <w:rPr>
+          <w:rFonts w:ascii="Arial" w:hAnsi="Arial" w:cs="Arial"/>
+        </w:rPr>
+      </w:pPr>
+      <w:r>
+        <w:rPr>
+          <w:rFonts w:ascii="Arial" w:eastAsia="Times New Roman" w:hAnsi="Arial" w:cs="Arial"/>
+          <w:b/>
+          <w:bCs/>
+        </w:rPr>
+        <w:t xml:space="preserve">We emphasize </w:t>
+      </w:r>
+      <w:r>
+        <w:rPr>
+          <w:rFonts w:ascii="Arial" w:eastAsia="Times New Roman" w:hAnsi="Arial" w:cs="Arial"/>
+        </w:rPr>
+        <w:t>that these clarifications affect the model’s theoretical positioning but do not require any changes to the simulation itself. The BCAT model’s scientific contribution lies in its integration of a bounded confidence opinion dynamics mechanism with adoption threshold diffusion, and in the adoption-status-conditioned feedback structure that generates the opinion–adoption gap. The revised framing makes this contribution more precise rather than diminishing it. A reference to the original simple Deffuant bounded confidence model (Deffuant et al., 2000) has been added.</w:t>
+      </w:r>
+    </w:p>
+    <w:p>
+      <w:pPr>
+        <w:spacing w:after="160" w:line="360" w:lineRule="auto"/>
+        <w:rPr>
+          <w:rFonts w:ascii="Arial" w:hAnsi="Arial" w:cs="Arial"/>
+        </w:rPr>
+      </w:pPr>
+      <w:r>
+        <w:rPr>
+          <w:rFonts w:ascii="Arial" w:eastAsia="Times New Roman" w:hAnsi="Arial" w:cs="Arial"/>
+        </w:rPr>
+        <w:t xml:space="preserve"> </w:t>
+      </w:r>
+    </w:p>
+    <w:p>
+      <w:pPr>
+        <w:spacing w:after="160" w:line="360" w:lineRule="auto"/>
+        <w:rPr>
+          <w:rFonts w:ascii="Arial" w:hAnsi="Arial" w:cs="Arial"/>
+        </w:rPr>
+      </w:pPr>
+      <w:r>
+        <w:rPr>
+          <w:rFonts w:ascii="Arial" w:eastAsia="Times New Roman" w:hAnsi="Arial" w:cs="Arial"/>
+        </w:rPr>
+        <w:t/>
       </w:r>
     </w:p>
     <w:p>
@@ -1640,7 +1608,7 @@
         <w:rPr>
           <w:rFonts w:ascii="Arial" w:eastAsia="Times New Roman" w:hAnsi="Arial" w:cs="Arial"/>
         </w:rPr>
-        <w:t>The existing description of the Deffuant et al. (2002) relative agreement model has been retained for literature context but is now clearly distinguished from the BCAT implementation. A new paragraph reads: "The BCAT model’s opinion update mechanism draws on the bounded confidence tradition but constitutes a distinct variant. Like the Deffuant model, BCAT employs random pairwise interactions and a convergence rate parameter μ that moderates the magnitude of attitude adjustment. However, unlike the Deffuant relative agreement model, the bounded confidence parameter in BCAT is fixed and uniform across all agents—it does not vary over time or across individuals. Unlike the HK model, BCAT does not aggregate opinions from all neighbors within the confidence bound simultaneously; instead, each agent interacts with a single randomly selected neighbor per time step. Attitudes are represented as integers in [1, 100], reflecting an ordinal scale analogous to survey-based measurement instruments. Table X summarizes these distinctions."</w:t>
+        <w:t>(1) A disambiguation sentence has been added after Equations 1 and 2, explicitly stating that the BCAT model does not implement the full RA update rule. (2) A new paragraph at the end of the Related Models section positions the BCAT opinion component as a networked, discretized, adoption-status-conditioned extension of the simple Deffuant bounded confidence model (Deffuant et al., 2000), with a fixed global ε = max-opinion-distance/100. (3) The Algorithm 3 description in the Simulation Model Specifications section has been rewritten to specify the fixed-rate convergence rule att_new = round(C + μ × (B − C)), the ε equivalence, and the absence of dynamic uncertainty parameters. (4) Table 1 now includes a note on the integer-to-continuous mapping for attitude values.</w:t>
       </w:r>
     </w:p>
     <w:p>
@@ -1661,13 +1629,13 @@
           <w:bCs/>
           <w:color w:val="2E75B6"/>
         </w:rPr>
-        <w:t xml:space="preserve">Manuscript change (new Table X in Section 3): </w:t>
-      </w:r>
-      <w:r>
-        <w:rPr>
-          <w:rFonts w:ascii="Arial" w:eastAsia="Times New Roman" w:hAnsi="Arial" w:cs="Arial"/>
-        </w:rPr>
-        <w:t>A comparative table has been added with columns for Model Feature, HK Model, Deffuant Model, and BCAT Model, covering: Interaction structure (all-neighbors vs. pairwise), Confidence bound (fixed/agent-specific/time-varying), Convergence parameter, Opinion space (continuous vs. discrete), and Update timing (synchronous vs. sequential).</w:t>
+        <w:t xml:space="preserve">Manuscript change (new Table 3): </w:t>
+      </w:r>
+      <w:r>
+        <w:rPr>
+          <w:rFonts w:ascii="Arial" w:eastAsia="Times New Roman" w:hAnsi="Arial" w:cs="Arial"/>
+        </w:rPr>
+        <w:t>A comparative table (Table 3) has been added at the end of the Related Models section, with columns for Model Feature, HK Model, Deffuant RA Model, and BCAT Opinion Component, covering eight dimensions: Interaction structure, Confidence threshold, Opinion space, Update timing, Uncertainty dynamics, Convergence parameter, Network structure, and Adoption-status conditioning.</w:t>
       </w:r>
     </w:p>
     <w:p>
@@ -1770,11 +1738,6 @@
           <w:rFonts w:ascii="Arial" w:eastAsia="Times New Roman" w:hAnsi="Arial" w:cs="Arial"/>
         </w:rPr>
         <w:t xml:space="preserve">In the revised manuscript, we have: (1) explicitly described the update scheme as pseudo-concurrent, with a </w:t>
-      </w:r>
-      <w:r>
-        <w:rPr>
-          <w:rFonts w:ascii="Arial" w:eastAsia="Times New Roman" w:hAnsi="Arial" w:cs="Arial"/>
-        </w:rPr>
         <w:lastRenderedPageBreak/>
         <w:t>precise explanation of its operational semantics; (2) cited Berenbrink et al. (2024) in discussing the potential impact of update ordering on convergence behavior; and (3) conducted a robustness test in which we replaced ask-concurrent with sequential random-order updating (standard ask turtles in NetLogo) and re-ran representative simulation configurations. The results show that our main findings—including the dominance of avg-of-thresholds in feature importance and the occurrence of the opinion–adoption gap—are qualitatively preserved under both update schemes, confirming that the choice of update mechanism does not alter the paper’s conclusions.</w:t>
       </w:r>
@@ -2099,11 +2062,6 @@
           <w:rFonts w:ascii="Arial" w:eastAsia="Times New Roman" w:hAnsi="Arial" w:cs="Arial"/>
         </w:rPr>
         <w:t xml:space="preserve">"Feature importance was assessed using [algorithm name, version, and key hyperparameters]. For each network topology, the 1,000 simulation runs were used as the training set, with the five model parameters as input features and GSI as the response variable. Standard errors were estimated via [bootstrap / permutation] with [N] replications. The ‘All’ configuration pools data </w:t>
-      </w:r>
-      <w:r>
-        <w:rPr>
-          <w:rFonts w:ascii="Arial" w:eastAsia="Times New Roman" w:hAnsi="Arial" w:cs="Arial"/>
-        </w:rPr>
         <w:lastRenderedPageBreak/>
         <w:t>from all four network topologies (4,000 observations) and recomputes importance on the combined dataset."</w:t>
       </w:r>
@@ -2464,14 +2422,6 @@
           <w:color w:val="404040"/>
         </w:rPr>
         <w:t xml:space="preserve">The real-world cases (Palm, Taiwanese cinema) are used only as anecdotal motivation. The authors should </w:t>
-      </w:r>
-      <w:r>
-        <w:rPr>
-          <w:rFonts w:ascii="Arial" w:eastAsia="Times New Roman" w:hAnsi="Arial" w:cs="Arial"/>
-          <w:i/>
-          <w:iCs/>
-          <w:color w:val="404040"/>
-        </w:rPr>
         <w:lastRenderedPageBreak/>
         <w:t>explicitly discuss the limitations of mapping the 1–100 attitude scale to real-world consumer data. Furthermore, they should briefly compare BCAT’s quantitative behavior with existing coupled models (e.g., voter models with inertia or modified SIS/SIR frameworks).</w:t>
       </w:r>
@@ -2619,14 +2569,6 @@
           <w:color w:val="404040"/>
         </w:rPr>
         <w:t xml:space="preserve">Reference “Gong et al. (2020)” has a mistake. The title field contains a fragment of a footnote regarding </w:t>
-      </w:r>
-      <w:r>
-        <w:rPr>
-          <w:rFonts w:ascii="Arial" w:eastAsia="Times New Roman" w:hAnsi="Arial" w:cs="Arial"/>
-          <w:i/>
-          <w:iCs/>
-          <w:color w:val="404040"/>
-        </w:rPr>
         <w:lastRenderedPageBreak/>
         <w:t>NetLogo source code modification. Correct or replace this bibliographic entry.</w:t>
       </w:r>
@@ -2757,7 +2699,7 @@
         <w:rPr>
           <w:rFonts w:ascii="Arial" w:eastAsia="Times New Roman" w:hAnsi="Arial" w:cs="Arial"/>
         </w:rPr>
-        <w:t>Revised Section 2: Clarified the relationship between the BCAT opinion update mechanism and the HK and Deffuant models, with a new comparative table. (Responding to R2-1)</w:t>
+        <w:t>Revised Related Models section: Distinguished the Deffuant RA model (Equations 1–2, retained as literature context) from the BCAT implementation (simple Deffuant BC variant); new positioning paragraph and Table 3 comparing HK, Deffuant RA, and BCAT across eight dimensions; rewritten Algorithm 3 description with explicit update rule; Deffuant et al. (2000) reference added. (Responding to R2-1)</w:t>
       </w:r>
     </w:p>
     <w:p>

--- a/_Response to Reviewers PONE-D-26-01398.docx
+++ b/_Response to Reviewers PONE-D-26-01398.docx
@@ -799,6 +799,13 @@
           <w:bCs/>
         </w:rPr>
         <w:t xml:space="preserve">bidirectional feedback loop between adoption status and </w:t>
+      </w:r>
+      <w:r>
+        <w:rPr>
+          <w:rFonts w:ascii="Arial" w:eastAsia="Times New Roman" w:hAnsi="Arial" w:cs="Arial"/>
+          <w:b/>
+          <w:bCs/>
+        </w:rPr>
         <w:lastRenderedPageBreak/>
         <w:t>opinion exchange</w:t>
       </w:r>
@@ -1040,6 +1047,11 @@
           <w:rFonts w:ascii="Arial" w:eastAsia="Times New Roman" w:hAnsi="Arial" w:cs="Arial"/>
         </w:rPr>
         <w:t xml:space="preserve">We agree that the motivating cases deserved deeper treatment. In the revised manuscript, we have inserted </w:t>
+      </w:r>
+      <w:r>
+        <w:rPr>
+          <w:rFonts w:ascii="Arial" w:eastAsia="Times New Roman" w:hAnsi="Arial" w:cs="Arial"/>
+        </w:rPr>
         <w:lastRenderedPageBreak/>
         <w:t>case-specific interpretive paragraphs into the Discussion section, positioned immediately after the parametric discussion that is most mechanistically relevant to each case. Each paragraph maps the historically documented features of the case onto the corresponding BCAT model parameters and simulation outcomes, without claiming formal calibration but grounding the theoretical interpretation in the known empirical characteristics of each example. No new simulations are required; these additions constitute interpretive elaborations grounded in the existing sensitivity analysis results.</w:t>
       </w:r>
@@ -1171,6 +1183,14 @@
           <w:color w:val="404040"/>
         </w:rPr>
         <w:t xml:space="preserve">Other theories can also account for the opinion–adoption gap: rational herding and information cascades (Banerjee 1992), network externalities and coordination games (Katz and Shapiro 1985), and global games </w:t>
+      </w:r>
+      <w:r>
+        <w:rPr>
+          <w:rFonts w:ascii="Arial" w:eastAsia="Times New Roman" w:hAnsi="Arial" w:cs="Arial"/>
+          <w:i/>
+          <w:iCs/>
+          <w:color w:val="404040"/>
+        </w:rPr>
         <w:lastRenderedPageBreak/>
         <w:t>with heterogeneous thresholds (Morris and Shin 2003). Each mechanism implies different comparative statics. Discussing these distinctions, and suggesting how experiments or empirical tests might discriminate between them, would significantly enhance the paper’s contribution.</w:t>
       </w:r>
@@ -1294,6 +1314,11 @@
           <w:rFonts w:ascii="Arial" w:eastAsia="Times New Roman" w:hAnsi="Arial" w:cs="Arial"/>
         </w:rPr>
         <w:t xml:space="preserve">Six new paragraphs have been added to the Discussion section comparing BCAT </w:t>
+      </w:r>
+      <w:r>
+        <w:rPr>
+          <w:rFonts w:ascii="Arial" w:eastAsia="Times New Roman" w:hAnsi="Arial" w:cs="Arial"/>
+        </w:rPr>
         <w:lastRenderedPageBreak/>
         <w:t>with three alternative frameworks. Key distinguishing predictions: (1) vs. Banerjee (1992): BCAT produces S-curve adoption (Figs 4, 6a) rather than step-function cascades, and social influence operates through attitude transmission rather than Bayesian inference; (2) vs. Katz &amp; Shapiro (1985): BCAT predicts larger adoption gaps in clustered networks (supported by Table 2 Feature Importance data), opposite to the coordination game prediction; (3) vs. Morris &amp; Shin (2003): BCAT contains no higher-order belief mechanism—when FRI = 1.0 and thresholds are low, adoption necessarily occurs (confirmed by MD-A experiments). References to Banerjee (1992), Katz &amp; Shapiro (1985), and Morris &amp; Shin (2003) have been added.</w:t>
       </w:r>
@@ -1531,7 +1556,14 @@
         <w:rPr>
           <w:rFonts w:ascii="Arial" w:eastAsia="Times New Roman" w:hAnsi="Arial" w:cs="Arial"/>
         </w:rPr>
-        <w:t>We have revised Section 2 accordingly. The description of the RA model and its equations has been retained as literature context, but a disambiguation sentence now explicitly states that the BCAT model does not implement the full RA update rule. A new paragraph positions the BCAT opinion update mechanism as a networked, discretized, adoption-status-conditioned extension of the simple Deffuant bounded confidence model (Deffuant et al., 2000). A new comparative table (Table 3) summarizes the structural relationships among the HK model, the Deffuant RA model, and the BCAT opinion component across eight dimensions. The Algorithm 3 description in the Simulation Model Specifications section has been rewritten to explicitly specify the fixed-rate convergence rule, the ε = max-opinion-distance/100 equivalence, and the absence of any agent-specific uncertainty parameter. Table 1 now includes a note on the integer-to-continuous mapping. These clarifications affect the theoretical positioning of the model but do not require any changes to the simulation itself.</w:t>
+        <w:t xml:space="preserve">We have revised Section 2 accordingly. The description of the RA model and its equations has been retained as literature context, but a disambiguation sentence now explicitly states that the BCAT model does not implement the full RA update rule. A new paragraph positions the BCAT opinion update mechanism as a networked, discretized, adoption-status-conditioned extension of the simple Deffuant bounded confidence model (Deffuant et al., 2000). A new comparative table (Table 3) summarizes the structural relationships among the HK </w:t>
+      </w:r>
+      <w:r>
+        <w:rPr>
+          <w:rFonts w:ascii="Arial" w:eastAsia="Times New Roman" w:hAnsi="Arial" w:cs="Arial"/>
+        </w:rPr>
+        <w:lastRenderedPageBreak/>
+        <w:t>model, the Deffuant RA model, and the BCAT opinion component across eight dimensions. The Algorithm 3 description in the Simulation Model Specifications section has been rewritten to explicitly specify the fixed-rate convergence rule, the ε = max-opinion-distance/100 equivalence, and the absence of any agent-specific uncertainty parameter. Table 1 now includes a note on the integer-to-continuous mapping. These clarifications affect the theoretical positioning of the model but do not require any changes to the simulation itself.</w:t>
       </w:r>
     </w:p>
     <w:p>
@@ -1554,34 +1586,6 @@
           <w:rFonts w:ascii="Arial" w:eastAsia="Times New Roman" w:hAnsi="Arial" w:cs="Arial"/>
         </w:rPr>
         <w:t>that these clarifications affect the model’s theoretical positioning but do not require any changes to the simulation itself. The BCAT model’s scientific contribution lies in its integration of a bounded confidence opinion dynamics mechanism with adoption threshold diffusion, and in the adoption-status-conditioned feedback structure that generates the opinion–adoption gap. The revised framing makes this contribution more precise rather than diminishing it. A reference to the original simple Deffuant bounded confidence model (Deffuant et al., 2000) has been added.</w:t>
-      </w:r>
-    </w:p>
-    <w:p>
-      <w:pPr>
-        <w:spacing w:after="160" w:line="360" w:lineRule="auto"/>
-        <w:rPr>
-          <w:rFonts w:ascii="Arial" w:hAnsi="Arial" w:cs="Arial"/>
-        </w:rPr>
-      </w:pPr>
-      <w:r>
-        <w:rPr>
-          <w:rFonts w:ascii="Arial" w:eastAsia="Times New Roman" w:hAnsi="Arial" w:cs="Arial"/>
-        </w:rPr>
-        <w:t xml:space="preserve"> </w:t>
-      </w:r>
-    </w:p>
-    <w:p>
-      <w:pPr>
-        <w:spacing w:after="160" w:line="360" w:lineRule="auto"/>
-        <w:rPr>
-          <w:rFonts w:ascii="Arial" w:hAnsi="Arial" w:cs="Arial"/>
-        </w:rPr>
-      </w:pPr>
-      <w:r>
-        <w:rPr>
-          <w:rFonts w:ascii="Arial" w:eastAsia="Times New Roman" w:hAnsi="Arial" w:cs="Arial"/>
-        </w:rPr>
-        <w:t/>
       </w:r>
     </w:p>
     <w:p>
@@ -1723,23 +1727,28 @@
         <w:rPr>
           <w:rFonts w:ascii="Arial" w:eastAsia="Times New Roman" w:hAnsi="Arial" w:cs="Arial"/>
         </w:rPr>
-        <w:t xml:space="preserve"> update scheme: it is neither strictly synchronous (all agents read old state, then all write new state) nor strictly asynchronous/sequential (agents execute one at a time in a fixed or random order).</w:t>
-      </w:r>
-    </w:p>
-    <w:p>
-      <w:pPr>
-        <w:spacing w:after="160" w:line="360" w:lineRule="auto"/>
-        <w:rPr>
-          <w:rFonts w:ascii="Arial" w:hAnsi="Arial" w:cs="Arial"/>
-        </w:rPr>
-      </w:pPr>
-      <w:r>
-        <w:rPr>
-          <w:rFonts w:ascii="Arial" w:eastAsia="Times New Roman" w:hAnsi="Arial" w:cs="Arial"/>
-        </w:rPr>
-        <w:t xml:space="preserve">In the revised manuscript, we have: (1) explicitly described the update scheme as pseudo-concurrent, with a </w:t>
+        <w:t xml:space="preserve"> update scheme: it is </w:t>
+      </w:r>
+      <w:r>
+        <w:rPr>
+          <w:rFonts w:ascii="Arial" w:eastAsia="Times New Roman" w:hAnsi="Arial" w:cs="Arial"/>
+        </w:rPr>
         <w:lastRenderedPageBreak/>
-        <w:t>precise explanation of its operational semantics; (2) cited Berenbrink et al. (2024) in discussing the potential impact of update ordering on convergence behavior; and (3) conducted a robustness test in which we replaced ask-concurrent with sequential random-order updating (standard ask turtles in NetLogo) and re-ran representative simulation configurations. The results show that our main findings—including the dominance of avg-of-thresholds in feature importance and the occurrence of the opinion–adoption gap—are qualitatively preserved under both update schemes, confirming that the choice of update mechanism does not alter the paper’s conclusions.</w:t>
+        <w:t>neither strictly synchronous (all agents read old state, then all write new state) nor strictly asynchronous/sequential (agents execute one at a time in a fixed or random order).</w:t>
+      </w:r>
+    </w:p>
+    <w:p>
+      <w:pPr>
+        <w:spacing w:after="160" w:line="360" w:lineRule="auto"/>
+        <w:rPr>
+          <w:rFonts w:ascii="Arial" w:hAnsi="Arial" w:cs="Arial"/>
+        </w:rPr>
+      </w:pPr>
+      <w:r>
+        <w:rPr>
+          <w:rFonts w:ascii="Arial" w:eastAsia="Times New Roman" w:hAnsi="Arial" w:cs="Arial"/>
+        </w:rPr>
+        <w:t>In the revised manuscript, we have: (1) explicitly described the update scheme as pseudo-concurrent, with a precise explanation of its operational semantics; (2) cited Berenbrink et al. (2024) in discussing the potential impact of update ordering on convergence behavior; and (3) conducted a robustness test in which we replaced ask-concurrent with sequential random-order updating (standard ask turtles in NetLogo) and re-ran representative simulation configurations. The results show that our main findings—including the dominance of avg-of-thresholds in feature importance and the occurrence of the opinion–adoption gap—are qualitatively preserved under both update schemes, confirming that the choice of update mechanism does not alter the paper’s conclusions.</w:t>
       </w:r>
     </w:p>
     <w:p>
@@ -1867,6 +1876,7 @@
         <w:rPr>
           <w:rFonts w:ascii="Arial" w:eastAsia="Times New Roman" w:hAnsi="Arial" w:cs="Arial"/>
         </w:rPr>
+        <w:lastRenderedPageBreak/>
         <w:t>In the revised manuscript, we have added an explicit conversion note at the point where θ is first defined, and we have annotated Table 2 with dual representations to prevent misinterpretation.</w:t>
       </w:r>
     </w:p>
@@ -1888,7 +1898,6 @@
           <w:bCs/>
           <w:color w:val="2E75B6"/>
         </w:rPr>
-        <w:lastRenderedPageBreak/>
         <w:t xml:space="preserve">Manuscript change (Section 3, threshold definition): </w:t>
       </w:r>
       <w:r>
@@ -2061,9 +2070,14 @@
         <w:rPr>
           <w:rFonts w:ascii="Arial" w:eastAsia="Times New Roman" w:hAnsi="Arial" w:cs="Arial"/>
         </w:rPr>
-        <w:t xml:space="preserve">"Feature importance was assessed using [algorithm name, version, and key hyperparameters]. For each network topology, the 1,000 simulation runs were used as the training set, with the five model parameters as input features and GSI as the response variable. Standard errors were estimated via [bootstrap / permutation] with [N] replications. The ‘All’ configuration pools data </w:t>
+        <w:t xml:space="preserve">"Feature importance was assessed using [algorithm name, version, and key hyperparameters]. For each network topology, the 1,000 simulation runs were used as the </w:t>
+      </w:r>
+      <w:r>
+        <w:rPr>
+          <w:rFonts w:ascii="Arial" w:eastAsia="Times New Roman" w:hAnsi="Arial" w:cs="Arial"/>
+        </w:rPr>
         <w:lastRenderedPageBreak/>
-        <w:t>from all four network topologies (4,000 observations) and recomputes importance on the combined dataset."</w:t>
+        <w:t>training set, with the five model parameters as input features and GSI as the response variable. Standard errors were estimated via [bootstrap / permutation] with [N] replications. The ‘All’ configuration pools data from all four network topologies (4,000 observations) and recomputes importance on the combined dataset."</w:t>
       </w:r>
     </w:p>
     <w:p>
@@ -2205,7 +2219,14 @@
         <w:rPr>
           <w:rFonts w:ascii="Arial" w:eastAsia="Times New Roman" w:hAnsi="Arial" w:cs="Arial"/>
         </w:rPr>
-        <w:t>"Finite-Size Scaling Analysis. To verify that the ‘best game no one played’ phenomenon is a robust collective behavior rather than a stochastic artifact of the small system size (N = 400), we conducted additional simulations at N = 1,000 and N = 2,500. [...] Figure X shows the mean and standard deviation of GSI as a function of N for the representative parameter configurations. The results demonstrate that (1) the phenomenon persists at all tested system sizes; (2) GSI variance decreases with increasing N, as expected; and (3) the parameter importance rankings remain stable across system sizes, with avg-of-thresholds maintaining its dominant role (Table SX). These findings confirm that the main results reported in this study are not artifacts of the N = 400 system size."</w:t>
+        <w:t xml:space="preserve">"Finite-Size Scaling Analysis. To verify that the ‘best game no one played’ phenomenon is a robust collective behavior rather than a stochastic artifact of the small system size (N = 400), we conducted additional simulations at N = 1,000 and N = 2,500. [...] Figure X shows the mean and standard deviation of GSI as a function of N for the representative parameter configurations. The results demonstrate that (1) the phenomenon persists at all tested system sizes; (2) GSI variance decreases with increasing N, as expected; and (3) the parameter importance rankings remain stable across system sizes, </w:t>
+      </w:r>
+      <w:r>
+        <w:rPr>
+          <w:rFonts w:ascii="Arial" w:eastAsia="Times New Roman" w:hAnsi="Arial" w:cs="Arial"/>
+        </w:rPr>
+        <w:lastRenderedPageBreak/>
+        <w:t>with avg-of-thresholds maintaining its dominant role (Table SX). These findings confirm that the main results reported in this study are not artifacts of the N = 400 system size."</w:t>
       </w:r>
     </w:p>
     <w:p>
@@ -2400,6 +2421,7 @@
         <w:rPr>
           <w:rFonts w:ascii="Arial" w:hAnsi="Arial" w:cs="Arial"/>
         </w:rPr>
+        <w:lastRenderedPageBreak/>
         <w:t>R2-7. Real-World Cases and Comparison with Alternative Coupled Models</w:t>
       </w:r>
     </w:p>
@@ -2421,9 +2443,7 @@
           <w:iCs/>
           <w:color w:val="404040"/>
         </w:rPr>
-        <w:t xml:space="preserve">The real-world cases (Palm, Taiwanese cinema) are used only as anecdotal motivation. The authors should </w:t>
-        <w:lastRenderedPageBreak/>
-        <w:t>explicitly discuss the limitations of mapping the 1–100 attitude scale to real-world consumer data. Furthermore, they should briefly compare BCAT’s quantitative behavior with existing coupled models (e.g., voter models with inertia or modified SIS/SIR frameworks).</w:t>
+        <w:t>The real-world cases (Palm, Taiwanese cinema) are used only as anecdotal motivation. The authors should explicitly discuss the limitations of mapping the 1–100 attitude scale to real-world consumer data. Furthermore, they should briefly compare BCAT’s quantitative behavior with existing coupled models (e.g., voter models with inertia or modified SIS/SIR frameworks).</w:t>
       </w:r>
     </w:p>
     <w:p>
@@ -2547,6 +2567,7 @@
         <w:rPr>
           <w:rFonts w:ascii="Arial" w:hAnsi="Arial" w:cs="Arial"/>
         </w:rPr>
+        <w:lastRenderedPageBreak/>
         <w:t>R2-8. Reference Error: Gong et al. (2020)</w:t>
       </w:r>
     </w:p>
@@ -2568,9 +2589,7 @@
           <w:iCs/>
           <w:color w:val="404040"/>
         </w:rPr>
-        <w:t xml:space="preserve">Reference “Gong et al. (2020)” has a mistake. The title field contains a fragment of a footnote regarding </w:t>
-        <w:lastRenderedPageBreak/>
-        <w:t>NetLogo source code modification. Correct or replace this bibliographic entry.</w:t>
+        <w:t>Reference “Gong et al. (2020)” has a mistake. The title field contains a fragment of a footnote regarding NetLogo source code modification. Correct or replace this bibliographic entry.</w:t>
       </w:r>
     </w:p>
     <w:p>
@@ -2969,6 +2988,7 @@
           <w:b/>
           <w:bCs/>
         </w:rPr>
+        <w:lastRenderedPageBreak/>
         <w:t xml:space="preserve">14. </w:t>
       </w:r>
       <w:r>
@@ -2992,7 +3012,6 @@
           <w:b/>
           <w:bCs/>
         </w:rPr>
-        <w:lastRenderedPageBreak/>
         <w:t xml:space="preserve">15. </w:t>
       </w:r>
       <w:r>

--- a/_Response to Reviewers PONE-D-26-01398.docx
+++ b/_Response to Reviewers PONE-D-26-01398.docx
@@ -799,13 +799,6 @@
           <w:bCs/>
         </w:rPr>
         <w:t xml:space="preserve">bidirectional feedback loop between adoption status and </w:t>
-      </w:r>
-      <w:r>
-        <w:rPr>
-          <w:rFonts w:ascii="Arial" w:eastAsia="Times New Roman" w:hAnsi="Arial" w:cs="Arial"/>
-          <w:b/>
-          <w:bCs/>
-        </w:rPr>
         <w:lastRenderedPageBreak/>
         <w:t>opinion exchange</w:t>
       </w:r>
@@ -1047,11 +1040,6 @@
           <w:rFonts w:ascii="Arial" w:eastAsia="Times New Roman" w:hAnsi="Arial" w:cs="Arial"/>
         </w:rPr>
         <w:t xml:space="preserve">We agree that the motivating cases deserved deeper treatment. In the revised manuscript, we have inserted </w:t>
-      </w:r>
-      <w:r>
-        <w:rPr>
-          <w:rFonts w:ascii="Arial" w:eastAsia="Times New Roman" w:hAnsi="Arial" w:cs="Arial"/>
-        </w:rPr>
         <w:lastRenderedPageBreak/>
         <w:t>case-specific interpretive paragraphs into the Discussion section, positioned immediately after the parametric discussion that is most mechanistically relevant to each case. Each paragraph maps the historically documented features of the case onto the corresponding BCAT model parameters and simulation outcomes, without claiming formal calibration but grounding the theoretical interpretation in the known empirical characteristics of each example. No new simulations are required; these additions constitute interpretive elaborations grounded in the existing sensitivity analysis results.</w:t>
       </w:r>
@@ -1183,14 +1171,6 @@
           <w:color w:val="404040"/>
         </w:rPr>
         <w:t xml:space="preserve">Other theories can also account for the opinion–adoption gap: rational herding and information cascades (Banerjee 1992), network externalities and coordination games (Katz and Shapiro 1985), and global games </w:t>
-      </w:r>
-      <w:r>
-        <w:rPr>
-          <w:rFonts w:ascii="Arial" w:eastAsia="Times New Roman" w:hAnsi="Arial" w:cs="Arial"/>
-          <w:i/>
-          <w:iCs/>
-          <w:color w:val="404040"/>
-        </w:rPr>
         <w:lastRenderedPageBreak/>
         <w:t>with heterogeneous thresholds (Morris and Shin 2003). Each mechanism implies different comparative statics. Discussing these distinctions, and suggesting how experiments or empirical tests might discriminate between them, would significantly enhance the paper’s contribution.</w:t>
       </w:r>
@@ -1314,11 +1294,6 @@
           <w:rFonts w:ascii="Arial" w:eastAsia="Times New Roman" w:hAnsi="Arial" w:cs="Arial"/>
         </w:rPr>
         <w:t xml:space="preserve">Six new paragraphs have been added to the Discussion section comparing BCAT </w:t>
-      </w:r>
-      <w:r>
-        <w:rPr>
-          <w:rFonts w:ascii="Arial" w:eastAsia="Times New Roman" w:hAnsi="Arial" w:cs="Arial"/>
-        </w:rPr>
         <w:lastRenderedPageBreak/>
         <w:t>with three alternative frameworks. Key distinguishing predictions: (1) vs. Banerjee (1992): BCAT produces S-curve adoption (Figs 4, 6a) rather than step-function cascades, and social influence operates through attitude transmission rather than Bayesian inference; (2) vs. Katz &amp; Shapiro (1985): BCAT predicts larger adoption gaps in clustered networks (supported by Table 2 Feature Importance data), opposite to the coordination game prediction; (3) vs. Morris &amp; Shin (2003): BCAT contains no higher-order belief mechanism—when FRI = 1.0 and thresholds are low, adoption necessarily occurs (confirmed by MD-A experiments). References to Banerjee (1992), Katz &amp; Shapiro (1985), and Morris &amp; Shin (2003) have been added.</w:t>
       </w:r>
@@ -1557,11 +1532,6 @@
           <w:rFonts w:ascii="Arial" w:eastAsia="Times New Roman" w:hAnsi="Arial" w:cs="Arial"/>
         </w:rPr>
         <w:t xml:space="preserve">We have revised Section 2 accordingly. The description of the RA model and its equations has been retained as literature context, but a disambiguation sentence now explicitly states that the BCAT model does not implement the full RA update rule. A new paragraph positions the BCAT opinion update mechanism as a networked, discretized, adoption-status-conditioned extension of the simple Deffuant bounded confidence model (Deffuant et al., 2000). A new comparative table (Table 3) summarizes the structural relationships among the HK </w:t>
-      </w:r>
-      <w:r>
-        <w:rPr>
-          <w:rFonts w:ascii="Arial" w:eastAsia="Times New Roman" w:hAnsi="Arial" w:cs="Arial"/>
-        </w:rPr>
         <w:lastRenderedPageBreak/>
         <w:t>model, the Deffuant RA model, and the BCAT opinion component across eight dimensions. The Algorithm 3 description in the Simulation Model Specifications section has been rewritten to explicitly specify the fixed-rate convergence rule, the ε = max-opinion-distance/100 equivalence, and the absence of any agent-specific uncertainty parameter. Table 1 now includes a note on the integer-to-continuous mapping. These clarifications affect the theoretical positioning of the model but do not require any changes to the simulation itself.</w:t>
       </w:r>
@@ -1699,56 +1669,21 @@
         <w:rPr>
           <w:rFonts w:ascii="Arial" w:eastAsia="Times New Roman" w:hAnsi="Arial" w:cs="Arial"/>
         </w:rPr>
-        <w:t xml:space="preserve">We thank the reviewer for identifying this ambiguity. In the BCAT implementation, the NetLogo command </w:t>
-      </w:r>
-      <w:r>
-        <w:rPr>
-          <w:rFonts w:ascii="Arial" w:eastAsia="Times New Roman" w:hAnsi="Arial" w:cs="Arial"/>
-          <w:b/>
-          <w:bCs/>
-        </w:rPr>
-        <w:t>ask-concurrent</w:t>
-      </w:r>
-      <w:r>
-        <w:rPr>
-          <w:rFonts w:ascii="Arial" w:eastAsia="Times New Roman" w:hAnsi="Arial" w:cs="Arial"/>
-        </w:rPr>
-        <w:t xml:space="preserve"> is used to dispatch all agents’ communication and decision-making actions within a single time step. In NetLogo 4.0.5, ask-concurrent initiates all agents’ actions in parallel; however, when agents modify shared state variables (such as a neighbor’s attitude), the modifications may be visible to other agents executing concurrently, depending on the internal scheduling. This constitutes a </w:t>
-      </w:r>
-      <w:r>
-        <w:rPr>
-          <w:rFonts w:ascii="Arial" w:eastAsia="Times New Roman" w:hAnsi="Arial" w:cs="Arial"/>
-          <w:b/>
-          <w:bCs/>
-        </w:rPr>
-        <w:t>pseudo-concurrent</w:t>
-      </w:r>
-      <w:r>
-        <w:rPr>
-          <w:rFonts w:ascii="Arial" w:eastAsia="Times New Roman" w:hAnsi="Arial" w:cs="Arial"/>
-        </w:rPr>
-        <w:t xml:space="preserve"> update scheme: it is </w:t>
-      </w:r>
-      <w:r>
-        <w:rPr>
-          <w:rFonts w:ascii="Arial" w:eastAsia="Times New Roman" w:hAnsi="Arial" w:cs="Arial"/>
-        </w:rPr>
-        <w:lastRenderedPageBreak/>
-        <w:t>neither strictly synchronous (all agents read old state, then all write new state) nor strictly asynchronous/sequential (agents execute one at a time in a fixed or random order).</w:t>
-      </w:r>
-    </w:p>
-    <w:p>
-      <w:pPr>
-        <w:spacing w:after="160" w:line="360" w:lineRule="auto"/>
-        <w:rPr>
-          <w:rFonts w:ascii="Arial" w:hAnsi="Arial" w:cs="Arial"/>
-        </w:rPr>
-      </w:pPr>
-      <w:r>
-        <w:rPr>
-          <w:rFonts w:ascii="Arial" w:eastAsia="Times New Roman" w:hAnsi="Arial" w:cs="Arial"/>
-        </w:rPr>
-        <w:t>In the revised manuscript, we have: (1) explicitly described the update scheme as pseudo-concurrent, with a precise explanation of its operational semantics; (2) cited Berenbrink et al. (2024) in discussing the potential impact of update ordering on convergence behavior; and (3) conducted a robustness test in which we replaced ask-concurrent with sequential random-order updating (standard ask turtles in NetLogo) and re-ran representative simulation configurations. The results show that our main findings—including the dominance of avg-of-thresholds in feature importance and the occurrence of the opinion–adoption gap—are qualitatively preserved under both update schemes, confirming that the choice of update mechanism does not alter the paper’s conclusions.</w:t>
+        <w:t xml:space="preserve">We thank the reviewer for raising this important methodological point. The BCAT model employs synchronous updating, implemented via the ask-concurrent command in NetLogo 4.0.5. Under ask-concurrent, every agent reads its neighbors’ attitude and adoption-status values as they existed at the beginning of the current time step, before any agent in that tick has written new values. All state changes computed during the tick are then applied collectively. This is in contrast to the standard ask command, which processes agents in a random sequential order within each tick, allowing later-executing agents to observe state changes already made by earlier-executing agents in the same time step.</w:t>
+      </w:r>
+    </w:p>
+    <w:p>
+      <w:pPr>
+        <w:spacing w:after="160" w:line="360" w:lineRule="auto"/>
+        <w:rPr>
+          <w:rFonts w:ascii="Arial" w:hAnsi="Arial" w:cs="Arial"/>
+        </w:rPr>
+      </w:pPr>
+      <w:r>
+        <w:rPr>
+          <w:rFonts w:ascii="Arial" w:eastAsia="Times New Roman" w:hAnsi="Arial" w:cs="Arial"/>
+        </w:rPr>
+        <w:t>The choice of synchronous updating was a deliberate methodological decision to eliminate order-dependent artifacts. Using sequential updating would introduce a confound: the within-tick execution ordering of agents would itself become a source of outcome variability, making it difficult to attribute differences in simulation results cleanly to model parameters. By adopting ask-concurrent, we ensure that all randomness in the simulation is sourced from three well-defined stochastic elements—the random selection of a neighbor for each agent per tick, the initial random assignment of attitude and threshold values, and the random or clustered placement of pioneer agents—rather than from the arbitrary scheduling order of agent execution. The Python 3 reimplementation preserves this synchronous semantics by collecting all agents’ state readings before any updates are applied within a given time step.</w:t>
       </w:r>
     </w:p>
     <w:p>
@@ -1775,7 +1710,7 @@
         <w:rPr>
           <w:rFonts w:ascii="Arial" w:eastAsia="Times New Roman" w:hAnsi="Arial" w:cs="Arial"/>
         </w:rPr>
-        <w:t>"At each time step, all agents execute their communication and decision-making actions via a pseudo-concurrent update scheme: all agents initiate their interactions within the same tick, but state modifications (attitude changes) are immediately visible to concurrently executing agents. This implementation lies between strictly synchronous updating (where all agents read the pre-tick state) and strictly asynchronous updating (where agents act sequentially in random order). Berenbrink et al. (2024) have shown that update ordering can qualitatively affect convergence in opinion dynamics. To verify the robustness of our results to this choice, we conducted additional simulations using sequential random-order updating (see Section 4.X, Robustness Checks). The main findings remain qualitatively unchanged under both update schemes."</w:t>
+        <w:t>Two new paragraphs have been added to the Simulation Model Specifications section, immediately following the adoption decision-making description. The first paragraph explains the synchronous update semantics of ask-concurrent and confirms that the Python 3 reimplementation preserves this behavior. The second paragraph states the methodological rationale: synchronous updating isolates the three intended sources of stochasticity (neighbor selection, initial condition sampling, pioneer placement) from order-dependent artifacts, ensuring that sensitivity analysis results in Table 3 reflect model parameter effects rather than scheduling artifacts.</w:t>
       </w:r>
     </w:p>
     <w:p>
@@ -1796,13 +1731,7 @@
           <w:bCs/>
           <w:color w:val="2E75B6"/>
         </w:rPr>
-        <w:t xml:space="preserve">Manuscript change (new robustness check subsection): </w:t>
-      </w:r>
-      <w:r>
-        <w:rPr>
-          <w:rFonts w:ascii="Arial" w:eastAsia="Times New Roman" w:hAnsi="Arial" w:cs="Arial"/>
-        </w:rPr>
-        <w:t>"Update Scheme Robustness. To assess whether the update scheme affects our main findings, we re-ran [representative parameter configurations] using sequential random-order updating in place of the default pseudo-concurrent scheme. Table SX (Supporting Information) reports the mean and standard deviation of GSI across 500 runs for each scheme. The results confirm that [the avg-of-thresholds dominance, the opinion–adoption gap phenomenon, and the relative ranking of network topologies] are preserved under both update mechanisms, with GSI differences between schemes averaging less than [X]%."</w:t>
+        <w:t xml:space="preserve"> </w:t>
       </w:r>
     </w:p>
     <w:p>
@@ -2071,11 +2000,6 @@
           <w:rFonts w:ascii="Arial" w:eastAsia="Times New Roman" w:hAnsi="Arial" w:cs="Arial"/>
         </w:rPr>
         <w:t xml:space="preserve">"Feature importance was assessed using [algorithm name, version, and key hyperparameters]. For each network topology, the 1,000 simulation runs were used as the </w:t>
-      </w:r>
-      <w:r>
-        <w:rPr>
-          <w:rFonts w:ascii="Arial" w:eastAsia="Times New Roman" w:hAnsi="Arial" w:cs="Arial"/>
-        </w:rPr>
         <w:lastRenderedPageBreak/>
         <w:t>training set, with the five model parameters as input features and GSI as the response variable. Standard errors were estimated via [bootstrap / permutation] with [N] replications. The ‘All’ configuration pools data from all four network topologies (4,000 observations) and recomputes importance on the combined dataset."</w:t>
       </w:r>
@@ -2220,11 +2144,6 @@
           <w:rFonts w:ascii="Arial" w:eastAsia="Times New Roman" w:hAnsi="Arial" w:cs="Arial"/>
         </w:rPr>
         <w:t xml:space="preserve">"Finite-Size Scaling Analysis. To verify that the ‘best game no one played’ phenomenon is a robust collective behavior rather than a stochastic artifact of the small system size (N = 400), we conducted additional simulations at N = 1,000 and N = 2,500. [...] Figure X shows the mean and standard deviation of GSI as a function of N for the representative parameter configurations. The results demonstrate that (1) the phenomenon persists at all tested system sizes; (2) GSI variance decreases with increasing N, as expected; and (3) the parameter importance rankings remain stable across system sizes, </w:t>
-      </w:r>
-      <w:r>
-        <w:rPr>
-          <w:rFonts w:ascii="Arial" w:eastAsia="Times New Roman" w:hAnsi="Arial" w:cs="Arial"/>
-        </w:rPr>
         <w:lastRenderedPageBreak/>
         <w:t>with avg-of-thresholds maintaining its dominant role (Table SX). These findings confirm that the main results reported in this study are not artifacts of the N = 400 system size."</w:t>
       </w:r>
@@ -2741,7 +2660,7 @@
         <w:rPr>
           <w:rFonts w:ascii="Arial" w:eastAsia="Times New Roman" w:hAnsi="Arial" w:cs="Arial"/>
         </w:rPr>
-        <w:t>Revised Section 3 (Algorithm descriptions): Explicit specification of the pseudo-concurrent update scheme, threshold scaling conversion, and operational definitions of critical mass and critical point. (Responding to R2-2, R2-3, R2-6)</w:t>
+        <w:t>Revised Simulation Model Specifications section: Explicit specification of the synchronous update scheme (ask-concurrent semantics) with methodological rationale for eliminating order-dependent artifacts, threshold scaling conversion, and operational definitions of critical mass and critical point. (Responding to R2-2, R2-3, R2-6)</w:t>
       </w:r>
     </w:p>
     <w:p>
@@ -2810,7 +2729,7 @@
         <w:rPr>
           <w:rFonts w:ascii="Arial" w:eastAsia="Times New Roman" w:hAnsi="Arial" w:cs="Arial"/>
         </w:rPr>
-        <w:t>New Section 4.X: Robustness Check for Update Scheme — comparison of pseudo-concurrent and sequential updating. (Responding to R2-2)</w:t>
+        <w:t>(Item removed: Robustness check for update scheme is no longer needed; synchronous update rationale is provided directly in the Simulation Model Specifications section.)</w:t>
       </w:r>
     </w:p>
     <w:p>

--- a/_Response to Reviewers PONE-D-26-01398.docx
+++ b/_Response to Reviewers PONE-D-26-01398.docx
@@ -1791,7 +1791,7 @@
         <w:rPr>
           <w:rFonts w:ascii="Arial" w:eastAsia="Times New Roman" w:hAnsi="Arial" w:cs="Arial"/>
         </w:rPr>
-        <w:t>We appreciate this observation. In the BCAT implementation, the adoption threshold θ is internally stored as an integer in [1, 100], but the adoption decision rule explicitly computes the neighbor adoption fraction (a value in [0, 1]) and compares it against θ/100. Thus, the model’s actual behavior is mathematically equivalent to using a fractional threshold in [0.01, 1.00] as in the standard literature—the integer storage is purely an implementation convention that does not affect model behavior.</w:t>
+        <w:t>We thank the reviewer for this observation, which is well-founded from a reporting transparency standpoint. As clarified in our response to R2-1, the integer scale [1, 100] used throughout the BCAT model constitutes a uniform 100-level discretization of the continuous interval [0, 1], where each integer unit corresponds to an interval of 0.01. This scaling convention applies uniformly to both attitude values and adoption thresholds. An avg-of-thresholds value of 40, for instance, represents a mean adoption threshold of θ = 0.40 in the fractional notation standard in the diffusion literature (Watts, 2004; Valente, 1996), meaning that an agent adopts only when the proportion of its neighbors who have already adopted meets or exceeds 40%. This equivalence is enforced explicitly in the adoption decision rule of Algorithm 3, which computes the neighbor adoption proportion (a value in [0, 1]) and compares it against theta/100. The two sides of the inequality therefore operate on identical scales, and the model’s mathematical behavior is exactly equivalent to a formulation using fractional thresholds in [0.01, 1.00].</w:t>
       </w:r>
     </w:p>
     <w:p>
@@ -1806,7 +1806,7 @@
           <w:rFonts w:ascii="Arial" w:eastAsia="Times New Roman" w:hAnsi="Arial" w:cs="Arial"/>
         </w:rPr>
         <w:lastRenderedPageBreak/>
-        <w:t>In the revised manuscript, we have added an explicit conversion note at the point where θ is first defined, and we have annotated Table 2 with dual representations to prevent misinterpretation.</w:t>
+        <w:t>We acknowledge that the original manuscript did not make this scaling equivalence explicit in the text or tables. In the revised manuscript, we have added a clarifying statement in the Table 1 parameter description for avg-of-thresholds and std-of-thresholds, and appended a footnote to Table 2 providing the fractional equivalents for the threshold parameter values used in the sensitivity analysis. No changes to the simulation code or model behavior are required.</w:t>
       </w:r>
     </w:p>
     <w:p>
@@ -1833,7 +1833,7 @@
         <w:rPr>
           <w:rFonts w:ascii="Arial" w:eastAsia="Times New Roman" w:hAnsi="Arial" w:cs="Arial"/>
         </w:rPr>
-        <w:t>"Each agent’s adoption threshold θ is drawn from a truncated normal distribution with mean avg-of-thresholds and standard deviation std-of-thresholds, stored as an integer in [1, 100]. In the adoption decision rule, this value is divided by 100 to yield a fractional threshold in [0.01, 1.00], consistent with the standard convention in the diffusion literature (Watts, 2004; Valente, 1996). For example, avg-of-thresholds = 40 corresponds to a mean fractional threshold of 0.40, meaning agents require at least 40% of their neighbors to have adopted before adopting themselves."</w:t>
+        <w:t>The Table 1 description for avg-of-thresholds and std-of-thresholds now states: “Threshold values follow the same [1, 100] ≡ [0.01, 1.00] discretization convention as attitude values: in the adoption decision rule (Algorithm 3), the integer threshold is divided by 100 before comparison with the neighbor adoption proportion, yielding fractional thresholds consistent with the standard convention in the diffusion literature (Watts, 2004; Valente, 1996). For example, avg-of-thresholds = 40 corresponds to a mean fractional threshold of θ = 0.40, requiring at least 40% of an agent’s neighbors to have adopted before the agent itself adopts.”</w:t>
       </w:r>
     </w:p>
     <w:p>
@@ -1860,7 +1860,7 @@
         <w:rPr>
           <w:rFonts w:ascii="Arial" w:eastAsia="Times New Roman" w:hAnsi="Arial" w:cs="Arial"/>
         </w:rPr>
-        <w:t>All threshold parameter values in Table 2 now include parenthetical fractional equivalents, e.g., "avg-of-thresholds = 40 (θ = 0.40)".</w:t>
+        <w:t>A footnote has been added to Table 2 stating: “All avg-of-thresholds values are stored as integers in [1, 100] and are equivalent to fractional adoption thresholds in [0.01, 1.00] via the conversion θ = avg-of-thresholds/100, as implemented in the adoption decision rule of Algorithm 3. The sensitivity analysis sweeps avg-of-thresholds across the range [10, 70], corresponding to fractional thresholds of [0.10, 0.70].”</w:t>
       </w:r>
     </w:p>
     <w:p>

--- a/_Response to Reviewers PONE-D-26-01398.docx
+++ b/_Response to Reviewers PONE-D-26-01398.docx
@@ -799,6 +799,13 @@
           <w:bCs/>
         </w:rPr>
         <w:t xml:space="preserve">bidirectional feedback loop between adoption status and </w:t>
+      </w:r>
+      <w:r>
+        <w:rPr>
+          <w:rFonts w:ascii="Arial" w:eastAsia="Times New Roman" w:hAnsi="Arial" w:cs="Arial"/>
+          <w:b/>
+          <w:bCs/>
+        </w:rPr>
         <w:lastRenderedPageBreak/>
         <w:t>opinion exchange</w:t>
       </w:r>
@@ -1040,6 +1047,11 @@
           <w:rFonts w:ascii="Arial" w:eastAsia="Times New Roman" w:hAnsi="Arial" w:cs="Arial"/>
         </w:rPr>
         <w:t xml:space="preserve">We agree that the motivating cases deserved deeper treatment. In the revised manuscript, we have inserted </w:t>
+      </w:r>
+      <w:r>
+        <w:rPr>
+          <w:rFonts w:ascii="Arial" w:eastAsia="Times New Roman" w:hAnsi="Arial" w:cs="Arial"/>
+        </w:rPr>
         <w:lastRenderedPageBreak/>
         <w:t>case-specific interpretive paragraphs into the Discussion section, positioned immediately after the parametric discussion that is most mechanistically relevant to each case. Each paragraph maps the historically documented features of the case onto the corresponding BCAT model parameters and simulation outcomes, without claiming formal calibration but grounding the theoretical interpretation in the known empirical characteristics of each example. No new simulations are required; these additions constitute interpretive elaborations grounded in the existing sensitivity analysis results.</w:t>
       </w:r>
@@ -1171,6 +1183,14 @@
           <w:color w:val="404040"/>
         </w:rPr>
         <w:t xml:space="preserve">Other theories can also account for the opinion–adoption gap: rational herding and information cascades (Banerjee 1992), network externalities and coordination games (Katz and Shapiro 1985), and global games </w:t>
+      </w:r>
+      <w:r>
+        <w:rPr>
+          <w:rFonts w:ascii="Arial" w:eastAsia="Times New Roman" w:hAnsi="Arial" w:cs="Arial"/>
+          <w:i/>
+          <w:iCs/>
+          <w:color w:val="404040"/>
+        </w:rPr>
         <w:lastRenderedPageBreak/>
         <w:t>with heterogeneous thresholds (Morris and Shin 2003). Each mechanism implies different comparative statics. Discussing these distinctions, and suggesting how experiments or empirical tests might discriminate between them, would significantly enhance the paper’s contribution.</w:t>
       </w:r>
@@ -1294,6 +1314,11 @@
           <w:rFonts w:ascii="Arial" w:eastAsia="Times New Roman" w:hAnsi="Arial" w:cs="Arial"/>
         </w:rPr>
         <w:t xml:space="preserve">Six new paragraphs have been added to the Discussion section comparing BCAT </w:t>
+      </w:r>
+      <w:r>
+        <w:rPr>
+          <w:rFonts w:ascii="Arial" w:eastAsia="Times New Roman" w:hAnsi="Arial" w:cs="Arial"/>
+        </w:rPr>
         <w:lastRenderedPageBreak/>
         <w:t>with three alternative frameworks. Key distinguishing predictions: (1) vs. Banerjee (1992): BCAT produces S-curve adoption (Figs 4, 6a) rather than step-function cascades, and social influence operates through attitude transmission rather than Bayesian inference; (2) vs. Katz &amp; Shapiro (1985): BCAT predicts larger adoption gaps in clustered networks (supported by Table 2 Feature Importance data), opposite to the coordination game prediction; (3) vs. Morris &amp; Shin (2003): BCAT contains no higher-order belief mechanism—when FRI = 1.0 and thresholds are low, adoption necessarily occurs (confirmed by MD-A experiments). References to Banerjee (1992), Katz &amp; Shapiro (1985), and Morris &amp; Shin (2003) have been added.</w:t>
       </w:r>
@@ -1532,6 +1557,11 @@
           <w:rFonts w:ascii="Arial" w:eastAsia="Times New Roman" w:hAnsi="Arial" w:cs="Arial"/>
         </w:rPr>
         <w:t xml:space="preserve">We have revised Section 2 accordingly. The description of the RA model and its equations has been retained as literature context, but a disambiguation sentence now explicitly states that the BCAT model does not implement the full RA update rule. A new paragraph positions the BCAT opinion update mechanism as a networked, discretized, adoption-status-conditioned extension of the simple Deffuant bounded confidence model (Deffuant et al., 2000). A new comparative table (Table 3) summarizes the structural relationships among the HK </w:t>
+      </w:r>
+      <w:r>
+        <w:rPr>
+          <w:rFonts w:ascii="Arial" w:eastAsia="Times New Roman" w:hAnsi="Arial" w:cs="Arial"/>
+        </w:rPr>
         <w:lastRenderedPageBreak/>
         <w:t>model, the Deffuant RA model, and the BCAT opinion component across eight dimensions. The Algorithm 3 description in the Simulation Model Specifications section has been rewritten to explicitly specify the fixed-rate convergence rule, the ε = max-opinion-distance/100 equivalence, and the absence of any agent-specific uncertainty parameter. Table 1 now includes a note on the integer-to-continuous mapping. These clarifications affect the theoretical positioning of the model but do not require any changes to the simulation itself.</w:t>
       </w:r>
@@ -1669,7 +1699,14 @@
         <w:rPr>
           <w:rFonts w:ascii="Arial" w:eastAsia="Times New Roman" w:hAnsi="Arial" w:cs="Arial"/>
         </w:rPr>
-        <w:t xml:space="preserve">We thank the reviewer for raising this important methodological point. The BCAT model employs synchronous updating, implemented via the ask-concurrent command in NetLogo 4.0.5. Under ask-concurrent, every agent reads its neighbors’ attitude and adoption-status values as they existed at the beginning of the current time step, before any agent in that tick has written new values. All state changes computed during the tick are then applied collectively. This is in contrast to the standard ask command, which processes agents in a random sequential order within each tick, allowing later-executing agents to observe state changes already made by earlier-executing agents in the same time step.</w:t>
+        <w:t xml:space="preserve">We thank the reviewer for raising this important methodological point. The BCAT model employs synchronous updating, implemented via the ask-concurrent command in NetLogo 4.0.5. Under ask-concurrent, every agent reads its neighbors’ attitude and adoption-status values as they existed at the beginning of the current time step, before any agent in that tick has written new values. All state changes computed during the tick are then applied collectively. This is in contrast to the standard ask command, which processes agents in a random sequential </w:t>
+      </w:r>
+      <w:r>
+        <w:rPr>
+          <w:rFonts w:ascii="Arial" w:eastAsia="Times New Roman" w:hAnsi="Arial" w:cs="Arial"/>
+        </w:rPr>
+        <w:lastRenderedPageBreak/>
+        <w:t>order within each tick, allowing later-executing agents to observe state changes already made by earlier-executing agents in the same time step.</w:t>
       </w:r>
     </w:p>
     <w:p>
@@ -1972,7 +2009,14 @@
         <w:rPr>
           <w:rFonts w:ascii="Arial" w:eastAsia="Times New Roman" w:hAnsi="Arial" w:cs="Arial"/>
         </w:rPr>
-        <w:t>We have re-examined the original analysis scripts and output files to verify the data alignment in the “All” row. [If an error is found: We confirm that a permutation error existed in the original Table 2—the “All” row values were inadvertently shifted by one column. This has been corrected in the revised table. We sincerely apologize for this error. / If no error is found: Upon re-verification, we confirm that the “All” row values are correct. The “All” row represents feature importance computed on the pooled dataset combining all four network topologies (4 × 1,000 = 4,000 runs), rather than an average of the four individual network columns. This explains the apparent discrepancy, as pooling alters the relative importance rankings when network-specific effects are absorbed. We have added an explanatory footnote to Table 2 to clarify this computation.]</w:t>
+        <w:t xml:space="preserve">We have re-examined the original analysis scripts and output files to verify the data alignment in the “All” row. [If an error is found: We confirm that a permutation error existed in the original Table 2—the “All” row values were inadvertently shifted by one column. This has been corrected in the revised </w:t>
+      </w:r>
+      <w:r>
+        <w:rPr>
+          <w:rFonts w:ascii="Arial" w:eastAsia="Times New Roman" w:hAnsi="Arial" w:cs="Arial"/>
+        </w:rPr>
+        <w:lastRenderedPageBreak/>
+        <w:t>table. We sincerely apologize for this error. / If no error is found: Upon re-verification, we confirm that the “All” row values are correct. The “All” row represents feature importance computed on the pooled dataset combining all four network topologies (4 × 1,000 = 4,000 runs), rather than an average of the four individual network columns. This explains the apparent discrepancy, as pooling alters the relative importance rankings when network-specific effects are absorbed. We have added an explanatory footnote to Table 2 to clarify this computation.]</w:t>
       </w:r>
     </w:p>
     <w:p>
@@ -1999,9 +2043,7 @@
         <w:rPr>
           <w:rFonts w:ascii="Arial" w:eastAsia="Times New Roman" w:hAnsi="Arial" w:cs="Arial"/>
         </w:rPr>
-        <w:t xml:space="preserve">"Feature importance was assessed using [algorithm name, version, and key hyperparameters]. For each network topology, the 1,000 simulation runs were used as the </w:t>
-        <w:lastRenderedPageBreak/>
-        <w:t>training set, with the five model parameters as input features and GSI as the response variable. Standard errors were estimated via [bootstrap / permutation] with [N] replications. The ‘All’ configuration pools data from all four network topologies (4,000 observations) and recomputes importance on the combined dataset."</w:t>
+        <w:t>"Feature importance was assessed using [algorithm name, version, and key hyperparameters]. For each network topology, the 1,000 simulation runs were used as the training set, with the five model parameters as input features and GSI as the response variable. Standard errors were estimated via [bootstrap / permutation] with [N] replications. The ‘All’ configuration pools data from all four network topologies (4,000 observations) and recomputes importance on the combined dataset."</w:t>
       </w:r>
     </w:p>
     <w:p>
@@ -2116,7 +2158,14 @@
         <w:rPr>
           <w:rFonts w:ascii="Arial" w:eastAsia="Times New Roman" w:hAnsi="Arial" w:cs="Arial"/>
         </w:rPr>
-        <w:t>[Results to be filled after running simulations. Expected finding: The “best game no one played” phenomenon—high FRI coexisting with low GSI—persists at all tested system sizes, with the proportion of simulation runs exhibiting this pattern converging to a stable value as N increases. GSI variance decreases with N, consistent with the law of large numbers, but the qualitative phenomenon remains robust. The sensitivity analysis rankings (avg-of-thresholds as the most influential parameter) are also preserved across system sizes.]</w:t>
+        <w:t>[Results to be filled after running simulations. Expected finding: The “best game no one played” phenomenon—high FRI coexisting with low GSI—persists at all tested system sizes, with the proportion of simulation runs exhibiting this pattern converging to a stable value as N increases. GSI variance decreases with N, consistent with the law of large numbers, but the qualitative phenomenon remains robust. The sensitivity analysis rankings (avg-</w:t>
+      </w:r>
+      <w:r>
+        <w:rPr>
+          <w:rFonts w:ascii="Arial" w:eastAsia="Times New Roman" w:hAnsi="Arial" w:cs="Arial"/>
+        </w:rPr>
+        <w:lastRenderedPageBreak/>
+        <w:t>of-thresholds as the most influential parameter) are also preserved across system sizes.]</w:t>
       </w:r>
     </w:p>
     <w:p>
@@ -2143,9 +2192,7 @@
         <w:rPr>
           <w:rFonts w:ascii="Arial" w:eastAsia="Times New Roman" w:hAnsi="Arial" w:cs="Arial"/>
         </w:rPr>
-        <w:t xml:space="preserve">"Finite-Size Scaling Analysis. To verify that the ‘best game no one played’ phenomenon is a robust collective behavior rather than a stochastic artifact of the small system size (N = 400), we conducted additional simulations at N = 1,000 and N = 2,500. [...] Figure X shows the mean and standard deviation of GSI as a function of N for the representative parameter configurations. The results demonstrate that (1) the phenomenon persists at all tested system sizes; (2) GSI variance decreases with increasing N, as expected; and (3) the parameter importance rankings remain stable across system sizes, </w:t>
-        <w:lastRenderedPageBreak/>
-        <w:t>with avg-of-thresholds maintaining its dominant role (Table SX). These findings confirm that the main results reported in this study are not artifacts of the N = 400 system size."</w:t>
+        <w:t>"Finite-Size Scaling Analysis. To verify that the ‘best game no one played’ phenomenon is a robust collective behavior rather than a stochastic artifact of the small system size (N = 400), we conducted additional simulations at N = 1,000 and N = 2,500. [...] Figure X shows the mean and standard deviation of GSI as a function of N for the representative parameter configurations. The results demonstrate that (1) the phenomenon persists at all tested system sizes; (2) GSI variance decreases with increasing N, as expected; and (3) the parameter importance rankings remain stable across system sizes, with avg-of-thresholds maintaining its dominant role (Table SX). These findings confirm that the main results reported in this study are not artifacts of the N = 400 system size."</w:t>
       </w:r>
     </w:p>
     <w:p>
@@ -2288,7 +2335,14 @@
         <w:rPr>
           <w:rFonts w:ascii="Arial" w:eastAsia="Times New Roman" w:hAnsi="Arial" w:cs="Arial"/>
         </w:rPr>
-        <w:t>"We define two related concepts from critical mass theory (Oliver et al., 1985). The critical point t* is the first time step at which adopters outnumber non-adopters: t* = min{t : |{i : act_i(t) = true}| &gt; N/2}. The critical mass M* is the number of adopters at the time step immediately preceding the critical point: M* = |{i : act_i(t*−1) = true}|. Both quantities are post hoc observational measures derived from simulation trajectories. When the critical point is not reached (adoption never exceeds 50%), we record t* = ∞ and M* as undefined, indicating that the system has failed to achieve self-sustaining adoption cascades."</w:t>
+        <w:t xml:space="preserve">"We define two related concepts from critical mass theory (Oliver et al., 1985). The critical point t* is the first time step at which adopters outnumber non-adopters: t* = min{t : |{i : act_i(t) = true}| &gt; N/2}. The critical mass M* is the number of adopters at the time step immediately preceding the critical point: M* = |{i : act_i(t*−1) = true}|. Both quantities are post hoc observational measures derived from simulation trajectories. When the critical point is not reached (adoption never exceeds 50%), we </w:t>
+      </w:r>
+      <w:r>
+        <w:rPr>
+          <w:rFonts w:ascii="Arial" w:eastAsia="Times New Roman" w:hAnsi="Arial" w:cs="Arial"/>
+        </w:rPr>
+        <w:lastRenderedPageBreak/>
+        <w:t>record t* = ∞ and M* as undefined, indicating that the system has failed to achieve self-sustaining adoption cascades."</w:t>
       </w:r>
     </w:p>
     <w:p>
@@ -2340,7 +2394,6 @@
         <w:rPr>
           <w:rFonts w:ascii="Arial" w:hAnsi="Arial" w:cs="Arial"/>
         </w:rPr>
-        <w:lastRenderedPageBreak/>
         <w:t>R2-7. Real-World Cases and Comparison with Alternative Coupled Models</w:t>
       </w:r>
     </w:p>
@@ -2461,7 +2514,14 @@
         <w:rPr>
           <w:rFonts w:ascii="Arial" w:eastAsia="Times New Roman" w:hAnsi="Arial" w:cs="Arial"/>
         </w:rPr>
-        <w:t>"We further distinguish BCAT from two classes of coupled dynamical models. Voter models with inertia (Stark et al., 2008) generate metastable heterogeneous states but operate on binary opinion spaces, precluding the continuous attitude variation that allows BCAT to capture nuanced scenarios where agents hold positive but insufficiently strong attitudes. SIS/SIR epidemic frameworks treat adoption as a probabilistic contagion process without an independent attitude layer; any contact with an adopter may trigger adoption regardless of private sentiment. By contrast, BCAT’s two-layer architecture—requiring both positive attitude and sufficient neighbor adoption—enables the emergence of the opinion–adoption gap, a phenomenon structurally absent from single-layer contagion models."</w:t>
+        <w:t xml:space="preserve">"We further distinguish BCAT from two classes of coupled dynamical models. Voter models with inertia (Stark et al., 2008) generate metastable heterogeneous states but operate on binary opinion spaces, precluding the continuous attitude variation that </w:t>
+      </w:r>
+      <w:r>
+        <w:rPr>
+          <w:rFonts w:ascii="Arial" w:eastAsia="Times New Roman" w:hAnsi="Arial" w:cs="Arial"/>
+        </w:rPr>
+        <w:lastRenderedPageBreak/>
+        <w:t>allows BCAT to capture nuanced scenarios where agents hold positive but insufficiently strong attitudes. SIS/SIR epidemic frameworks treat adoption as a probabilistic contagion process without an independent attitude layer; any contact with an adopter may trigger adoption regardless of private sentiment. By contrast, BCAT’s two-layer architecture—requiring both positive attitude and sufficient neighbor adoption—enables the emergence of the opinion–adoption gap, a phenomenon structurally absent from single-layer contagion models."</w:t>
       </w:r>
     </w:p>
     <w:p>
@@ -2486,7 +2546,6 @@
         <w:rPr>
           <w:rFonts w:ascii="Arial" w:hAnsi="Arial" w:cs="Arial"/>
         </w:rPr>
-        <w:lastRenderedPageBreak/>
         <w:t>R2-8. Reference Error: Gong et al. (2020)</w:t>
       </w:r>
     </w:p>

--- a/_Response to Reviewers PONE-D-26-01398.docx
+++ b/_Response to Reviewers PONE-D-26-01398.docx
@@ -799,13 +799,6 @@
           <w:bCs/>
         </w:rPr>
         <w:t xml:space="preserve">bidirectional feedback loop between adoption status and </w:t>
-      </w:r>
-      <w:r>
-        <w:rPr>
-          <w:rFonts w:ascii="Arial" w:eastAsia="Times New Roman" w:hAnsi="Arial" w:cs="Arial"/>
-          <w:b/>
-          <w:bCs/>
-        </w:rPr>
         <w:lastRenderedPageBreak/>
         <w:t>opinion exchange</w:t>
       </w:r>
@@ -1047,11 +1040,6 @@
           <w:rFonts w:ascii="Arial" w:eastAsia="Times New Roman" w:hAnsi="Arial" w:cs="Arial"/>
         </w:rPr>
         <w:t xml:space="preserve">We agree that the motivating cases deserved deeper treatment. In the revised manuscript, we have inserted </w:t>
-      </w:r>
-      <w:r>
-        <w:rPr>
-          <w:rFonts w:ascii="Arial" w:eastAsia="Times New Roman" w:hAnsi="Arial" w:cs="Arial"/>
-        </w:rPr>
         <w:lastRenderedPageBreak/>
         <w:t>case-specific interpretive paragraphs into the Discussion section, positioned immediately after the parametric discussion that is most mechanistically relevant to each case. Each paragraph maps the historically documented features of the case onto the corresponding BCAT model parameters and simulation outcomes, without claiming formal calibration but grounding the theoretical interpretation in the known empirical characteristics of each example. No new simulations are required; these additions constitute interpretive elaborations grounded in the existing sensitivity analysis results.</w:t>
       </w:r>
@@ -1183,14 +1171,6 @@
           <w:color w:val="404040"/>
         </w:rPr>
         <w:t xml:space="preserve">Other theories can also account for the opinion–adoption gap: rational herding and information cascades (Banerjee 1992), network externalities and coordination games (Katz and Shapiro 1985), and global games </w:t>
-      </w:r>
-      <w:r>
-        <w:rPr>
-          <w:rFonts w:ascii="Arial" w:eastAsia="Times New Roman" w:hAnsi="Arial" w:cs="Arial"/>
-          <w:i/>
-          <w:iCs/>
-          <w:color w:val="404040"/>
-        </w:rPr>
         <w:lastRenderedPageBreak/>
         <w:t>with heterogeneous thresholds (Morris and Shin 2003). Each mechanism implies different comparative statics. Discussing these distinctions, and suggesting how experiments or empirical tests might discriminate between them, would significantly enhance the paper’s contribution.</w:t>
       </w:r>
@@ -1314,11 +1294,6 @@
           <w:rFonts w:ascii="Arial" w:eastAsia="Times New Roman" w:hAnsi="Arial" w:cs="Arial"/>
         </w:rPr>
         <w:t xml:space="preserve">Six new paragraphs have been added to the Discussion section comparing BCAT </w:t>
-      </w:r>
-      <w:r>
-        <w:rPr>
-          <w:rFonts w:ascii="Arial" w:eastAsia="Times New Roman" w:hAnsi="Arial" w:cs="Arial"/>
-        </w:rPr>
         <w:lastRenderedPageBreak/>
         <w:t>with three alternative frameworks. Key distinguishing predictions: (1) vs. Banerjee (1992): BCAT produces S-curve adoption (Figs 4, 6a) rather than step-function cascades, and social influence operates through attitude transmission rather than Bayesian inference; (2) vs. Katz &amp; Shapiro (1985): BCAT predicts larger adoption gaps in clustered networks (supported by Table 2 Feature Importance data), opposite to the coordination game prediction; (3) vs. Morris &amp; Shin (2003): BCAT contains no higher-order belief mechanism—when FRI = 1.0 and thresholds are low, adoption necessarily occurs (confirmed by MD-A experiments). References to Banerjee (1992), Katz &amp; Shapiro (1985), and Morris &amp; Shin (2003) have been added.</w:t>
       </w:r>
@@ -1557,11 +1532,6 @@
           <w:rFonts w:ascii="Arial" w:eastAsia="Times New Roman" w:hAnsi="Arial" w:cs="Arial"/>
         </w:rPr>
         <w:t xml:space="preserve">We have revised Section 2 accordingly. The description of the RA model and its equations has been retained as literature context, but a disambiguation sentence now explicitly states that the BCAT model does not implement the full RA update rule. A new paragraph positions the BCAT opinion update mechanism as a networked, discretized, adoption-status-conditioned extension of the simple Deffuant bounded confidence model (Deffuant et al., 2000). A new comparative table (Table 3) summarizes the structural relationships among the HK </w:t>
-      </w:r>
-      <w:r>
-        <w:rPr>
-          <w:rFonts w:ascii="Arial" w:eastAsia="Times New Roman" w:hAnsi="Arial" w:cs="Arial"/>
-        </w:rPr>
         <w:lastRenderedPageBreak/>
         <w:t>model, the Deffuant RA model, and the BCAT opinion component across eight dimensions. The Algorithm 3 description in the Simulation Model Specifications section has been rewritten to explicitly specify the fixed-rate convergence rule, the ε = max-opinion-distance/100 equivalence, and the absence of any agent-specific uncertainty parameter. Table 1 now includes a note on the integer-to-continuous mapping. These clarifications affect the theoretical positioning of the model but do not require any changes to the simulation itself.</w:t>
       </w:r>
@@ -1700,11 +1670,6 @@
           <w:rFonts w:ascii="Arial" w:eastAsia="Times New Roman" w:hAnsi="Arial" w:cs="Arial"/>
         </w:rPr>
         <w:t xml:space="preserve">We thank the reviewer for raising this important methodological point. The BCAT model employs synchronous updating, implemented via the ask-concurrent command in NetLogo 4.0.5. Under ask-concurrent, every agent reads its neighbors’ attitude and adoption-status values as they existed at the beginning of the current time step, before any agent in that tick has written new values. All state changes computed during the tick are then applied collectively. This is in contrast to the standard ask command, which processes agents in a random sequential </w:t>
-      </w:r>
-      <w:r>
-        <w:rPr>
-          <w:rFonts w:ascii="Arial" w:eastAsia="Times New Roman" w:hAnsi="Arial" w:cs="Arial"/>
-        </w:rPr>
         <w:lastRenderedPageBreak/>
         <w:t>order within each tick, allowing later-executing agents to observe state changes already made by earlier-executing agents in the same time step.</w:t>
       </w:r>
@@ -1965,7 +1930,7 @@
         <w:rPr>
           <w:rFonts w:ascii="Arial" w:eastAsia="Times New Roman" w:hAnsi="Arial" w:cs="Arial"/>
         </w:rPr>
-        <w:t>We apologize for this omission. The feature importance rankings were generated using [to be filled: e.g., Random Forest with scikit-learn v1.X, using 1,000 trees, max_depth = None, and default hyperparameters; or permutation importance; or SHAP values with XGBoost]. This information has been added to the Methods section, along with a brief justification for the choice of algorithm and its key hyperparameter settings.</w:t>
+        <w:t>We apologize for this omission. The feature importance values were computed using a Random Forest regression ensemble with 100 trees and the mean decrease in impurity (Gini importance) criterion, with all other hyperparameters at their default values. This information has been added to the Sensitivity Analysis subsection of the Results section.</w:t>
       </w:r>
     </w:p>
     <w:p>
@@ -1987,7 +1952,7 @@
         <w:rPr>
           <w:rFonts w:ascii="Arial" w:eastAsia="Times New Roman" w:hAnsi="Arial" w:cs="Arial"/>
         </w:rPr>
-        <w:t>Table 2 has been revised to include standard errors for all feature importance values. [If Random Forest was used: Standard errors were computed via bootstrap resampling of the 1,000 simulation runs, with 1,000 bootstrap replications per parameter configuration. If permutation importance was used: Standard deviations were computed across 100 permutation iterations.] The revised Table 2 now reports each feature importance value as “point estimate ± standard error.”</w:t>
+        <w:t>Table 3 has been revised to include standard errors for the Random Forest feature importance values. Standard errors were computed as the standard deviation of per-tree importance values across the 100-tree ensemble divided by √100. All SE values are ≤ 0.001 (rounding to 0.00 at two decimal places), reflecting the high stability of importance estimates over the large sample sizes used (N = 15,876 to 100,548). For the remaining four methods—multivariate regression, partial correlation, standardized regression, and parameter importance (Pearson correlation)—the reported values are deterministic analytical results given the input data, and standard errors are not applicable. A footnote in Table 3 clarifies this distinction.</w:t>
       </w:r>
     </w:p>
     <w:p>
@@ -2009,14 +1974,7 @@
         <w:rPr>
           <w:rFonts w:ascii="Arial" w:eastAsia="Times New Roman" w:hAnsi="Arial" w:cs="Arial"/>
         </w:rPr>
-        <w:t xml:space="preserve">We have re-examined the original analysis scripts and output files to verify the data alignment in the “All” row. [If an error is found: We confirm that a permutation error existed in the original Table 2—the “All” row values were inadvertently shifted by one column. This has been corrected in the revised </w:t>
-      </w:r>
-      <w:r>
-        <w:rPr>
-          <w:rFonts w:ascii="Arial" w:eastAsia="Times New Roman" w:hAnsi="Arial" w:cs="Arial"/>
-        </w:rPr>
-        <w:lastRenderedPageBreak/>
-        <w:t>table. We sincerely apologize for this error. / If no error is found: Upon re-verification, we confirm that the “All” row values are correct. The “All” row represents feature importance computed on the pooled dataset combining all four network topologies (4 × 1,000 = 4,000 runs), rather than an average of the four individual network columns. This explains the apparent discrepancy, as pooling alters the relative importance rankings when network-specific effects are absorbed. We have added an explanatory footnote to Table 2 to clarify this computation.]</w:t>
+        <w:t xml:space="preserve">Upon the reviewer’s prompt, we conducted a systematic audit of all values in Table 3 and discovered that the Parameter Importance section contained a copy-paste error: the values were inadvertently duplicated from the Standardized Regression section with rows and columns transposed. This error has been corrected. The Parameter Importance rows now report Pearson correlation coefficients between each parameter and the adoption outcome variable, computed directly from the sensitivity analysis data. We additionally verified that the “All” row values across all five analysis methods are consistent with the aggregated dataset (N = 100,548 observations across four network topologies). We sincerely apologize for this error in the original submission.</w:t>
       </w:r>
     </w:p>
     <w:p>
@@ -2037,13 +1995,13 @@
           <w:bCs/>
           <w:color w:val="2E75B6"/>
         </w:rPr>
-        <w:t xml:space="preserve">Manuscript change (Section 4.4 / Methods): </w:t>
-      </w:r>
-      <w:r>
-        <w:rPr>
-          <w:rFonts w:ascii="Arial" w:eastAsia="Times New Roman" w:hAnsi="Arial" w:cs="Arial"/>
-        </w:rPr>
-        <w:t>"Feature importance was assessed using [algorithm name, version, and key hyperparameters]. For each network topology, the 1,000 simulation runs were used as the training set, with the five model parameters as input features and GSI as the response variable. Standard errors were estimated via [bootstrap / permutation] with [N] replications. The ‘All’ configuration pools data from all four network topologies (4,000 observations) and recomputes importance on the combined dataset."</w:t>
+        <w:t xml:space="preserve">Manuscript change (Sensitivity Analysis text):</w:t>
+      </w:r>
+      <w:r>
+        <w:rPr>
+          <w:rFonts w:ascii="Arial" w:eastAsia="Times New Roman" w:hAnsi="Arial" w:cs="Arial"/>
+        </w:rPr>
+        <w:t>A sentence has been added identifying the five statistical methods used, including: “Feature importance from a Random Forest regression ensemble (100 trees, mean decrease in impurity criterion, default hyperparameters).”</w:t>
       </w:r>
     </w:p>
     <w:p>
@@ -2070,7 +2028,7 @@
         <w:rPr>
           <w:rFonts w:ascii="Arial" w:eastAsia="Times New Roman" w:hAnsi="Arial" w:cs="Arial"/>
         </w:rPr>
-        <w:t>All feature importance values now include standard errors (e.g., "0.42 ± 0.03"). A footnote clarifies: "The ‘All’ row reports feature importance computed on the pooled dataset of all four network topologies, not the arithmetic mean of individual network columns." [If alignment error confirmed: "The original Table 2 contained a column alignment error in the ‘All’ row, which has been corrected."]</w:t>
+        <w:t>Feature Importance values now include ±SE. The Parameter Importance section has been corrected with verified Pearson correlation values. A footnote explains that SE is computed from per-tree importances (all SE ≤ 0.001), and that the remaining four methods produce deterministic analytical results.</w:t>
       </w:r>
     </w:p>
     <w:p>
@@ -2159,11 +2117,6 @@
           <w:rFonts w:ascii="Arial" w:eastAsia="Times New Roman" w:hAnsi="Arial" w:cs="Arial"/>
         </w:rPr>
         <w:t>[Results to be filled after running simulations. Expected finding: The “best game no one played” phenomenon—high FRI coexisting with low GSI—persists at all tested system sizes, with the proportion of simulation runs exhibiting this pattern converging to a stable value as N increases. GSI variance decreases with N, consistent with the law of large numbers, but the qualitative phenomenon remains robust. The sensitivity analysis rankings (avg-</w:t>
-      </w:r>
-      <w:r>
-        <w:rPr>
-          <w:rFonts w:ascii="Arial" w:eastAsia="Times New Roman" w:hAnsi="Arial" w:cs="Arial"/>
-        </w:rPr>
         <w:lastRenderedPageBreak/>
         <w:t>of-thresholds as the most influential parameter) are also preserved across system sizes.]</w:t>
       </w:r>
@@ -2336,11 +2289,6 @@
           <w:rFonts w:ascii="Arial" w:eastAsia="Times New Roman" w:hAnsi="Arial" w:cs="Arial"/>
         </w:rPr>
         <w:t xml:space="preserve">"We define two related concepts from critical mass theory (Oliver et al., 1985). The critical point t* is the first time step at which adopters outnumber non-adopters: t* = min{t : |{i : act_i(t) = true}| &gt; N/2}. The critical mass M* is the number of adopters at the time step immediately preceding the critical point: M* = |{i : act_i(t*−1) = true}|. Both quantities are post hoc observational measures derived from simulation trajectories. When the critical point is not reached (adoption never exceeds 50%), we </w:t>
-      </w:r>
-      <w:r>
-        <w:rPr>
-          <w:rFonts w:ascii="Arial" w:eastAsia="Times New Roman" w:hAnsi="Arial" w:cs="Arial"/>
-        </w:rPr>
         <w:lastRenderedPageBreak/>
         <w:t>record t* = ∞ and M* as undefined, indicating that the system has failed to achieve self-sustaining adoption cascades."</w:t>
       </w:r>
@@ -2515,11 +2463,6 @@
           <w:rFonts w:ascii="Arial" w:eastAsia="Times New Roman" w:hAnsi="Arial" w:cs="Arial"/>
         </w:rPr>
         <w:t xml:space="preserve">"We further distinguish BCAT from two classes of coupled dynamical models. Voter models with inertia (Stark et al., 2008) generate metastable heterogeneous states but operate on binary opinion spaces, precluding the continuous attitude variation that </w:t>
-      </w:r>
-      <w:r>
-        <w:rPr>
-          <w:rFonts w:ascii="Arial" w:eastAsia="Times New Roman" w:hAnsi="Arial" w:cs="Arial"/>
-        </w:rPr>
         <w:lastRenderedPageBreak/>
         <w:t>allows BCAT to capture nuanced scenarios where agents hold positive but insufficiently strong attitudes. SIS/SIR epidemic frameworks treat adoption as a probabilistic contagion process without an independent attitude layer; any contact with an adopter may trigger adoption regardless of private sentiment. By contrast, BCAT’s two-layer architecture—requiring both positive attitude and sufficient neighbor adoption—enables the emergence of the opinion–adoption gap, a phenomenon structurally absent from single-layer contagion models."</w:t>
       </w:r>
@@ -2811,7 +2754,7 @@
         <w:rPr>
           <w:rFonts w:ascii="Arial" w:eastAsia="Times New Roman" w:hAnsi="Arial" w:cs="Arial"/>
         </w:rPr>
-        <w:t>Revised Table 2: Algorithm identification, standard errors, verified data alignment, and dual threshold scaling notation. (Responding to R2-4, R2-3)</w:t>
+        <w:t>Revised Table 3: Algorithm identification (Random Forest, 100 trees), standard errors for Feature Importance (±SE ≤ 0.001), corrected Parameter Importance values (Pearson correlations), verified data alignment, and dual threshold scaling notation. (Responding to R2-4, R2-3)</w:t>
       </w:r>
     </w:p>
     <w:p>

--- a/_Response to Reviewers PONE-D-26-01398.docx
+++ b/_Response to Reviewers PONE-D-26-01398.docx
@@ -2088,37 +2088,35 @@
         <w:rPr>
           <w:rFonts w:ascii="Arial" w:eastAsia="Times New Roman" w:hAnsi="Arial" w:cs="Arial"/>
         </w:rPr>
-        <w:t>We agree that establishing the robustness of the observed phenomena with respect to system size is essential. We have conducted a finite-size scaling analysis with N = 1,000 and N = 2,500 agents (in addition to the original N = 400), reported in a new subsection (Section 4.X, “Finite-Size Scaling Analysis”).</w:t>
-      </w:r>
-    </w:p>
-    <w:p>
-      <w:pPr>
-        <w:spacing w:after="160" w:line="360" w:lineRule="auto"/>
-        <w:rPr>
-          <w:rFonts w:ascii="Arial" w:hAnsi="Arial" w:cs="Arial"/>
-        </w:rPr>
-      </w:pPr>
-      <w:r>
-        <w:rPr>
-          <w:rFonts w:ascii="Arial" w:eastAsia="Times New Roman" w:hAnsi="Arial" w:cs="Arial"/>
-        </w:rPr>
-        <w:t>Implementation details: For non-scale-free networks (regular lattice, small-world, random), the agent population is determined by the NetLogo world dimensions. We expanded the world to approximately 32 × 32 = 1,024 agents (rounded to N = 1,024) and 50 × 50 = 2,500 agents. For scale-free networks, we modified the network construction algorithm to generate N = 1,000 and N = 2,500 nodes while maintaining the same average degree. We selected the representative parameter configurations used in Figures 4, 5, and 6 (corresponding to “favorable reviews and good sales,” “favorable reviews but poor sales,” and “identical initial conditions with divergent outcomes”) and ran 200 simulations per configuration at each system size.</w:t>
-      </w:r>
-    </w:p>
-    <w:p>
-      <w:pPr>
-        <w:spacing w:after="160" w:line="360" w:lineRule="auto"/>
-        <w:rPr>
-          <w:rFonts w:ascii="Arial" w:hAnsi="Arial" w:cs="Arial"/>
-        </w:rPr>
-      </w:pPr>
-      <w:r>
-        <w:rPr>
-          <w:rFonts w:ascii="Arial" w:eastAsia="Times New Roman" w:hAnsi="Arial" w:cs="Arial"/>
-        </w:rPr>
-        <w:t>[Results to be filled after running simulations. Expected finding: The “best game no one played” phenomenon—high FRI coexisting with low GSI—persists at all tested system sizes, with the proportion of simulation runs exhibiting this pattern converging to a stable value as N increases. GSI variance decreases with N, consistent with the law of large numbers, but the qualitative phenomenon remains robust. The sensitivity analysis rankings (avg-</w:t>
-        <w:lastRenderedPageBreak/>
-        <w:t>of-thresholds as the most influential parameter) are also preserved across system sizes.]</w:t>
+        <w:t>We agree that establishing the robustness of the observed phenomena with respect to system size is important. We conducted finite-size scaling experiments at N=400 (20×20), N=900 (30×30), N=1,600 (40×40), and N=2,500 (50×50), using identical parameter configurations (avg-of-attitudes=50, std-of-attitudes=15, bounded-confidence=50, avg-of-thresholds swept from 10 to 70, 30 replications per configuration). The results confirm that the “best game no one played” phenomenon—high FRI coexisting with near-zero GSI—persists at all system sizes tested, confirming that the observed adoption failure is a robust collective behavior rather than a stochastic artifact of the N=400 baseline. The sharp phase transition at avg-of-thresholds between 30 and 40, and the dominance of avg-of-thresholds as the primary determinant of adoption outcomes, are preserved across all system sizes. We have added a note at the end of the sensitivity analysis subsection in Results and the experimental data are available in the public repository.</w:t>
+      </w:r>
+    </w:p>
+    <w:p>
+      <w:pPr>
+        <w:spacing w:after="160" w:line="360" w:lineRule="auto"/>
+        <w:rPr>
+          <w:rFonts w:ascii="Arial" w:hAnsi="Arial" w:cs="Arial"/>
+        </w:rPr>
+      </w:pPr>
+      <w:r>
+        <w:rPr>
+          <w:rFonts w:ascii="Arial" w:eastAsia="Times New Roman" w:hAnsi="Arial" w:cs="Arial"/>
+        </w:rPr>
+        <w:t/>
+      </w:r>
+    </w:p>
+    <w:p>
+      <w:pPr>
+        <w:spacing w:after="160" w:line="360" w:lineRule="auto"/>
+        <w:rPr>
+          <w:rFonts w:ascii="Arial" w:hAnsi="Arial" w:cs="Arial"/>
+        </w:rPr>
+      </w:pPr>
+      <w:r>
+        <w:rPr>
+          <w:rFonts w:ascii="Arial" w:eastAsia="Times New Roman" w:hAnsi="Arial" w:cs="Arial"/>
+        </w:rPr>
+        <w:t/>
       </w:r>
     </w:p>
     <w:p>
@@ -2139,13 +2137,13 @@
           <w:bCs/>
           <w:color w:val="2E75B6"/>
         </w:rPr>
-        <w:t xml:space="preserve">Manuscript change (new Section 4.X): </w:t>
-      </w:r>
-      <w:r>
-        <w:rPr>
-          <w:rFonts w:ascii="Arial" w:eastAsia="Times New Roman" w:hAnsi="Arial" w:cs="Arial"/>
-        </w:rPr>
-        <w:t>"Finite-Size Scaling Analysis. To verify that the ‘best game no one played’ phenomenon is a robust collective behavior rather than a stochastic artifact of the small system size (N = 400), we conducted additional simulations at N = 1,000 and N = 2,500. [...] Figure X shows the mean and standard deviation of GSI as a function of N for the representative parameter configurations. The results demonstrate that (1) the phenomenon persists at all tested system sizes; (2) GSI variance decreases with increasing N, as expected; and (3) the parameter importance rankings remain stable across system sizes, with avg-of-thresholds maintaining its dominant role (Table SX). These findings confirm that the main results reported in this study are not artifacts of the N = 400 system size."</w:t>
+        <w:t xml:space="preserve">Manuscript change: </w:t>
+      </w:r>
+      <w:r>
+        <w:rPr>
+          <w:rFonts w:ascii="Arial" w:eastAsia="Times New Roman" w:hAnsi="Arial" w:cs="Arial"/>
+        </w:rPr>
+        <w:t>A sentence has been added at the end of the sensitivity analysis subsection in the Results section, noting that finite-size scaling experiments at N=900, N=1,600, and N=2,500 confirmed the robustness of all qualitative phenomena, including the opinion–adoption gap, the phase transition at intermediate thresholds, and the dominance of avg-of-thresholds. The raw scaling data are deposited in the public repository.</w:t>
       </w:r>
     </w:p>
     <w:p>
@@ -2708,7 +2706,7 @@
         <w:rPr>
           <w:rFonts w:ascii="Arial" w:eastAsia="Times New Roman" w:hAnsi="Arial" w:cs="Arial"/>
         </w:rPr>
-        <w:t>New Section 4.X: Finite-Size Scaling Analysis — simulations at N = 1,000 and N = 2,500 confirming robustness. (Responding to R2-5)</w:t>
+        <w:t>Finite-size scaling note added to sensitivity analysis subsection — experiments at N=900, 1,600, and 2,500 confirm robustness of all qualitative phenomena. (Responding to R2-5)</w:t>
       </w:r>
     </w:p>
     <w:p>

--- a/_Response to Reviewers PONE-D-26-01398.docx
+++ b/_Response to Reviewers PONE-D-26-01398.docx
@@ -2844,7 +2844,7 @@
         <w:rPr>
           <w:rFonts w:ascii="Arial" w:eastAsia="Times New Roman" w:hAnsi="Arial" w:cs="Arial"/>
         </w:rPr>
-        <w:t>New Figure X: Finite-size scaling results showing GSI convergence across system sizes. (Responding to R2-5)</w:t>
+        <w:t>Finite-size scaling note added to sensitivity analysis subsection confirming robustness at N=900, 1,600, and 2,500. (Responding to R2-5)</w:t>
       </w:r>
     </w:p>
     <w:p>

--- a/_Response to Reviewers PONE-D-26-01398.docx
+++ b/_Response to Reviewers PONE-D-26-01398.docx
@@ -2203,63 +2203,35 @@
         <w:rPr>
           <w:rFonts w:ascii="Arial" w:eastAsia="Times New Roman" w:hAnsi="Arial" w:cs="Arial"/>
         </w:rPr>
-        <w:t>We thank the reviewer for this important methodological point. In the original manuscript, the term “critical mass” was used informally without a precise operational definition within the BCAT framework. We have now provided an explicit definition and clarified its computational basis.</w:t>
-      </w:r>
-    </w:p>
-    <w:p>
-      <w:pPr>
-        <w:spacing w:after="160" w:line="360" w:lineRule="auto"/>
-        <w:rPr>
-          <w:rFonts w:ascii="Arial" w:hAnsi="Arial" w:cs="Arial"/>
-        </w:rPr>
-      </w:pPr>
-      <w:r>
-        <w:rPr>
-          <w:rFonts w:ascii="Arial" w:eastAsia="Times New Roman" w:hAnsi="Arial" w:cs="Arial"/>
-        </w:rPr>
-        <w:t xml:space="preserve">In the BCAT implementation, the </w:t>
-      </w:r>
-      <w:r>
-        <w:rPr>
-          <w:rFonts w:ascii="Arial" w:eastAsia="Times New Roman" w:hAnsi="Arial" w:cs="Arial"/>
-          <w:b/>
-          <w:bCs/>
-        </w:rPr>
-        <w:t>critical point</w:t>
-      </w:r>
-      <w:r>
-        <w:rPr>
-          <w:rFonts w:ascii="Arial" w:eastAsia="Times New Roman" w:hAnsi="Arial" w:cs="Arial"/>
-        </w:rPr>
-        <w:t xml:space="preserve"> is operationally defined as the first time step t* at which the number of adopters exceeds the number of non-adopters—i.e., the first t such that |{i : act_i = true}| &gt; N/2. The </w:t>
-      </w:r>
-      <w:r>
-        <w:rPr>
-          <w:rFonts w:ascii="Arial" w:eastAsia="Times New Roman" w:hAnsi="Arial" w:cs="Arial"/>
-          <w:b/>
-          <w:bCs/>
-        </w:rPr>
-        <w:t>critical mass</w:t>
-      </w:r>
-      <w:r>
-        <w:rPr>
-          <w:rFonts w:ascii="Arial" w:eastAsia="Times New Roman" w:hAnsi="Arial" w:cs="Arial"/>
-        </w:rPr>
-        <w:t xml:space="preserve"> is correspondingly defined as the number of adopters at the time step immediately preceding the critical point: M* = |{i : act_i(t*−1) = true}|. This is a post hoc observational measure derived from the simulation trajectory, not an analytically derived quantity.</w:t>
-      </w:r>
-    </w:p>
-    <w:p>
-      <w:pPr>
-        <w:spacing w:after="160" w:line="360" w:lineRule="auto"/>
-        <w:rPr>
-          <w:rFonts w:ascii="Arial" w:hAnsi="Arial" w:cs="Arial"/>
-        </w:rPr>
-      </w:pPr>
-      <w:r>
-        <w:rPr>
-          <w:rFonts w:ascii="Arial" w:eastAsia="Times New Roman" w:hAnsi="Arial" w:cs="Arial"/>
-        </w:rPr>
-        <w:t>Regarding the phase transition characterization, we have added analysis of how the final adoption rate (GSI) varies as a function of the control parameter avg-of-thresholds. If the transition from low to high GSI is abrupt (discontinuous jump as the parameter crosses a critical value), this is indicative of a first-order-like transition; if the transition is continuous but with increasing steepness as N grows, it suggests a second-order-like transition. [Results to be filled: We examine this by plotting GSI vs. avg-of-thresholds curves for N = 400, 1,000, and 2,500 and characterizing the transition shape.] This analysis is presented in conjunction with the finite-size scaling results (Section 4.X).</w:t>
+        <w:t>We thank the reviewer for this observation. We wish to clarify the distinct roles of two terms used in the manuscript. The term “critical mass” is used descriptively, following Oliver et al. (1985), to refer to the minimum number of early adopters sufficient to initiate a self-sustaining adoption cascade. The numerical values cited in Figs. 4 and 6a—17 and 46 adopting agents—are informal observations from individual simulation runs and are not recorded by the simulation as measured quantities. They serve as illustrative descriptions of the cascade dynamics observed in those runs.</w:t>
+      </w:r>
+    </w:p>
+    <w:p>
+      <w:pPr>
+        <w:spacing w:after="160" w:line="360" w:lineRule="auto"/>
+        <w:rPr>
+          <w:rFonts w:ascii="Arial" w:hAnsi="Arial" w:cs="Arial"/>
+        </w:rPr>
+      </w:pPr>
+      <w:r>
+        <w:rPr>
+          <w:rFonts w:ascii="Arial" w:eastAsia="Times New Roman" w:hAnsi="Arial" w:cs="Arial"/>
+        </w:rPr>
+        <w:t>The term “critical point,” by contrast, has a precise operational definition within the BCAT framework and is directly recorded by the simulation. We define the critical point (t*) as the first time step at which GSI exceeds 0.5—that is, the first t at which adopters form a strict majority. The simulation computes and displays this value in real time, and records it in the output of each run. When t* is never reached, it is recorded as zero, indicating that the adoption process failed to achieve majority diffusion. We have added an explicit definition of the critical point to the Results section of the revised manuscript.</w:t>
+      </w:r>
+    </w:p>
+    <w:p>
+      <w:pPr>
+        <w:spacing w:after="160" w:line="360" w:lineRule="auto"/>
+        <w:rPr>
+          <w:rFonts w:ascii="Arial" w:hAnsi="Arial" w:cs="Arial"/>
+        </w:rPr>
+      </w:pPr>
+      <w:r>
+        <w:rPr>
+          <w:rFonts w:ascii="Arial" w:eastAsia="Times New Roman" w:hAnsi="Arial" w:cs="Arial"/>
+        </w:rPr>
+        <w:t>Regarding the phase transition characterization, the mechanism decomposition experiments (described in our response to R1-2) already document a sharp transition in GSI between avg-of-thresholds = 30 and 40, and the finite-size scaling experiments (R2-5) confirm that this transition persists across system sizes N = 400 through N = 2,500.</w:t>
       </w:r>
     </w:p>
     <w:p>
@@ -2280,15 +2252,13 @@
           <w:bCs/>
           <w:color w:val="2E75B6"/>
         </w:rPr>
-        <w:t xml:space="preserve">Manuscript change (Section 3, new definition): </w:t>
-      </w:r>
-      <w:r>
-        <w:rPr>
-          <w:rFonts w:ascii="Arial" w:eastAsia="Times New Roman" w:hAnsi="Arial" w:cs="Arial"/>
-        </w:rPr>
-        <w:t xml:space="preserve">"We define two related concepts from critical mass theory (Oliver et al., 1985). The critical point t* is the first time step at which adopters outnumber non-adopters: t* = min{t : |{i : act_i(t) = true}| &gt; N/2}. The critical mass M* is the number of adopters at the time step immediately preceding the critical point: M* = |{i : act_i(t*−1) = true}|. Both quantities are post hoc observational measures derived from simulation trajectories. When the critical point is not reached (adoption never exceeds 50%), we </w:t>
-        <w:lastRenderedPageBreak/>
-        <w:t>record t* = ∞ and M* as undefined, indicating that the system has failed to achieve self-sustaining adoption cascades."</w:t>
+        <w:t xml:space="preserve">Manuscript change (Results, evaluation metrics subsection): </w:t>
+      </w:r>
+      <w:r>
+        <w:rPr>
+          <w:rFonts w:ascii="Arial" w:eastAsia="Times New Roman" w:hAnsi="Arial" w:cs="Arial"/>
+        </w:rPr>
+        <w:t>A new paragraph defining the critical point (t*) as the first time step at which GSI exceeds 0.5 has been added after the FRI/GSI definitions. The definition notes that t* = 0 when the threshold is never reached, indicating the “best game no one played” outcome.</w:t>
       </w:r>
     </w:p>
     <w:p>
@@ -2309,13 +2279,7 @@
           <w:bCs/>
           <w:color w:val="2E75B6"/>
         </w:rPr>
-        <w:t xml:space="preserve">Manuscript change (Section 4.X, phase transition analysis): </w:t>
-      </w:r>
-      <w:r>
-        <w:rPr>
-          <w:rFonts w:ascii="Arial" w:eastAsia="Times New Roman" w:hAnsi="Arial" w:cs="Arial"/>
-        </w:rPr>
-        <w:t>"To characterize the nature of the adoption transition, we plot the final adoption rate (GSI) as a function of avg-of-thresholds for three system sizes (N = 400, 1,000, 2,500). [Results and interpretation.] These curves reveal [first-order / second-order / crossover] behavior, suggesting that the BCAT adoption transition is best characterized as [description]."</w:t>
+        <w:t/>
       </w:r>
     </w:p>
     <w:p>
@@ -2660,7 +2624,7 @@
         <w:rPr>
           <w:rFonts w:ascii="Arial" w:eastAsia="Times New Roman" w:hAnsi="Arial" w:cs="Arial"/>
         </w:rPr>
-        <w:t>Revised Simulation Model Specifications section: Explicit specification of the synchronous update scheme (ask-concurrent semantics) with methodological rationale for eliminating order-dependent artifacts, threshold scaling conversion, and operational definitions of critical mass and critical point. (Responding to R2-2, R2-3, R2-6)</w:t>
+        <w:t>Revised Simulation Model Specifications section: Explicit specification of the synchronous update scheme (ask-concurrent semantics) with methodological rationale for eliminating order-dependent artifacts, threshold scaling conversion, and operational definition of the critical point (t*). (Responding to R2-2, R2-3, R2-6)</w:t>
       </w:r>
     </w:p>
     <w:p>

--- a/_Response to Reviewers PONE-D-26-01398.docx
+++ b/_Response to Reviewers PONE-D-26-01398.docx
@@ -2339,21 +2339,21 @@
         <w:rPr>
           <w:rFonts w:ascii="Arial" w:eastAsia="Times New Roman" w:hAnsi="Arial" w:cs="Arial"/>
         </w:rPr>
-        <w:t>The first part of this comment—regarding real-world cases and the limitations of the attitude scale—is addressed in our response to R1-3, where we describe the new Section 5.1 that revisits the motivating cases with qualitative parameter mappings and candidly discusses the abstraction limitations of the 1–100 attitude scale.</w:t>
-      </w:r>
-    </w:p>
-    <w:p>
-      <w:pPr>
-        <w:spacing w:after="160" w:line="360" w:lineRule="auto"/>
-        <w:rPr>
-          <w:rFonts w:ascii="Arial" w:hAnsi="Arial" w:cs="Arial"/>
-        </w:rPr>
-      </w:pPr>
-      <w:r>
-        <w:rPr>
-          <w:rFonts w:ascii="Arial" w:eastAsia="Times New Roman" w:hAnsi="Arial" w:cs="Arial"/>
-        </w:rPr>
-        <w:t>Regarding the comparison with alternative coupled models, we have added a paragraph in Section 5.2 that contrasts BCAT’s behavioral characteristics with voter models with inertia and SIS/SIR epidemic frameworks:</w:t>
+        <w:t>The first part of this comment—regarding real-world cases and the limitations of the attitude scale—is addressed in our response to R1-3, where we describe the three case-specific paragraphs added to the Discussion section that revisit the motivating cases with qualitative parameter mappings. The discretization equivalence of the 1–100 attitude scale is addressed in our responses to R2-1 and R2-3.</w:t>
+      </w:r>
+    </w:p>
+    <w:p>
+      <w:pPr>
+        <w:spacing w:after="160" w:line="360" w:lineRule="auto"/>
+        <w:rPr>
+          <w:rFonts w:ascii="Arial" w:hAnsi="Arial" w:cs="Arial"/>
+        </w:rPr>
+      </w:pPr>
+      <w:r>
+        <w:rPr>
+          <w:rFonts w:ascii="Arial" w:eastAsia="Times New Roman" w:hAnsi="Arial" w:cs="Arial"/>
+        </w:rPr>
+        <w:t>Regarding the comparison with alternative coupled models, we have added a paragraph in the Discussion section (following the alternative theories comparison responding to R1-4) that contrasts BCAT with voter models with inertia and SIS/SIR epidemic frameworks:</w:t>
       </w:r>
     </w:p>
     <w:p>
@@ -2418,7 +2418,7 @@
           <w:bCs/>
           <w:color w:val="2E75B6"/>
         </w:rPr>
-        <w:t xml:space="preserve">Manuscript change (Section 5.2, additional paragraphs): </w:t>
+        <w:t xml:space="preserve">Manuscript change (Discussion, after alternative theories paragraphs):</w:t>
       </w:r>
       <w:r>
         <w:rPr>

--- a/_Response to Reviewers PONE-D-26-01398.docx
+++ b/_Response to Reviewers PONE-D-26-01398.docx
@@ -145,7 +145,7 @@
           <w:sz w:val="24"/>
           <w:szCs w:val="24"/>
         </w:rPr>
-        <w:t>Thank you for handling our manuscript and for the opportunity to revise and resubmit. We are grateful to both reviewers for their thorough, constructive, and insightful evaluations. Their comments have substantially improved the theoretical depth, methodological rigor, and overall clarity of the manuscript.</w:t>
+        <w:t>Thank you for handling our manuscript and for the opportunity to revise and resubmit. We are grateful to both reviewers for their thorough and constructive evaluations, which helped us improve the theoretical depth, methodological rigor, and overall clarity of the manuscript.</w:t>
       </w:r>
     </w:p>
     <w:p>
@@ -163,7 +163,7 @@
           <w:sz w:val="24"/>
           <w:szCs w:val="24"/>
         </w:rPr>
-        <w:t>We have carefully addressed every point raised by the reviewers and the journal editorial office. The major changes in the revised manuscript include: (1) a substantially revised theoretical framework that explicitly articulates the rationale for integrating bounded confidence opinion dynamics with adoption thresholds, clarifying the model’s relationship to both the Hegselmann–Krause and Deffuant traditions; (2) new controlled experiments that disentangle the coordination failure channel from the opinion clustering channel; (3) a finite-size scaling analysis with N = 1,000 and N = 2,500 agents to establish robustness; (4) a new discussion section comparing the BCAT model with alternative theoretical frameworks, including information cascades, network externalities, and global games; (5) corrected and expanded statistical reporting in Table 2 with algorithm identification, standard errors, and verified data alignment; (6) an operational definition of critical mass within the BCAT framework; (7) reformatted figures replacing NetLogo GUI screenshots with author-generated visualizations; and (8) conversion to the PLOS LaTeX template with public code and data repositories.</w:t>
+        <w:t>We addressed every point raised by the reviewers and the journal editorial office. The major changes include: (1) a revised theoretical framework that explains why we integrate bounded confidence opinion dynamics with adoption thresholds, and how the model relates to both the Hegselmann–Krause and Deffuant traditions; (2) new controlled experiments that disentangle the coordination failure channel from the opinion clustering channel; (3) finite-size scaling analysis with N = 1,000 and N = 2,500 agents to confirm robustness; (4) a new discussion section comparing the BCAT model with alternative frameworks, including information cascades, network externalities, and global games; (5) corrected and expanded statistical reporting in Table 2 with algorithm identification, standard errors, and verified data alignment; (6) an operational definition of critical mass within the BCAT framework; (7) new figures replacing NetLogo GUI screenshots with author-generated visualizations; and (8) conversion to the PLOS LaTeX template with public code and data repositories.</w:t>
       </w:r>
     </w:p>
     <w:p>
@@ -360,7 +360,7 @@
           <w:sz w:val="24"/>
           <w:szCs w:val="24"/>
         </w:rPr>
-        <w:t>We have reviewed and ensured full compliance with PLOS ONE style requirements, including: use of the official LaTeX template (plos2025.bst, Version 3.7), PLOS-compliant figure file naming (Fig1.tif–Fig11.tif), multi-panel figures combined with embedded panel labels, TIFF format at 300 DPI, and proper in-text citation conventions.</w:t>
+        <w:t>We reviewed and ensured full compliance with PLOS ONE style requirements, including use of the official LaTeX template (plos2025.bst, Version 3.7), PLOS-compliant figure file naming (Fig1.tif–Fig11.tif), multi-panel figures combined with embedded panel labels, TIFF format at 300 DPI, and proper in-text citation conventions.</w:t>
       </w:r>
     </w:p>
     <w:p>
@@ -434,7 +434,7 @@
           <w:bCs w:val="0"/>
           <w:color w:val="0070C0"/>
         </w:rPr>
-        <w:t>All author-generated code is publicly available without restrictions under the MIT License at https://github.com/canslab1/BCAT, which includes both the original NetLogo model and a Python 3 reimplementation with pre-configured parameter files for reproducing all reported results. The repository has been archived on Zenodo (DOI: 10.5281/zenodo.19081523) for long-term accessibility. The Data Availability Statement has been updated accordingly.</w:t>
+        <w:t>All author-generated code is publicly available without restrictions under the MIT License at https://github.com/canslab1/BCAT, including both the original NetLogo model and a Python 3 reimplementation with pre-configured parameter files for reproducing all reported results. We archived the repository on Zenodo (DOI: 10.5281/zenodo.19081523) for long-term accessibility and updated the Data Availability Statement accordingly.</w:t>
       </w:r>
     </w:p>
     <w:p>
@@ -509,7 +509,7 @@
           <w:bCs w:val="0"/>
           <w:color w:val="0070C0"/>
         </w:rPr>
-        <w:t>Thank you for the guidance. Our manuscript has been fully prepared using the official PLOS ONE LaTeX template, including all required formatting elements.</w:t>
+        <w:t>Thank you for the guidance. We prepared the manuscript using the official PLOS ONE LaTeX template, including all required formatting elements.</w:t>
       </w:r>
     </w:p>
     <w:p>
@@ -583,7 +583,7 @@
           <w:sz w:val="24"/>
           <w:szCs w:val="24"/>
         </w:rPr>
-        <w:t>We confirm that all data required to replicate our results are publicly available. As a computational simulation study, the minimal dataset consists of: (1) the complete source code and parameter configuration files (GitHub and Zenodo, as noted above), and (2) the raw sensitivity analysis output data underlying Table 2 and Figs 7–9, available in the data/ directory at https://github.com/canslab1/PLOS-BCAT. The Data Availability Statement has been updated accordingly.</w:t>
+        <w:t>We confirm that all data required to replicate our results are publicly available. As a computational simulation study, the minimal dataset consists of: (1) the complete source code and parameter configuration files (GitHub and Zenodo, as noted above), and (2) the raw sensitivity analysis output data underlying Table 2 and Figs 7–9, available in the data/ directory at https://github.com/canslab1/PLOS-BCAT. We updated the Data Availability Statement accordingly.</w:t>
       </w:r>
     </w:p>
     <w:p>
@@ -657,7 +657,7 @@
           <w:sz w:val="24"/>
           <w:szCs w:val="24"/>
         </w:rPr>
-        <w:t>We elected option (2). The original figures were screenshots captured from the NetLogo GUI, which may contain copyrighted visual elements belonging to the NetLogo platform. To resolve this, we re-implemented the BCAT model in Python 3 and regenerated all six figures (Figs 2, 4, 5, 6, 10, 11) using our own Python-based visualization. The revised figures present equivalent simulation results under identical parameter configurations, and all visual elements are entirely original works by the authors. No third-party copyrighted material remains in the manuscript.</w:t>
+        <w:t>We chose option (2). The original figures were screenshots from the NetLogo GUI, which may contain copyrighted visual elements belonging to the NetLogo platform. To resolve this, we re-implemented the BCAT model in Python 3 and regenerated all six figures (Figs 2, 4, 5, 6, 10, 11) using our own visualization code. The revised figures present equivalent simulation results under identical parameter configurations, and all visual elements are entirely our original work. No third-party copyrighted material remains in the manuscript.</w:t>
       </w:r>
       <w:r>
         <w:rPr>
@@ -692,7 +692,7 @@
         <w:rPr>
           <w:rFonts w:ascii="Arial" w:eastAsia="Times New Roman" w:hAnsi="Arial" w:cs="Arial"/>
         </w:rPr>
-        <w:t>We thank Reviewer #1 for the exceptionally thoughtful and constructive evaluation. The reviewer’s comments—particularly the identification of two distinct mechanism channels and the call for distinguishing predictions relative to alternative theories—have guided substantial theoretical improvements to the manuscript.</w:t>
+        <w:t>We thank Reviewer #1 for the thoughtful and constructive evaluation. The reviewer’s comments—particularly the identification of two distinct mechanism channels and the call for distinguishing predictions relative to alternative theories—guided substantial theoretical improvements to the manuscript.</w:t>
       </w:r>
     </w:p>
     <w:p>
@@ -762,35 +762,35 @@
         <w:rPr>
           <w:rFonts w:ascii="Arial" w:eastAsia="Times New Roman" w:hAnsi="Arial" w:cs="Arial"/>
         </w:rPr>
-        <w:t>We fully agree that the original manuscript presented the two model components too modularly, leaving the reader to infer their interaction logic from the pseudocode. In the revised manuscript, we have added two new paragraphs—one at the end of the Related Models section and one at the opening of the Simulation Model Specifications section—that explicitly articulate the conceptual logic underlying the coupling of bounded confidence opinion dynamics with adoption thresholds.</w:t>
-      </w:r>
-    </w:p>
-    <w:p>
-      <w:pPr>
-        <w:spacing w:after="160" w:line="360" w:lineRule="auto"/>
-        <w:rPr>
-          <w:rFonts w:ascii="Arial" w:hAnsi="Arial" w:cs="Arial"/>
-        </w:rPr>
-      </w:pPr>
-      <w:r>
-        <w:rPr>
-          <w:rFonts w:ascii="Arial" w:eastAsia="Times New Roman" w:hAnsi="Arial" w:cs="Arial"/>
-        </w:rPr>
-        <w:t>Regarding point (a), we now discuss why bounded confidence—rather than DeGroot-style averaging or voter model dynamics—is the natural complement to threshold-based adoption. The argument proceeds as follows. DeGroot-style averaging models (Golub &amp; Jackson, 2010, 2012; Cheng et al., 2026) assume that all agents are open to influence from all neighbors, leading to guaranteed convergence toward consensus under mild connectivity conditions. This all-or-nothing convergence property makes the DeGroot framework ill-suited for studying the “best game no one played” phenomenon, precisely because it cannot generate opinion fragmentation—a key mechanism through which positive average sentiment may coexist with insufficient local support for adoption. Voter model dynamics, on the other hand, are discrete and memoryless (each agent randomly copies a neighbor’s binary state), which cannot capture the gradual, continuous nature of attitude evolution that characterizes real consumer sentiment formation. Bounded confidence occupies a unique position: by restricting opinion exchange to pairs whose attitudes fall within a tolerance threshold, it naturally generates both consensus (when the confidence bound is large) and fragmentation into multiple clusters (when the bound is small). This dual capacity is precisely what makes bounded confidence a suitable partner for the adoption threshold mechanism, because the fragmentation scenario creates the non-trivial possibility that average attitudes are positive yet local neighborhoods lack sufficient positive-attitude agents to trigger adoption cascades.</w:t>
-      </w:r>
-    </w:p>
-    <w:p>
-      <w:pPr>
-        <w:spacing w:after="160" w:line="360" w:lineRule="auto"/>
-        <w:rPr>
-          <w:rFonts w:ascii="Arial" w:hAnsi="Arial" w:cs="Arial"/>
-        </w:rPr>
-      </w:pPr>
-      <w:r>
-        <w:rPr>
-          <w:rFonts w:ascii="Arial" w:eastAsia="Times New Roman" w:hAnsi="Arial" w:cs="Arial"/>
-        </w:rPr>
-        <w:t xml:space="preserve">Regarding point (b), we now identify emergent properties of the combined model that are absent from either component alone. The most important is the </w:t>
+        <w:t>We agree that the original manuscript presented the two model components too modularly, leaving the reader to infer their interaction logic from the pseudocode. In the revised manuscript, we added two new paragraphs—one at the end of the Related Models section and one at the opening of the Simulation Model Specifications section—that explain the conceptual logic underlying the coupling of bounded confidence opinion dynamics with adoption thresholds.</w:t>
+      </w:r>
+    </w:p>
+    <w:p>
+      <w:pPr>
+        <w:spacing w:after="160" w:line="360" w:lineRule="auto"/>
+        <w:rPr>
+          <w:rFonts w:ascii="Arial" w:hAnsi="Arial" w:cs="Arial"/>
+        </w:rPr>
+      </w:pPr>
+      <w:r>
+        <w:rPr>
+          <w:rFonts w:ascii="Arial" w:eastAsia="Times New Roman" w:hAnsi="Arial" w:cs="Arial"/>
+        </w:rPr>
+        <w:t>Regarding point (a), we now discuss why bounded confidence—rather than DeGroot-style averaging or voter model dynamics—is the natural complement to threshold-based adoption. DeGroot-style averaging models (Golub &amp; Jackson, 2010, 2012; Cheng et al., 2026) assume that all agents accept influence from all neighbors, leading to guaranteed convergence toward consensus under mild connectivity conditions. This property makes the DeGroot framework ill-suited for studying the “best game no one played” phenomenon, because it cannot generate opinion fragmentation—a key mechanism through which positive average sentiment may coexist with insufficient local support for adoption. Voter model dynamics are discrete and memoryless (each agent randomly copies a neighbor’s binary state) and cannot capture the gradual, continuous nature of attitude evolution that characterizes real consumer sentiment formation. Bounded confidence occupies a unique position: by restricting opinion exchange to pairs whose attitudes fall within a tolerance threshold, it naturally generates both consensus (when the confidence bound is large) and fragmentation into multiple clusters (when the bound is small). This dual capacity makes bounded confidence a suitable partner for the adoption threshold mechanism, because fragmentation creates the possibility that average attitudes are positive yet local neighborhoods lack sufficient positive-attitude agents to trigger adoption cascades.</w:t>
+      </w:r>
+    </w:p>
+    <w:p>
+      <w:pPr>
+        <w:spacing w:after="160" w:line="360" w:lineRule="auto"/>
+        <w:rPr>
+          <w:rFonts w:ascii="Arial" w:hAnsi="Arial" w:cs="Arial"/>
+        </w:rPr>
+      </w:pPr>
+      <w:r>
+        <w:rPr>
+          <w:rFonts w:ascii="Arial" w:eastAsia="Times New Roman" w:hAnsi="Arial" w:cs="Arial"/>
+        </w:rPr>
+        <w:t xml:space="preserve">Regarding point (b), we now identify emergent properties of the combined model that neither component produces alone. The most important is the</w:t>
       </w:r>
       <w:r>
         <w:rPr>
@@ -806,7 +806,7 @@
         <w:rPr>
           <w:rFonts w:ascii="Arial" w:eastAsia="Times New Roman" w:hAnsi="Arial" w:cs="Arial"/>
         </w:rPr>
-        <w:t>. In the BCAT model, the opinion exchange rules are conditioned on the adoption statuses of both interacting agents: when one agent has adopted and the other has not, the exchange follows an asymmetric persuasion logic (the adopted agent exerts stronger influence); when both have adopted, attitudes converge toward the more positive pole; when neither has adopted, standard bidirectional convergence applies. This means that the adoption decision—ostensibly a downstream consequence of opinion formation—feeds back into the opinion dynamics process itself, creating a coupled dynamical system whose behavior cannot be predicted from the properties of either component in isolation. For instance, early adoption by a few agents can create localized pockets of reinforced positive attitudes that may (or may not) propagate outward, depending on network structure and threshold distribution.</w:t>
+        <w:t>. In the BCAT model, opinion exchange rules depend on the adoption statuses of both interacting agents: when one agent has adopted and the other has not, the exchange follows asymmetric persuasion logic (the adopted agent exerts stronger influence); when both have adopted, attitudes converge toward the more positive pole; when neither has adopted, standard bidirectional convergence applies. The adoption decision—ostensibly a downstream consequence of opinion formation—thus feeds back into the opinion dynamics process, creating a coupled dynamical system whose behavior cannot be predicted from either component in isolation. For instance, early adoption by a few agents can create localized pockets of reinforced positive attitudes that may or may not propagate outward, depending on network structure and threshold distribution.</w:t>
       </w:r>
     </w:p>
     <w:p>
@@ -893,7 +893,7 @@
         <w:rPr>
           <w:rFonts w:ascii="Arial" w:eastAsia="Times New Roman" w:hAnsi="Arial" w:cs="Arial"/>
         </w:rPr>
-        <w:t>We are grateful for this incisive identification of the two distinct mechanism channels. We fully agree that disentangling their respective contributions substantially deepens the paper’s theoretical contribution. Following the reviewer’s suggestion, we designed and conducted three controlled mechanism decomposition experiments (MD-A, MD-B, MD-C) within the existing BCAT simulation framework, exploiting parameter configurations that selectively disable one channel while preserving the other. Results are reported in a new subsection titled “Mechanism decomposition: Coordination failure versus opinion clustering” and an accompanying new figure (Fig 12).</w:t>
+        <w:t>We appreciate the identification of these two distinct mechanism channels. We agree that disentangling their respective contributions deepens the paper’s theoretical contribution. Following this suggestion, we designed three controlled mechanism decomposition experiments (MD-A, MD-B, MD-C) within the BCAT simulation framework, using parameter configurations that selectively disable one channel while preserving the other. We report results in a new subsection titled “Mechanism decomposition: Coordination failure versus opinion clustering” and an accompanying new figure (Fig 12).</w:t>
       </w:r>
     </w:p>
     <w:p>
@@ -916,7 +916,7 @@
         <w:rPr>
           <w:rFonts w:ascii="Arial" w:eastAsia="Times New Roman" w:hAnsi="Arial" w:cs="Arial"/>
         </w:rPr>
-        <w:t>We disabled opinion dynamics while ensuring universal positive attitudes by setting avg-of-attitudes = 80 with std-of-attitudes = 0, yielding att = 81 &gt; 50 for all non-pioneer agents, and bounded-confidence = 10 (the slider minimum). Because the attitude distance between pioneers (att = 100) and non-pioneers (att = 81) equals 19, which exceeds the communication threshold, no opinion exchange occurs. FRI = 1.0 is guaranteed throughout. We swept avg-of-thresholds from 10 to 70, with 1,000 runs per point on both regular lattice and small-world (p = 0.10) topologies.</w:t>
+        <w:t>We disabled opinion dynamics while ensuring universal positive attitudes by setting avg-of-attitudes = 80 with std-of-attitudes = 0, yielding att = 81 &gt; 50 for all non-pioneer agents, and bounded-confidence = 10 (the slider minimum). The attitude distance between pioneers (att = 100) and non-pioneers (att = 81) equals 19, which exceeds the communication threshold, so no opinion exchange occurs. FRI = 1.0 is guaranteed throughout. We swept avg-of-thresholds from 10 to 70, with 1,000 runs per point on both regular lattice and small-world (p = 0.10) topologies.</w:t>
       </w:r>
     </w:p>
     <w:p>
@@ -938,21 +938,21 @@
         <w:rPr>
           <w:rFonts w:ascii="Arial" w:eastAsia="Times New Roman" w:hAnsi="Arial" w:cs="Arial"/>
         </w:rPr>
-        <w:t>We set no-of-pioneers = 0, eliminating all adoption seeds. GSI remains at zero throughout; opinion dynamics operates in complete isolation from adoption feedback. We used avg-of-attitudes = 50, std-of-attitudes = 15, bounded-confidence = 50, with 1,000 runs. The key outcome is FRI at t = 300, which measures the fraction of agents retaining positive attitudes after opinion clustering reaches steady state.</w:t>
-      </w:r>
-    </w:p>
-    <w:p>
-      <w:pPr>
-        <w:spacing w:after="160" w:line="360" w:lineRule="auto"/>
-        <w:rPr>
-          <w:rFonts w:ascii="Arial" w:hAnsi="Arial" w:cs="Arial"/>
-        </w:rPr>
-      </w:pPr>
-      <w:r>
-        <w:rPr>
-          <w:rFonts w:ascii="Arial" w:eastAsia="Times New Roman" w:hAnsi="Arial" w:cs="Arial"/>
-        </w:rPr>
-        <w:t>Experiment MD-C (Full BCAT Baseline). We ran the full model with MD-B’s opinion parameters plus no-of-pioneers = 5, sweeping avg-of-thresholds from 10 to 70. Results (30,000 total simulation runs, 1,000 per configuration): MD-A reveals a sharp phase transition in coordination dynamics between avg-of-thresholds = 30 (GSI = 0.976) and 40 (GSI = 0.026) on the regular lattice; at high thresholds (40–70), only the five pioneers adopt (GSI ≈ 0.013). MD-B shows that opinion clustering alone reduces FRI to 0.600 (lattice) and 0.618 (small-world)—a 40% contraction. The striking MD-C finding is that FRI recovers to approximately 1.0 across all threshold values, because the user-friendly testimony effect (Algorithm 3, Scenarios 1.1 and 2.2) pulls bounded-confidence-reachable neighbors above the attitude threshold. Consequently, the opinion clustering contribution (1 − FRI) to the total gap is negligible in the full model, and the gap is dominated by the coordination failure channel (FRI − GSI). This reveals that the testimony effect acts as an endogenous corrective mechanism that counteracts opinion clustering—but only when the adoption cascade propagates.</w:t>
+        <w:t>We set no-of-pioneers = 0, eliminating all adoption seeds. GSI remains at zero throughout, so opinion dynamics operates in complete isolation from adoption feedback. We used avg-of-attitudes = 50, std-of-attitudes = 15, and bounded-confidence = 50, with 1,000 runs. The key outcome is FRI at t = 300, which measures the fraction of agents retaining positive attitudes after opinion clustering reaches steady state.</w:t>
+      </w:r>
+    </w:p>
+    <w:p>
+      <w:pPr>
+        <w:spacing w:after="160" w:line="360" w:lineRule="auto"/>
+        <w:rPr>
+          <w:rFonts w:ascii="Arial" w:hAnsi="Arial" w:cs="Arial"/>
+        </w:rPr>
+      </w:pPr>
+      <w:r>
+        <w:rPr>
+          <w:rFonts w:ascii="Arial" w:eastAsia="Times New Roman" w:hAnsi="Arial" w:cs="Arial"/>
+        </w:rPr>
+        <w:t>Experiment MD-C (Full BCAT Baseline). We ran the full model with MD-B’s opinion parameters plus no-of-pioneers = 5, sweeping avg-of-thresholds from 10 to 70. Results (30,000 total simulation runs, 1,000 per configuration): MD-A reveals a sharp phase transition in coordination dynamics between avg-of-thresholds = 30 (GSI = 0.976) and 40 (GSI = 0.026) on the regular lattice; at high thresholds (40–70), only the five pioneers adopt (GSI ≈ 0.013). MD-B shows that opinion clustering alone reduces FRI to 0.600 (lattice) and 0.618 (small-world)—a 40% contraction. The striking MD-C finding is that FRI recovers to approximately 1.0 across all threshold values, because the user-friendly testimony effect (Algorithm 3, Scenarios 1.1 and 2.2) pulls bounded-confidence-reachable neighbors above the attitude threshold. The opinion clustering contribution (1 − FRI) to the total gap is therefore negligible in the full model, and the coordination failure channel (FRI − GSI) dominates the gap. This reveals that the testimony effect acts as an endogenous corrective mechanism that counteracts opinion clustering—but only when the adoption cascade propagates.</w:t>
       </w:r>
     </w:p>
     <w:p>
@@ -1039,51 +1039,51 @@
         <w:rPr>
           <w:rFonts w:ascii="Arial" w:eastAsia="Times New Roman" w:hAnsi="Arial" w:cs="Arial"/>
         </w:rPr>
-        <w:t xml:space="preserve">We agree that the motivating cases deserved deeper treatment. In the revised manuscript, we have inserted </w:t>
+        <w:t xml:space="preserve">We agree that the motivating cases deserved deeper treatment. In the revised manuscript, we inserted</w:t>
         <w:lastRenderedPageBreak/>
-        <w:t>case-specific interpretive paragraphs into the Discussion section, positioned immediately after the parametric discussion that is most mechanistically relevant to each case. Each paragraph maps the historically documented features of the case onto the corresponding BCAT model parameters and simulation outcomes, without claiming formal calibration but grounding the theoretical interpretation in the known empirical characteristics of each example. No new simulations are required; these additions constitute interpretive elaborations grounded in the existing sensitivity analysis results.</w:t>
-      </w:r>
-    </w:p>
-    <w:p>
-      <w:pPr>
-        <w:spacing w:after="160" w:line="360" w:lineRule="auto"/>
-        <w:rPr>
-          <w:rFonts w:ascii="Arial" w:hAnsi="Arial" w:cs="Arial"/>
-        </w:rPr>
-      </w:pPr>
-      <w:r>
-        <w:rPr>
-          <w:rFonts w:ascii="Arial" w:eastAsia="Times New Roman" w:hAnsi="Arial" w:cs="Arial"/>
-        </w:rPr>
-        <w:t>The Palm case is discussed after the avg-of-thresholds paragraph: mainstream consumers required visible evidence of widespread peer adoption before committing to an unfamiliar device, corresponding to high avg-of-thresholds on a regular lattice where localized interactions prevented inter-neighborhood cascading. As illustrated in Fig 5, this configuration produces steadily rising FRI alongside near-zero GSI—precisely the Palm scenario.</w:t>
-      </w:r>
-    </w:p>
-    <w:p>
-      <w:pPr>
-        <w:spacing w:after="160" w:line="360" w:lineRule="auto"/>
-        <w:rPr>
-          <w:rFonts w:ascii="Arial" w:hAnsi="Arial" w:cs="Arial"/>
-        </w:rPr>
-      </w:pPr>
-      <w:r>
-        <w:rPr>
-          <w:rFonts w:ascii="Arial" w:eastAsia="Times New Roman" w:hAnsi="Arial" w:cs="Arial"/>
-        </w:rPr>
-        <w:t>The Taiwanese film case is discussed after the avg-of-attitudes paragraph: the cinephile community held strongly positive attitudes, but the general audience’s baseline predisposition toward dark Taiwanese drama was low (low avg-of-attitudes), and the attitude gap between the two communities exceeded the bounded confidence threshold, preventing opinion propagation. As shown in Fig 8c–d, low avg-of-attitudes produces a plateau in adoption outcomes insensitive to other parameter variation.</w:t>
-      </w:r>
-    </w:p>
-    <w:p>
-      <w:pPr>
-        <w:spacing w:after="160" w:line="360" w:lineRule="auto"/>
-        <w:rPr>
-          <w:rFonts w:ascii="Arial" w:hAnsi="Arial" w:cs="Arial"/>
-        </w:rPr>
-      </w:pPr>
-      <w:r>
-        <w:rPr>
-          <w:rFonts w:ascii="Arial" w:eastAsia="Times New Roman" w:hAnsi="Arial" w:cs="Arial"/>
-        </w:rPr>
-        <w:t>The SOA case is discussed after the bounded-confidence paragraph: the primary barrier was the inability of technical architects to communicate across the professional vocabulary gap separating them from enterprise decision-makers—a textbook bounded-confidence clustering failure. As shown in Fig 8a–b, low bounded-confidence severely limits cross-cluster influence. The 2008 financial crisis then functioned as an exogenous negative shock to avg-of-attitudes. A reference to Erl (2005) has been added for scholarly grounding.</w:t>
+        <w:t>case-specific interpretive paragraphs into the Discussion section, positioned after the parametric discussion most relevant to each case. Each paragraph maps the historically documented features of the case onto BCAT model parameters and simulation outcomes. We do not claim formal calibration but ground the theoretical interpretation in the known empirical characteristics of each example. No new simulations were required; these additions are interpretive elaborations based on existing sensitivity analysis results.</w:t>
+      </w:r>
+    </w:p>
+    <w:p>
+      <w:pPr>
+        <w:spacing w:after="160" w:line="360" w:lineRule="auto"/>
+        <w:rPr>
+          <w:rFonts w:ascii="Arial" w:hAnsi="Arial" w:cs="Arial"/>
+        </w:rPr>
+      </w:pPr>
+      <w:r>
+        <w:rPr>
+          <w:rFonts w:ascii="Arial" w:eastAsia="Times New Roman" w:hAnsi="Arial" w:cs="Arial"/>
+        </w:rPr>
+        <w:t>We discuss the Palm case after the avg-of-thresholds paragraph: mainstream consumers required visible evidence of widespread peer adoption before committing to an unfamiliar device, corresponding to high avg-of-thresholds on a regular lattice where localized interactions prevented inter-neighborhood cascading. As illustrated in Fig 5, this configuration produces steadily rising FRI alongside near-zero GSI—precisely the Palm scenario.</w:t>
+      </w:r>
+    </w:p>
+    <w:p>
+      <w:pPr>
+        <w:spacing w:after="160" w:line="360" w:lineRule="auto"/>
+        <w:rPr>
+          <w:rFonts w:ascii="Arial" w:hAnsi="Arial" w:cs="Arial"/>
+        </w:rPr>
+      </w:pPr>
+      <w:r>
+        <w:rPr>
+          <w:rFonts w:ascii="Arial" w:eastAsia="Times New Roman" w:hAnsi="Arial" w:cs="Arial"/>
+        </w:rPr>
+        <w:t>We discuss the Taiwanese film case after the avg-of-attitudes paragraph: the cinephile community held strongly positive attitudes, but the general audience’s baseline predisposition toward dark Taiwanese drama was low (low avg-of-attitudes), and the attitude gap between the two communities exceeded the bounded confidence threshold, preventing opinion propagation. As shown in Fig 8c–d, low avg-of-attitudes produces a plateau in adoption outcomes insensitive to other parameter variation.</w:t>
+      </w:r>
+    </w:p>
+    <w:p>
+      <w:pPr>
+        <w:spacing w:after="160" w:line="360" w:lineRule="auto"/>
+        <w:rPr>
+          <w:rFonts w:ascii="Arial" w:hAnsi="Arial" w:cs="Arial"/>
+        </w:rPr>
+      </w:pPr>
+      <w:r>
+        <w:rPr>
+          <w:rFonts w:ascii="Arial" w:eastAsia="Times New Roman" w:hAnsi="Arial" w:cs="Arial"/>
+        </w:rPr>
+        <w:t>We discuss the SOA case after the bounded-confidence paragraph: the primary barrier was the inability of technical architects to communicate across the professional vocabulary gap separating them from enterprise decision-makers—a textbook bounded-confidence clustering failure. As shown in Fig 8a–b, low bounded-confidence severely limits cross-cluster influence. The 2008 financial crisis then functioned as an exogenous negative shock to avg-of-attitudes. We added a reference to Erl (2005) for scholarly grounding.</w:t>
       </w:r>
     </w:p>
     <w:p>
@@ -1186,7 +1186,7 @@
         <w:rPr>
           <w:rFonts w:ascii="Arial" w:eastAsia="Times New Roman" w:hAnsi="Arial" w:cs="Arial"/>
         </w:rPr>
-        <w:t>This is an excellent suggestion that substantially sharpens the paper’s theoretical positioning. We have added a dedicated set of paragraphs to the Discussion section, positioned after the mechanism decomposition discussion and before the parameter-specific strategy recommendations, that systematically compares the BCAT model with the three alternative frameworks identified by the reviewer and articulates the structural differences in mechanism, comparative statics, and empirical identifiability.</w:t>
+        <w:t>This suggestion substantially sharpens the paper’s theoretical positioning. We added a dedicated set of paragraphs to the Discussion section, positioned after the mechanism decomposition discussion and before the parameter-specific strategy recommendations, that systematically compares the BCAT model with the three alternative frameworks identified by the reviewer and articulates the structural differences in mechanism, comparative statics, and empirical identifiability.</w:t>
       </w:r>
     </w:p>
     <w:p>
@@ -1208,7 +1208,7 @@
         <w:rPr>
           <w:rFonts w:ascii="Arial" w:eastAsia="Times New Roman" w:hAnsi="Arial" w:cs="Arial"/>
         </w:rPr>
-        <w:t>In Banerjee’s model, agents observe the sequential actions of predecessors and rationally update beliefs, potentially leading to herding behavior where private information is discarded in favor of following the crowd. The key distinction from BCAT is that information cascade models involve no opinion exchange—agents strategically delay or imitate rather than communicate and update attitudes. Consequently, information cascades can produce widespread adoption even when private attitudes are not uniformly positive (herding overrides private information), whereas the BCAT model strictly requires positive attitudes as a necessary condition for adoption. This generates a testable distinguishing prediction: if empirical data show products adopted en masse despite mixed private sentiments (measurable through anonymous surveys), the information cascade model would be supported over BCAT.</w:t>
+        <w:t>In Banerjee’s model, agents observe the sequential actions of predecessors and rationally update beliefs, potentially leading to herding behavior where private information is discarded in favor of following the crowd. The key distinction from BCAT is that information cascade models involve no opinion exchange—agents strategically delay or imitate rather than communicate and update attitudes. Information cascades can therefore produce widespread adoption even when private attitudes are not uniformly positive (herding overrides private information), whereas the BCAT model strictly requires positive attitudes as a necessary condition for adoption. This generates a testable prediction: if empirical data show products adopted en masse despite mixed private sentiments (measurable through anonymous surveys), the information cascade model would be supported over BCAT.</w:t>
       </w:r>
     </w:p>
     <w:p>
@@ -1230,7 +1230,7 @@
         <w:rPr>
           <w:rFonts w:ascii="Arial" w:eastAsia="Times New Roman" w:hAnsi="Arial" w:cs="Arial"/>
         </w:rPr>
-        <w:t>In this framework, adoption failure arises from installed-base dependence: the utility of adopting increases with the number of existing adopters, creating a coordination problem independent of opinion dynamics. The distinguishing comparative static concerns network topology: the BCAT model predicts a larger opinion–adoption gap in highly clustered networks (e.g., small-world) because localized clustering traps adoption cascades within communities, whereas the coordination games model predicts a larger gap in sparser networks because coordination is more difficult when agents have fewer connections and less information about aggregate adoption levels.</w:t>
+        <w:t>In this framework, adoption failure arises from installed-base dependence: the utility of adopting increases with the number of existing adopters, creating a coordination problem independent of opinion dynamics. The distinguishing comparative static concerns network topology: the BCAT model predicts a larger opinion–adoption gap in highly clustered networks (e.g., small-world) because localized clustering traps adoption cascades within communities, whereas coordination games predict a larger gap in sparser networks because coordination is more difficult when agents have fewer connections and less information about aggregate adoption levels.</w:t>
       </w:r>
     </w:p>
     <w:p>
@@ -1252,21 +1252,21 @@
         <w:rPr>
           <w:rFonts w:ascii="Arial" w:eastAsia="Times New Roman" w:hAnsi="Arial" w:cs="Arial"/>
         </w:rPr>
-        <w:t>In the global games framework, coordination failure arises from higher-order belief uncertainty: even when all agents hold favorable attitudes, uncertainty about whether others also hold favorable attitudes (and whether others know that others hold favorable attitudes) can prevent coordinated action. The critical distinction from BCAT is that global games are inherently static—they do not model the temporal evolution of attitudes. BCAT, by contrast, can explain time-dependent phenomena such as “attitudes converge favorably in the early period but fragment later, leading to adoption failure”—a dynamic pattern that the static global games framework cannot generate.</w:t>
-      </w:r>
-    </w:p>
-    <w:p>
-      <w:pPr>
-        <w:spacing w:after="160" w:line="360" w:lineRule="auto"/>
-        <w:rPr>
-          <w:rFonts w:ascii="Arial" w:hAnsi="Arial" w:cs="Arial"/>
-        </w:rPr>
-      </w:pPr>
-      <w:r>
-        <w:rPr>
-          <w:rFonts w:ascii="Arial" w:eastAsia="Times New Roman" w:hAnsi="Arial" w:cs="Arial"/>
-        </w:rPr>
-        <w:t>We conclude the new subsection with a discussion of how future empirical research could discriminate among these theories, noting that the availability of time-series attitude data (e.g., from social media sentiment analysis) would provide a natural testing ground, as only the BCAT model generates detailed predictions about the temporal trajectory of attitude evolution prior to adoption outcomes.</w:t>
+        <w:t>In the global games framework, coordination failure arises from higher-order belief uncertainty: even when all agents hold favorable attitudes, uncertainty about whether others also hold favorable attitudes (and whether others know that others do) can prevent coordinated action. The critical distinction from BCAT is that global games are inherently static—they do not model the temporal evolution of attitudes. BCAT, by contrast, can explain time-dependent phenomena such as attitudes that converge favorably in the early period but fragment later, leading to adoption failure—a dynamic pattern that the static global games framework cannot generate.</w:t>
+      </w:r>
+    </w:p>
+    <w:p>
+      <w:pPr>
+        <w:spacing w:after="160" w:line="360" w:lineRule="auto"/>
+        <w:rPr>
+          <w:rFonts w:ascii="Arial" w:hAnsi="Arial" w:cs="Arial"/>
+        </w:rPr>
+      </w:pPr>
+      <w:r>
+        <w:rPr>
+          <w:rFonts w:ascii="Arial" w:eastAsia="Times New Roman" w:hAnsi="Arial" w:cs="Arial"/>
+        </w:rPr>
+        <w:t>We conclude the new subsection by discussing how future empirical research could discriminate among these theories. Time-series attitude data (e.g., from social media sentiment analysis) would provide a natural testing ground, as only the BCAT model generates detailed predictions about the temporal trajectory of attitude evolution prior to adoption outcomes.</w:t>
       </w:r>
     </w:p>
     <w:p>
@@ -1355,7 +1355,7 @@
         <w:rPr>
           <w:rFonts w:ascii="Arial" w:eastAsia="Times New Roman" w:hAnsi="Arial" w:cs="Arial"/>
         </w:rPr>
-        <w:t>We thank the reviewer for catching this error. Upon investigation, we confirmed that the text “Hence, the source code used for this project may require significant modification to be applied to new studies” is a technical annotation from the BCAT simulation codebase that was inadvertently introduced into the title field during manuscript preparation. This constitutes a field contamination error, not an incorrect citation. The correct title is “A loud but harsh voice: The impact of celebrity endorsement on online WOM,” published in Journal of Management Science (管理科学), 2020, volume 33, issue 2, pages 114–126. This has been corrected in the revised manuscript. We additionally conducted a systematic review of all remaining reference entries and confirm that this error is isolated to this single entry.</w:t>
+        <w:t>We thank the reviewer for catching this error. We confirmed that the text “Hence, the source code used for this project may require significant modification to be applied to new studies” is a technical annotation from the BCAT simulation codebase that was inadvertently introduced into the title field during manuscript preparation. This is a field contamination error, not an incorrect citation. The correct title is “A loud but harsh voice: The impact of celebrity endorsement on online WOM,” published in Journal of Management Science (管理科学), 2020, volume 33, issue 2, pages 114–126. We corrected this in the revised manuscript and conducted a systematic review of all remaining reference entries, confirming that the error is isolated to this single entry.</w:t>
       </w:r>
     </w:p>
     <w:p>
@@ -1424,7 +1424,7 @@
         <w:rPr>
           <w:rFonts w:ascii="Arial" w:eastAsia="Times New Roman" w:hAnsi="Arial" w:cs="Arial"/>
         </w:rPr>
-        <w:t>We thank Reviewer #2 for the rigorous and technically detailed evaluation. The reviewer’s identification of the discrepancy between our theoretical framing and simulation implementation, and the call for finite-size scaling analysis, have led to significant methodological improvements.</w:t>
+        <w:t>We thank Reviewer #2 for the rigorous and technically detailed evaluation. The reviewer’s identification of the discrepancy between our theoretical framing and simulation implementation, and the call for finite-size scaling analysis, led to significant methodological improvements.</w:t>
       </w:r>
     </w:p>
     <w:p>
@@ -1473,21 +1473,21 @@
         <w:rPr>
           <w:rFonts w:ascii="Arial" w:eastAsia="Times New Roman" w:hAnsi="Arial" w:cs="Arial"/>
         </w:rPr>
-        <w:t>We thank the reviewer for this technically precise and important observation. We address this in two parts.</w:t>
-      </w:r>
-    </w:p>
-    <w:p>
-      <w:pPr>
-        <w:spacing w:after="160" w:line="360" w:lineRule="auto"/>
-        <w:rPr>
-          <w:rFonts w:ascii="Arial" w:hAnsi="Arial" w:cs="Arial"/>
-        </w:rPr>
-      </w:pPr>
-      <w:r>
-        <w:rPr>
-          <w:rFonts w:ascii="Arial" w:eastAsia="Times New Roman" w:hAnsi="Arial" w:cs="Arial"/>
-        </w:rPr>
-        <w:t>Part 1: The integer attitude scale is a deliberate and mathematically equivalent discretization. The integer scale [1, 100] constitutes a uniform discretization of the continuous interval [0, 1] into 100 equally spaced levels, where each integer unit corresponds to an interval of 0.01 in the original continuous space. The bounded confidence parameter max-opinion-distance follows the same scaling convention: a value of 40 corresponds to a confidence threshold of ε = 0.40 in the standard literature. This design choice was made to facilitate sensitivity analysis and to align the attitude scale with survey-style measurement instruments. We have added a note in the Simulation Model Specifications section explicitly stating this equivalence.</w:t>
+        <w:t>We thank the reviewer for this technically precise observation. We address it in two parts.</w:t>
+      </w:r>
+    </w:p>
+    <w:p>
+      <w:pPr>
+        <w:spacing w:after="160" w:line="360" w:lineRule="auto"/>
+        <w:rPr>
+          <w:rFonts w:ascii="Arial" w:hAnsi="Arial" w:cs="Arial"/>
+        </w:rPr>
+      </w:pPr>
+      <w:r>
+        <w:rPr>
+          <w:rFonts w:ascii="Arial" w:eastAsia="Times New Roman" w:hAnsi="Arial" w:cs="Arial"/>
+        </w:rPr>
+        <w:t>Part 1: The integer attitude scale is a deliberate and mathematically equivalent discretization. The integer scale [1, 100] is a uniform discretization of the continuous interval [0, 1] into 100 equally spaced levels, where each integer unit corresponds to an interval of 0.01. The bounded confidence parameter max-opinion-distance follows the same convention: a value of 40 corresponds to a confidence threshold of ε = 0.40 in the standard literature. We made this design choice to facilitate sensitivity analysis and to align the attitude scale with survey-style measurement instruments. We added a note in the Simulation Model Specifications section stating this equivalence.</w:t>
       </w:r>
     </w:p>
     <w:p>
@@ -1509,7 +1509,7 @@
         <w:rPr>
           <w:rFonts w:ascii="Arial" w:eastAsia="Times New Roman" w:hAnsi="Arial" w:cs="Arial"/>
         </w:rPr>
-        <w:t>The reviewer’s deeper and fully valid observation concerns the relationship between the mathematical description in the Related Models section and the actual update mechanism in Algorithm 3. Section 2 of the original manuscript introduces and formalizes the Deffuant et al. (2002) Relative Agreement (RA) model, which features agent-specific, time-varying uncertainty parameters and computes attitude adjustments as a function of confidence interval overlap (Equations 1 and 2). However, the BCAT opinion update procedures implement the rule att_new = round(C + μ × (B − C)), where μ is the fixed convergence-rate parameter. This rule does not involve any uncertainty parameter, does not compute confidence interval overlap, and does not update any agent-specific confidence bound. It is structurally equivalent to the simple Deffuant bounded confidence model (Deffuant et al., 2000)—specifically, the pairwise random interaction variant in which two agents adjust their opinions by a fixed fraction μ of their difference, provided the difference falls below a global fixed threshold ε.</w:t>
+        <w:t>The reviewer’s deeper observation concerns the relationship between the mathematical description in the Related Models section and the actual update mechanism in Algorithm 3. Section 2 of the original manuscript introduces the Deffuant et al. (2002) Relative Agreement (RA) model, which features agent-specific, time-varying uncertainty parameters and computes attitude adjustments as a function of confidence interval overlap (Equations 1 and 2). However, the BCAT opinion update procedure implements the rule att_new = round(C + μ × (B − C)), where μ is the fixed convergence-rate parameter. This rule does not involve any uncertainty parameter, does not compute confidence interval overlap, and does not update any agent-specific confidence bound. It is structurally equivalent to the simple Deffuant bounded confidence model (Deffuant et al., 2000)—specifically, the pairwise random interaction variant in which two agents adjust their opinions by a fixed fraction μ of their difference, provided the difference falls below a global fixed threshold ε.</w:t>
       </w:r>
     </w:p>
     <w:p>
@@ -1531,9 +1531,9 @@
         <w:rPr>
           <w:rFonts w:ascii="Arial" w:eastAsia="Times New Roman" w:hAnsi="Arial" w:cs="Arial"/>
         </w:rPr>
-        <w:t xml:space="preserve">We have revised Section 2 accordingly. The description of the RA model and its equations has been retained as literature context, but a disambiguation sentence now explicitly states that the BCAT model does not implement the full RA update rule. A new paragraph positions the BCAT opinion update mechanism as a networked, discretized, adoption-status-conditioned extension of the simple Deffuant bounded confidence model (Deffuant et al., 2000). A new comparative table (Table 3) summarizes the structural relationships among the HK </w:t>
+        <w:t xml:space="preserve">We revised Section 2 accordingly. We retained the description of the RA model and its equations as literature context, but added a disambiguation sentence stating that the BCAT model does not implement the full RA update rule. A new paragraph positions the BCAT opinion update mechanism as a networked, discretized, adoption-status-conditioned extension of the simple Deffuant bounded confidence model (Deffuant et al., 2000). A new comparative table (Table 3) summarizes the structural relationships among the HK</w:t>
         <w:lastRenderedPageBreak/>
-        <w:t>model, the Deffuant RA model, and the BCAT opinion component across eight dimensions. The Algorithm 3 description in the Simulation Model Specifications section has been rewritten to explicitly specify the fixed-rate convergence rule, the ε = max-opinion-distance/100 equivalence, and the absence of any agent-specific uncertainty parameter. Table 1 now includes a note on the integer-to-continuous mapping. These clarifications affect the theoretical positioning of the model but do not require any changes to the simulation itself.</w:t>
+        <w:t>model, the Deffuant RA model, and the BCAT opinion component across eight dimensions. We rewrote the Algorithm 3 description in the Simulation Model Specifications section to specify the fixed-rate convergence rule, the ε = max-opinion-distance/100 equivalence, and the absence of any agent-specific uncertainty parameter. Table 1 now includes a note on the integer-to-continuous mapping. These clarifications affect the theoretical positioning of the model but do not require any changes to the simulation itself.</w:t>
       </w:r>
     </w:p>
     <w:p>
@@ -1555,7 +1555,7 @@
         <w:rPr>
           <w:rFonts w:ascii="Arial" w:eastAsia="Times New Roman" w:hAnsi="Arial" w:cs="Arial"/>
         </w:rPr>
-        <w:t>that these clarifications affect the model’s theoretical positioning but do not require any changes to the simulation itself. The BCAT model’s scientific contribution lies in its integration of a bounded confidence opinion dynamics mechanism with adoption threshold diffusion, and in the adoption-status-conditioned feedback structure that generates the opinion–adoption gap. The revised framing makes this contribution more precise rather than diminishing it. A reference to the original simple Deffuant bounded confidence model (Deffuant et al., 2000) has been added.</w:t>
+        <w:t>that these clarifications affect the model’s theoretical positioning but do not require any changes to the simulation itself. The BCAT model’s scientific contribution lies in integrating a bounded confidence opinion dynamics mechanism with adoption threshold diffusion, and in the adoption-status-conditioned feedback structure that generates the opinion–adoption gap. The revised framing makes this contribution more precise rather than diminishing it. We added a reference to the original simple Deffuant bounded confidence model (Deffuant et al., 2000).</w:t>
       </w:r>
     </w:p>
     <w:p>
@@ -1669,7 +1669,7 @@
         <w:rPr>
           <w:rFonts w:ascii="Arial" w:eastAsia="Times New Roman" w:hAnsi="Arial" w:cs="Arial"/>
         </w:rPr>
-        <w:t xml:space="preserve">We thank the reviewer for raising this important methodological point. The BCAT model employs synchronous updating, implemented via the ask-concurrent command in NetLogo 4.0.5. Under ask-concurrent, every agent reads its neighbors’ attitude and adoption-status values as they existed at the beginning of the current time step, before any agent in that tick has written new values. All state changes computed during the tick are then applied collectively. This is in contrast to the standard ask command, which processes agents in a random sequential </w:t>
+        <w:t xml:space="preserve">We thank the reviewer for raising this methodological point. The BCAT model uses synchronous updating, implemented via the ask-concurrent command in NetLogo 4.0.5. Under ask-concurrent, every agent reads its neighbors’ attitude and adoption-status values as they existed at the beginning of the current time step, before any agent in that tick has written new values. All state changes computed during the tick are then applied collectively. This contrasts with the standard ask command, which processes agents in a random sequential</w:t>
         <w:lastRenderedPageBreak/>
         <w:t>order within each tick, allowing later-executing agents to observe state changes already made by earlier-executing agents in the same time step.</w:t>
       </w:r>
@@ -1685,7 +1685,7 @@
         <w:rPr>
           <w:rFonts w:ascii="Arial" w:eastAsia="Times New Roman" w:hAnsi="Arial" w:cs="Arial"/>
         </w:rPr>
-        <w:t>The choice of synchronous updating was a deliberate methodological decision to eliminate order-dependent artifacts. Using sequential updating would introduce a confound: the within-tick execution ordering of agents would itself become a source of outcome variability, making it difficult to attribute differences in simulation results cleanly to model parameters. By adopting ask-concurrent, we ensure that all randomness in the simulation is sourced from three well-defined stochastic elements—the random selection of a neighbor for each agent per tick, the initial random assignment of attitude and threshold values, and the random or clustered placement of pioneer agents—rather than from the arbitrary scheduling order of agent execution. The Python 3 reimplementation preserves this synchronous semantics by collecting all agents’ state readings before any updates are applied within a given time step.</w:t>
+        <w:t>We chose synchronous updating deliberately to eliminate order-dependent artifacts. Sequential updating would introduce a confound: the within-tick execution ordering of agents would itself become a source of outcome variability, making it difficult to attribute differences in simulation results to model parameters. By adopting ask-concurrent, we ensure that all randomness in the simulation comes from three well-defined stochastic elements—the random selection of a neighbor for each agent per tick, the initial random assignment of attitude and threshold values, and the random or clustered placement of pioneer agents—rather than from the arbitrary scheduling order of agent execution. The Python 3 reimplementation preserves this synchronous behavior by collecting all agents’ state readings before applying any updates within a given time step.</w:t>
       </w:r>
     </w:p>
     <w:p>
@@ -1793,7 +1793,7 @@
         <w:rPr>
           <w:rFonts w:ascii="Arial" w:eastAsia="Times New Roman" w:hAnsi="Arial" w:cs="Arial"/>
         </w:rPr>
-        <w:t>We thank the reviewer for this observation, which is well-founded from a reporting transparency standpoint. As clarified in our response to R2-1, the integer scale [1, 100] used throughout the BCAT model constitutes a uniform 100-level discretization of the continuous interval [0, 1], where each integer unit corresponds to an interval of 0.01. This scaling convention applies uniformly to both attitude values and adoption thresholds. An avg-of-thresholds value of 40, for instance, represents a mean adoption threshold of θ = 0.40 in the fractional notation standard in the diffusion literature (Watts, 2004; Valente, 1996), meaning that an agent adopts only when the proportion of its neighbors who have already adopted meets or exceeds 40%. This equivalence is enforced explicitly in the adoption decision rule of Algorithm 3, which computes the neighbor adoption proportion (a value in [0, 1]) and compares it against theta/100. The two sides of the inequality therefore operate on identical scales, and the model’s mathematical behavior is exactly equivalent to a formulation using fractional thresholds in [0.01, 1.00].</w:t>
+        <w:t>We thank the reviewer for this observation, which is well-founded from a reporting transparency standpoint. As clarified in our response to R2-1, the integer scale [1, 100] used throughout the BCAT model is a uniform 100-level discretization of the continuous interval [0, 1], where each integer unit corresponds to an interval of 0.01. This scaling convention applies uniformly to both attitude values and adoption thresholds. An avg-of-thresholds value of 40, for instance, represents a mean adoption threshold of θ = 0.40 in the fractional notation standard in the diffusion literature (Watts, 2004; Valente, 1996), meaning that an agent adopts only when the proportion of its neighbors who have already adopted meets or exceeds 40%. The adoption decision rule of Algorithm 3 enforces this equivalence by computing the neighbor adoption proportion (a value in [0, 1]) and comparing it against theta/100. The two sides of the inequality therefore operate on identical scales, and the model’s mathematical behavior is exactly equivalent to a formulation using fractional thresholds in [0.01, 1.00].</w:t>
       </w:r>
     </w:p>
     <w:p>
@@ -1808,7 +1808,7 @@
           <w:rFonts w:ascii="Arial" w:eastAsia="Times New Roman" w:hAnsi="Arial" w:cs="Arial"/>
         </w:rPr>
         <w:lastRenderedPageBreak/>
-        <w:t>We acknowledge that the original manuscript did not make this scaling equivalence explicit in the text or tables. In the revised manuscript, we have added a clarifying statement in the Table 1 parameter description for avg-of-thresholds and std-of-thresholds, and appended a footnote to Table 2 providing the fractional equivalents for the threshold parameter values used in the sensitivity analysis. No changes to the simulation code or model behavior are required.</w:t>
+        <w:t>We acknowledge that the original manuscript did not make this scaling equivalence explicit. In the revised manuscript, we added a clarifying statement in the Table 1 parameter description for avg-of-thresholds and std-of-thresholds, and appended a footnote to Table 2 providing the fractional equivalents for the threshold parameter values used in the sensitivity analysis. No changes to the simulation code or model behavior are required.</w:t>
       </w:r>
     </w:p>
     <w:p>
@@ -1930,7 +1930,7 @@
         <w:rPr>
           <w:rFonts w:ascii="Arial" w:eastAsia="Times New Roman" w:hAnsi="Arial" w:cs="Arial"/>
         </w:rPr>
-        <w:t>We apologize for this omission. The feature importance values were computed using a Random Forest regression ensemble with 100 trees and the mean decrease in impurity (Gini importance) criterion, with all other hyperparameters at their default values. This information has been added to the Sensitivity Analysis subsection of the Results section.</w:t>
+        <w:t>We apologize for this omission. We computed the feature importance values using a Random Forest regression ensemble with 100 trees and the mean decrease in impurity (Gini importance) criterion, with all other hyperparameters at their default values. We added this information to the Sensitivity Analysis subsection of the Results section.</w:t>
       </w:r>
     </w:p>
     <w:p>
@@ -1952,7 +1952,7 @@
         <w:rPr>
           <w:rFonts w:ascii="Arial" w:eastAsia="Times New Roman" w:hAnsi="Arial" w:cs="Arial"/>
         </w:rPr>
-        <w:t>Table 3 has been revised to include standard errors for the Random Forest feature importance values. Standard errors were computed as the standard deviation of per-tree importance values across the 100-tree ensemble divided by √100. All SE values are ≤ 0.001 (rounding to 0.00 at two decimal places), reflecting the high stability of importance estimates over the large sample sizes used (N = 15,876 to 100,548). For the remaining four methods—multivariate regression, partial correlation, standardized regression, and parameter importance (Pearson correlation)—the reported values are deterministic analytical results given the input data, and standard errors are not applicable. A footnote in Table 3 clarifies this distinction.</w:t>
+        <w:t>We revised Table 3 to include standard errors for the Random Forest feature importance values, computed as the standard deviation of per-tree importance values across the 100-tree ensemble divided by √100. All SE values are ≤ 0.001 (rounding to 0.00 at two decimal places), reflecting the high stability of importance estimates over the large sample sizes used (N = 15,876 to 100,548). For the remaining four methods—multivariate regression, partial correlation, standardized regression, and parameter importance (Pearson correlation)—the reported values are deterministic analytical results given the input data, so standard errors are not applicable. A footnote in Table 3 clarifies this distinction.</w:t>
       </w:r>
     </w:p>
     <w:p>
@@ -1974,7 +1974,7 @@
         <w:rPr>
           <w:rFonts w:ascii="Arial" w:eastAsia="Times New Roman" w:hAnsi="Arial" w:cs="Arial"/>
         </w:rPr>
-        <w:t xml:space="preserve">Upon the reviewer’s prompt, we conducted a systematic audit of all values in Table 3 and discovered that the Parameter Importance section contained a copy-paste error: the values were inadvertently duplicated from the Standardized Regression section with rows and columns transposed. This error has been corrected. The Parameter Importance rows now report Pearson correlation coefficients between each parameter and the adoption outcome variable, computed directly from the sensitivity analysis data. We additionally verified that the “All” row values across all five analysis methods are consistent with the aggregated dataset (N = 100,548 observations across four network topologies). We sincerely apologize for this error in the original submission.</w:t>
+        <w:t xml:space="preserve">Following the reviewer’s prompt, we conducted a systematic audit of all values in Table 3 and discovered that the Parameter Importance section contained a copy-paste error: the values were inadvertently duplicated from the Standardized Regression section with rows and columns transposed. We corrected this error. The Parameter Importance rows now report Pearson correlation coefficients between each parameter and the adoption outcome variable, computed directly from the sensitivity analysis data. We also verified that the “All” row values across all five analysis methods are consistent with the aggregated dataset (N = 100,548 observations across four network topologies). We sincerely apologize for this error in the original submission.</w:t>
       </w:r>
     </w:p>
     <w:p>
@@ -2088,7 +2088,7 @@
         <w:rPr>
           <w:rFonts w:ascii="Arial" w:eastAsia="Times New Roman" w:hAnsi="Arial" w:cs="Arial"/>
         </w:rPr>
-        <w:t>We agree that establishing the robustness of the observed phenomena with respect to system size is important. We conducted finite-size scaling experiments at N=400 (20×20), N=900 (30×30), N=1,600 (40×40), and N=2,500 (50×50), using identical parameter configurations (avg-of-attitudes=50, std-of-attitudes=15, bounded-confidence=50, avg-of-thresholds swept from 10 to 70, 30 replications per configuration). The results confirm that the “best game no one played” phenomenon—high FRI coexisting with near-zero GSI—persists at all system sizes tested, confirming that the observed adoption failure is a robust collective behavior rather than a stochastic artifact of the N=400 baseline. The sharp phase transition at avg-of-thresholds between 30 and 40, and the dominance of avg-of-thresholds as the primary determinant of adoption outcomes, are preserved across all system sizes. We have added a note at the end of the sensitivity analysis subsection in Results and the experimental data are available in the public repository.</w:t>
+        <w:t>We agree that establishing robustness with respect to system size is important. We conducted finite-size scaling experiments at N=400 (20×20), N=900 (30×30), N=1,600 (40×40), and N=2,500 (50×50), using identical parameter configurations (avg-of-attitudes=50, std-of-attitudes=15, bounded-confidence=50, avg-of-thresholds swept from 10 to 70, 30 replications per configuration). The results confirm that the “best game no one played” phenomenon—high FRI coexisting with near-zero GSI—persists at all system sizes tested, confirming that the observed adoption failure is a robust collective behavior rather than a stochastic artifact of the N=400 baseline. The sharp phase transition at avg-of-thresholds between 30 and 40, and the dominance of avg-of-thresholds as the primary determinant of adoption outcomes, hold across all system sizes. We added a note at the end of the sensitivity analysis subsection in Results, and the experimental data are available in the public repository.</w:t>
       </w:r>
     </w:p>
     <w:p>
@@ -2203,35 +2203,35 @@
         <w:rPr>
           <w:rFonts w:ascii="Arial" w:eastAsia="Times New Roman" w:hAnsi="Arial" w:cs="Arial"/>
         </w:rPr>
-        <w:t>We thank the reviewer for this observation. We wish to clarify the distinct roles of two terms used in the manuscript. The term “critical mass” is used descriptively, following Oliver et al. (1985), to refer to the minimum number of early adopters sufficient to initiate a self-sustaining adoption cascade. The numerical values cited in Figs. 4 and 6a—17 and 46 adopting agents—are informal observations from individual simulation runs and are not recorded by the simulation as measured quantities. They serve as illustrative descriptions of the cascade dynamics observed in those runs.</w:t>
-      </w:r>
-    </w:p>
-    <w:p>
-      <w:pPr>
-        <w:spacing w:after="160" w:line="360" w:lineRule="auto"/>
-        <w:rPr>
-          <w:rFonts w:ascii="Arial" w:hAnsi="Arial" w:cs="Arial"/>
-        </w:rPr>
-      </w:pPr>
-      <w:r>
-        <w:rPr>
-          <w:rFonts w:ascii="Arial" w:eastAsia="Times New Roman" w:hAnsi="Arial" w:cs="Arial"/>
-        </w:rPr>
-        <w:t>The term “critical point,” by contrast, has a precise operational definition within the BCAT framework and is directly recorded by the simulation. We define the critical point (t*) as the first time step at which GSI exceeds 0.5—that is, the first t at which adopters form a strict majority. The simulation computes and displays this value in real time, and records it in the output of each run. When t* is never reached, it is recorded as zero, indicating that the adoption process failed to achieve majority diffusion. We have added an explicit definition of the critical point to the Results section of the revised manuscript.</w:t>
-      </w:r>
-    </w:p>
-    <w:p>
-      <w:pPr>
-        <w:spacing w:after="160" w:line="360" w:lineRule="auto"/>
-        <w:rPr>
-          <w:rFonts w:ascii="Arial" w:hAnsi="Arial" w:cs="Arial"/>
-        </w:rPr>
-      </w:pPr>
-      <w:r>
-        <w:rPr>
-          <w:rFonts w:ascii="Arial" w:eastAsia="Times New Roman" w:hAnsi="Arial" w:cs="Arial"/>
-        </w:rPr>
-        <w:t>Regarding the phase transition characterization, the mechanism decomposition experiments (described in our response to R1-2) already document a sharp transition in GSI between avg-of-thresholds = 30 and 40, and the finite-size scaling experiments (R2-5) confirm that this transition persists across system sizes N = 400 through N = 2,500.</w:t>
+        <w:t>We thank the reviewer for this observation. We clarify the distinct roles of two terms used in the manuscript. The term “critical mass” is used descriptively, following Oliver et al. (1985), to refer to the minimum number of early adopters sufficient to initiate a self-sustaining adoption cascade. The numerical values cited in Figs. 4 and 6a—17 and 46 adopting agents—are informal observations from individual simulation runs and are not recorded by the simulation as measured quantities. They serve as illustrative descriptions of the cascade dynamics observed in those runs.</w:t>
+      </w:r>
+    </w:p>
+    <w:p>
+      <w:pPr>
+        <w:spacing w:after="160" w:line="360" w:lineRule="auto"/>
+        <w:rPr>
+          <w:rFonts w:ascii="Arial" w:hAnsi="Arial" w:cs="Arial"/>
+        </w:rPr>
+      </w:pPr>
+      <w:r>
+        <w:rPr>
+          <w:rFonts w:ascii="Arial" w:eastAsia="Times New Roman" w:hAnsi="Arial" w:cs="Arial"/>
+        </w:rPr>
+        <w:t>The term “critical point,” by contrast, has a precise operational definition within the BCAT framework and is directly recorded by the simulation. We define the critical point (t*) as the first time step at which GSI exceeds 0.5—that is, the first t at which adopters form a strict majority. The simulation computes and displays this value in real time, and records it in the output of each run. When t* is never reached, it is recorded as zero, indicating that the adoption process failed to achieve majority diffusion. We added an explicit definition of the critical point to the Results section of the revised manuscript.</w:t>
+      </w:r>
+    </w:p>
+    <w:p>
+      <w:pPr>
+        <w:spacing w:after="160" w:line="360" w:lineRule="auto"/>
+        <w:rPr>
+          <w:rFonts w:ascii="Arial" w:hAnsi="Arial" w:cs="Arial"/>
+        </w:rPr>
+      </w:pPr>
+      <w:r>
+        <w:rPr>
+          <w:rFonts w:ascii="Arial" w:eastAsia="Times New Roman" w:hAnsi="Arial" w:cs="Arial"/>
+        </w:rPr>
+        <w:t>Regarding the phase transition characterization, the mechanism decomposition experiments (described in our response to R1-2) document a sharp transition in GSI between avg-of-thresholds = 30 and 40, and the finite-size scaling experiments (R2-5) confirm that this transition persists across system sizes N = 400 through N = 2,500.</w:t>
       </w:r>
     </w:p>
     <w:p>
@@ -2353,7 +2353,7 @@
         <w:rPr>
           <w:rFonts w:ascii="Arial" w:eastAsia="Times New Roman" w:hAnsi="Arial" w:cs="Arial"/>
         </w:rPr>
-        <w:t>Regarding the comparison with alternative coupled models, we have added a paragraph in the Discussion section (following the alternative theories comparison responding to R1-4) that contrasts BCAT with voter models with inertia and SIS/SIR epidemic frameworks:</w:t>
+        <w:t>Regarding the comparison with alternative coupled models, we added a paragraph in the Discussion section (following the alternative theories comparison responding to R1-4) that contrasts BCAT with voter models with inertia and SIS/SIR epidemic frameworks:</w:t>
       </w:r>
     </w:p>
     <w:p>
@@ -2375,7 +2375,7 @@
         <w:rPr>
           <w:rFonts w:ascii="Arial" w:eastAsia="Times New Roman" w:hAnsi="Arial" w:cs="Arial"/>
         </w:rPr>
-        <w:t>(e.g., the constrained voter model of Stark et al., 2008) introduce a persistence parameter that makes agents less likely to switch opinions, generating longer consensus times and metastable states. However, voter models operate on binary state spaces (adopt/not-adopt or pro/con), which cannot represent the continuous spectrum of attitude intensity that is central to the “best game no one played” phenomenon. In BCAT, two agents may both hold positive attitudes (e.g., att = 55 and att = 90) yet differ substantially in their proximity to the adoption eligibility threshold, a distinction that binary models cannot capture.</w:t>
+        <w:t>(e.g., the constrained voter model of Stark et al., 2008) introduce a persistence parameter that makes agents less likely to switch opinions, generating longer consensus times and metastable states. However, voter models operate on binary state spaces (adopt/not-adopt or pro/con) and cannot represent the continuous spectrum of attitude intensity central to the “best game no one played” phenomenon. In BCAT, two agents may both hold positive attitudes (e.g., att = 55 and att = 90) yet differ substantially in their proximity to the adoption eligibility threshold—a distinction that binary models cannot capture.</w:t>
       </w:r>
     </w:p>
     <w:p>
@@ -2397,7 +2397,7 @@
         <w:rPr>
           <w:rFonts w:ascii="Arial" w:eastAsia="Times New Roman" w:hAnsi="Arial" w:cs="Arial"/>
         </w:rPr>
-        <w:t>model adoption as a contagion process where contact with an adopter probabilistically “infects” non-adopters. While these models naturally generate S-shaped adoption curves and can incorporate heterogeneous transmission rates, they fundamentally lack an attitude layer: any susceptible agent who contacts an adopter may adopt with some probability, regardless of their private attitude. The BCAT model, by contrast, decouples attitude formation from the adoption decision, requiring both a positive attitude and sufficient neighbor adoption as independent preconditions. This two-layer structure is what enables the model’s signature finding: the coexistence of favorable attitudes with failed adoption—a phenomenon that SIS/SIR models cannot produce by construction, since in those frameworks, high “exposure” (analogous to positive local attitudes) mechanically leads to high adoption.</w:t>
+        <w:t>model adoption as a contagion process where contact with an adopter probabilistically “infects” non-adopters. While these models naturally generate S-shaped adoption curves and can incorporate heterogeneous transmission rates, they fundamentally lack an attitude layer: any susceptible agent who contacts an adopter may adopt with some probability, regardless of private attitude. The BCAT model, by contrast, decouples attitude formation from the adoption decision, requiring both a positive attitude and sufficient neighbor adoption as independent preconditions. This two-layer structure enables the model’s signature finding: the coexistence of favorable attitudes with failed adoption—a phenomenon that SIS/SIR models cannot produce by construction, since in those frameworks high “exposure” (analogous to positive local attitudes) mechanically leads to high adoption.</w:t>
       </w:r>
     </w:p>
     <w:p>
@@ -2486,7 +2486,7 @@
         <w:rPr>
           <w:rFonts w:ascii="Arial" w:eastAsia="Times New Roman" w:hAnsi="Arial" w:cs="Arial"/>
         </w:rPr>
-        <w:t>As noted in our response to R1-Minor, this error has been corrected. The title field was inadvertently overwritten by a code-related footnote during manuscript preparation. The corrected reference entry now contains the verified title and complete bibliographic information.</w:t>
+        <w:t>As noted in our response to R1-Minor, we corrected this error. The title field was inadvertently overwritten by a code-related footnote during manuscript preparation. The corrected reference entry now contains the verified title and complete bibliographic information.</w:t>
       </w:r>
     </w:p>
     <w:p>

--- a/_Response to Reviewers PONE-D-26-01398.docx
+++ b/_Response to Reviewers PONE-D-26-01398.docx
@@ -2624,7 +2624,7 @@
         <w:rPr>
           <w:rFonts w:ascii="Arial" w:eastAsia="Times New Roman" w:hAnsi="Arial" w:cs="Arial"/>
         </w:rPr>
-        <w:t>Revised Simulation Model Specifications section: Explicit specification of the synchronous update scheme (ask-concurrent semantics) with methodological rationale for eliminating order-dependent artifacts, threshold scaling conversion, and operational definition of the critical point (t*). (Responding to R2-2, R2-3, R2-6)</w:t>
+        <w:t>Revised Simulation Model Specifications section: Relocated Evaluation Indicators (FRI, GSI, critical point definitions) and Emergent Properties (dual-filter mechanism, feedback loop) from Results to end of this section, ensuring all terms are defined before first use. Added synchronous update scheme specification, threshold scaling conversion, and section roadmap. Pre-definition references to BCAT in the Related Models section replaced with descriptive language. (Responding to R2-2, R2-3, R2-6, and structural revision)</w:t>
       </w:r>
     </w:p>
     <w:p>

--- a/_Response to Reviewers PONE-D-26-01398.docx
+++ b/_Response to Reviewers PONE-D-26-01398.docx
@@ -163,7 +163,7 @@
           <w:sz w:val="24"/>
           <w:szCs w:val="24"/>
         </w:rPr>
-        <w:t>We addressed every point raised by the reviewers and the journal editorial office. The major changes include: (1) a revised theoretical framework that explains why we integrate bounded confidence opinion dynamics with adoption thresholds, and how the model relates to both the Hegselmann–Krause and Deffuant traditions; (2) new controlled experiments that disentangle the coordination failure channel from the opinion clustering channel; (3) finite-size scaling analysis with N = 1,000 and N = 2,500 agents to confirm robustness; (4) a new discussion section comparing the BCAT model with alternative frameworks, including information cascades, network externalities, and global games; (5) corrected and expanded statistical reporting in Table 2 with algorithm identification, standard errors, and verified data alignment; (6) an operational definition of critical mass within the BCAT framework; (7) new figures replacing NetLogo GUI screenshots with author-generated visualizations; and (8) conversion to the PLOS LaTeX template with public code and data repositories.</w:t>
+        <w:t>We addressed every point raised by the reviewers and the journal editorial office. The major changes include: (1) a revised theoretical framework that explains why we integrate bounded confidence opinion dynamics with adoption thresholds, and how the model relates to both the Hegselmann–Krause and Deffuant traditions; (2) new controlled experiments that disentangle the coordination failure channel from the opinion clustering channel; (3) finite-size scaling experiments at N = 900, N = 1,600, and N = 2,500 to confirm robustness; (4) a new discussion section comparing the BCAT model with alternative frameworks, including information cascades, network externalities, and global games; (5) corrected and expanded statistical reporting in Table 3 with algorithm identification, standard errors, and verified data alignment; (6) an operational definition of the critical point within the BCAT framework; (7) new figures replacing NetLogo GUI screenshots with author-generated visualizations; and (8) conversion to the PLOS LaTeX template with public code and data repositories.</w:t>
       </w:r>
     </w:p>
     <w:p>
@@ -2693,7 +2693,7 @@
         <w:rPr>
           <w:rFonts w:ascii="Arial" w:eastAsia="Times New Roman" w:hAnsi="Arial" w:cs="Arial"/>
         </w:rPr>
-        <w:t>(Item removed: Robustness check for update scheme is no longer needed; synchronous update rationale is provided directly in the Simulation Model Specifications section.)</w:t>
+        <w:t>Structural revision: All terms (BCAT, FRI, GSI) now follow the “define before first use” principle. Pre-definition references to BCAT in the Related Models section replaced with descriptive language; Evaluation Indicators and Emergent Properties subsections relocated from Results to end of Simulation Model Specifications.</w:t>
       </w:r>
     </w:p>
     <w:p>
@@ -2808,7 +2808,7 @@
         <w:rPr>
           <w:rFonts w:ascii="Arial" w:eastAsia="Times New Roman" w:hAnsi="Arial" w:cs="Arial"/>
         </w:rPr>
-        <w:t>Finite-size scaling note added to sensitivity analysis subsection confirming robustness at N=900, 1,600, and 2,500. (Responding to R2-5)</w:t>
+        <w:t>New Discussion paragraph comparing BCAT with voter models with inertia and SIS/SIR epidemic frameworks. (Responding to R2-7)</w:t>
       </w:r>
     </w:p>
     <w:p>
@@ -2925,6 +2925,309 @@
           <w:rFonts w:ascii="Arial" w:eastAsia="Times New Roman" w:hAnsi="Arial" w:cs="Arial"/>
         </w:rPr>
         <w:t>Code and data: Public GitHub repository with Zenodo DOI; Supporting Information files S1–S4 with minimal data set. (Responding to JR-2, JR-4)</w:t>
+      </w:r>
+    </w:p>
+    <w:p>
+      <w:pPr>
+        <w:spacing w:before="360" w:after="160" w:line="360" w:lineRule="auto"/>
+        <w:rPr>
+          <w:rFonts w:ascii="Arial" w:hAnsi="Arial" w:cs="Arial"/>
+        </w:rPr>
+      </w:pPr>
+      <w:r>
+        <w:rPr>
+          <w:rFonts w:ascii="Arial" w:hAnsi="Arial" w:cs="Arial"/>
+          <w:b/>
+          <w:bCs/>
+          <w:sz w:val="28"/>
+          <w:szCs w:val="28"/>
+        </w:rPr>
+        <w:t>References Cited in This Response</w:t>
+      </w:r>
+    </w:p>
+    <w:p>
+      <w:pPr>
+        <w:spacing w:after="80" w:line="300" w:lineRule="auto"/>
+        <w:ind w:left="480" w:hanging="480"/>
+        <w:rPr>
+          <w:rFonts w:ascii="Arial" w:hAnsi="Arial" w:cs="Arial"/>
+          <w:sz w:val="20"/>
+          <w:szCs w:val="20"/>
+        </w:rPr>
+      </w:pPr>
+      <w:r>
+        <w:rPr>
+          <w:rFonts w:ascii="Arial" w:hAnsi="Arial" w:cs="Arial"/>
+          <w:sz w:val="20"/>
+          <w:szCs w:val="20"/>
+        </w:rPr>
+        <w:t>Banerjee, A. V. (1992). A simple model of herd behavior. Quarterly Journal of Economics, 107(3), 797–817.</w:t>
+      </w:r>
+    </w:p>
+    <w:p>
+      <w:pPr>
+        <w:spacing w:after="80" w:line="300" w:lineRule="auto"/>
+        <w:ind w:left="480" w:hanging="480"/>
+        <w:rPr>
+          <w:rFonts w:ascii="Arial" w:hAnsi="Arial" w:cs="Arial"/>
+          <w:sz w:val="20"/>
+          <w:szCs w:val="20"/>
+        </w:rPr>
+      </w:pPr>
+      <w:r>
+        <w:rPr>
+          <w:rFonts w:ascii="Arial" w:hAnsi="Arial" w:cs="Arial"/>
+          <w:sz w:val="20"/>
+          <w:szCs w:val="20"/>
+        </w:rPr>
+        <w:t>Berenbrink, P., Hoefer, M., Kaaser, D., Lenzner, P., Rau, M., &amp; Schmand, D. (2024). Asynchronous opinion dynamics in social networks. Distributed Computing, 37(3), 207–224.</w:t>
+      </w:r>
+    </w:p>
+    <w:p>
+      <w:pPr>
+        <w:spacing w:after="80" w:line="300" w:lineRule="auto"/>
+        <w:ind w:left="480" w:hanging="480"/>
+        <w:rPr>
+          <w:rFonts w:ascii="Arial" w:hAnsi="Arial" w:cs="Arial"/>
+          <w:sz w:val="20"/>
+          <w:szCs w:val="20"/>
+        </w:rPr>
+      </w:pPr>
+      <w:r>
+        <w:rPr>
+          <w:rFonts w:ascii="Arial" w:hAnsi="Arial" w:cs="Arial"/>
+          <w:sz w:val="20"/>
+          <w:szCs w:val="20"/>
+        </w:rPr>
+        <w:t>Cheng, C., Han, X., Tong, X., Wu, Y., &amp; Xing, Y. (2026). Degree-weighted social learning. American Economic Journal: Microeconomics. Forthcoming.</w:t>
+      </w:r>
+    </w:p>
+    <w:p>
+      <w:pPr>
+        <w:spacing w:after="80" w:line="300" w:lineRule="auto"/>
+        <w:ind w:left="480" w:hanging="480"/>
+        <w:rPr>
+          <w:rFonts w:ascii="Arial" w:hAnsi="Arial" w:cs="Arial"/>
+          <w:sz w:val="20"/>
+          <w:szCs w:val="20"/>
+        </w:rPr>
+      </w:pPr>
+      <w:r>
+        <w:rPr>
+          <w:rFonts w:ascii="Arial" w:hAnsi="Arial" w:cs="Arial"/>
+          <w:sz w:val="20"/>
+          <w:szCs w:val="20"/>
+        </w:rPr>
+        <w:t>Deffuant, G., Neau, D., Amblard, F., &amp; Weisbuch, G. (2000). Mixing beliefs among interacting agents. Advances in Complex Systems, 3(1–4), 87–98.</w:t>
+      </w:r>
+    </w:p>
+    <w:p>
+      <w:pPr>
+        <w:spacing w:after="80" w:line="300" w:lineRule="auto"/>
+        <w:ind w:left="480" w:hanging="480"/>
+        <w:rPr>
+          <w:rFonts w:ascii="Arial" w:hAnsi="Arial" w:cs="Arial"/>
+          <w:sz w:val="20"/>
+          <w:szCs w:val="20"/>
+        </w:rPr>
+      </w:pPr>
+      <w:r>
+        <w:rPr>
+          <w:rFonts w:ascii="Arial" w:hAnsi="Arial" w:cs="Arial"/>
+          <w:sz w:val="20"/>
+          <w:szCs w:val="20"/>
+        </w:rPr>
+        <w:t>Deffuant, G., Amblard, F., Weisbuch, G., &amp; Faure, T. (2002). How can extremism prevail? A study based on the relative agreement interaction model. Journal of Artificial Societies and Social Simulation, 5(4).</w:t>
+      </w:r>
+    </w:p>
+    <w:p>
+      <w:pPr>
+        <w:spacing w:after="80" w:line="300" w:lineRule="auto"/>
+        <w:ind w:left="480" w:hanging="480"/>
+        <w:rPr>
+          <w:rFonts w:ascii="Arial" w:hAnsi="Arial" w:cs="Arial"/>
+          <w:sz w:val="20"/>
+          <w:szCs w:val="20"/>
+        </w:rPr>
+      </w:pPr>
+      <w:r>
+        <w:rPr>
+          <w:rFonts w:ascii="Arial" w:hAnsi="Arial" w:cs="Arial"/>
+          <w:sz w:val="20"/>
+          <w:szCs w:val="20"/>
+        </w:rPr>
+        <w:t>Erl, T. (2005). Service-Oriented Architecture: Concepts, Technology, and Design. Prentice Hall PTR.</w:t>
+      </w:r>
+    </w:p>
+    <w:p>
+      <w:pPr>
+        <w:spacing w:after="80" w:line="300" w:lineRule="auto"/>
+        <w:ind w:left="480" w:hanging="480"/>
+        <w:rPr>
+          <w:rFonts w:ascii="Arial" w:hAnsi="Arial" w:cs="Arial"/>
+          <w:sz w:val="20"/>
+          <w:szCs w:val="20"/>
+        </w:rPr>
+      </w:pPr>
+      <w:r>
+        <w:rPr>
+          <w:rFonts w:ascii="Arial" w:hAnsi="Arial" w:cs="Arial"/>
+          <w:sz w:val="20"/>
+          <w:szCs w:val="20"/>
+        </w:rPr>
+        <w:t>Golub, B., &amp; Jackson, M. O. (2010). Naïve learning in social networks and the wisdom of crowds. American Economic Journal: Microeconomics, 2(1), 112–149.</w:t>
+      </w:r>
+    </w:p>
+    <w:p>
+      <w:pPr>
+        <w:spacing w:after="80" w:line="300" w:lineRule="auto"/>
+        <w:ind w:left="480" w:hanging="480"/>
+        <w:rPr>
+          <w:rFonts w:ascii="Arial" w:hAnsi="Arial" w:cs="Arial"/>
+          <w:sz w:val="20"/>
+          <w:szCs w:val="20"/>
+        </w:rPr>
+      </w:pPr>
+      <w:r>
+        <w:rPr>
+          <w:rFonts w:ascii="Arial" w:hAnsi="Arial" w:cs="Arial"/>
+          <w:sz w:val="20"/>
+          <w:szCs w:val="20"/>
+        </w:rPr>
+        <w:t>Golub, B., &amp; Jackson, M. O. (2012). How homophily affects the speed of learning and best-response dynamics. Quarterly Journal of Economics, 127(3), 1287–1338.</w:t>
+      </w:r>
+    </w:p>
+    <w:p>
+      <w:pPr>
+        <w:spacing w:after="80" w:line="300" w:lineRule="auto"/>
+        <w:ind w:left="480" w:hanging="480"/>
+        <w:rPr>
+          <w:rFonts w:ascii="Arial" w:hAnsi="Arial" w:cs="Arial"/>
+          <w:sz w:val="20"/>
+          <w:szCs w:val="20"/>
+        </w:rPr>
+      </w:pPr>
+      <w:r>
+        <w:rPr>
+          <w:rFonts w:ascii="Arial" w:hAnsi="Arial" w:cs="Arial"/>
+          <w:sz w:val="20"/>
+          <w:szCs w:val="20"/>
+        </w:rPr>
+        <w:t>Katz, M. L., &amp; Shapiro, C. (1985). Network externalities, competition, and compatibility. American Economic Review, 75(3), 424–440.</w:t>
+      </w:r>
+    </w:p>
+    <w:p>
+      <w:pPr>
+        <w:spacing w:after="80" w:line="300" w:lineRule="auto"/>
+        <w:ind w:left="480" w:hanging="480"/>
+        <w:rPr>
+          <w:rFonts w:ascii="Arial" w:hAnsi="Arial" w:cs="Arial"/>
+          <w:sz w:val="20"/>
+          <w:szCs w:val="20"/>
+        </w:rPr>
+      </w:pPr>
+      <w:r>
+        <w:rPr>
+          <w:rFonts w:ascii="Arial" w:hAnsi="Arial" w:cs="Arial"/>
+          <w:sz w:val="20"/>
+          <w:szCs w:val="20"/>
+        </w:rPr>
+        <w:t>McPherson, M., Smith-Lovin, L., &amp; Cook, J. M. (2001). Birds of a feather: Homophily in social networks. Annual Review of Sociology, 27(1), 415–444.</w:t>
+      </w:r>
+    </w:p>
+    <w:p>
+      <w:pPr>
+        <w:spacing w:after="80" w:line="300" w:lineRule="auto"/>
+        <w:ind w:left="480" w:hanging="480"/>
+        <w:rPr>
+          <w:rFonts w:ascii="Arial" w:hAnsi="Arial" w:cs="Arial"/>
+          <w:sz w:val="20"/>
+          <w:szCs w:val="20"/>
+        </w:rPr>
+      </w:pPr>
+      <w:r>
+        <w:rPr>
+          <w:rFonts w:ascii="Arial" w:hAnsi="Arial" w:cs="Arial"/>
+          <w:sz w:val="20"/>
+          <w:szCs w:val="20"/>
+        </w:rPr>
+        <w:t>Morris, S., &amp; Shin, H. S. (2003). Global games: Theory and applications. In M. Dewatripont, L. P. Hansen, &amp; S. J. Turnovsky (Eds.), Advances in Economics and Econometrics (Vol. 1, pp. 56–114). Cambridge University Press.</w:t>
+      </w:r>
+    </w:p>
+    <w:p>
+      <w:pPr>
+        <w:spacing w:after="80" w:line="300" w:lineRule="auto"/>
+        <w:ind w:left="480" w:hanging="480"/>
+        <w:rPr>
+          <w:rFonts w:ascii="Arial" w:hAnsi="Arial" w:cs="Arial"/>
+          <w:sz w:val="20"/>
+          <w:szCs w:val="20"/>
+        </w:rPr>
+      </w:pPr>
+      <w:r>
+        <w:rPr>
+          <w:rFonts w:ascii="Arial" w:hAnsi="Arial" w:cs="Arial"/>
+          <w:sz w:val="20"/>
+          <w:szCs w:val="20"/>
+        </w:rPr>
+        <w:t>Oliver, P., Marwell, G., &amp; Teixeira, R. (1985). A theory of the critical mass. American Journal of Sociology, 91(3), 522–556.</w:t>
+      </w:r>
+    </w:p>
+    <w:p>
+      <w:pPr>
+        <w:spacing w:after="80" w:line="300" w:lineRule="auto"/>
+        <w:ind w:left="480" w:hanging="480"/>
+        <w:rPr>
+          <w:rFonts w:ascii="Arial" w:hAnsi="Arial" w:cs="Arial"/>
+          <w:sz w:val="20"/>
+          <w:szCs w:val="20"/>
+        </w:rPr>
+      </w:pPr>
+      <w:r>
+        <w:rPr>
+          <w:rFonts w:ascii="Arial" w:hAnsi="Arial" w:cs="Arial"/>
+          <w:sz w:val="20"/>
+          <w:szCs w:val="20"/>
+        </w:rPr>
+        <w:t>Rogers, E. M. (2003). Diffusion of Innovations (5th ed.). Free Press.</w:t>
+      </w:r>
+    </w:p>
+    <w:p>
+      <w:pPr>
+        <w:spacing w:after="80" w:line="300" w:lineRule="auto"/>
+        <w:ind w:left="480" w:hanging="480"/>
+        <w:rPr>
+          <w:rFonts w:ascii="Arial" w:hAnsi="Arial" w:cs="Arial"/>
+          <w:sz w:val="20"/>
+          <w:szCs w:val="20"/>
+        </w:rPr>
+      </w:pPr>
+      <w:r>
+        <w:rPr>
+          <w:rFonts w:ascii="Arial" w:hAnsi="Arial" w:cs="Arial"/>
+          <w:sz w:val="20"/>
+          <w:szCs w:val="20"/>
+        </w:rPr>
+        <w:t>Valente, T. W. (1996). Social network thresholds in the diffusion of innovations. Social Networks, 18(1), 69–89.</w:t>
+      </w:r>
+    </w:p>
+    <w:p>
+      <w:pPr>
+        <w:spacing w:after="80" w:line="300" w:lineRule="auto"/>
+        <w:ind w:left="480" w:hanging="480"/>
+        <w:rPr>
+          <w:rFonts w:ascii="Arial" w:hAnsi="Arial" w:cs="Arial"/>
+          <w:sz w:val="20"/>
+          <w:szCs w:val="20"/>
+        </w:rPr>
+      </w:pPr>
+      <w:r>
+        <w:rPr>
+          <w:rFonts w:ascii="Arial" w:hAnsi="Arial" w:cs="Arial"/>
+          <w:sz w:val="20"/>
+          <w:szCs w:val="20"/>
+        </w:rPr>
+        <w:t>Watts, D. J. (2004). A simple model of global cascades on random networks. In E. Ostrom &amp; T. K. Ahn (Eds.), Foundations of Social Capital (pp. 316–334). Edward Elgar Publishing.</w:t>
       </w:r>
     </w:p>
     <w:sectPr>

--- a/_Response to Reviewers PONE-D-26-01398.docx
+++ b/_Response to Reviewers PONE-D-26-01398.docx
@@ -1974,7 +1974,7 @@
         <w:rPr>
           <w:rFonts w:ascii="Arial" w:eastAsia="Times New Roman" w:hAnsi="Arial" w:cs="Arial"/>
         </w:rPr>
-        <w:t xml:space="preserve">Following the reviewer’s prompt, we conducted a systematic audit of all values in Table 3 and discovered that the Parameter Importance section contained a copy-paste error: the values were inadvertently duplicated from the Standardized Regression section with rows and columns transposed. We corrected this error. The Parameter Importance rows now report Pearson correlation coefficients between each parameter and the adoption outcome variable, computed directly from the sensitivity analysis data. We also verified that the “All” row values across all five analysis methods are consistent with the aggregated dataset (N = 100,548 observations across four network topologies). We sincerely apologize for this error in the original submission.</w:t>
+        <w:t xml:space="preserve">Following the reviewer’s prompt, we conducted a systematic audit of all values in Table 3 and discovered that the Parameter Importance section contained a copy-paste error: the values were inadvertently duplicated from the Standardized Regression section with rows and columns transposed. We corrected this error. The Parameter Importance rows now report Pearson correlation coefficients between each parameter and the adoption outcome variable, computed directly from the sensitivity analysis data. We also verified that the “All” row values across all five analysis methods are consistent with the aggregated dataset (N = 100,548 observations across four network topologies). We sincerely apologize for this error in the original submission. We also added a footnote to Table 3 explaining why the corrected Parameter Importance values closely approximate the Standardized Regression coefficients: because the five input parameters are varied independently in the sensitivity analysis design, the predictors are approximately orthogonal, and the two measures are mathematically equivalent under this condition.</w:t>
       </w:r>
     </w:p>
     <w:p>
@@ -2716,7 +2716,7 @@
         <w:rPr>
           <w:rFonts w:ascii="Arial" w:eastAsia="Times New Roman" w:hAnsi="Arial" w:cs="Arial"/>
         </w:rPr>
-        <w:t>Revised Table 3: Algorithm identification (Random Forest, 100 trees), standard errors for Feature Importance (±SE ≤ 0.001), corrected Parameter Importance values (Pearson correlations), verified data alignment, and dual threshold scaling notation. (Responding to R2-4, R2-3)</w:t>
+        <w:t>Revised Table 3: Algorithm identification (Random Forest, 100 trees), standard errors for Feature Importance (±SE ≤ 0.001), corrected Parameter Importance values (Pearson correlations), verified data alignment, dual threshold scaling notation, and a footnote explaining why Parameter Importance and Standardized Regression values are nearly identical (orthogonal predictor design). (Responding to R2-4, R2-3)</w:t>
       </w:r>
     </w:p>
     <w:p>

--- a/_Response to Reviewers PONE-D-26-01398.docx
+++ b/_Response to Reviewers PONE-D-26-01398.docx
@@ -2925,6 +2925,21 @@
           <w:rFonts w:ascii="Arial" w:eastAsia="Times New Roman" w:hAnsi="Arial" w:cs="Arial"/>
         </w:rPr>
         <w:t>Code and data: Public GitHub repository with Zenodo DOI; Supporting Information files S1–S4 with minimal data set. (Responding to JR-2, JR-4)</w:t>
+      </w:r>
+    </w:p>
+    <w:p>
+      <w:pPr>
+        <w:spacing w:after="160" w:line="360" w:lineRule="auto"/>
+        <w:ind w:left="480"/>
+        <w:rPr>
+          <w:rFonts w:ascii="Arial" w:hAnsi="Arial" w:cs="Arial"/>
+        </w:rPr>
+      </w:pPr>
+      <w:r>
+        <w:rPr>
+          <w:rFonts w:ascii="Arial" w:eastAsia="Times New Roman" w:hAnsi="Arial" w:cs="Arial"/>
+        </w:rPr>
+        <w:t>17. Updated Abstract: Added two sentences summarizing the mechanism decomposition findings (testimony effect neutralizes opinion clustering; coordination failure is the dominant driver) and the distinguishing predictions relative to alternative frameworks. (Responding to R1-2, R1-4)</w:t>
       </w:r>
     </w:p>
     <w:p>

--- a/_Response to Reviewers PONE-D-26-01398.docx
+++ b/_Response to Reviewers PONE-D-26-01398.docx
@@ -163,7 +163,7 @@
           <w:sz w:val="24"/>
           <w:szCs w:val="24"/>
         </w:rPr>
-        <w:t>We addressed every point raised by the reviewers and the journal editorial office. The major changes include: (1) a revised theoretical framework that explains why we integrate bounded confidence opinion dynamics with adoption thresholds, and how the model relates to both the Hegselmann–Krause and Deffuant traditions; (2) new controlled experiments that disentangle the coordination failure channel from the opinion clustering channel; (3) finite-size scaling experiments at N = 900, N = 1,600, and N = 2,500 to confirm robustness; (4) a new discussion section comparing the BCAT model with alternative frameworks, including information cascades, network externalities, and global games; (5) corrected and expanded statistical reporting in Table 3 with algorithm identification, standard errors, and verified data alignment; (6) an operational definition of the critical point within the BCAT framework; (7) new figures replacing NetLogo GUI screenshots with author-generated visualizations; and (8) conversion to the PLOS LaTeX template with public code and data repositories.</w:t>
+        <w:t>We addressed every point raised by the reviewers and the journal editorial office. The major changes include: (1) a revised theoretical framework that explains why we integrate bounded confidence opinion dynamics with adoption thresholds, and how the model relates to both the Hegselmann–Krause and Deffuant traditions; (2) new controlled experiments that disentangle the coordination failure channel from the opinion clustering channel; (3) finite-size scaling experiments at N = 900, N = 1,600, and N = 2,500 to confirm robustness; (4) a new discussion section comparing the BCAT model with alternative frameworks, including information cascades, network externalities, and global games; (5) corrected and expanded statistical reporting in Table 3 with algorithm identification, standard errors, and verified data alignment; (6) an operational definition of the critical point within the BCAT framework; (7) new figures replacing NetLogo GUI screenshots with author-generated visualizations; (8) conversion to the PLOS LaTeX template with public code and data repositories; (9) expanded Discussion paragraphs that ground the three motivating cases—the Palm handheld, the Taiwanese film The Bold, The Corrupt and The Beautiful, and service-oriented architecture—in specific model parameters and simulation figures; and (10) comparison with voter models with inertia and SIS/SIR epidemic frameworks to clarify the model’s unique two-channel structure.</w:t>
       </w:r>
     </w:p>
     <w:p>

--- a/_Response to Reviewers PONE-D-26-01398.docx
+++ b/_Response to Reviewers PONE-D-26-01398.docx
@@ -1669,23 +1669,21 @@
         <w:rPr>
           <w:rFonts w:ascii="Arial" w:eastAsia="Times New Roman" w:hAnsi="Arial" w:cs="Arial"/>
         </w:rPr>
-        <w:t xml:space="preserve">We thank the reviewer for raising this methodological point. The BCAT model uses synchronous updating, implemented via the ask-concurrent command in NetLogo 4.0.5. Under ask-concurrent, every agent reads its neighbors’ attitude and adoption-status values as they existed at the beginning of the current time step, before any agent in that tick has written new values. All state changes computed during the tick are then applied collectively. This contrasts with the standard ask command, which processes agents in a random sequential</w:t>
-        <w:lastRenderedPageBreak/>
-        <w:t>order within each tick, allowing later-executing agents to observe state changes already made by earlier-executing agents in the same time step.</w:t>
-      </w:r>
-    </w:p>
-    <w:p>
-      <w:pPr>
-        <w:spacing w:after="160" w:line="360" w:lineRule="auto"/>
-        <w:rPr>
-          <w:rFonts w:ascii="Arial" w:hAnsi="Arial" w:cs="Arial"/>
-        </w:rPr>
-      </w:pPr>
-      <w:r>
-        <w:rPr>
-          <w:rFonts w:ascii="Arial" w:eastAsia="Times New Roman" w:hAnsi="Arial" w:cs="Arial"/>
-        </w:rPr>
-        <w:t>We chose synchronous updating deliberately to eliminate order-dependent artifacts. Sequential updating would introduce a confound: the within-tick execution ordering of agents would itself become a source of outcome variability, making it difficult to attribute differences in simulation results to model parameters. By adopting ask-concurrent, we ensure that all randomness in the simulation comes from three well-defined stochastic elements—the random selection of a neighbor for each agent per tick, the initial random assignment of attitude and threshold values, and the random or clustered placement of pioneer agents—rather than from the arbitrary scheduling order of agent execution. The Python 3 reimplementation preserves this synchronous behavior by collecting all agents’ state readings before applying any updates within a given time step.</w:t>
+        <w:t xml:space="preserve">We thank the reviewer for raising this methodological point. The BCAT model uses a pseudo-concurrent update scheme, implemented via the ask-concurrent command in NetLogo 4.0.5. Under ask-concurrent, all agents are processed in a randomly shuffled order within each tick, and each agent’s state modifications take effect immediately. The Python 3 reimplementation faithfully reproduces this behavior. This scheme lies between strictly synchronous updating (where all agents read old states before any writes occur) and strictly sequential updating with a fixed order (where position in the queue systematically advantages certain agents).</w:t>
+      </w:r>
+    </w:p>
+    <w:p>
+      <w:pPr>
+        <w:spacing w:after="160" w:line="360" w:lineRule="auto"/>
+        <w:rPr>
+          <w:rFonts w:ascii="Arial" w:hAnsi="Arial" w:cs="Arial"/>
+        </w:rPr>
+      </w:pPr>
+      <w:r>
+        <w:rPr>
+          <w:rFonts w:ascii="Arial" w:eastAsia="Times New Roman" w:hAnsi="Arial" w:cs="Arial"/>
+        </w:rPr>
+        <w:t>We chose this scheme because the random reshuffling of execution order at each tick ensures that no agent systematically benefits from its position in the processing sequence. The randomness in the simulation therefore comes from four well-defined stochastic elements: (1) the random selection of a neighbor for each agent per tick, (2) the initial random assignment of attitude and threshold values, (3) the random or clustered placement of pioneer agents, and (4) the random execution order within each tick. Because each source is controlled and reproducible given a fixed random seed, the sensitivity analysis results in Table 3 reflect model parameter effects rather than systematic scheduling artifacts.</w:t>
       </w:r>
     </w:p>
     <w:p>
@@ -1712,7 +1710,7 @@
         <w:rPr>
           <w:rFonts w:ascii="Arial" w:eastAsia="Times New Roman" w:hAnsi="Arial" w:cs="Arial"/>
         </w:rPr>
-        <w:t>Two new paragraphs have been added to the Simulation Model Specifications section, immediately following the adoption decision-making description. The first paragraph explains the synchronous update semantics of ask-concurrent and confirms that the Python 3 reimplementation preserves this behavior. The second paragraph states the methodological rationale: synchronous updating isolates the three intended sources of stochasticity (neighbor selection, initial condition sampling, pioneer placement) from order-dependent artifacts, ensuring that sensitivity analysis results in Table 3 reflect model parameter effects rather than scheduling artifacts.</w:t>
+        <w:t>Two new paragraphs have been added to the Simulation Model Specifications section, immediately following the adoption decision-making description. The first paragraph explains the pseudo-concurrent update semantics of ask-concurrent (random-order sequential execution with immediate writes) and confirms that the Python 3 reimplementation faithfully reproduces this behavior. The second paragraph states the methodological rationale: random reshuffling of execution order at each tick prevents systematic scheduling bias, and identifies four controlled stochastic elements ensuring that sensitivity analysis results in Table 3 reflect model parameter effects.</w:t>
       </w:r>
     </w:p>
     <w:p>
@@ -2624,7 +2622,7 @@
         <w:rPr>
           <w:rFonts w:ascii="Arial" w:eastAsia="Times New Roman" w:hAnsi="Arial" w:cs="Arial"/>
         </w:rPr>
-        <w:t>Revised Simulation Model Specifications section: Relocated Evaluation Indicators (FRI, GSI, critical point definitions) and Emergent Properties (dual-filter mechanism, feedback loop) from Results to end of this section, ensuring all terms are defined before first use. Added synchronous update scheme specification, threshold scaling conversion, and section roadmap. Pre-definition references to BCAT in the Related Models section replaced with descriptive language. (Responding to R2-2, R2-3, R2-6, and structural revision)</w:t>
+        <w:t>Revised Simulation Model Specifications section: Relocated Evaluation Indicators (FRI, GSI, critical point definitions) and Emergent Properties (dual-filter mechanism, feedback loop) from Results to end of this section, ensuring all terms are defined before first use. Added pseudo-concurrent update scheme specification, threshold scaling conversion, and section roadmap. Pre-definition references to BCAT in the Related Models section replaced with descriptive language. (Responding to R2-2, R2-3, R2-6, and structural revision)</w:t>
       </w:r>
     </w:p>
     <w:p>

--- a/_Response to Reviewers PONE-D-26-01398.docx
+++ b/_Response to Reviewers PONE-D-26-01398.docx
@@ -583,7 +583,7 @@
           <w:sz w:val="24"/>
           <w:szCs w:val="24"/>
         </w:rPr>
-        <w:t>We confirm that all data required to replicate our results are publicly available. As a computational simulation study, the minimal dataset consists of: (1) the complete source code and parameter configuration files (GitHub and Zenodo, as noted above), and (2) the raw sensitivity analysis output data underlying Table 2 and Figs 7–9, available in the data/ directory at https://github.com/canslab1/PLOS-BCAT. We updated the Data Availability Statement accordingly.</w:t>
+        <w:t>We confirm that all data required to replicate our results are publicly available. As a computational simulation study, the minimal dataset consists of: (1) the complete source code and parameter configuration files (GitHub and Zenodo, as noted above), and (2) the raw sensitivity analysis output data underlying Table 3 and Figs 7–9, available in the data/ directory at https://github.com/canslab1/PLOS-BCAT. We updated the Data Availability Statement accordingly.</w:t>
       </w:r>
     </w:p>
     <w:p>
@@ -893,7 +893,7 @@
         <w:rPr>
           <w:rFonts w:ascii="Arial" w:eastAsia="Times New Roman" w:hAnsi="Arial" w:cs="Arial"/>
         </w:rPr>
-        <w:t>We appreciate the identification of these two distinct mechanism channels. We agree that disentangling their respective contributions deepens the paper’s theoretical contribution. Following this suggestion, we designed three controlled mechanism decomposition experiments (MD-A, MD-B, MD-C) within the BCAT simulation framework, using parameter configurations that selectively disable one channel while preserving the other. We report results in a new subsection titled “Mechanism decomposition: Coordination failure versus opinion clustering” and an accompanying new figure (Fig 12).</w:t>
+        <w:t>We appreciate the identification of these two distinct mechanism channels. We agree that disentangling their respective contributions deepens the paper’s theoretical contribution. Following this suggestion, we designed three controlled mechanism decomposition experiments (MD-A, MD-B, MD-C) within the BCAT simulation framework, using parameter configurations that selectively disable one channel while preserving the other. We report results in a new subsection titled “Mechanism decomposition: Coordination failure versus opinion clustering” and an accompanying new figure (Fig 10).</w:t>
       </w:r>
     </w:p>
     <w:p>
@@ -979,7 +979,7 @@
         <w:rPr>
           <w:rFonts w:ascii="Arial" w:eastAsia="Times New Roman" w:hAnsi="Arial" w:cs="Arial"/>
         </w:rPr>
-        <w:t>A new subsection “Mechanism decomposition: Coordination failure versus opinion clustering” has been added to the Results section, reporting three controlled experiments (MD-A, MD-B, MD-C; 30,000 total runs across regular lattice and small-world topologies). Key findings: (1) MD-A reveals a phase transition in coordination failure between avg-of-thresholds = 30 (GSI = 0.976) and 40 (GSI = 0.026); (2) MD-B shows opinion clustering alone reduces FRI to 0.600; (3) MD-C demonstrates that the testimony effect recovers FRI to ≈1.0, making coordination failure the dominant channel. A new Fig 12 presents the two-panel decomposition. A new paragraph in the Discussion interprets the intervention implications of the two channels.</w:t>
+        <w:t>A new subsection “Mechanism decomposition: Coordination failure versus opinion clustering” has been added to the Results section, reporting three controlled experiments (MD-A, MD-B, MD-C; 30,000 total runs across regular lattice and small-world topologies). Key findings: (1) MD-A reveals a phase transition in coordination failure between avg-of-thresholds = 30 (GSI = 0.976) and 40 (GSI = 0.026); (2) MD-B shows opinion clustering alone reduces FRI to 0.600; (3) MD-C demonstrates that the testimony effect recovers FRI to ≈1.0, making coordination failure the dominant channel. A new Fig 10 presents the two-panel decomposition. A new paragraph in the Discussion interprets the intervention implications of the two channels.</w:t>
       </w:r>
     </w:p>
     <w:p>
@@ -1295,7 +1295,7 @@
         </w:rPr>
         <w:t xml:space="preserve">Six new paragraphs have been added to the Discussion section comparing BCAT </w:t>
         <w:lastRenderedPageBreak/>
-        <w:t>with three alternative frameworks. Key distinguishing predictions: (1) vs. Banerjee (1992): BCAT produces S-curve adoption (Figs 4, 6a) rather than step-function cascades, and social influence operates through attitude transmission rather than Bayesian inference; (2) vs. Katz &amp; Shapiro (1985): BCAT predicts larger adoption gaps in clustered networks (supported by Table 2 Feature Importance data), opposite to the coordination game prediction; (3) vs. Morris &amp; Shin (2003): BCAT contains no higher-order belief mechanism—when FRI = 1.0 and thresholds are low, adoption necessarily occurs (confirmed by MD-A experiments). References to Banerjee (1992), Katz &amp; Shapiro (1985), and Morris &amp; Shin (2003) have been added.</w:t>
+        <w:t>with three alternative frameworks. Key distinguishing predictions: (1) vs. Banerjee (1992): BCAT produces S-curve adoption (Figs 4, 6a) rather than step-function cascades, and social influence operates through attitude transmission rather than Bayesian inference; (2) vs. Katz &amp; Shapiro (1985): BCAT predicts larger adoption gaps in clustered networks (supported by Table 3 Feature Importance data), opposite to the coordination game prediction; (3) vs. Morris &amp; Shin (2003): BCAT contains no higher-order belief mechanism—when FRI = 1.0 and thresholds are low, adoption necessarily occurs (confirmed by MD-A experiments). References to Banerjee (1992), Katz &amp; Shapiro (1985), and Morris &amp; Shin (2003) have been added.</w:t>
       </w:r>
     </w:p>
     <w:p>
@@ -1531,9 +1531,9 @@
         <w:rPr>
           <w:rFonts w:ascii="Arial" w:eastAsia="Times New Roman" w:hAnsi="Arial" w:cs="Arial"/>
         </w:rPr>
-        <w:t xml:space="preserve">We revised Section 2 accordingly. We retained the description of the RA model and its equations as literature context, but added a disambiguation sentence stating that the BCAT model does not implement the full RA update rule. A new paragraph positions the BCAT opinion update mechanism as a networked, discretized, adoption-status-conditioned extension of the simple Deffuant bounded confidence model (Deffuant et al., 2000). A new comparative table (Table 3) summarizes the structural relationships among the HK</w:t>
+        <w:t xml:space="preserve">We revised Section 2 accordingly. We retained the description of the RA model and its equations as literature context, but added a disambiguation sentence stating that the BCAT model does not implement the full RA update rule. A new paragraph positions the BCAT opinion update mechanism as a networked, discretized, adoption-status-conditioned extension of the simple Deffuant bounded confidence model (Deffuant et al., 2000). A new comparative table (Table 1) summarizes the structural relationships among the HK</w:t>
         <w:lastRenderedPageBreak/>
-        <w:t>model, the Deffuant RA model, and the BCAT opinion component across eight dimensions. We rewrote the Algorithm 3 description in the Simulation Model Specifications section to specify the fixed-rate convergence rule, the ε = max-opinion-distance/100 equivalence, and the absence of any agent-specific uncertainty parameter. Table 1 now includes a note on the integer-to-continuous mapping. These clarifications affect the theoretical positioning of the model but do not require any changes to the simulation itself.</w:t>
+        <w:t>model, the Deffuant RA model, and the BCAT opinion component across eight dimensions. We rewrote the Algorithm 3 description in the Simulation Model Specifications section to specify the fixed-rate convergence rule, the ε = max-opinion-distance/100 equivalence, and the absence of any agent-specific uncertainty parameter. Table 2 now includes a note on the integer-to-continuous mapping. These clarifications affect the theoretical positioning of the model but do not require any changes to the simulation itself.</w:t>
       </w:r>
     </w:p>
     <w:p>
@@ -1582,7 +1582,7 @@
         <w:rPr>
           <w:rFonts w:ascii="Arial" w:eastAsia="Times New Roman" w:hAnsi="Arial" w:cs="Arial"/>
         </w:rPr>
-        <w:t>(1) A disambiguation sentence has been added after Equations 1 and 2, explicitly stating that the BCAT model does not implement the full RA update rule. (2) A new paragraph at the end of the Related Models section positions the BCAT opinion component as a networked, discretized, adoption-status-conditioned extension of the simple Deffuant bounded confidence model (Deffuant et al., 2000), with a fixed global ε = max-opinion-distance/100. (3) The Algorithm 3 description in the Simulation Model Specifications section has been rewritten to specify the fixed-rate convergence rule att_new = round(C + μ × (B − C)), the ε equivalence, and the absence of dynamic uncertainty parameters. (4) Table 1 now includes a note on the integer-to-continuous mapping for attitude values.</w:t>
+        <w:t>(1) A disambiguation sentence has been added after Equations 1 and 2, explicitly stating that the BCAT model does not implement the full RA update rule. (2) A new paragraph at the end of the Related Models section positions the BCAT opinion component as a networked, discretized, adoption-status-conditioned extension of the simple Deffuant bounded confidence model (Deffuant et al., 2000), with a fixed global ε = max-opinion-distance/100. (3) The Algorithm 3 description in the Simulation Model Specifications section has been rewritten to specify the fixed-rate convergence rule att_new = round(C + μ × (B − C)), the ε equivalence, and the absence of dynamic uncertainty parameters. (4) Table 2 now includes a note on the integer-to-continuous mapping for attitude values.</w:t>
       </w:r>
     </w:p>
     <w:p>
@@ -1603,13 +1603,13 @@
           <w:bCs/>
           <w:color w:val="2E75B6"/>
         </w:rPr>
-        <w:t xml:space="preserve">Manuscript change (new Table 3): </w:t>
-      </w:r>
-      <w:r>
-        <w:rPr>
-          <w:rFonts w:ascii="Arial" w:eastAsia="Times New Roman" w:hAnsi="Arial" w:cs="Arial"/>
-        </w:rPr>
-        <w:t>A comparative table (Table 3) has been added at the end of the Related Models section, with columns for Model Feature, HK Model, Deffuant RA Model, and BCAT Opinion Component, covering eight dimensions: Interaction structure, Confidence threshold, Opinion space, Update timing, Uncertainty dynamics, Convergence parameter, Network structure, and Adoption-status conditioning.</w:t>
+        <w:t xml:space="preserve">Manuscript change (new Table 1):</w:t>
+      </w:r>
+      <w:r>
+        <w:rPr>
+          <w:rFonts w:ascii="Arial" w:eastAsia="Times New Roman" w:hAnsi="Arial" w:cs="Arial"/>
+        </w:rPr>
+        <w:t>A comparative table (Table 1) has been added at the end of the Related Models section, with columns for Model Feature, HK Model, Deffuant RA Model, and BCAT Opinion Component, covering eight dimensions: Interaction structure, Confidence threshold, Opinion space, Update timing, Uncertainty dynamics, Convergence parameter, Network structure, and Adoption-status conditioning.</w:t>
       </w:r>
     </w:p>
     <w:p>
@@ -1777,7 +1777,7 @@
           <w:iCs/>
           <w:color w:val="404040"/>
         </w:rPr>
-        <w:t>In Algorithm 3, the adoption threshold is treated as a percentage (0–100). In the standard diffusion literature (e.g., Watts 2004, Valente 1996), the threshold is strictly a fraction in (0–1). While not a fatal error, this non-standard scaling complicates comparisons with existing literature and makes the interpretation of Table 2 potentially misleading.</w:t>
+        <w:t>In Algorithm 3, the adoption threshold is treated as a percentage (0–100). In the standard diffusion literature (e.g., Watts 2004, Valente 1996), the threshold is strictly a fraction in (0–1). While not a fatal error, this non-standard scaling complicates comparisons with existing literature and makes the interpretation of Table 3 potentially misleading.</w:t>
       </w:r>
     </w:p>
     <w:p>
@@ -1806,7 +1806,7 @@
           <w:rFonts w:ascii="Arial" w:eastAsia="Times New Roman" w:hAnsi="Arial" w:cs="Arial"/>
         </w:rPr>
         <w:lastRenderedPageBreak/>
-        <w:t>We acknowledge that the original manuscript did not make this scaling equivalence explicit. In the revised manuscript, we added a clarifying statement in the Table 1 parameter description for avg-of-thresholds and std-of-thresholds, and appended a footnote to Table 2 providing the fractional equivalents for the threshold parameter values used in the sensitivity analysis. No changes to the simulation code or model behavior are required.</w:t>
+        <w:t>We acknowledge that the original manuscript did not make this scaling equivalence explicit. In the revised manuscript, we added a clarifying statement in the Table 2 parameter description for avg-of-thresholds and std-of-thresholds, and appended a footnote to Table 3 providing the fractional equivalents for the threshold parameter values used in the sensitivity analysis. No changes to the simulation code or model behavior are required.</w:t>
       </w:r>
     </w:p>
     <w:p>
@@ -1833,7 +1833,7 @@
         <w:rPr>
           <w:rFonts w:ascii="Arial" w:eastAsia="Times New Roman" w:hAnsi="Arial" w:cs="Arial"/>
         </w:rPr>
-        <w:t>The Table 1 description for avg-of-thresholds and std-of-thresholds now states: “Threshold values follow the same [1, 100] ≡ [0.01, 1.00] discretization convention as attitude values: in the adoption decision rule (Algorithm 3), the integer threshold is divided by 100 before comparison with the neighbor adoption proportion, yielding fractional thresholds consistent with the standard convention in the diffusion literature (Watts, 2004; Valente, 1996). For example, avg-of-thresholds = 40 corresponds to a mean fractional threshold of θ = 0.40, requiring at least 40% of an agent’s neighbors to have adopted before the agent itself adopts.”</w:t>
+        <w:t>The Table 2 description for avg-of-thresholds and std-of-thresholds now states: “Threshold values follow the same [1, 100] ≡ [0.01, 1.00] discretization convention as attitude values: in the adoption decision rule (Algorithm 3), the integer threshold is divided by 100 before comparison with the neighbor adoption proportion, yielding fractional thresholds consistent with the standard convention in the diffusion literature (Watts, 2004; Valente, 1996). For example, avg-of-thresholds = 40 corresponds to a mean fractional threshold of θ = 0.40, requiring at least 40% of an agent’s neighbors to have adopted before the agent itself adopts.”</w:t>
       </w:r>
     </w:p>
     <w:p>
@@ -1854,13 +1854,13 @@
           <w:bCs/>
           <w:color w:val="2E75B6"/>
         </w:rPr>
-        <w:t xml:space="preserve">Manuscript change (Table 2): </w:t>
-      </w:r>
-      <w:r>
-        <w:rPr>
-          <w:rFonts w:ascii="Arial" w:eastAsia="Times New Roman" w:hAnsi="Arial" w:cs="Arial"/>
-        </w:rPr>
-        <w:t>A footnote has been added to Table 2 stating: “All avg-of-thresholds values are stored as integers in [1, 100] and are equivalent to fractional adoption thresholds in [0.01, 1.00] via the conversion θ = avg-of-thresholds/100, as implemented in the adoption decision rule of Algorithm 3. The sensitivity analysis sweeps avg-of-thresholds across the range [10, 70], corresponding to fractional thresholds of [0.10, 0.70].”</w:t>
+        <w:t xml:space="preserve">Manuscript change (Table 3):</w:t>
+      </w:r>
+      <w:r>
+        <w:rPr>
+          <w:rFonts w:ascii="Arial" w:eastAsia="Times New Roman" w:hAnsi="Arial" w:cs="Arial"/>
+        </w:rPr>
+        <w:t>A footnote has been added to Table 3 stating: “All avg-of-thresholds values are stored as integers in [1, 100] and are equivalent to fractional adoption thresholds in [0.01, 1.00] via the conversion θ = avg-of-thresholds/100, as implemented in the adoption decision rule of Algorithm 3. The sensitivity analysis sweeps avg-of-thresholds across the range [10, 70], corresponding to fractional thresholds of [0.10, 0.70].”</w:t>
       </w:r>
     </w:p>
     <w:p>
@@ -1885,7 +1885,7 @@
         <w:rPr>
           <w:rFonts w:ascii="Arial" w:hAnsi="Arial" w:cs="Arial"/>
         </w:rPr>
-        <w:t>R2-4. Incomplete Statistical Reporting in Table 2</w:t>
+        <w:t>R2-4. Incomplete Statistical Reporting in Table 3</w:t>
       </w:r>
     </w:p>
     <w:p>
@@ -1906,7 +1906,7 @@
           <w:iCs/>
           <w:color w:val="404040"/>
         </w:rPr>
-        <w:t>The reporting in Table 2 remains incomplete: (a) The specific feature importance algorithm is never identified. (b) Table 2 provides point estimates only; the authors must include standard errors or confidence intervals. (c) There appears to be a permutation error in the “All” row; values seem misaligned with individual network columns.</w:t>
+        <w:t>The reporting in Table 3 remains incomplete: (a) The specific feature importance algorithm is never identified. (b) Table 3 provides point estimates only; the authors must include standard errors or confidence intervals. (c) There appears to be a permutation error in the “All” row; values seem misaligned with individual network columns.</w:t>
       </w:r>
     </w:p>
     <w:p>
@@ -2020,7 +2020,7 @@
           <w:bCs/>
           <w:color w:val="2E75B6"/>
         </w:rPr>
-        <w:t xml:space="preserve">Manuscript change (Table 2): </w:t>
+        <w:t xml:space="preserve">Manuscript change (Table 3):</w:t>
       </w:r>
       <w:r>
         <w:rPr>
@@ -2599,7 +2599,7 @@
         <w:rPr>
           <w:rFonts w:ascii="Arial" w:eastAsia="Times New Roman" w:hAnsi="Arial" w:cs="Arial"/>
         </w:rPr>
-        <w:t>Revised Related Models section: Distinguished the Deffuant RA model (Equations 1–2, retained as literature context) from the BCAT implementation (simple Deffuant BC variant); new positioning paragraph and Table 3 comparing HK, Deffuant RA, and BCAT across eight dimensions; rewritten Algorithm 3 description with explicit update rule; Deffuant et al. (2000) reference added. (Responding to R2-1)</w:t>
+        <w:t>Revised Related Models section: Distinguished the Deffuant RA model (Equations 1–2, retained as literature context) from the BCAT implementation (simple Deffuant BC variant); new positioning paragraph and Table 1 comparing HK, Deffuant RA, and BCAT across eight dimensions; rewritten Algorithm 3 description with explicit update rule; Deffuant et al. (2000) reference added. (Responding to R2-1)</w:t>
       </w:r>
     </w:p>
     <w:p>
@@ -2645,7 +2645,7 @@
         <w:rPr>
           <w:rFonts w:ascii="Arial" w:eastAsia="Times New Roman" w:hAnsi="Arial" w:cs="Arial"/>
         </w:rPr>
-        <w:t>New subsection “Mechanism decomposition: Coordination failure versus opinion clustering” in Results — three controlled experiments (MD-A/B/C, 30,000 runs) with new Fig 12, plus new Discussion paragraph on intervention implications. (Responding to R1-2)</w:t>
+        <w:t>New subsection “Mechanism decomposition: Coordination failure versus opinion clustering” in Results — three controlled experiments (MD-A/B/C, 30,000 runs) with new Fig 10, plus new Discussion paragraph on intervention implications. (Responding to R1-2)</w:t>
       </w:r>
     </w:p>
     <w:p>
@@ -2783,7 +2783,7 @@
         <w:rPr>
           <w:rFonts w:ascii="Arial" w:eastAsia="Times New Roman" w:hAnsi="Arial" w:cs="Arial"/>
         </w:rPr>
-        <w:t>New Fig 12: Two-panel mechanism decomposition on regular lattice showing (a) MD-A coordination failure profile with phase transition, and (b) MD-C stacked decomposition of total adoption gap. (Responding to R1-2)</w:t>
+        <w:t>New Fig 10: Two-panel mechanism decomposition on regular lattice showing (a) MD-A coordination failure profile with phase transition, and (b) MD-C stacked decomposition of total adoption gap. (Responding to R1-2)</w:t>
       </w:r>
     </w:p>
     <w:p>

--- a/_Response to Reviewers PONE-D-26-01398.docx
+++ b/_Response to Reviewers PONE-D-26-01398.docx
@@ -5,9 +5,6 @@
     <w:p>
       <w:pPr>
         <w:spacing w:before="2400"/>
-        <w:rPr>
-          <w:rFonts w:ascii="Arial" w:hAnsi="Arial" w:cs="Arial"/>
-        </w:rPr>
       </w:pPr>
     </w:p>
     <w:p>
@@ -15,14 +12,13 @@
         <w:spacing w:after="240"/>
         <w:jc w:val="center"/>
         <w:rPr>
-          <w:rFonts w:ascii="Arial" w:hAnsi="Arial" w:cs="Arial"/>
           <w:sz w:val="40"/>
           <w:szCs w:val="40"/>
         </w:rPr>
       </w:pPr>
       <w:r>
         <w:rPr>
-          <w:rFonts w:ascii="Arial" w:eastAsia="Times New Roman" w:hAnsi="Arial" w:cs="Arial"/>
+          <w:rFonts w:eastAsia="Times New Roman"/>
           <w:b/>
           <w:bCs/>
           <w:sz w:val="40"/>
@@ -35,13 +31,10 @@
       <w:pPr>
         <w:spacing w:after="120"/>
         <w:jc w:val="center"/>
-        <w:rPr>
-          <w:rFonts w:ascii="Arial" w:hAnsi="Arial" w:cs="Arial"/>
-        </w:rPr>
-      </w:pPr>
-      <w:r>
-        <w:rPr>
-          <w:rFonts w:ascii="Arial" w:eastAsia="Times New Roman" w:hAnsi="Arial" w:cs="Arial"/>
+      </w:pPr>
+      <w:r>
+        <w:rPr>
+          <w:rFonts w:eastAsia="Times New Roman"/>
           <w:sz w:val="24"/>
           <w:szCs w:val="24"/>
         </w:rPr>
@@ -52,13 +45,10 @@
       <w:pPr>
         <w:spacing w:after="480"/>
         <w:jc w:val="center"/>
-        <w:rPr>
-          <w:rFonts w:ascii="Arial" w:hAnsi="Arial" w:cs="Arial"/>
-        </w:rPr>
-      </w:pPr>
-      <w:r>
-        <w:rPr>
-          <w:rFonts w:ascii="Arial" w:eastAsia="Times New Roman" w:hAnsi="Arial" w:cs="Arial"/>
+      </w:pPr>
+      <w:r>
+        <w:rPr>
+          <w:rFonts w:eastAsia="Times New Roman"/>
           <w:i/>
           <w:iCs/>
           <w:sz w:val="24"/>
@@ -71,13 +61,10 @@
       <w:pPr>
         <w:spacing w:after="120"/>
         <w:jc w:val="center"/>
-        <w:rPr>
-          <w:rFonts w:ascii="Arial" w:hAnsi="Arial" w:cs="Arial"/>
-        </w:rPr>
-      </w:pPr>
-      <w:r>
-        <w:rPr>
-          <w:rFonts w:ascii="Arial" w:eastAsia="Times New Roman" w:hAnsi="Arial" w:cs="Arial"/>
+      </w:pPr>
+      <w:r>
+        <w:rPr>
+          <w:rFonts w:eastAsia="Times New Roman"/>
           <w:sz w:val="24"/>
           <w:szCs w:val="24"/>
         </w:rPr>
@@ -85,28 +72,24 @@
       </w:r>
     </w:p>
     <w:p>
-      <w:pPr>
-        <w:rPr>
-          <w:rFonts w:ascii="Arial" w:hAnsi="Arial" w:cs="Arial"/>
-        </w:rPr>
-      </w:pPr>
-      <w:r>
-        <w:rPr>
-          <w:rFonts w:ascii="Arial" w:hAnsi="Arial" w:cs="Arial"/>
-        </w:rPr>
+      <w:r>
         <w:br w:type="page"/>
       </w:r>
     </w:p>
     <w:p>
       <w:pPr>
         <w:pStyle w:val="1"/>
-        <w:rPr>
-          <w:rFonts w:ascii="Arial" w:hAnsi="Arial" w:cs="Arial"/>
-        </w:rPr>
-      </w:pPr>
-      <w:r>
-        <w:rPr>
-          <w:rFonts w:ascii="Arial" w:hAnsi="Arial" w:cs="Arial"/>
+        <w:spacing w:before="0" w:afterLines="100" w:after="240" w:line="360" w:lineRule="auto"/>
+        <w:jc w:val="center"/>
+        <w:rPr>
+          <w:sz w:val="40"/>
+          <w:szCs w:val="40"/>
+        </w:rPr>
+      </w:pPr>
+      <w:r>
+        <w:rPr>
+          <w:sz w:val="40"/>
+          <w:szCs w:val="40"/>
         </w:rPr>
         <w:lastRenderedPageBreak/>
         <w:t>Letter to the Academic Editor</w:t>
@@ -114,16 +97,15 @@
     </w:p>
     <w:p>
       <w:pPr>
-        <w:spacing w:after="160" w:line="360" w:lineRule="auto"/>
-        <w:rPr>
-          <w:rFonts w:ascii="Arial" w:hAnsi="Arial" w:cs="Arial"/>
+        <w:spacing w:afterLines="100" w:after="240" w:line="360" w:lineRule="auto"/>
+        <w:rPr>
           <w:sz w:val="24"/>
           <w:szCs w:val="24"/>
         </w:rPr>
       </w:pPr>
       <w:r>
         <w:rPr>
-          <w:rFonts w:ascii="Arial" w:eastAsia="Times New Roman" w:hAnsi="Arial" w:cs="Arial"/>
+          <w:rFonts w:eastAsia="Times New Roman"/>
           <w:sz w:val="24"/>
           <w:szCs w:val="24"/>
         </w:rPr>
@@ -132,16 +114,15 @@
     </w:p>
     <w:p>
       <w:pPr>
-        <w:spacing w:after="160" w:line="360" w:lineRule="auto"/>
-        <w:rPr>
-          <w:rFonts w:ascii="Arial" w:hAnsi="Arial" w:cs="Arial"/>
+        <w:spacing w:afterLines="100" w:after="240" w:line="360" w:lineRule="auto"/>
+        <w:rPr>
           <w:sz w:val="24"/>
           <w:szCs w:val="24"/>
         </w:rPr>
       </w:pPr>
       <w:r>
         <w:rPr>
-          <w:rFonts w:ascii="Arial" w:eastAsia="Times New Roman" w:hAnsi="Arial" w:cs="Arial"/>
+          <w:rFonts w:eastAsia="Times New Roman"/>
           <w:sz w:val="24"/>
           <w:szCs w:val="24"/>
         </w:rPr>
@@ -150,16 +131,15 @@
     </w:p>
     <w:p>
       <w:pPr>
-        <w:spacing w:after="160" w:line="360" w:lineRule="auto"/>
-        <w:rPr>
-          <w:rFonts w:ascii="Arial" w:hAnsi="Arial" w:cs="Arial"/>
+        <w:spacing w:afterLines="100" w:after="240" w:line="360" w:lineRule="auto"/>
+        <w:rPr>
           <w:sz w:val="24"/>
           <w:szCs w:val="24"/>
         </w:rPr>
       </w:pPr>
       <w:r>
         <w:rPr>
-          <w:rFonts w:ascii="Arial" w:eastAsia="Times New Roman" w:hAnsi="Arial" w:cs="Arial"/>
+          <w:rFonts w:eastAsia="Times New Roman"/>
           <w:sz w:val="24"/>
           <w:szCs w:val="24"/>
         </w:rPr>
@@ -168,16 +148,15 @@
     </w:p>
     <w:p>
       <w:pPr>
-        <w:spacing w:after="160" w:line="360" w:lineRule="auto"/>
-        <w:rPr>
-          <w:rFonts w:ascii="Arial" w:hAnsi="Arial" w:cs="Arial"/>
+        <w:spacing w:afterLines="100" w:after="240" w:line="360" w:lineRule="auto"/>
+        <w:rPr>
           <w:sz w:val="24"/>
           <w:szCs w:val="24"/>
         </w:rPr>
       </w:pPr>
       <w:r>
         <w:rPr>
-          <w:rFonts w:ascii="Arial" w:eastAsia="Times New Roman" w:hAnsi="Arial" w:cs="Arial"/>
+          <w:rFonts w:eastAsia="Times New Roman"/>
           <w:sz w:val="24"/>
           <w:szCs w:val="24"/>
         </w:rPr>
@@ -185,7 +164,7 @@
       </w:r>
       <w:r>
         <w:rPr>
-          <w:rFonts w:ascii="Arial" w:eastAsia="Times New Roman" w:hAnsi="Arial" w:cs="Arial"/>
+          <w:rFonts w:eastAsia="Times New Roman"/>
           <w:i/>
           <w:iCs/>
           <w:sz w:val="24"/>
@@ -195,7 +174,7 @@
       </w:r>
       <w:r>
         <w:rPr>
-          <w:rFonts w:ascii="Arial" w:eastAsia="Times New Roman" w:hAnsi="Arial" w:cs="Arial"/>
+          <w:rFonts w:eastAsia="Times New Roman"/>
           <w:sz w:val="24"/>
           <w:szCs w:val="24"/>
         </w:rPr>
@@ -203,7 +182,7 @@
       </w:r>
       <w:r>
         <w:rPr>
-          <w:rFonts w:ascii="Arial" w:eastAsia="Times New Roman" w:hAnsi="Arial" w:cs="Arial"/>
+          <w:rFonts w:eastAsia="Times New Roman"/>
           <w:b/>
           <w:bCs/>
           <w:color w:val="2E75B6"/>
@@ -214,7 +193,7 @@
       </w:r>
       <w:r>
         <w:rPr>
-          <w:rFonts w:ascii="Arial" w:eastAsia="Times New Roman" w:hAnsi="Arial" w:cs="Arial"/>
+          <w:rFonts w:eastAsia="Times New Roman"/>
           <w:sz w:val="24"/>
           <w:szCs w:val="24"/>
         </w:rPr>
@@ -223,16 +202,15 @@
     </w:p>
     <w:p>
       <w:pPr>
-        <w:spacing w:after="160" w:line="360" w:lineRule="auto"/>
-        <w:rPr>
-          <w:rFonts w:ascii="Arial" w:hAnsi="Arial" w:cs="Arial"/>
+        <w:spacing w:afterLines="100" w:after="240" w:line="360" w:lineRule="auto"/>
+        <w:rPr>
           <w:sz w:val="24"/>
           <w:szCs w:val="24"/>
         </w:rPr>
       </w:pPr>
       <w:r>
         <w:rPr>
-          <w:rFonts w:ascii="Arial" w:eastAsia="Times New Roman" w:hAnsi="Arial" w:cs="Arial"/>
+          <w:rFonts w:eastAsia="Times New Roman"/>
           <w:sz w:val="24"/>
           <w:szCs w:val="24"/>
         </w:rPr>
@@ -241,10 +219,9 @@
     </w:p>
     <w:p>
       <w:pPr>
-        <w:spacing w:after="160" w:line="360" w:lineRule="auto"/>
+        <w:spacing w:afterLines="100" w:after="240" w:line="360" w:lineRule="auto"/>
         <w:jc w:val="right"/>
         <w:rPr>
-          <w:rFonts w:ascii="Arial" w:hAnsi="Arial" w:cs="Arial"/>
           <w:i/>
           <w:iCs/>
           <w:sz w:val="24"/>
@@ -254,7 +231,7 @@
       </w:pPr>
       <w:r>
         <w:rPr>
-          <w:rFonts w:ascii="Arial" w:eastAsia="Times New Roman" w:hAnsi="Arial" w:cs="Arial"/>
+          <w:rFonts w:eastAsia="Times New Roman"/>
           <w:i/>
           <w:iCs/>
           <w:sz w:val="24"/>
@@ -265,15 +242,7 @@
       </w:r>
     </w:p>
     <w:p>
-      <w:pPr>
-        <w:rPr>
-          <w:rFonts w:ascii="Arial" w:hAnsi="Arial" w:cs="Arial"/>
-        </w:rPr>
-      </w:pPr>
-      <w:r>
-        <w:rPr>
-          <w:rFonts w:ascii="Arial" w:hAnsi="Arial" w:cs="Arial"/>
-        </w:rPr>
+      <w:r>
         <w:br w:type="page"/>
       </w:r>
     </w:p>
@@ -282,14 +251,12 @@
         <w:pStyle w:val="1"/>
         <w:spacing w:before="0" w:afterLines="50" w:after="120"/>
         <w:rPr>
-          <w:rFonts w:ascii="Arial" w:hAnsi="Arial" w:cs="Arial"/>
           <w:sz w:val="24"/>
           <w:szCs w:val="24"/>
         </w:rPr>
       </w:pPr>
       <w:r>
         <w:rPr>
-          <w:rFonts w:ascii="Arial" w:hAnsi="Arial" w:cs="Arial"/>
           <w:sz w:val="24"/>
           <w:szCs w:val="24"/>
         </w:rPr>
@@ -306,7 +273,6 @@
         </w:numPr>
         <w:spacing w:before="0" w:afterLines="50" w:after="120"/>
         <w:rPr>
-          <w:rFonts w:ascii="Arial" w:hAnsi="Arial" w:cs="Arial"/>
           <w:b w:val="0"/>
           <w:bCs w:val="0"/>
           <w:sz w:val="24"/>
@@ -315,7 +281,6 @@
       </w:pPr>
       <w:r>
         <w:rPr>
-          <w:rFonts w:ascii="Arial" w:hAnsi="Arial" w:cs="Arial"/>
           <w:b w:val="0"/>
           <w:bCs w:val="0"/>
           <w:color w:val="404040"/>
@@ -329,14 +294,14 @@
       <w:pPr>
         <w:spacing w:afterLines="50" w:after="120"/>
         <w:rPr>
-          <w:rFonts w:ascii="Arial" w:eastAsia="Times New Roman" w:hAnsi="Arial" w:cs="Arial"/>
+          <w:rFonts w:eastAsia="Times New Roman"/>
           <w:sz w:val="24"/>
           <w:szCs w:val="24"/>
         </w:rPr>
       </w:pPr>
       <w:r>
         <w:rPr>
-          <w:rFonts w:ascii="Arial" w:eastAsia="Times New Roman" w:hAnsi="Arial" w:cs="Arial"/>
+          <w:rFonts w:eastAsia="Times New Roman"/>
           <w:sz w:val="24"/>
           <w:szCs w:val="24"/>
         </w:rPr>
@@ -347,7 +312,7 @@
       <w:pPr>
         <w:spacing w:afterLines="50" w:after="120"/>
         <w:rPr>
-          <w:rFonts w:ascii="Arial" w:eastAsia="Times New Roman" w:hAnsi="Arial" w:cs="Arial"/>
+          <w:rFonts w:eastAsia="Times New Roman"/>
           <w:color w:val="0070C0"/>
           <w:sz w:val="24"/>
           <w:szCs w:val="24"/>
@@ -355,7 +320,7 @@
       </w:pPr>
       <w:r>
         <w:rPr>
-          <w:rFonts w:ascii="Arial" w:eastAsia="Times New Roman" w:hAnsi="Arial" w:cs="Arial"/>
+          <w:rFonts w:eastAsia="Times New Roman"/>
           <w:color w:val="0070C0"/>
           <w:sz w:val="24"/>
           <w:szCs w:val="24"/>
@@ -367,7 +332,7 @@
       <w:pPr>
         <w:spacing w:afterLines="50" w:after="120"/>
         <w:rPr>
-          <w:rFonts w:ascii="Arial" w:eastAsia="Times New Roman" w:hAnsi="Arial" w:cs="Arial"/>
+          <w:rFonts w:eastAsia="Times New Roman"/>
           <w:sz w:val="24"/>
           <w:szCs w:val="24"/>
         </w:rPr>
@@ -382,14 +347,14 @@
         </w:numPr>
         <w:spacing w:afterLines="50" w:after="120"/>
         <w:rPr>
-          <w:rFonts w:ascii="Arial" w:eastAsia="Times New Roman" w:hAnsi="Arial" w:cs="Arial"/>
+          <w:rFonts w:eastAsia="Times New Roman"/>
           <w:sz w:val="24"/>
           <w:szCs w:val="24"/>
         </w:rPr>
       </w:pPr>
       <w:r>
         <w:rPr>
-          <w:rFonts w:ascii="Arial" w:eastAsia="Times New Roman" w:hAnsi="Arial" w:cs="Arial"/>
+          <w:rFonts w:eastAsia="Times New Roman"/>
           <w:color w:val="404040"/>
           <w:sz w:val="24"/>
           <w:szCs w:val="24"/>
@@ -402,14 +367,12 @@
         <w:pStyle w:val="2"/>
         <w:spacing w:before="0" w:afterLines="50" w:after="120"/>
         <w:rPr>
-          <w:rFonts w:ascii="Arial" w:hAnsi="Arial" w:cs="Arial"/>
           <w:b w:val="0"/>
           <w:bCs w:val="0"/>
         </w:rPr>
       </w:pPr>
       <w:r>
         <w:rPr>
-          <w:rFonts w:ascii="Arial" w:hAnsi="Arial" w:cs="Arial"/>
           <w:b w:val="0"/>
           <w:bCs w:val="0"/>
         </w:rPr>
@@ -421,7 +384,6 @@
         <w:pStyle w:val="2"/>
         <w:spacing w:before="0" w:afterLines="50" w:after="120"/>
         <w:rPr>
-          <w:rFonts w:ascii="Arial" w:hAnsi="Arial" w:cs="Arial"/>
           <w:b w:val="0"/>
           <w:bCs w:val="0"/>
           <w:color w:val="0070C0"/>
@@ -429,7 +391,6 @@
       </w:pPr>
       <w:r>
         <w:rPr>
-          <w:rFonts w:ascii="Arial" w:hAnsi="Arial" w:cs="Arial"/>
           <w:b w:val="0"/>
           <w:bCs w:val="0"/>
           <w:color w:val="0070C0"/>
@@ -442,7 +403,6 @@
         <w:pStyle w:val="2"/>
         <w:spacing w:before="0" w:afterLines="50" w:after="120"/>
         <w:rPr>
-          <w:rFonts w:ascii="Arial" w:hAnsi="Arial" w:cs="Arial"/>
           <w:b w:val="0"/>
           <w:bCs w:val="0"/>
         </w:rPr>
@@ -457,14 +417,12 @@
         </w:numPr>
         <w:spacing w:before="0" w:afterLines="50" w:after="120"/>
         <w:rPr>
-          <w:rFonts w:ascii="Arial" w:hAnsi="Arial" w:cs="Arial"/>
           <w:b w:val="0"/>
           <w:bCs w:val="0"/>
         </w:rPr>
       </w:pPr>
       <w:r>
         <w:rPr>
-          <w:rFonts w:ascii="Arial" w:hAnsi="Arial" w:cs="Arial"/>
           <w:b w:val="0"/>
           <w:bCs w:val="0"/>
           <w:color w:val="404040"/>
@@ -477,14 +435,12 @@
         <w:pStyle w:val="2"/>
         <w:spacing w:before="0" w:afterLines="50" w:after="120"/>
         <w:rPr>
-          <w:rFonts w:ascii="Arial" w:hAnsi="Arial" w:cs="Arial"/>
           <w:b w:val="0"/>
           <w:bCs w:val="0"/>
         </w:rPr>
       </w:pPr>
       <w:r>
         <w:rPr>
-          <w:rFonts w:ascii="Arial" w:hAnsi="Arial" w:cs="Arial"/>
           <w:b w:val="0"/>
           <w:bCs w:val="0"/>
         </w:rPr>
@@ -496,7 +452,6 @@
         <w:pStyle w:val="2"/>
         <w:spacing w:before="0" w:afterLines="50" w:after="120"/>
         <w:rPr>
-          <w:rFonts w:ascii="Arial" w:hAnsi="Arial" w:cs="Arial"/>
           <w:b w:val="0"/>
           <w:bCs w:val="0"/>
           <w:color w:val="0070C0"/>
@@ -504,7 +459,6 @@
       </w:pPr>
       <w:r>
         <w:rPr>
-          <w:rFonts w:ascii="Arial" w:hAnsi="Arial" w:cs="Arial"/>
           <w:b w:val="0"/>
           <w:bCs w:val="0"/>
           <w:color w:val="0070C0"/>
@@ -517,7 +471,6 @@
         <w:pStyle w:val="2"/>
         <w:spacing w:before="0" w:afterLines="50" w:after="120"/>
         <w:rPr>
-          <w:rFonts w:ascii="Arial" w:hAnsi="Arial" w:cs="Arial"/>
           <w:b w:val="0"/>
           <w:bCs w:val="0"/>
         </w:rPr>
@@ -532,14 +485,12 @@
         </w:numPr>
         <w:spacing w:before="0" w:afterLines="50" w:after="120"/>
         <w:rPr>
-          <w:rFonts w:ascii="Arial" w:hAnsi="Arial" w:cs="Arial"/>
           <w:b w:val="0"/>
           <w:bCs w:val="0"/>
         </w:rPr>
       </w:pPr>
       <w:r>
         <w:rPr>
-          <w:rFonts w:ascii="Arial" w:hAnsi="Arial" w:cs="Arial"/>
           <w:b w:val="0"/>
           <w:bCs w:val="0"/>
           <w:color w:val="404040"/>
@@ -552,14 +503,12 @@
         <w:pStyle w:val="2"/>
         <w:spacing w:before="0" w:afterLines="50" w:after="120"/>
         <w:rPr>
-          <w:rFonts w:ascii="Arial" w:hAnsi="Arial" w:cs="Arial"/>
           <w:b w:val="0"/>
           <w:bCs w:val="0"/>
         </w:rPr>
       </w:pPr>
       <w:r>
         <w:rPr>
-          <w:rFonts w:ascii="Arial" w:hAnsi="Arial" w:cs="Arial"/>
           <w:b w:val="0"/>
           <w:bCs w:val="0"/>
         </w:rPr>
@@ -570,7 +519,7 @@
       <w:pPr>
         <w:spacing w:afterLines="50" w:after="120"/>
         <w:rPr>
-          <w:rFonts w:ascii="Arial" w:eastAsia="Times New Roman" w:hAnsi="Arial" w:cs="Arial"/>
+          <w:rFonts w:eastAsia="Times New Roman"/>
           <w:color w:val="0070C0"/>
           <w:sz w:val="24"/>
           <w:szCs w:val="24"/>
@@ -578,7 +527,7 @@
       </w:pPr>
       <w:r>
         <w:rPr>
-          <w:rFonts w:ascii="Arial" w:eastAsia="Times New Roman" w:hAnsi="Arial" w:cs="Arial"/>
+          <w:rFonts w:eastAsia="Times New Roman"/>
           <w:color w:val="0070C0"/>
           <w:sz w:val="24"/>
           <w:szCs w:val="24"/>
@@ -590,7 +539,7 @@
       <w:pPr>
         <w:spacing w:afterLines="50" w:after="120"/>
         <w:rPr>
-          <w:rFonts w:ascii="Arial" w:eastAsia="Times New Roman" w:hAnsi="Arial" w:cs="Arial"/>
+          <w:rFonts w:eastAsia="Times New Roman"/>
           <w:sz w:val="24"/>
           <w:szCs w:val="24"/>
         </w:rPr>
@@ -605,14 +554,14 @@
         </w:numPr>
         <w:spacing w:afterLines="50" w:after="120"/>
         <w:rPr>
-          <w:rFonts w:ascii="Arial" w:eastAsia="Times New Roman" w:hAnsi="Arial" w:cs="Arial"/>
+          <w:rFonts w:eastAsia="Times New Roman"/>
           <w:sz w:val="24"/>
           <w:szCs w:val="24"/>
         </w:rPr>
       </w:pPr>
       <w:r>
         <w:rPr>
-          <w:rFonts w:ascii="Arial" w:eastAsia="Times New Roman" w:hAnsi="Arial" w:cs="Arial"/>
+          <w:rFonts w:eastAsia="Times New Roman"/>
           <w:color w:val="404040"/>
           <w:sz w:val="24"/>
           <w:szCs w:val="24"/>
@@ -625,14 +574,12 @@
         <w:pStyle w:val="2"/>
         <w:spacing w:before="0" w:afterLines="50" w:after="120"/>
         <w:rPr>
-          <w:rFonts w:ascii="Arial" w:hAnsi="Arial" w:cs="Arial"/>
           <w:b w:val="0"/>
           <w:bCs w:val="0"/>
         </w:rPr>
       </w:pPr>
       <w:r>
         <w:rPr>
-          <w:rFonts w:ascii="Arial" w:hAnsi="Arial" w:cs="Arial"/>
           <w:b w:val="0"/>
           <w:bCs w:val="0"/>
         </w:rPr>
@@ -643,7 +590,7 @@
       <w:pPr>
         <w:spacing w:afterLines="50" w:after="120"/>
         <w:rPr>
-          <w:rFonts w:ascii="Arial" w:eastAsia="Times New Roman" w:hAnsi="Arial" w:cs="Arial"/>
+          <w:rFonts w:eastAsia="Times New Roman"/>
           <w:b/>
           <w:bCs/>
           <w:sz w:val="28"/>
@@ -652,7 +599,7 @@
       </w:pPr>
       <w:r>
         <w:rPr>
-          <w:rFonts w:ascii="Arial" w:eastAsia="Times New Roman" w:hAnsi="Arial" w:cs="Arial"/>
+          <w:rFonts w:eastAsia="Times New Roman"/>
           <w:color w:val="0070C0"/>
           <w:sz w:val="24"/>
           <w:szCs w:val="24"/>
@@ -660,23 +607,14 @@
         <w:t>We chose option (2). The original figures were screenshots from the NetLogo GUI, which may contain copyrighted visual elements belonging to the NetLogo platform. To resolve this, we re-implemented the BCAT model in Python 3 and regenerated all six figures (Figs 2, 4, 5, 6, 10, 11) using our own visualization code. The revised figures present equivalent simulation results under identical parameter configurations, and all visual elements are entirely our original work. No third-party copyrighted material remains in the manuscript.</w:t>
       </w:r>
       <w:r>
-        <w:rPr>
-          <w:rFonts w:ascii="Arial" w:hAnsi="Arial" w:cs="Arial"/>
-        </w:rPr>
         <w:br w:type="page"/>
       </w:r>
     </w:p>
     <w:p>
       <w:pPr>
         <w:pStyle w:val="1"/>
-        <w:rPr>
-          <w:rFonts w:ascii="Arial" w:hAnsi="Arial" w:cs="Arial"/>
-        </w:rPr>
-      </w:pPr>
-      <w:r>
-        <w:rPr>
-          <w:rFonts w:ascii="Arial" w:hAnsi="Arial" w:cs="Arial"/>
-        </w:rPr>
+      </w:pPr>
+      <w:r>
         <w:lastRenderedPageBreak/>
         <w:t>Part II: Response to Reviewer #1</w:t>
       </w:r>
@@ -684,13 +622,10 @@
     <w:p>
       <w:pPr>
         <w:spacing w:after="160" w:line="360" w:lineRule="auto"/>
-        <w:rPr>
-          <w:rFonts w:ascii="Arial" w:hAnsi="Arial" w:cs="Arial"/>
-        </w:rPr>
-      </w:pPr>
-      <w:r>
-        <w:rPr>
-          <w:rFonts w:ascii="Arial" w:eastAsia="Times New Roman" w:hAnsi="Arial" w:cs="Arial"/>
+      </w:pPr>
+      <w:r>
+        <w:rPr>
+          <w:rFonts w:eastAsia="Times New Roman"/>
         </w:rPr>
         <w:t>We thank Reviewer #1 for the thoughtful and constructive evaluation. The reviewer’s comments—particularly the identification of two distinct mechanism channels and the call for distinguishing predictions relative to alternative theories—guided substantial theoretical improvements to the manuscript.</w:t>
       </w:r>
@@ -698,14 +633,8 @@
     <w:p>
       <w:pPr>
         <w:pStyle w:val="2"/>
-        <w:rPr>
-          <w:rFonts w:ascii="Arial" w:hAnsi="Arial" w:cs="Arial"/>
-        </w:rPr>
-      </w:pPr>
-      <w:r>
-        <w:rPr>
-          <w:rFonts w:ascii="Arial" w:hAnsi="Arial" w:cs="Arial"/>
-        </w:rPr>
+      </w:pPr>
+      <w:r>
         <w:t>R1-1. What Makes the Two Models Combine Organically?</w:t>
       </w:r>
     </w:p>
@@ -716,13 +645,10 @@
         </w:pBdr>
         <w:spacing w:after="160" w:line="360" w:lineRule="auto"/>
         <w:ind w:left="480"/>
-        <w:rPr>
-          <w:rFonts w:ascii="Arial" w:hAnsi="Arial" w:cs="Arial"/>
-        </w:rPr>
-      </w:pPr>
-      <w:r>
-        <w:rPr>
-          <w:rFonts w:ascii="Arial" w:eastAsia="Times New Roman" w:hAnsi="Arial" w:cs="Arial"/>
+      </w:pPr>
+      <w:r>
+        <w:rPr>
+          <w:rFonts w:eastAsia="Times New Roman"/>
           <w:i/>
           <w:iCs/>
           <w:color w:val="404040"/>
@@ -737,13 +663,10 @@
         </w:pBdr>
         <w:spacing w:after="160" w:line="360" w:lineRule="auto"/>
         <w:ind w:left="480"/>
-        <w:rPr>
-          <w:rFonts w:ascii="Arial" w:hAnsi="Arial" w:cs="Arial"/>
-        </w:rPr>
-      </w:pPr>
-      <w:r>
-        <w:rPr>
-          <w:rFonts w:ascii="Arial" w:eastAsia="Times New Roman" w:hAnsi="Arial" w:cs="Arial"/>
+      </w:pPr>
+      <w:r>
+        <w:rPr>
+          <w:rFonts w:eastAsia="Times New Roman"/>
           <w:i/>
           <w:iCs/>
           <w:color w:val="404040"/>
@@ -754,13 +677,10 @@
     <w:p>
       <w:pPr>
         <w:spacing w:after="160" w:line="360" w:lineRule="auto"/>
-        <w:rPr>
-          <w:rFonts w:ascii="Arial" w:hAnsi="Arial" w:cs="Arial"/>
-        </w:rPr>
-      </w:pPr>
-      <w:r>
-        <w:rPr>
-          <w:rFonts w:ascii="Arial" w:eastAsia="Times New Roman" w:hAnsi="Arial" w:cs="Arial"/>
+      </w:pPr>
+      <w:r>
+        <w:rPr>
+          <w:rFonts w:eastAsia="Times New Roman"/>
         </w:rPr>
         <w:t>We agree that the original manuscript presented the two model components too modularly, leaving the reader to infer their interaction logic from the pseudocode. In the revised manuscript, we added two new paragraphs—one at the end of the Related Models section and one at the opening of the Simulation Model Specifications section—that explain the conceptual logic underlying the coupling of bounded confidence opinion dynamics with adoption thresholds.</w:t>
       </w:r>
@@ -768,13 +688,10 @@
     <w:p>
       <w:pPr>
         <w:spacing w:after="160" w:line="360" w:lineRule="auto"/>
-        <w:rPr>
-          <w:rFonts w:ascii="Arial" w:hAnsi="Arial" w:cs="Arial"/>
-        </w:rPr>
-      </w:pPr>
-      <w:r>
-        <w:rPr>
-          <w:rFonts w:ascii="Arial" w:eastAsia="Times New Roman" w:hAnsi="Arial" w:cs="Arial"/>
+      </w:pPr>
+      <w:r>
+        <w:rPr>
+          <w:rFonts w:eastAsia="Times New Roman"/>
         </w:rPr>
         <w:t>Regarding point (a), we now discuss why bounded confidence—rather than DeGroot-style averaging or voter model dynamics—is the natural complement to threshold-based adoption. DeGroot-style averaging models (Golub &amp; Jackson, 2010, 2012; Cheng et al., 2026) assume that all agents accept influence from all neighbors, leading to guaranteed convergence toward consensus under mild connectivity conditions. This property makes the DeGroot framework ill-suited for studying the “best game no one played” phenomenon, because it cannot generate opinion fragmentation—a key mechanism through which positive average sentiment may coexist with insufficient local support for adoption. Voter model dynamics are discrete and memoryless (each agent randomly copies a neighbor’s binary state) and cannot capture the gradual, continuous nature of attitude evolution that characterizes real consumer sentiment formation. Bounded confidence occupies a unique position: by restricting opinion exchange to pairs whose attitudes fall within a tolerance threshold, it naturally generates both consensus (when the confidence bound is large) and fragmentation into multiple clusters (when the bound is small). This dual capacity makes bounded confidence a suitable partner for the adoption threshold mechanism, because fragmentation creates the possibility that average attitudes are positive yet local neighborhoods lack sufficient positive-attitude agents to trigger adoption cascades.</w:t>
       </w:r>
@@ -782,31 +699,33 @@
     <w:p>
       <w:pPr>
         <w:spacing w:after="160" w:line="360" w:lineRule="auto"/>
-        <w:rPr>
-          <w:rFonts w:ascii="Arial" w:hAnsi="Arial" w:cs="Arial"/>
-        </w:rPr>
-      </w:pPr>
-      <w:r>
-        <w:rPr>
-          <w:rFonts w:ascii="Arial" w:eastAsia="Times New Roman" w:hAnsi="Arial" w:cs="Arial"/>
-        </w:rPr>
-        <w:t xml:space="preserve">Regarding point (b), we now identify emergent properties of the combined model that neither component produces alone. The most important is the</w:t>
-      </w:r>
-      <w:r>
-        <w:rPr>
-          <w:rFonts w:ascii="Arial" w:eastAsia="Times New Roman" w:hAnsi="Arial" w:cs="Arial"/>
-          <w:b/>
-          <w:bCs/>
-        </w:rPr>
-        <w:t xml:space="preserve">bidirectional feedback loop between adoption status and </w:t>
+      </w:pPr>
+      <w:r>
+        <w:rPr>
+          <w:rFonts w:eastAsia="Times New Roman"/>
+        </w:rPr>
+        <w:t>Regarding point (b), we now identify emergent properties of the combined model that neither component produces alone. The most important is the</w:t>
+      </w:r>
+      <w:r>
+        <w:rPr>
+          <w:rFonts w:eastAsia="Times New Roman"/>
+          <w:b/>
+          <w:bCs/>
+        </w:rPr>
+        <w:t>bidirectional feedback loop between adoption status and opinion exchange</w:t>
+      </w:r>
+      <w:r>
+        <w:rPr>
+          <w:rFonts w:eastAsia="Times New Roman"/>
+        </w:rPr>
+        <w:t xml:space="preserve">. In the BCAT model, opinion exchange rules depend on the adoption statuses of both interacting agents: when one agent has adopted and the other has not, the exchange follows asymmetric persuasion logic (the adopted agent exerts stronger influence); when both have adopted, attitudes converge toward the more positive pole; when neither has adopted, standard bidirectional convergence applies. The adoption decision—ostensibly a downstream consequence of opinion formation—thus feeds back into the </w:t>
+      </w:r>
+      <w:r>
+        <w:rPr>
+          <w:rFonts w:eastAsia="Times New Roman"/>
+        </w:rPr>
         <w:lastRenderedPageBreak/>
-        <w:t>opinion exchange</w:t>
-      </w:r>
-      <w:r>
-        <w:rPr>
-          <w:rFonts w:ascii="Arial" w:eastAsia="Times New Roman" w:hAnsi="Arial" w:cs="Arial"/>
-        </w:rPr>
-        <w:t>. In the BCAT model, opinion exchange rules depend on the adoption statuses of both interacting agents: when one agent has adopted and the other has not, the exchange follows asymmetric persuasion logic (the adopted agent exerts stronger influence); when both have adopted, attitudes converge toward the more positive pole; when neither has adopted, standard bidirectional convergence applies. The adoption decision—ostensibly a downstream consequence of opinion formation—thus feeds back into the opinion dynamics process, creating a coupled dynamical system whose behavior cannot be predicted from either component in isolation. For instance, early adoption by a few agents can create localized pockets of reinforced positive attitudes that may or may not propagate outward, depending on network structure and threshold distribution.</w:t>
+        <w:t>opinion dynamics process, creating a coupled dynamical system whose behavior cannot be predicted from either component in isolation. For instance, early adoption by a few agents can create localized pockets of reinforced positive attitudes that may or may not propagate outward, depending on network structure and threshold distribution.</w:t>
       </w:r>
     </w:p>
     <w:p>
@@ -816,13 +735,10 @@
         </w:pBdr>
         <w:spacing w:after="160" w:line="360" w:lineRule="auto"/>
         <w:ind w:left="480"/>
-        <w:rPr>
-          <w:rFonts w:ascii="Arial" w:hAnsi="Arial" w:cs="Arial"/>
-        </w:rPr>
-      </w:pPr>
-      <w:r>
-        <w:rPr>
-          <w:rFonts w:ascii="Arial" w:eastAsia="Times New Roman" w:hAnsi="Arial" w:cs="Arial"/>
+      </w:pPr>
+      <w:r>
+        <w:rPr>
+          <w:rFonts w:eastAsia="Times New Roman"/>
           <w:b/>
           <w:bCs/>
           <w:color w:val="2E75B6"/>
@@ -831,7 +747,7 @@
       </w:r>
       <w:r>
         <w:rPr>
-          <w:rFonts w:ascii="Arial" w:eastAsia="Times New Roman" w:hAnsi="Arial" w:cs="Arial"/>
+          <w:rFonts w:eastAsia="Times New Roman"/>
         </w:rPr>
         <w:t>Two new paragraphs have been added to the manuscript. (1) At the end of the Related Models section, a paragraph now explicitly argues why bounded confidence—rather than DeGroot-style averaging (Golub &amp; Jackson, 2010, 2012; Cheng et al., 2026) or voter model dynamics—is the theoretically necessary complement to threshold-based adoption, on the grounds that only bounded confidence can sustain persistent opinion fragmentation as a long-run equilibrium property, thereby generating the endogenous pre-filter on adoption eligibility that produces the opinion–adoption gap. (2) At the opening of the Simulation Model Specifications section, a paragraph identifies two emergent structural properties unique to the combined BCAT framework: a dual-filter mechanism captured by the inequality 0 ≤ GSI ≤ FRI ≤ 1, and an adoption-to-opinion feedback loop in which adopted agents selectively reshape opinion trajectories among bounded-confidence-reachable neighbors (Algorithm 3, Scenarios 1.1 and 2.2). References to Golub &amp; Jackson (2010, 2012), Cheng et al. (2026), and McPherson et al. (2001) have been added.</w:t>
       </w:r>
@@ -842,22 +758,13 @@
           <w:bottom w:val="single" w:sz="1" w:space="0" w:color="CCCCCC"/>
         </w:pBdr>
         <w:spacing w:before="120" w:after="120"/>
-        <w:rPr>
-          <w:rFonts w:ascii="Arial" w:hAnsi="Arial" w:cs="Arial"/>
-        </w:rPr>
       </w:pPr>
     </w:p>
     <w:p>
       <w:pPr>
         <w:pStyle w:val="2"/>
-        <w:rPr>
-          <w:rFonts w:ascii="Arial" w:hAnsi="Arial" w:cs="Arial"/>
-        </w:rPr>
-      </w:pPr>
-      <w:r>
-        <w:rPr>
-          <w:rFonts w:ascii="Arial" w:hAnsi="Arial" w:cs="Arial"/>
-        </w:rPr>
+      </w:pPr>
+      <w:r>
         <w:t>R1-2. The Wedge Between Opinion and Adoption: Key Mechanisms</w:t>
       </w:r>
     </w:p>
@@ -868,13 +775,10 @@
         </w:pBdr>
         <w:spacing w:after="160" w:line="360" w:lineRule="auto"/>
         <w:ind w:left="480"/>
-        <w:rPr>
-          <w:rFonts w:ascii="Arial" w:hAnsi="Arial" w:cs="Arial"/>
-        </w:rPr>
-      </w:pPr>
-      <w:r>
-        <w:rPr>
-          <w:rFonts w:ascii="Arial" w:eastAsia="Times New Roman" w:hAnsi="Arial" w:cs="Arial"/>
+      </w:pPr>
+      <w:r>
+        <w:rPr>
+          <w:rFonts w:eastAsia="Times New Roman"/>
           <w:i/>
           <w:iCs/>
           <w:color w:val="404040"/>
@@ -885,13 +789,10 @@
     <w:p>
       <w:pPr>
         <w:spacing w:after="160" w:line="360" w:lineRule="auto"/>
-        <w:rPr>
-          <w:rFonts w:ascii="Arial" w:hAnsi="Arial" w:cs="Arial"/>
-        </w:rPr>
-      </w:pPr>
-      <w:r>
-        <w:rPr>
-          <w:rFonts w:ascii="Arial" w:eastAsia="Times New Roman" w:hAnsi="Arial" w:cs="Arial"/>
+      </w:pPr>
+      <w:r>
+        <w:rPr>
+          <w:rFonts w:eastAsia="Times New Roman"/>
         </w:rPr>
         <w:t>We appreciate the identification of these two distinct mechanism channels. We agree that disentangling their respective contributions deepens the paper’s theoretical contribution. Following this suggestion, we designed three controlled mechanism decomposition experiments (MD-A, MD-B, MD-C) within the BCAT simulation framework, using parameter configurations that selectively disable one channel while preserving the other. We report results in a new subsection titled “Mechanism decomposition: Coordination failure versus opinion clustering” and an accompanying new figure (Fig 10).</w:t>
       </w:r>
@@ -899,59 +800,50 @@
     <w:p>
       <w:pPr>
         <w:spacing w:after="160" w:line="360" w:lineRule="auto"/>
-        <w:rPr>
-          <w:rFonts w:ascii="Arial" w:hAnsi="Arial" w:cs="Arial"/>
-        </w:rPr>
-      </w:pPr>
-      <w:r>
-        <w:rPr>
-          <w:rFonts w:ascii="Arial" w:eastAsia="Times New Roman" w:hAnsi="Arial" w:cs="Arial"/>
-          <w:b/>
-          <w:bCs/>
+      </w:pPr>
+      <w:r>
+        <w:rPr>
+          <w:rFonts w:eastAsia="Times New Roman"/>
+          <w:b/>
+          <w:bCs/>
+        </w:rPr>
+        <w:t xml:space="preserve">Experiment MD-A (Coordination Failure Isolated). </w:t>
+      </w:r>
+      <w:r>
+        <w:rPr>
+          <w:rFonts w:eastAsia="Times New Roman"/>
+        </w:rPr>
+        <w:t>We disabled opinion dynamics while ensuring universal positive attitudes by setting avg-of-attitudes = 80 with std-of-attitudes = 0, yielding att = 81 &gt; 50 for all non-pioneer agents, and bounded-confidence = 10 (the slider minimum). The attitude distance between pioneers (att = 100) and non-pioneers (att = 81) equals 19, which exceeds the communication threshold, so no opinion exchange occurs. FRI = 1.0 is guaranteed throughout. We swept avg-of-thresholds from 10 to 70, with 1,000 runs per point on both regular lattice and small-world (p = 0.10) topologies.</w:t>
+      </w:r>
+    </w:p>
+    <w:p>
+      <w:pPr>
+        <w:spacing w:after="160" w:line="360" w:lineRule="auto"/>
+      </w:pPr>
+      <w:r>
+        <w:rPr>
+          <w:rFonts w:eastAsia="Times New Roman"/>
+          <w:b/>
+          <w:bCs/>
+        </w:rPr>
+        <w:t xml:space="preserve">Experiment MD-B (Opinion Clustering Isolated). </w:t>
+      </w:r>
+      <w:r>
+        <w:rPr>
+          <w:rFonts w:eastAsia="Times New Roman"/>
+        </w:rPr>
+        <w:t>We set no-of-pioneers = 0, eliminating all adoption seeds. GSI remains at zero throughout, so opinion dynamics operates in complete isolation from adoption feedback. We used avg-of-attitudes = 50, std-of-attitudes = 15, and bounded-confidence = 50, with 1,000 runs. The key outcome is FRI at t = 300, which measures the fraction of agents retaining positive attitudes after opinion clustering reaches steady state.</w:t>
+      </w:r>
+    </w:p>
+    <w:p>
+      <w:pPr>
+        <w:spacing w:after="160" w:line="360" w:lineRule="auto"/>
+      </w:pPr>
+      <w:r>
+        <w:rPr>
+          <w:rFonts w:eastAsia="Times New Roman"/>
         </w:rPr>
         <w:lastRenderedPageBreak/>
-        <w:t xml:space="preserve">Experiment MD-A (Coordination Failure Isolated). </w:t>
-      </w:r>
-      <w:r>
-        <w:rPr>
-          <w:rFonts w:ascii="Arial" w:eastAsia="Times New Roman" w:hAnsi="Arial" w:cs="Arial"/>
-        </w:rPr>
-        <w:t>We disabled opinion dynamics while ensuring universal positive attitudes by setting avg-of-attitudes = 80 with std-of-attitudes = 0, yielding att = 81 &gt; 50 for all non-pioneer agents, and bounded-confidence = 10 (the slider minimum). The attitude distance between pioneers (att = 100) and non-pioneers (att = 81) equals 19, which exceeds the communication threshold, so no opinion exchange occurs. FRI = 1.0 is guaranteed throughout. We swept avg-of-thresholds from 10 to 70, with 1,000 runs per point on both regular lattice and small-world (p = 0.10) topologies.</w:t>
-      </w:r>
-    </w:p>
-    <w:p>
-      <w:pPr>
-        <w:spacing w:after="160" w:line="360" w:lineRule="auto"/>
-        <w:rPr>
-          <w:rFonts w:ascii="Arial" w:hAnsi="Arial" w:cs="Arial"/>
-        </w:rPr>
-      </w:pPr>
-      <w:r>
-        <w:rPr>
-          <w:rFonts w:ascii="Arial" w:eastAsia="Times New Roman" w:hAnsi="Arial" w:cs="Arial"/>
-          <w:b/>
-          <w:bCs/>
-        </w:rPr>
-        <w:t xml:space="preserve">Experiment MD-B (Opinion Clustering Isolated). </w:t>
-      </w:r>
-      <w:r>
-        <w:rPr>
-          <w:rFonts w:ascii="Arial" w:eastAsia="Times New Roman" w:hAnsi="Arial" w:cs="Arial"/>
-        </w:rPr>
-        <w:t>We set no-of-pioneers = 0, eliminating all adoption seeds. GSI remains at zero throughout, so opinion dynamics operates in complete isolation from adoption feedback. We used avg-of-attitudes = 50, std-of-attitudes = 15, and bounded-confidence = 50, with 1,000 runs. The key outcome is FRI at t = 300, which measures the fraction of agents retaining positive attitudes after opinion clustering reaches steady state.</w:t>
-      </w:r>
-    </w:p>
-    <w:p>
-      <w:pPr>
-        <w:spacing w:after="160" w:line="360" w:lineRule="auto"/>
-        <w:rPr>
-          <w:rFonts w:ascii="Arial" w:hAnsi="Arial" w:cs="Arial"/>
-        </w:rPr>
-      </w:pPr>
-      <w:r>
-        <w:rPr>
-          <w:rFonts w:ascii="Arial" w:eastAsia="Times New Roman" w:hAnsi="Arial" w:cs="Arial"/>
-        </w:rPr>
         <w:t>Experiment MD-C (Full BCAT Baseline). We ran the full model with MD-B’s opinion parameters plus no-of-pioneers = 5, sweeping avg-of-thresholds from 10 to 70. Results (30,000 total simulation runs, 1,000 per configuration): MD-A reveals a sharp phase transition in coordination dynamics between avg-of-thresholds = 30 (GSI = 0.976) and 40 (GSI = 0.026) on the regular lattice; at high thresholds (40–70), only the five pioneers adopt (GSI ≈ 0.013). MD-B shows that opinion clustering alone reduces FRI to 0.600 (lattice) and 0.618 (small-world)—a 40% contraction. The striking MD-C finding is that FRI recovers to approximately 1.0 across all threshold values, because the user-friendly testimony effect (Algorithm 3, Scenarios 1.1 and 2.2) pulls bounded-confidence-reachable neighbors above the attitude threshold. The opinion clustering contribution (1 − FRI) to the total gap is therefore negligible in the full model, and the coordination failure channel (FRI − GSI) dominates the gap. This reveals that the testimony effect acts as an endogenous corrective mechanism that counteracts opinion clustering—but only when the adoption cascade propagates.</w:t>
       </w:r>
     </w:p>
@@ -962,13 +854,10 @@
         </w:pBdr>
         <w:spacing w:after="160" w:line="360" w:lineRule="auto"/>
         <w:ind w:left="480"/>
-        <w:rPr>
-          <w:rFonts w:ascii="Arial" w:hAnsi="Arial" w:cs="Arial"/>
-        </w:rPr>
-      </w:pPr>
-      <w:r>
-        <w:rPr>
-          <w:rFonts w:ascii="Arial" w:eastAsia="Times New Roman" w:hAnsi="Arial" w:cs="Arial"/>
+      </w:pPr>
+      <w:r>
+        <w:rPr>
+          <w:rFonts w:eastAsia="Times New Roman"/>
           <w:b/>
           <w:bCs/>
           <w:color w:val="2E75B6"/>
@@ -977,7 +866,7 @@
       </w:r>
       <w:r>
         <w:rPr>
-          <w:rFonts w:ascii="Arial" w:eastAsia="Times New Roman" w:hAnsi="Arial" w:cs="Arial"/>
+          <w:rFonts w:eastAsia="Times New Roman"/>
         </w:rPr>
         <w:t>A new subsection “Mechanism decomposition: Coordination failure versus opinion clustering” has been added to the Results section, reporting three controlled experiments (MD-A, MD-B, MD-C; 30,000 total runs across regular lattice and small-world topologies). Key findings: (1) MD-A reveals a phase transition in coordination failure between avg-of-thresholds = 30 (GSI = 0.976) and 40 (GSI = 0.026); (2) MD-B shows opinion clustering alone reduces FRI to 0.600; (3) MD-C demonstrates that the testimony effect recovers FRI to ≈1.0, making coordination failure the dominant channel. A new Fig 10 presents the two-panel decomposition. A new paragraph in the Discussion interprets the intervention implications of the two channels.</w:t>
       </w:r>
@@ -988,22 +877,13 @@
           <w:bottom w:val="single" w:sz="1" w:space="0" w:color="CCCCCC"/>
         </w:pBdr>
         <w:spacing w:before="120" w:after="120"/>
-        <w:rPr>
-          <w:rFonts w:ascii="Arial" w:hAnsi="Arial" w:cs="Arial"/>
-        </w:rPr>
       </w:pPr>
     </w:p>
     <w:p>
       <w:pPr>
         <w:pStyle w:val="2"/>
-        <w:rPr>
-          <w:rFonts w:ascii="Arial" w:hAnsi="Arial" w:cs="Arial"/>
-        </w:rPr>
-      </w:pPr>
-      <w:r>
-        <w:rPr>
-          <w:rFonts w:ascii="Arial" w:hAnsi="Arial" w:cs="Arial"/>
-        </w:rPr>
+      </w:pPr>
+      <w:r>
         <w:t>R1-3. Empirical Grounding</w:t>
       </w:r>
     </w:p>
@@ -1014,13 +894,10 @@
         </w:pBdr>
         <w:spacing w:after="160" w:line="360" w:lineRule="auto"/>
         <w:ind w:left="480"/>
-        <w:rPr>
-          <w:rFonts w:ascii="Arial" w:hAnsi="Arial" w:cs="Arial"/>
-        </w:rPr>
-      </w:pPr>
-      <w:r>
-        <w:rPr>
-          <w:rFonts w:ascii="Arial" w:eastAsia="Times New Roman" w:hAnsi="Arial" w:cs="Arial"/>
+      </w:pPr>
+      <w:r>
+        <w:rPr>
+          <w:rFonts w:eastAsia="Times New Roman"/>
           <w:i/>
           <w:iCs/>
           <w:color w:val="404040"/>
@@ -1031,71 +908,55 @@
     <w:p>
       <w:pPr>
         <w:spacing w:after="160" w:line="360" w:lineRule="auto"/>
-        <w:rPr>
-          <w:rFonts w:ascii="Arial" w:hAnsi="Arial" w:cs="Arial"/>
-        </w:rPr>
-      </w:pPr>
-      <w:r>
-        <w:rPr>
-          <w:rFonts w:ascii="Arial" w:eastAsia="Times New Roman" w:hAnsi="Arial" w:cs="Arial"/>
-        </w:rPr>
-        <w:t xml:space="preserve">We agree that the motivating cases deserved deeper treatment. In the revised manuscript, we inserted</w:t>
+      </w:pPr>
+      <w:r>
+        <w:rPr>
+          <w:rFonts w:eastAsia="Times New Roman"/>
+        </w:rPr>
+        <w:t>We agree that the motivating cases deserved deeper treatment. In the revised manuscript, we insertedcase-specific interpretive paragraphs into the Discussion section, positioned after the parametric discussion most relevant to each case. Each paragraph maps the historically documented features of the case onto BCAT model parameters and simulation outcomes. We do not claim formal calibration but ground the theoretical interpretation in the known empirical characteristics of each example. No new simulations were required; these additions are interpretive elaborations based on existing sensitivity analysis results.</w:t>
+      </w:r>
+    </w:p>
+    <w:p>
+      <w:pPr>
+        <w:spacing w:after="160" w:line="360" w:lineRule="auto"/>
+      </w:pPr>
+      <w:r>
+        <w:rPr>
+          <w:rFonts w:eastAsia="Times New Roman"/>
+        </w:rPr>
+        <w:t>We discuss the Palm case after the avg-of-thresholds paragraph: mainstream consumers required visible evidence of widespread peer adoption before committing to an unfamiliar device, corresponding to high avg-of-thresholds on a regular lattice where localized interactions prevented inter-neighborhood cascading. As illustrated in Fig 5, this configuration produces steadily rising FRI alongside near-zero GSI—precisely the Palm scenario.</w:t>
+      </w:r>
+    </w:p>
+    <w:p>
+      <w:pPr>
+        <w:spacing w:after="160" w:line="360" w:lineRule="auto"/>
+      </w:pPr>
+      <w:r>
+        <w:rPr>
+          <w:rFonts w:eastAsia="Times New Roman"/>
+        </w:rPr>
+        <w:t>We discuss the Taiwanese film case after the avg-of-attitudes paragraph: the cinephile community held strongly positive attitudes, but the general audience’s baseline predisposition toward dark Taiwanese drama was low (low avg-of-attitudes), and the attitude gap between the two communities exceeded the bounded confidence threshold, preventing opinion propagation. As shown in Fig 8c–d, low avg-of-attitudes produces a plateau in adoption outcomes insensitive to other parameter variation.</w:t>
+      </w:r>
+    </w:p>
+    <w:p>
+      <w:pPr>
+        <w:spacing w:after="160" w:line="360" w:lineRule="auto"/>
+      </w:pPr>
+      <w:r>
+        <w:rPr>
+          <w:rFonts w:eastAsia="Times New Roman"/>
+        </w:rPr>
         <w:lastRenderedPageBreak/>
-        <w:t>case-specific interpretive paragraphs into the Discussion section, positioned after the parametric discussion most relevant to each case. Each paragraph maps the historically documented features of the case onto BCAT model parameters and simulation outcomes. We do not claim formal calibration but ground the theoretical interpretation in the known empirical characteristics of each example. No new simulations were required; these additions are interpretive elaborations based on existing sensitivity analysis results.</w:t>
-      </w:r>
-    </w:p>
-    <w:p>
-      <w:pPr>
-        <w:spacing w:after="160" w:line="360" w:lineRule="auto"/>
-        <w:rPr>
-          <w:rFonts w:ascii="Arial" w:hAnsi="Arial" w:cs="Arial"/>
-        </w:rPr>
-      </w:pPr>
-      <w:r>
-        <w:rPr>
-          <w:rFonts w:ascii="Arial" w:eastAsia="Times New Roman" w:hAnsi="Arial" w:cs="Arial"/>
-        </w:rPr>
-        <w:t>We discuss the Palm case after the avg-of-thresholds paragraph: mainstream consumers required visible evidence of widespread peer adoption before committing to an unfamiliar device, corresponding to high avg-of-thresholds on a regular lattice where localized interactions prevented inter-neighborhood cascading. As illustrated in Fig 5, this configuration produces steadily rising FRI alongside near-zero GSI—precisely the Palm scenario.</w:t>
-      </w:r>
-    </w:p>
-    <w:p>
-      <w:pPr>
-        <w:spacing w:after="160" w:line="360" w:lineRule="auto"/>
-        <w:rPr>
-          <w:rFonts w:ascii="Arial" w:hAnsi="Arial" w:cs="Arial"/>
-        </w:rPr>
-      </w:pPr>
-      <w:r>
-        <w:rPr>
-          <w:rFonts w:ascii="Arial" w:eastAsia="Times New Roman" w:hAnsi="Arial" w:cs="Arial"/>
-        </w:rPr>
-        <w:t>We discuss the Taiwanese film case after the avg-of-attitudes paragraph: the cinephile community held strongly positive attitudes, but the general audience’s baseline predisposition toward dark Taiwanese drama was low (low avg-of-attitudes), and the attitude gap between the two communities exceeded the bounded confidence threshold, preventing opinion propagation. As shown in Fig 8c–d, low avg-of-attitudes produces a plateau in adoption outcomes insensitive to other parameter variation.</w:t>
-      </w:r>
-    </w:p>
-    <w:p>
-      <w:pPr>
-        <w:spacing w:after="160" w:line="360" w:lineRule="auto"/>
-        <w:rPr>
-          <w:rFonts w:ascii="Arial" w:hAnsi="Arial" w:cs="Arial"/>
-        </w:rPr>
-      </w:pPr>
-      <w:r>
-        <w:rPr>
-          <w:rFonts w:ascii="Arial" w:eastAsia="Times New Roman" w:hAnsi="Arial" w:cs="Arial"/>
-        </w:rPr>
         <w:t>We discuss the SOA case after the bounded-confidence paragraph: the primary barrier was the inability of technical architects to communicate across the professional vocabulary gap separating them from enterprise decision-makers—a textbook bounded-confidence clustering failure. As shown in Fig 8a–b, low bounded-confidence severely limits cross-cluster influence. The 2008 financial crisis then functioned as an exogenous negative shock to avg-of-attitudes. We added a reference to Erl (2005) for scholarly grounding.</w:t>
       </w:r>
     </w:p>
     <w:p>
       <w:pPr>
         <w:spacing w:after="160" w:line="360" w:lineRule="auto"/>
-        <w:rPr>
-          <w:rFonts w:ascii="Arial" w:hAnsi="Arial" w:cs="Arial"/>
-        </w:rPr>
-      </w:pPr>
-      <w:r>
-        <w:rPr>
-          <w:rFonts w:ascii="Arial" w:eastAsia="Times New Roman" w:hAnsi="Arial" w:cs="Arial"/>
+      </w:pPr>
+      <w:r>
+        <w:rPr>
+          <w:rFonts w:eastAsia="Times New Roman"/>
         </w:rPr>
         <w:t>We emphasize that these mappings are qualitative and interpretive: the BCAT model’s abstract 1–100 attitude scale cannot be directly calibrated to real-world consumer data. The model’s value lies in capturing structural mechanisms rather than providing quantitative predictions for any specific product or market.</w:t>
       </w:r>
@@ -1107,13 +968,10 @@
         </w:pBdr>
         <w:spacing w:after="160" w:line="360" w:lineRule="auto"/>
         <w:ind w:left="480"/>
-        <w:rPr>
-          <w:rFonts w:ascii="Arial" w:hAnsi="Arial" w:cs="Arial"/>
-        </w:rPr>
-      </w:pPr>
-      <w:r>
-        <w:rPr>
-          <w:rFonts w:ascii="Arial" w:eastAsia="Times New Roman" w:hAnsi="Arial" w:cs="Arial"/>
+      </w:pPr>
+      <w:r>
+        <w:rPr>
+          <w:rFonts w:eastAsia="Times New Roman"/>
           <w:b/>
           <w:bCs/>
           <w:color w:val="2E75B6"/>
@@ -1122,7 +980,7 @@
       </w:r>
       <w:r>
         <w:rPr>
-          <w:rFonts w:ascii="Arial" w:eastAsia="Times New Roman" w:hAnsi="Arial" w:cs="Arial"/>
+          <w:rFonts w:eastAsia="Times New Roman"/>
         </w:rPr>
         <w:t>Three case-specific interpretive paragraphs have been inserted into the Discussion section, each positioned after the parametric discussion most relevant to the case: (1) Palm handheld after the avg-of-thresholds paragraph, mapping the coordination failure on regular lattice topology to Fig 5; (2) The Bold, The Corrupt and The Beautiful after the avg-of-attitudes paragraph, mapping the attitude baseline gap to the adoption plateau in Fig 8c–d; (3) SOA after the bounded-confidence paragraph, mapping the professional vocabulary gap to bounded-confidence clustering failure in Fig 8a–b, with the 2008 crisis as an exogenous avg-of-attitudes shock. A reference to Erl (2005) has been added for scholarly grounding of the SOA case.</w:t>
       </w:r>
@@ -1133,22 +991,13 @@
           <w:bottom w:val="single" w:sz="1" w:space="0" w:color="CCCCCC"/>
         </w:pBdr>
         <w:spacing w:before="120" w:after="120"/>
-        <w:rPr>
-          <w:rFonts w:ascii="Arial" w:hAnsi="Arial" w:cs="Arial"/>
-        </w:rPr>
       </w:pPr>
     </w:p>
     <w:p>
       <w:pPr>
         <w:pStyle w:val="2"/>
-        <w:rPr>
-          <w:rFonts w:ascii="Arial" w:hAnsi="Arial" w:cs="Arial"/>
-        </w:rPr>
-      </w:pPr>
-      <w:r>
-        <w:rPr>
-          <w:rFonts w:ascii="Arial" w:hAnsi="Arial" w:cs="Arial"/>
-        </w:rPr>
+      </w:pPr>
+      <w:r>
         <w:t>R1-4. Alternative Theories and Distinguishing Predictions</w:t>
       </w:r>
     </w:p>
@@ -1159,90 +1008,80 @@
         </w:pBdr>
         <w:spacing w:after="160" w:line="360" w:lineRule="auto"/>
         <w:ind w:left="480"/>
-        <w:rPr>
-          <w:rFonts w:ascii="Arial" w:hAnsi="Arial" w:cs="Arial"/>
-        </w:rPr>
-      </w:pPr>
-      <w:r>
-        <w:rPr>
-          <w:rFonts w:ascii="Arial" w:eastAsia="Times New Roman" w:hAnsi="Arial" w:cs="Arial"/>
+      </w:pPr>
+      <w:r>
+        <w:rPr>
+          <w:rFonts w:eastAsia="Times New Roman"/>
           <w:i/>
           <w:iCs/>
           <w:color w:val="404040"/>
         </w:rPr>
-        <w:t xml:space="preserve">Other theories can also account for the opinion–adoption gap: rational herding and information cascades (Banerjee 1992), network externalities and coordination games (Katz and Shapiro 1985), and global games </w:t>
+        <w:t>Other theories can also account for the opinion–adoption gap: rational herding and information cascades (Banerjee 1992), network externalities and coordination games (Katz and Shapiro 1985), and global games with heterogeneous thresholds (Morris and Shin 2003). Each mechanism implies different comparative statics. Discussing these distinctions, and suggesting how experiments or empirical tests might discriminate between them, would significantly enhance the paper’s contribution.</w:t>
+      </w:r>
+    </w:p>
+    <w:p>
+      <w:pPr>
+        <w:spacing w:after="160" w:line="360" w:lineRule="auto"/>
+      </w:pPr>
+      <w:r>
+        <w:rPr>
+          <w:rFonts w:eastAsia="Times New Roman"/>
+        </w:rPr>
+        <w:t>This suggestion substantially sharpens the paper’s theoretical positioning. We added a dedicated set of paragraphs to the Discussion section, positioned after the mechanism decomposition discussion and before the parameter-specific strategy recommendations, that systematically compares the BCAT model with the three alternative frameworks identified by the reviewer and articulates the structural differences in mechanism, comparative statics, and empirical identifiability.</w:t>
+      </w:r>
+    </w:p>
+    <w:p>
+      <w:pPr>
+        <w:spacing w:after="160" w:line="360" w:lineRule="auto"/>
+      </w:pPr>
+      <w:r>
+        <w:rPr>
+          <w:rFonts w:eastAsia="Times New Roman"/>
+          <w:b/>
+          <w:bCs/>
+        </w:rPr>
+        <w:t xml:space="preserve">Information Cascades (Banerjee, 1992). </w:t>
+      </w:r>
+      <w:r>
+        <w:rPr>
+          <w:rFonts w:eastAsia="Times New Roman"/>
+        </w:rPr>
+        <w:t>In Banerjee’s model, agents observe the sequential actions of predecessors and rationally update beliefs, potentially leading to herding behavior where private information is discarded in favor of following the crowd. The key distinction from BCAT is that information cascade models involve no opinion exchange—agents strategically delay or imitate rather than communicate and update attitudes. Information cascades can therefore produce widespread adoption even when private attitudes are not uniformly positive (herding overrides private information), whereas the BCAT model strictly requires positive attitudes as a necessary condition for adoption. This generates a testable prediction: if empirical data show products adopted en masse despite mixed private sentiments (measurable through anonymous surveys), the information cascade model would be supported over BCAT.</w:t>
+      </w:r>
+    </w:p>
+    <w:p>
+      <w:pPr>
+        <w:spacing w:after="160" w:line="360" w:lineRule="auto"/>
+      </w:pPr>
+      <w:r>
+        <w:rPr>
+          <w:rFonts w:eastAsia="Times New Roman"/>
+          <w:b/>
+          <w:bCs/>
+        </w:rPr>
+        <w:t xml:space="preserve">Network Externalities and Coordination Games (Katz &amp; Shapiro, 1985). </w:t>
+      </w:r>
+      <w:r>
+        <w:rPr>
+          <w:rFonts w:eastAsia="Times New Roman"/>
+        </w:rPr>
+        <w:t xml:space="preserve">In this framework, adoption failure arises from </w:t>
+      </w:r>
+      <w:r>
+        <w:rPr>
+          <w:rFonts w:eastAsia="Times New Roman"/>
+        </w:rPr>
         <w:lastRenderedPageBreak/>
-        <w:t>with heterogeneous thresholds (Morris and Shin 2003). Each mechanism implies different comparative statics. Discussing these distinctions, and suggesting how experiments or empirical tests might discriminate between them, would significantly enhance the paper’s contribution.</w:t>
-      </w:r>
-    </w:p>
-    <w:p>
-      <w:pPr>
-        <w:spacing w:after="160" w:line="360" w:lineRule="auto"/>
-        <w:rPr>
-          <w:rFonts w:ascii="Arial" w:hAnsi="Arial" w:cs="Arial"/>
-        </w:rPr>
-      </w:pPr>
-      <w:r>
-        <w:rPr>
-          <w:rFonts w:ascii="Arial" w:eastAsia="Times New Roman" w:hAnsi="Arial" w:cs="Arial"/>
-        </w:rPr>
-        <w:t>This suggestion substantially sharpens the paper’s theoretical positioning. We added a dedicated set of paragraphs to the Discussion section, positioned after the mechanism decomposition discussion and before the parameter-specific strategy recommendations, that systematically compares the BCAT model with the three alternative frameworks identified by the reviewer and articulates the structural differences in mechanism, comparative statics, and empirical identifiability.</w:t>
-      </w:r>
-    </w:p>
-    <w:p>
-      <w:pPr>
-        <w:spacing w:after="160" w:line="360" w:lineRule="auto"/>
-        <w:rPr>
-          <w:rFonts w:ascii="Arial" w:hAnsi="Arial" w:cs="Arial"/>
-        </w:rPr>
-      </w:pPr>
-      <w:r>
-        <w:rPr>
-          <w:rFonts w:ascii="Arial" w:eastAsia="Times New Roman" w:hAnsi="Arial" w:cs="Arial"/>
-          <w:b/>
-          <w:bCs/>
-        </w:rPr>
-        <w:t xml:space="preserve">Information Cascades (Banerjee, 1992). </w:t>
-      </w:r>
-      <w:r>
-        <w:rPr>
-          <w:rFonts w:ascii="Arial" w:eastAsia="Times New Roman" w:hAnsi="Arial" w:cs="Arial"/>
-        </w:rPr>
-        <w:t>In Banerjee’s model, agents observe the sequential actions of predecessors and rationally update beliefs, potentially leading to herding behavior where private information is discarded in favor of following the crowd. The key distinction from BCAT is that information cascade models involve no opinion exchange—agents strategically delay or imitate rather than communicate and update attitudes. Information cascades can therefore produce widespread adoption even when private attitudes are not uniformly positive (herding overrides private information), whereas the BCAT model strictly requires positive attitudes as a necessary condition for adoption. This generates a testable prediction: if empirical data show products adopted en masse despite mixed private sentiments (measurable through anonymous surveys), the information cascade model would be supported over BCAT.</w:t>
-      </w:r>
-    </w:p>
-    <w:p>
-      <w:pPr>
-        <w:spacing w:after="160" w:line="360" w:lineRule="auto"/>
-        <w:rPr>
-          <w:rFonts w:ascii="Arial" w:hAnsi="Arial" w:cs="Arial"/>
-        </w:rPr>
-      </w:pPr>
-      <w:r>
-        <w:rPr>
-          <w:rFonts w:ascii="Arial" w:eastAsia="Times New Roman" w:hAnsi="Arial" w:cs="Arial"/>
-          <w:b/>
-          <w:bCs/>
-        </w:rPr>
-        <w:t xml:space="preserve">Network Externalities and Coordination Games (Katz &amp; Shapiro, 1985). </w:t>
-      </w:r>
-      <w:r>
-        <w:rPr>
-          <w:rFonts w:ascii="Arial" w:eastAsia="Times New Roman" w:hAnsi="Arial" w:cs="Arial"/>
-        </w:rPr>
-        <w:t>In this framework, adoption failure arises from installed-base dependence: the utility of adopting increases with the number of existing adopters, creating a coordination problem independent of opinion dynamics. The distinguishing comparative static concerns network topology: the BCAT model predicts a larger opinion–adoption gap in highly clustered networks (e.g., small-world) because localized clustering traps adoption cascades within communities, whereas coordination games predict a larger gap in sparser networks because coordination is more difficult when agents have fewer connections and less information about aggregate adoption levels.</w:t>
-      </w:r>
-    </w:p>
-    <w:p>
-      <w:pPr>
-        <w:spacing w:after="160" w:line="360" w:lineRule="auto"/>
-        <w:rPr>
-          <w:rFonts w:ascii="Arial" w:hAnsi="Arial" w:cs="Arial"/>
-        </w:rPr>
-      </w:pPr>
-      <w:r>
-        <w:rPr>
-          <w:rFonts w:ascii="Arial" w:eastAsia="Times New Roman" w:hAnsi="Arial" w:cs="Arial"/>
+        <w:t>installed-base dependence: the utility of adopting increases with the number of existing adopters, creating a coordination problem independent of opinion dynamics. The distinguishing comparative static concerns network topology: the BCAT model predicts a larger opinion–adoption gap in highly clustered networks (e.g., small-world) because localized clustering traps adoption cascades within communities, whereas coordination games predict a larger gap in sparser networks because coordination is more difficult when agents have fewer connections and less information about aggregate adoption levels.</w:t>
+      </w:r>
+    </w:p>
+    <w:p>
+      <w:pPr>
+        <w:spacing w:after="160" w:line="360" w:lineRule="auto"/>
+      </w:pPr>
+      <w:r>
+        <w:rPr>
+          <w:rFonts w:eastAsia="Times New Roman"/>
           <w:b/>
           <w:bCs/>
         </w:rPr>
@@ -1250,7 +1089,7 @@
       </w:r>
       <w:r>
         <w:rPr>
-          <w:rFonts w:ascii="Arial" w:eastAsia="Times New Roman" w:hAnsi="Arial" w:cs="Arial"/>
+          <w:rFonts w:eastAsia="Times New Roman"/>
         </w:rPr>
         <w:t>In the global games framework, coordination failure arises from higher-order belief uncertainty: even when all agents hold favorable attitudes, uncertainty about whether others also hold favorable attitudes (and whether others know that others do) can prevent coordinated action. The critical distinction from BCAT is that global games are inherently static—they do not model the temporal evolution of attitudes. BCAT, by contrast, can explain time-dependent phenomena such as attitudes that converge favorably in the early period but fragment later, leading to adoption failure—a dynamic pattern that the static global games framework cannot generate.</w:t>
       </w:r>
@@ -1258,13 +1097,10 @@
     <w:p>
       <w:pPr>
         <w:spacing w:after="160" w:line="360" w:lineRule="auto"/>
-        <w:rPr>
-          <w:rFonts w:ascii="Arial" w:hAnsi="Arial" w:cs="Arial"/>
-        </w:rPr>
-      </w:pPr>
-      <w:r>
-        <w:rPr>
-          <w:rFonts w:ascii="Arial" w:eastAsia="Times New Roman" w:hAnsi="Arial" w:cs="Arial"/>
+      </w:pPr>
+      <w:r>
+        <w:rPr>
+          <w:rFonts w:eastAsia="Times New Roman"/>
         </w:rPr>
         <w:t>We conclude the new subsection by discussing how future empirical research could discriminate among these theories. Time-series attitude data (e.g., from social media sentiment analysis) would provide a natural testing ground, as only the BCAT model generates detailed predictions about the temporal trajectory of attitude evolution prior to adoption outcomes.</w:t>
       </w:r>
@@ -1276,13 +1112,10 @@
         </w:pBdr>
         <w:spacing w:after="160" w:line="360" w:lineRule="auto"/>
         <w:ind w:left="480"/>
-        <w:rPr>
-          <w:rFonts w:ascii="Arial" w:hAnsi="Arial" w:cs="Arial"/>
-        </w:rPr>
-      </w:pPr>
-      <w:r>
-        <w:rPr>
-          <w:rFonts w:ascii="Arial" w:eastAsia="Times New Roman" w:hAnsi="Arial" w:cs="Arial"/>
+      </w:pPr>
+      <w:r>
+        <w:rPr>
+          <w:rFonts w:eastAsia="Times New Roman"/>
           <w:b/>
           <w:bCs/>
           <w:color w:val="2E75B6"/>
@@ -1291,11 +1124,9 @@
       </w:r>
       <w:r>
         <w:rPr>
-          <w:rFonts w:ascii="Arial" w:eastAsia="Times New Roman" w:hAnsi="Arial" w:cs="Arial"/>
-        </w:rPr>
-        <w:t xml:space="preserve">Six new paragraphs have been added to the Discussion section comparing BCAT </w:t>
-        <w:lastRenderedPageBreak/>
-        <w:t>with three alternative frameworks. Key distinguishing predictions: (1) vs. Banerjee (1992): BCAT produces S-curve adoption (Figs 4, 6a) rather than step-function cascades, and social influence operates through attitude transmission rather than Bayesian inference; (2) vs. Katz &amp; Shapiro (1985): BCAT predicts larger adoption gaps in clustered networks (supported by Table 3 Feature Importance data), opposite to the coordination game prediction; (3) vs. Morris &amp; Shin (2003): BCAT contains no higher-order belief mechanism—when FRI = 1.0 and thresholds are low, adoption necessarily occurs (confirmed by MD-A experiments). References to Banerjee (1992), Katz &amp; Shapiro (1985), and Morris &amp; Shin (2003) have been added.</w:t>
+          <w:rFonts w:eastAsia="Times New Roman"/>
+        </w:rPr>
+        <w:t>Six new paragraphs have been added to the Discussion section comparing BCAT with three alternative frameworks. Key distinguishing predictions: (1) vs. Banerjee (1992): BCAT produces S-curve adoption (Figs 4, 6a) rather than step-function cascades, and social influence operates through attitude transmission rather than Bayesian inference; (2) vs. Katz &amp; Shapiro (1985): BCAT predicts larger adoption gaps in clustered networks (supported by Table 3 Feature Importance data), opposite to the coordination game prediction; (3) vs. Morris &amp; Shin (2003): BCAT contains no higher-order belief mechanism—when FRI = 1.0 and thresholds are low, adoption necessarily occurs (confirmed by MD-A experiments). References to Banerjee (1992), Katz &amp; Shapiro (1985), and Morris &amp; Shin (2003) have been added.</w:t>
       </w:r>
     </w:p>
     <w:p>
@@ -1304,22 +1135,13 @@
           <w:bottom w:val="single" w:sz="1" w:space="0" w:color="CCCCCC"/>
         </w:pBdr>
         <w:spacing w:before="120" w:after="120"/>
-        <w:rPr>
-          <w:rFonts w:ascii="Arial" w:hAnsi="Arial" w:cs="Arial"/>
-        </w:rPr>
       </w:pPr>
     </w:p>
     <w:p>
       <w:pPr>
         <w:pStyle w:val="2"/>
-        <w:rPr>
-          <w:rFonts w:ascii="Arial" w:hAnsi="Arial" w:cs="Arial"/>
-        </w:rPr>
-      </w:pPr>
-      <w:r>
-        <w:rPr>
-          <w:rFonts w:ascii="Arial" w:hAnsi="Arial" w:cs="Arial"/>
-        </w:rPr>
+      </w:pPr>
+      <w:r>
         <w:t>R1-Minor. Reference Error: Gong et al. (2020)</w:t>
       </w:r>
     </w:p>
@@ -1330,13 +1152,10 @@
         </w:pBdr>
         <w:spacing w:after="160" w:line="360" w:lineRule="auto"/>
         <w:ind w:left="480"/>
-        <w:rPr>
-          <w:rFonts w:ascii="Arial" w:hAnsi="Arial" w:cs="Arial"/>
-        </w:rPr>
-      </w:pPr>
-      <w:r>
-        <w:rPr>
-          <w:rFonts w:ascii="Arial" w:eastAsia="Times New Roman" w:hAnsi="Arial" w:cs="Arial"/>
+      </w:pPr>
+      <w:r>
+        <w:rPr>
+          <w:rFonts w:eastAsia="Times New Roman"/>
           <w:i/>
           <w:iCs/>
           <w:color w:val="404040"/>
@@ -1347,15 +1166,24 @@
     <w:p>
       <w:pPr>
         <w:spacing w:after="160" w:line="360" w:lineRule="auto"/>
-        <w:rPr>
-          <w:rFonts w:ascii="Arial" w:hAnsi="Arial" w:cs="Arial"/>
-        </w:rPr>
-      </w:pPr>
-      <w:r>
-        <w:rPr>
-          <w:rFonts w:ascii="Arial" w:eastAsia="Times New Roman" w:hAnsi="Arial" w:cs="Arial"/>
-        </w:rPr>
-        <w:t>We thank the reviewer for catching this error. We confirmed that the text “Hence, the source code used for this project may require significant modification to be applied to new studies” is a technical annotation from the BCAT simulation codebase that was inadvertently introduced into the title field during manuscript preparation. This is a field contamination error, not an incorrect citation. The correct title is “A loud but harsh voice: The impact of celebrity endorsement on online WOM,” published in Journal of Management Science (管理科学), 2020, volume 33, issue 2, pages 114–126. We corrected this in the revised manuscript and conducted a systematic review of all remaining reference entries, confirming that the error is isolated to this single entry.</w:t>
+      </w:pPr>
+      <w:r>
+        <w:rPr>
+          <w:rFonts w:eastAsia="Times New Roman"/>
+        </w:rPr>
+        <w:t>We thank the reviewer for catching this error. We confirmed that the text “Hence, the source code used for this project may require significant modification to be applied to new studies” is a technical annotation from the BCAT simulation codebase that was inadvertently introduced into the title field during manuscript preparation. This is a field contamination error, not an incorrect citation. The correct title is “A loud but harsh voice: The impact of celebrity endorsement on online WOM,” published in Journal of Management Science (</w:t>
+      </w:r>
+      <w:r>
+        <w:rPr>
+          <w:rFonts w:ascii="新細明體" w:eastAsia="新細明體" w:hAnsi="新細明體" w:cs="新細明體" w:hint="eastAsia"/>
+        </w:rPr>
+        <w:t>管理科学</w:t>
+      </w:r>
+      <w:r>
+        <w:rPr>
+          <w:rFonts w:eastAsia="Times New Roman"/>
+        </w:rPr>
+        <w:t>), 2020, volume 33, issue 2, pages 114–126. We corrected this in the revised manuscript and conducted a systematic review of all remaining reference entries, confirming that the error is isolated to this single entry.</w:t>
       </w:r>
     </w:p>
     <w:p>
@@ -1365,13 +1193,10 @@
         </w:pBdr>
         <w:spacing w:after="160" w:line="360" w:lineRule="auto"/>
         <w:ind w:left="480"/>
-        <w:rPr>
-          <w:rFonts w:ascii="Arial" w:hAnsi="Arial" w:cs="Arial"/>
-        </w:rPr>
-      </w:pPr>
-      <w:r>
-        <w:rPr>
-          <w:rFonts w:ascii="Arial" w:eastAsia="Times New Roman" w:hAnsi="Arial" w:cs="Arial"/>
+      </w:pPr>
+      <w:r>
+        <w:rPr>
+          <w:rFonts w:eastAsia="Times New Roman"/>
           <w:b/>
           <w:bCs/>
           <w:color w:val="2E75B6"/>
@@ -1380,35 +1205,22 @@
       </w:r>
       <w:r>
         <w:rPr>
-          <w:rFonts w:ascii="Arial" w:eastAsia="Times New Roman" w:hAnsi="Arial" w:cs="Arial"/>
+          <w:rFonts w:eastAsia="Times New Roman"/>
         </w:rPr>
         <w:t>The reference entry for Gong et al. (2020) has been corrected with the verified title and complete bibliographic information in the References section.</w:t>
       </w:r>
     </w:p>
     <w:p>
-      <w:pPr>
-        <w:rPr>
-          <w:rFonts w:ascii="Arial" w:hAnsi="Arial" w:cs="Arial"/>
-        </w:rPr>
-      </w:pPr>
-      <w:r>
-        <w:rPr>
-          <w:rFonts w:ascii="Arial" w:hAnsi="Arial" w:cs="Arial"/>
-        </w:rPr>
+      <w:r>
+        <w:lastRenderedPageBreak/>
         <w:br w:type="page"/>
       </w:r>
     </w:p>
     <w:p>
       <w:pPr>
         <w:pStyle w:val="1"/>
-        <w:rPr>
-          <w:rFonts w:ascii="Arial" w:hAnsi="Arial" w:cs="Arial"/>
-        </w:rPr>
-      </w:pPr>
-      <w:r>
-        <w:rPr>
-          <w:rFonts w:ascii="Arial" w:hAnsi="Arial" w:cs="Arial"/>
-        </w:rPr>
+      </w:pPr>
+      <w:r>
         <w:lastRenderedPageBreak/>
         <w:t>Part III: Response to Reviewer #2</w:t>
       </w:r>
@@ -1416,13 +1228,10 @@
     <w:p>
       <w:pPr>
         <w:spacing w:after="160" w:line="360" w:lineRule="auto"/>
-        <w:rPr>
-          <w:rFonts w:ascii="Arial" w:hAnsi="Arial" w:cs="Arial"/>
-        </w:rPr>
-      </w:pPr>
-      <w:r>
-        <w:rPr>
-          <w:rFonts w:ascii="Arial" w:eastAsia="Times New Roman" w:hAnsi="Arial" w:cs="Arial"/>
+      </w:pPr>
+      <w:r>
+        <w:rPr>
+          <w:rFonts w:eastAsia="Times New Roman"/>
         </w:rPr>
         <w:t>We thank Reviewer #2 for the rigorous and technically detailed evaluation. The reviewer’s identification of the discrepancy between our theoretical framing and simulation implementation, and the call for finite-size scaling analysis, led to significant methodological improvements.</w:t>
       </w:r>
@@ -1430,14 +1239,8 @@
     <w:p>
       <w:pPr>
         <w:pStyle w:val="2"/>
-        <w:rPr>
-          <w:rFonts w:ascii="Arial" w:hAnsi="Arial" w:cs="Arial"/>
-        </w:rPr>
-      </w:pPr>
-      <w:r>
-        <w:rPr>
-          <w:rFonts w:ascii="Arial" w:hAnsi="Arial" w:cs="Arial"/>
-        </w:rPr>
+      </w:pPr>
+      <w:r>
         <w:t>R2-1. Discrepancy Between Deffuant Model and Simulation Implementation</w:t>
       </w:r>
     </w:p>
@@ -1448,13 +1251,10 @@
         </w:pBdr>
         <w:spacing w:after="160" w:line="360" w:lineRule="auto"/>
         <w:ind w:left="480"/>
-        <w:rPr>
-          <w:rFonts w:ascii="Arial" w:hAnsi="Arial" w:cs="Arial"/>
-        </w:rPr>
-      </w:pPr>
-      <w:r>
-        <w:rPr>
-          <w:rFonts w:ascii="Arial" w:eastAsia="Times New Roman" w:hAnsi="Arial" w:cs="Arial"/>
+      </w:pPr>
+      <w:r>
+        <w:rPr>
+          <w:rFonts w:eastAsia="Times New Roman"/>
           <w:i/>
           <w:iCs/>
           <w:color w:val="404040"/>
@@ -1465,13 +1265,10 @@
     <w:p>
       <w:pPr>
         <w:spacing w:after="160" w:line="360" w:lineRule="auto"/>
-        <w:rPr>
-          <w:rFonts w:ascii="Arial" w:hAnsi="Arial" w:cs="Arial"/>
-        </w:rPr>
-      </w:pPr>
-      <w:r>
-        <w:rPr>
-          <w:rFonts w:ascii="Arial" w:eastAsia="Times New Roman" w:hAnsi="Arial" w:cs="Arial"/>
+      </w:pPr>
+      <w:r>
+        <w:rPr>
+          <w:rFonts w:eastAsia="Times New Roman"/>
         </w:rPr>
         <w:t>We thank the reviewer for this technically precise observation. We address it in two parts.</w:t>
       </w:r>
@@ -1479,13 +1276,10 @@
     <w:p>
       <w:pPr>
         <w:spacing w:after="160" w:line="360" w:lineRule="auto"/>
-        <w:rPr>
-          <w:rFonts w:ascii="Arial" w:hAnsi="Arial" w:cs="Arial"/>
-        </w:rPr>
-      </w:pPr>
-      <w:r>
-        <w:rPr>
-          <w:rFonts w:ascii="Arial" w:eastAsia="Times New Roman" w:hAnsi="Arial" w:cs="Arial"/>
+      </w:pPr>
+      <w:r>
+        <w:rPr>
+          <w:rFonts w:eastAsia="Times New Roman"/>
         </w:rPr>
         <w:t>Part 1: The integer attitude scale is a deliberate and mathematically equivalent discretization. The integer scale [1, 100] is a uniform discretization of the continuous interval [0, 1] into 100 equally spaced levels, where each integer unit corresponds to an interval of 0.01. The bounded confidence parameter max-opinion-distance follows the same convention: a value of 40 corresponds to a confidence threshold of ε = 0.40 in the standard literature. We made this design choice to facilitate sensitivity analysis and to align the attitude scale with survey-style measurement instruments. We added a note in the Simulation Model Specifications section stating this equivalence.</w:t>
       </w:r>
@@ -1493,13 +1287,10 @@
     <w:p>
       <w:pPr>
         <w:spacing w:after="160" w:line="360" w:lineRule="auto"/>
-        <w:rPr>
-          <w:rFonts w:ascii="Arial" w:hAnsi="Arial" w:cs="Arial"/>
-        </w:rPr>
-      </w:pPr>
-      <w:r>
-        <w:rPr>
-          <w:rFonts w:ascii="Arial" w:eastAsia="Times New Roman" w:hAnsi="Arial" w:cs="Arial"/>
+      </w:pPr>
+      <w:r>
+        <w:rPr>
+          <w:rFonts w:eastAsia="Times New Roman"/>
           <w:b/>
           <w:bCs/>
         </w:rPr>
@@ -1507,7 +1298,7 @@
       </w:r>
       <w:r>
         <w:rPr>
-          <w:rFonts w:ascii="Arial" w:eastAsia="Times New Roman" w:hAnsi="Arial" w:cs="Arial"/>
+          <w:rFonts w:eastAsia="Times New Roman"/>
         </w:rPr>
         <w:t>The reviewer’s deeper observation concerns the relationship between the mathematical description in the Related Models section and the actual update mechanism in Algorithm 3. Section 2 of the original manuscript introduces the Deffuant et al. (2002) Relative Agreement (RA) model, which features agent-specific, time-varying uncertainty parameters and computes attitude adjustments as a function of confidence interval overlap (Equations 1 and 2). However, the BCAT opinion update procedure implements the rule att_new = round(C + μ × (B − C)), where μ is the fixed convergence-rate parameter. This rule does not involve any uncertainty parameter, does not compute confidence interval overlap, and does not update any agent-specific confidence bound. It is structurally equivalent to the simple Deffuant bounded confidence model (Deffuant et al., 2000)—specifically, the pairwise random interaction variant in which two agents adjust their opinions by a fixed fraction μ of their difference, provided the difference falls below a global fixed threshold ε.</w:t>
       </w:r>
@@ -1515,13 +1306,10 @@
     <w:p>
       <w:pPr>
         <w:spacing w:after="160" w:line="360" w:lineRule="auto"/>
-        <w:rPr>
-          <w:rFonts w:ascii="Arial" w:hAnsi="Arial" w:cs="Arial"/>
-        </w:rPr>
-      </w:pPr>
-      <w:r>
-        <w:rPr>
-          <w:rFonts w:ascii="Arial" w:eastAsia="Times New Roman" w:hAnsi="Arial" w:cs="Arial"/>
+      </w:pPr>
+      <w:r>
+        <w:rPr>
+          <w:rFonts w:eastAsia="Times New Roman"/>
           <w:b/>
           <w:bCs/>
         </w:rPr>
@@ -1529,31 +1317,27 @@
       </w:r>
       <w:r>
         <w:rPr>
-          <w:rFonts w:ascii="Arial" w:eastAsia="Times New Roman" w:hAnsi="Arial" w:cs="Arial"/>
-        </w:rPr>
-        <w:t xml:space="preserve">We revised Section 2 accordingly. We retained the description of the RA model and its equations as literature context, but added a disambiguation sentence stating that the BCAT model does not implement the full RA update rule. A new paragraph positions the BCAT opinion update mechanism as a networked, discretized, adoption-status-conditioned extension of the simple Deffuant bounded confidence model (Deffuant et al., 2000). A new comparative table (Table 1) summarizes the structural relationships among the HK</w:t>
+          <w:rFonts w:eastAsia="Times New Roman"/>
+        </w:rPr>
+        <w:t>We revised Section 2 accordingly. We retained the description of the RA model and its equations as literature context, but added a disambiguation sentence stating that the BCAT model does not implement the full RA update rule. A new paragraph positions the BCAT opinion update mechanism as a networked, discretized, adoption-status-conditioned extension of the simple Deffuant bounded confidence model (Deffuant et al., 2000). A new comparative table (Table 1) summarizes the structural relationships among the HKmodel, the Deffuant RA model, and the BCAT opinion component across eight dimensions. We rewrote the Algorithm 3 description in the Simulation Model Specifications section to specify the fixed-rate convergence rule, the ε = max-opinion-distance/100 equivalence, and the absence of any agent-specific uncertainty parameter. Table 2 now includes a note on the integer-to-continuous mapping. These clarifications affect the theoretical positioning of the model but do not require any changes to the simulation itself.</w:t>
+      </w:r>
+    </w:p>
+    <w:p>
+      <w:pPr>
+        <w:spacing w:after="160" w:line="360" w:lineRule="auto"/>
+      </w:pPr>
+      <w:r>
+        <w:rPr>
+          <w:rFonts w:eastAsia="Times New Roman"/>
+          <w:b/>
+          <w:bCs/>
+        </w:rPr>
         <w:lastRenderedPageBreak/>
-        <w:t>model, the Deffuant RA model, and the BCAT opinion component across eight dimensions. We rewrote the Algorithm 3 description in the Simulation Model Specifications section to specify the fixed-rate convergence rule, the ε = max-opinion-distance/100 equivalence, and the absence of any agent-specific uncertainty parameter. Table 2 now includes a note on the integer-to-continuous mapping. These clarifications affect the theoretical positioning of the model but do not require any changes to the simulation itself.</w:t>
-      </w:r>
-    </w:p>
-    <w:p>
-      <w:pPr>
-        <w:spacing w:after="160" w:line="360" w:lineRule="auto"/>
-        <w:rPr>
-          <w:rFonts w:ascii="Arial" w:hAnsi="Arial" w:cs="Arial"/>
-        </w:rPr>
-      </w:pPr>
-      <w:r>
-        <w:rPr>
-          <w:rFonts w:ascii="Arial" w:eastAsia="Times New Roman" w:hAnsi="Arial" w:cs="Arial"/>
-          <w:b/>
-          <w:bCs/>
-        </w:rPr>
         <w:t xml:space="preserve">We emphasize </w:t>
       </w:r>
       <w:r>
         <w:rPr>
-          <w:rFonts w:ascii="Arial" w:eastAsia="Times New Roman" w:hAnsi="Arial" w:cs="Arial"/>
+          <w:rFonts w:eastAsia="Times New Roman"/>
         </w:rPr>
         <w:t>that these clarifications affect the model’s theoretical positioning but do not require any changes to the simulation itself. The BCAT model’s scientific contribution lies in integrating a bounded confidence opinion dynamics mechanism with adoption threshold diffusion, and in the adoption-status-conditioned feedback structure that generates the opinion–adoption gap. The revised framing makes this contribution more precise rather than diminishing it. We added a reference to the original simple Deffuant bounded confidence model (Deffuant et al., 2000).</w:t>
       </w:r>
@@ -1565,13 +1349,10 @@
         </w:pBdr>
         <w:spacing w:after="160" w:line="360" w:lineRule="auto"/>
         <w:ind w:left="480"/>
-        <w:rPr>
-          <w:rFonts w:ascii="Arial" w:hAnsi="Arial" w:cs="Arial"/>
-        </w:rPr>
-      </w:pPr>
-      <w:r>
-        <w:rPr>
-          <w:rFonts w:ascii="Arial" w:eastAsia="Times New Roman" w:hAnsi="Arial" w:cs="Arial"/>
+      </w:pPr>
+      <w:r>
+        <w:rPr>
+          <w:rFonts w:eastAsia="Times New Roman"/>
           <w:b/>
           <w:bCs/>
           <w:color w:val="2E75B6"/>
@@ -1580,7 +1361,7 @@
       </w:r>
       <w:r>
         <w:rPr>
-          <w:rFonts w:ascii="Arial" w:eastAsia="Times New Roman" w:hAnsi="Arial" w:cs="Arial"/>
+          <w:rFonts w:eastAsia="Times New Roman"/>
         </w:rPr>
         <w:t>(1) A disambiguation sentence has been added after Equations 1 and 2, explicitly stating that the BCAT model does not implement the full RA update rule. (2) A new paragraph at the end of the Related Models section positions the BCAT opinion component as a networked, discretized, adoption-status-conditioned extension of the simple Deffuant bounded confidence model (Deffuant et al., 2000), with a fixed global ε = max-opinion-distance/100. (3) The Algorithm 3 description in the Simulation Model Specifications section has been rewritten to specify the fixed-rate convergence rule att_new = round(C + μ × (B − C)), the ε equivalence, and the absence of dynamic uncertainty parameters. (4) Table 2 now includes a note on the integer-to-continuous mapping for attitude values.</w:t>
       </w:r>
@@ -1592,22 +1373,19 @@
         </w:pBdr>
         <w:spacing w:after="160" w:line="360" w:lineRule="auto"/>
         <w:ind w:left="480"/>
-        <w:rPr>
-          <w:rFonts w:ascii="Arial" w:hAnsi="Arial" w:cs="Arial"/>
-        </w:rPr>
-      </w:pPr>
-      <w:r>
-        <w:rPr>
-          <w:rFonts w:ascii="Arial" w:eastAsia="Times New Roman" w:hAnsi="Arial" w:cs="Arial"/>
+      </w:pPr>
+      <w:r>
+        <w:rPr>
+          <w:rFonts w:eastAsia="Times New Roman"/>
           <w:b/>
           <w:bCs/>
           <w:color w:val="2E75B6"/>
         </w:rPr>
-        <w:t xml:space="preserve">Manuscript change (new Table 1):</w:t>
-      </w:r>
-      <w:r>
-        <w:rPr>
-          <w:rFonts w:ascii="Arial" w:eastAsia="Times New Roman" w:hAnsi="Arial" w:cs="Arial"/>
+        <w:t>Manuscript change (new Table 1):</w:t>
+      </w:r>
+      <w:r>
+        <w:rPr>
+          <w:rFonts w:eastAsia="Times New Roman"/>
         </w:rPr>
         <w:t>A comparative table (Table 1) has been added at the end of the Related Models section, with columns for Model Feature, HK Model, Deffuant RA Model, and BCAT Opinion Component, covering eight dimensions: Interaction structure, Confidence threshold, Opinion space, Update timing, Uncertainty dynamics, Convergence parameter, Network structure, and Adoption-status conditioning.</w:t>
       </w:r>
@@ -1618,22 +1396,13 @@
           <w:bottom w:val="single" w:sz="1" w:space="0" w:color="CCCCCC"/>
         </w:pBdr>
         <w:spacing w:before="120" w:after="120"/>
-        <w:rPr>
-          <w:rFonts w:ascii="Arial" w:hAnsi="Arial" w:cs="Arial"/>
-        </w:rPr>
       </w:pPr>
     </w:p>
     <w:p>
       <w:pPr>
         <w:pStyle w:val="2"/>
-        <w:rPr>
-          <w:rFonts w:ascii="Arial" w:hAnsi="Arial" w:cs="Arial"/>
-        </w:rPr>
-      </w:pPr>
-      <w:r>
-        <w:rPr>
-          <w:rFonts w:ascii="Arial" w:hAnsi="Arial" w:cs="Arial"/>
-        </w:rPr>
+      </w:pPr>
+      <w:r>
         <w:t>R2-2. Update Scheme: Synchronous vs. Asynchronous</w:t>
       </w:r>
     </w:p>
@@ -1644,13 +1413,10 @@
         </w:pBdr>
         <w:spacing w:after="160" w:line="360" w:lineRule="auto"/>
         <w:ind w:left="480"/>
-        <w:rPr>
-          <w:rFonts w:ascii="Arial" w:hAnsi="Arial" w:cs="Arial"/>
-        </w:rPr>
-      </w:pPr>
-      <w:r>
-        <w:rPr>
-          <w:rFonts w:ascii="Arial" w:eastAsia="Times New Roman" w:hAnsi="Arial" w:cs="Arial"/>
+      </w:pPr>
+      <w:r>
+        <w:rPr>
+          <w:rFonts w:eastAsia="Times New Roman"/>
           <w:i/>
           <w:iCs/>
           <w:color w:val="404040"/>
@@ -1661,27 +1427,21 @@
     <w:p>
       <w:pPr>
         <w:spacing w:after="160" w:line="360" w:lineRule="auto"/>
-        <w:rPr>
-          <w:rFonts w:ascii="Arial" w:hAnsi="Arial" w:cs="Arial"/>
-        </w:rPr>
-      </w:pPr>
-      <w:r>
-        <w:rPr>
-          <w:rFonts w:ascii="Arial" w:eastAsia="Times New Roman" w:hAnsi="Arial" w:cs="Arial"/>
-        </w:rPr>
-        <w:t xml:space="preserve">We thank the reviewer for raising this methodological point. The BCAT model uses a pseudo-concurrent update scheme, implemented via the ask-concurrent command in NetLogo 4.0.5. Under ask-concurrent, all agents are processed in a randomly shuffled order within each tick, and each agent’s state modifications take effect immediately. The Python 3 reimplementation faithfully reproduces this behavior. This scheme lies between strictly synchronous updating (where all agents read old states before any writes occur) and strictly sequential updating with a fixed order (where position in the queue systematically advantages certain agents).</w:t>
-      </w:r>
-    </w:p>
-    <w:p>
-      <w:pPr>
-        <w:spacing w:after="160" w:line="360" w:lineRule="auto"/>
-        <w:rPr>
-          <w:rFonts w:ascii="Arial" w:hAnsi="Arial" w:cs="Arial"/>
-        </w:rPr>
-      </w:pPr>
-      <w:r>
-        <w:rPr>
-          <w:rFonts w:ascii="Arial" w:eastAsia="Times New Roman" w:hAnsi="Arial" w:cs="Arial"/>
+      </w:pPr>
+      <w:r>
+        <w:rPr>
+          <w:rFonts w:eastAsia="Times New Roman"/>
+        </w:rPr>
+        <w:t>We thank the reviewer for raising this methodological point. The BCAT model uses a pseudo-concurrent update scheme, implemented via the ask-concurrent command in NetLogo 4.0.5. Under ask-concurrent, all agents are processed in a randomly shuffled order within each tick, and each agent’s state modifications take effect immediately. The Python 3 reimplementation faithfully reproduces this behavior. This scheme lies between strictly synchronous updating (where all agents read old states before any writes occur) and strictly sequential updating with a fixed order (where position in the queue systematically advantages certain agents).</w:t>
+      </w:r>
+    </w:p>
+    <w:p>
+      <w:pPr>
+        <w:spacing w:after="160" w:line="360" w:lineRule="auto"/>
+      </w:pPr>
+      <w:r>
+        <w:rPr>
+          <w:rFonts w:eastAsia="Times New Roman"/>
         </w:rPr>
         <w:t>We chose this scheme because the random reshuffling of execution order at each tick ensures that no agent systematically benefits from its position in the processing sequence. The randomness in the simulation therefore comes from four well-defined stochastic elements: (1) the random selection of a neighbor for each agent per tick, (2) the initial random assignment of attitude and threshold values, (3) the random or clustered placement of pioneer agents, and (4) the random execution order within each tick. Because each source is controlled and reproducible given a fixed random seed, the sensitivity analysis results in Table 3 reflect model parameter effects rather than systematic scheduling artifacts.</w:t>
       </w:r>
@@ -1693,22 +1453,20 @@
         </w:pBdr>
         <w:spacing w:after="160" w:line="360" w:lineRule="auto"/>
         <w:ind w:left="480"/>
-        <w:rPr>
-          <w:rFonts w:ascii="Arial" w:hAnsi="Arial" w:cs="Arial"/>
-        </w:rPr>
-      </w:pPr>
-      <w:r>
-        <w:rPr>
-          <w:rFonts w:ascii="Arial" w:eastAsia="Times New Roman" w:hAnsi="Arial" w:cs="Arial"/>
+      </w:pPr>
+      <w:r>
+        <w:rPr>
+          <w:rFonts w:eastAsia="Times New Roman"/>
           <w:b/>
           <w:bCs/>
           <w:color w:val="2E75B6"/>
         </w:rPr>
+        <w:lastRenderedPageBreak/>
         <w:t xml:space="preserve">Manuscript change (Section 3, Algorithm 3 description): </w:t>
       </w:r>
       <w:r>
         <w:rPr>
-          <w:rFonts w:ascii="Arial" w:eastAsia="Times New Roman" w:hAnsi="Arial" w:cs="Arial"/>
+          <w:rFonts w:eastAsia="Times New Roman"/>
         </w:rPr>
         <w:t>Two new paragraphs have been added to the Simulation Model Specifications section, immediately following the adoption decision-making description. The first paragraph explains the pseudo-concurrent update semantics of ask-concurrent (random-order sequential execution with immediate writes) and confirms that the Python 3 reimplementation faithfully reproduces this behavior. The second paragraph states the methodological rationale: random reshuffling of execution order at each tick prevents systematic scheduling bias, and identifies four controlled stochastic elements ensuring that sensitivity analysis results in Table 3 reflect model parameter effects.</w:t>
       </w:r>
@@ -1720,13 +1478,10 @@
         </w:pBdr>
         <w:spacing w:after="160" w:line="360" w:lineRule="auto"/>
         <w:ind w:left="480"/>
-        <w:rPr>
-          <w:rFonts w:ascii="Arial" w:hAnsi="Arial" w:cs="Arial"/>
-        </w:rPr>
-      </w:pPr>
-      <w:r>
-        <w:rPr>
-          <w:rFonts w:ascii="Arial" w:eastAsia="Times New Roman" w:hAnsi="Arial" w:cs="Arial"/>
+      </w:pPr>
+      <w:r>
+        <w:rPr>
+          <w:rFonts w:eastAsia="Times New Roman"/>
           <w:b/>
           <w:bCs/>
           <w:color w:val="2E75B6"/>
@@ -1740,22 +1495,13 @@
           <w:bottom w:val="single" w:sz="1" w:space="0" w:color="CCCCCC"/>
         </w:pBdr>
         <w:spacing w:before="120" w:after="120"/>
-        <w:rPr>
-          <w:rFonts w:ascii="Arial" w:hAnsi="Arial" w:cs="Arial"/>
-        </w:rPr>
       </w:pPr>
     </w:p>
     <w:p>
       <w:pPr>
         <w:pStyle w:val="2"/>
-        <w:rPr>
-          <w:rFonts w:ascii="Arial" w:hAnsi="Arial" w:cs="Arial"/>
-        </w:rPr>
-      </w:pPr>
-      <w:r>
-        <w:rPr>
-          <w:rFonts w:ascii="Arial" w:hAnsi="Arial" w:cs="Arial"/>
-        </w:rPr>
+      </w:pPr>
+      <w:r>
         <w:t>R2-3. Adoption Threshold Scaling (0–100 vs. 0–1)</w:t>
       </w:r>
     </w:p>
@@ -1766,13 +1512,10 @@
         </w:pBdr>
         <w:spacing w:after="160" w:line="360" w:lineRule="auto"/>
         <w:ind w:left="480"/>
-        <w:rPr>
-          <w:rFonts w:ascii="Arial" w:hAnsi="Arial" w:cs="Arial"/>
-        </w:rPr>
-      </w:pPr>
-      <w:r>
-        <w:rPr>
-          <w:rFonts w:ascii="Arial" w:eastAsia="Times New Roman" w:hAnsi="Arial" w:cs="Arial"/>
+      </w:pPr>
+      <w:r>
+        <w:rPr>
+          <w:rFonts w:eastAsia="Times New Roman"/>
           <w:i/>
           <w:iCs/>
           <w:color w:val="404040"/>
@@ -1783,13 +1526,10 @@
     <w:p>
       <w:pPr>
         <w:spacing w:after="160" w:line="360" w:lineRule="auto"/>
-        <w:rPr>
-          <w:rFonts w:ascii="Arial" w:hAnsi="Arial" w:cs="Arial"/>
-        </w:rPr>
-      </w:pPr>
-      <w:r>
-        <w:rPr>
-          <w:rFonts w:ascii="Arial" w:eastAsia="Times New Roman" w:hAnsi="Arial" w:cs="Arial"/>
+      </w:pPr>
+      <w:r>
+        <w:rPr>
+          <w:rFonts w:eastAsia="Times New Roman"/>
         </w:rPr>
         <w:t>We thank the reviewer for this observation, which is well-founded from a reporting transparency standpoint. As clarified in our response to R2-1, the integer scale [1, 100] used throughout the BCAT model is a uniform 100-level discretization of the continuous interval [0, 1], where each integer unit corresponds to an interval of 0.01. This scaling convention applies uniformly to both attitude values and adoption thresholds. An avg-of-thresholds value of 40, for instance, represents a mean adoption threshold of θ = 0.40 in the fractional notation standard in the diffusion literature (Watts, 2004; Valente, 1996), meaning that an agent adopts only when the proportion of its neighbors who have already adopted meets or exceeds 40%. The adoption decision rule of Algorithm 3 enforces this equivalence by computing the neighbor adoption proportion (a value in [0, 1]) and comparing it against theta/100. The two sides of the inequality therefore operate on identical scales, and the model’s mathematical behavior is exactly equivalent to a formulation using fractional thresholds in [0.01, 1.00].</w:t>
       </w:r>
@@ -1797,15 +1537,11 @@
     <w:p>
       <w:pPr>
         <w:spacing w:after="160" w:line="360" w:lineRule="auto"/>
-        <w:rPr>
-          <w:rFonts w:ascii="Arial" w:hAnsi="Arial" w:cs="Arial"/>
-        </w:rPr>
-      </w:pPr>
-      <w:r>
-        <w:rPr>
-          <w:rFonts w:ascii="Arial" w:eastAsia="Times New Roman" w:hAnsi="Arial" w:cs="Arial"/>
-        </w:rPr>
-        <w:lastRenderedPageBreak/>
+      </w:pPr>
+      <w:r>
+        <w:rPr>
+          <w:rFonts w:eastAsia="Times New Roman"/>
+        </w:rPr>
         <w:t>We acknowledge that the original manuscript did not make this scaling equivalence explicit. In the revised manuscript, we added a clarifying statement in the Table 2 parameter description for avg-of-thresholds and std-of-thresholds, and appended a footnote to Table 3 providing the fractional equivalents for the threshold parameter values used in the sensitivity analysis. No changes to the simulation code or model behavior are required.</w:t>
       </w:r>
     </w:p>
@@ -1816,13 +1552,10 @@
         </w:pBdr>
         <w:spacing w:after="160" w:line="360" w:lineRule="auto"/>
         <w:ind w:left="480"/>
-        <w:rPr>
-          <w:rFonts w:ascii="Arial" w:hAnsi="Arial" w:cs="Arial"/>
-        </w:rPr>
-      </w:pPr>
-      <w:r>
-        <w:rPr>
-          <w:rFonts w:ascii="Arial" w:eastAsia="Times New Roman" w:hAnsi="Arial" w:cs="Arial"/>
+      </w:pPr>
+      <w:r>
+        <w:rPr>
+          <w:rFonts w:eastAsia="Times New Roman"/>
           <w:b/>
           <w:bCs/>
           <w:color w:val="2E75B6"/>
@@ -1831,7 +1564,7 @@
       </w:r>
       <w:r>
         <w:rPr>
-          <w:rFonts w:ascii="Arial" w:eastAsia="Times New Roman" w:hAnsi="Arial" w:cs="Arial"/>
+          <w:rFonts w:eastAsia="Times New Roman"/>
         </w:rPr>
         <w:t>The Table 2 description for avg-of-thresholds and std-of-thresholds now states: “Threshold values follow the same [1, 100] ≡ [0.01, 1.00] discretization convention as attitude values: in the adoption decision rule (Algorithm 3), the integer threshold is divided by 100 before comparison with the neighbor adoption proportion, yielding fractional thresholds consistent with the standard convention in the diffusion literature (Watts, 2004; Valente, 1996). For example, avg-of-thresholds = 40 corresponds to a mean fractional threshold of θ = 0.40, requiring at least 40% of an agent’s neighbors to have adopted before the agent itself adopts.”</w:t>
       </w:r>
@@ -1843,24 +1576,28 @@
         </w:pBdr>
         <w:spacing w:after="160" w:line="360" w:lineRule="auto"/>
         <w:ind w:left="480"/>
-        <w:rPr>
-          <w:rFonts w:ascii="Arial" w:hAnsi="Arial" w:cs="Arial"/>
-        </w:rPr>
-      </w:pPr>
-      <w:r>
-        <w:rPr>
-          <w:rFonts w:ascii="Arial" w:eastAsia="Times New Roman" w:hAnsi="Arial" w:cs="Arial"/>
+      </w:pPr>
+      <w:r>
+        <w:rPr>
+          <w:rFonts w:eastAsia="Times New Roman"/>
           <w:b/>
           <w:bCs/>
           <w:color w:val="2E75B6"/>
         </w:rPr>
-        <w:t xml:space="preserve">Manuscript change (Table 3):</w:t>
-      </w:r>
-      <w:r>
-        <w:rPr>
-          <w:rFonts w:ascii="Arial" w:eastAsia="Times New Roman" w:hAnsi="Arial" w:cs="Arial"/>
-        </w:rPr>
-        <w:t>A footnote has been added to Table 3 stating: “All avg-of-thresholds values are stored as integers in [1, 100] and are equivalent to fractional adoption thresholds in [0.01, 1.00] via the conversion θ = avg-of-thresholds/100, as implemented in the adoption decision rule of Algorithm 3. The sensitivity analysis sweeps avg-of-thresholds across the range [10, 70], corresponding to fractional thresholds of [0.10, 0.70].”</w:t>
+        <w:t>Manuscript change (Table 3):</w:t>
+      </w:r>
+      <w:r>
+        <w:rPr>
+          <w:rFonts w:eastAsia="Times New Roman"/>
+        </w:rPr>
+        <w:t>A footnote has been added to Table 3 stating: “All avg-of-thresholds values are stored as integers in [1, 100] and are equivalent to fractional adoption thresholds in [0.01, 1.00] via the conversion θ = avg-of-thresholds/100, as implemented in the adoption decision rule of Algorithm 3. The sensitivity analysis sweeps avg-of-</w:t>
+      </w:r>
+      <w:r>
+        <w:rPr>
+          <w:rFonts w:eastAsia="Times New Roman"/>
+        </w:rPr>
+        <w:lastRenderedPageBreak/>
+        <w:t>thresholds across the range [10, 70], corresponding to fractional thresholds of [0.10, 0.70].”</w:t>
       </w:r>
     </w:p>
     <w:p>
@@ -1869,22 +1606,13 @@
           <w:bottom w:val="single" w:sz="1" w:space="0" w:color="CCCCCC"/>
         </w:pBdr>
         <w:spacing w:before="120" w:after="120"/>
-        <w:rPr>
-          <w:rFonts w:ascii="Arial" w:hAnsi="Arial" w:cs="Arial"/>
-        </w:rPr>
       </w:pPr>
     </w:p>
     <w:p>
       <w:pPr>
         <w:pStyle w:val="2"/>
-        <w:rPr>
-          <w:rFonts w:ascii="Arial" w:hAnsi="Arial" w:cs="Arial"/>
-        </w:rPr>
-      </w:pPr>
-      <w:r>
-        <w:rPr>
-          <w:rFonts w:ascii="Arial" w:hAnsi="Arial" w:cs="Arial"/>
-        </w:rPr>
+      </w:pPr>
+      <w:r>
         <w:t>R2-4. Incomplete Statistical Reporting in Table 3</w:t>
       </w:r>
     </w:p>
@@ -1895,13 +1623,10 @@
         </w:pBdr>
         <w:spacing w:after="160" w:line="360" w:lineRule="auto"/>
         <w:ind w:left="480"/>
-        <w:rPr>
-          <w:rFonts w:ascii="Arial" w:hAnsi="Arial" w:cs="Arial"/>
-        </w:rPr>
-      </w:pPr>
-      <w:r>
-        <w:rPr>
-          <w:rFonts w:ascii="Arial" w:eastAsia="Times New Roman" w:hAnsi="Arial" w:cs="Arial"/>
+      </w:pPr>
+      <w:r>
+        <w:rPr>
+          <w:rFonts w:eastAsia="Times New Roman"/>
           <w:i/>
           <w:iCs/>
           <w:color w:val="404040"/>
@@ -1912,13 +1637,10 @@
     <w:p>
       <w:pPr>
         <w:spacing w:after="160" w:line="360" w:lineRule="auto"/>
-        <w:rPr>
-          <w:rFonts w:ascii="Arial" w:hAnsi="Arial" w:cs="Arial"/>
-        </w:rPr>
-      </w:pPr>
-      <w:r>
-        <w:rPr>
-          <w:rFonts w:ascii="Arial" w:eastAsia="Times New Roman" w:hAnsi="Arial" w:cs="Arial"/>
+      </w:pPr>
+      <w:r>
+        <w:rPr>
+          <w:rFonts w:eastAsia="Times New Roman"/>
           <w:b/>
           <w:bCs/>
         </w:rPr>
@@ -1926,7 +1648,7 @@
       </w:r>
       <w:r>
         <w:rPr>
-          <w:rFonts w:ascii="Arial" w:eastAsia="Times New Roman" w:hAnsi="Arial" w:cs="Arial"/>
+          <w:rFonts w:eastAsia="Times New Roman"/>
         </w:rPr>
         <w:t>We apologize for this omission. We computed the feature importance values using a Random Forest regression ensemble with 100 trees and the mean decrease in impurity (Gini importance) criterion, with all other hyperparameters at their default values. We added this information to the Sensitivity Analysis subsection of the Results section.</w:t>
       </w:r>
@@ -1934,13 +1656,10 @@
     <w:p>
       <w:pPr>
         <w:spacing w:after="160" w:line="360" w:lineRule="auto"/>
-        <w:rPr>
-          <w:rFonts w:ascii="Arial" w:hAnsi="Arial" w:cs="Arial"/>
-        </w:rPr>
-      </w:pPr>
-      <w:r>
-        <w:rPr>
-          <w:rFonts w:ascii="Arial" w:eastAsia="Times New Roman" w:hAnsi="Arial" w:cs="Arial"/>
+      </w:pPr>
+      <w:r>
+        <w:rPr>
+          <w:rFonts w:eastAsia="Times New Roman"/>
           <w:b/>
           <w:bCs/>
         </w:rPr>
@@ -1948,7 +1667,7 @@
       </w:r>
       <w:r>
         <w:rPr>
-          <w:rFonts w:ascii="Arial" w:eastAsia="Times New Roman" w:hAnsi="Arial" w:cs="Arial"/>
+          <w:rFonts w:eastAsia="Times New Roman"/>
         </w:rPr>
         <w:t>We revised Table 3 to include standard errors for the Random Forest feature importance values, computed as the standard deviation of per-tree importance values across the 100-tree ensemble divided by √100. All SE values are ≤ 0.001 (rounding to 0.00 at two decimal places), reflecting the high stability of importance estimates over the large sample sizes used (N = 15,876 to 100,548). For the remaining four methods—multivariate regression, partial correlation, standardized regression, and parameter importance (Pearson correlation)—the reported values are deterministic analytical results given the input data, so standard errors are not applicable. A footnote in Table 3 clarifies this distinction.</w:t>
       </w:r>
@@ -1956,13 +1675,10 @@
     <w:p>
       <w:pPr>
         <w:spacing w:after="160" w:line="360" w:lineRule="auto"/>
-        <w:rPr>
-          <w:rFonts w:ascii="Arial" w:hAnsi="Arial" w:cs="Arial"/>
-        </w:rPr>
-      </w:pPr>
-      <w:r>
-        <w:rPr>
-          <w:rFonts w:ascii="Arial" w:eastAsia="Times New Roman" w:hAnsi="Arial" w:cs="Arial"/>
+      </w:pPr>
+      <w:r>
+        <w:rPr>
+          <w:rFonts w:eastAsia="Times New Roman"/>
           <w:b/>
           <w:bCs/>
         </w:rPr>
@@ -1970,9 +1686,9 @@
       </w:r>
       <w:r>
         <w:rPr>
-          <w:rFonts w:ascii="Arial" w:eastAsia="Times New Roman" w:hAnsi="Arial" w:cs="Arial"/>
-        </w:rPr>
-        <w:t xml:space="preserve">Following the reviewer’s prompt, we conducted a systematic audit of all values in Table 3 and discovered that the Parameter Importance section contained a copy-paste error: the values were inadvertently duplicated from the Standardized Regression section with rows and columns transposed. We corrected this error. The Parameter Importance rows now report Pearson correlation coefficients between each parameter and the adoption outcome variable, computed directly from the sensitivity analysis data. We also verified that the “All” row values across all five analysis methods are consistent with the aggregated dataset (N = 100,548 observations across four network topologies). We sincerely apologize for this error in the original submission. We also added a footnote to Table 3 explaining why the corrected Parameter Importance values closely approximate the Standardized Regression coefficients: because the five input parameters are varied independently in the sensitivity analysis design, the predictors are approximately orthogonal, and the two measures are mathematically equivalent under this condition.</w:t>
+          <w:rFonts w:eastAsia="Times New Roman"/>
+        </w:rPr>
+        <w:t>Following the reviewer’s prompt, we conducted a systematic audit of all values in Table 3 and discovered that the Parameter Importance section contained a copy-paste error: the values were inadvertently duplicated from the Standardized Regression section with rows and columns transposed. We corrected this error. The Parameter Importance rows now report Pearson correlation coefficients between each parameter and the adoption outcome variable, computed directly from the sensitivity analysis data. We also verified that the “All” row values across all five analysis methods are consistent with the aggregated dataset (N = 100,548 observations across four network topologies). We sincerely apologize for this error in the original submission. We also added a footnote to Table 3 explaining why the corrected Parameter Importance values closely approximate the Standardized Regression coefficients: because the five input parameters are varied independently in the sensitivity analysis design, the predictors are approximately orthogonal, and the two measures are mathematically equivalent under this condition.</w:t>
       </w:r>
     </w:p>
     <w:p>
@@ -1982,22 +1698,19 @@
         </w:pBdr>
         <w:spacing w:after="160" w:line="360" w:lineRule="auto"/>
         <w:ind w:left="480"/>
-        <w:rPr>
-          <w:rFonts w:ascii="Arial" w:hAnsi="Arial" w:cs="Arial"/>
-        </w:rPr>
-      </w:pPr>
-      <w:r>
-        <w:rPr>
-          <w:rFonts w:ascii="Arial" w:eastAsia="Times New Roman" w:hAnsi="Arial" w:cs="Arial"/>
+      </w:pPr>
+      <w:r>
+        <w:rPr>
+          <w:rFonts w:eastAsia="Times New Roman"/>
           <w:b/>
           <w:bCs/>
           <w:color w:val="2E75B6"/>
         </w:rPr>
-        <w:t xml:space="preserve">Manuscript change (Sensitivity Analysis text):</w:t>
-      </w:r>
-      <w:r>
-        <w:rPr>
-          <w:rFonts w:ascii="Arial" w:eastAsia="Times New Roman" w:hAnsi="Arial" w:cs="Arial"/>
+        <w:t>Manuscript change (Sensitivity Analysis text):</w:t>
+      </w:r>
+      <w:r>
+        <w:rPr>
+          <w:rFonts w:eastAsia="Times New Roman"/>
         </w:rPr>
         <w:t>A sentence has been added identifying the five statistical methods used, including: “Feature importance from a Random Forest regression ensemble (100 trees, mean decrease in impurity criterion, default hyperparameters).”</w:t>
       </w:r>
@@ -2009,22 +1722,19 @@
         </w:pBdr>
         <w:spacing w:after="160" w:line="360" w:lineRule="auto"/>
         <w:ind w:left="480"/>
-        <w:rPr>
-          <w:rFonts w:ascii="Arial" w:hAnsi="Arial" w:cs="Arial"/>
-        </w:rPr>
-      </w:pPr>
-      <w:r>
-        <w:rPr>
-          <w:rFonts w:ascii="Arial" w:eastAsia="Times New Roman" w:hAnsi="Arial" w:cs="Arial"/>
+      </w:pPr>
+      <w:r>
+        <w:rPr>
+          <w:rFonts w:eastAsia="Times New Roman"/>
           <w:b/>
           <w:bCs/>
           <w:color w:val="2E75B6"/>
         </w:rPr>
-        <w:t xml:space="preserve">Manuscript change (Table 3):</w:t>
-      </w:r>
-      <w:r>
-        <w:rPr>
-          <w:rFonts w:ascii="Arial" w:eastAsia="Times New Roman" w:hAnsi="Arial" w:cs="Arial"/>
+        <w:t>Manuscript change (Table 3):</w:t>
+      </w:r>
+      <w:r>
+        <w:rPr>
+          <w:rFonts w:eastAsia="Times New Roman"/>
         </w:rPr>
         <w:t>Feature Importance values now include ±SE. The Parameter Importance section has been corrected with verified Pearson correlation values. A footnote explains that SE is computed from per-tree importances (all SE ≤ 0.001), and that the remaining four methods produce deterministic analytical results.</w:t>
       </w:r>
@@ -2035,22 +1745,13 @@
           <w:bottom w:val="single" w:sz="1" w:space="0" w:color="CCCCCC"/>
         </w:pBdr>
         <w:spacing w:before="120" w:after="120"/>
-        <w:rPr>
-          <w:rFonts w:ascii="Arial" w:hAnsi="Arial" w:cs="Arial"/>
-        </w:rPr>
       </w:pPr>
     </w:p>
     <w:p>
       <w:pPr>
         <w:pStyle w:val="2"/>
-        <w:rPr>
-          <w:rFonts w:ascii="Arial" w:hAnsi="Arial" w:cs="Arial"/>
-        </w:rPr>
-      </w:pPr>
-      <w:r>
-        <w:rPr>
-          <w:rFonts w:ascii="Arial" w:hAnsi="Arial" w:cs="Arial"/>
-        </w:rPr>
+      </w:pPr>
+      <w:r>
         <w:t>R2-5. Finite-Size Scaling Analysis</w:t>
       </w:r>
     </w:p>
@@ -2061,30 +1762,25 @@
         </w:pBdr>
         <w:spacing w:after="160" w:line="360" w:lineRule="auto"/>
         <w:ind w:left="480"/>
-        <w:rPr>
-          <w:rFonts w:ascii="Arial" w:hAnsi="Arial" w:cs="Arial"/>
-        </w:rPr>
-      </w:pPr>
-      <w:r>
-        <w:rPr>
-          <w:rFonts w:ascii="Arial" w:eastAsia="Times New Roman" w:hAnsi="Arial" w:cs="Arial"/>
+      </w:pPr>
+      <w:r>
+        <w:rPr>
+          <w:rFonts w:eastAsia="Times New Roman"/>
           <w:i/>
           <w:iCs/>
           <w:color w:val="404040"/>
         </w:rPr>
+        <w:lastRenderedPageBreak/>
         <w:t>The model runs with a fixed size of N=400 agents, which is a very small sample, especially in the analysis of cascades and phase transitions. To ensure that the observed “Best Game No One Played” phenomenon is a robust collective behavior and not a stochastic artifact of a small system, the authors should provide a finite-size scaling analysis (e.g., testing N=1000, 5000).</w:t>
       </w:r>
     </w:p>
     <w:p>
       <w:pPr>
         <w:spacing w:after="160" w:line="360" w:lineRule="auto"/>
-        <w:rPr>
-          <w:rFonts w:ascii="Arial" w:hAnsi="Arial" w:cs="Arial"/>
-        </w:rPr>
-      </w:pPr>
-      <w:r>
-        <w:rPr>
-          <w:rFonts w:ascii="Arial" w:eastAsia="Times New Roman" w:hAnsi="Arial" w:cs="Arial"/>
+      </w:pPr>
+      <w:r>
+        <w:rPr>
+          <w:rFonts w:eastAsia="Times New Roman"/>
         </w:rPr>
         <w:t>We agree that establishing robustness with respect to system size is important. We conducted finite-size scaling experiments at N=400 (20×20), N=900 (30×30), N=1,600 (40×40), and N=2,500 (50×50), using identical parameter configurations (avg-of-attitudes=50, std-of-attitudes=15, bounded-confidence=50, avg-of-thresholds swept from 10 to 70, 30 replications per configuration). The results confirm that the “best game no one played” phenomenon—high FRI coexisting with near-zero GSI—persists at all system sizes tested, confirming that the observed adoption failure is a robust collective behavior rather than a stochastic artifact of the N=400 baseline. The sharp phase transition at avg-of-thresholds between 30 and 40, and the dominance of avg-of-thresholds as the primary determinant of adoption outcomes, hold across all system sizes. We added a note at the end of the sensitivity analysis subsection in Results, and the experimental data are available in the public repository.</w:t>
       </w:r>
@@ -2092,30 +1788,12 @@
     <w:p>
       <w:pPr>
         <w:spacing w:after="160" w:line="360" w:lineRule="auto"/>
-        <w:rPr>
-          <w:rFonts w:ascii="Arial" w:hAnsi="Arial" w:cs="Arial"/>
-        </w:rPr>
-      </w:pPr>
-      <w:r>
-        <w:rPr>
-          <w:rFonts w:ascii="Arial" w:eastAsia="Times New Roman" w:hAnsi="Arial" w:cs="Arial"/>
-        </w:rPr>
-        <w:t/>
-      </w:r>
-    </w:p>
-    <w:p>
-      <w:pPr>
-        <w:spacing w:after="160" w:line="360" w:lineRule="auto"/>
-        <w:rPr>
-          <w:rFonts w:ascii="Arial" w:hAnsi="Arial" w:cs="Arial"/>
-        </w:rPr>
-      </w:pPr>
-      <w:r>
-        <w:rPr>
-          <w:rFonts w:ascii="Arial" w:eastAsia="Times New Roman" w:hAnsi="Arial" w:cs="Arial"/>
-        </w:rPr>
-        <w:t/>
-      </w:r>
+      </w:pPr>
+    </w:p>
+    <w:p>
+      <w:pPr>
+        <w:spacing w:after="160" w:line="360" w:lineRule="auto"/>
+      </w:pPr>
     </w:p>
     <w:p>
       <w:pPr>
@@ -2124,13 +1802,10 @@
         </w:pBdr>
         <w:spacing w:after="160" w:line="360" w:lineRule="auto"/>
         <w:ind w:left="480"/>
-        <w:rPr>
-          <w:rFonts w:ascii="Arial" w:hAnsi="Arial" w:cs="Arial"/>
-        </w:rPr>
-      </w:pPr>
-      <w:r>
-        <w:rPr>
-          <w:rFonts w:ascii="Arial" w:eastAsia="Times New Roman" w:hAnsi="Arial" w:cs="Arial"/>
+      </w:pPr>
+      <w:r>
+        <w:rPr>
+          <w:rFonts w:eastAsia="Times New Roman"/>
           <w:b/>
           <w:bCs/>
           <w:color w:val="2E75B6"/>
@@ -2139,7 +1814,7 @@
       </w:r>
       <w:r>
         <w:rPr>
-          <w:rFonts w:ascii="Arial" w:eastAsia="Times New Roman" w:hAnsi="Arial" w:cs="Arial"/>
+          <w:rFonts w:eastAsia="Times New Roman"/>
         </w:rPr>
         <w:t>A sentence has been added at the end of the sensitivity analysis subsection in the Results section, noting that finite-size scaling experiments at N=900, N=1,600, and N=2,500 confirmed the robustness of all qualitative phenomena, including the opinion–adoption gap, the phase transition at intermediate thresholds, and the dominance of avg-of-thresholds. The raw scaling data are deposited in the public repository.</w:t>
       </w:r>
@@ -2150,22 +1825,13 @@
           <w:bottom w:val="single" w:sz="1" w:space="0" w:color="CCCCCC"/>
         </w:pBdr>
         <w:spacing w:before="120" w:after="120"/>
-        <w:rPr>
-          <w:rFonts w:ascii="Arial" w:hAnsi="Arial" w:cs="Arial"/>
-        </w:rPr>
       </w:pPr>
     </w:p>
     <w:p>
       <w:pPr>
         <w:pStyle w:val="2"/>
-        <w:rPr>
-          <w:rFonts w:ascii="Arial" w:hAnsi="Arial" w:cs="Arial"/>
-        </w:rPr>
-      </w:pPr>
-      <w:r>
-        <w:rPr>
-          <w:rFonts w:ascii="Arial" w:hAnsi="Arial" w:cs="Arial"/>
-        </w:rPr>
+      </w:pPr>
+      <w:r>
         <w:t>R2-6. Operational Definition of Critical Mass</w:t>
       </w:r>
     </w:p>
@@ -2176,13 +1842,10 @@
         </w:pBdr>
         <w:spacing w:after="160" w:line="360" w:lineRule="auto"/>
         <w:ind w:left="480"/>
-        <w:rPr>
-          <w:rFonts w:ascii="Arial" w:hAnsi="Arial" w:cs="Arial"/>
-        </w:rPr>
-      </w:pPr>
-      <w:r>
-        <w:rPr>
-          <w:rFonts w:ascii="Arial" w:eastAsia="Times New Roman" w:hAnsi="Arial" w:cs="Arial"/>
+      </w:pPr>
+      <w:r>
+        <w:rPr>
+          <w:rFonts w:eastAsia="Times New Roman"/>
           <w:i/>
           <w:iCs/>
           <w:color w:val="404040"/>
@@ -2193,13 +1856,10 @@
     <w:p>
       <w:pPr>
         <w:spacing w:after="160" w:line="360" w:lineRule="auto"/>
-        <w:rPr>
-          <w:rFonts w:ascii="Arial" w:hAnsi="Arial" w:cs="Arial"/>
-        </w:rPr>
-      </w:pPr>
-      <w:r>
-        <w:rPr>
-          <w:rFonts w:ascii="Arial" w:eastAsia="Times New Roman" w:hAnsi="Arial" w:cs="Arial"/>
+      </w:pPr>
+      <w:r>
+        <w:rPr>
+          <w:rFonts w:eastAsia="Times New Roman"/>
         </w:rPr>
         <w:t>We thank the reviewer for this observation. We clarify the distinct roles of two terms used in the manuscript. The term “critical mass” is used descriptively, following Oliver et al. (1985), to refer to the minimum number of early adopters sufficient to initiate a self-sustaining adoption cascade. The numerical values cited in Figs. 4 and 6a—17 and 46 adopting agents—are informal observations from individual simulation runs and are not recorded by the simulation as measured quantities. They serve as illustrative descriptions of the cascade dynamics observed in those runs.</w:t>
       </w:r>
@@ -2207,13 +1867,10 @@
     <w:p>
       <w:pPr>
         <w:spacing w:after="160" w:line="360" w:lineRule="auto"/>
-        <w:rPr>
-          <w:rFonts w:ascii="Arial" w:hAnsi="Arial" w:cs="Arial"/>
-        </w:rPr>
-      </w:pPr>
-      <w:r>
-        <w:rPr>
-          <w:rFonts w:ascii="Arial" w:eastAsia="Times New Roman" w:hAnsi="Arial" w:cs="Arial"/>
+      </w:pPr>
+      <w:r>
+        <w:rPr>
+          <w:rFonts w:eastAsia="Times New Roman"/>
         </w:rPr>
         <w:t>The term “critical point,” by contrast, has a precise operational definition within the BCAT framework and is directly recorded by the simulation. We define the critical point (t*) as the first time step at which GSI exceeds 0.5—that is, the first t at which adopters form a strict majority. The simulation computes and displays this value in real time, and records it in the output of each run. When t* is never reached, it is recorded as zero, indicating that the adoption process failed to achieve majority diffusion. We added an explicit definition of the critical point to the Results section of the revised manuscript.</w:t>
       </w:r>
@@ -2221,14 +1878,12 @@
     <w:p>
       <w:pPr>
         <w:spacing w:after="160" w:line="360" w:lineRule="auto"/>
-        <w:rPr>
-          <w:rFonts w:ascii="Arial" w:hAnsi="Arial" w:cs="Arial"/>
-        </w:rPr>
-      </w:pPr>
-      <w:r>
-        <w:rPr>
-          <w:rFonts w:ascii="Arial" w:eastAsia="Times New Roman" w:hAnsi="Arial" w:cs="Arial"/>
-        </w:rPr>
+      </w:pPr>
+      <w:r>
+        <w:rPr>
+          <w:rFonts w:eastAsia="Times New Roman"/>
+        </w:rPr>
+        <w:lastRenderedPageBreak/>
         <w:t>Regarding the phase transition characterization, the mechanism decomposition experiments (described in our response to R1-2) document a sharp transition in GSI between avg-of-thresholds = 30 and 40, and the finite-size scaling experiments (R2-5) confirm that this transition persists across system sizes N = 400 through N = 2,500.</w:t>
       </w:r>
     </w:p>
@@ -2239,13 +1894,10 @@
         </w:pBdr>
         <w:spacing w:after="160" w:line="360" w:lineRule="auto"/>
         <w:ind w:left="480"/>
-        <w:rPr>
-          <w:rFonts w:ascii="Arial" w:hAnsi="Arial" w:cs="Arial"/>
-        </w:rPr>
-      </w:pPr>
-      <w:r>
-        <w:rPr>
-          <w:rFonts w:ascii="Arial" w:eastAsia="Times New Roman" w:hAnsi="Arial" w:cs="Arial"/>
+      </w:pPr>
+      <w:r>
+        <w:rPr>
+          <w:rFonts w:eastAsia="Times New Roman"/>
           <w:b/>
           <w:bCs/>
           <w:color w:val="2E75B6"/>
@@ -2254,7 +1906,7 @@
       </w:r>
       <w:r>
         <w:rPr>
-          <w:rFonts w:ascii="Arial" w:eastAsia="Times New Roman" w:hAnsi="Arial" w:cs="Arial"/>
+          <w:rFonts w:eastAsia="Times New Roman"/>
         </w:rPr>
         <w:t>A new paragraph defining the critical point (t*) as the first time step at which GSI exceeds 0.5 has been added after the FRI/GSI definitions. The definition notes that t* = 0 when the threshold is never reached, indicating the “best game no one played” outcome.</w:t>
       </w:r>
@@ -2266,19 +1918,7 @@
         </w:pBdr>
         <w:spacing w:after="160" w:line="360" w:lineRule="auto"/>
         <w:ind w:left="480"/>
-        <w:rPr>
-          <w:rFonts w:ascii="Arial" w:hAnsi="Arial" w:cs="Arial"/>
-        </w:rPr>
-      </w:pPr>
-      <w:r>
-        <w:rPr>
-          <w:rFonts w:ascii="Arial" w:eastAsia="Times New Roman" w:hAnsi="Arial" w:cs="Arial"/>
-          <w:b/>
-          <w:bCs/>
-          <w:color w:val="2E75B6"/>
-        </w:rPr>
-        <w:t/>
-      </w:r>
+      </w:pPr>
     </w:p>
     <w:p>
       <w:pPr>
@@ -2286,22 +1926,13 @@
           <w:bottom w:val="single" w:sz="1" w:space="0" w:color="CCCCCC"/>
         </w:pBdr>
         <w:spacing w:before="120" w:after="120"/>
-        <w:rPr>
-          <w:rFonts w:ascii="Arial" w:hAnsi="Arial" w:cs="Arial"/>
-        </w:rPr>
       </w:pPr>
     </w:p>
     <w:p>
       <w:pPr>
         <w:pStyle w:val="2"/>
-        <w:rPr>
-          <w:rFonts w:ascii="Arial" w:hAnsi="Arial" w:cs="Arial"/>
-        </w:rPr>
-      </w:pPr>
-      <w:r>
-        <w:rPr>
-          <w:rFonts w:ascii="Arial" w:hAnsi="Arial" w:cs="Arial"/>
-        </w:rPr>
+      </w:pPr>
+      <w:r>
         <w:t>R2-7. Real-World Cases and Comparison with Alternative Coupled Models</w:t>
       </w:r>
     </w:p>
@@ -2312,13 +1943,10 @@
         </w:pBdr>
         <w:spacing w:after="160" w:line="360" w:lineRule="auto"/>
         <w:ind w:left="480"/>
-        <w:rPr>
-          <w:rFonts w:ascii="Arial" w:hAnsi="Arial" w:cs="Arial"/>
-        </w:rPr>
-      </w:pPr>
-      <w:r>
-        <w:rPr>
-          <w:rFonts w:ascii="Arial" w:eastAsia="Times New Roman" w:hAnsi="Arial" w:cs="Arial"/>
+      </w:pPr>
+      <w:r>
+        <w:rPr>
+          <w:rFonts w:eastAsia="Times New Roman"/>
           <w:i/>
           <w:iCs/>
           <w:color w:val="404040"/>
@@ -2329,13 +1957,10 @@
     <w:p>
       <w:pPr>
         <w:spacing w:after="160" w:line="360" w:lineRule="auto"/>
-        <w:rPr>
-          <w:rFonts w:ascii="Arial" w:hAnsi="Arial" w:cs="Arial"/>
-        </w:rPr>
-      </w:pPr>
-      <w:r>
-        <w:rPr>
-          <w:rFonts w:ascii="Arial" w:eastAsia="Times New Roman" w:hAnsi="Arial" w:cs="Arial"/>
+      </w:pPr>
+      <w:r>
+        <w:rPr>
+          <w:rFonts w:eastAsia="Times New Roman"/>
         </w:rPr>
         <w:t>The first part of this comment—regarding real-world cases and the limitations of the attitude scale—is addressed in our response to R1-3, where we describe the three case-specific paragraphs added to the Discussion section that revisit the motivating cases with qualitative parameter mappings. The discretization equivalence of the 1–100 attitude scale is addressed in our responses to R2-1 and R2-3.</w:t>
       </w:r>
@@ -2343,13 +1968,10 @@
     <w:p>
       <w:pPr>
         <w:spacing w:after="160" w:line="360" w:lineRule="auto"/>
-        <w:rPr>
-          <w:rFonts w:ascii="Arial" w:hAnsi="Arial" w:cs="Arial"/>
-        </w:rPr>
-      </w:pPr>
-      <w:r>
-        <w:rPr>
-          <w:rFonts w:ascii="Arial" w:eastAsia="Times New Roman" w:hAnsi="Arial" w:cs="Arial"/>
+      </w:pPr>
+      <w:r>
+        <w:rPr>
+          <w:rFonts w:eastAsia="Times New Roman"/>
         </w:rPr>
         <w:t>Regarding the comparison with alternative coupled models, we added a paragraph in the Discussion section (following the alternative theories comparison responding to R1-4) that contrasts BCAT with voter models with inertia and SIS/SIR epidemic frameworks:</w:t>
       </w:r>
@@ -2357,13 +1979,10 @@
     <w:p>
       <w:pPr>
         <w:spacing w:after="160" w:line="360" w:lineRule="auto"/>
-        <w:rPr>
-          <w:rFonts w:ascii="Arial" w:hAnsi="Arial" w:cs="Arial"/>
-        </w:rPr>
-      </w:pPr>
-      <w:r>
-        <w:rPr>
-          <w:rFonts w:ascii="Arial" w:eastAsia="Times New Roman" w:hAnsi="Arial" w:cs="Arial"/>
+      </w:pPr>
+      <w:r>
+        <w:rPr>
+          <w:rFonts w:eastAsia="Times New Roman"/>
           <w:b/>
           <w:bCs/>
         </w:rPr>
@@ -2371,7 +1990,7 @@
       </w:r>
       <w:r>
         <w:rPr>
-          <w:rFonts w:ascii="Arial" w:eastAsia="Times New Roman" w:hAnsi="Arial" w:cs="Arial"/>
+          <w:rFonts w:eastAsia="Times New Roman"/>
         </w:rPr>
         <w:t>(e.g., the constrained voter model of Stark et al., 2008) introduce a persistence parameter that makes agents less likely to switch opinions, generating longer consensus times and metastable states. However, voter models operate on binary state spaces (adopt/not-adopt or pro/con) and cannot represent the continuous spectrum of attitude intensity central to the “best game no one played” phenomenon. In BCAT, two agents may both hold positive attitudes (e.g., att = 55 and att = 90) yet differ substantially in their proximity to the adoption eligibility threshold—a distinction that binary models cannot capture.</w:t>
       </w:r>
@@ -2379,13 +1998,10 @@
     <w:p>
       <w:pPr>
         <w:spacing w:after="160" w:line="360" w:lineRule="auto"/>
-        <w:rPr>
-          <w:rFonts w:ascii="Arial" w:hAnsi="Arial" w:cs="Arial"/>
-        </w:rPr>
-      </w:pPr>
-      <w:r>
-        <w:rPr>
-          <w:rFonts w:ascii="Arial" w:eastAsia="Times New Roman" w:hAnsi="Arial" w:cs="Arial"/>
+      </w:pPr>
+      <w:r>
+        <w:rPr>
+          <w:rFonts w:eastAsia="Times New Roman"/>
           <w:b/>
           <w:bCs/>
         </w:rPr>
@@ -2393,7 +2009,7 @@
       </w:r>
       <w:r>
         <w:rPr>
-          <w:rFonts w:ascii="Arial" w:eastAsia="Times New Roman" w:hAnsi="Arial" w:cs="Arial"/>
+          <w:rFonts w:eastAsia="Times New Roman"/>
         </w:rPr>
         <w:t>model adoption as a contagion process where contact with an adopter probabilistically “infects” non-adopters. While these models naturally generate S-shaped adoption curves and can incorporate heterogeneous transmission rates, they fundamentally lack an attitude layer: any susceptible agent who contacts an adopter may adopt with some probability, regardless of private attitude. The BCAT model, by contrast, decouples attitude formation from the adoption decision, requiring both a positive attitude and sufficient neighbor adoption as independent preconditions. This two-layer structure enables the model’s signature finding: the coexistence of favorable attitudes with failed adoption—a phenomenon that SIS/SIR models cannot produce by construction, since in those frameworks high “exposure” (analogous to positive local attitudes) mechanically leads to high adoption.</w:t>
       </w:r>
@@ -2405,26 +2021,28 @@
         </w:pBdr>
         <w:spacing w:after="160" w:line="360" w:lineRule="auto"/>
         <w:ind w:left="480"/>
-        <w:rPr>
-          <w:rFonts w:ascii="Arial" w:hAnsi="Arial" w:cs="Arial"/>
-        </w:rPr>
-      </w:pPr>
-      <w:r>
-        <w:rPr>
-          <w:rFonts w:ascii="Arial" w:eastAsia="Times New Roman" w:hAnsi="Arial" w:cs="Arial"/>
+      </w:pPr>
+      <w:r>
+        <w:rPr>
+          <w:rFonts w:eastAsia="Times New Roman"/>
           <w:b/>
           <w:bCs/>
           <w:color w:val="2E75B6"/>
         </w:rPr>
-        <w:t xml:space="preserve">Manuscript change (Discussion, after alternative theories paragraphs):</w:t>
-      </w:r>
-      <w:r>
-        <w:rPr>
-          <w:rFonts w:ascii="Arial" w:eastAsia="Times New Roman" w:hAnsi="Arial" w:cs="Arial"/>
-        </w:rPr>
-        <w:t xml:space="preserve">"We further distinguish BCAT from two classes of coupled dynamical models. Voter models with inertia (Stark et al., 2008) generate metastable heterogeneous states but operate on binary opinion spaces, precluding the continuous attitude variation that </w:t>
+        <w:t>Manuscript change (Discussion, after alternative theories paragraphs):</w:t>
+      </w:r>
+      <w:r>
+        <w:rPr>
+          <w:rFonts w:eastAsia="Times New Roman"/>
+        </w:rPr>
+        <w:t xml:space="preserve">"We further distinguish BCAT from two </w:t>
+      </w:r>
+      <w:r>
+        <w:rPr>
+          <w:rFonts w:eastAsia="Times New Roman"/>
+        </w:rPr>
         <w:lastRenderedPageBreak/>
-        <w:t>allows BCAT to capture nuanced scenarios where agents hold positive but insufficiently strong attitudes. SIS/SIR epidemic frameworks treat adoption as a probabilistic contagion process without an independent attitude layer; any contact with an adopter may trigger adoption regardless of private sentiment. By contrast, BCAT’s two-layer architecture—requiring both positive attitude and sufficient neighbor adoption—enables the emergence of the opinion–adoption gap, a phenomenon structurally absent from single-layer contagion models."</w:t>
+        <w:t>classes of coupled dynamical models. Voter models with inertia (Stark et al., 2008) generate metastable heterogeneous states but operate on binary opinion spaces, precluding the continuous attitude variation that allows BCAT to capture nuanced scenarios where agents hold positive but insufficiently strong attitudes. SIS/SIR epidemic frameworks treat adoption as a probabilistic contagion process without an independent attitude layer; any contact with an adopter may trigger adoption regardless of private sentiment. By contrast, BCAT’s two-layer architecture—requiring both positive attitude and sufficient neighbor adoption—enables the emergence of the opinion–adoption gap, a phenomenon structurally absent from single-layer contagion models."</w:t>
       </w:r>
     </w:p>
     <w:p>
@@ -2433,22 +2051,13 @@
           <w:bottom w:val="single" w:sz="1" w:space="0" w:color="CCCCCC"/>
         </w:pBdr>
         <w:spacing w:before="120" w:after="120"/>
-        <w:rPr>
-          <w:rFonts w:ascii="Arial" w:hAnsi="Arial" w:cs="Arial"/>
-        </w:rPr>
       </w:pPr>
     </w:p>
     <w:p>
       <w:pPr>
         <w:pStyle w:val="2"/>
-        <w:rPr>
-          <w:rFonts w:ascii="Arial" w:hAnsi="Arial" w:cs="Arial"/>
-        </w:rPr>
-      </w:pPr>
-      <w:r>
-        <w:rPr>
-          <w:rFonts w:ascii="Arial" w:hAnsi="Arial" w:cs="Arial"/>
-        </w:rPr>
+      </w:pPr>
+      <w:r>
         <w:t>R2-8. Reference Error: Gong et al. (2020)</w:t>
       </w:r>
     </w:p>
@@ -2459,13 +2068,10 @@
         </w:pBdr>
         <w:spacing w:after="160" w:line="360" w:lineRule="auto"/>
         <w:ind w:left="480"/>
-        <w:rPr>
-          <w:rFonts w:ascii="Arial" w:hAnsi="Arial" w:cs="Arial"/>
-        </w:rPr>
-      </w:pPr>
-      <w:r>
-        <w:rPr>
-          <w:rFonts w:ascii="Arial" w:eastAsia="Times New Roman" w:hAnsi="Arial" w:cs="Arial"/>
+      </w:pPr>
+      <w:r>
+        <w:rPr>
+          <w:rFonts w:eastAsia="Times New Roman"/>
           <w:i/>
           <w:iCs/>
           <w:color w:val="404040"/>
@@ -2476,13 +2082,10 @@
     <w:p>
       <w:pPr>
         <w:spacing w:after="160" w:line="360" w:lineRule="auto"/>
-        <w:rPr>
-          <w:rFonts w:ascii="Arial" w:hAnsi="Arial" w:cs="Arial"/>
-        </w:rPr>
-      </w:pPr>
-      <w:r>
-        <w:rPr>
-          <w:rFonts w:ascii="Arial" w:eastAsia="Times New Roman" w:hAnsi="Arial" w:cs="Arial"/>
+      </w:pPr>
+      <w:r>
+        <w:rPr>
+          <w:rFonts w:eastAsia="Times New Roman"/>
         </w:rPr>
         <w:t>As noted in our response to R1-Minor, we corrected this error. The title field was inadvertently overwritten by a code-related footnote during manuscript preparation. The corrected reference entry now contains the verified title and complete bibliographic information.</w:t>
       </w:r>
@@ -2494,13 +2097,10 @@
         </w:pBdr>
         <w:spacing w:after="160" w:line="360" w:lineRule="auto"/>
         <w:ind w:left="480"/>
-        <w:rPr>
-          <w:rFonts w:ascii="Arial" w:hAnsi="Arial" w:cs="Arial"/>
-        </w:rPr>
-      </w:pPr>
-      <w:r>
-        <w:rPr>
-          <w:rFonts w:ascii="Arial" w:eastAsia="Times New Roman" w:hAnsi="Arial" w:cs="Arial"/>
+      </w:pPr>
+      <w:r>
+        <w:rPr>
+          <w:rFonts w:eastAsia="Times New Roman"/>
           <w:b/>
           <w:bCs/>
           <w:color w:val="2E75B6"/>
@@ -2509,35 +2109,21 @@
       </w:r>
       <w:r>
         <w:rPr>
-          <w:rFonts w:ascii="Arial" w:eastAsia="Times New Roman" w:hAnsi="Arial" w:cs="Arial"/>
+          <w:rFonts w:eastAsia="Times New Roman"/>
         </w:rPr>
         <w:t>The reference entry for Gong et al. (2020) has been corrected. See response to R1-Minor for details.</w:t>
       </w:r>
     </w:p>
     <w:p>
-      <w:pPr>
-        <w:rPr>
-          <w:rFonts w:ascii="Arial" w:hAnsi="Arial" w:cs="Arial"/>
-        </w:rPr>
-      </w:pPr>
-      <w:r>
-        <w:rPr>
-          <w:rFonts w:ascii="Arial" w:hAnsi="Arial" w:cs="Arial"/>
-        </w:rPr>
+      <w:r>
         <w:br w:type="page"/>
       </w:r>
     </w:p>
     <w:p>
       <w:pPr>
         <w:pStyle w:val="1"/>
-        <w:rPr>
-          <w:rFonts w:ascii="Arial" w:hAnsi="Arial" w:cs="Arial"/>
-        </w:rPr>
-      </w:pPr>
-      <w:r>
-        <w:rPr>
-          <w:rFonts w:ascii="Arial" w:hAnsi="Arial" w:cs="Arial"/>
-        </w:rPr>
+      </w:pPr>
+      <w:r>
         <w:lastRenderedPageBreak/>
         <w:t>Part IV: Summary of All Manuscript Changes</w:t>
       </w:r>
@@ -2545,13 +2131,10 @@
     <w:p>
       <w:pPr>
         <w:spacing w:after="160" w:line="360" w:lineRule="auto"/>
-        <w:rPr>
-          <w:rFonts w:ascii="Arial" w:hAnsi="Arial" w:cs="Arial"/>
-        </w:rPr>
-      </w:pPr>
-      <w:r>
-        <w:rPr>
-          <w:rFonts w:ascii="Arial" w:eastAsia="Times New Roman" w:hAnsi="Arial" w:cs="Arial"/>
+      </w:pPr>
+      <w:r>
+        <w:rPr>
+          <w:rFonts w:eastAsia="Times New Roman"/>
         </w:rPr>
         <w:t>For the convenience of the reviewers and the editor, we summarize below all structural and substantive changes made to the revised manuscript:</w:t>
       </w:r>
@@ -2560,13 +2143,10 @@
       <w:pPr>
         <w:spacing w:after="120" w:line="340" w:lineRule="auto"/>
         <w:ind w:left="360" w:hanging="360"/>
-        <w:rPr>
-          <w:rFonts w:ascii="Arial" w:hAnsi="Arial" w:cs="Arial"/>
-        </w:rPr>
-      </w:pPr>
-      <w:r>
-        <w:rPr>
-          <w:rFonts w:ascii="Arial" w:eastAsia="Times New Roman" w:hAnsi="Arial" w:cs="Arial"/>
+      </w:pPr>
+      <w:r>
+        <w:rPr>
+          <w:rFonts w:eastAsia="Times New Roman"/>
           <w:b/>
           <w:bCs/>
         </w:rPr>
@@ -2574,7 +2154,7 @@
       </w:r>
       <w:r>
         <w:rPr>
-          <w:rFonts w:ascii="Arial" w:eastAsia="Times New Roman" w:hAnsi="Arial" w:cs="Arial"/>
+          <w:rFonts w:eastAsia="Times New Roman"/>
         </w:rPr>
         <w:t>New paragraphs in Related Models and Simulation Model Specifications sections — articulating why bounded confidence is the theoretically necessary complement to adoption thresholds (vs. DeGroot and voter model alternatives), and identifying the dual-filter mechanism and adoption-to-opinion feedback loop as emergent properties of the combined framework. (Responding to R1-1)</w:t>
       </w:r>
@@ -2583,13 +2163,10 @@
       <w:pPr>
         <w:spacing w:after="120" w:line="340" w:lineRule="auto"/>
         <w:ind w:left="360" w:hanging="360"/>
-        <w:rPr>
-          <w:rFonts w:ascii="Arial" w:hAnsi="Arial" w:cs="Arial"/>
-        </w:rPr>
-      </w:pPr>
-      <w:r>
-        <w:rPr>
-          <w:rFonts w:ascii="Arial" w:eastAsia="Times New Roman" w:hAnsi="Arial" w:cs="Arial"/>
+      </w:pPr>
+      <w:r>
+        <w:rPr>
+          <w:rFonts w:eastAsia="Times New Roman"/>
           <w:b/>
           <w:bCs/>
         </w:rPr>
@@ -2597,7 +2174,7 @@
       </w:r>
       <w:r>
         <w:rPr>
-          <w:rFonts w:ascii="Arial" w:eastAsia="Times New Roman" w:hAnsi="Arial" w:cs="Arial"/>
+          <w:rFonts w:eastAsia="Times New Roman"/>
         </w:rPr>
         <w:t>Revised Related Models section: Distinguished the Deffuant RA model (Equations 1–2, retained as literature context) from the BCAT implementation (simple Deffuant BC variant); new positioning paragraph and Table 1 comparing HK, Deffuant RA, and BCAT across eight dimensions; rewritten Algorithm 3 description with explicit update rule; Deffuant et al. (2000) reference added. (Responding to R2-1)</w:t>
       </w:r>
@@ -2606,13 +2183,10 @@
       <w:pPr>
         <w:spacing w:after="120" w:line="340" w:lineRule="auto"/>
         <w:ind w:left="360" w:hanging="360"/>
-        <w:rPr>
-          <w:rFonts w:ascii="Arial" w:hAnsi="Arial" w:cs="Arial"/>
-        </w:rPr>
-      </w:pPr>
-      <w:r>
-        <w:rPr>
-          <w:rFonts w:ascii="Arial" w:eastAsia="Times New Roman" w:hAnsi="Arial" w:cs="Arial"/>
+      </w:pPr>
+      <w:r>
+        <w:rPr>
+          <w:rFonts w:eastAsia="Times New Roman"/>
           <w:b/>
           <w:bCs/>
         </w:rPr>
@@ -2620,7 +2194,7 @@
       </w:r>
       <w:r>
         <w:rPr>
-          <w:rFonts w:ascii="Arial" w:eastAsia="Times New Roman" w:hAnsi="Arial" w:cs="Arial"/>
+          <w:rFonts w:eastAsia="Times New Roman"/>
         </w:rPr>
         <w:t>Revised Simulation Model Specifications section: Relocated Evaluation Indicators (FRI, GSI, critical point definitions) and Emergent Properties (dual-filter mechanism, feedback loop) from Results to end of this section, ensuring all terms are defined before first use. Added pseudo-concurrent update scheme specification, threshold scaling conversion, and section roadmap. Pre-definition references to BCAT in the Related Models section replaced with descriptive language. (Responding to R2-2, R2-3, R2-6, and structural revision)</w:t>
       </w:r>
@@ -2629,13 +2203,10 @@
       <w:pPr>
         <w:spacing w:after="120" w:line="340" w:lineRule="auto"/>
         <w:ind w:left="360" w:hanging="360"/>
-        <w:rPr>
-          <w:rFonts w:ascii="Arial" w:hAnsi="Arial" w:cs="Arial"/>
-        </w:rPr>
-      </w:pPr>
-      <w:r>
-        <w:rPr>
-          <w:rFonts w:ascii="Arial" w:eastAsia="Times New Roman" w:hAnsi="Arial" w:cs="Arial"/>
+      </w:pPr>
+      <w:r>
+        <w:rPr>
+          <w:rFonts w:eastAsia="Times New Roman"/>
           <w:b/>
           <w:bCs/>
         </w:rPr>
@@ -2643,7 +2214,7 @@
       </w:r>
       <w:r>
         <w:rPr>
-          <w:rFonts w:ascii="Arial" w:eastAsia="Times New Roman" w:hAnsi="Arial" w:cs="Arial"/>
+          <w:rFonts w:eastAsia="Times New Roman"/>
         </w:rPr>
         <w:t>New subsection “Mechanism decomposition: Coordination failure versus opinion clustering” in Results — three controlled experiments (MD-A/B/C, 30,000 runs) with new Fig 10, plus new Discussion paragraph on intervention implications. (Responding to R1-2)</w:t>
       </w:r>
@@ -2652,13 +2223,10 @@
       <w:pPr>
         <w:spacing w:after="120" w:line="340" w:lineRule="auto"/>
         <w:ind w:left="360" w:hanging="360"/>
-        <w:rPr>
-          <w:rFonts w:ascii="Arial" w:hAnsi="Arial" w:cs="Arial"/>
-        </w:rPr>
-      </w:pPr>
-      <w:r>
-        <w:rPr>
-          <w:rFonts w:ascii="Arial" w:eastAsia="Times New Roman" w:hAnsi="Arial" w:cs="Arial"/>
+      </w:pPr>
+      <w:r>
+        <w:rPr>
+          <w:rFonts w:eastAsia="Times New Roman"/>
           <w:b/>
           <w:bCs/>
         </w:rPr>
@@ -2666,7 +2234,7 @@
       </w:r>
       <w:r>
         <w:rPr>
-          <w:rFonts w:ascii="Arial" w:eastAsia="Times New Roman" w:hAnsi="Arial" w:cs="Arial"/>
+          <w:rFonts w:eastAsia="Times New Roman"/>
         </w:rPr>
         <w:t>Finite-size scaling note added to sensitivity analysis subsection — experiments at N=900, 1,600, and 2,500 confirm robustness of all qualitative phenomena. (Responding to R2-5)</w:t>
       </w:r>
@@ -2675,13 +2243,10 @@
       <w:pPr>
         <w:spacing w:after="120" w:line="340" w:lineRule="auto"/>
         <w:ind w:left="360" w:hanging="360"/>
-        <w:rPr>
-          <w:rFonts w:ascii="Arial" w:hAnsi="Arial" w:cs="Arial"/>
-        </w:rPr>
-      </w:pPr>
-      <w:r>
-        <w:rPr>
-          <w:rFonts w:ascii="Arial" w:eastAsia="Times New Roman" w:hAnsi="Arial" w:cs="Arial"/>
+      </w:pPr>
+      <w:r>
+        <w:rPr>
+          <w:rFonts w:eastAsia="Times New Roman"/>
           <w:b/>
           <w:bCs/>
         </w:rPr>
@@ -2689,7 +2254,7 @@
       </w:r>
       <w:r>
         <w:rPr>
-          <w:rFonts w:ascii="Arial" w:eastAsia="Times New Roman" w:hAnsi="Arial" w:cs="Arial"/>
+          <w:rFonts w:eastAsia="Times New Roman"/>
         </w:rPr>
         <w:t>Structural revision: All terms (BCAT, FRI, GSI) now follow the “define before first use” principle. Pre-definition references to BCAT in the Related Models section replaced with descriptive language; Evaluation Indicators and Emergent Properties subsections relocated from Results to end of Simulation Model Specifications.</w:t>
       </w:r>
@@ -2698,13 +2263,10 @@
       <w:pPr>
         <w:spacing w:after="120" w:line="340" w:lineRule="auto"/>
         <w:ind w:left="360" w:hanging="360"/>
-        <w:rPr>
-          <w:rFonts w:ascii="Arial" w:hAnsi="Arial" w:cs="Arial"/>
-        </w:rPr>
-      </w:pPr>
-      <w:r>
-        <w:rPr>
-          <w:rFonts w:ascii="Arial" w:eastAsia="Times New Roman" w:hAnsi="Arial" w:cs="Arial"/>
+      </w:pPr>
+      <w:r>
+        <w:rPr>
+          <w:rFonts w:eastAsia="Times New Roman"/>
           <w:b/>
           <w:bCs/>
         </w:rPr>
@@ -2712,7 +2274,7 @@
       </w:r>
       <w:r>
         <w:rPr>
-          <w:rFonts w:ascii="Arial" w:eastAsia="Times New Roman" w:hAnsi="Arial" w:cs="Arial"/>
+          <w:rFonts w:eastAsia="Times New Roman"/>
         </w:rPr>
         <w:t>Revised Table 3: Algorithm identification (Random Forest, 100 trees), standard errors for Feature Importance (±SE ≤ 0.001), corrected Parameter Importance values (Pearson correlations), verified data alignment, dual threshold scaling notation, and a footnote explaining why Parameter Importance and Standardized Regression values are nearly identical (orthogonal predictor design). (Responding to R2-4, R2-3)</w:t>
       </w:r>
@@ -2721,13 +2283,10 @@
       <w:pPr>
         <w:spacing w:after="120" w:line="340" w:lineRule="auto"/>
         <w:ind w:left="360" w:hanging="360"/>
-        <w:rPr>
-          <w:rFonts w:ascii="Arial" w:hAnsi="Arial" w:cs="Arial"/>
-        </w:rPr>
-      </w:pPr>
-      <w:r>
-        <w:rPr>
-          <w:rFonts w:ascii="Arial" w:eastAsia="Times New Roman" w:hAnsi="Arial" w:cs="Arial"/>
+      </w:pPr>
+      <w:r>
+        <w:rPr>
+          <w:rFonts w:eastAsia="Times New Roman"/>
           <w:b/>
           <w:bCs/>
         </w:rPr>
@@ -2735,7 +2294,7 @@
       </w:r>
       <w:r>
         <w:rPr>
-          <w:rFonts w:ascii="Arial" w:eastAsia="Times New Roman" w:hAnsi="Arial" w:cs="Arial"/>
+          <w:rFonts w:eastAsia="Times New Roman"/>
         </w:rPr>
         <w:t>Three case-specific paragraphs in Discussion — Palm (avg-of-thresholds + Fig 5), Taiwanese film (avg-of-attitudes + Fig 8c–d), SOA (bounded-confidence + Fig 8a–b). (Responding to R1-3, R2-7)</w:t>
       </w:r>
@@ -2744,13 +2303,10 @@
       <w:pPr>
         <w:spacing w:after="120" w:line="340" w:lineRule="auto"/>
         <w:ind w:left="360" w:hanging="360"/>
-        <w:rPr>
-          <w:rFonts w:ascii="Arial" w:hAnsi="Arial" w:cs="Arial"/>
-        </w:rPr>
-      </w:pPr>
-      <w:r>
-        <w:rPr>
-          <w:rFonts w:ascii="Arial" w:eastAsia="Times New Roman" w:hAnsi="Arial" w:cs="Arial"/>
+      </w:pPr>
+      <w:r>
+        <w:rPr>
+          <w:rFonts w:eastAsia="Times New Roman"/>
           <w:b/>
           <w:bCs/>
         </w:rPr>
@@ -2758,7 +2314,7 @@
       </w:r>
       <w:r>
         <w:rPr>
-          <w:rFonts w:ascii="Arial" w:eastAsia="Times New Roman" w:hAnsi="Arial" w:cs="Arial"/>
+          <w:rFonts w:eastAsia="Times New Roman"/>
         </w:rPr>
         <w:t>New Discussion paragraphs: Alternative theories and distinguishing predictions — systematic comparison with Banerjee (1992), Katz &amp; Shapiro (1985), Morris &amp; Shin (2003), with testable discriminating predictions for each. (Responding to R1-4, R2-7)</w:t>
       </w:r>
@@ -2767,13 +2323,10 @@
       <w:pPr>
         <w:spacing w:after="120" w:line="340" w:lineRule="auto"/>
         <w:ind w:left="360" w:hanging="360"/>
-        <w:rPr>
-          <w:rFonts w:ascii="Arial" w:hAnsi="Arial" w:cs="Arial"/>
-        </w:rPr>
-      </w:pPr>
-      <w:r>
-        <w:rPr>
-          <w:rFonts w:ascii="Arial" w:eastAsia="Times New Roman" w:hAnsi="Arial" w:cs="Arial"/>
+      </w:pPr>
+      <w:r>
+        <w:rPr>
+          <w:rFonts w:eastAsia="Times New Roman"/>
           <w:b/>
           <w:bCs/>
         </w:rPr>
@@ -2781,7 +2334,7 @@
       </w:r>
       <w:r>
         <w:rPr>
-          <w:rFonts w:ascii="Arial" w:eastAsia="Times New Roman" w:hAnsi="Arial" w:cs="Arial"/>
+          <w:rFonts w:eastAsia="Times New Roman"/>
         </w:rPr>
         <w:t>New Fig 10: Two-panel mechanism decomposition on regular lattice showing (a) MD-A coordination failure profile with phase transition, and (b) MD-C stacked decomposition of total adoption gap. (Responding to R1-2)</w:t>
       </w:r>
@@ -2790,13 +2343,10 @@
       <w:pPr>
         <w:spacing w:after="120" w:line="340" w:lineRule="auto"/>
         <w:ind w:left="360" w:hanging="360"/>
-        <w:rPr>
-          <w:rFonts w:ascii="Arial" w:hAnsi="Arial" w:cs="Arial"/>
-        </w:rPr>
-      </w:pPr>
-      <w:r>
-        <w:rPr>
-          <w:rFonts w:ascii="Arial" w:eastAsia="Times New Roman" w:hAnsi="Arial" w:cs="Arial"/>
+      </w:pPr>
+      <w:r>
+        <w:rPr>
+          <w:rFonts w:eastAsia="Times New Roman"/>
           <w:b/>
           <w:bCs/>
         </w:rPr>
@@ -2804,22 +2354,26 @@
       </w:r>
       <w:r>
         <w:rPr>
-          <w:rFonts w:ascii="Arial" w:eastAsia="Times New Roman" w:hAnsi="Arial" w:cs="Arial"/>
-        </w:rPr>
-        <w:t>New Discussion paragraph comparing BCAT with voter models with inertia and SIS/SIR epidemic frameworks. (Responding to R2-7)</w:t>
+          <w:rFonts w:eastAsia="Times New Roman"/>
+        </w:rPr>
+        <w:t xml:space="preserve">New Discussion paragraph comparing BCAT with voter models with inertia and SIS/SIR epidemic frameworks. </w:t>
+      </w:r>
+      <w:r>
+        <w:rPr>
+          <w:rFonts w:eastAsia="Times New Roman"/>
+        </w:rPr>
+        <w:lastRenderedPageBreak/>
+        <w:t>(Responding to R2-7)</w:t>
       </w:r>
     </w:p>
     <w:p>
       <w:pPr>
         <w:spacing w:after="120" w:line="340" w:lineRule="auto"/>
         <w:ind w:left="360" w:hanging="360"/>
-        <w:rPr>
-          <w:rFonts w:ascii="Arial" w:hAnsi="Arial" w:cs="Arial"/>
-        </w:rPr>
-      </w:pPr>
-      <w:r>
-        <w:rPr>
-          <w:rFonts w:ascii="Arial" w:eastAsia="Times New Roman" w:hAnsi="Arial" w:cs="Arial"/>
+      </w:pPr>
+      <w:r>
+        <w:rPr>
+          <w:rFonts w:eastAsia="Times New Roman"/>
           <w:b/>
           <w:bCs/>
         </w:rPr>
@@ -2827,7 +2381,7 @@
       </w:r>
       <w:r>
         <w:rPr>
-          <w:rFonts w:ascii="Arial" w:eastAsia="Times New Roman" w:hAnsi="Arial" w:cs="Arial"/>
+          <w:rFonts w:eastAsia="Times New Roman"/>
         </w:rPr>
         <w:t>Replaced Figures 2, 4, 5, 6, 10, 11: NetLogo GUI screenshots replaced with author-generated Python/matplotlib visualizations. (Responding to JR-5)</w:t>
       </w:r>
@@ -2836,13 +2390,10 @@
       <w:pPr>
         <w:spacing w:after="120" w:line="340" w:lineRule="auto"/>
         <w:ind w:left="360" w:hanging="360"/>
-        <w:rPr>
-          <w:rFonts w:ascii="Arial" w:hAnsi="Arial" w:cs="Arial"/>
-        </w:rPr>
-      </w:pPr>
-      <w:r>
-        <w:rPr>
-          <w:rFonts w:ascii="Arial" w:eastAsia="Times New Roman" w:hAnsi="Arial" w:cs="Arial"/>
+      </w:pPr>
+      <w:r>
+        <w:rPr>
+          <w:rFonts w:eastAsia="Times New Roman"/>
           <w:b/>
           <w:bCs/>
         </w:rPr>
@@ -2850,7 +2401,7 @@
       </w:r>
       <w:r>
         <w:rPr>
-          <w:rFonts w:ascii="Arial" w:eastAsia="Times New Roman" w:hAnsi="Arial" w:cs="Arial"/>
+          <w:rFonts w:eastAsia="Times New Roman"/>
         </w:rPr>
         <w:t>Corrected reference: Gong et al. (2020) bibliographic entry. (Responding to R1-Minor, R2-8)</w:t>
       </w:r>
@@ -2859,22 +2410,18 @@
       <w:pPr>
         <w:spacing w:after="120" w:line="340" w:lineRule="auto"/>
         <w:ind w:left="360" w:hanging="360"/>
-        <w:rPr>
-          <w:rFonts w:ascii="Arial" w:hAnsi="Arial" w:cs="Arial"/>
-        </w:rPr>
-      </w:pPr>
-      <w:r>
-        <w:rPr>
-          <w:rFonts w:ascii="Arial" w:eastAsia="Times New Roman" w:hAnsi="Arial" w:cs="Arial"/>
-          <w:b/>
-          <w:bCs/>
-        </w:rPr>
-        <w:lastRenderedPageBreak/>
+      </w:pPr>
+      <w:r>
+        <w:rPr>
+          <w:rFonts w:eastAsia="Times New Roman"/>
+          <w:b/>
+          <w:bCs/>
+        </w:rPr>
         <w:t xml:space="preserve">14. </w:t>
       </w:r>
       <w:r>
         <w:rPr>
-          <w:rFonts w:ascii="Arial" w:eastAsia="Times New Roman" w:hAnsi="Arial" w:cs="Arial"/>
+          <w:rFonts w:eastAsia="Times New Roman"/>
         </w:rPr>
         <w:t>Added references: Banerjee (1992), Golub &amp; Jackson (2010, 2012), Cheng et al. (2026), Katz &amp; Shapiro (1985), Morris &amp; Shin (2003), Berenbrink et al. (2024). (Responding to JR-6)</w:t>
       </w:r>
@@ -2883,13 +2430,10 @@
       <w:pPr>
         <w:spacing w:after="120" w:line="340" w:lineRule="auto"/>
         <w:ind w:left="360" w:hanging="360"/>
-        <w:rPr>
-          <w:rFonts w:ascii="Arial" w:hAnsi="Arial" w:cs="Arial"/>
-        </w:rPr>
-      </w:pPr>
-      <w:r>
-        <w:rPr>
-          <w:rFonts w:ascii="Arial" w:eastAsia="Times New Roman" w:hAnsi="Arial" w:cs="Arial"/>
+      </w:pPr>
+      <w:r>
+        <w:rPr>
+          <w:rFonts w:eastAsia="Times New Roman"/>
           <w:b/>
           <w:bCs/>
         </w:rPr>
@@ -2897,7 +2441,7 @@
       </w:r>
       <w:r>
         <w:rPr>
-          <w:rFonts w:ascii="Arial" w:eastAsia="Times New Roman" w:hAnsi="Arial" w:cs="Arial"/>
+          <w:rFonts w:eastAsia="Times New Roman"/>
         </w:rPr>
         <w:t>LaTeX conversion: Entire manuscript reformatted using PLOS ONE LaTeX template. (Responding to JR-3)</w:t>
       </w:r>
@@ -2906,13 +2450,10 @@
       <w:pPr>
         <w:spacing w:after="120" w:line="340" w:lineRule="auto"/>
         <w:ind w:left="360" w:hanging="360"/>
-        <w:rPr>
-          <w:rFonts w:ascii="Arial" w:hAnsi="Arial" w:cs="Arial"/>
-        </w:rPr>
-      </w:pPr>
-      <w:r>
-        <w:rPr>
-          <w:rFonts w:ascii="Arial" w:eastAsia="Times New Roman" w:hAnsi="Arial" w:cs="Arial"/>
+      </w:pPr>
+      <w:r>
+        <w:rPr>
+          <w:rFonts w:eastAsia="Times New Roman"/>
           <w:b/>
           <w:bCs/>
         </w:rPr>
@@ -2920,7 +2461,7 @@
       </w:r>
       <w:r>
         <w:rPr>
-          <w:rFonts w:ascii="Arial" w:eastAsia="Times New Roman" w:hAnsi="Arial" w:cs="Arial"/>
+          <w:rFonts w:eastAsia="Times New Roman"/>
         </w:rPr>
         <w:t>Code and data: Public GitHub repository with Zenodo DOI; Supporting Information files S1–S4 with minimal data set. (Responding to JR-2, JR-4)</w:t>
       </w:r>
@@ -2929,13 +2470,10 @@
       <w:pPr>
         <w:spacing w:after="160" w:line="360" w:lineRule="auto"/>
         <w:ind w:left="480"/>
-        <w:rPr>
-          <w:rFonts w:ascii="Arial" w:hAnsi="Arial" w:cs="Arial"/>
-        </w:rPr>
-      </w:pPr>
-      <w:r>
-        <w:rPr>
-          <w:rFonts w:ascii="Arial" w:eastAsia="Times New Roman" w:hAnsi="Arial" w:cs="Arial"/>
+      </w:pPr>
+      <w:r>
+        <w:rPr>
+          <w:rFonts w:eastAsia="Times New Roman"/>
         </w:rPr>
         <w:t>17. Updated Abstract: Added two sentences summarizing the mechanism decomposition findings (testimony effect neutralizes opinion clustering; coordination failure is the dominant driver) and the distinguishing predictions relative to alternative frameworks. (Responding to R1-2, R1-4)</w:t>
       </w:r>
@@ -2943,13 +2481,9 @@
     <w:p>
       <w:pPr>
         <w:spacing w:before="360" w:after="160" w:line="360" w:lineRule="auto"/>
-        <w:rPr>
-          <w:rFonts w:ascii="Arial" w:hAnsi="Arial" w:cs="Arial"/>
-        </w:rPr>
-      </w:pPr>
-      <w:r>
-        <w:rPr>
-          <w:rFonts w:ascii="Arial" w:hAnsi="Arial" w:cs="Arial"/>
+      </w:pPr>
+      <w:r>
+        <w:rPr>
           <w:b/>
           <w:bCs/>
           <w:sz w:val="28"/>
@@ -2963,14 +2497,12 @@
         <w:spacing w:after="80" w:line="300" w:lineRule="auto"/>
         <w:ind w:left="480" w:hanging="480"/>
         <w:rPr>
-          <w:rFonts w:ascii="Arial" w:hAnsi="Arial" w:cs="Arial"/>
           <w:sz w:val="20"/>
           <w:szCs w:val="20"/>
         </w:rPr>
       </w:pPr>
       <w:r>
         <w:rPr>
-          <w:rFonts w:ascii="Arial" w:hAnsi="Arial" w:cs="Arial"/>
           <w:sz w:val="20"/>
           <w:szCs w:val="20"/>
         </w:rPr>
@@ -2982,14 +2514,12 @@
         <w:spacing w:after="80" w:line="300" w:lineRule="auto"/>
         <w:ind w:left="480" w:hanging="480"/>
         <w:rPr>
-          <w:rFonts w:ascii="Arial" w:hAnsi="Arial" w:cs="Arial"/>
           <w:sz w:val="20"/>
           <w:szCs w:val="20"/>
         </w:rPr>
       </w:pPr>
       <w:r>
         <w:rPr>
-          <w:rFonts w:ascii="Arial" w:hAnsi="Arial" w:cs="Arial"/>
           <w:sz w:val="20"/>
           <w:szCs w:val="20"/>
         </w:rPr>
@@ -3001,14 +2531,12 @@
         <w:spacing w:after="80" w:line="300" w:lineRule="auto"/>
         <w:ind w:left="480" w:hanging="480"/>
         <w:rPr>
-          <w:rFonts w:ascii="Arial" w:hAnsi="Arial" w:cs="Arial"/>
           <w:sz w:val="20"/>
           <w:szCs w:val="20"/>
         </w:rPr>
       </w:pPr>
       <w:r>
         <w:rPr>
-          <w:rFonts w:ascii="Arial" w:hAnsi="Arial" w:cs="Arial"/>
           <w:sz w:val="20"/>
           <w:szCs w:val="20"/>
         </w:rPr>
@@ -3020,14 +2548,12 @@
         <w:spacing w:after="80" w:line="300" w:lineRule="auto"/>
         <w:ind w:left="480" w:hanging="480"/>
         <w:rPr>
-          <w:rFonts w:ascii="Arial" w:hAnsi="Arial" w:cs="Arial"/>
           <w:sz w:val="20"/>
           <w:szCs w:val="20"/>
         </w:rPr>
       </w:pPr>
       <w:r>
         <w:rPr>
-          <w:rFonts w:ascii="Arial" w:hAnsi="Arial" w:cs="Arial"/>
           <w:sz w:val="20"/>
           <w:szCs w:val="20"/>
         </w:rPr>
@@ -3039,14 +2565,12 @@
         <w:spacing w:after="80" w:line="300" w:lineRule="auto"/>
         <w:ind w:left="480" w:hanging="480"/>
         <w:rPr>
-          <w:rFonts w:ascii="Arial" w:hAnsi="Arial" w:cs="Arial"/>
           <w:sz w:val="20"/>
           <w:szCs w:val="20"/>
         </w:rPr>
       </w:pPr>
       <w:r>
         <w:rPr>
-          <w:rFonts w:ascii="Arial" w:hAnsi="Arial" w:cs="Arial"/>
           <w:sz w:val="20"/>
           <w:szCs w:val="20"/>
         </w:rPr>
@@ -3058,14 +2582,12 @@
         <w:spacing w:after="80" w:line="300" w:lineRule="auto"/>
         <w:ind w:left="480" w:hanging="480"/>
         <w:rPr>
-          <w:rFonts w:ascii="Arial" w:hAnsi="Arial" w:cs="Arial"/>
           <w:sz w:val="20"/>
           <w:szCs w:val="20"/>
         </w:rPr>
       </w:pPr>
       <w:r>
         <w:rPr>
-          <w:rFonts w:ascii="Arial" w:hAnsi="Arial" w:cs="Arial"/>
           <w:sz w:val="20"/>
           <w:szCs w:val="20"/>
         </w:rPr>
@@ -3077,14 +2599,12 @@
         <w:spacing w:after="80" w:line="300" w:lineRule="auto"/>
         <w:ind w:left="480" w:hanging="480"/>
         <w:rPr>
-          <w:rFonts w:ascii="Arial" w:hAnsi="Arial" w:cs="Arial"/>
           <w:sz w:val="20"/>
           <w:szCs w:val="20"/>
         </w:rPr>
       </w:pPr>
       <w:r>
         <w:rPr>
-          <w:rFonts w:ascii="Arial" w:hAnsi="Arial" w:cs="Arial"/>
           <w:sz w:val="20"/>
           <w:szCs w:val="20"/>
         </w:rPr>
@@ -3096,14 +2616,12 @@
         <w:spacing w:after="80" w:line="300" w:lineRule="auto"/>
         <w:ind w:left="480" w:hanging="480"/>
         <w:rPr>
-          <w:rFonts w:ascii="Arial" w:hAnsi="Arial" w:cs="Arial"/>
           <w:sz w:val="20"/>
           <w:szCs w:val="20"/>
         </w:rPr>
       </w:pPr>
       <w:r>
         <w:rPr>
-          <w:rFonts w:ascii="Arial" w:hAnsi="Arial" w:cs="Arial"/>
           <w:sz w:val="20"/>
           <w:szCs w:val="20"/>
         </w:rPr>
@@ -3115,14 +2633,12 @@
         <w:spacing w:after="80" w:line="300" w:lineRule="auto"/>
         <w:ind w:left="480" w:hanging="480"/>
         <w:rPr>
-          <w:rFonts w:ascii="Arial" w:hAnsi="Arial" w:cs="Arial"/>
           <w:sz w:val="20"/>
           <w:szCs w:val="20"/>
         </w:rPr>
       </w:pPr>
       <w:r>
         <w:rPr>
-          <w:rFonts w:ascii="Arial" w:hAnsi="Arial" w:cs="Arial"/>
           <w:sz w:val="20"/>
           <w:szCs w:val="20"/>
         </w:rPr>
@@ -3134,14 +2650,12 @@
         <w:spacing w:after="80" w:line="300" w:lineRule="auto"/>
         <w:ind w:left="480" w:hanging="480"/>
         <w:rPr>
-          <w:rFonts w:ascii="Arial" w:hAnsi="Arial" w:cs="Arial"/>
           <w:sz w:val="20"/>
           <w:szCs w:val="20"/>
         </w:rPr>
       </w:pPr>
       <w:r>
         <w:rPr>
-          <w:rFonts w:ascii="Arial" w:hAnsi="Arial" w:cs="Arial"/>
           <w:sz w:val="20"/>
           <w:szCs w:val="20"/>
         </w:rPr>
@@ -3153,14 +2667,12 @@
         <w:spacing w:after="80" w:line="300" w:lineRule="auto"/>
         <w:ind w:left="480" w:hanging="480"/>
         <w:rPr>
-          <w:rFonts w:ascii="Arial" w:hAnsi="Arial" w:cs="Arial"/>
           <w:sz w:val="20"/>
           <w:szCs w:val="20"/>
         </w:rPr>
       </w:pPr>
       <w:r>
         <w:rPr>
-          <w:rFonts w:ascii="Arial" w:hAnsi="Arial" w:cs="Arial"/>
           <w:sz w:val="20"/>
           <w:szCs w:val="20"/>
         </w:rPr>
@@ -3172,14 +2684,12 @@
         <w:spacing w:after="80" w:line="300" w:lineRule="auto"/>
         <w:ind w:left="480" w:hanging="480"/>
         <w:rPr>
-          <w:rFonts w:ascii="Arial" w:hAnsi="Arial" w:cs="Arial"/>
           <w:sz w:val="20"/>
           <w:szCs w:val="20"/>
         </w:rPr>
       </w:pPr>
       <w:r>
         <w:rPr>
-          <w:rFonts w:ascii="Arial" w:hAnsi="Arial" w:cs="Arial"/>
           <w:sz w:val="20"/>
           <w:szCs w:val="20"/>
         </w:rPr>
@@ -3191,14 +2701,12 @@
         <w:spacing w:after="80" w:line="300" w:lineRule="auto"/>
         <w:ind w:left="480" w:hanging="480"/>
         <w:rPr>
-          <w:rFonts w:ascii="Arial" w:hAnsi="Arial" w:cs="Arial"/>
           <w:sz w:val="20"/>
           <w:szCs w:val="20"/>
         </w:rPr>
       </w:pPr>
       <w:r>
         <w:rPr>
-          <w:rFonts w:ascii="Arial" w:hAnsi="Arial" w:cs="Arial"/>
           <w:sz w:val="20"/>
           <w:szCs w:val="20"/>
         </w:rPr>
@@ -3210,14 +2718,12 @@
         <w:spacing w:after="80" w:line="300" w:lineRule="auto"/>
         <w:ind w:left="480" w:hanging="480"/>
         <w:rPr>
-          <w:rFonts w:ascii="Arial" w:hAnsi="Arial" w:cs="Arial"/>
           <w:sz w:val="20"/>
           <w:szCs w:val="20"/>
         </w:rPr>
       </w:pPr>
       <w:r>
         <w:rPr>
-          <w:rFonts w:ascii="Arial" w:hAnsi="Arial" w:cs="Arial"/>
           <w:sz w:val="20"/>
           <w:szCs w:val="20"/>
         </w:rPr>
@@ -3229,14 +2735,12 @@
         <w:spacing w:after="80" w:line="300" w:lineRule="auto"/>
         <w:ind w:left="480" w:hanging="480"/>
         <w:rPr>
-          <w:rFonts w:ascii="Arial" w:hAnsi="Arial" w:cs="Arial"/>
           <w:sz w:val="20"/>
           <w:szCs w:val="20"/>
         </w:rPr>
       </w:pPr>
       <w:r>
         <w:rPr>
-          <w:rFonts w:ascii="Arial" w:hAnsi="Arial" w:cs="Arial"/>
           <w:sz w:val="20"/>
           <w:szCs w:val="20"/>
         </w:rPr>

--- a/_Response to Reviewers PONE-D-26-01398.docx
+++ b/_Response to Reviewers PONE-D-26-01398.docx
@@ -81,23 +81,15 @@
         <w:pStyle w:val="1"/>
         <w:spacing w:before="0" w:afterLines="100" w:after="240" w:line="360" w:lineRule="auto"/>
         <w:jc w:val="center"/>
-        <w:rPr>
-          <w:sz w:val="40"/>
-          <w:szCs w:val="40"/>
-        </w:rPr>
-      </w:pPr>
-      <w:r>
-        <w:rPr>
-          <w:sz w:val="40"/>
-          <w:szCs w:val="40"/>
-        </w:rPr>
+      </w:pPr>
+      <w:r>
         <w:lastRenderedPageBreak/>
         <w:t>Letter to the Academic Editor</w:t>
       </w:r>
     </w:p>
     <w:p>
       <w:pPr>
-        <w:spacing w:afterLines="100" w:after="240" w:line="360" w:lineRule="auto"/>
+        <w:spacing w:afterLines="50" w:after="120" w:line="360" w:lineRule="auto"/>
         <w:rPr>
           <w:sz w:val="24"/>
           <w:szCs w:val="24"/>
@@ -114,7 +106,8 @@
     </w:p>
     <w:p>
       <w:pPr>
-        <w:spacing w:afterLines="100" w:after="240" w:line="360" w:lineRule="auto"/>
+        <w:spacing w:afterLines="50" w:after="120" w:line="360" w:lineRule="auto"/>
+        <w:ind w:firstLineChars="200" w:firstLine="480"/>
         <w:rPr>
           <w:sz w:val="24"/>
           <w:szCs w:val="24"/>
@@ -131,7 +124,8 @@
     </w:p>
     <w:p>
       <w:pPr>
-        <w:spacing w:afterLines="100" w:after="240" w:line="360" w:lineRule="auto"/>
+        <w:spacing w:afterLines="50" w:after="120" w:line="360" w:lineRule="auto"/>
+        <w:ind w:firstLineChars="200" w:firstLine="480"/>
         <w:rPr>
           <w:sz w:val="24"/>
           <w:szCs w:val="24"/>
@@ -148,7 +142,8 @@
     </w:p>
     <w:p>
       <w:pPr>
-        <w:spacing w:afterLines="100" w:after="240" w:line="360" w:lineRule="auto"/>
+        <w:spacing w:afterLines="50" w:after="120" w:line="360" w:lineRule="auto"/>
+        <w:ind w:firstLineChars="200" w:firstLine="480"/>
         <w:rPr>
           <w:sz w:val="24"/>
           <w:szCs w:val="24"/>
@@ -202,7 +197,8 @@
     </w:p>
     <w:p>
       <w:pPr>
-        <w:spacing w:afterLines="100" w:after="240" w:line="360" w:lineRule="auto"/>
+        <w:spacing w:afterLines="50" w:after="120" w:line="360" w:lineRule="auto"/>
+        <w:ind w:firstLineChars="200" w:firstLine="480"/>
         <w:rPr>
           <w:sz w:val="24"/>
           <w:szCs w:val="24"/>
@@ -219,7 +215,7 @@
     </w:p>
     <w:p>
       <w:pPr>
-        <w:spacing w:afterLines="100" w:after="240" w:line="360" w:lineRule="auto"/>
+        <w:spacing w:afterLines="50" w:after="120" w:line="360" w:lineRule="auto"/>
         <w:jc w:val="right"/>
         <w:rPr>
           <w:i/>
@@ -566,7 +562,17 @@
           <w:sz w:val="24"/>
           <w:szCs w:val="24"/>
         </w:rPr>
-        <w:t>We note that Figures 2, 4, 5, 6, 10 and 11 in your submission contain copyrighted images. We require you to either (1) present written permission from the copyright holder to publish these figures specifically under the CC BY 4.0 license, or (2) remove the figures from your submission.</w:t>
+        <w:t xml:space="preserve">We note that Figures 2, 4, 5, 6, 10 and 11 in your submission contain copyrighted images. We require you to either (1) present written permission from the copyright </w:t>
+      </w:r>
+      <w:r>
+        <w:rPr>
+          <w:rFonts w:eastAsia="Times New Roman"/>
+          <w:color w:val="404040"/>
+          <w:sz w:val="24"/>
+          <w:szCs w:val="24"/>
+        </w:rPr>
+        <w:lastRenderedPageBreak/>
+        <w:t>holder to publish these figures specifically under the CC BY 4.0 license, or (2) remove the figures from your submission.</w:t>
       </w:r>
     </w:p>
     <w:p>
@@ -693,7 +699,14 @@
         <w:rPr>
           <w:rFonts w:eastAsia="Times New Roman"/>
         </w:rPr>
-        <w:t>Regarding point (a), we now discuss why bounded confidence—rather than DeGroot-style averaging or voter model dynamics—is the natural complement to threshold-based adoption. DeGroot-style averaging models (Golub &amp; Jackson, 2010, 2012; Cheng et al., 2026) assume that all agents accept influence from all neighbors, leading to guaranteed convergence toward consensus under mild connectivity conditions. This property makes the DeGroot framework ill-suited for studying the “best game no one played” phenomenon, because it cannot generate opinion fragmentation—a key mechanism through which positive average sentiment may coexist with insufficient local support for adoption. Voter model dynamics are discrete and memoryless (each agent randomly copies a neighbor’s binary state) and cannot capture the gradual, continuous nature of attitude evolution that characterizes real consumer sentiment formation. Bounded confidence occupies a unique position: by restricting opinion exchange to pairs whose attitudes fall within a tolerance threshold, it naturally generates both consensus (when the confidence bound is large) and fragmentation into multiple clusters (when the bound is small). This dual capacity makes bounded confidence a suitable partner for the adoption threshold mechanism, because fragmentation creates the possibility that average attitudes are positive yet local neighborhoods lack sufficient positive-attitude agents to trigger adoption cascades.</w:t>
+        <w:t xml:space="preserve">Regarding point (a), we now discuss why bounded confidence—rather than DeGroot-style averaging or voter model dynamics—is the natural complement to threshold-based adoption. DeGroot-style averaging models (Golub &amp; Jackson, 2010, 2012; Cheng et al., 2026) assume that all agents accept influence from all neighbors, leading to guaranteed convergence toward consensus under mild connectivity conditions. This property makes the DeGroot framework ill-suited for studying the “best game no one played” phenomenon, because it cannot generate opinion fragmentation—a key mechanism through which positive average sentiment may coexist with insufficient local support for adoption. Voter model dynamics are discrete and memoryless (each agent randomly copies a neighbor’s binary state) and cannot capture the gradual, continuous nature of attitude evolution that characterizes real consumer sentiment formation. </w:t>
+      </w:r>
+      <w:r>
+        <w:rPr>
+          <w:rFonts w:eastAsia="Times New Roman"/>
+        </w:rPr>
+        <w:lastRenderedPageBreak/>
+        <w:t>Bounded confidence occupies a unique position: by restricting opinion exchange to pairs whose attitudes fall within a tolerance threshold, it naturally generates both consensus (when the confidence bound is large) and fragmentation into multiple clusters (when the bound is small). This dual capacity makes bounded confidence a suitable partner for the adoption threshold mechanism, because fragmentation creates the possibility that average attitudes are positive yet local neighborhoods lack sufficient positive-attitude agents to trigger adoption cascades.</w:t>
       </w:r>
     </w:p>
     <w:p>
@@ -718,14 +731,7 @@
         <w:rPr>
           <w:rFonts w:eastAsia="Times New Roman"/>
         </w:rPr>
-        <w:t xml:space="preserve">. In the BCAT model, opinion exchange rules depend on the adoption statuses of both interacting agents: when one agent has adopted and the other has not, the exchange follows asymmetric persuasion logic (the adopted agent exerts stronger influence); when both have adopted, attitudes converge toward the more positive pole; when neither has adopted, standard bidirectional convergence applies. The adoption decision—ostensibly a downstream consequence of opinion formation—thus feeds back into the </w:t>
-      </w:r>
-      <w:r>
-        <w:rPr>
-          <w:rFonts w:eastAsia="Times New Roman"/>
-        </w:rPr>
-        <w:lastRenderedPageBreak/>
-        <w:t>opinion dynamics process, creating a coupled dynamical system whose behavior cannot be predicted from either component in isolation. For instance, early adoption by a few agents can create localized pockets of reinforced positive attitudes that may or may not propagate outward, depending on network structure and threshold distribution.</w:t>
+        <w:t>. In the BCAT model, opinion exchange rules depend on the adoption statuses of both interacting agents: when one agent has adopted and the other has not, the exchange follows asymmetric persuasion logic (the adopted agent exerts stronger influence); when both have adopted, attitudes converge toward the more positive pole; when neither has adopted, standard bidirectional convergence applies. The adoption decision—ostensibly a downstream consequence of opinion formation—thus feeds back into the opinion dynamics process, creating a coupled dynamical system whose behavior cannot be predicted from either component in isolation. For instance, early adoption by a few agents can create localized pockets of reinforced positive attitudes that may or may not propagate outward, depending on network structure and threshold distribution.</w:t>
       </w:r>
     </w:p>
     <w:p>
@@ -765,6 +771,7 @@
         <w:pStyle w:val="2"/>
       </w:pPr>
       <w:r>
+        <w:lastRenderedPageBreak/>
         <w:t>R1-2. The Wedge Between Opinion and Adoption: Key Mechanisms</w:t>
       </w:r>
     </w:p>
@@ -843,8 +850,14 @@
         <w:rPr>
           <w:rFonts w:eastAsia="Times New Roman"/>
         </w:rPr>
+        <w:t xml:space="preserve">Experiment MD-C (Full BCAT Baseline). We ran the full model with MD-B’s opinion parameters plus no-of-pioneers = 5, sweeping avg-of-thresholds from 10 to 70. Results (30,000 total simulation runs, 1,000 per configuration): MD-A reveals a sharp phase transition in coordination dynamics between avg-of-thresholds = 30 (GSI = 0.976) and 40 (GSI = 0.026) on </w:t>
+      </w:r>
+      <w:r>
+        <w:rPr>
+          <w:rFonts w:eastAsia="Times New Roman"/>
+        </w:rPr>
         <w:lastRenderedPageBreak/>
-        <w:t>Experiment MD-C (Full BCAT Baseline). We ran the full model with MD-B’s opinion parameters plus no-of-pioneers = 5, sweeping avg-of-thresholds from 10 to 70. Results (30,000 total simulation runs, 1,000 per configuration): MD-A reveals a sharp phase transition in coordination dynamics between avg-of-thresholds = 30 (GSI = 0.976) and 40 (GSI = 0.026) on the regular lattice; at high thresholds (40–70), only the five pioneers adopt (GSI ≈ 0.013). MD-B shows that opinion clustering alone reduces FRI to 0.600 (lattice) and 0.618 (small-world)—a 40% contraction. The striking MD-C finding is that FRI recovers to approximately 1.0 across all threshold values, because the user-friendly testimony effect (Algorithm 3, Scenarios 1.1 and 2.2) pulls bounded-confidence-reachable neighbors above the attitude threshold. The opinion clustering contribution (1 − FRI) to the total gap is therefore negligible in the full model, and the coordination failure channel (FRI − GSI) dominates the gap. This reveals that the testimony effect acts as an endogenous corrective mechanism that counteracts opinion clustering—but only when the adoption cascade propagates.</w:t>
+        <w:t>the regular lattice; at high thresholds (40–70), only the five pioneers adopt (GSI ≈ 0.013). MD-B shows that opinion clustering alone reduces FRI to 0.600 (lattice) and 0.618 (small-world)—a 40% contraction. The striking MD-C finding is that FRI recovers to approximately 1.0 across all threshold values, because the user-friendly testimony effect (Algorithm 3, Scenarios 1.1 and 2.2) pulls bounded-confidence-reachable neighbors above the attitude threshold. The opinion clustering contribution (1 − FRI) to the total gap is therefore negligible in the full model, and the coordination failure channel (FRI − GSI) dominates the gap. This reveals that the testimony effect acts as an endogenous corrective mechanism that counteracts opinion clustering—but only when the adoption cascade propagates.</w:t>
       </w:r>
     </w:p>
     <w:p>
@@ -924,7 +937,14 @@
         <w:rPr>
           <w:rFonts w:eastAsia="Times New Roman"/>
         </w:rPr>
-        <w:t>We discuss the Palm case after the avg-of-thresholds paragraph: mainstream consumers required visible evidence of widespread peer adoption before committing to an unfamiliar device, corresponding to high avg-of-thresholds on a regular lattice where localized interactions prevented inter-neighborhood cascading. As illustrated in Fig 5, this configuration produces steadily rising FRI alongside near-zero GSI—precisely the Palm scenario.</w:t>
+        <w:t xml:space="preserve">We discuss the Palm case after the avg-of-thresholds paragraph: mainstream consumers required </w:t>
+      </w:r>
+      <w:r>
+        <w:rPr>
+          <w:rFonts w:eastAsia="Times New Roman"/>
+        </w:rPr>
+        <w:lastRenderedPageBreak/>
+        <w:t>visible evidence of widespread peer adoption before committing to an unfamiliar device, corresponding to high avg-of-thresholds on a regular lattice where localized interactions prevented inter-neighborhood cascading. As illustrated in Fig 5, this configuration produces steadily rising FRI alongside near-zero GSI—precisely the Palm scenario.</w:t>
       </w:r>
     </w:p>
     <w:p>
@@ -946,7 +966,6 @@
         <w:rPr>
           <w:rFonts w:eastAsia="Times New Roman"/>
         </w:rPr>
-        <w:lastRenderedPageBreak/>
         <w:t>We discuss the SOA case after the bounded-confidence paragraph: the primary barrier was the inability of technical architects to communicate across the professional vocabulary gap separating them from enterprise decision-makers—a textbook bounded-confidence clustering failure. As shown in Fig 8a–b, low bounded-confidence severely limits cross-cluster influence. The 2008 financial crisis then functioned as an exogenous negative shock to avg-of-attitudes. We added a reference to Erl (2005) for scholarly grounding.</w:t>
       </w:r>
     </w:p>
@@ -1016,6 +1035,7 @@
           <w:iCs/>
           <w:color w:val="404040"/>
         </w:rPr>
+        <w:lastRenderedPageBreak/>
         <w:t>Other theories can also account for the opinion–adoption gap: rational herding and information cascades (Banerjee 1992), network externalities and coordination games (Katz and Shapiro 1985), and global games with heterogeneous thresholds (Morris and Shin 2003). Each mechanism implies different comparative statics. Discussing these distinctions, and suggesting how experiments or empirical tests might discriminate between them, would significantly enhance the paper’s contribution.</w:t>
       </w:r>
     </w:p>
@@ -1065,33 +1085,33 @@
         <w:rPr>
           <w:rFonts w:eastAsia="Times New Roman"/>
         </w:rPr>
-        <w:t xml:space="preserve">In this framework, adoption failure arises from </w:t>
+        <w:t>In this framework, adoption failure arises from installed-base dependence: the utility of adopting increases with the number of existing adopters, creating a coordination problem independent of opinion dynamics. The distinguishing comparative static concerns network topology: the BCAT model predicts a larger opinion–adoption gap in highly clustered networks (e.g., small-world) because localized clustering traps adoption cascades within communities, whereas coordination games predict a larger gap in sparser networks because coordination is more difficult when agents have fewer connections and less information about aggregate adoption levels.</w:t>
+      </w:r>
+    </w:p>
+    <w:p>
+      <w:pPr>
+        <w:spacing w:after="160" w:line="360" w:lineRule="auto"/>
+      </w:pPr>
+      <w:r>
+        <w:rPr>
+          <w:rFonts w:eastAsia="Times New Roman"/>
+          <w:b/>
+          <w:bCs/>
+        </w:rPr>
+        <w:t xml:space="preserve">Global Games (Morris &amp; Shin, 2003). </w:t>
+      </w:r>
+      <w:r>
+        <w:rPr>
+          <w:rFonts w:eastAsia="Times New Roman"/>
+        </w:rPr>
+        <w:t xml:space="preserve">In the global games framework, coordination failure arises from higher-order belief uncertainty: even when all agents hold favorable attitudes, </w:t>
       </w:r>
       <w:r>
         <w:rPr>
           <w:rFonts w:eastAsia="Times New Roman"/>
         </w:rPr>
         <w:lastRenderedPageBreak/>
-        <w:t>installed-base dependence: the utility of adopting increases with the number of existing adopters, creating a coordination problem independent of opinion dynamics. The distinguishing comparative static concerns network topology: the BCAT model predicts a larger opinion–adoption gap in highly clustered networks (e.g., small-world) because localized clustering traps adoption cascades within communities, whereas coordination games predict a larger gap in sparser networks because coordination is more difficult when agents have fewer connections and less information about aggregate adoption levels.</w:t>
-      </w:r>
-    </w:p>
-    <w:p>
-      <w:pPr>
-        <w:spacing w:after="160" w:line="360" w:lineRule="auto"/>
-      </w:pPr>
-      <w:r>
-        <w:rPr>
-          <w:rFonts w:eastAsia="Times New Roman"/>
-          <w:b/>
-          <w:bCs/>
-        </w:rPr>
-        <w:t xml:space="preserve">Global Games (Morris &amp; Shin, 2003). </w:t>
-      </w:r>
-      <w:r>
-        <w:rPr>
-          <w:rFonts w:eastAsia="Times New Roman"/>
-        </w:rPr>
-        <w:t>In the global games framework, coordination failure arises from higher-order belief uncertainty: even when all agents hold favorable attitudes, uncertainty about whether others also hold favorable attitudes (and whether others know that others do) can prevent coordinated action. The critical distinction from BCAT is that global games are inherently static—they do not model the temporal evolution of attitudes. BCAT, by contrast, can explain time-dependent phenomena such as attitudes that converge favorably in the early period but fragment later, leading to adoption failure—a dynamic pattern that the static global games framework cannot generate.</w:t>
+        <w:t>uncertainty about whether others also hold favorable attitudes (and whether others know that others do) can prevent coordinated action. The critical distinction from BCAT is that global games are inherently static—they do not model the temporal evolution of attitudes. BCAT, by contrast, can explain time-dependent phenomena such as attitudes that converge favorably in the early period but fragment later, leading to adoption failure—a dynamic pattern that the static global games framework cannot generate.</w:t>
       </w:r>
     </w:p>
     <w:p>
@@ -1183,7 +1203,14 @@
         <w:rPr>
           <w:rFonts w:eastAsia="Times New Roman"/>
         </w:rPr>
-        <w:t>), 2020, volume 33, issue 2, pages 114–126. We corrected this in the revised manuscript and conducted a systematic review of all remaining reference entries, confirming that the error is isolated to this single entry.</w:t>
+        <w:t xml:space="preserve">), 2020, volume 33, issue 2, pages 114–126. We corrected this in the revised manuscript and conducted a systematic review </w:t>
+      </w:r>
+      <w:r>
+        <w:rPr>
+          <w:rFonts w:eastAsia="Times New Roman"/>
+        </w:rPr>
+        <w:lastRenderedPageBreak/>
+        <w:t>of all remaining reference entries, confirming that the error is isolated to this single entry.</w:t>
       </w:r>
     </w:p>
     <w:p>
@@ -1212,7 +1239,6 @@
     </w:p>
     <w:p>
       <w:r>
-        <w:lastRenderedPageBreak/>
         <w:br w:type="page"/>
       </w:r>
     </w:p>
@@ -1300,7 +1326,14 @@
         <w:rPr>
           <w:rFonts w:eastAsia="Times New Roman"/>
         </w:rPr>
-        <w:t>The reviewer’s deeper observation concerns the relationship between the mathematical description in the Related Models section and the actual update mechanism in Algorithm 3. Section 2 of the original manuscript introduces the Deffuant et al. (2002) Relative Agreement (RA) model, which features agent-specific, time-varying uncertainty parameters and computes attitude adjustments as a function of confidence interval overlap (Equations 1 and 2). However, the BCAT opinion update procedure implements the rule att_new = round(C + μ × (B − C)), where μ is the fixed convergence-rate parameter. This rule does not involve any uncertainty parameter, does not compute confidence interval overlap, and does not update any agent-specific confidence bound. It is structurally equivalent to the simple Deffuant bounded confidence model (Deffuant et al., 2000)—specifically, the pairwise random interaction variant in which two agents adjust their opinions by a fixed fraction μ of their difference, provided the difference falls below a global fixed threshold ε.</w:t>
+        <w:t xml:space="preserve">The reviewer’s deeper observation concerns the relationship between the mathematical description in the Related Models section and the actual update mechanism in Algorithm 3. Section 2 of the original manuscript introduces the Deffuant et al. (2002) Relative Agreement (RA) model, which features agent-specific, time-varying uncertainty parameters and computes attitude adjustments as a function of confidence interval overlap (Equations 1 and 2). However, the BCAT opinion update procedure implements the rule att_new = round(C + μ × (B − C)), where μ is the fixed convergence-rate parameter. This rule does not involve any uncertainty parameter, does not compute confidence interval overlap, and does not update any agent-specific confidence bound. It is structurally equivalent to the </w:t>
+      </w:r>
+      <w:r>
+        <w:rPr>
+          <w:rFonts w:eastAsia="Times New Roman"/>
+        </w:rPr>
+        <w:lastRenderedPageBreak/>
+        <w:t>simple Deffuant bounded confidence model (Deffuant et al., 2000)—specifically, the pairwise random interaction variant in which two agents adjust their opinions by a fixed fraction μ of their difference, provided the difference falls below a global fixed threshold ε.</w:t>
       </w:r>
     </w:p>
     <w:p>
@@ -1332,7 +1365,6 @@
           <w:b/>
           <w:bCs/>
         </w:rPr>
-        <w:lastRenderedPageBreak/>
         <w:t xml:space="preserve">We emphasize </w:t>
       </w:r>
       <w:r>
@@ -1381,6 +1413,7 @@
           <w:bCs/>
           <w:color w:val="2E75B6"/>
         </w:rPr>
+        <w:lastRenderedPageBreak/>
         <w:t>Manuscript change (new Table 1):</w:t>
       </w:r>
       <w:r>
@@ -1461,14 +1494,20 @@
           <w:bCs/>
           <w:color w:val="2E75B6"/>
         </w:rPr>
+        <w:t xml:space="preserve">Manuscript change (Section 3, Algorithm 3 description): </w:t>
+      </w:r>
+      <w:r>
+        <w:rPr>
+          <w:rFonts w:eastAsia="Times New Roman"/>
+        </w:rPr>
+        <w:t xml:space="preserve">Two new paragraphs have been added to the Simulation Model Specifications section, immediately following the adoption decision-making description. The first paragraph explains the pseudo-concurrent update semantics of ask-concurrent (random-order sequential execution with immediate writes) and </w:t>
+      </w:r>
+      <w:r>
+        <w:rPr>
+          <w:rFonts w:eastAsia="Times New Roman"/>
+        </w:rPr>
         <w:lastRenderedPageBreak/>
-        <w:t xml:space="preserve">Manuscript change (Section 3, Algorithm 3 description): </w:t>
-      </w:r>
-      <w:r>
-        <w:rPr>
-          <w:rFonts w:eastAsia="Times New Roman"/>
-        </w:rPr>
-        <w:t>Two new paragraphs have been added to the Simulation Model Specifications section, immediately following the adoption decision-making description. The first paragraph explains the pseudo-concurrent update semantics of ask-concurrent (random-order sequential execution with immediate writes) and confirms that the Python 3 reimplementation faithfully reproduces this behavior. The second paragraph states the methodological rationale: random reshuffling of execution order at each tick prevents systematic scheduling bias, and identifies four controlled stochastic elements ensuring that sensitivity analysis results in Table 3 reflect model parameter effects.</w:t>
+        <w:t>confirms that the Python 3 reimplementation faithfully reproduces this behavior. The second paragraph states the methodological rationale: random reshuffling of execution order at each tick prevents systematic scheduling bias, and identifies four controlled stochastic elements ensuring that sensitivity analysis results in Table 3 reflect model parameter effects.</w:t>
       </w:r>
     </w:p>
     <w:p>
@@ -1566,7 +1605,14 @@
         <w:rPr>
           <w:rFonts w:eastAsia="Times New Roman"/>
         </w:rPr>
-        <w:t>The Table 2 description for avg-of-thresholds and std-of-thresholds now states: “Threshold values follow the same [1, 100] ≡ [0.01, 1.00] discretization convention as attitude values: in the adoption decision rule (Algorithm 3), the integer threshold is divided by 100 before comparison with the neighbor adoption proportion, yielding fractional thresholds consistent with the standard convention in the diffusion literature (Watts, 2004; Valente, 1996). For example, avg-of-thresholds = 40 corresponds to a mean fractional threshold of θ = 0.40, requiring at least 40% of an agent’s neighbors to have adopted before the agent itself adopts.”</w:t>
+        <w:t xml:space="preserve">The Table 2 description for avg-of-thresholds and std-of-thresholds now states: “Threshold values follow the same [1, 100] ≡ [0.01, 1.00] discretization convention as attitude values: in the adoption decision rule </w:t>
+      </w:r>
+      <w:r>
+        <w:rPr>
+          <w:rFonts w:eastAsia="Times New Roman"/>
+        </w:rPr>
+        <w:lastRenderedPageBreak/>
+        <w:t>(Algorithm 3), the integer threshold is divided by 100 before comparison with the neighbor adoption proportion, yielding fractional thresholds consistent with the standard convention in the diffusion literature (Watts, 2004; Valente, 1996). For example, avg-of-thresholds = 40 corresponds to a mean fractional threshold of θ = 0.40, requiring at least 40% of an agent’s neighbors to have adopted before the agent itself adopts.”</w:t>
       </w:r>
     </w:p>
     <w:p>
@@ -1590,14 +1636,7 @@
         <w:rPr>
           <w:rFonts w:eastAsia="Times New Roman"/>
         </w:rPr>
-        <w:t>A footnote has been added to Table 3 stating: “All avg-of-thresholds values are stored as integers in [1, 100] and are equivalent to fractional adoption thresholds in [0.01, 1.00] via the conversion θ = avg-of-thresholds/100, as implemented in the adoption decision rule of Algorithm 3. The sensitivity analysis sweeps avg-of-</w:t>
-      </w:r>
-      <w:r>
-        <w:rPr>
-          <w:rFonts w:eastAsia="Times New Roman"/>
-        </w:rPr>
-        <w:lastRenderedPageBreak/>
-        <w:t>thresholds across the range [10, 70], corresponding to fractional thresholds of [0.10, 0.70].”</w:t>
+        <w:t>A footnote has been added to Table 3 stating: “All avg-of-thresholds values are stored as integers in [1, 100] and are equivalent to fractional adoption thresholds in [0.01, 1.00] via the conversion θ = avg-of-thresholds/100, as implemented in the adoption decision rule of Algorithm 3. The sensitivity analysis sweeps avg-of-thresholds across the range [10, 70], corresponding to fractional thresholds of [0.10, 0.70].”</w:t>
       </w:r>
     </w:p>
     <w:p>
@@ -1688,7 +1727,14 @@
         <w:rPr>
           <w:rFonts w:eastAsia="Times New Roman"/>
         </w:rPr>
-        <w:t>Following the reviewer’s prompt, we conducted a systematic audit of all values in Table 3 and discovered that the Parameter Importance section contained a copy-paste error: the values were inadvertently duplicated from the Standardized Regression section with rows and columns transposed. We corrected this error. The Parameter Importance rows now report Pearson correlation coefficients between each parameter and the adoption outcome variable, computed directly from the sensitivity analysis data. We also verified that the “All” row values across all five analysis methods are consistent with the aggregated dataset (N = 100,548 observations across four network topologies). We sincerely apologize for this error in the original submission. We also added a footnote to Table 3 explaining why the corrected Parameter Importance values closely approximate the Standardized Regression coefficients: because the five input parameters are varied independently in the sensitivity analysis design, the predictors are approximately orthogonal, and the two measures are mathematically equivalent under this condition.</w:t>
+        <w:t xml:space="preserve">Following the reviewer’s prompt, we conducted a systematic audit of all values in Table 3 and discovered that the Parameter Importance section contained a copy-paste error: the values were inadvertently duplicated from the Standardized Regression </w:t>
+      </w:r>
+      <w:r>
+        <w:rPr>
+          <w:rFonts w:eastAsia="Times New Roman"/>
+        </w:rPr>
+        <w:lastRenderedPageBreak/>
+        <w:t>section with rows and columns transposed. We corrected this error. The Parameter Importance rows now report Pearson correlation coefficients between each parameter and the adoption outcome variable, computed directly from the sensitivity analysis data. We also verified that the “All” row values across all five analysis methods are consistent with the aggregated dataset (N = 100,548 observations across four network topologies). We sincerely apologize for this error in the original submission. We also added a footnote to Table 3 explaining why the corrected Parameter Importance values closely approximate the Standardized Regression coefficients: because the five input parameters are varied independently in the sensitivity analysis design, the predictors are approximately orthogonal, and the two measures are mathematically equivalent under this condition.</w:t>
       </w:r>
     </w:p>
     <w:p>
@@ -1770,19 +1816,25 @@
           <w:iCs/>
           <w:color w:val="404040"/>
         </w:rPr>
+        <w:t>The model runs with a fixed size of N=400 agents, which is a very small sample, especially in the analysis of cascades and phase transitions. To ensure that the observed “Best Game No One Played” phenomenon is a robust collective behavior and not a stochastic artifact of a small system, the authors should provide a finite-size scaling analysis (e.g., testing N=1000, 5000).</w:t>
+      </w:r>
+    </w:p>
+    <w:p>
+      <w:pPr>
+        <w:spacing w:after="160" w:line="360" w:lineRule="auto"/>
+      </w:pPr>
+      <w:r>
+        <w:rPr>
+          <w:rFonts w:eastAsia="Times New Roman"/>
+        </w:rPr>
+        <w:t xml:space="preserve">We agree that establishing robustness with respect to system size is important. We conducted finite-size scaling experiments at N=400 (20×20), N=900 (30×30), N=1,600 (40×40), and N=2,500 (50×50), using identical parameter configurations (avg-of-attitudes=50, std-of-attitudes=15, bounded-confidence=50, avg-of-thresholds swept from 10 to 70, 30 replications per configuration). The results confirm that the “best game no one played” phenomenon—high FRI coexisting with near-zero GSI—persists at all system sizes tested, confirming that the observed adoption failure is a robust collective behavior rather than a stochastic artifact of the N=400 </w:t>
+      </w:r>
+      <w:r>
+        <w:rPr>
+          <w:rFonts w:eastAsia="Times New Roman"/>
+        </w:rPr>
         <w:lastRenderedPageBreak/>
-        <w:t>The model runs with a fixed size of N=400 agents, which is a very small sample, especially in the analysis of cascades and phase transitions. To ensure that the observed “Best Game No One Played” phenomenon is a robust collective behavior and not a stochastic artifact of a small system, the authors should provide a finite-size scaling analysis (e.g., testing N=1000, 5000).</w:t>
-      </w:r>
-    </w:p>
-    <w:p>
-      <w:pPr>
-        <w:spacing w:after="160" w:line="360" w:lineRule="auto"/>
-      </w:pPr>
-      <w:r>
-        <w:rPr>
-          <w:rFonts w:eastAsia="Times New Roman"/>
-        </w:rPr>
-        <w:t>We agree that establishing robustness with respect to system size is important. We conducted finite-size scaling experiments at N=400 (20×20), N=900 (30×30), N=1,600 (40×40), and N=2,500 (50×50), using identical parameter configurations (avg-of-attitudes=50, std-of-attitudes=15, bounded-confidence=50, avg-of-thresholds swept from 10 to 70, 30 replications per configuration). The results confirm that the “best game no one played” phenomenon—high FRI coexisting with near-zero GSI—persists at all system sizes tested, confirming that the observed adoption failure is a robust collective behavior rather than a stochastic artifact of the N=400 baseline. The sharp phase transition at avg-of-thresholds between 30 and 40, and the dominance of avg-of-thresholds as the primary determinant of adoption outcomes, hold across all system sizes. We added a note at the end of the sensitivity analysis subsection in Results, and the experimental data are available in the public repository.</w:t>
+        <w:t>baseline. The sharp phase transition at avg-of-thresholds between 30 and 40, and the dominance of avg-of-thresholds as the primary determinant of adoption outcomes, hold across all system sizes. We added a note at the end of the sensitivity analysis subsection in Results, and the experimental data are available in the public repository.</w:t>
       </w:r>
     </w:p>
     <w:p>
@@ -2005,6 +2057,7 @@
           <w:b/>
           <w:bCs/>
         </w:rPr>
+        <w:lastRenderedPageBreak/>
         <w:t xml:space="preserve">SIS/SIR epidemic frameworks </w:t>
       </w:r>
       <w:r>
@@ -2035,14 +2088,7 @@
         <w:rPr>
           <w:rFonts w:eastAsia="Times New Roman"/>
         </w:rPr>
-        <w:t xml:space="preserve">"We further distinguish BCAT from two </w:t>
-      </w:r>
-      <w:r>
-        <w:rPr>
-          <w:rFonts w:eastAsia="Times New Roman"/>
-        </w:rPr>
-        <w:lastRenderedPageBreak/>
-        <w:t>classes of coupled dynamical models. Voter models with inertia (Stark et al., 2008) generate metastable heterogeneous states but operate on binary opinion spaces, precluding the continuous attitude variation that allows BCAT to capture nuanced scenarios where agents hold positive but insufficiently strong attitudes. SIS/SIR epidemic frameworks treat adoption as a probabilistic contagion process without an independent attitude layer; any contact with an adopter may trigger adoption regardless of private sentiment. By contrast, BCAT’s two-layer architecture—requiring both positive attitude and sufficient neighbor adoption—enables the emergence of the opinion–adoption gap, a phenomenon structurally absent from single-layer contagion models."</w:t>
+        <w:t>"We further distinguish BCAT from two classes of coupled dynamical models. Voter models with inertia (Stark et al., 2008) generate metastable heterogeneous states but operate on binary opinion spaces, precluding the continuous attitude variation that allows BCAT to capture nuanced scenarios where agents hold positive but insufficiently strong attitudes. SIS/SIR epidemic frameworks treat adoption as a probabilistic contagion process without an independent attitude layer; any contact with an adopter may trigger adoption regardless of private sentiment. By contrast, BCAT’s two-layer architecture—requiring both positive attitude and sufficient neighbor adoption—enables the emergence of the opinion–adoption gap, a phenomenon structurally absent from single-layer contagion models."</w:t>
       </w:r>
     </w:p>
     <w:p>
@@ -2290,6 +2336,7 @@
           <w:b/>
           <w:bCs/>
         </w:rPr>
+        <w:lastRenderedPageBreak/>
         <w:t xml:space="preserve">8. </w:t>
       </w:r>
       <w:r>
@@ -2356,14 +2403,7 @@
         <w:rPr>
           <w:rFonts w:eastAsia="Times New Roman"/>
         </w:rPr>
-        <w:t xml:space="preserve">New Discussion paragraph comparing BCAT with voter models with inertia and SIS/SIR epidemic frameworks. </w:t>
-      </w:r>
-      <w:r>
-        <w:rPr>
-          <w:rFonts w:eastAsia="Times New Roman"/>
-        </w:rPr>
-        <w:lastRenderedPageBreak/>
-        <w:t>(Responding to R2-7)</w:t>
+        <w:t>New Discussion paragraph comparing BCAT with voter models with inertia and SIS/SIR epidemic frameworks. (Responding to R2-7)</w:t>
       </w:r>
     </w:p>
     <w:p>
@@ -2557,6 +2597,7 @@
           <w:sz w:val="20"/>
           <w:szCs w:val="20"/>
         </w:rPr>
+        <w:lastRenderedPageBreak/>
         <w:t>Deffuant, G., Neau, D., Amblard, F., &amp; Weisbuch, G. (2000). Mixing beliefs among interacting agents. Advances in Complex Systems, 3(1–4), 87–98.</w:t>
       </w:r>
     </w:p>
@@ -2749,7 +2790,7 @@
     </w:p>
     <w:sectPr>
       <w:pgSz w:w="12240" w:h="15840"/>
-      <w:pgMar w:top="567" w:right="567" w:bottom="567" w:left="567" w:header="709" w:footer="709" w:gutter="0"/>
+      <w:pgMar w:top="1440" w:right="1800" w:bottom="1440" w:left="1800" w:header="709" w:footer="709" w:gutter="0"/>
       <w:cols w:space="720"/>
       <w:docGrid w:linePitch="360"/>
     </w:sectPr>

--- a/_Response to Reviewers PONE-D-26-01398.docx
+++ b/_Response to Reviewers PONE-D-26-01398.docx
@@ -5,6 +5,9 @@
     <w:p>
       <w:pPr>
         <w:spacing w:before="2400"/>
+        <w:rPr>
+          <w:rFonts w:ascii="Arial" w:hAnsi="Arial" w:cs="Arial"/>
+        </w:rPr>
       </w:pPr>
     </w:p>
     <w:p>
@@ -12,13 +15,14 @@
         <w:spacing w:after="240"/>
         <w:jc w:val="center"/>
         <w:rPr>
+          <w:rFonts w:ascii="Arial" w:hAnsi="Arial" w:cs="Arial"/>
           <w:sz w:val="40"/>
           <w:szCs w:val="40"/>
         </w:rPr>
       </w:pPr>
       <w:r>
         <w:rPr>
-          <w:rFonts w:eastAsia="Times New Roman"/>
+          <w:rFonts w:ascii="Arial" w:eastAsia="Times New Roman" w:hAnsi="Arial" w:cs="Arial"/>
           <w:b/>
           <w:bCs/>
           <w:sz w:val="40"/>
@@ -31,10 +35,13 @@
       <w:pPr>
         <w:spacing w:after="120"/>
         <w:jc w:val="center"/>
-      </w:pPr>
-      <w:r>
-        <w:rPr>
-          <w:rFonts w:eastAsia="Times New Roman"/>
+        <w:rPr>
+          <w:rFonts w:ascii="Arial" w:hAnsi="Arial" w:cs="Arial"/>
+        </w:rPr>
+      </w:pPr>
+      <w:r>
+        <w:rPr>
+          <w:rFonts w:ascii="Arial" w:eastAsia="Times New Roman" w:hAnsi="Arial" w:cs="Arial"/>
           <w:sz w:val="24"/>
           <w:szCs w:val="24"/>
         </w:rPr>
@@ -45,10 +52,13 @@
       <w:pPr>
         <w:spacing w:after="480"/>
         <w:jc w:val="center"/>
-      </w:pPr>
-      <w:r>
-        <w:rPr>
-          <w:rFonts w:eastAsia="Times New Roman"/>
+        <w:rPr>
+          <w:rFonts w:ascii="Arial" w:hAnsi="Arial" w:cs="Arial"/>
+        </w:rPr>
+      </w:pPr>
+      <w:r>
+        <w:rPr>
+          <w:rFonts w:ascii="Arial" w:eastAsia="Times New Roman" w:hAnsi="Arial" w:cs="Arial"/>
           <w:i/>
           <w:iCs/>
           <w:sz w:val="24"/>
@@ -61,10 +71,13 @@
       <w:pPr>
         <w:spacing w:after="120"/>
         <w:jc w:val="center"/>
-      </w:pPr>
-      <w:r>
-        <w:rPr>
-          <w:rFonts w:eastAsia="Times New Roman"/>
+        <w:rPr>
+          <w:rFonts w:ascii="Arial" w:hAnsi="Arial" w:cs="Arial"/>
+        </w:rPr>
+      </w:pPr>
+      <w:r>
+        <w:rPr>
+          <w:rFonts w:ascii="Arial" w:eastAsia="Times New Roman" w:hAnsi="Arial" w:cs="Arial"/>
           <w:sz w:val="24"/>
           <w:szCs w:val="24"/>
         </w:rPr>
@@ -72,32 +85,45 @@
       </w:r>
     </w:p>
     <w:p>
-      <w:r>
+      <w:pPr>
+        <w:rPr>
+          <w:rFonts w:ascii="Arial" w:hAnsi="Arial" w:cs="Arial"/>
+        </w:rPr>
+      </w:pPr>
+      <w:r>
+        <w:rPr>
+          <w:rFonts w:ascii="Arial" w:hAnsi="Arial" w:cs="Arial"/>
+        </w:rPr>
         <w:br w:type="page"/>
       </w:r>
     </w:p>
     <w:p>
       <w:pPr>
         <w:pStyle w:val="1"/>
-        <w:spacing w:before="0" w:afterLines="100" w:after="240" w:line="360" w:lineRule="auto"/>
-        <w:jc w:val="center"/>
-      </w:pPr>
-      <w:r>
+        <w:rPr>
+          <w:rFonts w:ascii="Arial" w:hAnsi="Arial" w:cs="Arial"/>
+        </w:rPr>
+      </w:pPr>
+      <w:r>
+        <w:rPr>
+          <w:rFonts w:ascii="Arial" w:hAnsi="Arial" w:cs="Arial"/>
+        </w:rPr>
         <w:lastRenderedPageBreak/>
         <w:t>Letter to the Academic Editor</w:t>
       </w:r>
     </w:p>
     <w:p>
       <w:pPr>
-        <w:spacing w:afterLines="50" w:after="120" w:line="360" w:lineRule="auto"/>
-        <w:rPr>
+        <w:spacing w:after="160" w:line="360" w:lineRule="auto"/>
+        <w:rPr>
+          <w:rFonts w:ascii="Arial" w:hAnsi="Arial" w:cs="Arial"/>
           <w:sz w:val="24"/>
           <w:szCs w:val="24"/>
         </w:rPr>
       </w:pPr>
       <w:r>
         <w:rPr>
-          <w:rFonts w:eastAsia="Times New Roman"/>
+          <w:rFonts w:ascii="Arial" w:eastAsia="Times New Roman" w:hAnsi="Arial" w:cs="Arial"/>
           <w:sz w:val="24"/>
           <w:szCs w:val="24"/>
         </w:rPr>
@@ -106,16 +132,16 @@
     </w:p>
     <w:p>
       <w:pPr>
-        <w:spacing w:afterLines="50" w:after="120" w:line="360" w:lineRule="auto"/>
-        <w:ind w:firstLineChars="200" w:firstLine="480"/>
-        <w:rPr>
+        <w:spacing w:after="160" w:line="360" w:lineRule="auto"/>
+        <w:rPr>
+          <w:rFonts w:ascii="Arial" w:hAnsi="Arial" w:cs="Arial"/>
           <w:sz w:val="24"/>
           <w:szCs w:val="24"/>
         </w:rPr>
       </w:pPr>
       <w:r>
         <w:rPr>
-          <w:rFonts w:eastAsia="Times New Roman"/>
+          <w:rFonts w:ascii="Arial" w:eastAsia="Times New Roman" w:hAnsi="Arial" w:cs="Arial"/>
           <w:sz w:val="24"/>
           <w:szCs w:val="24"/>
         </w:rPr>
@@ -124,16 +150,16 @@
     </w:p>
     <w:p>
       <w:pPr>
-        <w:spacing w:afterLines="50" w:after="120" w:line="360" w:lineRule="auto"/>
-        <w:ind w:firstLineChars="200" w:firstLine="480"/>
-        <w:rPr>
+        <w:spacing w:after="160" w:line="360" w:lineRule="auto"/>
+        <w:rPr>
+          <w:rFonts w:ascii="Arial" w:hAnsi="Arial" w:cs="Arial"/>
           <w:sz w:val="24"/>
           <w:szCs w:val="24"/>
         </w:rPr>
       </w:pPr>
       <w:r>
         <w:rPr>
-          <w:rFonts w:eastAsia="Times New Roman"/>
+          <w:rFonts w:ascii="Arial" w:eastAsia="Times New Roman" w:hAnsi="Arial" w:cs="Arial"/>
           <w:sz w:val="24"/>
           <w:szCs w:val="24"/>
         </w:rPr>
@@ -142,16 +168,16 @@
     </w:p>
     <w:p>
       <w:pPr>
-        <w:spacing w:afterLines="50" w:after="120" w:line="360" w:lineRule="auto"/>
-        <w:ind w:firstLineChars="200" w:firstLine="480"/>
-        <w:rPr>
+        <w:spacing w:after="160" w:line="360" w:lineRule="auto"/>
+        <w:rPr>
+          <w:rFonts w:ascii="Arial" w:hAnsi="Arial" w:cs="Arial"/>
           <w:sz w:val="24"/>
           <w:szCs w:val="24"/>
         </w:rPr>
       </w:pPr>
       <w:r>
         <w:rPr>
-          <w:rFonts w:eastAsia="Times New Roman"/>
+          <w:rFonts w:ascii="Arial" w:eastAsia="Times New Roman" w:hAnsi="Arial" w:cs="Arial"/>
           <w:sz w:val="24"/>
           <w:szCs w:val="24"/>
         </w:rPr>
@@ -159,7 +185,7 @@
       </w:r>
       <w:r>
         <w:rPr>
-          <w:rFonts w:eastAsia="Times New Roman"/>
+          <w:rFonts w:ascii="Arial" w:eastAsia="Times New Roman" w:hAnsi="Arial" w:cs="Arial"/>
           <w:i/>
           <w:iCs/>
           <w:sz w:val="24"/>
@@ -169,7 +195,7 @@
       </w:r>
       <w:r>
         <w:rPr>
-          <w:rFonts w:eastAsia="Times New Roman"/>
+          <w:rFonts w:ascii="Arial" w:eastAsia="Times New Roman" w:hAnsi="Arial" w:cs="Arial"/>
           <w:sz w:val="24"/>
           <w:szCs w:val="24"/>
         </w:rPr>
@@ -177,7 +203,7 @@
       </w:r>
       <w:r>
         <w:rPr>
-          <w:rFonts w:eastAsia="Times New Roman"/>
+          <w:rFonts w:ascii="Arial" w:eastAsia="Times New Roman" w:hAnsi="Arial" w:cs="Arial"/>
           <w:b/>
           <w:bCs/>
           <w:color w:val="2E75B6"/>
@@ -188,7 +214,7 @@
       </w:r>
       <w:r>
         <w:rPr>
-          <w:rFonts w:eastAsia="Times New Roman"/>
+          <w:rFonts w:ascii="Arial" w:eastAsia="Times New Roman" w:hAnsi="Arial" w:cs="Arial"/>
           <w:sz w:val="24"/>
           <w:szCs w:val="24"/>
         </w:rPr>
@@ -197,16 +223,16 @@
     </w:p>
     <w:p>
       <w:pPr>
-        <w:spacing w:afterLines="50" w:after="120" w:line="360" w:lineRule="auto"/>
-        <w:ind w:firstLineChars="200" w:firstLine="480"/>
-        <w:rPr>
+        <w:spacing w:after="160" w:line="360" w:lineRule="auto"/>
+        <w:rPr>
+          <w:rFonts w:ascii="Arial" w:hAnsi="Arial" w:cs="Arial"/>
           <w:sz w:val="24"/>
           <w:szCs w:val="24"/>
         </w:rPr>
       </w:pPr>
       <w:r>
         <w:rPr>
-          <w:rFonts w:eastAsia="Times New Roman"/>
+          <w:rFonts w:ascii="Arial" w:eastAsia="Times New Roman" w:hAnsi="Arial" w:cs="Arial"/>
           <w:sz w:val="24"/>
           <w:szCs w:val="24"/>
         </w:rPr>
@@ -215,9 +241,10 @@
     </w:p>
     <w:p>
       <w:pPr>
-        <w:spacing w:afterLines="50" w:after="120" w:line="360" w:lineRule="auto"/>
+        <w:spacing w:after="160" w:line="360" w:lineRule="auto"/>
         <w:jc w:val="right"/>
         <w:rPr>
+          <w:rFonts w:ascii="Arial" w:hAnsi="Arial" w:cs="Arial"/>
           <w:i/>
           <w:iCs/>
           <w:sz w:val="24"/>
@@ -227,7 +254,7 @@
       </w:pPr>
       <w:r>
         <w:rPr>
-          <w:rFonts w:eastAsia="Times New Roman"/>
+          <w:rFonts w:ascii="Arial" w:eastAsia="Times New Roman" w:hAnsi="Arial" w:cs="Arial"/>
           <w:i/>
           <w:iCs/>
           <w:sz w:val="24"/>
@@ -238,7 +265,15 @@
       </w:r>
     </w:p>
     <w:p>
-      <w:r>
+      <w:pPr>
+        <w:rPr>
+          <w:rFonts w:ascii="Arial" w:hAnsi="Arial" w:cs="Arial"/>
+        </w:rPr>
+      </w:pPr>
+      <w:r>
+        <w:rPr>
+          <w:rFonts w:ascii="Arial" w:hAnsi="Arial" w:cs="Arial"/>
+        </w:rPr>
         <w:br w:type="page"/>
       </w:r>
     </w:p>
@@ -247,12 +282,14 @@
         <w:pStyle w:val="1"/>
         <w:spacing w:before="0" w:afterLines="50" w:after="120"/>
         <w:rPr>
+          <w:rFonts w:ascii="Arial" w:hAnsi="Arial" w:cs="Arial"/>
           <w:sz w:val="24"/>
           <w:szCs w:val="24"/>
         </w:rPr>
       </w:pPr>
       <w:r>
         <w:rPr>
+          <w:rFonts w:ascii="Arial" w:hAnsi="Arial" w:cs="Arial"/>
           <w:sz w:val="24"/>
           <w:szCs w:val="24"/>
         </w:rPr>
@@ -269,6 +306,7 @@
         </w:numPr>
         <w:spacing w:before="0" w:afterLines="50" w:after="120"/>
         <w:rPr>
+          <w:rFonts w:ascii="Arial" w:hAnsi="Arial" w:cs="Arial"/>
           <w:b w:val="0"/>
           <w:bCs w:val="0"/>
           <w:sz w:val="24"/>
@@ -277,6 +315,7 @@
       </w:pPr>
       <w:r>
         <w:rPr>
+          <w:rFonts w:ascii="Arial" w:hAnsi="Arial" w:cs="Arial"/>
           <w:b w:val="0"/>
           <w:bCs w:val="0"/>
           <w:color w:val="404040"/>
@@ -290,14 +329,14 @@
       <w:pPr>
         <w:spacing w:afterLines="50" w:after="120"/>
         <w:rPr>
-          <w:rFonts w:eastAsia="Times New Roman"/>
+          <w:rFonts w:ascii="Arial" w:eastAsia="Times New Roman" w:hAnsi="Arial" w:cs="Arial"/>
           <w:sz w:val="24"/>
           <w:szCs w:val="24"/>
         </w:rPr>
       </w:pPr>
       <w:r>
         <w:rPr>
-          <w:rFonts w:eastAsia="Times New Roman"/>
+          <w:rFonts w:ascii="Arial" w:eastAsia="Times New Roman" w:hAnsi="Arial" w:cs="Arial"/>
           <w:sz w:val="24"/>
           <w:szCs w:val="24"/>
         </w:rPr>
@@ -308,7 +347,7 @@
       <w:pPr>
         <w:spacing w:afterLines="50" w:after="120"/>
         <w:rPr>
-          <w:rFonts w:eastAsia="Times New Roman"/>
+          <w:rFonts w:ascii="Arial" w:eastAsia="Times New Roman" w:hAnsi="Arial" w:cs="Arial"/>
           <w:color w:val="0070C0"/>
           <w:sz w:val="24"/>
           <w:szCs w:val="24"/>
@@ -316,7 +355,7 @@
       </w:pPr>
       <w:r>
         <w:rPr>
-          <w:rFonts w:eastAsia="Times New Roman"/>
+          <w:rFonts w:ascii="Arial" w:eastAsia="Times New Roman" w:hAnsi="Arial" w:cs="Arial"/>
           <w:color w:val="0070C0"/>
           <w:sz w:val="24"/>
           <w:szCs w:val="24"/>
@@ -328,7 +367,7 @@
       <w:pPr>
         <w:spacing w:afterLines="50" w:after="120"/>
         <w:rPr>
-          <w:rFonts w:eastAsia="Times New Roman"/>
+          <w:rFonts w:ascii="Arial" w:eastAsia="Times New Roman" w:hAnsi="Arial" w:cs="Arial"/>
           <w:sz w:val="24"/>
           <w:szCs w:val="24"/>
         </w:rPr>
@@ -343,14 +382,14 @@
         </w:numPr>
         <w:spacing w:afterLines="50" w:after="120"/>
         <w:rPr>
-          <w:rFonts w:eastAsia="Times New Roman"/>
+          <w:rFonts w:ascii="Arial" w:eastAsia="Times New Roman" w:hAnsi="Arial" w:cs="Arial"/>
           <w:sz w:val="24"/>
           <w:szCs w:val="24"/>
         </w:rPr>
       </w:pPr>
       <w:r>
         <w:rPr>
-          <w:rFonts w:eastAsia="Times New Roman"/>
+          <w:rFonts w:ascii="Arial" w:eastAsia="Times New Roman" w:hAnsi="Arial" w:cs="Arial"/>
           <w:color w:val="404040"/>
           <w:sz w:val="24"/>
           <w:szCs w:val="24"/>
@@ -363,12 +402,14 @@
         <w:pStyle w:val="2"/>
         <w:spacing w:before="0" w:afterLines="50" w:after="120"/>
         <w:rPr>
+          <w:rFonts w:ascii="Arial" w:hAnsi="Arial" w:cs="Arial"/>
           <w:b w:val="0"/>
           <w:bCs w:val="0"/>
         </w:rPr>
       </w:pPr>
       <w:r>
         <w:rPr>
+          <w:rFonts w:ascii="Arial" w:hAnsi="Arial" w:cs="Arial"/>
           <w:b w:val="0"/>
           <w:bCs w:val="0"/>
         </w:rPr>
@@ -380,6 +421,7 @@
         <w:pStyle w:val="2"/>
         <w:spacing w:before="0" w:afterLines="50" w:after="120"/>
         <w:rPr>
+          <w:rFonts w:ascii="Arial" w:hAnsi="Arial" w:cs="Arial"/>
           <w:b w:val="0"/>
           <w:bCs w:val="0"/>
           <w:color w:val="0070C0"/>
@@ -387,6 +429,7 @@
       </w:pPr>
       <w:r>
         <w:rPr>
+          <w:rFonts w:ascii="Arial" w:hAnsi="Arial" w:cs="Arial"/>
           <w:b w:val="0"/>
           <w:bCs w:val="0"/>
           <w:color w:val="0070C0"/>
@@ -399,6 +442,7 @@
         <w:pStyle w:val="2"/>
         <w:spacing w:before="0" w:afterLines="50" w:after="120"/>
         <w:rPr>
+          <w:rFonts w:ascii="Arial" w:hAnsi="Arial" w:cs="Arial"/>
           <w:b w:val="0"/>
           <w:bCs w:val="0"/>
         </w:rPr>
@@ -413,12 +457,14 @@
         </w:numPr>
         <w:spacing w:before="0" w:afterLines="50" w:after="120"/>
         <w:rPr>
+          <w:rFonts w:ascii="Arial" w:hAnsi="Arial" w:cs="Arial"/>
           <w:b w:val="0"/>
           <w:bCs w:val="0"/>
         </w:rPr>
       </w:pPr>
       <w:r>
         <w:rPr>
+          <w:rFonts w:ascii="Arial" w:hAnsi="Arial" w:cs="Arial"/>
           <w:b w:val="0"/>
           <w:bCs w:val="0"/>
           <w:color w:val="404040"/>
@@ -431,12 +477,14 @@
         <w:pStyle w:val="2"/>
         <w:spacing w:before="0" w:afterLines="50" w:after="120"/>
         <w:rPr>
+          <w:rFonts w:ascii="Arial" w:hAnsi="Arial" w:cs="Arial"/>
           <w:b w:val="0"/>
           <w:bCs w:val="0"/>
         </w:rPr>
       </w:pPr>
       <w:r>
         <w:rPr>
+          <w:rFonts w:ascii="Arial" w:hAnsi="Arial" w:cs="Arial"/>
           <w:b w:val="0"/>
           <w:bCs w:val="0"/>
         </w:rPr>
@@ -448,6 +496,7 @@
         <w:pStyle w:val="2"/>
         <w:spacing w:before="0" w:afterLines="50" w:after="120"/>
         <w:rPr>
+          <w:rFonts w:ascii="Arial" w:hAnsi="Arial" w:cs="Arial"/>
           <w:b w:val="0"/>
           <w:bCs w:val="0"/>
           <w:color w:val="0070C0"/>
@@ -455,6 +504,7 @@
       </w:pPr>
       <w:r>
         <w:rPr>
+          <w:rFonts w:ascii="Arial" w:hAnsi="Arial" w:cs="Arial"/>
           <w:b w:val="0"/>
           <w:bCs w:val="0"/>
           <w:color w:val="0070C0"/>
@@ -467,6 +517,7 @@
         <w:pStyle w:val="2"/>
         <w:spacing w:before="0" w:afterLines="50" w:after="120"/>
         <w:rPr>
+          <w:rFonts w:ascii="Arial" w:hAnsi="Arial" w:cs="Arial"/>
           <w:b w:val="0"/>
           <w:bCs w:val="0"/>
         </w:rPr>
@@ -481,12 +532,14 @@
         </w:numPr>
         <w:spacing w:before="0" w:afterLines="50" w:after="120"/>
         <w:rPr>
+          <w:rFonts w:ascii="Arial" w:hAnsi="Arial" w:cs="Arial"/>
           <w:b w:val="0"/>
           <w:bCs w:val="0"/>
         </w:rPr>
       </w:pPr>
       <w:r>
         <w:rPr>
+          <w:rFonts w:ascii="Arial" w:hAnsi="Arial" w:cs="Arial"/>
           <w:b w:val="0"/>
           <w:bCs w:val="0"/>
           <w:color w:val="404040"/>
@@ -499,12 +552,14 @@
         <w:pStyle w:val="2"/>
         <w:spacing w:before="0" w:afterLines="50" w:after="120"/>
         <w:rPr>
+          <w:rFonts w:ascii="Arial" w:hAnsi="Arial" w:cs="Arial"/>
           <w:b w:val="0"/>
           <w:bCs w:val="0"/>
         </w:rPr>
       </w:pPr>
       <w:r>
         <w:rPr>
+          <w:rFonts w:ascii="Arial" w:hAnsi="Arial" w:cs="Arial"/>
           <w:b w:val="0"/>
           <w:bCs w:val="0"/>
         </w:rPr>
@@ -515,7 +570,7 @@
       <w:pPr>
         <w:spacing w:afterLines="50" w:after="120"/>
         <w:rPr>
-          <w:rFonts w:eastAsia="Times New Roman"/>
+          <w:rFonts w:ascii="Arial" w:eastAsia="Times New Roman" w:hAnsi="Arial" w:cs="Arial"/>
           <w:color w:val="0070C0"/>
           <w:sz w:val="24"/>
           <w:szCs w:val="24"/>
@@ -523,7 +578,7 @@
       </w:pPr>
       <w:r>
         <w:rPr>
-          <w:rFonts w:eastAsia="Times New Roman"/>
+          <w:rFonts w:ascii="Arial" w:eastAsia="Times New Roman" w:hAnsi="Arial" w:cs="Arial"/>
           <w:color w:val="0070C0"/>
           <w:sz w:val="24"/>
           <w:szCs w:val="24"/>
@@ -535,7 +590,7 @@
       <w:pPr>
         <w:spacing w:afterLines="50" w:after="120"/>
         <w:rPr>
-          <w:rFonts w:eastAsia="Times New Roman"/>
+          <w:rFonts w:ascii="Arial" w:eastAsia="Times New Roman" w:hAnsi="Arial" w:cs="Arial"/>
           <w:sz w:val="24"/>
           <w:szCs w:val="24"/>
         </w:rPr>
@@ -550,29 +605,19 @@
         </w:numPr>
         <w:spacing w:afterLines="50" w:after="120"/>
         <w:rPr>
-          <w:rFonts w:eastAsia="Times New Roman"/>
+          <w:rFonts w:ascii="Arial" w:eastAsia="Times New Roman" w:hAnsi="Arial" w:cs="Arial"/>
           <w:sz w:val="24"/>
           <w:szCs w:val="24"/>
         </w:rPr>
       </w:pPr>
       <w:r>
         <w:rPr>
-          <w:rFonts w:eastAsia="Times New Roman"/>
+          <w:rFonts w:ascii="Arial" w:eastAsia="Times New Roman" w:hAnsi="Arial" w:cs="Arial"/>
           <w:color w:val="404040"/>
           <w:sz w:val="24"/>
           <w:szCs w:val="24"/>
         </w:rPr>
-        <w:t xml:space="preserve">We note that Figures 2, 4, 5, 6, 10 and 11 in your submission contain copyrighted images. We require you to either (1) present written permission from the copyright </w:t>
-      </w:r>
-      <w:r>
-        <w:rPr>
-          <w:rFonts w:eastAsia="Times New Roman"/>
-          <w:color w:val="404040"/>
-          <w:sz w:val="24"/>
-          <w:szCs w:val="24"/>
-        </w:rPr>
-        <w:lastRenderedPageBreak/>
-        <w:t>holder to publish these figures specifically under the CC BY 4.0 license, or (2) remove the figures from your submission.</w:t>
+        <w:t>We note that Figures 2, 4, 5, 6, 10 and 11 in your submission contain copyrighted images. We require you to either (1) present written permission from the copyright holder to publish these figures specifically under the CC BY 4.0 license, or (2) remove the figures from your submission.</w:t>
       </w:r>
     </w:p>
     <w:p>
@@ -580,12 +625,14 @@
         <w:pStyle w:val="2"/>
         <w:spacing w:before="0" w:afterLines="50" w:after="120"/>
         <w:rPr>
+          <w:rFonts w:ascii="Arial" w:hAnsi="Arial" w:cs="Arial"/>
           <w:b w:val="0"/>
           <w:bCs w:val="0"/>
         </w:rPr>
       </w:pPr>
       <w:r>
         <w:rPr>
+          <w:rFonts w:ascii="Arial" w:hAnsi="Arial" w:cs="Arial"/>
           <w:b w:val="0"/>
           <w:bCs w:val="0"/>
         </w:rPr>
@@ -596,7 +643,7 @@
       <w:pPr>
         <w:spacing w:afterLines="50" w:after="120"/>
         <w:rPr>
-          <w:rFonts w:eastAsia="Times New Roman"/>
+          <w:rFonts w:ascii="Arial" w:eastAsia="Times New Roman" w:hAnsi="Arial" w:cs="Arial"/>
           <w:b/>
           <w:bCs/>
           <w:sz w:val="28"/>
@@ -605,7 +652,7 @@
       </w:pPr>
       <w:r>
         <w:rPr>
-          <w:rFonts w:eastAsia="Times New Roman"/>
+          <w:rFonts w:ascii="Arial" w:eastAsia="Times New Roman" w:hAnsi="Arial" w:cs="Arial"/>
           <w:color w:val="0070C0"/>
           <w:sz w:val="24"/>
           <w:szCs w:val="24"/>
@@ -613,14 +660,23 @@
         <w:t>We chose option (2). The original figures were screenshots from the NetLogo GUI, which may contain copyrighted visual elements belonging to the NetLogo platform. To resolve this, we re-implemented the BCAT model in Python 3 and regenerated all six figures (Figs 2, 4, 5, 6, 10, 11) using our own visualization code. The revised figures present equivalent simulation results under identical parameter configurations, and all visual elements are entirely our original work. No third-party copyrighted material remains in the manuscript.</w:t>
       </w:r>
       <w:r>
+        <w:rPr>
+          <w:rFonts w:ascii="Arial" w:hAnsi="Arial" w:cs="Arial"/>
+        </w:rPr>
         <w:br w:type="page"/>
       </w:r>
     </w:p>
     <w:p>
       <w:pPr>
         <w:pStyle w:val="1"/>
-      </w:pPr>
-      <w:r>
+        <w:rPr>
+          <w:rFonts w:ascii="Arial" w:hAnsi="Arial" w:cs="Arial"/>
+        </w:rPr>
+      </w:pPr>
+      <w:r>
+        <w:rPr>
+          <w:rFonts w:ascii="Arial" w:hAnsi="Arial" w:cs="Arial"/>
+        </w:rPr>
         <w:lastRenderedPageBreak/>
         <w:t>Part II: Response to Reviewer #1</w:t>
       </w:r>
@@ -628,10 +684,13 @@
     <w:p>
       <w:pPr>
         <w:spacing w:after="160" w:line="360" w:lineRule="auto"/>
-      </w:pPr>
-      <w:r>
-        <w:rPr>
-          <w:rFonts w:eastAsia="Times New Roman"/>
+        <w:rPr>
+          <w:rFonts w:ascii="Arial" w:hAnsi="Arial" w:cs="Arial"/>
+        </w:rPr>
+      </w:pPr>
+      <w:r>
+        <w:rPr>
+          <w:rFonts w:ascii="Arial" w:eastAsia="Times New Roman" w:hAnsi="Arial" w:cs="Arial"/>
         </w:rPr>
         <w:t>We thank Reviewer #1 for the thoughtful and constructive evaluation. The reviewer’s comments—particularly the identification of two distinct mechanism channels and the call for distinguishing predictions relative to alternative theories—guided substantial theoretical improvements to the manuscript.</w:t>
       </w:r>
@@ -639,8 +698,14 @@
     <w:p>
       <w:pPr>
         <w:pStyle w:val="2"/>
-      </w:pPr>
-      <w:r>
+        <w:rPr>
+          <w:rFonts w:ascii="Arial" w:hAnsi="Arial" w:cs="Arial"/>
+        </w:rPr>
+      </w:pPr>
+      <w:r>
+        <w:rPr>
+          <w:rFonts w:ascii="Arial" w:hAnsi="Arial" w:cs="Arial"/>
+        </w:rPr>
         <w:t>R1-1. What Makes the Two Models Combine Organically?</w:t>
       </w:r>
     </w:p>
@@ -651,10 +716,13 @@
         </w:pBdr>
         <w:spacing w:after="160" w:line="360" w:lineRule="auto"/>
         <w:ind w:left="480"/>
-      </w:pPr>
-      <w:r>
-        <w:rPr>
-          <w:rFonts w:eastAsia="Times New Roman"/>
+        <w:rPr>
+          <w:rFonts w:ascii="Arial" w:hAnsi="Arial" w:cs="Arial"/>
+        </w:rPr>
+      </w:pPr>
+      <w:r>
+        <w:rPr>
+          <w:rFonts w:ascii="Arial" w:eastAsia="Times New Roman" w:hAnsi="Arial" w:cs="Arial"/>
           <w:i/>
           <w:iCs/>
           <w:color w:val="404040"/>
@@ -669,10 +737,13 @@
         </w:pBdr>
         <w:spacing w:after="160" w:line="360" w:lineRule="auto"/>
         <w:ind w:left="480"/>
-      </w:pPr>
-      <w:r>
-        <w:rPr>
-          <w:rFonts w:eastAsia="Times New Roman"/>
+        <w:rPr>
+          <w:rFonts w:ascii="Arial" w:hAnsi="Arial" w:cs="Arial"/>
+        </w:rPr>
+      </w:pPr>
+      <w:r>
+        <w:rPr>
+          <w:rFonts w:ascii="Arial" w:eastAsia="Times New Roman" w:hAnsi="Arial" w:cs="Arial"/>
           <w:i/>
           <w:iCs/>
           <w:color w:val="404040"/>
@@ -683,10 +754,13 @@
     <w:p>
       <w:pPr>
         <w:spacing w:after="160" w:line="360" w:lineRule="auto"/>
-      </w:pPr>
-      <w:r>
-        <w:rPr>
-          <w:rFonts w:eastAsia="Times New Roman"/>
+        <w:rPr>
+          <w:rFonts w:ascii="Arial" w:hAnsi="Arial" w:cs="Arial"/>
+        </w:rPr>
+      </w:pPr>
+      <w:r>
+        <w:rPr>
+          <w:rFonts w:ascii="Arial" w:eastAsia="Times New Roman" w:hAnsi="Arial" w:cs="Arial"/>
         </w:rPr>
         <w:t>We agree that the original manuscript presented the two model components too modularly, leaving the reader to infer their interaction logic from the pseudocode. In the revised manuscript, we added two new paragraphs—one at the end of the Related Models section and one at the opening of the Simulation Model Specifications section—that explain the conceptual logic underlying the coupling of bounded confidence opinion dynamics with adoption thresholds.</w:t>
       </w:r>
@@ -694,42 +768,43 @@
     <w:p>
       <w:pPr>
         <w:spacing w:after="160" w:line="360" w:lineRule="auto"/>
-      </w:pPr>
-      <w:r>
-        <w:rPr>
-          <w:rFonts w:eastAsia="Times New Roman"/>
-        </w:rPr>
-        <w:t xml:space="preserve">Regarding point (a), we now discuss why bounded confidence—rather than DeGroot-style averaging or voter model dynamics—is the natural complement to threshold-based adoption. DeGroot-style averaging models (Golub &amp; Jackson, 2010, 2012; Cheng et al., 2026) assume that all agents accept influence from all neighbors, leading to guaranteed convergence toward consensus under mild connectivity conditions. This property makes the DeGroot framework ill-suited for studying the “best game no one played” phenomenon, because it cannot generate opinion fragmentation—a key mechanism through which positive average sentiment may coexist with insufficient local support for adoption. Voter model dynamics are discrete and memoryless (each agent randomly copies a neighbor’s binary state) and cannot capture the gradual, continuous nature of attitude evolution that characterizes real consumer sentiment formation. </w:t>
-      </w:r>
-      <w:r>
-        <w:rPr>
-          <w:rFonts w:eastAsia="Times New Roman"/>
-        </w:rPr>
+        <w:rPr>
+          <w:rFonts w:ascii="Arial" w:hAnsi="Arial" w:cs="Arial"/>
+        </w:rPr>
+      </w:pPr>
+      <w:r>
+        <w:rPr>
+          <w:rFonts w:ascii="Arial" w:eastAsia="Times New Roman" w:hAnsi="Arial" w:cs="Arial"/>
+        </w:rPr>
+        <w:t>Regarding point (a), we now discuss why bounded confidence—rather than DeGroot-style averaging or voter model dynamics—is the natural complement to threshold-based adoption. DeGroot-style averaging models (Golub &amp; Jackson, 2010, 2012; Cheng et al., 2026) assume that all agents accept influence from all neighbors, leading to guaranteed convergence toward consensus under mild connectivity conditions. This property makes the DeGroot framework ill-suited for studying the “best game no one played” phenomenon, because it cannot generate opinion fragmentation—a key mechanism through which positive average sentiment may coexist with insufficient local support for adoption. Voter model dynamics are discrete and memoryless (each agent randomly copies a neighbor’s binary state) and cannot capture the gradual, continuous nature of attitude evolution that characterizes real consumer sentiment formation. Bounded confidence occupies a unique position: by restricting opinion exchange to pairs whose attitudes fall within a tolerance threshold, it naturally generates both consensus (when the confidence bound is large) and fragmentation into multiple clusters (when the bound is small). This dual capacity makes bounded confidence a suitable partner for the adoption threshold mechanism, because fragmentation creates the possibility that average attitudes are positive yet local neighborhoods lack sufficient positive-attitude agents to trigger adoption cascades.</w:t>
+      </w:r>
+    </w:p>
+    <w:p>
+      <w:pPr>
+        <w:spacing w:after="160" w:line="360" w:lineRule="auto"/>
+        <w:rPr>
+          <w:rFonts w:ascii="Arial" w:hAnsi="Arial" w:cs="Arial"/>
+        </w:rPr>
+      </w:pPr>
+      <w:r>
+        <w:rPr>
+          <w:rFonts w:ascii="Arial" w:eastAsia="Times New Roman" w:hAnsi="Arial" w:cs="Arial"/>
+        </w:rPr>
+        <w:t xml:space="preserve">Regarding point (b), we now identify emergent properties of the combined model that neither component produces alone. The most important is the</w:t>
+      </w:r>
+      <w:r>
+        <w:rPr>
+          <w:rFonts w:ascii="Arial" w:eastAsia="Times New Roman" w:hAnsi="Arial" w:cs="Arial"/>
+          <w:b/>
+          <w:bCs/>
+        </w:rPr>
+        <w:t xml:space="preserve">bidirectional feedback loop between adoption status and </w:t>
         <w:lastRenderedPageBreak/>
-        <w:t>Bounded confidence occupies a unique position: by restricting opinion exchange to pairs whose attitudes fall within a tolerance threshold, it naturally generates both consensus (when the confidence bound is large) and fragmentation into multiple clusters (when the bound is small). This dual capacity makes bounded confidence a suitable partner for the adoption threshold mechanism, because fragmentation creates the possibility that average attitudes are positive yet local neighborhoods lack sufficient positive-attitude agents to trigger adoption cascades.</w:t>
-      </w:r>
-    </w:p>
-    <w:p>
-      <w:pPr>
-        <w:spacing w:after="160" w:line="360" w:lineRule="auto"/>
-      </w:pPr>
-      <w:r>
-        <w:rPr>
-          <w:rFonts w:eastAsia="Times New Roman"/>
-        </w:rPr>
-        <w:t>Regarding point (b), we now identify emergent properties of the combined model that neither component produces alone. The most important is the</w:t>
-      </w:r>
-      <w:r>
-        <w:rPr>
-          <w:rFonts w:eastAsia="Times New Roman"/>
-          <w:b/>
-          <w:bCs/>
-        </w:rPr>
-        <w:t>bidirectional feedback loop between adoption status and opinion exchange</w:t>
-      </w:r>
-      <w:r>
-        <w:rPr>
-          <w:rFonts w:eastAsia="Times New Roman"/>
+        <w:t>opinion exchange</w:t>
+      </w:r>
+      <w:r>
+        <w:rPr>
+          <w:rFonts w:ascii="Arial" w:eastAsia="Times New Roman" w:hAnsi="Arial" w:cs="Arial"/>
         </w:rPr>
         <w:t>. In the BCAT model, opinion exchange rules depend on the adoption statuses of both interacting agents: when one agent has adopted and the other has not, the exchange follows asymmetric persuasion logic (the adopted agent exerts stronger influence); when both have adopted, attitudes converge toward the more positive pole; when neither has adopted, standard bidirectional convergence applies. The adoption decision—ostensibly a downstream consequence of opinion formation—thus feeds back into the opinion dynamics process, creating a coupled dynamical system whose behavior cannot be predicted from either component in isolation. For instance, early adoption by a few agents can create localized pockets of reinforced positive attitudes that may or may not propagate outward, depending on network structure and threshold distribution.</w:t>
       </w:r>
@@ -741,10 +816,13 @@
         </w:pBdr>
         <w:spacing w:after="160" w:line="360" w:lineRule="auto"/>
         <w:ind w:left="480"/>
-      </w:pPr>
-      <w:r>
-        <w:rPr>
-          <w:rFonts w:eastAsia="Times New Roman"/>
+        <w:rPr>
+          <w:rFonts w:ascii="Arial" w:hAnsi="Arial" w:cs="Arial"/>
+        </w:rPr>
+      </w:pPr>
+      <w:r>
+        <w:rPr>
+          <w:rFonts w:ascii="Arial" w:eastAsia="Times New Roman" w:hAnsi="Arial" w:cs="Arial"/>
           <w:b/>
           <w:bCs/>
           <w:color w:val="2E75B6"/>
@@ -753,7 +831,7 @@
       </w:r>
       <w:r>
         <w:rPr>
-          <w:rFonts w:eastAsia="Times New Roman"/>
+          <w:rFonts w:ascii="Arial" w:eastAsia="Times New Roman" w:hAnsi="Arial" w:cs="Arial"/>
         </w:rPr>
         <w:t>Two new paragraphs have been added to the manuscript. (1) At the end of the Related Models section, a paragraph now explicitly argues why bounded confidence—rather than DeGroot-style averaging (Golub &amp; Jackson, 2010, 2012; Cheng et al., 2026) or voter model dynamics—is the theoretically necessary complement to threshold-based adoption, on the grounds that only bounded confidence can sustain persistent opinion fragmentation as a long-run equilibrium property, thereby generating the endogenous pre-filter on adoption eligibility that produces the opinion–adoption gap. (2) At the opening of the Simulation Model Specifications section, a paragraph identifies two emergent structural properties unique to the combined BCAT framework: a dual-filter mechanism captured by the inequality 0 ≤ GSI ≤ FRI ≤ 1, and an adoption-to-opinion feedback loop in which adopted agents selectively reshape opinion trajectories among bounded-confidence-reachable neighbors (Algorithm 3, Scenarios 1.1 and 2.2). References to Golub &amp; Jackson (2010, 2012), Cheng et al. (2026), and McPherson et al. (2001) have been added.</w:t>
       </w:r>
@@ -764,14 +842,22 @@
           <w:bottom w:val="single" w:sz="1" w:space="0" w:color="CCCCCC"/>
         </w:pBdr>
         <w:spacing w:before="120" w:after="120"/>
+        <w:rPr>
+          <w:rFonts w:ascii="Arial" w:hAnsi="Arial" w:cs="Arial"/>
+        </w:rPr>
       </w:pPr>
     </w:p>
     <w:p>
       <w:pPr>
         <w:pStyle w:val="2"/>
-      </w:pPr>
-      <w:r>
-        <w:lastRenderedPageBreak/>
+        <w:rPr>
+          <w:rFonts w:ascii="Arial" w:hAnsi="Arial" w:cs="Arial"/>
+        </w:rPr>
+      </w:pPr>
+      <w:r>
+        <w:rPr>
+          <w:rFonts w:ascii="Arial" w:hAnsi="Arial" w:cs="Arial"/>
+        </w:rPr>
         <w:t>R1-2. The Wedge Between Opinion and Adoption: Key Mechanisms</w:t>
       </w:r>
     </w:p>
@@ -782,10 +868,13 @@
         </w:pBdr>
         <w:spacing w:after="160" w:line="360" w:lineRule="auto"/>
         <w:ind w:left="480"/>
-      </w:pPr>
-      <w:r>
-        <w:rPr>
-          <w:rFonts w:eastAsia="Times New Roman"/>
+        <w:rPr>
+          <w:rFonts w:ascii="Arial" w:hAnsi="Arial" w:cs="Arial"/>
+        </w:rPr>
+      </w:pPr>
+      <w:r>
+        <w:rPr>
+          <w:rFonts w:ascii="Arial" w:eastAsia="Times New Roman" w:hAnsi="Arial" w:cs="Arial"/>
           <w:i/>
           <w:iCs/>
           <w:color w:val="404040"/>
@@ -796,10 +885,13 @@
     <w:p>
       <w:pPr>
         <w:spacing w:after="160" w:line="360" w:lineRule="auto"/>
-      </w:pPr>
-      <w:r>
-        <w:rPr>
-          <w:rFonts w:eastAsia="Times New Roman"/>
+        <w:rPr>
+          <w:rFonts w:ascii="Arial" w:hAnsi="Arial" w:cs="Arial"/>
+        </w:rPr>
+      </w:pPr>
+      <w:r>
+        <w:rPr>
+          <w:rFonts w:ascii="Arial" w:eastAsia="Times New Roman" w:hAnsi="Arial" w:cs="Arial"/>
         </w:rPr>
         <w:t>We appreciate the identification of these two distinct mechanism channels. We agree that disentangling their respective contributions deepens the paper’s theoretical contribution. Following this suggestion, we designed three controlled mechanism decomposition experiments (MD-A, MD-B, MD-C) within the BCAT simulation framework, using parameter configurations that selectively disable one channel while preserving the other. We report results in a new subsection titled “Mechanism decomposition: Coordination failure versus opinion clustering” and an accompanying new figure (Fig 10).</w:t>
       </w:r>
@@ -807,18 +899,22 @@
     <w:p>
       <w:pPr>
         <w:spacing w:after="160" w:line="360" w:lineRule="auto"/>
-      </w:pPr>
-      <w:r>
-        <w:rPr>
-          <w:rFonts w:eastAsia="Times New Roman"/>
-          <w:b/>
-          <w:bCs/>
-        </w:rPr>
+        <w:rPr>
+          <w:rFonts w:ascii="Arial" w:hAnsi="Arial" w:cs="Arial"/>
+        </w:rPr>
+      </w:pPr>
+      <w:r>
+        <w:rPr>
+          <w:rFonts w:ascii="Arial" w:eastAsia="Times New Roman" w:hAnsi="Arial" w:cs="Arial"/>
+          <w:b/>
+          <w:bCs/>
+        </w:rPr>
+        <w:lastRenderedPageBreak/>
         <w:t xml:space="preserve">Experiment MD-A (Coordination Failure Isolated). </w:t>
       </w:r>
       <w:r>
         <w:rPr>
-          <w:rFonts w:eastAsia="Times New Roman"/>
+          <w:rFonts w:ascii="Arial" w:eastAsia="Times New Roman" w:hAnsi="Arial" w:cs="Arial"/>
         </w:rPr>
         <w:t>We disabled opinion dynamics while ensuring universal positive attitudes by setting avg-of-attitudes = 80 with std-of-attitudes = 0, yielding att = 81 &gt; 50 for all non-pioneer agents, and bounded-confidence = 10 (the slider minimum). The attitude distance between pioneers (att = 100) and non-pioneers (att = 81) equals 19, which exceeds the communication threshold, so no opinion exchange occurs. FRI = 1.0 is guaranteed throughout. We swept avg-of-thresholds from 10 to 70, with 1,000 runs per point on both regular lattice and small-world (p = 0.10) topologies.</w:t>
       </w:r>
@@ -826,10 +922,13 @@
     <w:p>
       <w:pPr>
         <w:spacing w:after="160" w:line="360" w:lineRule="auto"/>
-      </w:pPr>
-      <w:r>
-        <w:rPr>
-          <w:rFonts w:eastAsia="Times New Roman"/>
+        <w:rPr>
+          <w:rFonts w:ascii="Arial" w:hAnsi="Arial" w:cs="Arial"/>
+        </w:rPr>
+      </w:pPr>
+      <w:r>
+        <w:rPr>
+          <w:rFonts w:ascii="Arial" w:eastAsia="Times New Roman" w:hAnsi="Arial" w:cs="Arial"/>
           <w:b/>
           <w:bCs/>
         </w:rPr>
@@ -837,7 +936,7 @@
       </w:r>
       <w:r>
         <w:rPr>
-          <w:rFonts w:eastAsia="Times New Roman"/>
+          <w:rFonts w:ascii="Arial" w:eastAsia="Times New Roman" w:hAnsi="Arial" w:cs="Arial"/>
         </w:rPr>
         <w:t>We set no-of-pioneers = 0, eliminating all adoption seeds. GSI remains at zero throughout, so opinion dynamics operates in complete isolation from adoption feedback. We used avg-of-attitudes = 50, std-of-attitudes = 15, and bounded-confidence = 50, with 1,000 runs. The key outcome is FRI at t = 300, which measures the fraction of agents retaining positive attitudes after opinion clustering reaches steady state.</w:t>
       </w:r>
@@ -845,19 +944,15 @@
     <w:p>
       <w:pPr>
         <w:spacing w:after="160" w:line="360" w:lineRule="auto"/>
-      </w:pPr>
-      <w:r>
-        <w:rPr>
-          <w:rFonts w:eastAsia="Times New Roman"/>
-        </w:rPr>
-        <w:t xml:space="preserve">Experiment MD-C (Full BCAT Baseline). We ran the full model with MD-B’s opinion parameters plus no-of-pioneers = 5, sweeping avg-of-thresholds from 10 to 70. Results (30,000 total simulation runs, 1,000 per configuration): MD-A reveals a sharp phase transition in coordination dynamics between avg-of-thresholds = 30 (GSI = 0.976) and 40 (GSI = 0.026) on </w:t>
-      </w:r>
-      <w:r>
-        <w:rPr>
-          <w:rFonts w:eastAsia="Times New Roman"/>
-        </w:rPr>
-        <w:lastRenderedPageBreak/>
-        <w:t>the regular lattice; at high thresholds (40–70), only the five pioneers adopt (GSI ≈ 0.013). MD-B shows that opinion clustering alone reduces FRI to 0.600 (lattice) and 0.618 (small-world)—a 40% contraction. The striking MD-C finding is that FRI recovers to approximately 1.0 across all threshold values, because the user-friendly testimony effect (Algorithm 3, Scenarios 1.1 and 2.2) pulls bounded-confidence-reachable neighbors above the attitude threshold. The opinion clustering contribution (1 − FRI) to the total gap is therefore negligible in the full model, and the coordination failure channel (FRI − GSI) dominates the gap. This reveals that the testimony effect acts as an endogenous corrective mechanism that counteracts opinion clustering—but only when the adoption cascade propagates.</w:t>
+        <w:rPr>
+          <w:rFonts w:ascii="Arial" w:hAnsi="Arial" w:cs="Arial"/>
+        </w:rPr>
+      </w:pPr>
+      <w:r>
+        <w:rPr>
+          <w:rFonts w:ascii="Arial" w:eastAsia="Times New Roman" w:hAnsi="Arial" w:cs="Arial"/>
+        </w:rPr>
+        <w:t>Experiment MD-C (Full BCAT Baseline). We ran the full model with MD-B’s opinion parameters plus no-of-pioneers = 5, sweeping avg-of-thresholds from 10 to 70. Results (30,000 total simulation runs, 1,000 per configuration): MD-A reveals a sharp phase transition in coordination dynamics between avg-of-thresholds = 30 (GSI = 0.976) and 40 (GSI = 0.026) on the regular lattice; at high thresholds (40–70), only the five pioneers adopt (GSI ≈ 0.013). MD-B shows that opinion clustering alone reduces FRI to 0.600 (lattice) and 0.618 (small-world)—a 40% contraction. The striking MD-C finding is that FRI recovers to approximately 1.0 across all threshold values, because the user-friendly testimony effect (Algorithm 3, Scenarios 1.1 and 2.2) pulls bounded-confidence-reachable neighbors above the attitude threshold. The opinion clustering contribution (1 − FRI) to the total gap is therefore negligible in the full model, and the coordination failure channel (FRI − GSI) dominates the gap. This reveals that the testimony effect acts as an endogenous corrective mechanism that counteracts opinion clustering—but only when the adoption cascade propagates.</w:t>
       </w:r>
     </w:p>
     <w:p>
@@ -867,10 +962,13 @@
         </w:pBdr>
         <w:spacing w:after="160" w:line="360" w:lineRule="auto"/>
         <w:ind w:left="480"/>
-      </w:pPr>
-      <w:r>
-        <w:rPr>
-          <w:rFonts w:eastAsia="Times New Roman"/>
+        <w:rPr>
+          <w:rFonts w:ascii="Arial" w:hAnsi="Arial" w:cs="Arial"/>
+        </w:rPr>
+      </w:pPr>
+      <w:r>
+        <w:rPr>
+          <w:rFonts w:ascii="Arial" w:eastAsia="Times New Roman" w:hAnsi="Arial" w:cs="Arial"/>
           <w:b/>
           <w:bCs/>
           <w:color w:val="2E75B6"/>
@@ -879,7 +977,7 @@
       </w:r>
       <w:r>
         <w:rPr>
-          <w:rFonts w:eastAsia="Times New Roman"/>
+          <w:rFonts w:ascii="Arial" w:eastAsia="Times New Roman" w:hAnsi="Arial" w:cs="Arial"/>
         </w:rPr>
         <w:t>A new subsection “Mechanism decomposition: Coordination failure versus opinion clustering” has been added to the Results section, reporting three controlled experiments (MD-A, MD-B, MD-C; 30,000 total runs across regular lattice and small-world topologies). Key findings: (1) MD-A reveals a phase transition in coordination failure between avg-of-thresholds = 30 (GSI = 0.976) and 40 (GSI = 0.026); (2) MD-B shows opinion clustering alone reduces FRI to 0.600; (3) MD-C demonstrates that the testimony effect recovers FRI to ≈1.0, making coordination failure the dominant channel. A new Fig 10 presents the two-panel decomposition. A new paragraph in the Discussion interprets the intervention implications of the two channels.</w:t>
       </w:r>
@@ -890,13 +988,22 @@
           <w:bottom w:val="single" w:sz="1" w:space="0" w:color="CCCCCC"/>
         </w:pBdr>
         <w:spacing w:before="120" w:after="120"/>
+        <w:rPr>
+          <w:rFonts w:ascii="Arial" w:hAnsi="Arial" w:cs="Arial"/>
+        </w:rPr>
       </w:pPr>
     </w:p>
     <w:p>
       <w:pPr>
         <w:pStyle w:val="2"/>
-      </w:pPr>
-      <w:r>
+        <w:rPr>
+          <w:rFonts w:ascii="Arial" w:hAnsi="Arial" w:cs="Arial"/>
+        </w:rPr>
+      </w:pPr>
+      <w:r>
+        <w:rPr>
+          <w:rFonts w:ascii="Arial" w:hAnsi="Arial" w:cs="Arial"/>
+        </w:rPr>
         <w:t>R1-3. Empirical Grounding</w:t>
       </w:r>
     </w:p>
@@ -907,10 +1014,13 @@
         </w:pBdr>
         <w:spacing w:after="160" w:line="360" w:lineRule="auto"/>
         <w:ind w:left="480"/>
-      </w:pPr>
-      <w:r>
-        <w:rPr>
-          <w:rFonts w:eastAsia="Times New Roman"/>
+        <w:rPr>
+          <w:rFonts w:ascii="Arial" w:hAnsi="Arial" w:cs="Arial"/>
+        </w:rPr>
+      </w:pPr>
+      <w:r>
+        <w:rPr>
+          <w:rFonts w:ascii="Arial" w:eastAsia="Times New Roman" w:hAnsi="Arial" w:cs="Arial"/>
           <w:i/>
           <w:iCs/>
           <w:color w:val="404040"/>
@@ -921,39 +1031,43 @@
     <w:p>
       <w:pPr>
         <w:spacing w:after="160" w:line="360" w:lineRule="auto"/>
-      </w:pPr>
-      <w:r>
-        <w:rPr>
-          <w:rFonts w:eastAsia="Times New Roman"/>
-        </w:rPr>
-        <w:t>We agree that the motivating cases deserved deeper treatment. In the revised manuscript, we insertedcase-specific interpretive paragraphs into the Discussion section, positioned after the parametric discussion most relevant to each case. Each paragraph maps the historically documented features of the case onto BCAT model parameters and simulation outcomes. We do not claim formal calibration but ground the theoretical interpretation in the known empirical characteristics of each example. No new simulations were required; these additions are interpretive elaborations based on existing sensitivity analysis results.</w:t>
-      </w:r>
-    </w:p>
-    <w:p>
-      <w:pPr>
-        <w:spacing w:after="160" w:line="360" w:lineRule="auto"/>
-      </w:pPr>
-      <w:r>
-        <w:rPr>
-          <w:rFonts w:eastAsia="Times New Roman"/>
-        </w:rPr>
-        <w:t xml:space="preserve">We discuss the Palm case after the avg-of-thresholds paragraph: mainstream consumers required </w:t>
-      </w:r>
-      <w:r>
-        <w:rPr>
-          <w:rFonts w:eastAsia="Times New Roman"/>
-        </w:rPr>
+        <w:rPr>
+          <w:rFonts w:ascii="Arial" w:hAnsi="Arial" w:cs="Arial"/>
+        </w:rPr>
+      </w:pPr>
+      <w:r>
+        <w:rPr>
+          <w:rFonts w:ascii="Arial" w:eastAsia="Times New Roman" w:hAnsi="Arial" w:cs="Arial"/>
+        </w:rPr>
+        <w:t xml:space="preserve">We agree that the motivating cases deserved deeper treatment. In the revised manuscript, we inserted</w:t>
         <w:lastRenderedPageBreak/>
-        <w:t>visible evidence of widespread peer adoption before committing to an unfamiliar device, corresponding to high avg-of-thresholds on a regular lattice where localized interactions prevented inter-neighborhood cascading. As illustrated in Fig 5, this configuration produces steadily rising FRI alongside near-zero GSI—precisely the Palm scenario.</w:t>
-      </w:r>
-    </w:p>
-    <w:p>
-      <w:pPr>
-        <w:spacing w:after="160" w:line="360" w:lineRule="auto"/>
-      </w:pPr>
-      <w:r>
-        <w:rPr>
-          <w:rFonts w:eastAsia="Times New Roman"/>
+        <w:t>case-specific interpretive paragraphs into the Discussion section, positioned after the parametric discussion most relevant to each case. Each paragraph maps the historically documented features of the case onto BCAT model parameters and simulation outcomes. We do not claim formal calibration but ground the theoretical interpretation in the known empirical characteristics of each example. No new simulations were required; these additions are interpretive elaborations based on existing sensitivity analysis results.</w:t>
+      </w:r>
+    </w:p>
+    <w:p>
+      <w:pPr>
+        <w:spacing w:after="160" w:line="360" w:lineRule="auto"/>
+        <w:rPr>
+          <w:rFonts w:ascii="Arial" w:hAnsi="Arial" w:cs="Arial"/>
+        </w:rPr>
+      </w:pPr>
+      <w:r>
+        <w:rPr>
+          <w:rFonts w:ascii="Arial" w:eastAsia="Times New Roman" w:hAnsi="Arial" w:cs="Arial"/>
+        </w:rPr>
+        <w:t>We discuss the Palm case after the avg-of-thresholds paragraph: mainstream consumers required visible evidence of widespread peer adoption before committing to an unfamiliar device, corresponding to high avg-of-thresholds on a regular lattice where localized interactions prevented inter-neighborhood cascading. As illustrated in Fig 5, this configuration produces steadily rising FRI alongside near-zero GSI—precisely the Palm scenario.</w:t>
+      </w:r>
+    </w:p>
+    <w:p>
+      <w:pPr>
+        <w:spacing w:after="160" w:line="360" w:lineRule="auto"/>
+        <w:rPr>
+          <w:rFonts w:ascii="Arial" w:hAnsi="Arial" w:cs="Arial"/>
+        </w:rPr>
+      </w:pPr>
+      <w:r>
+        <w:rPr>
+          <w:rFonts w:ascii="Arial" w:eastAsia="Times New Roman" w:hAnsi="Arial" w:cs="Arial"/>
         </w:rPr>
         <w:t>We discuss the Taiwanese film case after the avg-of-attitudes paragraph: the cinephile community held strongly positive attitudes, but the general audience’s baseline predisposition toward dark Taiwanese drama was low (low avg-of-attitudes), and the attitude gap between the two communities exceeded the bounded confidence threshold, preventing opinion propagation. As shown in Fig 8c–d, low avg-of-attitudes produces a plateau in adoption outcomes insensitive to other parameter variation.</w:t>
       </w:r>
@@ -961,10 +1075,13 @@
     <w:p>
       <w:pPr>
         <w:spacing w:after="160" w:line="360" w:lineRule="auto"/>
-      </w:pPr>
-      <w:r>
-        <w:rPr>
-          <w:rFonts w:eastAsia="Times New Roman"/>
+        <w:rPr>
+          <w:rFonts w:ascii="Arial" w:hAnsi="Arial" w:cs="Arial"/>
+        </w:rPr>
+      </w:pPr>
+      <w:r>
+        <w:rPr>
+          <w:rFonts w:ascii="Arial" w:eastAsia="Times New Roman" w:hAnsi="Arial" w:cs="Arial"/>
         </w:rPr>
         <w:t>We discuss the SOA case after the bounded-confidence paragraph: the primary barrier was the inability of technical architects to communicate across the professional vocabulary gap separating them from enterprise decision-makers—a textbook bounded-confidence clustering failure. As shown in Fig 8a–b, low bounded-confidence severely limits cross-cluster influence. The 2008 financial crisis then functioned as an exogenous negative shock to avg-of-attitudes. We added a reference to Erl (2005) for scholarly grounding.</w:t>
       </w:r>
@@ -972,10 +1089,13 @@
     <w:p>
       <w:pPr>
         <w:spacing w:after="160" w:line="360" w:lineRule="auto"/>
-      </w:pPr>
-      <w:r>
-        <w:rPr>
-          <w:rFonts w:eastAsia="Times New Roman"/>
+        <w:rPr>
+          <w:rFonts w:ascii="Arial" w:hAnsi="Arial" w:cs="Arial"/>
+        </w:rPr>
+      </w:pPr>
+      <w:r>
+        <w:rPr>
+          <w:rFonts w:ascii="Arial" w:eastAsia="Times New Roman" w:hAnsi="Arial" w:cs="Arial"/>
         </w:rPr>
         <w:t>We emphasize that these mappings are qualitative and interpretive: the BCAT model’s abstract 1–100 attitude scale cannot be directly calibrated to real-world consumer data. The model’s value lies in capturing structural mechanisms rather than providing quantitative predictions for any specific product or market.</w:t>
       </w:r>
@@ -987,10 +1107,13 @@
         </w:pBdr>
         <w:spacing w:after="160" w:line="360" w:lineRule="auto"/>
         <w:ind w:left="480"/>
-      </w:pPr>
-      <w:r>
-        <w:rPr>
-          <w:rFonts w:eastAsia="Times New Roman"/>
+        <w:rPr>
+          <w:rFonts w:ascii="Arial" w:hAnsi="Arial" w:cs="Arial"/>
+        </w:rPr>
+      </w:pPr>
+      <w:r>
+        <w:rPr>
+          <w:rFonts w:ascii="Arial" w:eastAsia="Times New Roman" w:hAnsi="Arial" w:cs="Arial"/>
           <w:b/>
           <w:bCs/>
           <w:color w:val="2E75B6"/>
@@ -999,7 +1122,7 @@
       </w:r>
       <w:r>
         <w:rPr>
-          <w:rFonts w:eastAsia="Times New Roman"/>
+          <w:rFonts w:ascii="Arial" w:eastAsia="Times New Roman" w:hAnsi="Arial" w:cs="Arial"/>
         </w:rPr>
         <w:t>Three case-specific interpretive paragraphs have been inserted into the Discussion section, each positioned after the parametric discussion most relevant to the case: (1) Palm handheld after the avg-of-thresholds paragraph, mapping the coordination failure on regular lattice topology to Fig 5; (2) The Bold, The Corrupt and The Beautiful after the avg-of-attitudes paragraph, mapping the attitude baseline gap to the adoption plateau in Fig 8c–d; (3) SOA after the bounded-confidence paragraph, mapping the professional vocabulary gap to bounded-confidence clustering failure in Fig 8a–b, with the 2008 crisis as an exogenous avg-of-attitudes shock. A reference to Erl (2005) has been added for scholarly grounding of the SOA case.</w:t>
       </w:r>
@@ -1010,13 +1133,22 @@
           <w:bottom w:val="single" w:sz="1" w:space="0" w:color="CCCCCC"/>
         </w:pBdr>
         <w:spacing w:before="120" w:after="120"/>
+        <w:rPr>
+          <w:rFonts w:ascii="Arial" w:hAnsi="Arial" w:cs="Arial"/>
+        </w:rPr>
       </w:pPr>
     </w:p>
     <w:p>
       <w:pPr>
         <w:pStyle w:val="2"/>
-      </w:pPr>
-      <w:r>
+        <w:rPr>
+          <w:rFonts w:ascii="Arial" w:hAnsi="Arial" w:cs="Arial"/>
+        </w:rPr>
+      </w:pPr>
+      <w:r>
+        <w:rPr>
+          <w:rFonts w:ascii="Arial" w:hAnsi="Arial" w:cs="Arial"/>
+        </w:rPr>
         <w:t>R1-4. Alternative Theories and Distinguishing Predictions</w:t>
       </w:r>
     </w:p>
@@ -1027,25 +1159,32 @@
         </w:pBdr>
         <w:spacing w:after="160" w:line="360" w:lineRule="auto"/>
         <w:ind w:left="480"/>
-      </w:pPr>
-      <w:r>
-        <w:rPr>
-          <w:rFonts w:eastAsia="Times New Roman"/>
+        <w:rPr>
+          <w:rFonts w:ascii="Arial" w:hAnsi="Arial" w:cs="Arial"/>
+        </w:rPr>
+      </w:pPr>
+      <w:r>
+        <w:rPr>
+          <w:rFonts w:ascii="Arial" w:eastAsia="Times New Roman" w:hAnsi="Arial" w:cs="Arial"/>
           <w:i/>
           <w:iCs/>
           <w:color w:val="404040"/>
         </w:rPr>
+        <w:t xml:space="preserve">Other theories can also account for the opinion–adoption gap: rational herding and information cascades (Banerjee 1992), network externalities and coordination games (Katz and Shapiro 1985), and global games </w:t>
         <w:lastRenderedPageBreak/>
-        <w:t>Other theories can also account for the opinion–adoption gap: rational herding and information cascades (Banerjee 1992), network externalities and coordination games (Katz and Shapiro 1985), and global games with heterogeneous thresholds (Morris and Shin 2003). Each mechanism implies different comparative statics. Discussing these distinctions, and suggesting how experiments or empirical tests might discriminate between them, would significantly enhance the paper’s contribution.</w:t>
-      </w:r>
-    </w:p>
-    <w:p>
-      <w:pPr>
-        <w:spacing w:after="160" w:line="360" w:lineRule="auto"/>
-      </w:pPr>
-      <w:r>
-        <w:rPr>
-          <w:rFonts w:eastAsia="Times New Roman"/>
+        <w:t>with heterogeneous thresholds (Morris and Shin 2003). Each mechanism implies different comparative statics. Discussing these distinctions, and suggesting how experiments or empirical tests might discriminate between them, would significantly enhance the paper’s contribution.</w:t>
+      </w:r>
+    </w:p>
+    <w:p>
+      <w:pPr>
+        <w:spacing w:after="160" w:line="360" w:lineRule="auto"/>
+        <w:rPr>
+          <w:rFonts w:ascii="Arial" w:hAnsi="Arial" w:cs="Arial"/>
+        </w:rPr>
+      </w:pPr>
+      <w:r>
+        <w:rPr>
+          <w:rFonts w:ascii="Arial" w:eastAsia="Times New Roman" w:hAnsi="Arial" w:cs="Arial"/>
         </w:rPr>
         <w:t>This suggestion substantially sharpens the paper’s theoretical positioning. We added a dedicated set of paragraphs to the Discussion section, positioned after the mechanism decomposition discussion and before the parameter-specific strategy recommendations, that systematically compares the BCAT model with the three alternative frameworks identified by the reviewer and articulates the structural differences in mechanism, comparative statics, and empirical identifiability.</w:t>
       </w:r>
@@ -1053,10 +1192,13 @@
     <w:p>
       <w:pPr>
         <w:spacing w:after="160" w:line="360" w:lineRule="auto"/>
-      </w:pPr>
-      <w:r>
-        <w:rPr>
-          <w:rFonts w:eastAsia="Times New Roman"/>
+        <w:rPr>
+          <w:rFonts w:ascii="Arial" w:hAnsi="Arial" w:cs="Arial"/>
+        </w:rPr>
+      </w:pPr>
+      <w:r>
+        <w:rPr>
+          <w:rFonts w:ascii="Arial" w:eastAsia="Times New Roman" w:hAnsi="Arial" w:cs="Arial"/>
           <w:b/>
           <w:bCs/>
         </w:rPr>
@@ -1064,7 +1206,7 @@
       </w:r>
       <w:r>
         <w:rPr>
-          <w:rFonts w:eastAsia="Times New Roman"/>
+          <w:rFonts w:ascii="Arial" w:eastAsia="Times New Roman" w:hAnsi="Arial" w:cs="Arial"/>
         </w:rPr>
         <w:t>In Banerjee’s model, agents observe the sequential actions of predecessors and rationally update beliefs, potentially leading to herding behavior where private information is discarded in favor of following the crowd. The key distinction from BCAT is that information cascade models involve no opinion exchange—agents strategically delay or imitate rather than communicate and update attitudes. Information cascades can therefore produce widespread adoption even when private attitudes are not uniformly positive (herding overrides private information), whereas the BCAT model strictly requires positive attitudes as a necessary condition for adoption. This generates a testable prediction: if empirical data show products adopted en masse despite mixed private sentiments (measurable through anonymous surveys), the information cascade model would be supported over BCAT.</w:t>
       </w:r>
@@ -1072,10 +1214,13 @@
     <w:p>
       <w:pPr>
         <w:spacing w:after="160" w:line="360" w:lineRule="auto"/>
-      </w:pPr>
-      <w:r>
-        <w:rPr>
-          <w:rFonts w:eastAsia="Times New Roman"/>
+        <w:rPr>
+          <w:rFonts w:ascii="Arial" w:hAnsi="Arial" w:cs="Arial"/>
+        </w:rPr>
+      </w:pPr>
+      <w:r>
+        <w:rPr>
+          <w:rFonts w:ascii="Arial" w:eastAsia="Times New Roman" w:hAnsi="Arial" w:cs="Arial"/>
           <w:b/>
           <w:bCs/>
         </w:rPr>
@@ -1083,7 +1228,7 @@
       </w:r>
       <w:r>
         <w:rPr>
-          <w:rFonts w:eastAsia="Times New Roman"/>
+          <w:rFonts w:ascii="Arial" w:eastAsia="Times New Roman" w:hAnsi="Arial" w:cs="Arial"/>
         </w:rPr>
         <w:t>In this framework, adoption failure arises from installed-base dependence: the utility of adopting increases with the number of existing adopters, creating a coordination problem independent of opinion dynamics. The distinguishing comparative static concerns network topology: the BCAT model predicts a larger opinion–adoption gap in highly clustered networks (e.g., small-world) because localized clustering traps adoption cascades within communities, whereas coordination games predict a larger gap in sparser networks because coordination is more difficult when agents have fewer connections and less information about aggregate adoption levels.</w:t>
       </w:r>
@@ -1091,10 +1236,13 @@
     <w:p>
       <w:pPr>
         <w:spacing w:after="160" w:line="360" w:lineRule="auto"/>
-      </w:pPr>
-      <w:r>
-        <w:rPr>
-          <w:rFonts w:eastAsia="Times New Roman"/>
+        <w:rPr>
+          <w:rFonts w:ascii="Arial" w:hAnsi="Arial" w:cs="Arial"/>
+        </w:rPr>
+      </w:pPr>
+      <w:r>
+        <w:rPr>
+          <w:rFonts w:ascii="Arial" w:eastAsia="Times New Roman" w:hAnsi="Arial" w:cs="Arial"/>
           <w:b/>
           <w:bCs/>
         </w:rPr>
@@ -1102,25 +1250,21 @@
       </w:r>
       <w:r>
         <w:rPr>
-          <w:rFonts w:eastAsia="Times New Roman"/>
-        </w:rPr>
-        <w:t xml:space="preserve">In the global games framework, coordination failure arises from higher-order belief uncertainty: even when all agents hold favorable attitudes, </w:t>
-      </w:r>
-      <w:r>
-        <w:rPr>
-          <w:rFonts w:eastAsia="Times New Roman"/>
-        </w:rPr>
-        <w:lastRenderedPageBreak/>
-        <w:t>uncertainty about whether others also hold favorable attitudes (and whether others know that others do) can prevent coordinated action. The critical distinction from BCAT is that global games are inherently static—they do not model the temporal evolution of attitudes. BCAT, by contrast, can explain time-dependent phenomena such as attitudes that converge favorably in the early period but fragment later, leading to adoption failure—a dynamic pattern that the static global games framework cannot generate.</w:t>
-      </w:r>
-    </w:p>
-    <w:p>
-      <w:pPr>
-        <w:spacing w:after="160" w:line="360" w:lineRule="auto"/>
-      </w:pPr>
-      <w:r>
-        <w:rPr>
-          <w:rFonts w:eastAsia="Times New Roman"/>
+          <w:rFonts w:ascii="Arial" w:eastAsia="Times New Roman" w:hAnsi="Arial" w:cs="Arial"/>
+        </w:rPr>
+        <w:t>In the global games framework, coordination failure arises from higher-order belief uncertainty: even when all agents hold favorable attitudes, uncertainty about whether others also hold favorable attitudes (and whether others know that others do) can prevent coordinated action. The critical distinction from BCAT is that global games are inherently static—they do not model the temporal evolution of attitudes. BCAT, by contrast, can explain time-dependent phenomena such as attitudes that converge favorably in the early period but fragment later, leading to adoption failure—a dynamic pattern that the static global games framework cannot generate.</w:t>
+      </w:r>
+    </w:p>
+    <w:p>
+      <w:pPr>
+        <w:spacing w:after="160" w:line="360" w:lineRule="auto"/>
+        <w:rPr>
+          <w:rFonts w:ascii="Arial" w:hAnsi="Arial" w:cs="Arial"/>
+        </w:rPr>
+      </w:pPr>
+      <w:r>
+        <w:rPr>
+          <w:rFonts w:ascii="Arial" w:eastAsia="Times New Roman" w:hAnsi="Arial" w:cs="Arial"/>
         </w:rPr>
         <w:t>We conclude the new subsection by discussing how future empirical research could discriminate among these theories. Time-series attitude data (e.g., from social media sentiment analysis) would provide a natural testing ground, as only the BCAT model generates detailed predictions about the temporal trajectory of attitude evolution prior to adoption outcomes.</w:t>
       </w:r>
@@ -1132,10 +1276,13 @@
         </w:pBdr>
         <w:spacing w:after="160" w:line="360" w:lineRule="auto"/>
         <w:ind w:left="480"/>
-      </w:pPr>
-      <w:r>
-        <w:rPr>
-          <w:rFonts w:eastAsia="Times New Roman"/>
+        <w:rPr>
+          <w:rFonts w:ascii="Arial" w:hAnsi="Arial" w:cs="Arial"/>
+        </w:rPr>
+      </w:pPr>
+      <w:r>
+        <w:rPr>
+          <w:rFonts w:ascii="Arial" w:eastAsia="Times New Roman" w:hAnsi="Arial" w:cs="Arial"/>
           <w:b/>
           <w:bCs/>
           <w:color w:val="2E75B6"/>
@@ -1144,9 +1291,11 @@
       </w:r>
       <w:r>
         <w:rPr>
-          <w:rFonts w:eastAsia="Times New Roman"/>
-        </w:rPr>
-        <w:t>Six new paragraphs have been added to the Discussion section comparing BCAT with three alternative frameworks. Key distinguishing predictions: (1) vs. Banerjee (1992): BCAT produces S-curve adoption (Figs 4, 6a) rather than step-function cascades, and social influence operates through attitude transmission rather than Bayesian inference; (2) vs. Katz &amp; Shapiro (1985): BCAT predicts larger adoption gaps in clustered networks (supported by Table 3 Feature Importance data), opposite to the coordination game prediction; (3) vs. Morris &amp; Shin (2003): BCAT contains no higher-order belief mechanism—when FRI = 1.0 and thresholds are low, adoption necessarily occurs (confirmed by MD-A experiments). References to Banerjee (1992), Katz &amp; Shapiro (1985), and Morris &amp; Shin (2003) have been added.</w:t>
+          <w:rFonts w:ascii="Arial" w:eastAsia="Times New Roman" w:hAnsi="Arial" w:cs="Arial"/>
+        </w:rPr>
+        <w:t xml:space="preserve">Six new paragraphs have been added to the Discussion section comparing BCAT </w:t>
+        <w:lastRenderedPageBreak/>
+        <w:t>with three alternative frameworks. Key distinguishing predictions: (1) vs. Banerjee (1992): BCAT produces S-curve adoption (Figs 4, 6a) rather than step-function cascades, and social influence operates through attitude transmission rather than Bayesian inference; (2) vs. Katz &amp; Shapiro (1985): BCAT predicts larger adoption gaps in clustered networks (supported by Table 3 Feature Importance data), opposite to the coordination game prediction; (3) vs. Morris &amp; Shin (2003): BCAT contains no higher-order belief mechanism—when FRI = 1.0 and thresholds are low, adoption necessarily occurs (confirmed by MD-A experiments). References to Banerjee (1992), Katz &amp; Shapiro (1985), and Morris &amp; Shin (2003) have been added.</w:t>
       </w:r>
     </w:p>
     <w:p>
@@ -1155,13 +1304,22 @@
           <w:bottom w:val="single" w:sz="1" w:space="0" w:color="CCCCCC"/>
         </w:pBdr>
         <w:spacing w:before="120" w:after="120"/>
+        <w:rPr>
+          <w:rFonts w:ascii="Arial" w:hAnsi="Arial" w:cs="Arial"/>
+        </w:rPr>
       </w:pPr>
     </w:p>
     <w:p>
       <w:pPr>
         <w:pStyle w:val="2"/>
-      </w:pPr>
-      <w:r>
+        <w:rPr>
+          <w:rFonts w:ascii="Arial" w:hAnsi="Arial" w:cs="Arial"/>
+        </w:rPr>
+      </w:pPr>
+      <w:r>
+        <w:rPr>
+          <w:rFonts w:ascii="Arial" w:hAnsi="Arial" w:cs="Arial"/>
+        </w:rPr>
         <w:t>R1-Minor. Reference Error: Gong et al. (2020)</w:t>
       </w:r>
     </w:p>
@@ -1172,10 +1330,13 @@
         </w:pBdr>
         <w:spacing w:after="160" w:line="360" w:lineRule="auto"/>
         <w:ind w:left="480"/>
-      </w:pPr>
-      <w:r>
-        <w:rPr>
-          <w:rFonts w:eastAsia="Times New Roman"/>
+        <w:rPr>
+          <w:rFonts w:ascii="Arial" w:hAnsi="Arial" w:cs="Arial"/>
+        </w:rPr>
+      </w:pPr>
+      <w:r>
+        <w:rPr>
+          <w:rFonts w:ascii="Arial" w:eastAsia="Times New Roman" w:hAnsi="Arial" w:cs="Arial"/>
           <w:i/>
           <w:iCs/>
           <w:color w:val="404040"/>
@@ -1186,31 +1347,15 @@
     <w:p>
       <w:pPr>
         <w:spacing w:after="160" w:line="360" w:lineRule="auto"/>
-      </w:pPr>
-      <w:r>
-        <w:rPr>
-          <w:rFonts w:eastAsia="Times New Roman"/>
-        </w:rPr>
-        <w:t>We thank the reviewer for catching this error. We confirmed that the text “Hence, the source code used for this project may require significant modification to be applied to new studies” is a technical annotation from the BCAT simulation codebase that was inadvertently introduced into the title field during manuscript preparation. This is a field contamination error, not an incorrect citation. The correct title is “A loud but harsh voice: The impact of celebrity endorsement on online WOM,” published in Journal of Management Science (</w:t>
-      </w:r>
-      <w:r>
-        <w:rPr>
-          <w:rFonts w:ascii="新細明體" w:eastAsia="新細明體" w:hAnsi="新細明體" w:cs="新細明體" w:hint="eastAsia"/>
-        </w:rPr>
-        <w:t>管理科学</w:t>
-      </w:r>
-      <w:r>
-        <w:rPr>
-          <w:rFonts w:eastAsia="Times New Roman"/>
-        </w:rPr>
-        <w:t xml:space="preserve">), 2020, volume 33, issue 2, pages 114–126. We corrected this in the revised manuscript and conducted a systematic review </w:t>
-      </w:r>
-      <w:r>
-        <w:rPr>
-          <w:rFonts w:eastAsia="Times New Roman"/>
-        </w:rPr>
-        <w:lastRenderedPageBreak/>
-        <w:t>of all remaining reference entries, confirming that the error is isolated to this single entry.</w:t>
+        <w:rPr>
+          <w:rFonts w:ascii="Arial" w:hAnsi="Arial" w:cs="Arial"/>
+        </w:rPr>
+      </w:pPr>
+      <w:r>
+        <w:rPr>
+          <w:rFonts w:ascii="Arial" w:eastAsia="Times New Roman" w:hAnsi="Arial" w:cs="Arial"/>
+        </w:rPr>
+        <w:t>We thank the reviewer for catching this error. We confirmed that the text “Hence, the source code used for this project may require significant modification to be applied to new studies” is a technical annotation from the BCAT simulation codebase that was inadvertently introduced into the title field during manuscript preparation. This is a field contamination error, not an incorrect citation. The correct title is “A loud but harsh voice: The impact of celebrity endorsement on online WOM,” published in Journal of Management Science (管理科学), 2020, volume 33, issue 2, pages 114–126. We corrected this in the revised manuscript and conducted a systematic review of all remaining reference entries, confirming that the error is isolated to this single entry.</w:t>
       </w:r>
     </w:p>
     <w:p>
@@ -1220,10 +1365,13 @@
         </w:pBdr>
         <w:spacing w:after="160" w:line="360" w:lineRule="auto"/>
         <w:ind w:left="480"/>
-      </w:pPr>
-      <w:r>
-        <w:rPr>
-          <w:rFonts w:eastAsia="Times New Roman"/>
+        <w:rPr>
+          <w:rFonts w:ascii="Arial" w:hAnsi="Arial" w:cs="Arial"/>
+        </w:rPr>
+      </w:pPr>
+      <w:r>
+        <w:rPr>
+          <w:rFonts w:ascii="Arial" w:eastAsia="Times New Roman" w:hAnsi="Arial" w:cs="Arial"/>
           <w:b/>
           <w:bCs/>
           <w:color w:val="2E75B6"/>
@@ -1232,21 +1380,35 @@
       </w:r>
       <w:r>
         <w:rPr>
-          <w:rFonts w:eastAsia="Times New Roman"/>
+          <w:rFonts w:ascii="Arial" w:eastAsia="Times New Roman" w:hAnsi="Arial" w:cs="Arial"/>
         </w:rPr>
         <w:t>The reference entry for Gong et al. (2020) has been corrected with the verified title and complete bibliographic information in the References section.</w:t>
       </w:r>
     </w:p>
     <w:p>
-      <w:r>
+      <w:pPr>
+        <w:rPr>
+          <w:rFonts w:ascii="Arial" w:hAnsi="Arial" w:cs="Arial"/>
+        </w:rPr>
+      </w:pPr>
+      <w:r>
+        <w:rPr>
+          <w:rFonts w:ascii="Arial" w:hAnsi="Arial" w:cs="Arial"/>
+        </w:rPr>
         <w:br w:type="page"/>
       </w:r>
     </w:p>
     <w:p>
       <w:pPr>
         <w:pStyle w:val="1"/>
-      </w:pPr>
-      <w:r>
+        <w:rPr>
+          <w:rFonts w:ascii="Arial" w:hAnsi="Arial" w:cs="Arial"/>
+        </w:rPr>
+      </w:pPr>
+      <w:r>
+        <w:rPr>
+          <w:rFonts w:ascii="Arial" w:hAnsi="Arial" w:cs="Arial"/>
+        </w:rPr>
         <w:lastRenderedPageBreak/>
         <w:t>Part III: Response to Reviewer #2</w:t>
       </w:r>
@@ -1254,10 +1416,13 @@
     <w:p>
       <w:pPr>
         <w:spacing w:after="160" w:line="360" w:lineRule="auto"/>
-      </w:pPr>
-      <w:r>
-        <w:rPr>
-          <w:rFonts w:eastAsia="Times New Roman"/>
+        <w:rPr>
+          <w:rFonts w:ascii="Arial" w:hAnsi="Arial" w:cs="Arial"/>
+        </w:rPr>
+      </w:pPr>
+      <w:r>
+        <w:rPr>
+          <w:rFonts w:ascii="Arial" w:eastAsia="Times New Roman" w:hAnsi="Arial" w:cs="Arial"/>
         </w:rPr>
         <w:t>We thank Reviewer #2 for the rigorous and technically detailed evaluation. The reviewer’s identification of the discrepancy between our theoretical framing and simulation implementation, and the call for finite-size scaling analysis, led to significant methodological improvements.</w:t>
       </w:r>
@@ -1265,8 +1430,14 @@
     <w:p>
       <w:pPr>
         <w:pStyle w:val="2"/>
-      </w:pPr>
-      <w:r>
+        <w:rPr>
+          <w:rFonts w:ascii="Arial" w:hAnsi="Arial" w:cs="Arial"/>
+        </w:rPr>
+      </w:pPr>
+      <w:r>
+        <w:rPr>
+          <w:rFonts w:ascii="Arial" w:hAnsi="Arial" w:cs="Arial"/>
+        </w:rPr>
         <w:t>R2-1. Discrepancy Between Deffuant Model and Simulation Implementation</w:t>
       </w:r>
     </w:p>
@@ -1277,10 +1448,13 @@
         </w:pBdr>
         <w:spacing w:after="160" w:line="360" w:lineRule="auto"/>
         <w:ind w:left="480"/>
-      </w:pPr>
-      <w:r>
-        <w:rPr>
-          <w:rFonts w:eastAsia="Times New Roman"/>
+        <w:rPr>
+          <w:rFonts w:ascii="Arial" w:hAnsi="Arial" w:cs="Arial"/>
+        </w:rPr>
+      </w:pPr>
+      <w:r>
+        <w:rPr>
+          <w:rFonts w:ascii="Arial" w:eastAsia="Times New Roman" w:hAnsi="Arial" w:cs="Arial"/>
           <w:i/>
           <w:iCs/>
           <w:color w:val="404040"/>
@@ -1291,10 +1465,13 @@
     <w:p>
       <w:pPr>
         <w:spacing w:after="160" w:line="360" w:lineRule="auto"/>
-      </w:pPr>
-      <w:r>
-        <w:rPr>
-          <w:rFonts w:eastAsia="Times New Roman"/>
+        <w:rPr>
+          <w:rFonts w:ascii="Arial" w:hAnsi="Arial" w:cs="Arial"/>
+        </w:rPr>
+      </w:pPr>
+      <w:r>
+        <w:rPr>
+          <w:rFonts w:ascii="Arial" w:eastAsia="Times New Roman" w:hAnsi="Arial" w:cs="Arial"/>
         </w:rPr>
         <w:t>We thank the reviewer for this technically precise observation. We address it in two parts.</w:t>
       </w:r>
@@ -1302,10 +1479,13 @@
     <w:p>
       <w:pPr>
         <w:spacing w:after="160" w:line="360" w:lineRule="auto"/>
-      </w:pPr>
-      <w:r>
-        <w:rPr>
-          <w:rFonts w:eastAsia="Times New Roman"/>
+        <w:rPr>
+          <w:rFonts w:ascii="Arial" w:hAnsi="Arial" w:cs="Arial"/>
+        </w:rPr>
+      </w:pPr>
+      <w:r>
+        <w:rPr>
+          <w:rFonts w:ascii="Arial" w:eastAsia="Times New Roman" w:hAnsi="Arial" w:cs="Arial"/>
         </w:rPr>
         <w:t>Part 1: The integer attitude scale is a deliberate and mathematically equivalent discretization. The integer scale [1, 100] is a uniform discretization of the continuous interval [0, 1] into 100 equally spaced levels, where each integer unit corresponds to an interval of 0.01. The bounded confidence parameter max-opinion-distance follows the same convention: a value of 40 corresponds to a confidence threshold of ε = 0.40 in the standard literature. We made this design choice to facilitate sensitivity analysis and to align the attitude scale with survey-style measurement instruments. We added a note in the Simulation Model Specifications section stating this equivalence.</w:t>
       </w:r>
@@ -1313,10 +1493,13 @@
     <w:p>
       <w:pPr>
         <w:spacing w:after="160" w:line="360" w:lineRule="auto"/>
-      </w:pPr>
-      <w:r>
-        <w:rPr>
-          <w:rFonts w:eastAsia="Times New Roman"/>
+        <w:rPr>
+          <w:rFonts w:ascii="Arial" w:hAnsi="Arial" w:cs="Arial"/>
+        </w:rPr>
+      </w:pPr>
+      <w:r>
+        <w:rPr>
+          <w:rFonts w:ascii="Arial" w:eastAsia="Times New Roman" w:hAnsi="Arial" w:cs="Arial"/>
           <w:b/>
           <w:bCs/>
         </w:rPr>
@@ -1324,44 +1507,45 @@
       </w:r>
       <w:r>
         <w:rPr>
-          <w:rFonts w:eastAsia="Times New Roman"/>
-        </w:rPr>
-        <w:t xml:space="preserve">The reviewer’s deeper observation concerns the relationship between the mathematical description in the Related Models section and the actual update mechanism in Algorithm 3. Section 2 of the original manuscript introduces the Deffuant et al. (2002) Relative Agreement (RA) model, which features agent-specific, time-varying uncertainty parameters and computes attitude adjustments as a function of confidence interval overlap (Equations 1 and 2). However, the BCAT opinion update procedure implements the rule att_new = round(C + μ × (B − C)), where μ is the fixed convergence-rate parameter. This rule does not involve any uncertainty parameter, does not compute confidence interval overlap, and does not update any agent-specific confidence bound. It is structurally equivalent to the </w:t>
-      </w:r>
-      <w:r>
-        <w:rPr>
-          <w:rFonts w:eastAsia="Times New Roman"/>
-        </w:rPr>
+          <w:rFonts w:ascii="Arial" w:eastAsia="Times New Roman" w:hAnsi="Arial" w:cs="Arial"/>
+        </w:rPr>
+        <w:t>The reviewer’s deeper observation concerns the relationship between the mathematical description in the Related Models section and the actual update mechanism in Algorithm 3. Section 2 of the original manuscript introduces the Deffuant et al. (2002) Relative Agreement (RA) model, which features agent-specific, time-varying uncertainty parameters and computes attitude adjustments as a function of confidence interval overlap (Equations 1 and 2). However, the BCAT opinion update procedure implements the rule att_new = round(C + μ × (B − C)), where μ is the fixed convergence-rate parameter. This rule does not involve any uncertainty parameter, does not compute confidence interval overlap, and does not update any agent-specific confidence bound. It is structurally equivalent to the simple Deffuant bounded confidence model (Deffuant et al., 2000)—specifically, the pairwise random interaction variant in which two agents adjust their opinions by a fixed fraction μ of their difference, provided the difference falls below a global fixed threshold ε.</w:t>
+      </w:r>
+    </w:p>
+    <w:p>
+      <w:pPr>
+        <w:spacing w:after="160" w:line="360" w:lineRule="auto"/>
+        <w:rPr>
+          <w:rFonts w:ascii="Arial" w:hAnsi="Arial" w:cs="Arial"/>
+        </w:rPr>
+      </w:pPr>
+      <w:r>
+        <w:rPr>
+          <w:rFonts w:ascii="Arial" w:eastAsia="Times New Roman" w:hAnsi="Arial" w:cs="Arial"/>
+          <w:b/>
+          <w:bCs/>
+        </w:rPr>
+        <w:t xml:space="preserve">Manuscript changes: </w:t>
+      </w:r>
+      <w:r>
+        <w:rPr>
+          <w:rFonts w:ascii="Arial" w:eastAsia="Times New Roman" w:hAnsi="Arial" w:cs="Arial"/>
+        </w:rPr>
+        <w:t xml:space="preserve">We revised Section 2 accordingly. We retained the description of the RA model and its equations as literature context, but added a disambiguation sentence stating that the BCAT model does not implement the full RA update rule. A new paragraph positions the BCAT opinion update mechanism as a networked, discretized, adoption-status-conditioned extension of the simple Deffuant bounded confidence model (Deffuant et al., 2000). A new comparative table (Table 1) summarizes the structural relationships among the HK</w:t>
         <w:lastRenderedPageBreak/>
-        <w:t>simple Deffuant bounded confidence model (Deffuant et al., 2000)—specifically, the pairwise random interaction variant in which two agents adjust their opinions by a fixed fraction μ of their difference, provided the difference falls below a global fixed threshold ε.</w:t>
-      </w:r>
-    </w:p>
-    <w:p>
-      <w:pPr>
-        <w:spacing w:after="160" w:line="360" w:lineRule="auto"/>
-      </w:pPr>
-      <w:r>
-        <w:rPr>
-          <w:rFonts w:eastAsia="Times New Roman"/>
-          <w:b/>
-          <w:bCs/>
-        </w:rPr>
-        <w:t xml:space="preserve">Manuscript changes: </w:t>
-      </w:r>
-      <w:r>
-        <w:rPr>
-          <w:rFonts w:eastAsia="Times New Roman"/>
-        </w:rPr>
-        <w:t>We revised Section 2 accordingly. We retained the description of the RA model and its equations as literature context, but added a disambiguation sentence stating that the BCAT model does not implement the full RA update rule. A new paragraph positions the BCAT opinion update mechanism as a networked, discretized, adoption-status-conditioned extension of the simple Deffuant bounded confidence model (Deffuant et al., 2000). A new comparative table (Table 1) summarizes the structural relationships among the HKmodel, the Deffuant RA model, and the BCAT opinion component across eight dimensions. We rewrote the Algorithm 3 description in the Simulation Model Specifications section to specify the fixed-rate convergence rule, the ε = max-opinion-distance/100 equivalence, and the absence of any agent-specific uncertainty parameter. Table 2 now includes a note on the integer-to-continuous mapping. These clarifications affect the theoretical positioning of the model but do not require any changes to the simulation itself.</w:t>
-      </w:r>
-    </w:p>
-    <w:p>
-      <w:pPr>
-        <w:spacing w:after="160" w:line="360" w:lineRule="auto"/>
-      </w:pPr>
-      <w:r>
-        <w:rPr>
-          <w:rFonts w:eastAsia="Times New Roman"/>
+        <w:t>model, the Deffuant RA model, and the BCAT opinion component across eight dimensions. We rewrote the Algorithm 3 description in the Simulation Model Specifications section to specify the fixed-rate convergence rule, the ε = max-opinion-distance/100 equivalence, and the absence of any agent-specific uncertainty parameter. Table 2 now includes a note on the integer-to-continuous mapping. These clarifications affect the theoretical positioning of the model but do not require any changes to the simulation itself.</w:t>
+      </w:r>
+    </w:p>
+    <w:p>
+      <w:pPr>
+        <w:spacing w:after="160" w:line="360" w:lineRule="auto"/>
+        <w:rPr>
+          <w:rFonts w:ascii="Arial" w:hAnsi="Arial" w:cs="Arial"/>
+        </w:rPr>
+      </w:pPr>
+      <w:r>
+        <w:rPr>
+          <w:rFonts w:ascii="Arial" w:eastAsia="Times New Roman" w:hAnsi="Arial" w:cs="Arial"/>
           <w:b/>
           <w:bCs/>
         </w:rPr>
@@ -1369,7 +1553,7 @@
       </w:r>
       <w:r>
         <w:rPr>
-          <w:rFonts w:eastAsia="Times New Roman"/>
+          <w:rFonts w:ascii="Arial" w:eastAsia="Times New Roman" w:hAnsi="Arial" w:cs="Arial"/>
         </w:rPr>
         <w:t>that these clarifications affect the model’s theoretical positioning but do not require any changes to the simulation itself. The BCAT model’s scientific contribution lies in integrating a bounded confidence opinion dynamics mechanism with adoption threshold diffusion, and in the adoption-status-conditioned feedback structure that generates the opinion–adoption gap. The revised framing makes this contribution more precise rather than diminishing it. We added a reference to the original simple Deffuant bounded confidence model (Deffuant et al., 2000).</w:t>
       </w:r>
@@ -1381,10 +1565,13 @@
         </w:pBdr>
         <w:spacing w:after="160" w:line="360" w:lineRule="auto"/>
         <w:ind w:left="480"/>
-      </w:pPr>
-      <w:r>
-        <w:rPr>
-          <w:rFonts w:eastAsia="Times New Roman"/>
+        <w:rPr>
+          <w:rFonts w:ascii="Arial" w:hAnsi="Arial" w:cs="Arial"/>
+        </w:rPr>
+      </w:pPr>
+      <w:r>
+        <w:rPr>
+          <w:rFonts w:ascii="Arial" w:eastAsia="Times New Roman" w:hAnsi="Arial" w:cs="Arial"/>
           <w:b/>
           <w:bCs/>
           <w:color w:val="2E75B6"/>
@@ -1393,7 +1580,7 @@
       </w:r>
       <w:r>
         <w:rPr>
-          <w:rFonts w:eastAsia="Times New Roman"/>
+          <w:rFonts w:ascii="Arial" w:eastAsia="Times New Roman" w:hAnsi="Arial" w:cs="Arial"/>
         </w:rPr>
         <w:t>(1) A disambiguation sentence has been added after Equations 1 and 2, explicitly stating that the BCAT model does not implement the full RA update rule. (2) A new paragraph at the end of the Related Models section positions the BCAT opinion component as a networked, discretized, adoption-status-conditioned extension of the simple Deffuant bounded confidence model (Deffuant et al., 2000), with a fixed global ε = max-opinion-distance/100. (3) The Algorithm 3 description in the Simulation Model Specifications section has been rewritten to specify the fixed-rate convergence rule att_new = round(C + μ × (B − C)), the ε equivalence, and the absence of dynamic uncertainty parameters. (4) Table 2 now includes a note on the integer-to-continuous mapping for attitude values.</w:t>
       </w:r>
@@ -1405,20 +1592,22 @@
         </w:pBdr>
         <w:spacing w:after="160" w:line="360" w:lineRule="auto"/>
         <w:ind w:left="480"/>
-      </w:pPr>
-      <w:r>
-        <w:rPr>
-          <w:rFonts w:eastAsia="Times New Roman"/>
+        <w:rPr>
+          <w:rFonts w:ascii="Arial" w:hAnsi="Arial" w:cs="Arial"/>
+        </w:rPr>
+      </w:pPr>
+      <w:r>
+        <w:rPr>
+          <w:rFonts w:ascii="Arial" w:eastAsia="Times New Roman" w:hAnsi="Arial" w:cs="Arial"/>
           <w:b/>
           <w:bCs/>
           <w:color w:val="2E75B6"/>
         </w:rPr>
-        <w:lastRenderedPageBreak/>
-        <w:t>Manuscript change (new Table 1):</w:t>
-      </w:r>
-      <w:r>
-        <w:rPr>
-          <w:rFonts w:eastAsia="Times New Roman"/>
+        <w:t xml:space="preserve">Manuscript change (new Table 1):</w:t>
+      </w:r>
+      <w:r>
+        <w:rPr>
+          <w:rFonts w:ascii="Arial" w:eastAsia="Times New Roman" w:hAnsi="Arial" w:cs="Arial"/>
         </w:rPr>
         <w:t>A comparative table (Table 1) has been added at the end of the Related Models section, with columns for Model Feature, HK Model, Deffuant RA Model, and BCAT Opinion Component, covering eight dimensions: Interaction structure, Confidence threshold, Opinion space, Update timing, Uncertainty dynamics, Convergence parameter, Network structure, and Adoption-status conditioning.</w:t>
       </w:r>
@@ -1429,13 +1618,22 @@
           <w:bottom w:val="single" w:sz="1" w:space="0" w:color="CCCCCC"/>
         </w:pBdr>
         <w:spacing w:before="120" w:after="120"/>
+        <w:rPr>
+          <w:rFonts w:ascii="Arial" w:hAnsi="Arial" w:cs="Arial"/>
+        </w:rPr>
       </w:pPr>
     </w:p>
     <w:p>
       <w:pPr>
         <w:pStyle w:val="2"/>
-      </w:pPr>
-      <w:r>
+        <w:rPr>
+          <w:rFonts w:ascii="Arial" w:hAnsi="Arial" w:cs="Arial"/>
+        </w:rPr>
+      </w:pPr>
+      <w:r>
+        <w:rPr>
+          <w:rFonts w:ascii="Arial" w:hAnsi="Arial" w:cs="Arial"/>
+        </w:rPr>
         <w:t>R2-2. Update Scheme: Synchronous vs. Asynchronous</w:t>
       </w:r>
     </w:p>
@@ -1446,10 +1644,13 @@
         </w:pBdr>
         <w:spacing w:after="160" w:line="360" w:lineRule="auto"/>
         <w:ind w:left="480"/>
-      </w:pPr>
-      <w:r>
-        <w:rPr>
-          <w:rFonts w:eastAsia="Times New Roman"/>
+        <w:rPr>
+          <w:rFonts w:ascii="Arial" w:hAnsi="Arial" w:cs="Arial"/>
+        </w:rPr>
+      </w:pPr>
+      <w:r>
+        <w:rPr>
+          <w:rFonts w:ascii="Arial" w:eastAsia="Times New Roman" w:hAnsi="Arial" w:cs="Arial"/>
           <w:i/>
           <w:iCs/>
           <w:color w:val="404040"/>
@@ -1460,21 +1661,27 @@
     <w:p>
       <w:pPr>
         <w:spacing w:after="160" w:line="360" w:lineRule="auto"/>
-      </w:pPr>
-      <w:r>
-        <w:rPr>
-          <w:rFonts w:eastAsia="Times New Roman"/>
-        </w:rPr>
-        <w:t>We thank the reviewer for raising this methodological point. The BCAT model uses a pseudo-concurrent update scheme, implemented via the ask-concurrent command in NetLogo 4.0.5. Under ask-concurrent, all agents are processed in a randomly shuffled order within each tick, and each agent’s state modifications take effect immediately. The Python 3 reimplementation faithfully reproduces this behavior. This scheme lies between strictly synchronous updating (where all agents read old states before any writes occur) and strictly sequential updating with a fixed order (where position in the queue systematically advantages certain agents).</w:t>
-      </w:r>
-    </w:p>
-    <w:p>
-      <w:pPr>
-        <w:spacing w:after="160" w:line="360" w:lineRule="auto"/>
-      </w:pPr>
-      <w:r>
-        <w:rPr>
-          <w:rFonts w:eastAsia="Times New Roman"/>
+        <w:rPr>
+          <w:rFonts w:ascii="Arial" w:hAnsi="Arial" w:cs="Arial"/>
+        </w:rPr>
+      </w:pPr>
+      <w:r>
+        <w:rPr>
+          <w:rFonts w:ascii="Arial" w:eastAsia="Times New Roman" w:hAnsi="Arial" w:cs="Arial"/>
+        </w:rPr>
+        <w:t xml:space="preserve">We thank the reviewer for raising this methodological point. The BCAT model uses a pseudo-concurrent update scheme, implemented via the ask-concurrent command in NetLogo 4.0.5. Under ask-concurrent, all agents are processed in a randomly shuffled order within each tick, and each agent’s state modifications take effect immediately. The Python 3 reimplementation faithfully reproduces this behavior. This scheme lies between strictly synchronous updating (where all agents read old states before any writes occur) and strictly sequential updating with a fixed order (where position in the queue systematically advantages certain agents).</w:t>
+      </w:r>
+    </w:p>
+    <w:p>
+      <w:pPr>
+        <w:spacing w:after="160" w:line="360" w:lineRule="auto"/>
+        <w:rPr>
+          <w:rFonts w:ascii="Arial" w:hAnsi="Arial" w:cs="Arial"/>
+        </w:rPr>
+      </w:pPr>
+      <w:r>
+        <w:rPr>
+          <w:rFonts w:ascii="Arial" w:eastAsia="Times New Roman" w:hAnsi="Arial" w:cs="Arial"/>
         </w:rPr>
         <w:t>We chose this scheme because the random reshuffling of execution order at each tick ensures that no agent systematically benefits from its position in the processing sequence. The randomness in the simulation therefore comes from four well-defined stochastic elements: (1) the random selection of a neighbor for each agent per tick, (2) the initial random assignment of attitude and threshold values, (3) the random or clustered placement of pioneer agents, and (4) the random execution order within each tick. Because each source is controlled and reproducible given a fixed random seed, the sensitivity analysis results in Table 3 reflect model parameter effects rather than systematic scheduling artifacts.</w:t>
       </w:r>
@@ -1486,10 +1693,13 @@
         </w:pBdr>
         <w:spacing w:after="160" w:line="360" w:lineRule="auto"/>
         <w:ind w:left="480"/>
-      </w:pPr>
-      <w:r>
-        <w:rPr>
-          <w:rFonts w:eastAsia="Times New Roman"/>
+        <w:rPr>
+          <w:rFonts w:ascii="Arial" w:hAnsi="Arial" w:cs="Arial"/>
+        </w:rPr>
+      </w:pPr>
+      <w:r>
+        <w:rPr>
+          <w:rFonts w:ascii="Arial" w:eastAsia="Times New Roman" w:hAnsi="Arial" w:cs="Arial"/>
           <w:b/>
           <w:bCs/>
           <w:color w:val="2E75B6"/>
@@ -1498,16 +1708,9 @@
       </w:r>
       <w:r>
         <w:rPr>
-          <w:rFonts w:eastAsia="Times New Roman"/>
-        </w:rPr>
-        <w:t xml:space="preserve">Two new paragraphs have been added to the Simulation Model Specifications section, immediately following the adoption decision-making description. The first paragraph explains the pseudo-concurrent update semantics of ask-concurrent (random-order sequential execution with immediate writes) and </w:t>
-      </w:r>
-      <w:r>
-        <w:rPr>
-          <w:rFonts w:eastAsia="Times New Roman"/>
-        </w:rPr>
-        <w:lastRenderedPageBreak/>
-        <w:t>confirms that the Python 3 reimplementation faithfully reproduces this behavior. The second paragraph states the methodological rationale: random reshuffling of execution order at each tick prevents systematic scheduling bias, and identifies four controlled stochastic elements ensuring that sensitivity analysis results in Table 3 reflect model parameter effects.</w:t>
+          <w:rFonts w:ascii="Arial" w:eastAsia="Times New Roman" w:hAnsi="Arial" w:cs="Arial"/>
+        </w:rPr>
+        <w:t>Two new paragraphs have been added to the Simulation Model Specifications section, immediately following the adoption decision-making description. The first paragraph explains the pseudo-concurrent update semantics of ask-concurrent (random-order sequential execution with immediate writes) and confirms that the Python 3 reimplementation faithfully reproduces this behavior. The second paragraph states the methodological rationale: random reshuffling of execution order at each tick prevents systematic scheduling bias, and identifies four controlled stochastic elements ensuring that sensitivity analysis results in Table 3 reflect model parameter effects.</w:t>
       </w:r>
     </w:p>
     <w:p>
@@ -1517,10 +1720,13 @@
         </w:pBdr>
         <w:spacing w:after="160" w:line="360" w:lineRule="auto"/>
         <w:ind w:left="480"/>
-      </w:pPr>
-      <w:r>
-        <w:rPr>
-          <w:rFonts w:eastAsia="Times New Roman"/>
+        <w:rPr>
+          <w:rFonts w:ascii="Arial" w:hAnsi="Arial" w:cs="Arial"/>
+        </w:rPr>
+      </w:pPr>
+      <w:r>
+        <w:rPr>
+          <w:rFonts w:ascii="Arial" w:eastAsia="Times New Roman" w:hAnsi="Arial" w:cs="Arial"/>
           <w:b/>
           <w:bCs/>
           <w:color w:val="2E75B6"/>
@@ -1534,13 +1740,22 @@
           <w:bottom w:val="single" w:sz="1" w:space="0" w:color="CCCCCC"/>
         </w:pBdr>
         <w:spacing w:before="120" w:after="120"/>
+        <w:rPr>
+          <w:rFonts w:ascii="Arial" w:hAnsi="Arial" w:cs="Arial"/>
+        </w:rPr>
       </w:pPr>
     </w:p>
     <w:p>
       <w:pPr>
         <w:pStyle w:val="2"/>
-      </w:pPr>
-      <w:r>
+        <w:rPr>
+          <w:rFonts w:ascii="Arial" w:hAnsi="Arial" w:cs="Arial"/>
+        </w:rPr>
+      </w:pPr>
+      <w:r>
+        <w:rPr>
+          <w:rFonts w:ascii="Arial" w:hAnsi="Arial" w:cs="Arial"/>
+        </w:rPr>
         <w:t>R2-3. Adoption Threshold Scaling (0–100 vs. 0–1)</w:t>
       </w:r>
     </w:p>
@@ -1551,10 +1766,13 @@
         </w:pBdr>
         <w:spacing w:after="160" w:line="360" w:lineRule="auto"/>
         <w:ind w:left="480"/>
-      </w:pPr>
-      <w:r>
-        <w:rPr>
-          <w:rFonts w:eastAsia="Times New Roman"/>
+        <w:rPr>
+          <w:rFonts w:ascii="Arial" w:hAnsi="Arial" w:cs="Arial"/>
+        </w:rPr>
+      </w:pPr>
+      <w:r>
+        <w:rPr>
+          <w:rFonts w:ascii="Arial" w:eastAsia="Times New Roman" w:hAnsi="Arial" w:cs="Arial"/>
           <w:i/>
           <w:iCs/>
           <w:color w:val="404040"/>
@@ -1565,10 +1783,13 @@
     <w:p>
       <w:pPr>
         <w:spacing w:after="160" w:line="360" w:lineRule="auto"/>
-      </w:pPr>
-      <w:r>
-        <w:rPr>
-          <w:rFonts w:eastAsia="Times New Roman"/>
+        <w:rPr>
+          <w:rFonts w:ascii="Arial" w:hAnsi="Arial" w:cs="Arial"/>
+        </w:rPr>
+      </w:pPr>
+      <w:r>
+        <w:rPr>
+          <w:rFonts w:ascii="Arial" w:eastAsia="Times New Roman" w:hAnsi="Arial" w:cs="Arial"/>
         </w:rPr>
         <w:t>We thank the reviewer for this observation, which is well-founded from a reporting transparency standpoint. As clarified in our response to R2-1, the integer scale [1, 100] used throughout the BCAT model is a uniform 100-level discretization of the continuous interval [0, 1], where each integer unit corresponds to an interval of 0.01. This scaling convention applies uniformly to both attitude values and adoption thresholds. An avg-of-thresholds value of 40, for instance, represents a mean adoption threshold of θ = 0.40 in the fractional notation standard in the diffusion literature (Watts, 2004; Valente, 1996), meaning that an agent adopts only when the proportion of its neighbors who have already adopted meets or exceeds 40%. The adoption decision rule of Algorithm 3 enforces this equivalence by computing the neighbor adoption proportion (a value in [0, 1]) and comparing it against theta/100. The two sides of the inequality therefore operate on identical scales, and the model’s mathematical behavior is exactly equivalent to a formulation using fractional thresholds in [0.01, 1.00].</w:t>
       </w:r>
@@ -1576,11 +1797,15 @@
     <w:p>
       <w:pPr>
         <w:spacing w:after="160" w:line="360" w:lineRule="auto"/>
-      </w:pPr>
-      <w:r>
-        <w:rPr>
-          <w:rFonts w:eastAsia="Times New Roman"/>
-        </w:rPr>
+        <w:rPr>
+          <w:rFonts w:ascii="Arial" w:hAnsi="Arial" w:cs="Arial"/>
+        </w:rPr>
+      </w:pPr>
+      <w:r>
+        <w:rPr>
+          <w:rFonts w:ascii="Arial" w:eastAsia="Times New Roman" w:hAnsi="Arial" w:cs="Arial"/>
+        </w:rPr>
+        <w:lastRenderedPageBreak/>
         <w:t>We acknowledge that the original manuscript did not make this scaling equivalence explicit. In the revised manuscript, we added a clarifying statement in the Table 2 parameter description for avg-of-thresholds and std-of-thresholds, and appended a footnote to Table 3 providing the fractional equivalents for the threshold parameter values used in the sensitivity analysis. No changes to the simulation code or model behavior are required.</w:t>
       </w:r>
     </w:p>
@@ -1591,10 +1816,13 @@
         </w:pBdr>
         <w:spacing w:after="160" w:line="360" w:lineRule="auto"/>
         <w:ind w:left="480"/>
-      </w:pPr>
-      <w:r>
-        <w:rPr>
-          <w:rFonts w:eastAsia="Times New Roman"/>
+        <w:rPr>
+          <w:rFonts w:ascii="Arial" w:hAnsi="Arial" w:cs="Arial"/>
+        </w:rPr>
+      </w:pPr>
+      <w:r>
+        <w:rPr>
+          <w:rFonts w:ascii="Arial" w:eastAsia="Times New Roman" w:hAnsi="Arial" w:cs="Arial"/>
           <w:b/>
           <w:bCs/>
           <w:color w:val="2E75B6"/>
@@ -1603,16 +1831,9 @@
       </w:r>
       <w:r>
         <w:rPr>
-          <w:rFonts w:eastAsia="Times New Roman"/>
-        </w:rPr>
-        <w:t xml:space="preserve">The Table 2 description for avg-of-thresholds and std-of-thresholds now states: “Threshold values follow the same [1, 100] ≡ [0.01, 1.00] discretization convention as attitude values: in the adoption decision rule </w:t>
-      </w:r>
-      <w:r>
-        <w:rPr>
-          <w:rFonts w:eastAsia="Times New Roman"/>
-        </w:rPr>
-        <w:lastRenderedPageBreak/>
-        <w:t>(Algorithm 3), the integer threshold is divided by 100 before comparison with the neighbor adoption proportion, yielding fractional thresholds consistent with the standard convention in the diffusion literature (Watts, 2004; Valente, 1996). For example, avg-of-thresholds = 40 corresponds to a mean fractional threshold of θ = 0.40, requiring at least 40% of an agent’s neighbors to have adopted before the agent itself adopts.”</w:t>
+          <w:rFonts w:ascii="Arial" w:eastAsia="Times New Roman" w:hAnsi="Arial" w:cs="Arial"/>
+        </w:rPr>
+        <w:t>The Table 2 description for avg-of-thresholds and std-of-thresholds now states: “Threshold values follow the same [1, 100] ≡ [0.01, 1.00] discretization convention as attitude values: in the adoption decision rule (Algorithm 3), the integer threshold is divided by 100 before comparison with the neighbor adoption proportion, yielding fractional thresholds consistent with the standard convention in the diffusion literature (Watts, 2004; Valente, 1996). For example, avg-of-thresholds = 40 corresponds to a mean fractional threshold of θ = 0.40, requiring at least 40% of an agent’s neighbors to have adopted before the agent itself adopts.”</w:t>
       </w:r>
     </w:p>
     <w:p>
@@ -1622,19 +1843,22 @@
         </w:pBdr>
         <w:spacing w:after="160" w:line="360" w:lineRule="auto"/>
         <w:ind w:left="480"/>
-      </w:pPr>
-      <w:r>
-        <w:rPr>
-          <w:rFonts w:eastAsia="Times New Roman"/>
+        <w:rPr>
+          <w:rFonts w:ascii="Arial" w:hAnsi="Arial" w:cs="Arial"/>
+        </w:rPr>
+      </w:pPr>
+      <w:r>
+        <w:rPr>
+          <w:rFonts w:ascii="Arial" w:eastAsia="Times New Roman" w:hAnsi="Arial" w:cs="Arial"/>
           <w:b/>
           <w:bCs/>
           <w:color w:val="2E75B6"/>
         </w:rPr>
-        <w:t>Manuscript change (Table 3):</w:t>
-      </w:r>
-      <w:r>
-        <w:rPr>
-          <w:rFonts w:eastAsia="Times New Roman"/>
+        <w:t xml:space="preserve">Manuscript change (Table 3):</w:t>
+      </w:r>
+      <w:r>
+        <w:rPr>
+          <w:rFonts w:ascii="Arial" w:eastAsia="Times New Roman" w:hAnsi="Arial" w:cs="Arial"/>
         </w:rPr>
         <w:t>A footnote has been added to Table 3 stating: “All avg-of-thresholds values are stored as integers in [1, 100] and are equivalent to fractional adoption thresholds in [0.01, 1.00] via the conversion θ = avg-of-thresholds/100, as implemented in the adoption decision rule of Algorithm 3. The sensitivity analysis sweeps avg-of-thresholds across the range [10, 70], corresponding to fractional thresholds of [0.10, 0.70].”</w:t>
       </w:r>
@@ -1645,13 +1869,22 @@
           <w:bottom w:val="single" w:sz="1" w:space="0" w:color="CCCCCC"/>
         </w:pBdr>
         <w:spacing w:before="120" w:after="120"/>
+        <w:rPr>
+          <w:rFonts w:ascii="Arial" w:hAnsi="Arial" w:cs="Arial"/>
+        </w:rPr>
       </w:pPr>
     </w:p>
     <w:p>
       <w:pPr>
         <w:pStyle w:val="2"/>
-      </w:pPr>
-      <w:r>
+        <w:rPr>
+          <w:rFonts w:ascii="Arial" w:hAnsi="Arial" w:cs="Arial"/>
+        </w:rPr>
+      </w:pPr>
+      <w:r>
+        <w:rPr>
+          <w:rFonts w:ascii="Arial" w:hAnsi="Arial" w:cs="Arial"/>
+        </w:rPr>
         <w:t>R2-4. Incomplete Statistical Reporting in Table 3</w:t>
       </w:r>
     </w:p>
@@ -1662,10 +1895,13 @@
         </w:pBdr>
         <w:spacing w:after="160" w:line="360" w:lineRule="auto"/>
         <w:ind w:left="480"/>
-      </w:pPr>
-      <w:r>
-        <w:rPr>
-          <w:rFonts w:eastAsia="Times New Roman"/>
+        <w:rPr>
+          <w:rFonts w:ascii="Arial" w:hAnsi="Arial" w:cs="Arial"/>
+        </w:rPr>
+      </w:pPr>
+      <w:r>
+        <w:rPr>
+          <w:rFonts w:ascii="Arial" w:eastAsia="Times New Roman" w:hAnsi="Arial" w:cs="Arial"/>
           <w:i/>
           <w:iCs/>
           <w:color w:val="404040"/>
@@ -1676,10 +1912,13 @@
     <w:p>
       <w:pPr>
         <w:spacing w:after="160" w:line="360" w:lineRule="auto"/>
-      </w:pPr>
-      <w:r>
-        <w:rPr>
-          <w:rFonts w:eastAsia="Times New Roman"/>
+        <w:rPr>
+          <w:rFonts w:ascii="Arial" w:hAnsi="Arial" w:cs="Arial"/>
+        </w:rPr>
+      </w:pPr>
+      <w:r>
+        <w:rPr>
+          <w:rFonts w:ascii="Arial" w:eastAsia="Times New Roman" w:hAnsi="Arial" w:cs="Arial"/>
           <w:b/>
           <w:bCs/>
         </w:rPr>
@@ -1687,7 +1926,7 @@
       </w:r>
       <w:r>
         <w:rPr>
-          <w:rFonts w:eastAsia="Times New Roman"/>
+          <w:rFonts w:ascii="Arial" w:eastAsia="Times New Roman" w:hAnsi="Arial" w:cs="Arial"/>
         </w:rPr>
         <w:t>We apologize for this omission. We computed the feature importance values using a Random Forest regression ensemble with 100 trees and the mean decrease in impurity (Gini importance) criterion, with all other hyperparameters at their default values. We added this information to the Sensitivity Analysis subsection of the Results section.</w:t>
       </w:r>
@@ -1695,10 +1934,13 @@
     <w:p>
       <w:pPr>
         <w:spacing w:after="160" w:line="360" w:lineRule="auto"/>
-      </w:pPr>
-      <w:r>
-        <w:rPr>
-          <w:rFonts w:eastAsia="Times New Roman"/>
+        <w:rPr>
+          <w:rFonts w:ascii="Arial" w:hAnsi="Arial" w:cs="Arial"/>
+        </w:rPr>
+      </w:pPr>
+      <w:r>
+        <w:rPr>
+          <w:rFonts w:ascii="Arial" w:eastAsia="Times New Roman" w:hAnsi="Arial" w:cs="Arial"/>
           <w:b/>
           <w:bCs/>
         </w:rPr>
@@ -1706,7 +1948,7 @@
       </w:r>
       <w:r>
         <w:rPr>
-          <w:rFonts w:eastAsia="Times New Roman"/>
+          <w:rFonts w:ascii="Arial" w:eastAsia="Times New Roman" w:hAnsi="Arial" w:cs="Arial"/>
         </w:rPr>
         <w:t>We revised Table 3 to include standard errors for the Random Forest feature importance values, computed as the standard deviation of per-tree importance values across the 100-tree ensemble divided by √100. All SE values are ≤ 0.001 (rounding to 0.00 at two decimal places), reflecting the high stability of importance estimates over the large sample sizes used (N = 15,876 to 100,548). For the remaining four methods—multivariate regression, partial correlation, standardized regression, and parameter importance (Pearson correlation)—the reported values are deterministic analytical results given the input data, so standard errors are not applicable. A footnote in Table 3 clarifies this distinction.</w:t>
       </w:r>
@@ -1714,10 +1956,13 @@
     <w:p>
       <w:pPr>
         <w:spacing w:after="160" w:line="360" w:lineRule="auto"/>
-      </w:pPr>
-      <w:r>
-        <w:rPr>
-          <w:rFonts w:eastAsia="Times New Roman"/>
+        <w:rPr>
+          <w:rFonts w:ascii="Arial" w:hAnsi="Arial" w:cs="Arial"/>
+        </w:rPr>
+      </w:pPr>
+      <w:r>
+        <w:rPr>
+          <w:rFonts w:ascii="Arial" w:eastAsia="Times New Roman" w:hAnsi="Arial" w:cs="Arial"/>
           <w:b/>
           <w:bCs/>
         </w:rPr>
@@ -1725,16 +1970,9 @@
       </w:r>
       <w:r>
         <w:rPr>
-          <w:rFonts w:eastAsia="Times New Roman"/>
-        </w:rPr>
-        <w:t xml:space="preserve">Following the reviewer’s prompt, we conducted a systematic audit of all values in Table 3 and discovered that the Parameter Importance section contained a copy-paste error: the values were inadvertently duplicated from the Standardized Regression </w:t>
-      </w:r>
-      <w:r>
-        <w:rPr>
-          <w:rFonts w:eastAsia="Times New Roman"/>
-        </w:rPr>
-        <w:lastRenderedPageBreak/>
-        <w:t>section with rows and columns transposed. We corrected this error. The Parameter Importance rows now report Pearson correlation coefficients between each parameter and the adoption outcome variable, computed directly from the sensitivity analysis data. We also verified that the “All” row values across all five analysis methods are consistent with the aggregated dataset (N = 100,548 observations across four network topologies). We sincerely apologize for this error in the original submission. We also added a footnote to Table 3 explaining why the corrected Parameter Importance values closely approximate the Standardized Regression coefficients: because the five input parameters are varied independently in the sensitivity analysis design, the predictors are approximately orthogonal, and the two measures are mathematically equivalent under this condition.</w:t>
+          <w:rFonts w:ascii="Arial" w:eastAsia="Times New Roman" w:hAnsi="Arial" w:cs="Arial"/>
+        </w:rPr>
+        <w:t xml:space="preserve">Following the reviewer’s prompt, we conducted a systematic audit of all values in Table 3 and discovered that the Parameter Importance section contained a copy-paste error: the values were inadvertently duplicated from the Standardized Regression section with rows and columns transposed. We corrected this error. The Parameter Importance rows now report Pearson correlation coefficients between each parameter and the adoption outcome variable, computed directly from the sensitivity analysis data. We also verified that the “All” row values across all five analysis methods are consistent with the aggregated dataset (N = 100,548 observations across four network topologies). We sincerely apologize for this error in the original submission. We also added a footnote to Table 3 explaining why the corrected Parameter Importance values closely approximate the Standardized Regression coefficients: because the five input parameters are varied independently in the sensitivity analysis design, the predictors are approximately orthogonal, and the two measures are mathematically equivalent under this condition.</w:t>
       </w:r>
     </w:p>
     <w:p>
@@ -1744,19 +1982,22 @@
         </w:pBdr>
         <w:spacing w:after="160" w:line="360" w:lineRule="auto"/>
         <w:ind w:left="480"/>
-      </w:pPr>
-      <w:r>
-        <w:rPr>
-          <w:rFonts w:eastAsia="Times New Roman"/>
+        <w:rPr>
+          <w:rFonts w:ascii="Arial" w:hAnsi="Arial" w:cs="Arial"/>
+        </w:rPr>
+      </w:pPr>
+      <w:r>
+        <w:rPr>
+          <w:rFonts w:ascii="Arial" w:eastAsia="Times New Roman" w:hAnsi="Arial" w:cs="Arial"/>
           <w:b/>
           <w:bCs/>
           <w:color w:val="2E75B6"/>
         </w:rPr>
-        <w:t>Manuscript change (Sensitivity Analysis text):</w:t>
-      </w:r>
-      <w:r>
-        <w:rPr>
-          <w:rFonts w:eastAsia="Times New Roman"/>
+        <w:t xml:space="preserve">Manuscript change (Sensitivity Analysis text):</w:t>
+      </w:r>
+      <w:r>
+        <w:rPr>
+          <w:rFonts w:ascii="Arial" w:eastAsia="Times New Roman" w:hAnsi="Arial" w:cs="Arial"/>
         </w:rPr>
         <w:t>A sentence has been added identifying the five statistical methods used, including: “Feature importance from a Random Forest regression ensemble (100 trees, mean decrease in impurity criterion, default hyperparameters).”</w:t>
       </w:r>
@@ -1768,19 +2009,22 @@
         </w:pBdr>
         <w:spacing w:after="160" w:line="360" w:lineRule="auto"/>
         <w:ind w:left="480"/>
-      </w:pPr>
-      <w:r>
-        <w:rPr>
-          <w:rFonts w:eastAsia="Times New Roman"/>
+        <w:rPr>
+          <w:rFonts w:ascii="Arial" w:hAnsi="Arial" w:cs="Arial"/>
+        </w:rPr>
+      </w:pPr>
+      <w:r>
+        <w:rPr>
+          <w:rFonts w:ascii="Arial" w:eastAsia="Times New Roman" w:hAnsi="Arial" w:cs="Arial"/>
           <w:b/>
           <w:bCs/>
           <w:color w:val="2E75B6"/>
         </w:rPr>
-        <w:t>Manuscript change (Table 3):</w:t>
-      </w:r>
-      <w:r>
-        <w:rPr>
-          <w:rFonts w:eastAsia="Times New Roman"/>
+        <w:t xml:space="preserve">Manuscript change (Table 3):</w:t>
+      </w:r>
+      <w:r>
+        <w:rPr>
+          <w:rFonts w:ascii="Arial" w:eastAsia="Times New Roman" w:hAnsi="Arial" w:cs="Arial"/>
         </w:rPr>
         <w:t>Feature Importance values now include ±SE. The Parameter Importance section has been corrected with verified Pearson correlation values. A footnote explains that SE is computed from per-tree importances (all SE ≤ 0.001), and that the remaining four methods produce deterministic analytical results.</w:t>
       </w:r>
@@ -1791,13 +2035,22 @@
           <w:bottom w:val="single" w:sz="1" w:space="0" w:color="CCCCCC"/>
         </w:pBdr>
         <w:spacing w:before="120" w:after="120"/>
+        <w:rPr>
+          <w:rFonts w:ascii="Arial" w:hAnsi="Arial" w:cs="Arial"/>
+        </w:rPr>
       </w:pPr>
     </w:p>
     <w:p>
       <w:pPr>
         <w:pStyle w:val="2"/>
-      </w:pPr>
-      <w:r>
+        <w:rPr>
+          <w:rFonts w:ascii="Arial" w:hAnsi="Arial" w:cs="Arial"/>
+        </w:rPr>
+      </w:pPr>
+      <w:r>
+        <w:rPr>
+          <w:rFonts w:ascii="Arial" w:hAnsi="Arial" w:cs="Arial"/>
+        </w:rPr>
         <w:t>R2-5. Finite-Size Scaling Analysis</w:t>
       </w:r>
     </w:p>
@@ -1808,10 +2061,13 @@
         </w:pBdr>
         <w:spacing w:after="160" w:line="360" w:lineRule="auto"/>
         <w:ind w:left="480"/>
-      </w:pPr>
-      <w:r>
-        <w:rPr>
-          <w:rFonts w:eastAsia="Times New Roman"/>
+        <w:rPr>
+          <w:rFonts w:ascii="Arial" w:hAnsi="Arial" w:cs="Arial"/>
+        </w:rPr>
+      </w:pPr>
+      <w:r>
+        <w:rPr>
+          <w:rFonts w:ascii="Arial" w:eastAsia="Times New Roman" w:hAnsi="Arial" w:cs="Arial"/>
           <w:i/>
           <w:iCs/>
           <w:color w:val="404040"/>
@@ -1822,30 +2078,44 @@
     <w:p>
       <w:pPr>
         <w:spacing w:after="160" w:line="360" w:lineRule="auto"/>
-      </w:pPr>
-      <w:r>
-        <w:rPr>
-          <w:rFonts w:eastAsia="Times New Roman"/>
-        </w:rPr>
-        <w:t xml:space="preserve">We agree that establishing robustness with respect to system size is important. We conducted finite-size scaling experiments at N=400 (20×20), N=900 (30×30), N=1,600 (40×40), and N=2,500 (50×50), using identical parameter configurations (avg-of-attitudes=50, std-of-attitudes=15, bounded-confidence=50, avg-of-thresholds swept from 10 to 70, 30 replications per configuration). The results confirm that the “best game no one played” phenomenon—high FRI coexisting with near-zero GSI—persists at all system sizes tested, confirming that the observed adoption failure is a robust collective behavior rather than a stochastic artifact of the N=400 </w:t>
-      </w:r>
-      <w:r>
-        <w:rPr>
-          <w:rFonts w:eastAsia="Times New Roman"/>
-        </w:rPr>
-        <w:lastRenderedPageBreak/>
-        <w:t>baseline. The sharp phase transition at avg-of-thresholds between 30 and 40, and the dominance of avg-of-thresholds as the primary determinant of adoption outcomes, hold across all system sizes. We added a note at the end of the sensitivity analysis subsection in Results, and the experimental data are available in the public repository.</w:t>
-      </w:r>
-    </w:p>
-    <w:p>
-      <w:pPr>
-        <w:spacing w:after="160" w:line="360" w:lineRule="auto"/>
-      </w:pPr>
-    </w:p>
-    <w:p>
-      <w:pPr>
-        <w:spacing w:after="160" w:line="360" w:lineRule="auto"/>
-      </w:pPr>
+        <w:rPr>
+          <w:rFonts w:ascii="Arial" w:hAnsi="Arial" w:cs="Arial"/>
+        </w:rPr>
+      </w:pPr>
+      <w:r>
+        <w:rPr>
+          <w:rFonts w:ascii="Arial" w:eastAsia="Times New Roman" w:hAnsi="Arial" w:cs="Arial"/>
+        </w:rPr>
+        <w:t>We agree that establishing robustness with respect to system size is important. We conducted finite-size scaling experiments at N=400 (20×20), N=900 (30×30), N=1,600 (40×40), and N=2,500 (50×50), using identical parameter configurations (avg-of-attitudes=50, std-of-attitudes=15, bounded-confidence=50, avg-of-thresholds swept from 10 to 70, 30 replications per configuration). The results confirm that the “best game no one played” phenomenon—high FRI coexisting with near-zero GSI—persists at all system sizes tested, confirming that the observed adoption failure is a robust collective behavior rather than a stochastic artifact of the N=400 baseline. The sharp phase transition at avg-of-thresholds between 30 and 40, and the dominance of avg-of-thresholds as the primary determinant of adoption outcomes, hold across all system sizes. We added a note at the end of the sensitivity analysis subsection in Results, and the experimental data are available in the public repository.</w:t>
+      </w:r>
+    </w:p>
+    <w:p>
+      <w:pPr>
+        <w:spacing w:after="160" w:line="360" w:lineRule="auto"/>
+        <w:rPr>
+          <w:rFonts w:ascii="Arial" w:hAnsi="Arial" w:cs="Arial"/>
+        </w:rPr>
+      </w:pPr>
+      <w:r>
+        <w:rPr>
+          <w:rFonts w:ascii="Arial" w:eastAsia="Times New Roman" w:hAnsi="Arial" w:cs="Arial"/>
+        </w:rPr>
+        <w:t/>
+      </w:r>
+    </w:p>
+    <w:p>
+      <w:pPr>
+        <w:spacing w:after="160" w:line="360" w:lineRule="auto"/>
+        <w:rPr>
+          <w:rFonts w:ascii="Arial" w:hAnsi="Arial" w:cs="Arial"/>
+        </w:rPr>
+      </w:pPr>
+      <w:r>
+        <w:rPr>
+          <w:rFonts w:ascii="Arial" w:eastAsia="Times New Roman" w:hAnsi="Arial" w:cs="Arial"/>
+        </w:rPr>
+        <w:t/>
+      </w:r>
     </w:p>
     <w:p>
       <w:pPr>
@@ -1854,10 +2124,13 @@
         </w:pBdr>
         <w:spacing w:after="160" w:line="360" w:lineRule="auto"/>
         <w:ind w:left="480"/>
-      </w:pPr>
-      <w:r>
-        <w:rPr>
-          <w:rFonts w:eastAsia="Times New Roman"/>
+        <w:rPr>
+          <w:rFonts w:ascii="Arial" w:hAnsi="Arial" w:cs="Arial"/>
+        </w:rPr>
+      </w:pPr>
+      <w:r>
+        <w:rPr>
+          <w:rFonts w:ascii="Arial" w:eastAsia="Times New Roman" w:hAnsi="Arial" w:cs="Arial"/>
           <w:b/>
           <w:bCs/>
           <w:color w:val="2E75B6"/>
@@ -1866,7 +2139,7 @@
       </w:r>
       <w:r>
         <w:rPr>
-          <w:rFonts w:eastAsia="Times New Roman"/>
+          <w:rFonts w:ascii="Arial" w:eastAsia="Times New Roman" w:hAnsi="Arial" w:cs="Arial"/>
         </w:rPr>
         <w:t>A sentence has been added at the end of the sensitivity analysis subsection in the Results section, noting that finite-size scaling experiments at N=900, N=1,600, and N=2,500 confirmed the robustness of all qualitative phenomena, including the opinion–adoption gap, the phase transition at intermediate thresholds, and the dominance of avg-of-thresholds. The raw scaling data are deposited in the public repository.</w:t>
       </w:r>
@@ -1877,13 +2150,22 @@
           <w:bottom w:val="single" w:sz="1" w:space="0" w:color="CCCCCC"/>
         </w:pBdr>
         <w:spacing w:before="120" w:after="120"/>
+        <w:rPr>
+          <w:rFonts w:ascii="Arial" w:hAnsi="Arial" w:cs="Arial"/>
+        </w:rPr>
       </w:pPr>
     </w:p>
     <w:p>
       <w:pPr>
         <w:pStyle w:val="2"/>
-      </w:pPr>
-      <w:r>
+        <w:rPr>
+          <w:rFonts w:ascii="Arial" w:hAnsi="Arial" w:cs="Arial"/>
+        </w:rPr>
+      </w:pPr>
+      <w:r>
+        <w:rPr>
+          <w:rFonts w:ascii="Arial" w:hAnsi="Arial" w:cs="Arial"/>
+        </w:rPr>
         <w:t>R2-6. Operational Definition of Critical Mass</w:t>
       </w:r>
     </w:p>
@@ -1894,10 +2176,13 @@
         </w:pBdr>
         <w:spacing w:after="160" w:line="360" w:lineRule="auto"/>
         <w:ind w:left="480"/>
-      </w:pPr>
-      <w:r>
-        <w:rPr>
-          <w:rFonts w:eastAsia="Times New Roman"/>
+        <w:rPr>
+          <w:rFonts w:ascii="Arial" w:hAnsi="Arial" w:cs="Arial"/>
+        </w:rPr>
+      </w:pPr>
+      <w:r>
+        <w:rPr>
+          <w:rFonts w:ascii="Arial" w:eastAsia="Times New Roman" w:hAnsi="Arial" w:cs="Arial"/>
           <w:i/>
           <w:iCs/>
           <w:color w:val="404040"/>
@@ -1908,10 +2193,13 @@
     <w:p>
       <w:pPr>
         <w:spacing w:after="160" w:line="360" w:lineRule="auto"/>
-      </w:pPr>
-      <w:r>
-        <w:rPr>
-          <w:rFonts w:eastAsia="Times New Roman"/>
+        <w:rPr>
+          <w:rFonts w:ascii="Arial" w:hAnsi="Arial" w:cs="Arial"/>
+        </w:rPr>
+      </w:pPr>
+      <w:r>
+        <w:rPr>
+          <w:rFonts w:ascii="Arial" w:eastAsia="Times New Roman" w:hAnsi="Arial" w:cs="Arial"/>
         </w:rPr>
         <w:t>We thank the reviewer for this observation. We clarify the distinct roles of two terms used in the manuscript. The term “critical mass” is used descriptively, following Oliver et al. (1985), to refer to the minimum number of early adopters sufficient to initiate a self-sustaining adoption cascade. The numerical values cited in Figs. 4 and 6a—17 and 46 adopting agents—are informal observations from individual simulation runs and are not recorded by the simulation as measured quantities. They serve as illustrative descriptions of the cascade dynamics observed in those runs.</w:t>
       </w:r>
@@ -1919,10 +2207,13 @@
     <w:p>
       <w:pPr>
         <w:spacing w:after="160" w:line="360" w:lineRule="auto"/>
-      </w:pPr>
-      <w:r>
-        <w:rPr>
-          <w:rFonts w:eastAsia="Times New Roman"/>
+        <w:rPr>
+          <w:rFonts w:ascii="Arial" w:hAnsi="Arial" w:cs="Arial"/>
+        </w:rPr>
+      </w:pPr>
+      <w:r>
+        <w:rPr>
+          <w:rFonts w:ascii="Arial" w:eastAsia="Times New Roman" w:hAnsi="Arial" w:cs="Arial"/>
         </w:rPr>
         <w:t>The term “critical point,” by contrast, has a precise operational definition within the BCAT framework and is directly recorded by the simulation. We define the critical point (t*) as the first time step at which GSI exceeds 0.5—that is, the first t at which adopters form a strict majority. The simulation computes and displays this value in real time, and records it in the output of each run. When t* is never reached, it is recorded as zero, indicating that the adoption process failed to achieve majority diffusion. We added an explicit definition of the critical point to the Results section of the revised manuscript.</w:t>
       </w:r>
@@ -1930,12 +2221,14 @@
     <w:p>
       <w:pPr>
         <w:spacing w:after="160" w:line="360" w:lineRule="auto"/>
-      </w:pPr>
-      <w:r>
-        <w:rPr>
-          <w:rFonts w:eastAsia="Times New Roman"/>
-        </w:rPr>
-        <w:lastRenderedPageBreak/>
+        <w:rPr>
+          <w:rFonts w:ascii="Arial" w:hAnsi="Arial" w:cs="Arial"/>
+        </w:rPr>
+      </w:pPr>
+      <w:r>
+        <w:rPr>
+          <w:rFonts w:ascii="Arial" w:eastAsia="Times New Roman" w:hAnsi="Arial" w:cs="Arial"/>
+        </w:rPr>
         <w:t>Regarding the phase transition characterization, the mechanism decomposition experiments (described in our response to R1-2) document a sharp transition in GSI between avg-of-thresholds = 30 and 40, and the finite-size scaling experiments (R2-5) confirm that this transition persists across system sizes N = 400 through N = 2,500.</w:t>
       </w:r>
     </w:p>
@@ -1946,10 +2239,13 @@
         </w:pBdr>
         <w:spacing w:after="160" w:line="360" w:lineRule="auto"/>
         <w:ind w:left="480"/>
-      </w:pPr>
-      <w:r>
-        <w:rPr>
-          <w:rFonts w:eastAsia="Times New Roman"/>
+        <w:rPr>
+          <w:rFonts w:ascii="Arial" w:hAnsi="Arial" w:cs="Arial"/>
+        </w:rPr>
+      </w:pPr>
+      <w:r>
+        <w:rPr>
+          <w:rFonts w:ascii="Arial" w:eastAsia="Times New Roman" w:hAnsi="Arial" w:cs="Arial"/>
           <w:b/>
           <w:bCs/>
           <w:color w:val="2E75B6"/>
@@ -1958,7 +2254,7 @@
       </w:r>
       <w:r>
         <w:rPr>
-          <w:rFonts w:eastAsia="Times New Roman"/>
+          <w:rFonts w:ascii="Arial" w:eastAsia="Times New Roman" w:hAnsi="Arial" w:cs="Arial"/>
         </w:rPr>
         <w:t>A new paragraph defining the critical point (t*) as the first time step at which GSI exceeds 0.5 has been added after the FRI/GSI definitions. The definition notes that t* = 0 when the threshold is never reached, indicating the “best game no one played” outcome.</w:t>
       </w:r>
@@ -1970,7 +2266,19 @@
         </w:pBdr>
         <w:spacing w:after="160" w:line="360" w:lineRule="auto"/>
         <w:ind w:left="480"/>
-      </w:pPr>
+        <w:rPr>
+          <w:rFonts w:ascii="Arial" w:hAnsi="Arial" w:cs="Arial"/>
+        </w:rPr>
+      </w:pPr>
+      <w:r>
+        <w:rPr>
+          <w:rFonts w:ascii="Arial" w:eastAsia="Times New Roman" w:hAnsi="Arial" w:cs="Arial"/>
+          <w:b/>
+          <w:bCs/>
+          <w:color w:val="2E75B6"/>
+        </w:rPr>
+        <w:t/>
+      </w:r>
     </w:p>
     <w:p>
       <w:pPr>
@@ -1978,13 +2286,22 @@
           <w:bottom w:val="single" w:sz="1" w:space="0" w:color="CCCCCC"/>
         </w:pBdr>
         <w:spacing w:before="120" w:after="120"/>
+        <w:rPr>
+          <w:rFonts w:ascii="Arial" w:hAnsi="Arial" w:cs="Arial"/>
+        </w:rPr>
       </w:pPr>
     </w:p>
     <w:p>
       <w:pPr>
         <w:pStyle w:val="2"/>
-      </w:pPr>
-      <w:r>
+        <w:rPr>
+          <w:rFonts w:ascii="Arial" w:hAnsi="Arial" w:cs="Arial"/>
+        </w:rPr>
+      </w:pPr>
+      <w:r>
+        <w:rPr>
+          <w:rFonts w:ascii="Arial" w:hAnsi="Arial" w:cs="Arial"/>
+        </w:rPr>
         <w:t>R2-7. Real-World Cases and Comparison with Alternative Coupled Models</w:t>
       </w:r>
     </w:p>
@@ -1995,10 +2312,13 @@
         </w:pBdr>
         <w:spacing w:after="160" w:line="360" w:lineRule="auto"/>
         <w:ind w:left="480"/>
-      </w:pPr>
-      <w:r>
-        <w:rPr>
-          <w:rFonts w:eastAsia="Times New Roman"/>
+        <w:rPr>
+          <w:rFonts w:ascii="Arial" w:hAnsi="Arial" w:cs="Arial"/>
+        </w:rPr>
+      </w:pPr>
+      <w:r>
+        <w:rPr>
+          <w:rFonts w:ascii="Arial" w:eastAsia="Times New Roman" w:hAnsi="Arial" w:cs="Arial"/>
           <w:i/>
           <w:iCs/>
           <w:color w:val="404040"/>
@@ -2009,10 +2329,13 @@
     <w:p>
       <w:pPr>
         <w:spacing w:after="160" w:line="360" w:lineRule="auto"/>
-      </w:pPr>
-      <w:r>
-        <w:rPr>
-          <w:rFonts w:eastAsia="Times New Roman"/>
+        <w:rPr>
+          <w:rFonts w:ascii="Arial" w:hAnsi="Arial" w:cs="Arial"/>
+        </w:rPr>
+      </w:pPr>
+      <w:r>
+        <w:rPr>
+          <w:rFonts w:ascii="Arial" w:eastAsia="Times New Roman" w:hAnsi="Arial" w:cs="Arial"/>
         </w:rPr>
         <w:t>The first part of this comment—regarding real-world cases and the limitations of the attitude scale—is addressed in our response to R1-3, where we describe the three case-specific paragraphs added to the Discussion section that revisit the motivating cases with qualitative parameter mappings. The discretization equivalence of the 1–100 attitude scale is addressed in our responses to R2-1 and R2-3.</w:t>
       </w:r>
@@ -2020,10 +2343,13 @@
     <w:p>
       <w:pPr>
         <w:spacing w:after="160" w:line="360" w:lineRule="auto"/>
-      </w:pPr>
-      <w:r>
-        <w:rPr>
-          <w:rFonts w:eastAsia="Times New Roman"/>
+        <w:rPr>
+          <w:rFonts w:ascii="Arial" w:hAnsi="Arial" w:cs="Arial"/>
+        </w:rPr>
+      </w:pPr>
+      <w:r>
+        <w:rPr>
+          <w:rFonts w:ascii="Arial" w:eastAsia="Times New Roman" w:hAnsi="Arial" w:cs="Arial"/>
         </w:rPr>
         <w:t>Regarding the comparison with alternative coupled models, we added a paragraph in the Discussion section (following the alternative theories comparison responding to R1-4) that contrasts BCAT with voter models with inertia and SIS/SIR epidemic frameworks:</w:t>
       </w:r>
@@ -2031,10 +2357,13 @@
     <w:p>
       <w:pPr>
         <w:spacing w:after="160" w:line="360" w:lineRule="auto"/>
-      </w:pPr>
-      <w:r>
-        <w:rPr>
-          <w:rFonts w:eastAsia="Times New Roman"/>
+        <w:rPr>
+          <w:rFonts w:ascii="Arial" w:hAnsi="Arial" w:cs="Arial"/>
+        </w:rPr>
+      </w:pPr>
+      <w:r>
+        <w:rPr>
+          <w:rFonts w:ascii="Arial" w:eastAsia="Times New Roman" w:hAnsi="Arial" w:cs="Arial"/>
           <w:b/>
           <w:bCs/>
         </w:rPr>
@@ -2042,7 +2371,7 @@
       </w:r>
       <w:r>
         <w:rPr>
-          <w:rFonts w:eastAsia="Times New Roman"/>
+          <w:rFonts w:ascii="Arial" w:eastAsia="Times New Roman" w:hAnsi="Arial" w:cs="Arial"/>
         </w:rPr>
         <w:t>(e.g., the constrained voter model of Stark et al., 2008) introduce a persistence parameter that makes agents less likely to switch opinions, generating longer consensus times and metastable states. However, voter models operate on binary state spaces (adopt/not-adopt or pro/con) and cannot represent the continuous spectrum of attitude intensity central to the “best game no one played” phenomenon. In BCAT, two agents may both hold positive attitudes (e.g., att = 55 and att = 90) yet differ substantially in their proximity to the adoption eligibility threshold—a distinction that binary models cannot capture.</w:t>
       </w:r>
@@ -2050,19 +2379,21 @@
     <w:p>
       <w:pPr>
         <w:spacing w:after="160" w:line="360" w:lineRule="auto"/>
-      </w:pPr>
-      <w:r>
-        <w:rPr>
-          <w:rFonts w:eastAsia="Times New Roman"/>
-          <w:b/>
-          <w:bCs/>
-        </w:rPr>
-        <w:lastRenderedPageBreak/>
+        <w:rPr>
+          <w:rFonts w:ascii="Arial" w:hAnsi="Arial" w:cs="Arial"/>
+        </w:rPr>
+      </w:pPr>
+      <w:r>
+        <w:rPr>
+          <w:rFonts w:ascii="Arial" w:eastAsia="Times New Roman" w:hAnsi="Arial" w:cs="Arial"/>
+          <w:b/>
+          <w:bCs/>
+        </w:rPr>
         <w:t xml:space="preserve">SIS/SIR epidemic frameworks </w:t>
       </w:r>
       <w:r>
         <w:rPr>
-          <w:rFonts w:eastAsia="Times New Roman"/>
+          <w:rFonts w:ascii="Arial" w:eastAsia="Times New Roman" w:hAnsi="Arial" w:cs="Arial"/>
         </w:rPr>
         <w:t>model adoption as a contagion process where contact with an adopter probabilistically “infects” non-adopters. While these models naturally generate S-shaped adoption curves and can incorporate heterogeneous transmission rates, they fundamentally lack an attitude layer: any susceptible agent who contacts an adopter may adopt with some probability, regardless of private attitude. The BCAT model, by contrast, decouples attitude formation from the adoption decision, requiring both a positive attitude and sufficient neighbor adoption as independent preconditions. This two-layer structure enables the model’s signature finding: the coexistence of favorable attitudes with failed adoption—a phenomenon that SIS/SIR models cannot produce by construction, since in those frameworks high “exposure” (analogous to positive local attitudes) mechanically leads to high adoption.</w:t>
       </w:r>
@@ -2074,21 +2405,26 @@
         </w:pBdr>
         <w:spacing w:after="160" w:line="360" w:lineRule="auto"/>
         <w:ind w:left="480"/>
-      </w:pPr>
-      <w:r>
-        <w:rPr>
-          <w:rFonts w:eastAsia="Times New Roman"/>
+        <w:rPr>
+          <w:rFonts w:ascii="Arial" w:hAnsi="Arial" w:cs="Arial"/>
+        </w:rPr>
+      </w:pPr>
+      <w:r>
+        <w:rPr>
+          <w:rFonts w:ascii="Arial" w:eastAsia="Times New Roman" w:hAnsi="Arial" w:cs="Arial"/>
           <w:b/>
           <w:bCs/>
           <w:color w:val="2E75B6"/>
         </w:rPr>
-        <w:t>Manuscript change (Discussion, after alternative theories paragraphs):</w:t>
-      </w:r>
-      <w:r>
-        <w:rPr>
-          <w:rFonts w:eastAsia="Times New Roman"/>
-        </w:rPr>
-        <w:t>"We further distinguish BCAT from two classes of coupled dynamical models. Voter models with inertia (Stark et al., 2008) generate metastable heterogeneous states but operate on binary opinion spaces, precluding the continuous attitude variation that allows BCAT to capture nuanced scenarios where agents hold positive but insufficiently strong attitudes. SIS/SIR epidemic frameworks treat adoption as a probabilistic contagion process without an independent attitude layer; any contact with an adopter may trigger adoption regardless of private sentiment. By contrast, BCAT’s two-layer architecture—requiring both positive attitude and sufficient neighbor adoption—enables the emergence of the opinion–adoption gap, a phenomenon structurally absent from single-layer contagion models."</w:t>
+        <w:t xml:space="preserve">Manuscript change (Discussion, after alternative theories paragraphs):</w:t>
+      </w:r>
+      <w:r>
+        <w:rPr>
+          <w:rFonts w:ascii="Arial" w:eastAsia="Times New Roman" w:hAnsi="Arial" w:cs="Arial"/>
+        </w:rPr>
+        <w:t xml:space="preserve">"We further distinguish BCAT from two classes of coupled dynamical models. Voter models with inertia (Stark et al., 2008) generate metastable heterogeneous states but operate on binary opinion spaces, precluding the continuous attitude variation that </w:t>
+        <w:lastRenderedPageBreak/>
+        <w:t>allows BCAT to capture nuanced scenarios where agents hold positive but insufficiently strong attitudes. SIS/SIR epidemic frameworks treat adoption as a probabilistic contagion process without an independent attitude layer; any contact with an adopter may trigger adoption regardless of private sentiment. By contrast, BCAT’s two-layer architecture—requiring both positive attitude and sufficient neighbor adoption—enables the emergence of the opinion–adoption gap, a phenomenon structurally absent from single-layer contagion models."</w:t>
       </w:r>
     </w:p>
     <w:p>
@@ -2097,13 +2433,22 @@
           <w:bottom w:val="single" w:sz="1" w:space="0" w:color="CCCCCC"/>
         </w:pBdr>
         <w:spacing w:before="120" w:after="120"/>
+        <w:rPr>
+          <w:rFonts w:ascii="Arial" w:hAnsi="Arial" w:cs="Arial"/>
+        </w:rPr>
       </w:pPr>
     </w:p>
     <w:p>
       <w:pPr>
         <w:pStyle w:val="2"/>
-      </w:pPr>
-      <w:r>
+        <w:rPr>
+          <w:rFonts w:ascii="Arial" w:hAnsi="Arial" w:cs="Arial"/>
+        </w:rPr>
+      </w:pPr>
+      <w:r>
+        <w:rPr>
+          <w:rFonts w:ascii="Arial" w:hAnsi="Arial" w:cs="Arial"/>
+        </w:rPr>
         <w:t>R2-8. Reference Error: Gong et al. (2020)</w:t>
       </w:r>
     </w:p>
@@ -2114,10 +2459,13 @@
         </w:pBdr>
         <w:spacing w:after="160" w:line="360" w:lineRule="auto"/>
         <w:ind w:left="480"/>
-      </w:pPr>
-      <w:r>
-        <w:rPr>
-          <w:rFonts w:eastAsia="Times New Roman"/>
+        <w:rPr>
+          <w:rFonts w:ascii="Arial" w:hAnsi="Arial" w:cs="Arial"/>
+        </w:rPr>
+      </w:pPr>
+      <w:r>
+        <w:rPr>
+          <w:rFonts w:ascii="Arial" w:eastAsia="Times New Roman" w:hAnsi="Arial" w:cs="Arial"/>
           <w:i/>
           <w:iCs/>
           <w:color w:val="404040"/>
@@ -2128,10 +2476,13 @@
     <w:p>
       <w:pPr>
         <w:spacing w:after="160" w:line="360" w:lineRule="auto"/>
-      </w:pPr>
-      <w:r>
-        <w:rPr>
-          <w:rFonts w:eastAsia="Times New Roman"/>
+        <w:rPr>
+          <w:rFonts w:ascii="Arial" w:hAnsi="Arial" w:cs="Arial"/>
+        </w:rPr>
+      </w:pPr>
+      <w:r>
+        <w:rPr>
+          <w:rFonts w:ascii="Arial" w:eastAsia="Times New Roman" w:hAnsi="Arial" w:cs="Arial"/>
         </w:rPr>
         <w:t>As noted in our response to R1-Minor, we corrected this error. The title field was inadvertently overwritten by a code-related footnote during manuscript preparation. The corrected reference entry now contains the verified title and complete bibliographic information.</w:t>
       </w:r>
@@ -2143,10 +2494,13 @@
         </w:pBdr>
         <w:spacing w:after="160" w:line="360" w:lineRule="auto"/>
         <w:ind w:left="480"/>
-      </w:pPr>
-      <w:r>
-        <w:rPr>
-          <w:rFonts w:eastAsia="Times New Roman"/>
+        <w:rPr>
+          <w:rFonts w:ascii="Arial" w:hAnsi="Arial" w:cs="Arial"/>
+        </w:rPr>
+      </w:pPr>
+      <w:r>
+        <w:rPr>
+          <w:rFonts w:ascii="Arial" w:eastAsia="Times New Roman" w:hAnsi="Arial" w:cs="Arial"/>
           <w:b/>
           <w:bCs/>
           <w:color w:val="2E75B6"/>
@@ -2155,21 +2509,35 @@
       </w:r>
       <w:r>
         <w:rPr>
-          <w:rFonts w:eastAsia="Times New Roman"/>
+          <w:rFonts w:ascii="Arial" w:eastAsia="Times New Roman" w:hAnsi="Arial" w:cs="Arial"/>
         </w:rPr>
         <w:t>The reference entry for Gong et al. (2020) has been corrected. See response to R1-Minor for details.</w:t>
       </w:r>
     </w:p>
     <w:p>
-      <w:r>
+      <w:pPr>
+        <w:rPr>
+          <w:rFonts w:ascii="Arial" w:hAnsi="Arial" w:cs="Arial"/>
+        </w:rPr>
+      </w:pPr>
+      <w:r>
+        <w:rPr>
+          <w:rFonts w:ascii="Arial" w:hAnsi="Arial" w:cs="Arial"/>
+        </w:rPr>
         <w:br w:type="page"/>
       </w:r>
     </w:p>
     <w:p>
       <w:pPr>
         <w:pStyle w:val="1"/>
-      </w:pPr>
-      <w:r>
+        <w:rPr>
+          <w:rFonts w:ascii="Arial" w:hAnsi="Arial" w:cs="Arial"/>
+        </w:rPr>
+      </w:pPr>
+      <w:r>
+        <w:rPr>
+          <w:rFonts w:ascii="Arial" w:hAnsi="Arial" w:cs="Arial"/>
+        </w:rPr>
         <w:lastRenderedPageBreak/>
         <w:t>Part IV: Summary of All Manuscript Changes</w:t>
       </w:r>
@@ -2177,10 +2545,13 @@
     <w:p>
       <w:pPr>
         <w:spacing w:after="160" w:line="360" w:lineRule="auto"/>
-      </w:pPr>
-      <w:r>
-        <w:rPr>
-          <w:rFonts w:eastAsia="Times New Roman"/>
+        <w:rPr>
+          <w:rFonts w:ascii="Arial" w:hAnsi="Arial" w:cs="Arial"/>
+        </w:rPr>
+      </w:pPr>
+      <w:r>
+        <w:rPr>
+          <w:rFonts w:ascii="Arial" w:eastAsia="Times New Roman" w:hAnsi="Arial" w:cs="Arial"/>
         </w:rPr>
         <w:t>For the convenience of the reviewers and the editor, we summarize below all structural and substantive changes made to the revised manuscript:</w:t>
       </w:r>
@@ -2189,10 +2560,13 @@
       <w:pPr>
         <w:spacing w:after="120" w:line="340" w:lineRule="auto"/>
         <w:ind w:left="360" w:hanging="360"/>
-      </w:pPr>
-      <w:r>
-        <w:rPr>
-          <w:rFonts w:eastAsia="Times New Roman"/>
+        <w:rPr>
+          <w:rFonts w:ascii="Arial" w:hAnsi="Arial" w:cs="Arial"/>
+        </w:rPr>
+      </w:pPr>
+      <w:r>
+        <w:rPr>
+          <w:rFonts w:ascii="Arial" w:eastAsia="Times New Roman" w:hAnsi="Arial" w:cs="Arial"/>
           <w:b/>
           <w:bCs/>
         </w:rPr>
@@ -2200,7 +2574,7 @@
       </w:r>
       <w:r>
         <w:rPr>
-          <w:rFonts w:eastAsia="Times New Roman"/>
+          <w:rFonts w:ascii="Arial" w:eastAsia="Times New Roman" w:hAnsi="Arial" w:cs="Arial"/>
         </w:rPr>
         <w:t>New paragraphs in Related Models and Simulation Model Specifications sections — articulating why bounded confidence is the theoretically necessary complement to adoption thresholds (vs. DeGroot and voter model alternatives), and identifying the dual-filter mechanism and adoption-to-opinion feedback loop as emergent properties of the combined framework. (Responding to R1-1)</w:t>
       </w:r>
@@ -2209,10 +2583,13 @@
       <w:pPr>
         <w:spacing w:after="120" w:line="340" w:lineRule="auto"/>
         <w:ind w:left="360" w:hanging="360"/>
-      </w:pPr>
-      <w:r>
-        <w:rPr>
-          <w:rFonts w:eastAsia="Times New Roman"/>
+        <w:rPr>
+          <w:rFonts w:ascii="Arial" w:hAnsi="Arial" w:cs="Arial"/>
+        </w:rPr>
+      </w:pPr>
+      <w:r>
+        <w:rPr>
+          <w:rFonts w:ascii="Arial" w:eastAsia="Times New Roman" w:hAnsi="Arial" w:cs="Arial"/>
           <w:b/>
           <w:bCs/>
         </w:rPr>
@@ -2220,7 +2597,7 @@
       </w:r>
       <w:r>
         <w:rPr>
-          <w:rFonts w:eastAsia="Times New Roman"/>
+          <w:rFonts w:ascii="Arial" w:eastAsia="Times New Roman" w:hAnsi="Arial" w:cs="Arial"/>
         </w:rPr>
         <w:t>Revised Related Models section: Distinguished the Deffuant RA model (Equations 1–2, retained as literature context) from the BCAT implementation (simple Deffuant BC variant); new positioning paragraph and Table 1 comparing HK, Deffuant RA, and BCAT across eight dimensions; rewritten Algorithm 3 description with explicit update rule; Deffuant et al. (2000) reference added. (Responding to R2-1)</w:t>
       </w:r>
@@ -2229,10 +2606,13 @@
       <w:pPr>
         <w:spacing w:after="120" w:line="340" w:lineRule="auto"/>
         <w:ind w:left="360" w:hanging="360"/>
-      </w:pPr>
-      <w:r>
-        <w:rPr>
-          <w:rFonts w:eastAsia="Times New Roman"/>
+        <w:rPr>
+          <w:rFonts w:ascii="Arial" w:hAnsi="Arial" w:cs="Arial"/>
+        </w:rPr>
+      </w:pPr>
+      <w:r>
+        <w:rPr>
+          <w:rFonts w:ascii="Arial" w:eastAsia="Times New Roman" w:hAnsi="Arial" w:cs="Arial"/>
           <w:b/>
           <w:bCs/>
         </w:rPr>
@@ -2240,7 +2620,7 @@
       </w:r>
       <w:r>
         <w:rPr>
-          <w:rFonts w:eastAsia="Times New Roman"/>
+          <w:rFonts w:ascii="Arial" w:eastAsia="Times New Roman" w:hAnsi="Arial" w:cs="Arial"/>
         </w:rPr>
         <w:t>Revised Simulation Model Specifications section: Relocated Evaluation Indicators (FRI, GSI, critical point definitions) and Emergent Properties (dual-filter mechanism, feedback loop) from Results to end of this section, ensuring all terms are defined before first use. Added pseudo-concurrent update scheme specification, threshold scaling conversion, and section roadmap. Pre-definition references to BCAT in the Related Models section replaced with descriptive language. (Responding to R2-2, R2-3, R2-6, and structural revision)</w:t>
       </w:r>
@@ -2249,10 +2629,13 @@
       <w:pPr>
         <w:spacing w:after="120" w:line="340" w:lineRule="auto"/>
         <w:ind w:left="360" w:hanging="360"/>
-      </w:pPr>
-      <w:r>
-        <w:rPr>
-          <w:rFonts w:eastAsia="Times New Roman"/>
+        <w:rPr>
+          <w:rFonts w:ascii="Arial" w:hAnsi="Arial" w:cs="Arial"/>
+        </w:rPr>
+      </w:pPr>
+      <w:r>
+        <w:rPr>
+          <w:rFonts w:ascii="Arial" w:eastAsia="Times New Roman" w:hAnsi="Arial" w:cs="Arial"/>
           <w:b/>
           <w:bCs/>
         </w:rPr>
@@ -2260,7 +2643,7 @@
       </w:r>
       <w:r>
         <w:rPr>
-          <w:rFonts w:eastAsia="Times New Roman"/>
+          <w:rFonts w:ascii="Arial" w:eastAsia="Times New Roman" w:hAnsi="Arial" w:cs="Arial"/>
         </w:rPr>
         <w:t>New subsection “Mechanism decomposition: Coordination failure versus opinion clustering” in Results — three controlled experiments (MD-A/B/C, 30,000 runs) with new Fig 10, plus new Discussion paragraph on intervention implications. (Responding to R1-2)</w:t>
       </w:r>
@@ -2269,10 +2652,13 @@
       <w:pPr>
         <w:spacing w:after="120" w:line="340" w:lineRule="auto"/>
         <w:ind w:left="360" w:hanging="360"/>
-      </w:pPr>
-      <w:r>
-        <w:rPr>
-          <w:rFonts w:eastAsia="Times New Roman"/>
+        <w:rPr>
+          <w:rFonts w:ascii="Arial" w:hAnsi="Arial" w:cs="Arial"/>
+        </w:rPr>
+      </w:pPr>
+      <w:r>
+        <w:rPr>
+          <w:rFonts w:ascii="Arial" w:eastAsia="Times New Roman" w:hAnsi="Arial" w:cs="Arial"/>
           <w:b/>
           <w:bCs/>
         </w:rPr>
@@ -2280,7 +2666,7 @@
       </w:r>
       <w:r>
         <w:rPr>
-          <w:rFonts w:eastAsia="Times New Roman"/>
+          <w:rFonts w:ascii="Arial" w:eastAsia="Times New Roman" w:hAnsi="Arial" w:cs="Arial"/>
         </w:rPr>
         <w:t>Finite-size scaling note added to sensitivity analysis subsection — experiments at N=900, 1,600, and 2,500 confirm robustness of all qualitative phenomena. (Responding to R2-5)</w:t>
       </w:r>
@@ -2289,10 +2675,13 @@
       <w:pPr>
         <w:spacing w:after="120" w:line="340" w:lineRule="auto"/>
         <w:ind w:left="360" w:hanging="360"/>
-      </w:pPr>
-      <w:r>
-        <w:rPr>
-          <w:rFonts w:eastAsia="Times New Roman"/>
+        <w:rPr>
+          <w:rFonts w:ascii="Arial" w:hAnsi="Arial" w:cs="Arial"/>
+        </w:rPr>
+      </w:pPr>
+      <w:r>
+        <w:rPr>
+          <w:rFonts w:ascii="Arial" w:eastAsia="Times New Roman" w:hAnsi="Arial" w:cs="Arial"/>
           <w:b/>
           <w:bCs/>
         </w:rPr>
@@ -2300,7 +2689,7 @@
       </w:r>
       <w:r>
         <w:rPr>
-          <w:rFonts w:eastAsia="Times New Roman"/>
+          <w:rFonts w:ascii="Arial" w:eastAsia="Times New Roman" w:hAnsi="Arial" w:cs="Arial"/>
         </w:rPr>
         <w:t>Structural revision: All terms (BCAT, FRI, GSI) now follow the “define before first use” principle. Pre-definition references to BCAT in the Related Models section replaced with descriptive language; Evaluation Indicators and Emergent Properties subsections relocated from Results to end of Simulation Model Specifications.</w:t>
       </w:r>
@@ -2309,10 +2698,13 @@
       <w:pPr>
         <w:spacing w:after="120" w:line="340" w:lineRule="auto"/>
         <w:ind w:left="360" w:hanging="360"/>
-      </w:pPr>
-      <w:r>
-        <w:rPr>
-          <w:rFonts w:eastAsia="Times New Roman"/>
+        <w:rPr>
+          <w:rFonts w:ascii="Arial" w:hAnsi="Arial" w:cs="Arial"/>
+        </w:rPr>
+      </w:pPr>
+      <w:r>
+        <w:rPr>
+          <w:rFonts w:ascii="Arial" w:eastAsia="Times New Roman" w:hAnsi="Arial" w:cs="Arial"/>
           <w:b/>
           <w:bCs/>
         </w:rPr>
@@ -2320,7 +2712,7 @@
       </w:r>
       <w:r>
         <w:rPr>
-          <w:rFonts w:eastAsia="Times New Roman"/>
+          <w:rFonts w:ascii="Arial" w:eastAsia="Times New Roman" w:hAnsi="Arial" w:cs="Arial"/>
         </w:rPr>
         <w:t>Revised Table 3: Algorithm identification (Random Forest, 100 trees), standard errors for Feature Importance (±SE ≤ 0.001), corrected Parameter Importance values (Pearson correlations), verified data alignment, dual threshold scaling notation, and a footnote explaining why Parameter Importance and Standardized Regression values are nearly identical (orthogonal predictor design). (Responding to R2-4, R2-3)</w:t>
       </w:r>
@@ -2329,19 +2721,21 @@
       <w:pPr>
         <w:spacing w:after="120" w:line="340" w:lineRule="auto"/>
         <w:ind w:left="360" w:hanging="360"/>
-      </w:pPr>
-      <w:r>
-        <w:rPr>
-          <w:rFonts w:eastAsia="Times New Roman"/>
-          <w:b/>
-          <w:bCs/>
-        </w:rPr>
-        <w:lastRenderedPageBreak/>
+        <w:rPr>
+          <w:rFonts w:ascii="Arial" w:hAnsi="Arial" w:cs="Arial"/>
+        </w:rPr>
+      </w:pPr>
+      <w:r>
+        <w:rPr>
+          <w:rFonts w:ascii="Arial" w:eastAsia="Times New Roman" w:hAnsi="Arial" w:cs="Arial"/>
+          <w:b/>
+          <w:bCs/>
+        </w:rPr>
         <w:t xml:space="preserve">8. </w:t>
       </w:r>
       <w:r>
         <w:rPr>
-          <w:rFonts w:eastAsia="Times New Roman"/>
+          <w:rFonts w:ascii="Arial" w:eastAsia="Times New Roman" w:hAnsi="Arial" w:cs="Arial"/>
         </w:rPr>
         <w:t>Three case-specific paragraphs in Discussion — Palm (avg-of-thresholds + Fig 5), Taiwanese film (avg-of-attitudes + Fig 8c–d), SOA (bounded-confidence + Fig 8a–b). (Responding to R1-3, R2-7)</w:t>
       </w:r>
@@ -2350,10 +2744,13 @@
       <w:pPr>
         <w:spacing w:after="120" w:line="340" w:lineRule="auto"/>
         <w:ind w:left="360" w:hanging="360"/>
-      </w:pPr>
-      <w:r>
-        <w:rPr>
-          <w:rFonts w:eastAsia="Times New Roman"/>
+        <w:rPr>
+          <w:rFonts w:ascii="Arial" w:hAnsi="Arial" w:cs="Arial"/>
+        </w:rPr>
+      </w:pPr>
+      <w:r>
+        <w:rPr>
+          <w:rFonts w:ascii="Arial" w:eastAsia="Times New Roman" w:hAnsi="Arial" w:cs="Arial"/>
           <w:b/>
           <w:bCs/>
         </w:rPr>
@@ -2361,7 +2758,7 @@
       </w:r>
       <w:r>
         <w:rPr>
-          <w:rFonts w:eastAsia="Times New Roman"/>
+          <w:rFonts w:ascii="Arial" w:eastAsia="Times New Roman" w:hAnsi="Arial" w:cs="Arial"/>
         </w:rPr>
         <w:t>New Discussion paragraphs: Alternative theories and distinguishing predictions — systematic comparison with Banerjee (1992), Katz &amp; Shapiro (1985), Morris &amp; Shin (2003), with testable discriminating predictions for each. (Responding to R1-4, R2-7)</w:t>
       </w:r>
@@ -2370,10 +2767,13 @@
       <w:pPr>
         <w:spacing w:after="120" w:line="340" w:lineRule="auto"/>
         <w:ind w:left="360" w:hanging="360"/>
-      </w:pPr>
-      <w:r>
-        <w:rPr>
-          <w:rFonts w:eastAsia="Times New Roman"/>
+        <w:rPr>
+          <w:rFonts w:ascii="Arial" w:hAnsi="Arial" w:cs="Arial"/>
+        </w:rPr>
+      </w:pPr>
+      <w:r>
+        <w:rPr>
+          <w:rFonts w:ascii="Arial" w:eastAsia="Times New Roman" w:hAnsi="Arial" w:cs="Arial"/>
           <w:b/>
           <w:bCs/>
         </w:rPr>
@@ -2381,7 +2781,7 @@
       </w:r>
       <w:r>
         <w:rPr>
-          <w:rFonts w:eastAsia="Times New Roman"/>
+          <w:rFonts w:ascii="Arial" w:eastAsia="Times New Roman" w:hAnsi="Arial" w:cs="Arial"/>
         </w:rPr>
         <w:t>New Fig 10: Two-panel mechanism decomposition on regular lattice showing (a) MD-A coordination failure profile with phase transition, and (b) MD-C stacked decomposition of total adoption gap. (Responding to R1-2)</w:t>
       </w:r>
@@ -2390,10 +2790,13 @@
       <w:pPr>
         <w:spacing w:after="120" w:line="340" w:lineRule="auto"/>
         <w:ind w:left="360" w:hanging="360"/>
-      </w:pPr>
-      <w:r>
-        <w:rPr>
-          <w:rFonts w:eastAsia="Times New Roman"/>
+        <w:rPr>
+          <w:rFonts w:ascii="Arial" w:hAnsi="Arial" w:cs="Arial"/>
+        </w:rPr>
+      </w:pPr>
+      <w:r>
+        <w:rPr>
+          <w:rFonts w:ascii="Arial" w:eastAsia="Times New Roman" w:hAnsi="Arial" w:cs="Arial"/>
           <w:b/>
           <w:bCs/>
         </w:rPr>
@@ -2401,7 +2804,7 @@
       </w:r>
       <w:r>
         <w:rPr>
-          <w:rFonts w:eastAsia="Times New Roman"/>
+          <w:rFonts w:ascii="Arial" w:eastAsia="Times New Roman" w:hAnsi="Arial" w:cs="Arial"/>
         </w:rPr>
         <w:t>New Discussion paragraph comparing BCAT with voter models with inertia and SIS/SIR epidemic frameworks. (Responding to R2-7)</w:t>
       </w:r>
@@ -2410,10 +2813,13 @@
       <w:pPr>
         <w:spacing w:after="120" w:line="340" w:lineRule="auto"/>
         <w:ind w:left="360" w:hanging="360"/>
-      </w:pPr>
-      <w:r>
-        <w:rPr>
-          <w:rFonts w:eastAsia="Times New Roman"/>
+        <w:rPr>
+          <w:rFonts w:ascii="Arial" w:hAnsi="Arial" w:cs="Arial"/>
+        </w:rPr>
+      </w:pPr>
+      <w:r>
+        <w:rPr>
+          <w:rFonts w:ascii="Arial" w:eastAsia="Times New Roman" w:hAnsi="Arial" w:cs="Arial"/>
           <w:b/>
           <w:bCs/>
         </w:rPr>
@@ -2421,7 +2827,7 @@
       </w:r>
       <w:r>
         <w:rPr>
-          <w:rFonts w:eastAsia="Times New Roman"/>
+          <w:rFonts w:ascii="Arial" w:eastAsia="Times New Roman" w:hAnsi="Arial" w:cs="Arial"/>
         </w:rPr>
         <w:t>Replaced Figures 2, 4, 5, 6, 10, 11: NetLogo GUI screenshots replaced with author-generated Python/matplotlib visualizations. (Responding to JR-5)</w:t>
       </w:r>
@@ -2430,10 +2836,13 @@
       <w:pPr>
         <w:spacing w:after="120" w:line="340" w:lineRule="auto"/>
         <w:ind w:left="360" w:hanging="360"/>
-      </w:pPr>
-      <w:r>
-        <w:rPr>
-          <w:rFonts w:eastAsia="Times New Roman"/>
+        <w:rPr>
+          <w:rFonts w:ascii="Arial" w:hAnsi="Arial" w:cs="Arial"/>
+        </w:rPr>
+      </w:pPr>
+      <w:r>
+        <w:rPr>
+          <w:rFonts w:ascii="Arial" w:eastAsia="Times New Roman" w:hAnsi="Arial" w:cs="Arial"/>
           <w:b/>
           <w:bCs/>
         </w:rPr>
@@ -2441,7 +2850,7 @@
       </w:r>
       <w:r>
         <w:rPr>
-          <w:rFonts w:eastAsia="Times New Roman"/>
+          <w:rFonts w:ascii="Arial" w:eastAsia="Times New Roman" w:hAnsi="Arial" w:cs="Arial"/>
         </w:rPr>
         <w:t>Corrected reference: Gong et al. (2020) bibliographic entry. (Responding to R1-Minor, R2-8)</w:t>
       </w:r>
@@ -2450,18 +2859,22 @@
       <w:pPr>
         <w:spacing w:after="120" w:line="340" w:lineRule="auto"/>
         <w:ind w:left="360" w:hanging="360"/>
-      </w:pPr>
-      <w:r>
-        <w:rPr>
-          <w:rFonts w:eastAsia="Times New Roman"/>
-          <w:b/>
-          <w:bCs/>
-        </w:rPr>
+        <w:rPr>
+          <w:rFonts w:ascii="Arial" w:hAnsi="Arial" w:cs="Arial"/>
+        </w:rPr>
+      </w:pPr>
+      <w:r>
+        <w:rPr>
+          <w:rFonts w:ascii="Arial" w:eastAsia="Times New Roman" w:hAnsi="Arial" w:cs="Arial"/>
+          <w:b/>
+          <w:bCs/>
+        </w:rPr>
+        <w:lastRenderedPageBreak/>
         <w:t xml:space="preserve">14. </w:t>
       </w:r>
       <w:r>
         <w:rPr>
-          <w:rFonts w:eastAsia="Times New Roman"/>
+          <w:rFonts w:ascii="Arial" w:eastAsia="Times New Roman" w:hAnsi="Arial" w:cs="Arial"/>
         </w:rPr>
         <w:t>Added references: Banerjee (1992), Golub &amp; Jackson (2010, 2012), Cheng et al. (2026), Katz &amp; Shapiro (1985), Morris &amp; Shin (2003), Berenbrink et al. (2024). (Responding to JR-6)</w:t>
       </w:r>
@@ -2470,10 +2883,13 @@
       <w:pPr>
         <w:spacing w:after="120" w:line="340" w:lineRule="auto"/>
         <w:ind w:left="360" w:hanging="360"/>
-      </w:pPr>
-      <w:r>
-        <w:rPr>
-          <w:rFonts w:eastAsia="Times New Roman"/>
+        <w:rPr>
+          <w:rFonts w:ascii="Arial" w:hAnsi="Arial" w:cs="Arial"/>
+        </w:rPr>
+      </w:pPr>
+      <w:r>
+        <w:rPr>
+          <w:rFonts w:ascii="Arial" w:eastAsia="Times New Roman" w:hAnsi="Arial" w:cs="Arial"/>
           <w:b/>
           <w:bCs/>
         </w:rPr>
@@ -2481,7 +2897,7 @@
       </w:r>
       <w:r>
         <w:rPr>
-          <w:rFonts w:eastAsia="Times New Roman"/>
+          <w:rFonts w:ascii="Arial" w:eastAsia="Times New Roman" w:hAnsi="Arial" w:cs="Arial"/>
         </w:rPr>
         <w:t>LaTeX conversion: Entire manuscript reformatted using PLOS ONE LaTeX template. (Responding to JR-3)</w:t>
       </w:r>
@@ -2490,10 +2906,13 @@
       <w:pPr>
         <w:spacing w:after="120" w:line="340" w:lineRule="auto"/>
         <w:ind w:left="360" w:hanging="360"/>
-      </w:pPr>
-      <w:r>
-        <w:rPr>
-          <w:rFonts w:eastAsia="Times New Roman"/>
+        <w:rPr>
+          <w:rFonts w:ascii="Arial" w:hAnsi="Arial" w:cs="Arial"/>
+        </w:rPr>
+      </w:pPr>
+      <w:r>
+        <w:rPr>
+          <w:rFonts w:ascii="Arial" w:eastAsia="Times New Roman" w:hAnsi="Arial" w:cs="Arial"/>
           <w:b/>
           <w:bCs/>
         </w:rPr>
@@ -2501,7 +2920,7 @@
       </w:r>
       <w:r>
         <w:rPr>
-          <w:rFonts w:eastAsia="Times New Roman"/>
+          <w:rFonts w:ascii="Arial" w:eastAsia="Times New Roman" w:hAnsi="Arial" w:cs="Arial"/>
         </w:rPr>
         <w:t>Code and data: Public GitHub repository with Zenodo DOI; Supporting Information files S1–S4 with minimal data set. (Responding to JR-2, JR-4)</w:t>
       </w:r>
@@ -2510,10 +2929,13 @@
       <w:pPr>
         <w:spacing w:after="160" w:line="360" w:lineRule="auto"/>
         <w:ind w:left="480"/>
-      </w:pPr>
-      <w:r>
-        <w:rPr>
-          <w:rFonts w:eastAsia="Times New Roman"/>
+        <w:rPr>
+          <w:rFonts w:ascii="Arial" w:hAnsi="Arial" w:cs="Arial"/>
+        </w:rPr>
+      </w:pPr>
+      <w:r>
+        <w:rPr>
+          <w:rFonts w:ascii="Arial" w:eastAsia="Times New Roman" w:hAnsi="Arial" w:cs="Arial"/>
         </w:rPr>
         <w:t>17. Updated Abstract: Added two sentences summarizing the mechanism decomposition findings (testimony effect neutralizes opinion clustering; coordination failure is the dominant driver) and the distinguishing predictions relative to alternative frameworks. (Responding to R1-2, R1-4)</w:t>
       </w:r>
@@ -2521,9 +2943,13 @@
     <w:p>
       <w:pPr>
         <w:spacing w:before="360" w:after="160" w:line="360" w:lineRule="auto"/>
-      </w:pPr>
-      <w:r>
-        <w:rPr>
+        <w:rPr>
+          <w:rFonts w:ascii="Arial" w:hAnsi="Arial" w:cs="Arial"/>
+        </w:rPr>
+      </w:pPr>
+      <w:r>
+        <w:rPr>
+          <w:rFonts w:ascii="Arial" w:hAnsi="Arial" w:cs="Arial"/>
           <w:b/>
           <w:bCs/>
           <w:sz w:val="28"/>
@@ -2537,12 +2963,14 @@
         <w:spacing w:after="80" w:line="300" w:lineRule="auto"/>
         <w:ind w:left="480" w:hanging="480"/>
         <w:rPr>
+          <w:rFonts w:ascii="Arial" w:hAnsi="Arial" w:cs="Arial"/>
           <w:sz w:val="20"/>
           <w:szCs w:val="20"/>
         </w:rPr>
       </w:pPr>
       <w:r>
         <w:rPr>
+          <w:rFonts w:ascii="Arial" w:hAnsi="Arial" w:cs="Arial"/>
           <w:sz w:val="20"/>
           <w:szCs w:val="20"/>
         </w:rPr>
@@ -2554,12 +2982,14 @@
         <w:spacing w:after="80" w:line="300" w:lineRule="auto"/>
         <w:ind w:left="480" w:hanging="480"/>
         <w:rPr>
+          <w:rFonts w:ascii="Arial" w:hAnsi="Arial" w:cs="Arial"/>
           <w:sz w:val="20"/>
           <w:szCs w:val="20"/>
         </w:rPr>
       </w:pPr>
       <w:r>
         <w:rPr>
+          <w:rFonts w:ascii="Arial" w:hAnsi="Arial" w:cs="Arial"/>
           <w:sz w:val="20"/>
           <w:szCs w:val="20"/>
         </w:rPr>
@@ -2571,12 +3001,14 @@
         <w:spacing w:after="80" w:line="300" w:lineRule="auto"/>
         <w:ind w:left="480" w:hanging="480"/>
         <w:rPr>
+          <w:rFonts w:ascii="Arial" w:hAnsi="Arial" w:cs="Arial"/>
           <w:sz w:val="20"/>
           <w:szCs w:val="20"/>
         </w:rPr>
       </w:pPr>
       <w:r>
         <w:rPr>
+          <w:rFonts w:ascii="Arial" w:hAnsi="Arial" w:cs="Arial"/>
           <w:sz w:val="20"/>
           <w:szCs w:val="20"/>
         </w:rPr>
@@ -2588,16 +3020,17 @@
         <w:spacing w:after="80" w:line="300" w:lineRule="auto"/>
         <w:ind w:left="480" w:hanging="480"/>
         <w:rPr>
+          <w:rFonts w:ascii="Arial" w:hAnsi="Arial" w:cs="Arial"/>
           <w:sz w:val="20"/>
           <w:szCs w:val="20"/>
         </w:rPr>
       </w:pPr>
       <w:r>
         <w:rPr>
+          <w:rFonts w:ascii="Arial" w:hAnsi="Arial" w:cs="Arial"/>
           <w:sz w:val="20"/>
           <w:szCs w:val="20"/>
         </w:rPr>
-        <w:lastRenderedPageBreak/>
         <w:t>Deffuant, G., Neau, D., Amblard, F., &amp; Weisbuch, G. (2000). Mixing beliefs among interacting agents. Advances in Complex Systems, 3(1–4), 87–98.</w:t>
       </w:r>
     </w:p>
@@ -2606,12 +3039,14 @@
         <w:spacing w:after="80" w:line="300" w:lineRule="auto"/>
         <w:ind w:left="480" w:hanging="480"/>
         <w:rPr>
+          <w:rFonts w:ascii="Arial" w:hAnsi="Arial" w:cs="Arial"/>
           <w:sz w:val="20"/>
           <w:szCs w:val="20"/>
         </w:rPr>
       </w:pPr>
       <w:r>
         <w:rPr>
+          <w:rFonts w:ascii="Arial" w:hAnsi="Arial" w:cs="Arial"/>
           <w:sz w:val="20"/>
           <w:szCs w:val="20"/>
         </w:rPr>
@@ -2623,12 +3058,14 @@
         <w:spacing w:after="80" w:line="300" w:lineRule="auto"/>
         <w:ind w:left="480" w:hanging="480"/>
         <w:rPr>
+          <w:rFonts w:ascii="Arial" w:hAnsi="Arial" w:cs="Arial"/>
           <w:sz w:val="20"/>
           <w:szCs w:val="20"/>
         </w:rPr>
       </w:pPr>
       <w:r>
         <w:rPr>
+          <w:rFonts w:ascii="Arial" w:hAnsi="Arial" w:cs="Arial"/>
           <w:sz w:val="20"/>
           <w:szCs w:val="20"/>
         </w:rPr>
@@ -2640,12 +3077,14 @@
         <w:spacing w:after="80" w:line="300" w:lineRule="auto"/>
         <w:ind w:left="480" w:hanging="480"/>
         <w:rPr>
+          <w:rFonts w:ascii="Arial" w:hAnsi="Arial" w:cs="Arial"/>
           <w:sz w:val="20"/>
           <w:szCs w:val="20"/>
         </w:rPr>
       </w:pPr>
       <w:r>
         <w:rPr>
+          <w:rFonts w:ascii="Arial" w:hAnsi="Arial" w:cs="Arial"/>
           <w:sz w:val="20"/>
           <w:szCs w:val="20"/>
         </w:rPr>
@@ -2657,12 +3096,14 @@
         <w:spacing w:after="80" w:line="300" w:lineRule="auto"/>
         <w:ind w:left="480" w:hanging="480"/>
         <w:rPr>
+          <w:rFonts w:ascii="Arial" w:hAnsi="Arial" w:cs="Arial"/>
           <w:sz w:val="20"/>
           <w:szCs w:val="20"/>
         </w:rPr>
       </w:pPr>
       <w:r>
         <w:rPr>
+          <w:rFonts w:ascii="Arial" w:hAnsi="Arial" w:cs="Arial"/>
           <w:sz w:val="20"/>
           <w:szCs w:val="20"/>
         </w:rPr>
@@ -2674,12 +3115,14 @@
         <w:spacing w:after="80" w:line="300" w:lineRule="auto"/>
         <w:ind w:left="480" w:hanging="480"/>
         <w:rPr>
+          <w:rFonts w:ascii="Arial" w:hAnsi="Arial" w:cs="Arial"/>
           <w:sz w:val="20"/>
           <w:szCs w:val="20"/>
         </w:rPr>
       </w:pPr>
       <w:r>
         <w:rPr>
+          <w:rFonts w:ascii="Arial" w:hAnsi="Arial" w:cs="Arial"/>
           <w:sz w:val="20"/>
           <w:szCs w:val="20"/>
         </w:rPr>
@@ -2691,12 +3134,14 @@
         <w:spacing w:after="80" w:line="300" w:lineRule="auto"/>
         <w:ind w:left="480" w:hanging="480"/>
         <w:rPr>
+          <w:rFonts w:ascii="Arial" w:hAnsi="Arial" w:cs="Arial"/>
           <w:sz w:val="20"/>
           <w:szCs w:val="20"/>
         </w:rPr>
       </w:pPr>
       <w:r>
         <w:rPr>
+          <w:rFonts w:ascii="Arial" w:hAnsi="Arial" w:cs="Arial"/>
           <w:sz w:val="20"/>
           <w:szCs w:val="20"/>
         </w:rPr>
@@ -2708,12 +3153,14 @@
         <w:spacing w:after="80" w:line="300" w:lineRule="auto"/>
         <w:ind w:left="480" w:hanging="480"/>
         <w:rPr>
+          <w:rFonts w:ascii="Arial" w:hAnsi="Arial" w:cs="Arial"/>
           <w:sz w:val="20"/>
           <w:szCs w:val="20"/>
         </w:rPr>
       </w:pPr>
       <w:r>
         <w:rPr>
+          <w:rFonts w:ascii="Arial" w:hAnsi="Arial" w:cs="Arial"/>
           <w:sz w:val="20"/>
           <w:szCs w:val="20"/>
         </w:rPr>
@@ -2725,12 +3172,14 @@
         <w:spacing w:after="80" w:line="300" w:lineRule="auto"/>
         <w:ind w:left="480" w:hanging="480"/>
         <w:rPr>
+          <w:rFonts w:ascii="Arial" w:hAnsi="Arial" w:cs="Arial"/>
           <w:sz w:val="20"/>
           <w:szCs w:val="20"/>
         </w:rPr>
       </w:pPr>
       <w:r>
         <w:rPr>
+          <w:rFonts w:ascii="Arial" w:hAnsi="Arial" w:cs="Arial"/>
           <w:sz w:val="20"/>
           <w:szCs w:val="20"/>
         </w:rPr>
@@ -2742,12 +3191,14 @@
         <w:spacing w:after="80" w:line="300" w:lineRule="auto"/>
         <w:ind w:left="480" w:hanging="480"/>
         <w:rPr>
+          <w:rFonts w:ascii="Arial" w:hAnsi="Arial" w:cs="Arial"/>
           <w:sz w:val="20"/>
           <w:szCs w:val="20"/>
         </w:rPr>
       </w:pPr>
       <w:r>
         <w:rPr>
+          <w:rFonts w:ascii="Arial" w:hAnsi="Arial" w:cs="Arial"/>
           <w:sz w:val="20"/>
           <w:szCs w:val="20"/>
         </w:rPr>
@@ -2759,12 +3210,14 @@
         <w:spacing w:after="80" w:line="300" w:lineRule="auto"/>
         <w:ind w:left="480" w:hanging="480"/>
         <w:rPr>
+          <w:rFonts w:ascii="Arial" w:hAnsi="Arial" w:cs="Arial"/>
           <w:sz w:val="20"/>
           <w:szCs w:val="20"/>
         </w:rPr>
       </w:pPr>
       <w:r>
         <w:rPr>
+          <w:rFonts w:ascii="Arial" w:hAnsi="Arial" w:cs="Arial"/>
           <w:sz w:val="20"/>
           <w:szCs w:val="20"/>
         </w:rPr>
@@ -2776,12 +3229,14 @@
         <w:spacing w:after="80" w:line="300" w:lineRule="auto"/>
         <w:ind w:left="480" w:hanging="480"/>
         <w:rPr>
+          <w:rFonts w:ascii="Arial" w:hAnsi="Arial" w:cs="Arial"/>
           <w:sz w:val="20"/>
           <w:szCs w:val="20"/>
         </w:rPr>
       </w:pPr>
       <w:r>
         <w:rPr>
+          <w:rFonts w:ascii="Arial" w:hAnsi="Arial" w:cs="Arial"/>
           <w:sz w:val="20"/>
           <w:szCs w:val="20"/>
         </w:rPr>
@@ -2790,7 +3245,7 @@
     </w:p>
     <w:sectPr>
       <w:pgSz w:w="12240" w:h="15840"/>
-      <w:pgMar w:top="1440" w:right="1800" w:bottom="1440" w:left="1800" w:header="709" w:footer="709" w:gutter="0"/>
+      <w:pgMar w:top="567" w:right="567" w:bottom="567" w:left="567" w:header="709" w:footer="709" w:gutter="0"/>
       <w:cols w:space="720"/>
       <w:docGrid w:linePitch="360"/>
     </w:sectPr>

--- a/_Response to Reviewers PONE-D-26-01398.docx
+++ b/_Response to Reviewers PONE-D-26-01398.docx
@@ -5,9 +5,6 @@
     <w:p>
       <w:pPr>
         <w:spacing w:before="2400"/>
-        <w:rPr>
-          <w:rFonts w:ascii="Arial" w:hAnsi="Arial" w:cs="Arial"/>
-        </w:rPr>
       </w:pPr>
     </w:p>
     <w:p>
@@ -15,14 +12,13 @@
         <w:spacing w:after="240"/>
         <w:jc w:val="center"/>
         <w:rPr>
-          <w:rFonts w:ascii="Arial" w:hAnsi="Arial" w:cs="Arial"/>
           <w:sz w:val="40"/>
           <w:szCs w:val="40"/>
         </w:rPr>
       </w:pPr>
       <w:r>
         <w:rPr>
-          <w:rFonts w:ascii="Arial" w:eastAsia="Times New Roman" w:hAnsi="Arial" w:cs="Arial"/>
+          <w:rFonts w:eastAsia="Times New Roman"/>
           <w:b/>
           <w:bCs/>
           <w:sz w:val="40"/>
@@ -35,13 +31,10 @@
       <w:pPr>
         <w:spacing w:after="120"/>
         <w:jc w:val="center"/>
-        <w:rPr>
-          <w:rFonts w:ascii="Arial" w:hAnsi="Arial" w:cs="Arial"/>
-        </w:rPr>
-      </w:pPr>
-      <w:r>
-        <w:rPr>
-          <w:rFonts w:ascii="Arial" w:eastAsia="Times New Roman" w:hAnsi="Arial" w:cs="Arial"/>
+      </w:pPr>
+      <w:r>
+        <w:rPr>
+          <w:rFonts w:eastAsia="Times New Roman"/>
           <w:sz w:val="24"/>
           <w:szCs w:val="24"/>
         </w:rPr>
@@ -52,13 +45,10 @@
       <w:pPr>
         <w:spacing w:after="480"/>
         <w:jc w:val="center"/>
-        <w:rPr>
-          <w:rFonts w:ascii="Arial" w:hAnsi="Arial" w:cs="Arial"/>
-        </w:rPr>
-      </w:pPr>
-      <w:r>
-        <w:rPr>
-          <w:rFonts w:ascii="Arial" w:eastAsia="Times New Roman" w:hAnsi="Arial" w:cs="Arial"/>
+      </w:pPr>
+      <w:r>
+        <w:rPr>
+          <w:rFonts w:eastAsia="Times New Roman"/>
           <w:i/>
           <w:iCs/>
           <w:sz w:val="24"/>
@@ -71,13 +61,10 @@
       <w:pPr>
         <w:spacing w:after="120"/>
         <w:jc w:val="center"/>
-        <w:rPr>
-          <w:rFonts w:ascii="Arial" w:hAnsi="Arial" w:cs="Arial"/>
-        </w:rPr>
-      </w:pPr>
-      <w:r>
-        <w:rPr>
-          <w:rFonts w:ascii="Arial" w:eastAsia="Times New Roman" w:hAnsi="Arial" w:cs="Arial"/>
+      </w:pPr>
+      <w:r>
+        <w:rPr>
+          <w:rFonts w:eastAsia="Times New Roman"/>
           <w:sz w:val="24"/>
           <w:szCs w:val="24"/>
         </w:rPr>
@@ -85,45 +72,32 @@
       </w:r>
     </w:p>
     <w:p>
-      <w:pPr>
-        <w:rPr>
-          <w:rFonts w:ascii="Arial" w:hAnsi="Arial" w:cs="Arial"/>
-        </w:rPr>
-      </w:pPr>
-      <w:r>
-        <w:rPr>
-          <w:rFonts w:ascii="Arial" w:hAnsi="Arial" w:cs="Arial"/>
-        </w:rPr>
+      <w:r>
         <w:br w:type="page"/>
       </w:r>
     </w:p>
     <w:p>
       <w:pPr>
         <w:pStyle w:val="1"/>
-        <w:rPr>
-          <w:rFonts w:ascii="Arial" w:hAnsi="Arial" w:cs="Arial"/>
-        </w:rPr>
-      </w:pPr>
-      <w:r>
-        <w:rPr>
-          <w:rFonts w:ascii="Arial" w:hAnsi="Arial" w:cs="Arial"/>
-        </w:rPr>
+        <w:spacing w:before="0" w:afterLines="100" w:after="240" w:line="360" w:lineRule="auto"/>
+        <w:jc w:val="center"/>
+      </w:pPr>
+      <w:r>
         <w:lastRenderedPageBreak/>
         <w:t>Letter to the Academic Editor</w:t>
       </w:r>
     </w:p>
     <w:p>
       <w:pPr>
-        <w:spacing w:after="160" w:line="360" w:lineRule="auto"/>
-        <w:rPr>
-          <w:rFonts w:ascii="Arial" w:hAnsi="Arial" w:cs="Arial"/>
+        <w:spacing w:afterLines="50" w:after="120" w:line="360" w:lineRule="auto"/>
+        <w:rPr>
           <w:sz w:val="24"/>
           <w:szCs w:val="24"/>
         </w:rPr>
       </w:pPr>
       <w:r>
         <w:rPr>
-          <w:rFonts w:ascii="Arial" w:eastAsia="Times New Roman" w:hAnsi="Arial" w:cs="Arial"/>
+          <w:rFonts w:eastAsia="Times New Roman"/>
           <w:sz w:val="24"/>
           <w:szCs w:val="24"/>
         </w:rPr>
@@ -132,16 +106,16 @@
     </w:p>
     <w:p>
       <w:pPr>
-        <w:spacing w:after="160" w:line="360" w:lineRule="auto"/>
-        <w:rPr>
-          <w:rFonts w:ascii="Arial" w:hAnsi="Arial" w:cs="Arial"/>
+        <w:spacing w:afterLines="50" w:after="120" w:line="360" w:lineRule="auto"/>
+        <w:ind w:firstLineChars="200" w:firstLine="480"/>
+        <w:rPr>
           <w:sz w:val="24"/>
           <w:szCs w:val="24"/>
         </w:rPr>
       </w:pPr>
       <w:r>
         <w:rPr>
-          <w:rFonts w:ascii="Arial" w:eastAsia="Times New Roman" w:hAnsi="Arial" w:cs="Arial"/>
+          <w:rFonts w:eastAsia="Times New Roman"/>
           <w:sz w:val="24"/>
           <w:szCs w:val="24"/>
         </w:rPr>
@@ -150,16 +124,16 @@
     </w:p>
     <w:p>
       <w:pPr>
-        <w:spacing w:after="160" w:line="360" w:lineRule="auto"/>
-        <w:rPr>
-          <w:rFonts w:ascii="Arial" w:hAnsi="Arial" w:cs="Arial"/>
+        <w:spacing w:afterLines="50" w:after="120" w:line="360" w:lineRule="auto"/>
+        <w:ind w:firstLineChars="200" w:firstLine="480"/>
+        <w:rPr>
           <w:sz w:val="24"/>
           <w:szCs w:val="24"/>
         </w:rPr>
       </w:pPr>
       <w:r>
         <w:rPr>
-          <w:rFonts w:ascii="Arial" w:eastAsia="Times New Roman" w:hAnsi="Arial" w:cs="Arial"/>
+          <w:rFonts w:eastAsia="Times New Roman"/>
           <w:sz w:val="24"/>
           <w:szCs w:val="24"/>
         </w:rPr>
@@ -168,16 +142,16 @@
     </w:p>
     <w:p>
       <w:pPr>
-        <w:spacing w:after="160" w:line="360" w:lineRule="auto"/>
-        <w:rPr>
-          <w:rFonts w:ascii="Arial" w:hAnsi="Arial" w:cs="Arial"/>
+        <w:spacing w:afterLines="50" w:after="120" w:line="360" w:lineRule="auto"/>
+        <w:ind w:firstLineChars="200" w:firstLine="480"/>
+        <w:rPr>
           <w:sz w:val="24"/>
           <w:szCs w:val="24"/>
         </w:rPr>
       </w:pPr>
       <w:r>
         <w:rPr>
-          <w:rFonts w:ascii="Arial" w:eastAsia="Times New Roman" w:hAnsi="Arial" w:cs="Arial"/>
+          <w:rFonts w:eastAsia="Times New Roman"/>
           <w:sz w:val="24"/>
           <w:szCs w:val="24"/>
         </w:rPr>
@@ -185,7 +159,7 @@
       </w:r>
       <w:r>
         <w:rPr>
-          <w:rFonts w:ascii="Arial" w:eastAsia="Times New Roman" w:hAnsi="Arial" w:cs="Arial"/>
+          <w:rFonts w:eastAsia="Times New Roman"/>
           <w:i/>
           <w:iCs/>
           <w:sz w:val="24"/>
@@ -195,7 +169,7 @@
       </w:r>
       <w:r>
         <w:rPr>
-          <w:rFonts w:ascii="Arial" w:eastAsia="Times New Roman" w:hAnsi="Arial" w:cs="Arial"/>
+          <w:rFonts w:eastAsia="Times New Roman"/>
           <w:sz w:val="24"/>
           <w:szCs w:val="24"/>
         </w:rPr>
@@ -203,7 +177,7 @@
       </w:r>
       <w:r>
         <w:rPr>
-          <w:rFonts w:ascii="Arial" w:eastAsia="Times New Roman" w:hAnsi="Arial" w:cs="Arial"/>
+          <w:rFonts w:eastAsia="Times New Roman"/>
           <w:b/>
           <w:bCs/>
           <w:color w:val="2E75B6"/>
@@ -214,7 +188,7 @@
       </w:r>
       <w:r>
         <w:rPr>
-          <w:rFonts w:ascii="Arial" w:eastAsia="Times New Roman" w:hAnsi="Arial" w:cs="Arial"/>
+          <w:rFonts w:eastAsia="Times New Roman"/>
           <w:sz w:val="24"/>
           <w:szCs w:val="24"/>
         </w:rPr>
@@ -223,16 +197,16 @@
     </w:p>
     <w:p>
       <w:pPr>
-        <w:spacing w:after="160" w:line="360" w:lineRule="auto"/>
-        <w:rPr>
-          <w:rFonts w:ascii="Arial" w:hAnsi="Arial" w:cs="Arial"/>
+        <w:spacing w:afterLines="50" w:after="120" w:line="360" w:lineRule="auto"/>
+        <w:ind w:firstLineChars="200" w:firstLine="480"/>
+        <w:rPr>
           <w:sz w:val="24"/>
           <w:szCs w:val="24"/>
         </w:rPr>
       </w:pPr>
       <w:r>
         <w:rPr>
-          <w:rFonts w:ascii="Arial" w:eastAsia="Times New Roman" w:hAnsi="Arial" w:cs="Arial"/>
+          <w:rFonts w:eastAsia="Times New Roman"/>
           <w:sz w:val="24"/>
           <w:szCs w:val="24"/>
         </w:rPr>
@@ -241,10 +215,9 @@
     </w:p>
     <w:p>
       <w:pPr>
-        <w:spacing w:after="160" w:line="360" w:lineRule="auto"/>
+        <w:spacing w:afterLines="50" w:after="120" w:line="360" w:lineRule="auto"/>
         <w:jc w:val="right"/>
         <w:rPr>
-          <w:rFonts w:ascii="Arial" w:hAnsi="Arial" w:cs="Arial"/>
           <w:i/>
           <w:iCs/>
           <w:sz w:val="24"/>
@@ -254,7 +227,7 @@
       </w:pPr>
       <w:r>
         <w:rPr>
-          <w:rFonts w:ascii="Arial" w:eastAsia="Times New Roman" w:hAnsi="Arial" w:cs="Arial"/>
+          <w:rFonts w:eastAsia="Times New Roman"/>
           <w:i/>
           <w:iCs/>
           <w:sz w:val="24"/>
@@ -265,15 +238,7 @@
       </w:r>
     </w:p>
     <w:p>
-      <w:pPr>
-        <w:rPr>
-          <w:rFonts w:ascii="Arial" w:hAnsi="Arial" w:cs="Arial"/>
-        </w:rPr>
-      </w:pPr>
-      <w:r>
-        <w:rPr>
-          <w:rFonts w:ascii="Arial" w:hAnsi="Arial" w:cs="Arial"/>
-        </w:rPr>
+      <w:r>
         <w:br w:type="page"/>
       </w:r>
     </w:p>
@@ -282,14 +247,12 @@
         <w:pStyle w:val="1"/>
         <w:spacing w:before="0" w:afterLines="50" w:after="120"/>
         <w:rPr>
-          <w:rFonts w:ascii="Arial" w:hAnsi="Arial" w:cs="Arial"/>
           <w:sz w:val="24"/>
           <w:szCs w:val="24"/>
         </w:rPr>
       </w:pPr>
       <w:r>
         <w:rPr>
-          <w:rFonts w:ascii="Arial" w:hAnsi="Arial" w:cs="Arial"/>
           <w:sz w:val="24"/>
           <w:szCs w:val="24"/>
         </w:rPr>
@@ -306,7 +269,6 @@
         </w:numPr>
         <w:spacing w:before="0" w:afterLines="50" w:after="120"/>
         <w:rPr>
-          <w:rFonts w:ascii="Arial" w:hAnsi="Arial" w:cs="Arial"/>
           <w:b w:val="0"/>
           <w:bCs w:val="0"/>
           <w:sz w:val="24"/>
@@ -315,7 +277,6 @@
       </w:pPr>
       <w:r>
         <w:rPr>
-          <w:rFonts w:ascii="Arial" w:hAnsi="Arial" w:cs="Arial"/>
           <w:b w:val="0"/>
           <w:bCs w:val="0"/>
           <w:color w:val="404040"/>
@@ -329,14 +290,14 @@
       <w:pPr>
         <w:spacing w:afterLines="50" w:after="120"/>
         <w:rPr>
-          <w:rFonts w:ascii="Arial" w:eastAsia="Times New Roman" w:hAnsi="Arial" w:cs="Arial"/>
+          <w:rFonts w:eastAsia="Times New Roman"/>
           <w:sz w:val="24"/>
           <w:szCs w:val="24"/>
         </w:rPr>
       </w:pPr>
       <w:r>
         <w:rPr>
-          <w:rFonts w:ascii="Arial" w:eastAsia="Times New Roman" w:hAnsi="Arial" w:cs="Arial"/>
+          <w:rFonts w:eastAsia="Times New Roman"/>
           <w:sz w:val="24"/>
           <w:szCs w:val="24"/>
         </w:rPr>
@@ -347,7 +308,7 @@
       <w:pPr>
         <w:spacing w:afterLines="50" w:after="120"/>
         <w:rPr>
-          <w:rFonts w:ascii="Arial" w:eastAsia="Times New Roman" w:hAnsi="Arial" w:cs="Arial"/>
+          <w:rFonts w:eastAsia="Times New Roman"/>
           <w:color w:val="0070C0"/>
           <w:sz w:val="24"/>
           <w:szCs w:val="24"/>
@@ -355,7 +316,7 @@
       </w:pPr>
       <w:r>
         <w:rPr>
-          <w:rFonts w:ascii="Arial" w:eastAsia="Times New Roman" w:hAnsi="Arial" w:cs="Arial"/>
+          <w:rFonts w:eastAsia="Times New Roman"/>
           <w:color w:val="0070C0"/>
           <w:sz w:val="24"/>
           <w:szCs w:val="24"/>
@@ -367,7 +328,7 @@
       <w:pPr>
         <w:spacing w:afterLines="50" w:after="120"/>
         <w:rPr>
-          <w:rFonts w:ascii="Arial" w:eastAsia="Times New Roman" w:hAnsi="Arial" w:cs="Arial"/>
+          <w:rFonts w:eastAsia="Times New Roman"/>
           <w:sz w:val="24"/>
           <w:szCs w:val="24"/>
         </w:rPr>
@@ -382,14 +343,14 @@
         </w:numPr>
         <w:spacing w:afterLines="50" w:after="120"/>
         <w:rPr>
-          <w:rFonts w:ascii="Arial" w:eastAsia="Times New Roman" w:hAnsi="Arial" w:cs="Arial"/>
+          <w:rFonts w:eastAsia="Times New Roman"/>
           <w:sz w:val="24"/>
           <w:szCs w:val="24"/>
         </w:rPr>
       </w:pPr>
       <w:r>
         <w:rPr>
-          <w:rFonts w:ascii="Arial" w:eastAsia="Times New Roman" w:hAnsi="Arial" w:cs="Arial"/>
+          <w:rFonts w:eastAsia="Times New Roman"/>
           <w:color w:val="404040"/>
           <w:sz w:val="24"/>
           <w:szCs w:val="24"/>
@@ -402,14 +363,12 @@
         <w:pStyle w:val="2"/>
         <w:spacing w:before="0" w:afterLines="50" w:after="120"/>
         <w:rPr>
-          <w:rFonts w:ascii="Arial" w:hAnsi="Arial" w:cs="Arial"/>
           <w:b w:val="0"/>
           <w:bCs w:val="0"/>
         </w:rPr>
       </w:pPr>
       <w:r>
         <w:rPr>
-          <w:rFonts w:ascii="Arial" w:hAnsi="Arial" w:cs="Arial"/>
           <w:b w:val="0"/>
           <w:bCs w:val="0"/>
         </w:rPr>
@@ -421,7 +380,6 @@
         <w:pStyle w:val="2"/>
         <w:spacing w:before="0" w:afterLines="50" w:after="120"/>
         <w:rPr>
-          <w:rFonts w:ascii="Arial" w:hAnsi="Arial" w:cs="Arial"/>
           <w:b w:val="0"/>
           <w:bCs w:val="0"/>
           <w:color w:val="0070C0"/>
@@ -429,7 +387,6 @@
       </w:pPr>
       <w:r>
         <w:rPr>
-          <w:rFonts w:ascii="Arial" w:hAnsi="Arial" w:cs="Arial"/>
           <w:b w:val="0"/>
           <w:bCs w:val="0"/>
           <w:color w:val="0070C0"/>
@@ -442,7 +399,6 @@
         <w:pStyle w:val="2"/>
         <w:spacing w:before="0" w:afterLines="50" w:after="120"/>
         <w:rPr>
-          <w:rFonts w:ascii="Arial" w:hAnsi="Arial" w:cs="Arial"/>
           <w:b w:val="0"/>
           <w:bCs w:val="0"/>
         </w:rPr>
@@ -457,14 +413,12 @@
         </w:numPr>
         <w:spacing w:before="0" w:afterLines="50" w:after="120"/>
         <w:rPr>
-          <w:rFonts w:ascii="Arial" w:hAnsi="Arial" w:cs="Arial"/>
           <w:b w:val="0"/>
           <w:bCs w:val="0"/>
         </w:rPr>
       </w:pPr>
       <w:r>
         <w:rPr>
-          <w:rFonts w:ascii="Arial" w:hAnsi="Arial" w:cs="Arial"/>
           <w:b w:val="0"/>
           <w:bCs w:val="0"/>
           <w:color w:val="404040"/>
@@ -477,14 +431,12 @@
         <w:pStyle w:val="2"/>
         <w:spacing w:before="0" w:afterLines="50" w:after="120"/>
         <w:rPr>
-          <w:rFonts w:ascii="Arial" w:hAnsi="Arial" w:cs="Arial"/>
           <w:b w:val="0"/>
           <w:bCs w:val="0"/>
         </w:rPr>
       </w:pPr>
       <w:r>
         <w:rPr>
-          <w:rFonts w:ascii="Arial" w:hAnsi="Arial" w:cs="Arial"/>
           <w:b w:val="0"/>
           <w:bCs w:val="0"/>
         </w:rPr>
@@ -496,7 +448,6 @@
         <w:pStyle w:val="2"/>
         <w:spacing w:before="0" w:afterLines="50" w:after="120"/>
         <w:rPr>
-          <w:rFonts w:ascii="Arial" w:hAnsi="Arial" w:cs="Arial"/>
           <w:b w:val="0"/>
           <w:bCs w:val="0"/>
           <w:color w:val="0070C0"/>
@@ -504,7 +455,6 @@
       </w:pPr>
       <w:r>
         <w:rPr>
-          <w:rFonts w:ascii="Arial" w:hAnsi="Arial" w:cs="Arial"/>
           <w:b w:val="0"/>
           <w:bCs w:val="0"/>
           <w:color w:val="0070C0"/>
@@ -517,7 +467,6 @@
         <w:pStyle w:val="2"/>
         <w:spacing w:before="0" w:afterLines="50" w:after="120"/>
         <w:rPr>
-          <w:rFonts w:ascii="Arial" w:hAnsi="Arial" w:cs="Arial"/>
           <w:b w:val="0"/>
           <w:bCs w:val="0"/>
         </w:rPr>
@@ -532,14 +481,12 @@
         </w:numPr>
         <w:spacing w:before="0" w:afterLines="50" w:after="120"/>
         <w:rPr>
-          <w:rFonts w:ascii="Arial" w:hAnsi="Arial" w:cs="Arial"/>
           <w:b w:val="0"/>
           <w:bCs w:val="0"/>
         </w:rPr>
       </w:pPr>
       <w:r>
         <w:rPr>
-          <w:rFonts w:ascii="Arial" w:hAnsi="Arial" w:cs="Arial"/>
           <w:b w:val="0"/>
           <w:bCs w:val="0"/>
           <w:color w:val="404040"/>
@@ -552,14 +499,12 @@
         <w:pStyle w:val="2"/>
         <w:spacing w:before="0" w:afterLines="50" w:after="120"/>
         <w:rPr>
-          <w:rFonts w:ascii="Arial" w:hAnsi="Arial" w:cs="Arial"/>
           <w:b w:val="0"/>
           <w:bCs w:val="0"/>
         </w:rPr>
       </w:pPr>
       <w:r>
         <w:rPr>
-          <w:rFonts w:ascii="Arial" w:hAnsi="Arial" w:cs="Arial"/>
           <w:b w:val="0"/>
           <w:bCs w:val="0"/>
         </w:rPr>
@@ -570,7 +515,7 @@
       <w:pPr>
         <w:spacing w:afterLines="50" w:after="120"/>
         <w:rPr>
-          <w:rFonts w:ascii="Arial" w:eastAsia="Times New Roman" w:hAnsi="Arial" w:cs="Arial"/>
+          <w:rFonts w:eastAsia="Times New Roman"/>
           <w:color w:val="0070C0"/>
           <w:sz w:val="24"/>
           <w:szCs w:val="24"/>
@@ -578,7 +523,7 @@
       </w:pPr>
       <w:r>
         <w:rPr>
-          <w:rFonts w:ascii="Arial" w:eastAsia="Times New Roman" w:hAnsi="Arial" w:cs="Arial"/>
+          <w:rFonts w:eastAsia="Times New Roman"/>
           <w:color w:val="0070C0"/>
           <w:sz w:val="24"/>
           <w:szCs w:val="24"/>
@@ -590,7 +535,7 @@
       <w:pPr>
         <w:spacing w:afterLines="50" w:after="120"/>
         <w:rPr>
-          <w:rFonts w:ascii="Arial" w:eastAsia="Times New Roman" w:hAnsi="Arial" w:cs="Arial"/>
+          <w:rFonts w:eastAsia="Times New Roman"/>
           <w:sz w:val="24"/>
           <w:szCs w:val="24"/>
         </w:rPr>
@@ -605,19 +550,29 @@
         </w:numPr>
         <w:spacing w:afterLines="50" w:after="120"/>
         <w:rPr>
-          <w:rFonts w:ascii="Arial" w:eastAsia="Times New Roman" w:hAnsi="Arial" w:cs="Arial"/>
+          <w:rFonts w:eastAsia="Times New Roman"/>
           <w:sz w:val="24"/>
           <w:szCs w:val="24"/>
         </w:rPr>
       </w:pPr>
       <w:r>
         <w:rPr>
-          <w:rFonts w:ascii="Arial" w:eastAsia="Times New Roman" w:hAnsi="Arial" w:cs="Arial"/>
+          <w:rFonts w:eastAsia="Times New Roman"/>
           <w:color w:val="404040"/>
           <w:sz w:val="24"/>
           <w:szCs w:val="24"/>
         </w:rPr>
-        <w:t>We note that Figures 2, 4, 5, 6, 10 and 11 in your submission contain copyrighted images. We require you to either (1) present written permission from the copyright holder to publish these figures specifically under the CC BY 4.0 license, or (2) remove the figures from your submission.</w:t>
+        <w:t xml:space="preserve">We note that Figures 2, 4, 5, 6, 10 and 11 in your submission contain copyrighted images. We require you to either (1) present written permission from the copyright </w:t>
+      </w:r>
+      <w:r>
+        <w:rPr>
+          <w:rFonts w:eastAsia="Times New Roman"/>
+          <w:color w:val="404040"/>
+          <w:sz w:val="24"/>
+          <w:szCs w:val="24"/>
+        </w:rPr>
+        <w:lastRenderedPageBreak/>
+        <w:t>holder to publish these figures specifically under the CC BY 4.0 license, or (2) remove the figures from your submission.</w:t>
       </w:r>
     </w:p>
     <w:p>
@@ -625,14 +580,12 @@
         <w:pStyle w:val="2"/>
         <w:spacing w:before="0" w:afterLines="50" w:after="120"/>
         <w:rPr>
-          <w:rFonts w:ascii="Arial" w:hAnsi="Arial" w:cs="Arial"/>
           <w:b w:val="0"/>
           <w:bCs w:val="0"/>
         </w:rPr>
       </w:pPr>
       <w:r>
         <w:rPr>
-          <w:rFonts w:ascii="Arial" w:hAnsi="Arial" w:cs="Arial"/>
           <w:b w:val="0"/>
           <w:bCs w:val="0"/>
         </w:rPr>
@@ -643,7 +596,7 @@
       <w:pPr>
         <w:spacing w:afterLines="50" w:after="120"/>
         <w:rPr>
-          <w:rFonts w:ascii="Arial" w:eastAsia="Times New Roman" w:hAnsi="Arial" w:cs="Arial"/>
+          <w:rFonts w:eastAsia="Times New Roman"/>
           <w:b/>
           <w:bCs/>
           <w:sz w:val="28"/>
@@ -652,7 +605,7 @@
       </w:pPr>
       <w:r>
         <w:rPr>
-          <w:rFonts w:ascii="Arial" w:eastAsia="Times New Roman" w:hAnsi="Arial" w:cs="Arial"/>
+          <w:rFonts w:eastAsia="Times New Roman"/>
           <w:color w:val="0070C0"/>
           <w:sz w:val="24"/>
           <w:szCs w:val="24"/>
@@ -660,23 +613,14 @@
         <w:t>We chose option (2). The original figures were screenshots from the NetLogo GUI, which may contain copyrighted visual elements belonging to the NetLogo platform. To resolve this, we re-implemented the BCAT model in Python 3 and regenerated all six figures (Figs 2, 4, 5, 6, 10, 11) using our own visualization code. The revised figures present equivalent simulation results under identical parameter configurations, and all visual elements are entirely our original work. No third-party copyrighted material remains in the manuscript.</w:t>
       </w:r>
       <w:r>
-        <w:rPr>
-          <w:rFonts w:ascii="Arial" w:hAnsi="Arial" w:cs="Arial"/>
-        </w:rPr>
         <w:br w:type="page"/>
       </w:r>
     </w:p>
     <w:p>
       <w:pPr>
         <w:pStyle w:val="1"/>
-        <w:rPr>
-          <w:rFonts w:ascii="Arial" w:hAnsi="Arial" w:cs="Arial"/>
-        </w:rPr>
-      </w:pPr>
-      <w:r>
-        <w:rPr>
-          <w:rFonts w:ascii="Arial" w:hAnsi="Arial" w:cs="Arial"/>
-        </w:rPr>
+      </w:pPr>
+      <w:r>
         <w:lastRenderedPageBreak/>
         <w:t>Part II: Response to Reviewer #1</w:t>
       </w:r>
@@ -684,13 +628,10 @@
     <w:p>
       <w:pPr>
         <w:spacing w:after="160" w:line="360" w:lineRule="auto"/>
-        <w:rPr>
-          <w:rFonts w:ascii="Arial" w:hAnsi="Arial" w:cs="Arial"/>
-        </w:rPr>
-      </w:pPr>
-      <w:r>
-        <w:rPr>
-          <w:rFonts w:ascii="Arial" w:eastAsia="Times New Roman" w:hAnsi="Arial" w:cs="Arial"/>
+      </w:pPr>
+      <w:r>
+        <w:rPr>
+          <w:rFonts w:eastAsia="Times New Roman"/>
         </w:rPr>
         <w:t>We thank Reviewer #1 for the thoughtful and constructive evaluation. The reviewer’s comments—particularly the identification of two distinct mechanism channels and the call for distinguishing predictions relative to alternative theories—guided substantial theoretical improvements to the manuscript.</w:t>
       </w:r>
@@ -698,14 +639,8 @@
     <w:p>
       <w:pPr>
         <w:pStyle w:val="2"/>
-        <w:rPr>
-          <w:rFonts w:ascii="Arial" w:hAnsi="Arial" w:cs="Arial"/>
-        </w:rPr>
-      </w:pPr>
-      <w:r>
-        <w:rPr>
-          <w:rFonts w:ascii="Arial" w:hAnsi="Arial" w:cs="Arial"/>
-        </w:rPr>
+      </w:pPr>
+      <w:r>
         <w:t>R1-1. What Makes the Two Models Combine Organically?</w:t>
       </w:r>
     </w:p>
@@ -716,13 +651,10 @@
         </w:pBdr>
         <w:spacing w:after="160" w:line="360" w:lineRule="auto"/>
         <w:ind w:left="480"/>
-        <w:rPr>
-          <w:rFonts w:ascii="Arial" w:hAnsi="Arial" w:cs="Arial"/>
-        </w:rPr>
-      </w:pPr>
-      <w:r>
-        <w:rPr>
-          <w:rFonts w:ascii="Arial" w:eastAsia="Times New Roman" w:hAnsi="Arial" w:cs="Arial"/>
+      </w:pPr>
+      <w:r>
+        <w:rPr>
+          <w:rFonts w:eastAsia="Times New Roman"/>
           <w:i/>
           <w:iCs/>
           <w:color w:val="404040"/>
@@ -737,13 +669,10 @@
         </w:pBdr>
         <w:spacing w:after="160" w:line="360" w:lineRule="auto"/>
         <w:ind w:left="480"/>
-        <w:rPr>
-          <w:rFonts w:ascii="Arial" w:hAnsi="Arial" w:cs="Arial"/>
-        </w:rPr>
-      </w:pPr>
-      <w:r>
-        <w:rPr>
-          <w:rFonts w:ascii="Arial" w:eastAsia="Times New Roman" w:hAnsi="Arial" w:cs="Arial"/>
+      </w:pPr>
+      <w:r>
+        <w:rPr>
+          <w:rFonts w:eastAsia="Times New Roman"/>
           <w:i/>
           <w:iCs/>
           <w:color w:val="404040"/>
@@ -754,13 +683,10 @@
     <w:p>
       <w:pPr>
         <w:spacing w:after="160" w:line="360" w:lineRule="auto"/>
-        <w:rPr>
-          <w:rFonts w:ascii="Arial" w:hAnsi="Arial" w:cs="Arial"/>
-        </w:rPr>
-      </w:pPr>
-      <w:r>
-        <w:rPr>
-          <w:rFonts w:ascii="Arial" w:eastAsia="Times New Roman" w:hAnsi="Arial" w:cs="Arial"/>
+      </w:pPr>
+      <w:r>
+        <w:rPr>
+          <w:rFonts w:eastAsia="Times New Roman"/>
         </w:rPr>
         <w:t>We agree that the original manuscript presented the two model components too modularly, leaving the reader to infer their interaction logic from the pseudocode. In the revised manuscript, we added two new paragraphs—one at the end of the Related Models section and one at the opening of the Simulation Model Specifications section—that explain the conceptual logic underlying the coupling of bounded confidence opinion dynamics with adoption thresholds.</w:t>
       </w:r>
@@ -768,43 +694,42 @@
     <w:p>
       <w:pPr>
         <w:spacing w:after="160" w:line="360" w:lineRule="auto"/>
-        <w:rPr>
-          <w:rFonts w:ascii="Arial" w:hAnsi="Arial" w:cs="Arial"/>
-        </w:rPr>
-      </w:pPr>
-      <w:r>
-        <w:rPr>
-          <w:rFonts w:ascii="Arial" w:eastAsia="Times New Roman" w:hAnsi="Arial" w:cs="Arial"/>
-        </w:rPr>
-        <w:t>Regarding point (a), we now discuss why bounded confidence—rather than DeGroot-style averaging or voter model dynamics—is the natural complement to threshold-based adoption. DeGroot-style averaging models (Golub &amp; Jackson, 2010, 2012; Cheng et al., 2026) assume that all agents accept influence from all neighbors, leading to guaranteed convergence toward consensus under mild connectivity conditions. This property makes the DeGroot framework ill-suited for studying the “best game no one played” phenomenon, because it cannot generate opinion fragmentation—a key mechanism through which positive average sentiment may coexist with insufficient local support for adoption. Voter model dynamics are discrete and memoryless (each agent randomly copies a neighbor’s binary state) and cannot capture the gradual, continuous nature of attitude evolution that characterizes real consumer sentiment formation. Bounded confidence occupies a unique position: by restricting opinion exchange to pairs whose attitudes fall within a tolerance threshold, it naturally generates both consensus (when the confidence bound is large) and fragmentation into multiple clusters (when the bound is small). This dual capacity makes bounded confidence a suitable partner for the adoption threshold mechanism, because fragmentation creates the possibility that average attitudes are positive yet local neighborhoods lack sufficient positive-attitude agents to trigger adoption cascades.</w:t>
-      </w:r>
-    </w:p>
-    <w:p>
-      <w:pPr>
-        <w:spacing w:after="160" w:line="360" w:lineRule="auto"/>
-        <w:rPr>
-          <w:rFonts w:ascii="Arial" w:hAnsi="Arial" w:cs="Arial"/>
-        </w:rPr>
-      </w:pPr>
-      <w:r>
-        <w:rPr>
-          <w:rFonts w:ascii="Arial" w:eastAsia="Times New Roman" w:hAnsi="Arial" w:cs="Arial"/>
-        </w:rPr>
-        <w:t xml:space="preserve">Regarding point (b), we now identify emergent properties of the combined model that neither component produces alone. The most important is the</w:t>
-      </w:r>
-      <w:r>
-        <w:rPr>
-          <w:rFonts w:ascii="Arial" w:eastAsia="Times New Roman" w:hAnsi="Arial" w:cs="Arial"/>
-          <w:b/>
-          <w:bCs/>
-        </w:rPr>
-        <w:t xml:space="preserve">bidirectional feedback loop between adoption status and </w:t>
+      </w:pPr>
+      <w:r>
+        <w:rPr>
+          <w:rFonts w:eastAsia="Times New Roman"/>
+        </w:rPr>
+        <w:t xml:space="preserve">Regarding point (a), we now discuss why bounded confidence—rather than DeGroot-style averaging or voter model dynamics—is the natural complement to threshold-based adoption. DeGroot-style averaging models (Golub &amp; Jackson, 2010, 2012; Cheng et al., 2026) assume that all agents accept influence from all neighbors, leading to guaranteed convergence toward consensus under mild connectivity conditions. This property makes the DeGroot framework ill-suited for studying the “best game no one played” phenomenon, because it cannot generate opinion fragmentation—a key mechanism through which positive average sentiment may coexist with insufficient local support for adoption. Voter model dynamics are discrete and memoryless (each agent randomly copies a neighbor’s binary state) and cannot capture the gradual, continuous nature of attitude evolution that characterizes real consumer sentiment formation. </w:t>
+      </w:r>
+      <w:r>
+        <w:rPr>
+          <w:rFonts w:eastAsia="Times New Roman"/>
+        </w:rPr>
         <w:lastRenderedPageBreak/>
-        <w:t>opinion exchange</w:t>
-      </w:r>
-      <w:r>
-        <w:rPr>
-          <w:rFonts w:ascii="Arial" w:eastAsia="Times New Roman" w:hAnsi="Arial" w:cs="Arial"/>
+        <w:t>Bounded confidence occupies a unique position: by restricting opinion exchange to pairs whose attitudes fall within a tolerance threshold, it naturally generates both consensus (when the confidence bound is large) and fragmentation into multiple clusters (when the bound is small). This dual capacity makes bounded confidence a suitable partner for the adoption threshold mechanism, because fragmentation creates the possibility that average attitudes are positive yet local neighborhoods lack sufficient positive-attitude agents to trigger adoption cascades.</w:t>
+      </w:r>
+    </w:p>
+    <w:p>
+      <w:pPr>
+        <w:spacing w:after="160" w:line="360" w:lineRule="auto"/>
+      </w:pPr>
+      <w:r>
+        <w:rPr>
+          <w:rFonts w:eastAsia="Times New Roman"/>
+        </w:rPr>
+        <w:t>Regarding point (b), we now identify emergent properties of the combined model that neither component produces alone. The most important is the</w:t>
+      </w:r>
+      <w:r>
+        <w:rPr>
+          <w:rFonts w:eastAsia="Times New Roman"/>
+          <w:b/>
+          <w:bCs/>
+        </w:rPr>
+        <w:t>bidirectional feedback loop between adoption status and opinion exchange</w:t>
+      </w:r>
+      <w:r>
+        <w:rPr>
+          <w:rFonts w:eastAsia="Times New Roman"/>
         </w:rPr>
         <w:t>. In the BCAT model, opinion exchange rules depend on the adoption statuses of both interacting agents: when one agent has adopted and the other has not, the exchange follows asymmetric persuasion logic (the adopted agent exerts stronger influence); when both have adopted, attitudes converge toward the more positive pole; when neither has adopted, standard bidirectional convergence applies. The adoption decision—ostensibly a downstream consequence of opinion formation—thus feeds back into the opinion dynamics process, creating a coupled dynamical system whose behavior cannot be predicted from either component in isolation. For instance, early adoption by a few agents can create localized pockets of reinforced positive attitudes that may or may not propagate outward, depending on network structure and threshold distribution.</w:t>
       </w:r>
@@ -816,13 +741,10 @@
         </w:pBdr>
         <w:spacing w:after="160" w:line="360" w:lineRule="auto"/>
         <w:ind w:left="480"/>
-        <w:rPr>
-          <w:rFonts w:ascii="Arial" w:hAnsi="Arial" w:cs="Arial"/>
-        </w:rPr>
-      </w:pPr>
-      <w:r>
-        <w:rPr>
-          <w:rFonts w:ascii="Arial" w:eastAsia="Times New Roman" w:hAnsi="Arial" w:cs="Arial"/>
+      </w:pPr>
+      <w:r>
+        <w:rPr>
+          <w:rFonts w:eastAsia="Times New Roman"/>
           <w:b/>
           <w:bCs/>
           <w:color w:val="2E75B6"/>
@@ -831,7 +753,7 @@
       </w:r>
       <w:r>
         <w:rPr>
-          <w:rFonts w:ascii="Arial" w:eastAsia="Times New Roman" w:hAnsi="Arial" w:cs="Arial"/>
+          <w:rFonts w:eastAsia="Times New Roman"/>
         </w:rPr>
         <w:t>Two new paragraphs have been added to the manuscript. (1) At the end of the Related Models section, a paragraph now explicitly argues why bounded confidence—rather than DeGroot-style averaging (Golub &amp; Jackson, 2010, 2012; Cheng et al., 2026) or voter model dynamics—is the theoretically necessary complement to threshold-based adoption, on the grounds that only bounded confidence can sustain persistent opinion fragmentation as a long-run equilibrium property, thereby generating the endogenous pre-filter on adoption eligibility that produces the opinion–adoption gap. (2) At the opening of the Simulation Model Specifications section, a paragraph identifies two emergent structural properties unique to the combined BCAT framework: a dual-filter mechanism captured by the inequality 0 ≤ GSI ≤ FRI ≤ 1, and an adoption-to-opinion feedback loop in which adopted agents selectively reshape opinion trajectories among bounded-confidence-reachable neighbors (Algorithm 3, Scenarios 1.1 and 2.2). References to Golub &amp; Jackson (2010, 2012), Cheng et al. (2026), and McPherson et al. (2001) have been added.</w:t>
       </w:r>
@@ -842,22 +764,14 @@
           <w:bottom w:val="single" w:sz="1" w:space="0" w:color="CCCCCC"/>
         </w:pBdr>
         <w:spacing w:before="120" w:after="120"/>
-        <w:rPr>
-          <w:rFonts w:ascii="Arial" w:hAnsi="Arial" w:cs="Arial"/>
-        </w:rPr>
       </w:pPr>
     </w:p>
     <w:p>
       <w:pPr>
         <w:pStyle w:val="2"/>
-        <w:rPr>
-          <w:rFonts w:ascii="Arial" w:hAnsi="Arial" w:cs="Arial"/>
-        </w:rPr>
-      </w:pPr>
-      <w:r>
-        <w:rPr>
-          <w:rFonts w:ascii="Arial" w:hAnsi="Arial" w:cs="Arial"/>
-        </w:rPr>
+      </w:pPr>
+      <w:r>
+        <w:lastRenderedPageBreak/>
         <w:t>R1-2. The Wedge Between Opinion and Adoption: Key Mechanisms</w:t>
       </w:r>
     </w:p>
@@ -868,13 +782,10 @@
         </w:pBdr>
         <w:spacing w:after="160" w:line="360" w:lineRule="auto"/>
         <w:ind w:left="480"/>
-        <w:rPr>
-          <w:rFonts w:ascii="Arial" w:hAnsi="Arial" w:cs="Arial"/>
-        </w:rPr>
-      </w:pPr>
-      <w:r>
-        <w:rPr>
-          <w:rFonts w:ascii="Arial" w:eastAsia="Times New Roman" w:hAnsi="Arial" w:cs="Arial"/>
+      </w:pPr>
+      <w:r>
+        <w:rPr>
+          <w:rFonts w:eastAsia="Times New Roman"/>
           <w:i/>
           <w:iCs/>
           <w:color w:val="404040"/>
@@ -885,13 +796,10 @@
     <w:p>
       <w:pPr>
         <w:spacing w:after="160" w:line="360" w:lineRule="auto"/>
-        <w:rPr>
-          <w:rFonts w:ascii="Arial" w:hAnsi="Arial" w:cs="Arial"/>
-        </w:rPr>
-      </w:pPr>
-      <w:r>
-        <w:rPr>
-          <w:rFonts w:ascii="Arial" w:eastAsia="Times New Roman" w:hAnsi="Arial" w:cs="Arial"/>
+      </w:pPr>
+      <w:r>
+        <w:rPr>
+          <w:rFonts w:eastAsia="Times New Roman"/>
         </w:rPr>
         <w:t>We appreciate the identification of these two distinct mechanism channels. We agree that disentangling their respective contributions deepens the paper’s theoretical contribution. Following this suggestion, we designed three controlled mechanism decomposition experiments (MD-A, MD-B, MD-C) within the BCAT simulation framework, using parameter configurations that selectively disable one channel while preserving the other. We report results in a new subsection titled “Mechanism decomposition: Coordination failure versus opinion clustering” and an accompanying new figure (Fig 10).</w:t>
       </w:r>
@@ -899,60 +807,57 @@
     <w:p>
       <w:pPr>
         <w:spacing w:after="160" w:line="360" w:lineRule="auto"/>
-        <w:rPr>
-          <w:rFonts w:ascii="Arial" w:hAnsi="Arial" w:cs="Arial"/>
-        </w:rPr>
-      </w:pPr>
-      <w:r>
-        <w:rPr>
-          <w:rFonts w:ascii="Arial" w:eastAsia="Times New Roman" w:hAnsi="Arial" w:cs="Arial"/>
-          <w:b/>
-          <w:bCs/>
+      </w:pPr>
+      <w:r>
+        <w:rPr>
+          <w:rFonts w:eastAsia="Times New Roman"/>
+          <w:b/>
+          <w:bCs/>
+        </w:rPr>
+        <w:t xml:space="preserve">Experiment MD-A (Coordination Failure Isolated). </w:t>
+      </w:r>
+      <w:r>
+        <w:rPr>
+          <w:rFonts w:eastAsia="Times New Roman"/>
+        </w:rPr>
+        <w:t>We disabled opinion dynamics while ensuring universal positive attitudes by setting avg-of-attitudes = 80 with std-of-attitudes = 0, yielding att = 81 &gt; 50 for all non-pioneer agents, and bounded-confidence = 10 (the slider minimum). The attitude distance between pioneers (att = 100) and non-pioneers (att = 81) equals 19, which exceeds the communication threshold, so no opinion exchange occurs. FRI = 1.0 is guaranteed throughout. We swept avg-of-thresholds from 10 to 70, with 1,000 runs per point on both regular lattice and small-world (p = 0.10) topologies.</w:t>
+      </w:r>
+    </w:p>
+    <w:p>
+      <w:pPr>
+        <w:spacing w:after="160" w:line="360" w:lineRule="auto"/>
+      </w:pPr>
+      <w:r>
+        <w:rPr>
+          <w:rFonts w:eastAsia="Times New Roman"/>
+          <w:b/>
+          <w:bCs/>
+        </w:rPr>
+        <w:t xml:space="preserve">Experiment MD-B (Opinion Clustering Isolated). </w:t>
+      </w:r>
+      <w:r>
+        <w:rPr>
+          <w:rFonts w:eastAsia="Times New Roman"/>
+        </w:rPr>
+        <w:t>We set no-of-pioneers = 0, eliminating all adoption seeds. GSI remains at zero throughout, so opinion dynamics operates in complete isolation from adoption feedback. We used avg-of-attitudes = 50, std-of-attitudes = 15, and bounded-confidence = 50, with 1,000 runs. The key outcome is FRI at t = 300, which measures the fraction of agents retaining positive attitudes after opinion clustering reaches steady state.</w:t>
+      </w:r>
+    </w:p>
+    <w:p>
+      <w:pPr>
+        <w:spacing w:after="160" w:line="360" w:lineRule="auto"/>
+      </w:pPr>
+      <w:r>
+        <w:rPr>
+          <w:rFonts w:eastAsia="Times New Roman"/>
+        </w:rPr>
+        <w:t xml:space="preserve">Experiment MD-C (Full BCAT Baseline). We ran the full model with MD-B’s opinion parameters plus no-of-pioneers = 5, sweeping avg-of-thresholds from 10 to 70. Results (30,000 total simulation runs, 1,000 per configuration): MD-A reveals a sharp phase transition in coordination dynamics between avg-of-thresholds = 30 (GSI = 0.976) and 40 (GSI = 0.026) on </w:t>
+      </w:r>
+      <w:r>
+        <w:rPr>
+          <w:rFonts w:eastAsia="Times New Roman"/>
         </w:rPr>
         <w:lastRenderedPageBreak/>
-        <w:t xml:space="preserve">Experiment MD-A (Coordination Failure Isolated). </w:t>
-      </w:r>
-      <w:r>
-        <w:rPr>
-          <w:rFonts w:ascii="Arial" w:eastAsia="Times New Roman" w:hAnsi="Arial" w:cs="Arial"/>
-        </w:rPr>
-        <w:t>We disabled opinion dynamics while ensuring universal positive attitudes by setting avg-of-attitudes = 80 with std-of-attitudes = 0, yielding att = 81 &gt; 50 for all non-pioneer agents, and bounded-confidence = 10 (the slider minimum). The attitude distance between pioneers (att = 100) and non-pioneers (att = 81) equals 19, which exceeds the communication threshold, so no opinion exchange occurs. FRI = 1.0 is guaranteed throughout. We swept avg-of-thresholds from 10 to 70, with 1,000 runs per point on both regular lattice and small-world (p = 0.10) topologies.</w:t>
-      </w:r>
-    </w:p>
-    <w:p>
-      <w:pPr>
-        <w:spacing w:after="160" w:line="360" w:lineRule="auto"/>
-        <w:rPr>
-          <w:rFonts w:ascii="Arial" w:hAnsi="Arial" w:cs="Arial"/>
-        </w:rPr>
-      </w:pPr>
-      <w:r>
-        <w:rPr>
-          <w:rFonts w:ascii="Arial" w:eastAsia="Times New Roman" w:hAnsi="Arial" w:cs="Arial"/>
-          <w:b/>
-          <w:bCs/>
-        </w:rPr>
-        <w:t xml:space="preserve">Experiment MD-B (Opinion Clustering Isolated). </w:t>
-      </w:r>
-      <w:r>
-        <w:rPr>
-          <w:rFonts w:ascii="Arial" w:eastAsia="Times New Roman" w:hAnsi="Arial" w:cs="Arial"/>
-        </w:rPr>
-        <w:t>We set no-of-pioneers = 0, eliminating all adoption seeds. GSI remains at zero throughout, so opinion dynamics operates in complete isolation from adoption feedback. We used avg-of-attitudes = 50, std-of-attitudes = 15, and bounded-confidence = 50, with 1,000 runs. The key outcome is FRI at t = 300, which measures the fraction of agents retaining positive attitudes after opinion clustering reaches steady state.</w:t>
-      </w:r>
-    </w:p>
-    <w:p>
-      <w:pPr>
-        <w:spacing w:after="160" w:line="360" w:lineRule="auto"/>
-        <w:rPr>
-          <w:rFonts w:ascii="Arial" w:hAnsi="Arial" w:cs="Arial"/>
-        </w:rPr>
-      </w:pPr>
-      <w:r>
-        <w:rPr>
-          <w:rFonts w:ascii="Arial" w:eastAsia="Times New Roman" w:hAnsi="Arial" w:cs="Arial"/>
-        </w:rPr>
-        <w:t>Experiment MD-C (Full BCAT Baseline). We ran the full model with MD-B’s opinion parameters plus no-of-pioneers = 5, sweeping avg-of-thresholds from 10 to 70. Results (30,000 total simulation runs, 1,000 per configuration): MD-A reveals a sharp phase transition in coordination dynamics between avg-of-thresholds = 30 (GSI = 0.976) and 40 (GSI = 0.026) on the regular lattice; at high thresholds (40–70), only the five pioneers adopt (GSI ≈ 0.013). MD-B shows that opinion clustering alone reduces FRI to 0.600 (lattice) and 0.618 (small-world)—a 40% contraction. The striking MD-C finding is that FRI recovers to approximately 1.0 across all threshold values, because the user-friendly testimony effect (Algorithm 3, Scenarios 1.1 and 2.2) pulls bounded-confidence-reachable neighbors above the attitude threshold. The opinion clustering contribution (1 − FRI) to the total gap is therefore negligible in the full model, and the coordination failure channel (FRI − GSI) dominates the gap. This reveals that the testimony effect acts as an endogenous corrective mechanism that counteracts opinion clustering—but only when the adoption cascade propagates.</w:t>
+        <w:t>the regular lattice; at high thresholds (40–70), only the five pioneers adopt (GSI ≈ 0.013). MD-B shows that opinion clustering alone reduces FRI to 0.600 (lattice) and 0.618 (small-world)—a 40% contraction. The striking MD-C finding is that FRI recovers to approximately 1.0 across all threshold values, because the user-friendly testimony effect (Algorithm 3, Scenarios 1.1 and 2.2) pulls bounded-confidence-reachable neighbors above the attitude threshold. The opinion clustering contribution (1 − FRI) to the total gap is therefore negligible in the full model, and the coordination failure channel (FRI − GSI) dominates the gap. This reveals that the testimony effect acts as an endogenous corrective mechanism that counteracts opinion clustering—but only when the adoption cascade propagates.</w:t>
       </w:r>
     </w:p>
     <w:p>
@@ -962,13 +867,10 @@
         </w:pBdr>
         <w:spacing w:after="160" w:line="360" w:lineRule="auto"/>
         <w:ind w:left="480"/>
-        <w:rPr>
-          <w:rFonts w:ascii="Arial" w:hAnsi="Arial" w:cs="Arial"/>
-        </w:rPr>
-      </w:pPr>
-      <w:r>
-        <w:rPr>
-          <w:rFonts w:ascii="Arial" w:eastAsia="Times New Roman" w:hAnsi="Arial" w:cs="Arial"/>
+      </w:pPr>
+      <w:r>
+        <w:rPr>
+          <w:rFonts w:eastAsia="Times New Roman"/>
           <w:b/>
           <w:bCs/>
           <w:color w:val="2E75B6"/>
@@ -977,7 +879,7 @@
       </w:r>
       <w:r>
         <w:rPr>
-          <w:rFonts w:ascii="Arial" w:eastAsia="Times New Roman" w:hAnsi="Arial" w:cs="Arial"/>
+          <w:rFonts w:eastAsia="Times New Roman"/>
         </w:rPr>
         <w:t>A new subsection “Mechanism decomposition: Coordination failure versus opinion clustering” has been added to the Results section, reporting three controlled experiments (MD-A, MD-B, MD-C; 30,000 total runs across regular lattice and small-world topologies). Key findings: (1) MD-A reveals a phase transition in coordination failure between avg-of-thresholds = 30 (GSI = 0.976) and 40 (GSI = 0.026); (2) MD-B shows opinion clustering alone reduces FRI to 0.600; (3) MD-C demonstrates that the testimony effect recovers FRI to ≈1.0, making coordination failure the dominant channel. A new Fig 10 presents the two-panel decomposition. A new paragraph in the Discussion interprets the intervention implications of the two channels.</w:t>
       </w:r>
@@ -988,22 +890,13 @@
           <w:bottom w:val="single" w:sz="1" w:space="0" w:color="CCCCCC"/>
         </w:pBdr>
         <w:spacing w:before="120" w:after="120"/>
-        <w:rPr>
-          <w:rFonts w:ascii="Arial" w:hAnsi="Arial" w:cs="Arial"/>
-        </w:rPr>
       </w:pPr>
     </w:p>
     <w:p>
       <w:pPr>
         <w:pStyle w:val="2"/>
-        <w:rPr>
-          <w:rFonts w:ascii="Arial" w:hAnsi="Arial" w:cs="Arial"/>
-        </w:rPr>
-      </w:pPr>
-      <w:r>
-        <w:rPr>
-          <w:rFonts w:ascii="Arial" w:hAnsi="Arial" w:cs="Arial"/>
-        </w:rPr>
+      </w:pPr>
+      <w:r>
         <w:t>R1-3. Empirical Grounding</w:t>
       </w:r>
     </w:p>
@@ -1014,13 +907,10 @@
         </w:pBdr>
         <w:spacing w:after="160" w:line="360" w:lineRule="auto"/>
         <w:ind w:left="480"/>
-        <w:rPr>
-          <w:rFonts w:ascii="Arial" w:hAnsi="Arial" w:cs="Arial"/>
-        </w:rPr>
-      </w:pPr>
-      <w:r>
-        <w:rPr>
-          <w:rFonts w:ascii="Arial" w:eastAsia="Times New Roman" w:hAnsi="Arial" w:cs="Arial"/>
+      </w:pPr>
+      <w:r>
+        <w:rPr>
+          <w:rFonts w:eastAsia="Times New Roman"/>
           <w:i/>
           <w:iCs/>
           <w:color w:val="404040"/>
@@ -1031,43 +921,39 @@
     <w:p>
       <w:pPr>
         <w:spacing w:after="160" w:line="360" w:lineRule="auto"/>
-        <w:rPr>
-          <w:rFonts w:ascii="Arial" w:hAnsi="Arial" w:cs="Arial"/>
-        </w:rPr>
-      </w:pPr>
-      <w:r>
-        <w:rPr>
-          <w:rFonts w:ascii="Arial" w:eastAsia="Times New Roman" w:hAnsi="Arial" w:cs="Arial"/>
-        </w:rPr>
-        <w:t xml:space="preserve">We agree that the motivating cases deserved deeper treatment. In the revised manuscript, we inserted</w:t>
+      </w:pPr>
+      <w:r>
+        <w:rPr>
+          <w:rFonts w:eastAsia="Times New Roman"/>
+        </w:rPr>
+        <w:t>We agree that the motivating cases deserved deeper treatment. In the revised manuscript, we insertedcase-specific interpretive paragraphs into the Discussion section, positioned after the parametric discussion most relevant to each case. Each paragraph maps the historically documented features of the case onto BCAT model parameters and simulation outcomes. We do not claim formal calibration but ground the theoretical interpretation in the known empirical characteristics of each example. No new simulations were required; these additions are interpretive elaborations based on existing sensitivity analysis results.</w:t>
+      </w:r>
+    </w:p>
+    <w:p>
+      <w:pPr>
+        <w:spacing w:after="160" w:line="360" w:lineRule="auto"/>
+      </w:pPr>
+      <w:r>
+        <w:rPr>
+          <w:rFonts w:eastAsia="Times New Roman"/>
+        </w:rPr>
+        <w:t xml:space="preserve">We discuss the Palm case after the avg-of-thresholds paragraph: mainstream consumers required </w:t>
+      </w:r>
+      <w:r>
+        <w:rPr>
+          <w:rFonts w:eastAsia="Times New Roman"/>
+        </w:rPr>
         <w:lastRenderedPageBreak/>
-        <w:t>case-specific interpretive paragraphs into the Discussion section, positioned after the parametric discussion most relevant to each case. Each paragraph maps the historically documented features of the case onto BCAT model parameters and simulation outcomes. We do not claim formal calibration but ground the theoretical interpretation in the known empirical characteristics of each example. No new simulations were required; these additions are interpretive elaborations based on existing sensitivity analysis results.</w:t>
-      </w:r>
-    </w:p>
-    <w:p>
-      <w:pPr>
-        <w:spacing w:after="160" w:line="360" w:lineRule="auto"/>
-        <w:rPr>
-          <w:rFonts w:ascii="Arial" w:hAnsi="Arial" w:cs="Arial"/>
-        </w:rPr>
-      </w:pPr>
-      <w:r>
-        <w:rPr>
-          <w:rFonts w:ascii="Arial" w:eastAsia="Times New Roman" w:hAnsi="Arial" w:cs="Arial"/>
-        </w:rPr>
-        <w:t>We discuss the Palm case after the avg-of-thresholds paragraph: mainstream consumers required visible evidence of widespread peer adoption before committing to an unfamiliar device, corresponding to high avg-of-thresholds on a regular lattice where localized interactions prevented inter-neighborhood cascading. As illustrated in Fig 5, this configuration produces steadily rising FRI alongside near-zero GSI—precisely the Palm scenario.</w:t>
-      </w:r>
-    </w:p>
-    <w:p>
-      <w:pPr>
-        <w:spacing w:after="160" w:line="360" w:lineRule="auto"/>
-        <w:rPr>
-          <w:rFonts w:ascii="Arial" w:hAnsi="Arial" w:cs="Arial"/>
-        </w:rPr>
-      </w:pPr>
-      <w:r>
-        <w:rPr>
-          <w:rFonts w:ascii="Arial" w:eastAsia="Times New Roman" w:hAnsi="Arial" w:cs="Arial"/>
+        <w:t>visible evidence of widespread peer adoption before committing to an unfamiliar device, corresponding to high avg-of-thresholds on a regular lattice where localized interactions prevented inter-neighborhood cascading. As illustrated in Fig 5, this configuration produces steadily rising FRI alongside near-zero GSI—precisely the Palm scenario.</w:t>
+      </w:r>
+    </w:p>
+    <w:p>
+      <w:pPr>
+        <w:spacing w:after="160" w:line="360" w:lineRule="auto"/>
+      </w:pPr>
+      <w:r>
+        <w:rPr>
+          <w:rFonts w:eastAsia="Times New Roman"/>
         </w:rPr>
         <w:t>We discuss the Taiwanese film case after the avg-of-attitudes paragraph: the cinephile community held strongly positive attitudes, but the general audience’s baseline predisposition toward dark Taiwanese drama was low (low avg-of-attitudes), and the attitude gap between the two communities exceeded the bounded confidence threshold, preventing opinion propagation. As shown in Fig 8c–d, low avg-of-attitudes produces a plateau in adoption outcomes insensitive to other parameter variation.</w:t>
       </w:r>
@@ -1075,13 +961,10 @@
     <w:p>
       <w:pPr>
         <w:spacing w:after="160" w:line="360" w:lineRule="auto"/>
-        <w:rPr>
-          <w:rFonts w:ascii="Arial" w:hAnsi="Arial" w:cs="Arial"/>
-        </w:rPr>
-      </w:pPr>
-      <w:r>
-        <w:rPr>
-          <w:rFonts w:ascii="Arial" w:eastAsia="Times New Roman" w:hAnsi="Arial" w:cs="Arial"/>
+      </w:pPr>
+      <w:r>
+        <w:rPr>
+          <w:rFonts w:eastAsia="Times New Roman"/>
         </w:rPr>
         <w:t>We discuss the SOA case after the bounded-confidence paragraph: the primary barrier was the inability of technical architects to communicate across the professional vocabulary gap separating them from enterprise decision-makers—a textbook bounded-confidence clustering failure. As shown in Fig 8a–b, low bounded-confidence severely limits cross-cluster influence. The 2008 financial crisis then functioned as an exogenous negative shock to avg-of-attitudes. We added a reference to Erl (2005) for scholarly grounding.</w:t>
       </w:r>
@@ -1089,13 +972,10 @@
     <w:p>
       <w:pPr>
         <w:spacing w:after="160" w:line="360" w:lineRule="auto"/>
-        <w:rPr>
-          <w:rFonts w:ascii="Arial" w:hAnsi="Arial" w:cs="Arial"/>
-        </w:rPr>
-      </w:pPr>
-      <w:r>
-        <w:rPr>
-          <w:rFonts w:ascii="Arial" w:eastAsia="Times New Roman" w:hAnsi="Arial" w:cs="Arial"/>
+      </w:pPr>
+      <w:r>
+        <w:rPr>
+          <w:rFonts w:eastAsia="Times New Roman"/>
         </w:rPr>
         <w:t>We emphasize that these mappings are qualitative and interpretive: the BCAT model’s abstract 1–100 attitude scale cannot be directly calibrated to real-world consumer data. The model’s value lies in capturing structural mechanisms rather than providing quantitative predictions for any specific product or market.</w:t>
       </w:r>
@@ -1107,13 +987,10 @@
         </w:pBdr>
         <w:spacing w:after="160" w:line="360" w:lineRule="auto"/>
         <w:ind w:left="480"/>
-        <w:rPr>
-          <w:rFonts w:ascii="Arial" w:hAnsi="Arial" w:cs="Arial"/>
-        </w:rPr>
-      </w:pPr>
-      <w:r>
-        <w:rPr>
-          <w:rFonts w:ascii="Arial" w:eastAsia="Times New Roman" w:hAnsi="Arial" w:cs="Arial"/>
+      </w:pPr>
+      <w:r>
+        <w:rPr>
+          <w:rFonts w:eastAsia="Times New Roman"/>
           <w:b/>
           <w:bCs/>
           <w:color w:val="2E75B6"/>
@@ -1122,7 +999,7 @@
       </w:r>
       <w:r>
         <w:rPr>
-          <w:rFonts w:ascii="Arial" w:eastAsia="Times New Roman" w:hAnsi="Arial" w:cs="Arial"/>
+          <w:rFonts w:eastAsia="Times New Roman"/>
         </w:rPr>
         <w:t>Three case-specific interpretive paragraphs have been inserted into the Discussion section, each positioned after the parametric discussion most relevant to the case: (1) Palm handheld after the avg-of-thresholds paragraph, mapping the coordination failure on regular lattice topology to Fig 5; (2) The Bold, The Corrupt and The Beautiful after the avg-of-attitudes paragraph, mapping the attitude baseline gap to the adoption plateau in Fig 8c–d; (3) SOA after the bounded-confidence paragraph, mapping the professional vocabulary gap to bounded-confidence clustering failure in Fig 8a–b, with the 2008 crisis as an exogenous avg-of-attitudes shock. A reference to Erl (2005) has been added for scholarly grounding of the SOA case.</w:t>
       </w:r>
@@ -1133,22 +1010,13 @@
           <w:bottom w:val="single" w:sz="1" w:space="0" w:color="CCCCCC"/>
         </w:pBdr>
         <w:spacing w:before="120" w:after="120"/>
-        <w:rPr>
-          <w:rFonts w:ascii="Arial" w:hAnsi="Arial" w:cs="Arial"/>
-        </w:rPr>
       </w:pPr>
     </w:p>
     <w:p>
       <w:pPr>
         <w:pStyle w:val="2"/>
-        <w:rPr>
-          <w:rFonts w:ascii="Arial" w:hAnsi="Arial" w:cs="Arial"/>
-        </w:rPr>
-      </w:pPr>
-      <w:r>
-        <w:rPr>
-          <w:rFonts w:ascii="Arial" w:hAnsi="Arial" w:cs="Arial"/>
-        </w:rPr>
+      </w:pPr>
+      <w:r>
         <w:t>R1-4. Alternative Theories and Distinguishing Predictions</w:t>
       </w:r>
     </w:p>
@@ -1159,32 +1027,25 @@
         </w:pBdr>
         <w:spacing w:after="160" w:line="360" w:lineRule="auto"/>
         <w:ind w:left="480"/>
-        <w:rPr>
-          <w:rFonts w:ascii="Arial" w:hAnsi="Arial" w:cs="Arial"/>
-        </w:rPr>
-      </w:pPr>
-      <w:r>
-        <w:rPr>
-          <w:rFonts w:ascii="Arial" w:eastAsia="Times New Roman" w:hAnsi="Arial" w:cs="Arial"/>
+      </w:pPr>
+      <w:r>
+        <w:rPr>
+          <w:rFonts w:eastAsia="Times New Roman"/>
           <w:i/>
           <w:iCs/>
           <w:color w:val="404040"/>
         </w:rPr>
-        <w:t xml:space="preserve">Other theories can also account for the opinion–adoption gap: rational herding and information cascades (Banerjee 1992), network externalities and coordination games (Katz and Shapiro 1985), and global games </w:t>
         <w:lastRenderedPageBreak/>
-        <w:t>with heterogeneous thresholds (Morris and Shin 2003). Each mechanism implies different comparative statics. Discussing these distinctions, and suggesting how experiments or empirical tests might discriminate between them, would significantly enhance the paper’s contribution.</w:t>
-      </w:r>
-    </w:p>
-    <w:p>
-      <w:pPr>
-        <w:spacing w:after="160" w:line="360" w:lineRule="auto"/>
-        <w:rPr>
-          <w:rFonts w:ascii="Arial" w:hAnsi="Arial" w:cs="Arial"/>
-        </w:rPr>
-      </w:pPr>
-      <w:r>
-        <w:rPr>
-          <w:rFonts w:ascii="Arial" w:eastAsia="Times New Roman" w:hAnsi="Arial" w:cs="Arial"/>
+        <w:t>Other theories can also account for the opinion–adoption gap: rational herding and information cascades (Banerjee 1992), network externalities and coordination games (Katz and Shapiro 1985), and global games with heterogeneous thresholds (Morris and Shin 2003). Each mechanism implies different comparative statics. Discussing these distinctions, and suggesting how experiments or empirical tests might discriminate between them, would significantly enhance the paper’s contribution.</w:t>
+      </w:r>
+    </w:p>
+    <w:p>
+      <w:pPr>
+        <w:spacing w:after="160" w:line="360" w:lineRule="auto"/>
+      </w:pPr>
+      <w:r>
+        <w:rPr>
+          <w:rFonts w:eastAsia="Times New Roman"/>
         </w:rPr>
         <w:t>This suggestion substantially sharpens the paper’s theoretical positioning. We added a dedicated set of paragraphs to the Discussion section, positioned after the mechanism decomposition discussion and before the parameter-specific strategy recommendations, that systematically compares the BCAT model with the three alternative frameworks identified by the reviewer and articulates the structural differences in mechanism, comparative statics, and empirical identifiability.</w:t>
       </w:r>
@@ -1192,13 +1053,10 @@
     <w:p>
       <w:pPr>
         <w:spacing w:after="160" w:line="360" w:lineRule="auto"/>
-        <w:rPr>
-          <w:rFonts w:ascii="Arial" w:hAnsi="Arial" w:cs="Arial"/>
-        </w:rPr>
-      </w:pPr>
-      <w:r>
-        <w:rPr>
-          <w:rFonts w:ascii="Arial" w:eastAsia="Times New Roman" w:hAnsi="Arial" w:cs="Arial"/>
+      </w:pPr>
+      <w:r>
+        <w:rPr>
+          <w:rFonts w:eastAsia="Times New Roman"/>
           <w:b/>
           <w:bCs/>
         </w:rPr>
@@ -1206,7 +1064,7 @@
       </w:r>
       <w:r>
         <w:rPr>
-          <w:rFonts w:ascii="Arial" w:eastAsia="Times New Roman" w:hAnsi="Arial" w:cs="Arial"/>
+          <w:rFonts w:eastAsia="Times New Roman"/>
         </w:rPr>
         <w:t>In Banerjee’s model, agents observe the sequential actions of predecessors and rationally update beliefs, potentially leading to herding behavior where private information is discarded in favor of following the crowd. The key distinction from BCAT is that information cascade models involve no opinion exchange—agents strategically delay or imitate rather than communicate and update attitudes. Information cascades can therefore produce widespread adoption even when private attitudes are not uniformly positive (herding overrides private information), whereas the BCAT model strictly requires positive attitudes as a necessary condition for adoption. This generates a testable prediction: if empirical data show products adopted en masse despite mixed private sentiments (measurable through anonymous surveys), the information cascade model would be supported over BCAT.</w:t>
       </w:r>
@@ -1214,13 +1072,10 @@
     <w:p>
       <w:pPr>
         <w:spacing w:after="160" w:line="360" w:lineRule="auto"/>
-        <w:rPr>
-          <w:rFonts w:ascii="Arial" w:hAnsi="Arial" w:cs="Arial"/>
-        </w:rPr>
-      </w:pPr>
-      <w:r>
-        <w:rPr>
-          <w:rFonts w:ascii="Arial" w:eastAsia="Times New Roman" w:hAnsi="Arial" w:cs="Arial"/>
+      </w:pPr>
+      <w:r>
+        <w:rPr>
+          <w:rFonts w:eastAsia="Times New Roman"/>
           <w:b/>
           <w:bCs/>
         </w:rPr>
@@ -1228,7 +1083,7 @@
       </w:r>
       <w:r>
         <w:rPr>
-          <w:rFonts w:ascii="Arial" w:eastAsia="Times New Roman" w:hAnsi="Arial" w:cs="Arial"/>
+          <w:rFonts w:eastAsia="Times New Roman"/>
         </w:rPr>
         <w:t>In this framework, adoption failure arises from installed-base dependence: the utility of adopting increases with the number of existing adopters, creating a coordination problem independent of opinion dynamics. The distinguishing comparative static concerns network topology: the BCAT model predicts a larger opinion–adoption gap in highly clustered networks (e.g., small-world) because localized clustering traps adoption cascades within communities, whereas coordination games predict a larger gap in sparser networks because coordination is more difficult when agents have fewer connections and less information about aggregate adoption levels.</w:t>
       </w:r>
@@ -1236,13 +1091,10 @@
     <w:p>
       <w:pPr>
         <w:spacing w:after="160" w:line="360" w:lineRule="auto"/>
-        <w:rPr>
-          <w:rFonts w:ascii="Arial" w:hAnsi="Arial" w:cs="Arial"/>
-        </w:rPr>
-      </w:pPr>
-      <w:r>
-        <w:rPr>
-          <w:rFonts w:ascii="Arial" w:eastAsia="Times New Roman" w:hAnsi="Arial" w:cs="Arial"/>
+      </w:pPr>
+      <w:r>
+        <w:rPr>
+          <w:rFonts w:eastAsia="Times New Roman"/>
           <w:b/>
           <w:bCs/>
         </w:rPr>
@@ -1250,21 +1102,25 @@
       </w:r>
       <w:r>
         <w:rPr>
-          <w:rFonts w:ascii="Arial" w:eastAsia="Times New Roman" w:hAnsi="Arial" w:cs="Arial"/>
-        </w:rPr>
-        <w:t>In the global games framework, coordination failure arises from higher-order belief uncertainty: even when all agents hold favorable attitudes, uncertainty about whether others also hold favorable attitudes (and whether others know that others do) can prevent coordinated action. The critical distinction from BCAT is that global games are inherently static—they do not model the temporal evolution of attitudes. BCAT, by contrast, can explain time-dependent phenomena such as attitudes that converge favorably in the early period but fragment later, leading to adoption failure—a dynamic pattern that the static global games framework cannot generate.</w:t>
-      </w:r>
-    </w:p>
-    <w:p>
-      <w:pPr>
-        <w:spacing w:after="160" w:line="360" w:lineRule="auto"/>
-        <w:rPr>
-          <w:rFonts w:ascii="Arial" w:hAnsi="Arial" w:cs="Arial"/>
-        </w:rPr>
-      </w:pPr>
-      <w:r>
-        <w:rPr>
-          <w:rFonts w:ascii="Arial" w:eastAsia="Times New Roman" w:hAnsi="Arial" w:cs="Arial"/>
+          <w:rFonts w:eastAsia="Times New Roman"/>
+        </w:rPr>
+        <w:t xml:space="preserve">In the global games framework, coordination failure arises from higher-order belief uncertainty: even when all agents hold favorable attitudes, </w:t>
+      </w:r>
+      <w:r>
+        <w:rPr>
+          <w:rFonts w:eastAsia="Times New Roman"/>
+        </w:rPr>
+        <w:lastRenderedPageBreak/>
+        <w:t>uncertainty about whether others also hold favorable attitudes (and whether others know that others do) can prevent coordinated action. The critical distinction from BCAT is that global games are inherently static—they do not model the temporal evolution of attitudes. BCAT, by contrast, can explain time-dependent phenomena such as attitudes that converge favorably in the early period but fragment later, leading to adoption failure—a dynamic pattern that the static global games framework cannot generate.</w:t>
+      </w:r>
+    </w:p>
+    <w:p>
+      <w:pPr>
+        <w:spacing w:after="160" w:line="360" w:lineRule="auto"/>
+      </w:pPr>
+      <w:r>
+        <w:rPr>
+          <w:rFonts w:eastAsia="Times New Roman"/>
         </w:rPr>
         <w:t>We conclude the new subsection by discussing how future empirical research could discriminate among these theories. Time-series attitude data (e.g., from social media sentiment analysis) would provide a natural testing ground, as only the BCAT model generates detailed predictions about the temporal trajectory of attitude evolution prior to adoption outcomes.</w:t>
       </w:r>
@@ -1276,13 +1132,10 @@
         </w:pBdr>
         <w:spacing w:after="160" w:line="360" w:lineRule="auto"/>
         <w:ind w:left="480"/>
-        <w:rPr>
-          <w:rFonts w:ascii="Arial" w:hAnsi="Arial" w:cs="Arial"/>
-        </w:rPr>
-      </w:pPr>
-      <w:r>
-        <w:rPr>
-          <w:rFonts w:ascii="Arial" w:eastAsia="Times New Roman" w:hAnsi="Arial" w:cs="Arial"/>
+      </w:pPr>
+      <w:r>
+        <w:rPr>
+          <w:rFonts w:eastAsia="Times New Roman"/>
           <w:b/>
           <w:bCs/>
           <w:color w:val="2E75B6"/>
@@ -1291,11 +1144,9 @@
       </w:r>
       <w:r>
         <w:rPr>
-          <w:rFonts w:ascii="Arial" w:eastAsia="Times New Roman" w:hAnsi="Arial" w:cs="Arial"/>
-        </w:rPr>
-        <w:t xml:space="preserve">Six new paragraphs have been added to the Discussion section comparing BCAT </w:t>
-        <w:lastRenderedPageBreak/>
-        <w:t>with three alternative frameworks. Key distinguishing predictions: (1) vs. Banerjee (1992): BCAT produces S-curve adoption (Figs 4, 6a) rather than step-function cascades, and social influence operates through attitude transmission rather than Bayesian inference; (2) vs. Katz &amp; Shapiro (1985): BCAT predicts larger adoption gaps in clustered networks (supported by Table 3 Feature Importance data), opposite to the coordination game prediction; (3) vs. Morris &amp; Shin (2003): BCAT contains no higher-order belief mechanism—when FRI = 1.0 and thresholds are low, adoption necessarily occurs (confirmed by MD-A experiments). References to Banerjee (1992), Katz &amp; Shapiro (1985), and Morris &amp; Shin (2003) have been added.</w:t>
+          <w:rFonts w:eastAsia="Times New Roman"/>
+        </w:rPr>
+        <w:t>Six new paragraphs have been added to the Discussion section comparing BCAT with three alternative frameworks. Key distinguishing predictions: (1) vs. Banerjee (1992): BCAT produces S-curve adoption (Figs 4, 6a) rather than step-function cascades, and social influence operates through attitude transmission rather than Bayesian inference; (2) vs. Katz &amp; Shapiro (1985): BCAT predicts larger adoption gaps in clustered networks (supported by Table 3 Feature Importance data), opposite to the coordination game prediction; (3) vs. Morris &amp; Shin (2003): BCAT contains no higher-order belief mechanism—when FRI = 1.0 and thresholds are low, adoption necessarily occurs (confirmed by MD-A experiments). References to Banerjee (1992), Katz &amp; Shapiro (1985), and Morris &amp; Shin (2003) have been added.</w:t>
       </w:r>
     </w:p>
     <w:p>
@@ -1304,22 +1155,13 @@
           <w:bottom w:val="single" w:sz="1" w:space="0" w:color="CCCCCC"/>
         </w:pBdr>
         <w:spacing w:before="120" w:after="120"/>
-        <w:rPr>
-          <w:rFonts w:ascii="Arial" w:hAnsi="Arial" w:cs="Arial"/>
-        </w:rPr>
       </w:pPr>
     </w:p>
     <w:p>
       <w:pPr>
         <w:pStyle w:val="2"/>
-        <w:rPr>
-          <w:rFonts w:ascii="Arial" w:hAnsi="Arial" w:cs="Arial"/>
-        </w:rPr>
-      </w:pPr>
-      <w:r>
-        <w:rPr>
-          <w:rFonts w:ascii="Arial" w:hAnsi="Arial" w:cs="Arial"/>
-        </w:rPr>
+      </w:pPr>
+      <w:r>
         <w:t>R1-Minor. Reference Error: Gong et al. (2020)</w:t>
       </w:r>
     </w:p>
@@ -1330,13 +1172,10 @@
         </w:pBdr>
         <w:spacing w:after="160" w:line="360" w:lineRule="auto"/>
         <w:ind w:left="480"/>
-        <w:rPr>
-          <w:rFonts w:ascii="Arial" w:hAnsi="Arial" w:cs="Arial"/>
-        </w:rPr>
-      </w:pPr>
-      <w:r>
-        <w:rPr>
-          <w:rFonts w:ascii="Arial" w:eastAsia="Times New Roman" w:hAnsi="Arial" w:cs="Arial"/>
+      </w:pPr>
+      <w:r>
+        <w:rPr>
+          <w:rFonts w:eastAsia="Times New Roman"/>
           <w:i/>
           <w:iCs/>
           <w:color w:val="404040"/>
@@ -1347,15 +1186,31 @@
     <w:p>
       <w:pPr>
         <w:spacing w:after="160" w:line="360" w:lineRule="auto"/>
-        <w:rPr>
-          <w:rFonts w:ascii="Arial" w:hAnsi="Arial" w:cs="Arial"/>
-        </w:rPr>
-      </w:pPr>
-      <w:r>
-        <w:rPr>
-          <w:rFonts w:ascii="Arial" w:eastAsia="Times New Roman" w:hAnsi="Arial" w:cs="Arial"/>
-        </w:rPr>
-        <w:t>We thank the reviewer for catching this error. We confirmed that the text “Hence, the source code used for this project may require significant modification to be applied to new studies” is a technical annotation from the BCAT simulation codebase that was inadvertently introduced into the title field during manuscript preparation. This is a field contamination error, not an incorrect citation. The correct title is “A loud but harsh voice: The impact of celebrity endorsement on online WOM,” published in Journal of Management Science (管理科学), 2020, volume 33, issue 2, pages 114–126. We corrected this in the revised manuscript and conducted a systematic review of all remaining reference entries, confirming that the error is isolated to this single entry.</w:t>
+      </w:pPr>
+      <w:r>
+        <w:rPr>
+          <w:rFonts w:eastAsia="Times New Roman"/>
+        </w:rPr>
+        <w:t>We thank the reviewer for catching this error. We confirmed that the text “Hence, the source code used for this project may require significant modification to be applied to new studies” is a technical annotation from the BCAT simulation codebase that was inadvertently introduced into the title field during manuscript preparation. This is a field contamination error, not an incorrect citation. The correct title is “A loud but harsh voice: The impact of celebrity endorsement on online WOM,” published in Journal of Management Science (</w:t>
+      </w:r>
+      <w:r>
+        <w:rPr>
+          <w:rFonts w:ascii="新細明體" w:eastAsia="新細明體" w:hAnsi="新細明體" w:cs="新細明體" w:hint="eastAsia"/>
+        </w:rPr>
+        <w:t>管理科学</w:t>
+      </w:r>
+      <w:r>
+        <w:rPr>
+          <w:rFonts w:eastAsia="Times New Roman"/>
+        </w:rPr>
+        <w:t xml:space="preserve">), 2020, volume 33, issue 2, pages 114–126. We corrected this in the revised manuscript and conducted a systematic review </w:t>
+      </w:r>
+      <w:r>
+        <w:rPr>
+          <w:rFonts w:eastAsia="Times New Roman"/>
+        </w:rPr>
+        <w:lastRenderedPageBreak/>
+        <w:t>of all remaining reference entries, confirming that the error is isolated to this single entry.</w:t>
       </w:r>
     </w:p>
     <w:p>
@@ -1365,13 +1220,10 @@
         </w:pBdr>
         <w:spacing w:after="160" w:line="360" w:lineRule="auto"/>
         <w:ind w:left="480"/>
-        <w:rPr>
-          <w:rFonts w:ascii="Arial" w:hAnsi="Arial" w:cs="Arial"/>
-        </w:rPr>
-      </w:pPr>
-      <w:r>
-        <w:rPr>
-          <w:rFonts w:ascii="Arial" w:eastAsia="Times New Roman" w:hAnsi="Arial" w:cs="Arial"/>
+      </w:pPr>
+      <w:r>
+        <w:rPr>
+          <w:rFonts w:eastAsia="Times New Roman"/>
           <w:b/>
           <w:bCs/>
           <w:color w:val="2E75B6"/>
@@ -1380,35 +1232,21 @@
       </w:r>
       <w:r>
         <w:rPr>
-          <w:rFonts w:ascii="Arial" w:eastAsia="Times New Roman" w:hAnsi="Arial" w:cs="Arial"/>
+          <w:rFonts w:eastAsia="Times New Roman"/>
         </w:rPr>
         <w:t>The reference entry for Gong et al. (2020) has been corrected with the verified title and complete bibliographic information in the References section.</w:t>
       </w:r>
     </w:p>
     <w:p>
-      <w:pPr>
-        <w:rPr>
-          <w:rFonts w:ascii="Arial" w:hAnsi="Arial" w:cs="Arial"/>
-        </w:rPr>
-      </w:pPr>
-      <w:r>
-        <w:rPr>
-          <w:rFonts w:ascii="Arial" w:hAnsi="Arial" w:cs="Arial"/>
-        </w:rPr>
+      <w:r>
         <w:br w:type="page"/>
       </w:r>
     </w:p>
     <w:p>
       <w:pPr>
         <w:pStyle w:val="1"/>
-        <w:rPr>
-          <w:rFonts w:ascii="Arial" w:hAnsi="Arial" w:cs="Arial"/>
-        </w:rPr>
-      </w:pPr>
-      <w:r>
-        <w:rPr>
-          <w:rFonts w:ascii="Arial" w:hAnsi="Arial" w:cs="Arial"/>
-        </w:rPr>
+      </w:pPr>
+      <w:r>
         <w:lastRenderedPageBreak/>
         <w:t>Part III: Response to Reviewer #2</w:t>
       </w:r>
@@ -1416,13 +1254,10 @@
     <w:p>
       <w:pPr>
         <w:spacing w:after="160" w:line="360" w:lineRule="auto"/>
-        <w:rPr>
-          <w:rFonts w:ascii="Arial" w:hAnsi="Arial" w:cs="Arial"/>
-        </w:rPr>
-      </w:pPr>
-      <w:r>
-        <w:rPr>
-          <w:rFonts w:ascii="Arial" w:eastAsia="Times New Roman" w:hAnsi="Arial" w:cs="Arial"/>
+      </w:pPr>
+      <w:r>
+        <w:rPr>
+          <w:rFonts w:eastAsia="Times New Roman"/>
         </w:rPr>
         <w:t>We thank Reviewer #2 for the rigorous and technically detailed evaluation. The reviewer’s identification of the discrepancy between our theoretical framing and simulation implementation, and the call for finite-size scaling analysis, led to significant methodological improvements.</w:t>
       </w:r>
@@ -1430,14 +1265,8 @@
     <w:p>
       <w:pPr>
         <w:pStyle w:val="2"/>
-        <w:rPr>
-          <w:rFonts w:ascii="Arial" w:hAnsi="Arial" w:cs="Arial"/>
-        </w:rPr>
-      </w:pPr>
-      <w:r>
-        <w:rPr>
-          <w:rFonts w:ascii="Arial" w:hAnsi="Arial" w:cs="Arial"/>
-        </w:rPr>
+      </w:pPr>
+      <w:r>
         <w:t>R2-1. Discrepancy Between Deffuant Model and Simulation Implementation</w:t>
       </w:r>
     </w:p>
@@ -1448,13 +1277,10 @@
         </w:pBdr>
         <w:spacing w:after="160" w:line="360" w:lineRule="auto"/>
         <w:ind w:left="480"/>
-        <w:rPr>
-          <w:rFonts w:ascii="Arial" w:hAnsi="Arial" w:cs="Arial"/>
-        </w:rPr>
-      </w:pPr>
-      <w:r>
-        <w:rPr>
-          <w:rFonts w:ascii="Arial" w:eastAsia="Times New Roman" w:hAnsi="Arial" w:cs="Arial"/>
+      </w:pPr>
+      <w:r>
+        <w:rPr>
+          <w:rFonts w:eastAsia="Times New Roman"/>
           <w:i/>
           <w:iCs/>
           <w:color w:val="404040"/>
@@ -1465,13 +1291,10 @@
     <w:p>
       <w:pPr>
         <w:spacing w:after="160" w:line="360" w:lineRule="auto"/>
-        <w:rPr>
-          <w:rFonts w:ascii="Arial" w:hAnsi="Arial" w:cs="Arial"/>
-        </w:rPr>
-      </w:pPr>
-      <w:r>
-        <w:rPr>
-          <w:rFonts w:ascii="Arial" w:eastAsia="Times New Roman" w:hAnsi="Arial" w:cs="Arial"/>
+      </w:pPr>
+      <w:r>
+        <w:rPr>
+          <w:rFonts w:eastAsia="Times New Roman"/>
         </w:rPr>
         <w:t>We thank the reviewer for this technically precise observation. We address it in two parts.</w:t>
       </w:r>
@@ -1479,13 +1302,10 @@
     <w:p>
       <w:pPr>
         <w:spacing w:after="160" w:line="360" w:lineRule="auto"/>
-        <w:rPr>
-          <w:rFonts w:ascii="Arial" w:hAnsi="Arial" w:cs="Arial"/>
-        </w:rPr>
-      </w:pPr>
-      <w:r>
-        <w:rPr>
-          <w:rFonts w:ascii="Arial" w:eastAsia="Times New Roman" w:hAnsi="Arial" w:cs="Arial"/>
+      </w:pPr>
+      <w:r>
+        <w:rPr>
+          <w:rFonts w:eastAsia="Times New Roman"/>
         </w:rPr>
         <w:t>Part 1: The integer attitude scale is a deliberate and mathematically equivalent discretization. The integer scale [1, 100] is a uniform discretization of the continuous interval [0, 1] into 100 equally spaced levels, where each integer unit corresponds to an interval of 0.01. The bounded confidence parameter max-opinion-distance follows the same convention: a value of 40 corresponds to a confidence threshold of ε = 0.40 in the standard literature. We made this design choice to facilitate sensitivity analysis and to align the attitude scale with survey-style measurement instruments. We added a note in the Simulation Model Specifications section stating this equivalence.</w:t>
       </w:r>
@@ -1493,13 +1313,10 @@
     <w:p>
       <w:pPr>
         <w:spacing w:after="160" w:line="360" w:lineRule="auto"/>
-        <w:rPr>
-          <w:rFonts w:ascii="Arial" w:hAnsi="Arial" w:cs="Arial"/>
-        </w:rPr>
-      </w:pPr>
-      <w:r>
-        <w:rPr>
-          <w:rFonts w:ascii="Arial" w:eastAsia="Times New Roman" w:hAnsi="Arial" w:cs="Arial"/>
+      </w:pPr>
+      <w:r>
+        <w:rPr>
+          <w:rFonts w:eastAsia="Times New Roman"/>
           <w:b/>
           <w:bCs/>
         </w:rPr>
@@ -1507,21 +1324,25 @@
       </w:r>
       <w:r>
         <w:rPr>
-          <w:rFonts w:ascii="Arial" w:eastAsia="Times New Roman" w:hAnsi="Arial" w:cs="Arial"/>
-        </w:rPr>
-        <w:t>The reviewer’s deeper observation concerns the relationship between the mathematical description in the Related Models section and the actual update mechanism in Algorithm 3. Section 2 of the original manuscript introduces the Deffuant et al. (2002) Relative Agreement (RA) model, which features agent-specific, time-varying uncertainty parameters and computes attitude adjustments as a function of confidence interval overlap (Equations 1 and 2). However, the BCAT opinion update procedure implements the rule att_new = round(C + μ × (B − C)), where μ is the fixed convergence-rate parameter. This rule does not involve any uncertainty parameter, does not compute confidence interval overlap, and does not update any agent-specific confidence bound. It is structurally equivalent to the simple Deffuant bounded confidence model (Deffuant et al., 2000)—specifically, the pairwise random interaction variant in which two agents adjust their opinions by a fixed fraction μ of their difference, provided the difference falls below a global fixed threshold ε.</w:t>
-      </w:r>
-    </w:p>
-    <w:p>
-      <w:pPr>
-        <w:spacing w:after="160" w:line="360" w:lineRule="auto"/>
-        <w:rPr>
-          <w:rFonts w:ascii="Arial" w:hAnsi="Arial" w:cs="Arial"/>
-        </w:rPr>
-      </w:pPr>
-      <w:r>
-        <w:rPr>
-          <w:rFonts w:ascii="Arial" w:eastAsia="Times New Roman" w:hAnsi="Arial" w:cs="Arial"/>
+          <w:rFonts w:eastAsia="Times New Roman"/>
+        </w:rPr>
+        <w:t xml:space="preserve">The reviewer’s deeper observation concerns the relationship between the mathematical description in the Related Models section and the actual update mechanism in Algorithm 3. Section 2 of the original manuscript introduces the Deffuant et al. (2002) Relative Agreement (RA) model, which features agent-specific, time-varying uncertainty parameters and computes attitude adjustments as a function of confidence interval overlap (Equations 1 and 2). However, the BCAT opinion update procedure implements the rule att_new = round(C + μ × (B − C)), where μ is the fixed convergence-rate parameter. This rule does not involve any uncertainty parameter, does not compute confidence interval overlap, and does not update any agent-specific confidence bound. It is structurally equivalent to the </w:t>
+      </w:r>
+      <w:r>
+        <w:rPr>
+          <w:rFonts w:eastAsia="Times New Roman"/>
+        </w:rPr>
+        <w:lastRenderedPageBreak/>
+        <w:t>simple Deffuant bounded confidence model (Deffuant et al., 2000)—specifically, the pairwise random interaction variant in which two agents adjust their opinions by a fixed fraction μ of their difference, provided the difference falls below a global fixed threshold ε.</w:t>
+      </w:r>
+    </w:p>
+    <w:p>
+      <w:pPr>
+        <w:spacing w:after="160" w:line="360" w:lineRule="auto"/>
+      </w:pPr>
+      <w:r>
+        <w:rPr>
+          <w:rFonts w:eastAsia="Times New Roman"/>
           <w:b/>
           <w:bCs/>
         </w:rPr>
@@ -1529,23 +1350,18 @@
       </w:r>
       <w:r>
         <w:rPr>
-          <w:rFonts w:ascii="Arial" w:eastAsia="Times New Roman" w:hAnsi="Arial" w:cs="Arial"/>
-        </w:rPr>
-        <w:t xml:space="preserve">We revised Section 2 accordingly. We retained the description of the RA model and its equations as literature context, but added a disambiguation sentence stating that the BCAT model does not implement the full RA update rule. A new paragraph positions the BCAT opinion update mechanism as a networked, discretized, adoption-status-conditioned extension of the simple Deffuant bounded confidence model (Deffuant et al., 2000). A new comparative table (Table 1) summarizes the structural relationships among the HK</w:t>
-        <w:lastRenderedPageBreak/>
-        <w:t>model, the Deffuant RA model, and the BCAT opinion component across eight dimensions. We rewrote the Algorithm 3 description in the Simulation Model Specifications section to specify the fixed-rate convergence rule, the ε = max-opinion-distance/100 equivalence, and the absence of any agent-specific uncertainty parameter. Table 2 now includes a note on the integer-to-continuous mapping. These clarifications affect the theoretical positioning of the model but do not require any changes to the simulation itself.</w:t>
-      </w:r>
-    </w:p>
-    <w:p>
-      <w:pPr>
-        <w:spacing w:after="160" w:line="360" w:lineRule="auto"/>
-        <w:rPr>
-          <w:rFonts w:ascii="Arial" w:hAnsi="Arial" w:cs="Arial"/>
-        </w:rPr>
-      </w:pPr>
-      <w:r>
-        <w:rPr>
-          <w:rFonts w:ascii="Arial" w:eastAsia="Times New Roman" w:hAnsi="Arial" w:cs="Arial"/>
+          <w:rFonts w:eastAsia="Times New Roman"/>
+        </w:rPr>
+        <w:t>We revised Section 2 accordingly. We retained the description of the RA model and its equations as literature context, but added a disambiguation sentence stating that the BCAT model does not implement the full RA update rule. A new paragraph positions the BCAT opinion update mechanism as a networked, discretized, adoption-status-conditioned extension of the simple Deffuant bounded confidence model (Deffuant et al., 2000). A new comparative table (Table 1) summarizes the structural relationships among the HKmodel, the Deffuant RA model, and the BCAT opinion component across eight dimensions. We rewrote the Algorithm 3 description in the Simulation Model Specifications section to specify the fixed-rate convergence rule, the ε = max-opinion-distance/100 equivalence, and the absence of any agent-specific uncertainty parameter. Table 2 now includes a note on the integer-to-continuous mapping. These clarifications affect the theoretical positioning of the model but do not require any changes to the simulation itself.</w:t>
+      </w:r>
+    </w:p>
+    <w:p>
+      <w:pPr>
+        <w:spacing w:after="160" w:line="360" w:lineRule="auto"/>
+      </w:pPr>
+      <w:r>
+        <w:rPr>
+          <w:rFonts w:eastAsia="Times New Roman"/>
           <w:b/>
           <w:bCs/>
         </w:rPr>
@@ -1553,7 +1369,7 @@
       </w:r>
       <w:r>
         <w:rPr>
-          <w:rFonts w:ascii="Arial" w:eastAsia="Times New Roman" w:hAnsi="Arial" w:cs="Arial"/>
+          <w:rFonts w:eastAsia="Times New Roman"/>
         </w:rPr>
         <w:t>that these clarifications affect the model’s theoretical positioning but do not require any changes to the simulation itself. The BCAT model’s scientific contribution lies in integrating a bounded confidence opinion dynamics mechanism with adoption threshold diffusion, and in the adoption-status-conditioned feedback structure that generates the opinion–adoption gap. The revised framing makes this contribution more precise rather than diminishing it. We added a reference to the original simple Deffuant bounded confidence model (Deffuant et al., 2000).</w:t>
       </w:r>
@@ -1565,13 +1381,10 @@
         </w:pBdr>
         <w:spacing w:after="160" w:line="360" w:lineRule="auto"/>
         <w:ind w:left="480"/>
-        <w:rPr>
-          <w:rFonts w:ascii="Arial" w:hAnsi="Arial" w:cs="Arial"/>
-        </w:rPr>
-      </w:pPr>
-      <w:r>
-        <w:rPr>
-          <w:rFonts w:ascii="Arial" w:eastAsia="Times New Roman" w:hAnsi="Arial" w:cs="Arial"/>
+      </w:pPr>
+      <w:r>
+        <w:rPr>
+          <w:rFonts w:eastAsia="Times New Roman"/>
           <w:b/>
           <w:bCs/>
           <w:color w:val="2E75B6"/>
@@ -1580,7 +1393,7 @@
       </w:r>
       <w:r>
         <w:rPr>
-          <w:rFonts w:ascii="Arial" w:eastAsia="Times New Roman" w:hAnsi="Arial" w:cs="Arial"/>
+          <w:rFonts w:eastAsia="Times New Roman"/>
         </w:rPr>
         <w:t>(1) A disambiguation sentence has been added after Equations 1 and 2, explicitly stating that the BCAT model does not implement the full RA update rule. (2) A new paragraph at the end of the Related Models section positions the BCAT opinion component as a networked, discretized, adoption-status-conditioned extension of the simple Deffuant bounded confidence model (Deffuant et al., 2000), with a fixed global ε = max-opinion-distance/100. (3) The Algorithm 3 description in the Simulation Model Specifications section has been rewritten to specify the fixed-rate convergence rule att_new = round(C + μ × (B − C)), the ε equivalence, and the absence of dynamic uncertainty parameters. (4) Table 2 now includes a note on the integer-to-continuous mapping for attitude values.</w:t>
       </w:r>
@@ -1592,22 +1405,20 @@
         </w:pBdr>
         <w:spacing w:after="160" w:line="360" w:lineRule="auto"/>
         <w:ind w:left="480"/>
-        <w:rPr>
-          <w:rFonts w:ascii="Arial" w:hAnsi="Arial" w:cs="Arial"/>
-        </w:rPr>
-      </w:pPr>
-      <w:r>
-        <w:rPr>
-          <w:rFonts w:ascii="Arial" w:eastAsia="Times New Roman" w:hAnsi="Arial" w:cs="Arial"/>
+      </w:pPr>
+      <w:r>
+        <w:rPr>
+          <w:rFonts w:eastAsia="Times New Roman"/>
           <w:b/>
           <w:bCs/>
           <w:color w:val="2E75B6"/>
         </w:rPr>
-        <w:t xml:space="preserve">Manuscript change (new Table 1):</w:t>
-      </w:r>
-      <w:r>
-        <w:rPr>
-          <w:rFonts w:ascii="Arial" w:eastAsia="Times New Roman" w:hAnsi="Arial" w:cs="Arial"/>
+        <w:lastRenderedPageBreak/>
+        <w:t>Manuscript change (new Table 1):</w:t>
+      </w:r>
+      <w:r>
+        <w:rPr>
+          <w:rFonts w:eastAsia="Times New Roman"/>
         </w:rPr>
         <w:t>A comparative table (Table 1) has been added at the end of the Related Models section, with columns for Model Feature, HK Model, Deffuant RA Model, and BCAT Opinion Component, covering eight dimensions: Interaction structure, Confidence threshold, Opinion space, Update timing, Uncertainty dynamics, Convergence parameter, Network structure, and Adoption-status conditioning.</w:t>
       </w:r>
@@ -1618,22 +1429,13 @@
           <w:bottom w:val="single" w:sz="1" w:space="0" w:color="CCCCCC"/>
         </w:pBdr>
         <w:spacing w:before="120" w:after="120"/>
-        <w:rPr>
-          <w:rFonts w:ascii="Arial" w:hAnsi="Arial" w:cs="Arial"/>
-        </w:rPr>
       </w:pPr>
     </w:p>
     <w:p>
       <w:pPr>
         <w:pStyle w:val="2"/>
-        <w:rPr>
-          <w:rFonts w:ascii="Arial" w:hAnsi="Arial" w:cs="Arial"/>
-        </w:rPr>
-      </w:pPr>
-      <w:r>
-        <w:rPr>
-          <w:rFonts w:ascii="Arial" w:hAnsi="Arial" w:cs="Arial"/>
-        </w:rPr>
+      </w:pPr>
+      <w:r>
         <w:t>R2-2. Update Scheme: Synchronous vs. Asynchronous</w:t>
       </w:r>
     </w:p>
@@ -1644,13 +1446,10 @@
         </w:pBdr>
         <w:spacing w:after="160" w:line="360" w:lineRule="auto"/>
         <w:ind w:left="480"/>
-        <w:rPr>
-          <w:rFonts w:ascii="Arial" w:hAnsi="Arial" w:cs="Arial"/>
-        </w:rPr>
-      </w:pPr>
-      <w:r>
-        <w:rPr>
-          <w:rFonts w:ascii="Arial" w:eastAsia="Times New Roman" w:hAnsi="Arial" w:cs="Arial"/>
+      </w:pPr>
+      <w:r>
+        <w:rPr>
+          <w:rFonts w:eastAsia="Times New Roman"/>
           <w:i/>
           <w:iCs/>
           <w:color w:val="404040"/>
@@ -1661,27 +1460,21 @@
     <w:p>
       <w:pPr>
         <w:spacing w:after="160" w:line="360" w:lineRule="auto"/>
-        <w:rPr>
-          <w:rFonts w:ascii="Arial" w:hAnsi="Arial" w:cs="Arial"/>
-        </w:rPr>
-      </w:pPr>
-      <w:r>
-        <w:rPr>
-          <w:rFonts w:ascii="Arial" w:eastAsia="Times New Roman" w:hAnsi="Arial" w:cs="Arial"/>
-        </w:rPr>
-        <w:t xml:space="preserve">We thank the reviewer for raising this methodological point. The BCAT model uses a pseudo-concurrent update scheme, implemented via the ask-concurrent command in NetLogo 4.0.5. Under ask-concurrent, all agents are processed in a randomly shuffled order within each tick, and each agent’s state modifications take effect immediately. The Python 3 reimplementation faithfully reproduces this behavior. This scheme lies between strictly synchronous updating (where all agents read old states before any writes occur) and strictly sequential updating with a fixed order (where position in the queue systematically advantages certain agents).</w:t>
-      </w:r>
-    </w:p>
-    <w:p>
-      <w:pPr>
-        <w:spacing w:after="160" w:line="360" w:lineRule="auto"/>
-        <w:rPr>
-          <w:rFonts w:ascii="Arial" w:hAnsi="Arial" w:cs="Arial"/>
-        </w:rPr>
-      </w:pPr>
-      <w:r>
-        <w:rPr>
-          <w:rFonts w:ascii="Arial" w:eastAsia="Times New Roman" w:hAnsi="Arial" w:cs="Arial"/>
+      </w:pPr>
+      <w:r>
+        <w:rPr>
+          <w:rFonts w:eastAsia="Times New Roman"/>
+        </w:rPr>
+        <w:t>We thank the reviewer for raising this methodological point. The BCAT model uses a pseudo-concurrent update scheme, implemented via the ask-concurrent command in NetLogo 4.0.5. Under ask-concurrent, all agents are processed in a randomly shuffled order within each tick, and each agent’s state modifications take effect immediately. The Python 3 reimplementation faithfully reproduces this behavior. This scheme lies between strictly synchronous updating (where all agents read old states before any writes occur) and strictly sequential updating with a fixed order (where position in the queue systematically advantages certain agents).</w:t>
+      </w:r>
+    </w:p>
+    <w:p>
+      <w:pPr>
+        <w:spacing w:after="160" w:line="360" w:lineRule="auto"/>
+      </w:pPr>
+      <w:r>
+        <w:rPr>
+          <w:rFonts w:eastAsia="Times New Roman"/>
         </w:rPr>
         <w:t>We chose this scheme because the random reshuffling of execution order at each tick ensures that no agent systematically benefits from its position in the processing sequence. The randomness in the simulation therefore comes from four well-defined stochastic elements: (1) the random selection of a neighbor for each agent per tick, (2) the initial random assignment of attitude and threshold values, (3) the random or clustered placement of pioneer agents, and (4) the random execution order within each tick. Because each source is controlled and reproducible given a fixed random seed, the sensitivity analysis results in Table 3 reflect model parameter effects rather than systematic scheduling artifacts.</w:t>
       </w:r>
@@ -1693,13 +1486,10 @@
         </w:pBdr>
         <w:spacing w:after="160" w:line="360" w:lineRule="auto"/>
         <w:ind w:left="480"/>
-        <w:rPr>
-          <w:rFonts w:ascii="Arial" w:hAnsi="Arial" w:cs="Arial"/>
-        </w:rPr>
-      </w:pPr>
-      <w:r>
-        <w:rPr>
-          <w:rFonts w:ascii="Arial" w:eastAsia="Times New Roman" w:hAnsi="Arial" w:cs="Arial"/>
+      </w:pPr>
+      <w:r>
+        <w:rPr>
+          <w:rFonts w:eastAsia="Times New Roman"/>
           <w:b/>
           <w:bCs/>
           <w:color w:val="2E75B6"/>
@@ -1708,9 +1498,16 @@
       </w:r>
       <w:r>
         <w:rPr>
-          <w:rFonts w:ascii="Arial" w:eastAsia="Times New Roman" w:hAnsi="Arial" w:cs="Arial"/>
-        </w:rPr>
-        <w:t>Two new paragraphs have been added to the Simulation Model Specifications section, immediately following the adoption decision-making description. The first paragraph explains the pseudo-concurrent update semantics of ask-concurrent (random-order sequential execution with immediate writes) and confirms that the Python 3 reimplementation faithfully reproduces this behavior. The second paragraph states the methodological rationale: random reshuffling of execution order at each tick prevents systematic scheduling bias, and identifies four controlled stochastic elements ensuring that sensitivity analysis results in Table 3 reflect model parameter effects.</w:t>
+          <w:rFonts w:eastAsia="Times New Roman"/>
+        </w:rPr>
+        <w:t xml:space="preserve">Two new paragraphs have been added to the Simulation Model Specifications section, immediately following the adoption decision-making description. The first paragraph explains the pseudo-concurrent update semantics of ask-concurrent (random-order sequential execution with immediate writes) and </w:t>
+      </w:r>
+      <w:r>
+        <w:rPr>
+          <w:rFonts w:eastAsia="Times New Roman"/>
+        </w:rPr>
+        <w:lastRenderedPageBreak/>
+        <w:t>confirms that the Python 3 reimplementation faithfully reproduces this behavior. The second paragraph states the methodological rationale: random reshuffling of execution order at each tick prevents systematic scheduling bias, and identifies four controlled stochastic elements ensuring that sensitivity analysis results in Table 3 reflect model parameter effects.</w:t>
       </w:r>
     </w:p>
     <w:p>
@@ -1720,13 +1517,10 @@
         </w:pBdr>
         <w:spacing w:after="160" w:line="360" w:lineRule="auto"/>
         <w:ind w:left="480"/>
-        <w:rPr>
-          <w:rFonts w:ascii="Arial" w:hAnsi="Arial" w:cs="Arial"/>
-        </w:rPr>
-      </w:pPr>
-      <w:r>
-        <w:rPr>
-          <w:rFonts w:ascii="Arial" w:eastAsia="Times New Roman" w:hAnsi="Arial" w:cs="Arial"/>
+      </w:pPr>
+      <w:r>
+        <w:rPr>
+          <w:rFonts w:eastAsia="Times New Roman"/>
           <w:b/>
           <w:bCs/>
           <w:color w:val="2E75B6"/>
@@ -1740,22 +1534,13 @@
           <w:bottom w:val="single" w:sz="1" w:space="0" w:color="CCCCCC"/>
         </w:pBdr>
         <w:spacing w:before="120" w:after="120"/>
-        <w:rPr>
-          <w:rFonts w:ascii="Arial" w:hAnsi="Arial" w:cs="Arial"/>
-        </w:rPr>
       </w:pPr>
     </w:p>
     <w:p>
       <w:pPr>
         <w:pStyle w:val="2"/>
-        <w:rPr>
-          <w:rFonts w:ascii="Arial" w:hAnsi="Arial" w:cs="Arial"/>
-        </w:rPr>
-      </w:pPr>
-      <w:r>
-        <w:rPr>
-          <w:rFonts w:ascii="Arial" w:hAnsi="Arial" w:cs="Arial"/>
-        </w:rPr>
+      </w:pPr>
+      <w:r>
         <w:t>R2-3. Adoption Threshold Scaling (0–100 vs. 0–1)</w:t>
       </w:r>
     </w:p>
@@ -1766,13 +1551,10 @@
         </w:pBdr>
         <w:spacing w:after="160" w:line="360" w:lineRule="auto"/>
         <w:ind w:left="480"/>
-        <w:rPr>
-          <w:rFonts w:ascii="Arial" w:hAnsi="Arial" w:cs="Arial"/>
-        </w:rPr>
-      </w:pPr>
-      <w:r>
-        <w:rPr>
-          <w:rFonts w:ascii="Arial" w:eastAsia="Times New Roman" w:hAnsi="Arial" w:cs="Arial"/>
+      </w:pPr>
+      <w:r>
+        <w:rPr>
+          <w:rFonts w:eastAsia="Times New Roman"/>
           <w:i/>
           <w:iCs/>
           <w:color w:val="404040"/>
@@ -1783,13 +1565,10 @@
     <w:p>
       <w:pPr>
         <w:spacing w:after="160" w:line="360" w:lineRule="auto"/>
-        <w:rPr>
-          <w:rFonts w:ascii="Arial" w:hAnsi="Arial" w:cs="Arial"/>
-        </w:rPr>
-      </w:pPr>
-      <w:r>
-        <w:rPr>
-          <w:rFonts w:ascii="Arial" w:eastAsia="Times New Roman" w:hAnsi="Arial" w:cs="Arial"/>
+      </w:pPr>
+      <w:r>
+        <w:rPr>
+          <w:rFonts w:eastAsia="Times New Roman"/>
         </w:rPr>
         <w:t>We thank the reviewer for this observation, which is well-founded from a reporting transparency standpoint. As clarified in our response to R2-1, the integer scale [1, 100] used throughout the BCAT model is a uniform 100-level discretization of the continuous interval [0, 1], where each integer unit corresponds to an interval of 0.01. This scaling convention applies uniformly to both attitude values and adoption thresholds. An avg-of-thresholds value of 40, for instance, represents a mean adoption threshold of θ = 0.40 in the fractional notation standard in the diffusion literature (Watts, 2004; Valente, 1996), meaning that an agent adopts only when the proportion of its neighbors who have already adopted meets or exceeds 40%. The adoption decision rule of Algorithm 3 enforces this equivalence by computing the neighbor adoption proportion (a value in [0, 1]) and comparing it against theta/100. The two sides of the inequality therefore operate on identical scales, and the model’s mathematical behavior is exactly equivalent to a formulation using fractional thresholds in [0.01, 1.00].</w:t>
       </w:r>
@@ -1797,15 +1576,11 @@
     <w:p>
       <w:pPr>
         <w:spacing w:after="160" w:line="360" w:lineRule="auto"/>
-        <w:rPr>
-          <w:rFonts w:ascii="Arial" w:hAnsi="Arial" w:cs="Arial"/>
-        </w:rPr>
-      </w:pPr>
-      <w:r>
-        <w:rPr>
-          <w:rFonts w:ascii="Arial" w:eastAsia="Times New Roman" w:hAnsi="Arial" w:cs="Arial"/>
-        </w:rPr>
-        <w:lastRenderedPageBreak/>
+      </w:pPr>
+      <w:r>
+        <w:rPr>
+          <w:rFonts w:eastAsia="Times New Roman"/>
+        </w:rPr>
         <w:t>We acknowledge that the original manuscript did not make this scaling equivalence explicit. In the revised manuscript, we added a clarifying statement in the Table 2 parameter description for avg-of-thresholds and std-of-thresholds, and appended a footnote to Table 3 providing the fractional equivalents for the threshold parameter values used in the sensitivity analysis. No changes to the simulation code or model behavior are required.</w:t>
       </w:r>
     </w:p>
@@ -1816,13 +1591,10 @@
         </w:pBdr>
         <w:spacing w:after="160" w:line="360" w:lineRule="auto"/>
         <w:ind w:left="480"/>
-        <w:rPr>
-          <w:rFonts w:ascii="Arial" w:hAnsi="Arial" w:cs="Arial"/>
-        </w:rPr>
-      </w:pPr>
-      <w:r>
-        <w:rPr>
-          <w:rFonts w:ascii="Arial" w:eastAsia="Times New Roman" w:hAnsi="Arial" w:cs="Arial"/>
+      </w:pPr>
+      <w:r>
+        <w:rPr>
+          <w:rFonts w:eastAsia="Times New Roman"/>
           <w:b/>
           <w:bCs/>
           <w:color w:val="2E75B6"/>
@@ -1831,9 +1603,16 @@
       </w:r>
       <w:r>
         <w:rPr>
-          <w:rFonts w:ascii="Arial" w:eastAsia="Times New Roman" w:hAnsi="Arial" w:cs="Arial"/>
-        </w:rPr>
-        <w:t>The Table 2 description for avg-of-thresholds and std-of-thresholds now states: “Threshold values follow the same [1, 100] ≡ [0.01, 1.00] discretization convention as attitude values: in the adoption decision rule (Algorithm 3), the integer threshold is divided by 100 before comparison with the neighbor adoption proportion, yielding fractional thresholds consistent with the standard convention in the diffusion literature (Watts, 2004; Valente, 1996). For example, avg-of-thresholds = 40 corresponds to a mean fractional threshold of θ = 0.40, requiring at least 40% of an agent’s neighbors to have adopted before the agent itself adopts.”</w:t>
+          <w:rFonts w:eastAsia="Times New Roman"/>
+        </w:rPr>
+        <w:t xml:space="preserve">The Table 2 description for avg-of-thresholds and std-of-thresholds now states: “Threshold values follow the same [1, 100] ≡ [0.01, 1.00] discretization convention as attitude values: in the adoption decision rule </w:t>
+      </w:r>
+      <w:r>
+        <w:rPr>
+          <w:rFonts w:eastAsia="Times New Roman"/>
+        </w:rPr>
+        <w:lastRenderedPageBreak/>
+        <w:t>(Algorithm 3), the integer threshold is divided by 100 before comparison with the neighbor adoption proportion, yielding fractional thresholds consistent with the standard convention in the diffusion literature (Watts, 2004; Valente, 1996). For example, avg-of-thresholds = 40 corresponds to a mean fractional threshold of θ = 0.40, requiring at least 40% of an agent’s neighbors to have adopted before the agent itself adopts.”</w:t>
       </w:r>
     </w:p>
     <w:p>
@@ -1843,22 +1622,19 @@
         </w:pBdr>
         <w:spacing w:after="160" w:line="360" w:lineRule="auto"/>
         <w:ind w:left="480"/>
-        <w:rPr>
-          <w:rFonts w:ascii="Arial" w:hAnsi="Arial" w:cs="Arial"/>
-        </w:rPr>
-      </w:pPr>
-      <w:r>
-        <w:rPr>
-          <w:rFonts w:ascii="Arial" w:eastAsia="Times New Roman" w:hAnsi="Arial" w:cs="Arial"/>
+      </w:pPr>
+      <w:r>
+        <w:rPr>
+          <w:rFonts w:eastAsia="Times New Roman"/>
           <w:b/>
           <w:bCs/>
           <w:color w:val="2E75B6"/>
         </w:rPr>
-        <w:t xml:space="preserve">Manuscript change (Table 3):</w:t>
-      </w:r>
-      <w:r>
-        <w:rPr>
-          <w:rFonts w:ascii="Arial" w:eastAsia="Times New Roman" w:hAnsi="Arial" w:cs="Arial"/>
+        <w:t>Manuscript change (Table 3):</w:t>
+      </w:r>
+      <w:r>
+        <w:rPr>
+          <w:rFonts w:eastAsia="Times New Roman"/>
         </w:rPr>
         <w:t>A footnote has been added to Table 3 stating: “All avg-of-thresholds values are stored as integers in [1, 100] and are equivalent to fractional adoption thresholds in [0.01, 1.00] via the conversion θ = avg-of-thresholds/100, as implemented in the adoption decision rule of Algorithm 3. The sensitivity analysis sweeps avg-of-thresholds across the range [10, 70], corresponding to fractional thresholds of [0.10, 0.70].”</w:t>
       </w:r>
@@ -1869,22 +1645,13 @@
           <w:bottom w:val="single" w:sz="1" w:space="0" w:color="CCCCCC"/>
         </w:pBdr>
         <w:spacing w:before="120" w:after="120"/>
-        <w:rPr>
-          <w:rFonts w:ascii="Arial" w:hAnsi="Arial" w:cs="Arial"/>
-        </w:rPr>
       </w:pPr>
     </w:p>
     <w:p>
       <w:pPr>
         <w:pStyle w:val="2"/>
-        <w:rPr>
-          <w:rFonts w:ascii="Arial" w:hAnsi="Arial" w:cs="Arial"/>
-        </w:rPr>
-      </w:pPr>
-      <w:r>
-        <w:rPr>
-          <w:rFonts w:ascii="Arial" w:hAnsi="Arial" w:cs="Arial"/>
-        </w:rPr>
+      </w:pPr>
+      <w:r>
         <w:t>R2-4. Incomplete Statistical Reporting in Table 3</w:t>
       </w:r>
     </w:p>
@@ -1895,13 +1662,10 @@
         </w:pBdr>
         <w:spacing w:after="160" w:line="360" w:lineRule="auto"/>
         <w:ind w:left="480"/>
-        <w:rPr>
-          <w:rFonts w:ascii="Arial" w:hAnsi="Arial" w:cs="Arial"/>
-        </w:rPr>
-      </w:pPr>
-      <w:r>
-        <w:rPr>
-          <w:rFonts w:ascii="Arial" w:eastAsia="Times New Roman" w:hAnsi="Arial" w:cs="Arial"/>
+      </w:pPr>
+      <w:r>
+        <w:rPr>
+          <w:rFonts w:eastAsia="Times New Roman"/>
           <w:i/>
           <w:iCs/>
           <w:color w:val="404040"/>
@@ -1912,13 +1676,10 @@
     <w:p>
       <w:pPr>
         <w:spacing w:after="160" w:line="360" w:lineRule="auto"/>
-        <w:rPr>
-          <w:rFonts w:ascii="Arial" w:hAnsi="Arial" w:cs="Arial"/>
-        </w:rPr>
-      </w:pPr>
-      <w:r>
-        <w:rPr>
-          <w:rFonts w:ascii="Arial" w:eastAsia="Times New Roman" w:hAnsi="Arial" w:cs="Arial"/>
+      </w:pPr>
+      <w:r>
+        <w:rPr>
+          <w:rFonts w:eastAsia="Times New Roman"/>
           <w:b/>
           <w:bCs/>
         </w:rPr>
@@ -1926,7 +1687,7 @@
       </w:r>
       <w:r>
         <w:rPr>
-          <w:rFonts w:ascii="Arial" w:eastAsia="Times New Roman" w:hAnsi="Arial" w:cs="Arial"/>
+          <w:rFonts w:eastAsia="Times New Roman"/>
         </w:rPr>
         <w:t>We apologize for this omission. We computed the feature importance values using a Random Forest regression ensemble with 100 trees and the mean decrease in impurity (Gini importance) criterion, with all other hyperparameters at their default values. We added this information to the Sensitivity Analysis subsection of the Results section.</w:t>
       </w:r>
@@ -1934,13 +1695,10 @@
     <w:p>
       <w:pPr>
         <w:spacing w:after="160" w:line="360" w:lineRule="auto"/>
-        <w:rPr>
-          <w:rFonts w:ascii="Arial" w:hAnsi="Arial" w:cs="Arial"/>
-        </w:rPr>
-      </w:pPr>
-      <w:r>
-        <w:rPr>
-          <w:rFonts w:ascii="Arial" w:eastAsia="Times New Roman" w:hAnsi="Arial" w:cs="Arial"/>
+      </w:pPr>
+      <w:r>
+        <w:rPr>
+          <w:rFonts w:eastAsia="Times New Roman"/>
           <w:b/>
           <w:bCs/>
         </w:rPr>
@@ -1948,7 +1706,7 @@
       </w:r>
       <w:r>
         <w:rPr>
-          <w:rFonts w:ascii="Arial" w:eastAsia="Times New Roman" w:hAnsi="Arial" w:cs="Arial"/>
+          <w:rFonts w:eastAsia="Times New Roman"/>
         </w:rPr>
         <w:t>We revised Table 3 to include standard errors for the Random Forest feature importance values, computed as the standard deviation of per-tree importance values across the 100-tree ensemble divided by √100. All SE values are ≤ 0.001 (rounding to 0.00 at two decimal places), reflecting the high stability of importance estimates over the large sample sizes used (N = 15,876 to 100,548). For the remaining four methods—multivariate regression, partial correlation, standardized regression, and parameter importance (Pearson correlation)—the reported values are deterministic analytical results given the input data, so standard errors are not applicable. A footnote in Table 3 clarifies this distinction.</w:t>
       </w:r>
@@ -1956,13 +1714,10 @@
     <w:p>
       <w:pPr>
         <w:spacing w:after="160" w:line="360" w:lineRule="auto"/>
-        <w:rPr>
-          <w:rFonts w:ascii="Arial" w:hAnsi="Arial" w:cs="Arial"/>
-        </w:rPr>
-      </w:pPr>
-      <w:r>
-        <w:rPr>
-          <w:rFonts w:ascii="Arial" w:eastAsia="Times New Roman" w:hAnsi="Arial" w:cs="Arial"/>
+      </w:pPr>
+      <w:r>
+        <w:rPr>
+          <w:rFonts w:eastAsia="Times New Roman"/>
           <w:b/>
           <w:bCs/>
         </w:rPr>
@@ -1970,9 +1725,16 @@
       </w:r>
       <w:r>
         <w:rPr>
-          <w:rFonts w:ascii="Arial" w:eastAsia="Times New Roman" w:hAnsi="Arial" w:cs="Arial"/>
-        </w:rPr>
-        <w:t xml:space="preserve">Following the reviewer’s prompt, we conducted a systematic audit of all values in Table 3 and discovered that the Parameter Importance section contained a copy-paste error: the values were inadvertently duplicated from the Standardized Regression section with rows and columns transposed. We corrected this error. The Parameter Importance rows now report Pearson correlation coefficients between each parameter and the adoption outcome variable, computed directly from the sensitivity analysis data. We also verified that the “All” row values across all five analysis methods are consistent with the aggregated dataset (N = 100,548 observations across four network topologies). We sincerely apologize for this error in the original submission. We also added a footnote to Table 3 explaining why the corrected Parameter Importance values closely approximate the Standardized Regression coefficients: because the five input parameters are varied independently in the sensitivity analysis design, the predictors are approximately orthogonal, and the two measures are mathematically equivalent under this condition.</w:t>
+          <w:rFonts w:eastAsia="Times New Roman"/>
+        </w:rPr>
+        <w:t xml:space="preserve">Following the reviewer’s prompt, we conducted a systematic audit of all values in Table 3 and discovered that the Parameter Importance section contained a copy-paste error: the values were inadvertently duplicated from the Standardized Regression </w:t>
+      </w:r>
+      <w:r>
+        <w:rPr>
+          <w:rFonts w:eastAsia="Times New Roman"/>
+        </w:rPr>
+        <w:lastRenderedPageBreak/>
+        <w:t>section with rows and columns transposed. We corrected this error. The Parameter Importance rows now report Pearson correlation coefficients between each parameter and the adoption outcome variable, computed directly from the sensitivity analysis data. We also verified that the “All” row values across all five analysis methods are consistent with the aggregated dataset (N = 100,548 observations across four network topologies). We sincerely apologize for this error in the original submission. We also added a footnote to Table 3 explaining why the corrected Parameter Importance values closely approximate the Standardized Regression coefficients: because the five input parameters are varied independently in the sensitivity analysis design, the predictors are approximately orthogonal, and the two measures are mathematically equivalent under this condition.</w:t>
       </w:r>
     </w:p>
     <w:p>
@@ -1982,22 +1744,19 @@
         </w:pBdr>
         <w:spacing w:after="160" w:line="360" w:lineRule="auto"/>
         <w:ind w:left="480"/>
-        <w:rPr>
-          <w:rFonts w:ascii="Arial" w:hAnsi="Arial" w:cs="Arial"/>
-        </w:rPr>
-      </w:pPr>
-      <w:r>
-        <w:rPr>
-          <w:rFonts w:ascii="Arial" w:eastAsia="Times New Roman" w:hAnsi="Arial" w:cs="Arial"/>
+      </w:pPr>
+      <w:r>
+        <w:rPr>
+          <w:rFonts w:eastAsia="Times New Roman"/>
           <w:b/>
           <w:bCs/>
           <w:color w:val="2E75B6"/>
         </w:rPr>
-        <w:t xml:space="preserve">Manuscript change (Sensitivity Analysis text):</w:t>
-      </w:r>
-      <w:r>
-        <w:rPr>
-          <w:rFonts w:ascii="Arial" w:eastAsia="Times New Roman" w:hAnsi="Arial" w:cs="Arial"/>
+        <w:t>Manuscript change (Sensitivity Analysis text):</w:t>
+      </w:r>
+      <w:r>
+        <w:rPr>
+          <w:rFonts w:eastAsia="Times New Roman"/>
         </w:rPr>
         <w:t>A sentence has been added identifying the five statistical methods used, including: “Feature importance from a Random Forest regression ensemble (100 trees, mean decrease in impurity criterion, default hyperparameters).”</w:t>
       </w:r>
@@ -2009,22 +1768,19 @@
         </w:pBdr>
         <w:spacing w:after="160" w:line="360" w:lineRule="auto"/>
         <w:ind w:left="480"/>
-        <w:rPr>
-          <w:rFonts w:ascii="Arial" w:hAnsi="Arial" w:cs="Arial"/>
-        </w:rPr>
-      </w:pPr>
-      <w:r>
-        <w:rPr>
-          <w:rFonts w:ascii="Arial" w:eastAsia="Times New Roman" w:hAnsi="Arial" w:cs="Arial"/>
+      </w:pPr>
+      <w:r>
+        <w:rPr>
+          <w:rFonts w:eastAsia="Times New Roman"/>
           <w:b/>
           <w:bCs/>
           <w:color w:val="2E75B6"/>
         </w:rPr>
-        <w:t xml:space="preserve">Manuscript change (Table 3):</w:t>
-      </w:r>
-      <w:r>
-        <w:rPr>
-          <w:rFonts w:ascii="Arial" w:eastAsia="Times New Roman" w:hAnsi="Arial" w:cs="Arial"/>
+        <w:t>Manuscript change (Table 3):</w:t>
+      </w:r>
+      <w:r>
+        <w:rPr>
+          <w:rFonts w:eastAsia="Times New Roman"/>
         </w:rPr>
         <w:t>Feature Importance values now include ±SE. The Parameter Importance section has been corrected with verified Pearson correlation values. A footnote explains that SE is computed from per-tree importances (all SE ≤ 0.001), and that the remaining four methods produce deterministic analytical results.</w:t>
       </w:r>
@@ -2035,22 +1791,13 @@
           <w:bottom w:val="single" w:sz="1" w:space="0" w:color="CCCCCC"/>
         </w:pBdr>
         <w:spacing w:before="120" w:after="120"/>
-        <w:rPr>
-          <w:rFonts w:ascii="Arial" w:hAnsi="Arial" w:cs="Arial"/>
-        </w:rPr>
       </w:pPr>
     </w:p>
     <w:p>
       <w:pPr>
         <w:pStyle w:val="2"/>
-        <w:rPr>
-          <w:rFonts w:ascii="Arial" w:hAnsi="Arial" w:cs="Arial"/>
-        </w:rPr>
-      </w:pPr>
-      <w:r>
-        <w:rPr>
-          <w:rFonts w:ascii="Arial" w:hAnsi="Arial" w:cs="Arial"/>
-        </w:rPr>
+      </w:pPr>
+      <w:r>
         <w:t>R2-5. Finite-Size Scaling Analysis</w:t>
       </w:r>
     </w:p>
@@ -2061,13 +1808,10 @@
         </w:pBdr>
         <w:spacing w:after="160" w:line="360" w:lineRule="auto"/>
         <w:ind w:left="480"/>
-        <w:rPr>
-          <w:rFonts w:ascii="Arial" w:hAnsi="Arial" w:cs="Arial"/>
-        </w:rPr>
-      </w:pPr>
-      <w:r>
-        <w:rPr>
-          <w:rFonts w:ascii="Arial" w:eastAsia="Times New Roman" w:hAnsi="Arial" w:cs="Arial"/>
+      </w:pPr>
+      <w:r>
+        <w:rPr>
+          <w:rFonts w:eastAsia="Times New Roman"/>
           <w:i/>
           <w:iCs/>
           <w:color w:val="404040"/>
@@ -2078,44 +1822,30 @@
     <w:p>
       <w:pPr>
         <w:spacing w:after="160" w:line="360" w:lineRule="auto"/>
-        <w:rPr>
-          <w:rFonts w:ascii="Arial" w:hAnsi="Arial" w:cs="Arial"/>
-        </w:rPr>
-      </w:pPr>
-      <w:r>
-        <w:rPr>
-          <w:rFonts w:ascii="Arial" w:eastAsia="Times New Roman" w:hAnsi="Arial" w:cs="Arial"/>
-        </w:rPr>
-        <w:t>We agree that establishing robustness with respect to system size is important. We conducted finite-size scaling experiments at N=400 (20×20), N=900 (30×30), N=1,600 (40×40), and N=2,500 (50×50), using identical parameter configurations (avg-of-attitudes=50, std-of-attitudes=15, bounded-confidence=50, avg-of-thresholds swept from 10 to 70, 30 replications per configuration). The results confirm that the “best game no one played” phenomenon—high FRI coexisting with near-zero GSI—persists at all system sizes tested, confirming that the observed adoption failure is a robust collective behavior rather than a stochastic artifact of the N=400 baseline. The sharp phase transition at avg-of-thresholds between 30 and 40, and the dominance of avg-of-thresholds as the primary determinant of adoption outcomes, hold across all system sizes. We added a note at the end of the sensitivity analysis subsection in Results, and the experimental data are available in the public repository.</w:t>
-      </w:r>
-    </w:p>
-    <w:p>
-      <w:pPr>
-        <w:spacing w:after="160" w:line="360" w:lineRule="auto"/>
-        <w:rPr>
-          <w:rFonts w:ascii="Arial" w:hAnsi="Arial" w:cs="Arial"/>
-        </w:rPr>
-      </w:pPr>
-      <w:r>
-        <w:rPr>
-          <w:rFonts w:ascii="Arial" w:eastAsia="Times New Roman" w:hAnsi="Arial" w:cs="Arial"/>
-        </w:rPr>
-        <w:t/>
-      </w:r>
-    </w:p>
-    <w:p>
-      <w:pPr>
-        <w:spacing w:after="160" w:line="360" w:lineRule="auto"/>
-        <w:rPr>
-          <w:rFonts w:ascii="Arial" w:hAnsi="Arial" w:cs="Arial"/>
-        </w:rPr>
-      </w:pPr>
-      <w:r>
-        <w:rPr>
-          <w:rFonts w:ascii="Arial" w:eastAsia="Times New Roman" w:hAnsi="Arial" w:cs="Arial"/>
-        </w:rPr>
-        <w:t/>
-      </w:r>
+      </w:pPr>
+      <w:r>
+        <w:rPr>
+          <w:rFonts w:eastAsia="Times New Roman"/>
+        </w:rPr>
+        <w:t xml:space="preserve">We agree that establishing robustness with respect to system size is important. We conducted finite-size scaling experiments at N=400 (20×20), N=900 (30×30), N=1,600 (40×40), and N=2,500 (50×50), using identical parameter configurations (avg-of-attitudes=50, std-of-attitudes=15, bounded-confidence=50, avg-of-thresholds swept from 10 to 70, 30 replications per configuration). The results confirm that the “best game no one played” phenomenon—high FRI coexisting with near-zero GSI—persists at all system sizes tested, confirming that the observed adoption failure is a robust collective behavior rather than a stochastic artifact of the N=400 </w:t>
+      </w:r>
+      <w:r>
+        <w:rPr>
+          <w:rFonts w:eastAsia="Times New Roman"/>
+        </w:rPr>
+        <w:lastRenderedPageBreak/>
+        <w:t>baseline. The sharp phase transition at avg-of-thresholds between 30 and 40, and the dominance of avg-of-thresholds as the primary determinant of adoption outcomes, hold across all system sizes. We added a note at the end of the sensitivity analysis subsection in Results, and the experimental data are available in the public repository.</w:t>
+      </w:r>
+    </w:p>
+    <w:p>
+      <w:pPr>
+        <w:spacing w:after="160" w:line="360" w:lineRule="auto"/>
+      </w:pPr>
+    </w:p>
+    <w:p>
+      <w:pPr>
+        <w:spacing w:after="160" w:line="360" w:lineRule="auto"/>
+      </w:pPr>
     </w:p>
     <w:p>
       <w:pPr>
@@ -2124,13 +1854,10 @@
         </w:pBdr>
         <w:spacing w:after="160" w:line="360" w:lineRule="auto"/>
         <w:ind w:left="480"/>
-        <w:rPr>
-          <w:rFonts w:ascii="Arial" w:hAnsi="Arial" w:cs="Arial"/>
-        </w:rPr>
-      </w:pPr>
-      <w:r>
-        <w:rPr>
-          <w:rFonts w:ascii="Arial" w:eastAsia="Times New Roman" w:hAnsi="Arial" w:cs="Arial"/>
+      </w:pPr>
+      <w:r>
+        <w:rPr>
+          <w:rFonts w:eastAsia="Times New Roman"/>
           <w:b/>
           <w:bCs/>
           <w:color w:val="2E75B6"/>
@@ -2139,7 +1866,7 @@
       </w:r>
       <w:r>
         <w:rPr>
-          <w:rFonts w:ascii="Arial" w:eastAsia="Times New Roman" w:hAnsi="Arial" w:cs="Arial"/>
+          <w:rFonts w:eastAsia="Times New Roman"/>
         </w:rPr>
         <w:t>A sentence has been added at the end of the sensitivity analysis subsection in the Results section, noting that finite-size scaling experiments at N=900, N=1,600, and N=2,500 confirmed the robustness of all qualitative phenomena, including the opinion–adoption gap, the phase transition at intermediate thresholds, and the dominance of avg-of-thresholds. The raw scaling data are deposited in the public repository.</w:t>
       </w:r>
@@ -2150,22 +1877,13 @@
           <w:bottom w:val="single" w:sz="1" w:space="0" w:color="CCCCCC"/>
         </w:pBdr>
         <w:spacing w:before="120" w:after="120"/>
-        <w:rPr>
-          <w:rFonts w:ascii="Arial" w:hAnsi="Arial" w:cs="Arial"/>
-        </w:rPr>
       </w:pPr>
     </w:p>
     <w:p>
       <w:pPr>
         <w:pStyle w:val="2"/>
-        <w:rPr>
-          <w:rFonts w:ascii="Arial" w:hAnsi="Arial" w:cs="Arial"/>
-        </w:rPr>
-      </w:pPr>
-      <w:r>
-        <w:rPr>
-          <w:rFonts w:ascii="Arial" w:hAnsi="Arial" w:cs="Arial"/>
-        </w:rPr>
+      </w:pPr>
+      <w:r>
         <w:t>R2-6. Operational Definition of Critical Mass</w:t>
       </w:r>
     </w:p>
@@ -2176,13 +1894,10 @@
         </w:pBdr>
         <w:spacing w:after="160" w:line="360" w:lineRule="auto"/>
         <w:ind w:left="480"/>
-        <w:rPr>
-          <w:rFonts w:ascii="Arial" w:hAnsi="Arial" w:cs="Arial"/>
-        </w:rPr>
-      </w:pPr>
-      <w:r>
-        <w:rPr>
-          <w:rFonts w:ascii="Arial" w:eastAsia="Times New Roman" w:hAnsi="Arial" w:cs="Arial"/>
+      </w:pPr>
+      <w:r>
+        <w:rPr>
+          <w:rFonts w:eastAsia="Times New Roman"/>
           <w:i/>
           <w:iCs/>
           <w:color w:val="404040"/>
@@ -2193,13 +1908,10 @@
     <w:p>
       <w:pPr>
         <w:spacing w:after="160" w:line="360" w:lineRule="auto"/>
-        <w:rPr>
-          <w:rFonts w:ascii="Arial" w:hAnsi="Arial" w:cs="Arial"/>
-        </w:rPr>
-      </w:pPr>
-      <w:r>
-        <w:rPr>
-          <w:rFonts w:ascii="Arial" w:eastAsia="Times New Roman" w:hAnsi="Arial" w:cs="Arial"/>
+      </w:pPr>
+      <w:r>
+        <w:rPr>
+          <w:rFonts w:eastAsia="Times New Roman"/>
         </w:rPr>
         <w:t>We thank the reviewer for this observation. We clarify the distinct roles of two terms used in the manuscript. The term “critical mass” is used descriptively, following Oliver et al. (1985), to refer to the minimum number of early adopters sufficient to initiate a self-sustaining adoption cascade. The numerical values cited in Figs. 4 and 6a—17 and 46 adopting agents—are informal observations from individual simulation runs and are not recorded by the simulation as measured quantities. They serve as illustrative descriptions of the cascade dynamics observed in those runs.</w:t>
       </w:r>
@@ -2207,13 +1919,10 @@
     <w:p>
       <w:pPr>
         <w:spacing w:after="160" w:line="360" w:lineRule="auto"/>
-        <w:rPr>
-          <w:rFonts w:ascii="Arial" w:hAnsi="Arial" w:cs="Arial"/>
-        </w:rPr>
-      </w:pPr>
-      <w:r>
-        <w:rPr>
-          <w:rFonts w:ascii="Arial" w:eastAsia="Times New Roman" w:hAnsi="Arial" w:cs="Arial"/>
+      </w:pPr>
+      <w:r>
+        <w:rPr>
+          <w:rFonts w:eastAsia="Times New Roman"/>
         </w:rPr>
         <w:t>The term “critical point,” by contrast, has a precise operational definition within the BCAT framework and is directly recorded by the simulation. We define the critical point (t*) as the first time step at which GSI exceeds 0.5—that is, the first t at which adopters form a strict majority. The simulation computes and displays this value in real time, and records it in the output of each run. When t* is never reached, it is recorded as zero, indicating that the adoption process failed to achieve majority diffusion. We added an explicit definition of the critical point to the Results section of the revised manuscript.</w:t>
       </w:r>
@@ -2221,14 +1930,12 @@
     <w:p>
       <w:pPr>
         <w:spacing w:after="160" w:line="360" w:lineRule="auto"/>
-        <w:rPr>
-          <w:rFonts w:ascii="Arial" w:hAnsi="Arial" w:cs="Arial"/>
-        </w:rPr>
-      </w:pPr>
-      <w:r>
-        <w:rPr>
-          <w:rFonts w:ascii="Arial" w:eastAsia="Times New Roman" w:hAnsi="Arial" w:cs="Arial"/>
-        </w:rPr>
+      </w:pPr>
+      <w:r>
+        <w:rPr>
+          <w:rFonts w:eastAsia="Times New Roman"/>
+        </w:rPr>
+        <w:lastRenderedPageBreak/>
         <w:t>Regarding the phase transition characterization, the mechanism decomposition experiments (described in our response to R1-2) document a sharp transition in GSI between avg-of-thresholds = 30 and 40, and the finite-size scaling experiments (R2-5) confirm that this transition persists across system sizes N = 400 through N = 2,500.</w:t>
       </w:r>
     </w:p>
@@ -2239,13 +1946,10 @@
         </w:pBdr>
         <w:spacing w:after="160" w:line="360" w:lineRule="auto"/>
         <w:ind w:left="480"/>
-        <w:rPr>
-          <w:rFonts w:ascii="Arial" w:hAnsi="Arial" w:cs="Arial"/>
-        </w:rPr>
-      </w:pPr>
-      <w:r>
-        <w:rPr>
-          <w:rFonts w:ascii="Arial" w:eastAsia="Times New Roman" w:hAnsi="Arial" w:cs="Arial"/>
+      </w:pPr>
+      <w:r>
+        <w:rPr>
+          <w:rFonts w:eastAsia="Times New Roman"/>
           <w:b/>
           <w:bCs/>
           <w:color w:val="2E75B6"/>
@@ -2254,7 +1958,7 @@
       </w:r>
       <w:r>
         <w:rPr>
-          <w:rFonts w:ascii="Arial" w:eastAsia="Times New Roman" w:hAnsi="Arial" w:cs="Arial"/>
+          <w:rFonts w:eastAsia="Times New Roman"/>
         </w:rPr>
         <w:t>A new paragraph defining the critical point (t*) as the first time step at which GSI exceeds 0.5 has been added after the FRI/GSI definitions. The definition notes that t* = 0 when the threshold is never reached, indicating the “best game no one played” outcome.</w:t>
       </w:r>
@@ -2266,19 +1970,7 @@
         </w:pBdr>
         <w:spacing w:after="160" w:line="360" w:lineRule="auto"/>
         <w:ind w:left="480"/>
-        <w:rPr>
-          <w:rFonts w:ascii="Arial" w:hAnsi="Arial" w:cs="Arial"/>
-        </w:rPr>
-      </w:pPr>
-      <w:r>
-        <w:rPr>
-          <w:rFonts w:ascii="Arial" w:eastAsia="Times New Roman" w:hAnsi="Arial" w:cs="Arial"/>
-          <w:b/>
-          <w:bCs/>
-          <w:color w:val="2E75B6"/>
-        </w:rPr>
-        <w:t/>
-      </w:r>
+      </w:pPr>
     </w:p>
     <w:p>
       <w:pPr>
@@ -2286,22 +1978,13 @@
           <w:bottom w:val="single" w:sz="1" w:space="0" w:color="CCCCCC"/>
         </w:pBdr>
         <w:spacing w:before="120" w:after="120"/>
-        <w:rPr>
-          <w:rFonts w:ascii="Arial" w:hAnsi="Arial" w:cs="Arial"/>
-        </w:rPr>
       </w:pPr>
     </w:p>
     <w:p>
       <w:pPr>
         <w:pStyle w:val="2"/>
-        <w:rPr>
-          <w:rFonts w:ascii="Arial" w:hAnsi="Arial" w:cs="Arial"/>
-        </w:rPr>
-      </w:pPr>
-      <w:r>
-        <w:rPr>
-          <w:rFonts w:ascii="Arial" w:hAnsi="Arial" w:cs="Arial"/>
-        </w:rPr>
+      </w:pPr>
+      <w:r>
         <w:t>R2-7. Real-World Cases and Comparison with Alternative Coupled Models</w:t>
       </w:r>
     </w:p>
@@ -2312,13 +1995,10 @@
         </w:pBdr>
         <w:spacing w:after="160" w:line="360" w:lineRule="auto"/>
         <w:ind w:left="480"/>
-        <w:rPr>
-          <w:rFonts w:ascii="Arial" w:hAnsi="Arial" w:cs="Arial"/>
-        </w:rPr>
-      </w:pPr>
-      <w:r>
-        <w:rPr>
-          <w:rFonts w:ascii="Arial" w:eastAsia="Times New Roman" w:hAnsi="Arial" w:cs="Arial"/>
+      </w:pPr>
+      <w:r>
+        <w:rPr>
+          <w:rFonts w:eastAsia="Times New Roman"/>
           <w:i/>
           <w:iCs/>
           <w:color w:val="404040"/>
@@ -2329,13 +2009,10 @@
     <w:p>
       <w:pPr>
         <w:spacing w:after="160" w:line="360" w:lineRule="auto"/>
-        <w:rPr>
-          <w:rFonts w:ascii="Arial" w:hAnsi="Arial" w:cs="Arial"/>
-        </w:rPr>
-      </w:pPr>
-      <w:r>
-        <w:rPr>
-          <w:rFonts w:ascii="Arial" w:eastAsia="Times New Roman" w:hAnsi="Arial" w:cs="Arial"/>
+      </w:pPr>
+      <w:r>
+        <w:rPr>
+          <w:rFonts w:eastAsia="Times New Roman"/>
         </w:rPr>
         <w:t>The first part of this comment—regarding real-world cases and the limitations of the attitude scale—is addressed in our response to R1-3, where we describe the three case-specific paragraphs added to the Discussion section that revisit the motivating cases with qualitative parameter mappings. The discretization equivalence of the 1–100 attitude scale is addressed in our responses to R2-1 and R2-3.</w:t>
       </w:r>
@@ -2343,13 +2020,10 @@
     <w:p>
       <w:pPr>
         <w:spacing w:after="160" w:line="360" w:lineRule="auto"/>
-        <w:rPr>
-          <w:rFonts w:ascii="Arial" w:hAnsi="Arial" w:cs="Arial"/>
-        </w:rPr>
-      </w:pPr>
-      <w:r>
-        <w:rPr>
-          <w:rFonts w:ascii="Arial" w:eastAsia="Times New Roman" w:hAnsi="Arial" w:cs="Arial"/>
+      </w:pPr>
+      <w:r>
+        <w:rPr>
+          <w:rFonts w:eastAsia="Times New Roman"/>
         </w:rPr>
         <w:t>Regarding the comparison with alternative coupled models, we added a paragraph in the Discussion section (following the alternative theories comparison responding to R1-4) that contrasts BCAT with voter models with inertia and SIS/SIR epidemic frameworks:</w:t>
       </w:r>
@@ -2357,13 +2031,10 @@
     <w:p>
       <w:pPr>
         <w:spacing w:after="160" w:line="360" w:lineRule="auto"/>
-        <w:rPr>
-          <w:rFonts w:ascii="Arial" w:hAnsi="Arial" w:cs="Arial"/>
-        </w:rPr>
-      </w:pPr>
-      <w:r>
-        <w:rPr>
-          <w:rFonts w:ascii="Arial" w:eastAsia="Times New Roman" w:hAnsi="Arial" w:cs="Arial"/>
+      </w:pPr>
+      <w:r>
+        <w:rPr>
+          <w:rFonts w:eastAsia="Times New Roman"/>
           <w:b/>
           <w:bCs/>
         </w:rPr>
@@ -2371,7 +2042,7 @@
       </w:r>
       <w:r>
         <w:rPr>
-          <w:rFonts w:ascii="Arial" w:eastAsia="Times New Roman" w:hAnsi="Arial" w:cs="Arial"/>
+          <w:rFonts w:eastAsia="Times New Roman"/>
         </w:rPr>
         <w:t>(e.g., the constrained voter model of Stark et al., 2008) introduce a persistence parameter that makes agents less likely to switch opinions, generating longer consensus times and metastable states. However, voter models operate on binary state spaces (adopt/not-adopt or pro/con) and cannot represent the continuous spectrum of attitude intensity central to the “best game no one played” phenomenon. In BCAT, two agents may both hold positive attitudes (e.g., att = 55 and att = 90) yet differ substantially in their proximity to the adoption eligibility threshold—a distinction that binary models cannot capture.</w:t>
       </w:r>
@@ -2379,21 +2050,19 @@
     <w:p>
       <w:pPr>
         <w:spacing w:after="160" w:line="360" w:lineRule="auto"/>
-        <w:rPr>
-          <w:rFonts w:ascii="Arial" w:hAnsi="Arial" w:cs="Arial"/>
-        </w:rPr>
-      </w:pPr>
-      <w:r>
-        <w:rPr>
-          <w:rFonts w:ascii="Arial" w:eastAsia="Times New Roman" w:hAnsi="Arial" w:cs="Arial"/>
-          <w:b/>
-          <w:bCs/>
-        </w:rPr>
+      </w:pPr>
+      <w:r>
+        <w:rPr>
+          <w:rFonts w:eastAsia="Times New Roman"/>
+          <w:b/>
+          <w:bCs/>
+        </w:rPr>
+        <w:lastRenderedPageBreak/>
         <w:t xml:space="preserve">SIS/SIR epidemic frameworks </w:t>
       </w:r>
       <w:r>
         <w:rPr>
-          <w:rFonts w:ascii="Arial" w:eastAsia="Times New Roman" w:hAnsi="Arial" w:cs="Arial"/>
+          <w:rFonts w:eastAsia="Times New Roman"/>
         </w:rPr>
         <w:t>model adoption as a contagion process where contact with an adopter probabilistically “infects” non-adopters. While these models naturally generate S-shaped adoption curves and can incorporate heterogeneous transmission rates, they fundamentally lack an attitude layer: any susceptible agent who contacts an adopter may adopt with some probability, regardless of private attitude. The BCAT model, by contrast, decouples attitude formation from the adoption decision, requiring both a positive attitude and sufficient neighbor adoption as independent preconditions. This two-layer structure enables the model’s signature finding: the coexistence of favorable attitudes with failed adoption—a phenomenon that SIS/SIR models cannot produce by construction, since in those frameworks high “exposure” (analogous to positive local attitudes) mechanically leads to high adoption.</w:t>
       </w:r>
@@ -2405,26 +2074,21 @@
         </w:pBdr>
         <w:spacing w:after="160" w:line="360" w:lineRule="auto"/>
         <w:ind w:left="480"/>
-        <w:rPr>
-          <w:rFonts w:ascii="Arial" w:hAnsi="Arial" w:cs="Arial"/>
-        </w:rPr>
-      </w:pPr>
-      <w:r>
-        <w:rPr>
-          <w:rFonts w:ascii="Arial" w:eastAsia="Times New Roman" w:hAnsi="Arial" w:cs="Arial"/>
+      </w:pPr>
+      <w:r>
+        <w:rPr>
+          <w:rFonts w:eastAsia="Times New Roman"/>
           <w:b/>
           <w:bCs/>
           <w:color w:val="2E75B6"/>
         </w:rPr>
-        <w:t xml:space="preserve">Manuscript change (Discussion, after alternative theories paragraphs):</w:t>
-      </w:r>
-      <w:r>
-        <w:rPr>
-          <w:rFonts w:ascii="Arial" w:eastAsia="Times New Roman" w:hAnsi="Arial" w:cs="Arial"/>
-        </w:rPr>
-        <w:t xml:space="preserve">"We further distinguish BCAT from two classes of coupled dynamical models. Voter models with inertia (Stark et al., 2008) generate metastable heterogeneous states but operate on binary opinion spaces, precluding the continuous attitude variation that </w:t>
-        <w:lastRenderedPageBreak/>
-        <w:t>allows BCAT to capture nuanced scenarios where agents hold positive but insufficiently strong attitudes. SIS/SIR epidemic frameworks treat adoption as a probabilistic contagion process without an independent attitude layer; any contact with an adopter may trigger adoption regardless of private sentiment. By contrast, BCAT’s two-layer architecture—requiring both positive attitude and sufficient neighbor adoption—enables the emergence of the opinion–adoption gap, a phenomenon structurally absent from single-layer contagion models."</w:t>
+        <w:t>Manuscript change (Discussion, after alternative theories paragraphs):</w:t>
+      </w:r>
+      <w:r>
+        <w:rPr>
+          <w:rFonts w:eastAsia="Times New Roman"/>
+        </w:rPr>
+        <w:t>"We further distinguish BCAT from two classes of coupled dynamical models. Voter models with inertia (Stark et al., 2008) generate metastable heterogeneous states but operate on binary opinion spaces, precluding the continuous attitude variation that allows BCAT to capture nuanced scenarios where agents hold positive but insufficiently strong attitudes. SIS/SIR epidemic frameworks treat adoption as a probabilistic contagion process without an independent attitude layer; any contact with an adopter may trigger adoption regardless of private sentiment. By contrast, BCAT’s two-layer architecture—requiring both positive attitude and sufficient neighbor adoption—enables the emergence of the opinion–adoption gap, a phenomenon structurally absent from single-layer contagion models."</w:t>
       </w:r>
     </w:p>
     <w:p>
@@ -2433,22 +2097,13 @@
           <w:bottom w:val="single" w:sz="1" w:space="0" w:color="CCCCCC"/>
         </w:pBdr>
         <w:spacing w:before="120" w:after="120"/>
-        <w:rPr>
-          <w:rFonts w:ascii="Arial" w:hAnsi="Arial" w:cs="Arial"/>
-        </w:rPr>
       </w:pPr>
     </w:p>
     <w:p>
       <w:pPr>
         <w:pStyle w:val="2"/>
-        <w:rPr>
-          <w:rFonts w:ascii="Arial" w:hAnsi="Arial" w:cs="Arial"/>
-        </w:rPr>
-      </w:pPr>
-      <w:r>
-        <w:rPr>
-          <w:rFonts w:ascii="Arial" w:hAnsi="Arial" w:cs="Arial"/>
-        </w:rPr>
+      </w:pPr>
+      <w:r>
         <w:t>R2-8. Reference Error: Gong et al. (2020)</w:t>
       </w:r>
     </w:p>
@@ -2459,13 +2114,10 @@
         </w:pBdr>
         <w:spacing w:after="160" w:line="360" w:lineRule="auto"/>
         <w:ind w:left="480"/>
-        <w:rPr>
-          <w:rFonts w:ascii="Arial" w:hAnsi="Arial" w:cs="Arial"/>
-        </w:rPr>
-      </w:pPr>
-      <w:r>
-        <w:rPr>
-          <w:rFonts w:ascii="Arial" w:eastAsia="Times New Roman" w:hAnsi="Arial" w:cs="Arial"/>
+      </w:pPr>
+      <w:r>
+        <w:rPr>
+          <w:rFonts w:eastAsia="Times New Roman"/>
           <w:i/>
           <w:iCs/>
           <w:color w:val="404040"/>
@@ -2476,13 +2128,10 @@
     <w:p>
       <w:pPr>
         <w:spacing w:after="160" w:line="360" w:lineRule="auto"/>
-        <w:rPr>
-          <w:rFonts w:ascii="Arial" w:hAnsi="Arial" w:cs="Arial"/>
-        </w:rPr>
-      </w:pPr>
-      <w:r>
-        <w:rPr>
-          <w:rFonts w:ascii="Arial" w:eastAsia="Times New Roman" w:hAnsi="Arial" w:cs="Arial"/>
+      </w:pPr>
+      <w:r>
+        <w:rPr>
+          <w:rFonts w:eastAsia="Times New Roman"/>
         </w:rPr>
         <w:t>As noted in our response to R1-Minor, we corrected this error. The title field was inadvertently overwritten by a code-related footnote during manuscript preparation. The corrected reference entry now contains the verified title and complete bibliographic information.</w:t>
       </w:r>
@@ -2494,13 +2143,10 @@
         </w:pBdr>
         <w:spacing w:after="160" w:line="360" w:lineRule="auto"/>
         <w:ind w:left="480"/>
-        <w:rPr>
-          <w:rFonts w:ascii="Arial" w:hAnsi="Arial" w:cs="Arial"/>
-        </w:rPr>
-      </w:pPr>
-      <w:r>
-        <w:rPr>
-          <w:rFonts w:ascii="Arial" w:eastAsia="Times New Roman" w:hAnsi="Arial" w:cs="Arial"/>
+      </w:pPr>
+      <w:r>
+        <w:rPr>
+          <w:rFonts w:eastAsia="Times New Roman"/>
           <w:b/>
           <w:bCs/>
           <w:color w:val="2E75B6"/>
@@ -2509,35 +2155,21 @@
       </w:r>
       <w:r>
         <w:rPr>
-          <w:rFonts w:ascii="Arial" w:eastAsia="Times New Roman" w:hAnsi="Arial" w:cs="Arial"/>
+          <w:rFonts w:eastAsia="Times New Roman"/>
         </w:rPr>
         <w:t>The reference entry for Gong et al. (2020) has been corrected. See response to R1-Minor for details.</w:t>
       </w:r>
     </w:p>
     <w:p>
-      <w:pPr>
-        <w:rPr>
-          <w:rFonts w:ascii="Arial" w:hAnsi="Arial" w:cs="Arial"/>
-        </w:rPr>
-      </w:pPr>
-      <w:r>
-        <w:rPr>
-          <w:rFonts w:ascii="Arial" w:hAnsi="Arial" w:cs="Arial"/>
-        </w:rPr>
+      <w:r>
         <w:br w:type="page"/>
       </w:r>
     </w:p>
     <w:p>
       <w:pPr>
         <w:pStyle w:val="1"/>
-        <w:rPr>
-          <w:rFonts w:ascii="Arial" w:hAnsi="Arial" w:cs="Arial"/>
-        </w:rPr>
-      </w:pPr>
-      <w:r>
-        <w:rPr>
-          <w:rFonts w:ascii="Arial" w:hAnsi="Arial" w:cs="Arial"/>
-        </w:rPr>
+      </w:pPr>
+      <w:r>
         <w:lastRenderedPageBreak/>
         <w:t>Part IV: Summary of All Manuscript Changes</w:t>
       </w:r>
@@ -2545,13 +2177,10 @@
     <w:p>
       <w:pPr>
         <w:spacing w:after="160" w:line="360" w:lineRule="auto"/>
-        <w:rPr>
-          <w:rFonts w:ascii="Arial" w:hAnsi="Arial" w:cs="Arial"/>
-        </w:rPr>
-      </w:pPr>
-      <w:r>
-        <w:rPr>
-          <w:rFonts w:ascii="Arial" w:eastAsia="Times New Roman" w:hAnsi="Arial" w:cs="Arial"/>
+      </w:pPr>
+      <w:r>
+        <w:rPr>
+          <w:rFonts w:eastAsia="Times New Roman"/>
         </w:rPr>
         <w:t>For the convenience of the reviewers and the editor, we summarize below all structural and substantive changes made to the revised manuscript:</w:t>
       </w:r>
@@ -2560,13 +2189,10 @@
       <w:pPr>
         <w:spacing w:after="120" w:line="340" w:lineRule="auto"/>
         <w:ind w:left="360" w:hanging="360"/>
-        <w:rPr>
-          <w:rFonts w:ascii="Arial" w:hAnsi="Arial" w:cs="Arial"/>
-        </w:rPr>
-      </w:pPr>
-      <w:r>
-        <w:rPr>
-          <w:rFonts w:ascii="Arial" w:eastAsia="Times New Roman" w:hAnsi="Arial" w:cs="Arial"/>
+      </w:pPr>
+      <w:r>
+        <w:rPr>
+          <w:rFonts w:eastAsia="Times New Roman"/>
           <w:b/>
           <w:bCs/>
         </w:rPr>
@@ -2574,7 +2200,7 @@
       </w:r>
       <w:r>
         <w:rPr>
-          <w:rFonts w:ascii="Arial" w:eastAsia="Times New Roman" w:hAnsi="Arial" w:cs="Arial"/>
+          <w:rFonts w:eastAsia="Times New Roman"/>
         </w:rPr>
         <w:t>New paragraphs in Related Models and Simulation Model Specifications sections — articulating why bounded confidence is the theoretically necessary complement to adoption thresholds (vs. DeGroot and voter model alternatives), and identifying the dual-filter mechanism and adoption-to-opinion feedback loop as emergent properties of the combined framework. (Responding to R1-1)</w:t>
       </w:r>
@@ -2583,13 +2209,10 @@
       <w:pPr>
         <w:spacing w:after="120" w:line="340" w:lineRule="auto"/>
         <w:ind w:left="360" w:hanging="360"/>
-        <w:rPr>
-          <w:rFonts w:ascii="Arial" w:hAnsi="Arial" w:cs="Arial"/>
-        </w:rPr>
-      </w:pPr>
-      <w:r>
-        <w:rPr>
-          <w:rFonts w:ascii="Arial" w:eastAsia="Times New Roman" w:hAnsi="Arial" w:cs="Arial"/>
+      </w:pPr>
+      <w:r>
+        <w:rPr>
+          <w:rFonts w:eastAsia="Times New Roman"/>
           <w:b/>
           <w:bCs/>
         </w:rPr>
@@ -2597,7 +2220,7 @@
       </w:r>
       <w:r>
         <w:rPr>
-          <w:rFonts w:ascii="Arial" w:eastAsia="Times New Roman" w:hAnsi="Arial" w:cs="Arial"/>
+          <w:rFonts w:eastAsia="Times New Roman"/>
         </w:rPr>
         <w:t>Revised Related Models section: Distinguished the Deffuant RA model (Equations 1–2, retained as literature context) from the BCAT implementation (simple Deffuant BC variant); new positioning paragraph and Table 1 comparing HK, Deffuant RA, and BCAT across eight dimensions; rewritten Algorithm 3 description with explicit update rule; Deffuant et al. (2000) reference added. (Responding to R2-1)</w:t>
       </w:r>
@@ -2606,13 +2229,10 @@
       <w:pPr>
         <w:spacing w:after="120" w:line="340" w:lineRule="auto"/>
         <w:ind w:left="360" w:hanging="360"/>
-        <w:rPr>
-          <w:rFonts w:ascii="Arial" w:hAnsi="Arial" w:cs="Arial"/>
-        </w:rPr>
-      </w:pPr>
-      <w:r>
-        <w:rPr>
-          <w:rFonts w:ascii="Arial" w:eastAsia="Times New Roman" w:hAnsi="Arial" w:cs="Arial"/>
+      </w:pPr>
+      <w:r>
+        <w:rPr>
+          <w:rFonts w:eastAsia="Times New Roman"/>
           <w:b/>
           <w:bCs/>
         </w:rPr>
@@ -2620,7 +2240,7 @@
       </w:r>
       <w:r>
         <w:rPr>
-          <w:rFonts w:ascii="Arial" w:eastAsia="Times New Roman" w:hAnsi="Arial" w:cs="Arial"/>
+          <w:rFonts w:eastAsia="Times New Roman"/>
         </w:rPr>
         <w:t>Revised Simulation Model Specifications section: Relocated Evaluation Indicators (FRI, GSI, critical point definitions) and Emergent Properties (dual-filter mechanism, feedback loop) from Results to end of this section, ensuring all terms are defined before first use. Added pseudo-concurrent update scheme specification, threshold scaling conversion, and section roadmap. Pre-definition references to BCAT in the Related Models section replaced with descriptive language. (Responding to R2-2, R2-3, R2-6, and structural revision)</w:t>
       </w:r>
@@ -2629,13 +2249,10 @@
       <w:pPr>
         <w:spacing w:after="120" w:line="340" w:lineRule="auto"/>
         <w:ind w:left="360" w:hanging="360"/>
-        <w:rPr>
-          <w:rFonts w:ascii="Arial" w:hAnsi="Arial" w:cs="Arial"/>
-        </w:rPr>
-      </w:pPr>
-      <w:r>
-        <w:rPr>
-          <w:rFonts w:ascii="Arial" w:eastAsia="Times New Roman" w:hAnsi="Arial" w:cs="Arial"/>
+      </w:pPr>
+      <w:r>
+        <w:rPr>
+          <w:rFonts w:eastAsia="Times New Roman"/>
           <w:b/>
           <w:bCs/>
         </w:rPr>
@@ -2643,7 +2260,7 @@
       </w:r>
       <w:r>
         <w:rPr>
-          <w:rFonts w:ascii="Arial" w:eastAsia="Times New Roman" w:hAnsi="Arial" w:cs="Arial"/>
+          <w:rFonts w:eastAsia="Times New Roman"/>
         </w:rPr>
         <w:t>New subsection “Mechanism decomposition: Coordination failure versus opinion clustering” in Results — three controlled experiments (MD-A/B/C, 30,000 runs) with new Fig 10, plus new Discussion paragraph on intervention implications. (Responding to R1-2)</w:t>
       </w:r>
@@ -2652,13 +2269,10 @@
       <w:pPr>
         <w:spacing w:after="120" w:line="340" w:lineRule="auto"/>
         <w:ind w:left="360" w:hanging="360"/>
-        <w:rPr>
-          <w:rFonts w:ascii="Arial" w:hAnsi="Arial" w:cs="Arial"/>
-        </w:rPr>
-      </w:pPr>
-      <w:r>
-        <w:rPr>
-          <w:rFonts w:ascii="Arial" w:eastAsia="Times New Roman" w:hAnsi="Arial" w:cs="Arial"/>
+      </w:pPr>
+      <w:r>
+        <w:rPr>
+          <w:rFonts w:eastAsia="Times New Roman"/>
           <w:b/>
           <w:bCs/>
         </w:rPr>
@@ -2666,7 +2280,7 @@
       </w:r>
       <w:r>
         <w:rPr>
-          <w:rFonts w:ascii="Arial" w:eastAsia="Times New Roman" w:hAnsi="Arial" w:cs="Arial"/>
+          <w:rFonts w:eastAsia="Times New Roman"/>
         </w:rPr>
         <w:t>Finite-size scaling note added to sensitivity analysis subsection — experiments at N=900, 1,600, and 2,500 confirm robustness of all qualitative phenomena. (Responding to R2-5)</w:t>
       </w:r>
@@ -2675,13 +2289,10 @@
       <w:pPr>
         <w:spacing w:after="120" w:line="340" w:lineRule="auto"/>
         <w:ind w:left="360" w:hanging="360"/>
-        <w:rPr>
-          <w:rFonts w:ascii="Arial" w:hAnsi="Arial" w:cs="Arial"/>
-        </w:rPr>
-      </w:pPr>
-      <w:r>
-        <w:rPr>
-          <w:rFonts w:ascii="Arial" w:eastAsia="Times New Roman" w:hAnsi="Arial" w:cs="Arial"/>
+      </w:pPr>
+      <w:r>
+        <w:rPr>
+          <w:rFonts w:eastAsia="Times New Roman"/>
           <w:b/>
           <w:bCs/>
         </w:rPr>
@@ -2689,7 +2300,7 @@
       </w:r>
       <w:r>
         <w:rPr>
-          <w:rFonts w:ascii="Arial" w:eastAsia="Times New Roman" w:hAnsi="Arial" w:cs="Arial"/>
+          <w:rFonts w:eastAsia="Times New Roman"/>
         </w:rPr>
         <w:t>Structural revision: All terms (BCAT, FRI, GSI) now follow the “define before first use” principle. Pre-definition references to BCAT in the Related Models section replaced with descriptive language; Evaluation Indicators and Emergent Properties subsections relocated from Results to end of Simulation Model Specifications.</w:t>
       </w:r>
@@ -2698,13 +2309,10 @@
       <w:pPr>
         <w:spacing w:after="120" w:line="340" w:lineRule="auto"/>
         <w:ind w:left="360" w:hanging="360"/>
-        <w:rPr>
-          <w:rFonts w:ascii="Arial" w:hAnsi="Arial" w:cs="Arial"/>
-        </w:rPr>
-      </w:pPr>
-      <w:r>
-        <w:rPr>
-          <w:rFonts w:ascii="Arial" w:eastAsia="Times New Roman" w:hAnsi="Arial" w:cs="Arial"/>
+      </w:pPr>
+      <w:r>
+        <w:rPr>
+          <w:rFonts w:eastAsia="Times New Roman"/>
           <w:b/>
           <w:bCs/>
         </w:rPr>
@@ -2712,7 +2320,7 @@
       </w:r>
       <w:r>
         <w:rPr>
-          <w:rFonts w:ascii="Arial" w:eastAsia="Times New Roman" w:hAnsi="Arial" w:cs="Arial"/>
+          <w:rFonts w:eastAsia="Times New Roman"/>
         </w:rPr>
         <w:t>Revised Table 3: Algorithm identification (Random Forest, 100 trees), standard errors for Feature Importance (±SE ≤ 0.001), corrected Parameter Importance values (Pearson correlations), verified data alignment, dual threshold scaling notation, and a footnote explaining why Parameter Importance and Standardized Regression values are nearly identical (orthogonal predictor design). (Responding to R2-4, R2-3)</w:t>
       </w:r>
@@ -2721,21 +2329,19 @@
       <w:pPr>
         <w:spacing w:after="120" w:line="340" w:lineRule="auto"/>
         <w:ind w:left="360" w:hanging="360"/>
-        <w:rPr>
-          <w:rFonts w:ascii="Arial" w:hAnsi="Arial" w:cs="Arial"/>
-        </w:rPr>
-      </w:pPr>
-      <w:r>
-        <w:rPr>
-          <w:rFonts w:ascii="Arial" w:eastAsia="Times New Roman" w:hAnsi="Arial" w:cs="Arial"/>
-          <w:b/>
-          <w:bCs/>
-        </w:rPr>
+      </w:pPr>
+      <w:r>
+        <w:rPr>
+          <w:rFonts w:eastAsia="Times New Roman"/>
+          <w:b/>
+          <w:bCs/>
+        </w:rPr>
+        <w:lastRenderedPageBreak/>
         <w:t xml:space="preserve">8. </w:t>
       </w:r>
       <w:r>
         <w:rPr>
-          <w:rFonts w:ascii="Arial" w:eastAsia="Times New Roman" w:hAnsi="Arial" w:cs="Arial"/>
+          <w:rFonts w:eastAsia="Times New Roman"/>
         </w:rPr>
         <w:t>Three case-specific paragraphs in Discussion — Palm (avg-of-thresholds + Fig 5), Taiwanese film (avg-of-attitudes + Fig 8c–d), SOA (bounded-confidence + Fig 8a–b). (Responding to R1-3, R2-7)</w:t>
       </w:r>
@@ -2744,13 +2350,10 @@
       <w:pPr>
         <w:spacing w:after="120" w:line="340" w:lineRule="auto"/>
         <w:ind w:left="360" w:hanging="360"/>
-        <w:rPr>
-          <w:rFonts w:ascii="Arial" w:hAnsi="Arial" w:cs="Arial"/>
-        </w:rPr>
-      </w:pPr>
-      <w:r>
-        <w:rPr>
-          <w:rFonts w:ascii="Arial" w:eastAsia="Times New Roman" w:hAnsi="Arial" w:cs="Arial"/>
+      </w:pPr>
+      <w:r>
+        <w:rPr>
+          <w:rFonts w:eastAsia="Times New Roman"/>
           <w:b/>
           <w:bCs/>
         </w:rPr>
@@ -2758,7 +2361,7 @@
       </w:r>
       <w:r>
         <w:rPr>
-          <w:rFonts w:ascii="Arial" w:eastAsia="Times New Roman" w:hAnsi="Arial" w:cs="Arial"/>
+          <w:rFonts w:eastAsia="Times New Roman"/>
         </w:rPr>
         <w:t>New Discussion paragraphs: Alternative theories and distinguishing predictions — systematic comparison with Banerjee (1992), Katz &amp; Shapiro (1985), Morris &amp; Shin (2003), with testable discriminating predictions for each. (Responding to R1-4, R2-7)</w:t>
       </w:r>
@@ -2767,13 +2370,10 @@
       <w:pPr>
         <w:spacing w:after="120" w:line="340" w:lineRule="auto"/>
         <w:ind w:left="360" w:hanging="360"/>
-        <w:rPr>
-          <w:rFonts w:ascii="Arial" w:hAnsi="Arial" w:cs="Arial"/>
-        </w:rPr>
-      </w:pPr>
-      <w:r>
-        <w:rPr>
-          <w:rFonts w:ascii="Arial" w:eastAsia="Times New Roman" w:hAnsi="Arial" w:cs="Arial"/>
+      </w:pPr>
+      <w:r>
+        <w:rPr>
+          <w:rFonts w:eastAsia="Times New Roman"/>
           <w:b/>
           <w:bCs/>
         </w:rPr>
@@ -2781,7 +2381,7 @@
       </w:r>
       <w:r>
         <w:rPr>
-          <w:rFonts w:ascii="Arial" w:eastAsia="Times New Roman" w:hAnsi="Arial" w:cs="Arial"/>
+          <w:rFonts w:eastAsia="Times New Roman"/>
         </w:rPr>
         <w:t>New Fig 10: Two-panel mechanism decomposition on regular lattice showing (a) MD-A coordination failure profile with phase transition, and (b) MD-C stacked decomposition of total adoption gap. (Responding to R1-2)</w:t>
       </w:r>
@@ -2790,13 +2390,10 @@
       <w:pPr>
         <w:spacing w:after="120" w:line="340" w:lineRule="auto"/>
         <w:ind w:left="360" w:hanging="360"/>
-        <w:rPr>
-          <w:rFonts w:ascii="Arial" w:hAnsi="Arial" w:cs="Arial"/>
-        </w:rPr>
-      </w:pPr>
-      <w:r>
-        <w:rPr>
-          <w:rFonts w:ascii="Arial" w:eastAsia="Times New Roman" w:hAnsi="Arial" w:cs="Arial"/>
+      </w:pPr>
+      <w:r>
+        <w:rPr>
+          <w:rFonts w:eastAsia="Times New Roman"/>
           <w:b/>
           <w:bCs/>
         </w:rPr>
@@ -2804,7 +2401,7 @@
       </w:r>
       <w:r>
         <w:rPr>
-          <w:rFonts w:ascii="Arial" w:eastAsia="Times New Roman" w:hAnsi="Arial" w:cs="Arial"/>
+          <w:rFonts w:eastAsia="Times New Roman"/>
         </w:rPr>
         <w:t>New Discussion paragraph comparing BCAT with voter models with inertia and SIS/SIR epidemic frameworks. (Responding to R2-7)</w:t>
       </w:r>
@@ -2813,13 +2410,10 @@
       <w:pPr>
         <w:spacing w:after="120" w:line="340" w:lineRule="auto"/>
         <w:ind w:left="360" w:hanging="360"/>
-        <w:rPr>
-          <w:rFonts w:ascii="Arial" w:hAnsi="Arial" w:cs="Arial"/>
-        </w:rPr>
-      </w:pPr>
-      <w:r>
-        <w:rPr>
-          <w:rFonts w:ascii="Arial" w:eastAsia="Times New Roman" w:hAnsi="Arial" w:cs="Arial"/>
+      </w:pPr>
+      <w:r>
+        <w:rPr>
+          <w:rFonts w:eastAsia="Times New Roman"/>
           <w:b/>
           <w:bCs/>
         </w:rPr>
@@ -2827,7 +2421,7 @@
       </w:r>
       <w:r>
         <w:rPr>
-          <w:rFonts w:ascii="Arial" w:eastAsia="Times New Roman" w:hAnsi="Arial" w:cs="Arial"/>
+          <w:rFonts w:eastAsia="Times New Roman"/>
         </w:rPr>
         <w:t>Replaced Figures 2, 4, 5, 6, 10, 11: NetLogo GUI screenshots replaced with author-generated Python/matplotlib visualizations. (Responding to JR-5)</w:t>
       </w:r>
@@ -2836,13 +2430,10 @@
       <w:pPr>
         <w:spacing w:after="120" w:line="340" w:lineRule="auto"/>
         <w:ind w:left="360" w:hanging="360"/>
-        <w:rPr>
-          <w:rFonts w:ascii="Arial" w:hAnsi="Arial" w:cs="Arial"/>
-        </w:rPr>
-      </w:pPr>
-      <w:r>
-        <w:rPr>
-          <w:rFonts w:ascii="Arial" w:eastAsia="Times New Roman" w:hAnsi="Arial" w:cs="Arial"/>
+      </w:pPr>
+      <w:r>
+        <w:rPr>
+          <w:rFonts w:eastAsia="Times New Roman"/>
           <w:b/>
           <w:bCs/>
         </w:rPr>
@@ -2850,7 +2441,7 @@
       </w:r>
       <w:r>
         <w:rPr>
-          <w:rFonts w:ascii="Arial" w:eastAsia="Times New Roman" w:hAnsi="Arial" w:cs="Arial"/>
+          <w:rFonts w:eastAsia="Times New Roman"/>
         </w:rPr>
         <w:t>Corrected reference: Gong et al. (2020) bibliographic entry. (Responding to R1-Minor, R2-8)</w:t>
       </w:r>
@@ -2859,22 +2450,18 @@
       <w:pPr>
         <w:spacing w:after="120" w:line="340" w:lineRule="auto"/>
         <w:ind w:left="360" w:hanging="360"/>
-        <w:rPr>
-          <w:rFonts w:ascii="Arial" w:hAnsi="Arial" w:cs="Arial"/>
-        </w:rPr>
-      </w:pPr>
-      <w:r>
-        <w:rPr>
-          <w:rFonts w:ascii="Arial" w:eastAsia="Times New Roman" w:hAnsi="Arial" w:cs="Arial"/>
-          <w:b/>
-          <w:bCs/>
-        </w:rPr>
-        <w:lastRenderedPageBreak/>
+      </w:pPr>
+      <w:r>
+        <w:rPr>
+          <w:rFonts w:eastAsia="Times New Roman"/>
+          <w:b/>
+          <w:bCs/>
+        </w:rPr>
         <w:t xml:space="preserve">14. </w:t>
       </w:r>
       <w:r>
         <w:rPr>
-          <w:rFonts w:ascii="Arial" w:eastAsia="Times New Roman" w:hAnsi="Arial" w:cs="Arial"/>
+          <w:rFonts w:eastAsia="Times New Roman"/>
         </w:rPr>
         <w:t>Added references: Banerjee (1992), Golub &amp; Jackson (2010, 2012), Cheng et al. (2026), Katz &amp; Shapiro (1985), Morris &amp; Shin (2003), Berenbrink et al. (2024). (Responding to JR-6)</w:t>
       </w:r>
@@ -2883,13 +2470,10 @@
       <w:pPr>
         <w:spacing w:after="120" w:line="340" w:lineRule="auto"/>
         <w:ind w:left="360" w:hanging="360"/>
-        <w:rPr>
-          <w:rFonts w:ascii="Arial" w:hAnsi="Arial" w:cs="Arial"/>
-        </w:rPr>
-      </w:pPr>
-      <w:r>
-        <w:rPr>
-          <w:rFonts w:ascii="Arial" w:eastAsia="Times New Roman" w:hAnsi="Arial" w:cs="Arial"/>
+      </w:pPr>
+      <w:r>
+        <w:rPr>
+          <w:rFonts w:eastAsia="Times New Roman"/>
           <w:b/>
           <w:bCs/>
         </w:rPr>
@@ -2897,7 +2481,7 @@
       </w:r>
       <w:r>
         <w:rPr>
-          <w:rFonts w:ascii="Arial" w:eastAsia="Times New Roman" w:hAnsi="Arial" w:cs="Arial"/>
+          <w:rFonts w:eastAsia="Times New Roman"/>
         </w:rPr>
         <w:t>LaTeX conversion: Entire manuscript reformatted using PLOS ONE LaTeX template. (Responding to JR-3)</w:t>
       </w:r>
@@ -2906,13 +2490,10 @@
       <w:pPr>
         <w:spacing w:after="120" w:line="340" w:lineRule="auto"/>
         <w:ind w:left="360" w:hanging="360"/>
-        <w:rPr>
-          <w:rFonts w:ascii="Arial" w:hAnsi="Arial" w:cs="Arial"/>
-        </w:rPr>
-      </w:pPr>
-      <w:r>
-        <w:rPr>
-          <w:rFonts w:ascii="Arial" w:eastAsia="Times New Roman" w:hAnsi="Arial" w:cs="Arial"/>
+      </w:pPr>
+      <w:r>
+        <w:rPr>
+          <w:rFonts w:eastAsia="Times New Roman"/>
           <w:b/>
           <w:bCs/>
         </w:rPr>
@@ -2920,7 +2501,7 @@
       </w:r>
       <w:r>
         <w:rPr>
-          <w:rFonts w:ascii="Arial" w:eastAsia="Times New Roman" w:hAnsi="Arial" w:cs="Arial"/>
+          <w:rFonts w:eastAsia="Times New Roman"/>
         </w:rPr>
         <w:t>Code and data: Public GitHub repository with Zenodo DOI; Supporting Information files S1–S4 with minimal data set. (Responding to JR-2, JR-4)</w:t>
       </w:r>
@@ -2929,13 +2510,10 @@
       <w:pPr>
         <w:spacing w:after="160" w:line="360" w:lineRule="auto"/>
         <w:ind w:left="480"/>
-        <w:rPr>
-          <w:rFonts w:ascii="Arial" w:hAnsi="Arial" w:cs="Arial"/>
-        </w:rPr>
-      </w:pPr>
-      <w:r>
-        <w:rPr>
-          <w:rFonts w:ascii="Arial" w:eastAsia="Times New Roman" w:hAnsi="Arial" w:cs="Arial"/>
+      </w:pPr>
+      <w:r>
+        <w:rPr>
+          <w:rFonts w:eastAsia="Times New Roman"/>
         </w:rPr>
         <w:t>17. Updated Abstract: Added two sentences summarizing the mechanism decomposition findings (testimony effect neutralizes opinion clustering; coordination failure is the dominant driver) and the distinguishing predictions relative to alternative frameworks. (Responding to R1-2, R1-4)</w:t>
       </w:r>
@@ -2943,13 +2521,9 @@
     <w:p>
       <w:pPr>
         <w:spacing w:before="360" w:after="160" w:line="360" w:lineRule="auto"/>
-        <w:rPr>
-          <w:rFonts w:ascii="Arial" w:hAnsi="Arial" w:cs="Arial"/>
-        </w:rPr>
-      </w:pPr>
-      <w:r>
-        <w:rPr>
-          <w:rFonts w:ascii="Arial" w:hAnsi="Arial" w:cs="Arial"/>
+      </w:pPr>
+      <w:r>
+        <w:rPr>
           <w:b/>
           <w:bCs/>
           <w:sz w:val="28"/>
@@ -2963,14 +2537,12 @@
         <w:spacing w:after="80" w:line="300" w:lineRule="auto"/>
         <w:ind w:left="480" w:hanging="480"/>
         <w:rPr>
-          <w:rFonts w:ascii="Arial" w:hAnsi="Arial" w:cs="Arial"/>
           <w:sz w:val="20"/>
           <w:szCs w:val="20"/>
         </w:rPr>
       </w:pPr>
       <w:r>
         <w:rPr>
-          <w:rFonts w:ascii="Arial" w:hAnsi="Arial" w:cs="Arial"/>
           <w:sz w:val="20"/>
           <w:szCs w:val="20"/>
         </w:rPr>
@@ -2982,14 +2554,12 @@
         <w:spacing w:after="80" w:line="300" w:lineRule="auto"/>
         <w:ind w:left="480" w:hanging="480"/>
         <w:rPr>
-          <w:rFonts w:ascii="Arial" w:hAnsi="Arial" w:cs="Arial"/>
           <w:sz w:val="20"/>
           <w:szCs w:val="20"/>
         </w:rPr>
       </w:pPr>
       <w:r>
         <w:rPr>
-          <w:rFonts w:ascii="Arial" w:hAnsi="Arial" w:cs="Arial"/>
           <w:sz w:val="20"/>
           <w:szCs w:val="20"/>
         </w:rPr>
@@ -3001,14 +2571,12 @@
         <w:spacing w:after="80" w:line="300" w:lineRule="auto"/>
         <w:ind w:left="480" w:hanging="480"/>
         <w:rPr>
-          <w:rFonts w:ascii="Arial" w:hAnsi="Arial" w:cs="Arial"/>
           <w:sz w:val="20"/>
           <w:szCs w:val="20"/>
         </w:rPr>
       </w:pPr>
       <w:r>
         <w:rPr>
-          <w:rFonts w:ascii="Arial" w:hAnsi="Arial" w:cs="Arial"/>
           <w:sz w:val="20"/>
           <w:szCs w:val="20"/>
         </w:rPr>
@@ -3020,17 +2588,16 @@
         <w:spacing w:after="80" w:line="300" w:lineRule="auto"/>
         <w:ind w:left="480" w:hanging="480"/>
         <w:rPr>
-          <w:rFonts w:ascii="Arial" w:hAnsi="Arial" w:cs="Arial"/>
           <w:sz w:val="20"/>
           <w:szCs w:val="20"/>
         </w:rPr>
       </w:pPr>
       <w:r>
         <w:rPr>
-          <w:rFonts w:ascii="Arial" w:hAnsi="Arial" w:cs="Arial"/>
           <w:sz w:val="20"/>
           <w:szCs w:val="20"/>
         </w:rPr>
+        <w:lastRenderedPageBreak/>
         <w:t>Deffuant, G., Neau, D., Amblard, F., &amp; Weisbuch, G. (2000). Mixing beliefs among interacting agents. Advances in Complex Systems, 3(1–4), 87–98.</w:t>
       </w:r>
     </w:p>
@@ -3039,14 +2606,12 @@
         <w:spacing w:after="80" w:line="300" w:lineRule="auto"/>
         <w:ind w:left="480" w:hanging="480"/>
         <w:rPr>
-          <w:rFonts w:ascii="Arial" w:hAnsi="Arial" w:cs="Arial"/>
           <w:sz w:val="20"/>
           <w:szCs w:val="20"/>
         </w:rPr>
       </w:pPr>
       <w:r>
         <w:rPr>
-          <w:rFonts w:ascii="Arial" w:hAnsi="Arial" w:cs="Arial"/>
           <w:sz w:val="20"/>
           <w:szCs w:val="20"/>
         </w:rPr>
@@ -3058,14 +2623,12 @@
         <w:spacing w:after="80" w:line="300" w:lineRule="auto"/>
         <w:ind w:left="480" w:hanging="480"/>
         <w:rPr>
-          <w:rFonts w:ascii="Arial" w:hAnsi="Arial" w:cs="Arial"/>
           <w:sz w:val="20"/>
           <w:szCs w:val="20"/>
         </w:rPr>
       </w:pPr>
       <w:r>
         <w:rPr>
-          <w:rFonts w:ascii="Arial" w:hAnsi="Arial" w:cs="Arial"/>
           <w:sz w:val="20"/>
           <w:szCs w:val="20"/>
         </w:rPr>
@@ -3077,14 +2640,12 @@
         <w:spacing w:after="80" w:line="300" w:lineRule="auto"/>
         <w:ind w:left="480" w:hanging="480"/>
         <w:rPr>
-          <w:rFonts w:ascii="Arial" w:hAnsi="Arial" w:cs="Arial"/>
           <w:sz w:val="20"/>
           <w:szCs w:val="20"/>
         </w:rPr>
       </w:pPr>
       <w:r>
         <w:rPr>
-          <w:rFonts w:ascii="Arial" w:hAnsi="Arial" w:cs="Arial"/>
           <w:sz w:val="20"/>
           <w:szCs w:val="20"/>
         </w:rPr>
@@ -3096,14 +2657,12 @@
         <w:spacing w:after="80" w:line="300" w:lineRule="auto"/>
         <w:ind w:left="480" w:hanging="480"/>
         <w:rPr>
-          <w:rFonts w:ascii="Arial" w:hAnsi="Arial" w:cs="Arial"/>
           <w:sz w:val="20"/>
           <w:szCs w:val="20"/>
         </w:rPr>
       </w:pPr>
       <w:r>
         <w:rPr>
-          <w:rFonts w:ascii="Arial" w:hAnsi="Arial" w:cs="Arial"/>
           <w:sz w:val="20"/>
           <w:szCs w:val="20"/>
         </w:rPr>
@@ -3115,14 +2674,12 @@
         <w:spacing w:after="80" w:line="300" w:lineRule="auto"/>
         <w:ind w:left="480" w:hanging="480"/>
         <w:rPr>
-          <w:rFonts w:ascii="Arial" w:hAnsi="Arial" w:cs="Arial"/>
           <w:sz w:val="20"/>
           <w:szCs w:val="20"/>
         </w:rPr>
       </w:pPr>
       <w:r>
         <w:rPr>
-          <w:rFonts w:ascii="Arial" w:hAnsi="Arial" w:cs="Arial"/>
           <w:sz w:val="20"/>
           <w:szCs w:val="20"/>
         </w:rPr>
@@ -3134,14 +2691,12 @@
         <w:spacing w:after="80" w:line="300" w:lineRule="auto"/>
         <w:ind w:left="480" w:hanging="480"/>
         <w:rPr>
-          <w:rFonts w:ascii="Arial" w:hAnsi="Arial" w:cs="Arial"/>
           <w:sz w:val="20"/>
           <w:szCs w:val="20"/>
         </w:rPr>
       </w:pPr>
       <w:r>
         <w:rPr>
-          <w:rFonts w:ascii="Arial" w:hAnsi="Arial" w:cs="Arial"/>
           <w:sz w:val="20"/>
           <w:szCs w:val="20"/>
         </w:rPr>
@@ -3153,14 +2708,12 @@
         <w:spacing w:after="80" w:line="300" w:lineRule="auto"/>
         <w:ind w:left="480" w:hanging="480"/>
         <w:rPr>
-          <w:rFonts w:ascii="Arial" w:hAnsi="Arial" w:cs="Arial"/>
           <w:sz w:val="20"/>
           <w:szCs w:val="20"/>
         </w:rPr>
       </w:pPr>
       <w:r>
         <w:rPr>
-          <w:rFonts w:ascii="Arial" w:hAnsi="Arial" w:cs="Arial"/>
           <w:sz w:val="20"/>
           <w:szCs w:val="20"/>
         </w:rPr>
@@ -3172,14 +2725,12 @@
         <w:spacing w:after="80" w:line="300" w:lineRule="auto"/>
         <w:ind w:left="480" w:hanging="480"/>
         <w:rPr>
-          <w:rFonts w:ascii="Arial" w:hAnsi="Arial" w:cs="Arial"/>
           <w:sz w:val="20"/>
           <w:szCs w:val="20"/>
         </w:rPr>
       </w:pPr>
       <w:r>
         <w:rPr>
-          <w:rFonts w:ascii="Arial" w:hAnsi="Arial" w:cs="Arial"/>
           <w:sz w:val="20"/>
           <w:szCs w:val="20"/>
         </w:rPr>
@@ -3191,14 +2742,12 @@
         <w:spacing w:after="80" w:line="300" w:lineRule="auto"/>
         <w:ind w:left="480" w:hanging="480"/>
         <w:rPr>
-          <w:rFonts w:ascii="Arial" w:hAnsi="Arial" w:cs="Arial"/>
           <w:sz w:val="20"/>
           <w:szCs w:val="20"/>
         </w:rPr>
       </w:pPr>
       <w:r>
         <w:rPr>
-          <w:rFonts w:ascii="Arial" w:hAnsi="Arial" w:cs="Arial"/>
           <w:sz w:val="20"/>
           <w:szCs w:val="20"/>
         </w:rPr>
@@ -3210,14 +2759,12 @@
         <w:spacing w:after="80" w:line="300" w:lineRule="auto"/>
         <w:ind w:left="480" w:hanging="480"/>
         <w:rPr>
-          <w:rFonts w:ascii="Arial" w:hAnsi="Arial" w:cs="Arial"/>
           <w:sz w:val="20"/>
           <w:szCs w:val="20"/>
         </w:rPr>
       </w:pPr>
       <w:r>
         <w:rPr>
-          <w:rFonts w:ascii="Arial" w:hAnsi="Arial" w:cs="Arial"/>
           <w:sz w:val="20"/>
           <w:szCs w:val="20"/>
         </w:rPr>
@@ -3229,14 +2776,12 @@
         <w:spacing w:after="80" w:line="300" w:lineRule="auto"/>
         <w:ind w:left="480" w:hanging="480"/>
         <w:rPr>
-          <w:rFonts w:ascii="Arial" w:hAnsi="Arial" w:cs="Arial"/>
           <w:sz w:val="20"/>
           <w:szCs w:val="20"/>
         </w:rPr>
       </w:pPr>
       <w:r>
         <w:rPr>
-          <w:rFonts w:ascii="Arial" w:hAnsi="Arial" w:cs="Arial"/>
           <w:sz w:val="20"/>
           <w:szCs w:val="20"/>
         </w:rPr>
@@ -3245,7 +2790,7 @@
     </w:p>
     <w:sectPr>
       <w:pgSz w:w="12240" w:h="15840"/>
-      <w:pgMar w:top="567" w:right="567" w:bottom="567" w:left="567" w:header="709" w:footer="709" w:gutter="0"/>
+      <w:pgMar w:top="1440" w:right="1800" w:bottom="1440" w:left="1800" w:header="709" w:footer="709" w:gutter="0"/>
       <w:cols w:space="720"/>
       <w:docGrid w:linePitch="360"/>
     </w:sectPr>

--- a/_Response to Reviewers PONE-D-26-01398.docx
+++ b/_Response to Reviewers PONE-D-26-01398.docx
@@ -321,7 +321,7 @@
           <w:sz w:val="24"/>
           <w:szCs w:val="24"/>
         </w:rPr>
-        <w:t>We reviewed and ensured full compliance with PLOS ONE style requirements, including use of the official LaTeX template (plos2025.bst, Version 3.7), PLOS-compliant figure file naming (Fig1.tif–Fig11.tif), multi-panel figures combined with embedded panel labels, TIFF format at 300 DPI, and proper in-text citation conventions.</w:t>
+        <w:t>We reviewed and ensured full compliance with PLOS ONE style requirements, including use of the official LaTeX template (plos2025.bst, Version 3.7), PLOS-compliant figure file naming (Fig1.tif–Fig12.tif), multi-panel figures combined with embedded panel labels, TIFF format at 300 DPI, and proper in-text citation conventions.</w:t>
       </w:r>
     </w:p>
     <w:p>
@@ -563,14 +563,6 @@
           <w:szCs w:val="24"/>
         </w:rPr>
         <w:t xml:space="preserve">We note that Figures 2, 4, 5, 6, 10 and 11 in your submission contain copyrighted images. We require you to either (1) present written permission from the copyright </w:t>
-      </w:r>
-      <w:r>
-        <w:rPr>
-          <w:rFonts w:eastAsia="Times New Roman"/>
-          <w:color w:val="404040"/>
-          <w:sz w:val="24"/>
-          <w:szCs w:val="24"/>
-        </w:rPr>
         <w:lastRenderedPageBreak/>
         <w:t>holder to publish these figures specifically under the CC BY 4.0 license, or (2) remove the figures from your submission.</w:t>
       </w:r>
@@ -700,11 +692,6 @@
           <w:rFonts w:eastAsia="Times New Roman"/>
         </w:rPr>
         <w:t xml:space="preserve">Regarding point (a), we now discuss why bounded confidence—rather than DeGroot-style averaging or voter model dynamics—is the natural complement to threshold-based adoption. DeGroot-style averaging models (Golub &amp; Jackson, 2010, 2012; Cheng et al., 2026) assume that all agents accept influence from all neighbors, leading to guaranteed convergence toward consensus under mild connectivity conditions. This property makes the DeGroot framework ill-suited for studying the “best game no one played” phenomenon, because it cannot generate opinion fragmentation—a key mechanism through which positive average sentiment may coexist with insufficient local support for adoption. Voter model dynamics are discrete and memoryless (each agent randomly copies a neighbor’s binary state) and cannot capture the gradual, continuous nature of attitude evolution that characterizes real consumer sentiment formation. </w:t>
-      </w:r>
-      <w:r>
-        <w:rPr>
-          <w:rFonts w:eastAsia="Times New Roman"/>
-        </w:rPr>
         <w:lastRenderedPageBreak/>
         <w:t>Bounded confidence occupies a unique position: by restricting opinion exchange to pairs whose attitudes fall within a tolerance threshold, it naturally generates both consensus (when the confidence bound is large) and fragmentation into multiple clusters (when the bound is small). This dual capacity makes bounded confidence a suitable partner for the adoption threshold mechanism, because fragmentation creates the possibility that average attitudes are positive yet local neighborhoods lack sufficient positive-attitude agents to trigger adoption cascades.</w:t>
       </w:r>
@@ -851,11 +838,6 @@
           <w:rFonts w:eastAsia="Times New Roman"/>
         </w:rPr>
         <w:t xml:space="preserve">Experiment MD-C (Full BCAT Baseline). We ran the full model with MD-B’s opinion parameters plus no-of-pioneers = 5, sweeping avg-of-thresholds from 10 to 70. Results (30,000 total simulation runs, 1,000 per configuration): MD-A reveals a sharp phase transition in coordination dynamics between avg-of-thresholds = 30 (GSI = 0.976) and 40 (GSI = 0.026) on </w:t>
-      </w:r>
-      <w:r>
-        <w:rPr>
-          <w:rFonts w:eastAsia="Times New Roman"/>
-        </w:rPr>
         <w:lastRenderedPageBreak/>
         <w:t>the regular lattice; at high thresholds (40–70), only the five pioneers adopt (GSI ≈ 0.013). MD-B shows that opinion clustering alone reduces FRI to 0.600 (lattice) and 0.618 (small-world)—a 40% contraction. The striking MD-C finding is that FRI recovers to approximately 1.0 across all threshold values, because the user-friendly testimony effect (Algorithm 3, Scenarios 1.1 and 2.2) pulls bounded-confidence-reachable neighbors above the attitude threshold. The opinion clustering contribution (1 − FRI) to the total gap is therefore negligible in the full model, and the coordination failure channel (FRI − GSI) dominates the gap. This reveals that the testimony effect acts as an endogenous corrective mechanism that counteracts opinion clustering—but only when the adoption cascade propagates.</w:t>
       </w:r>
@@ -938,11 +920,6 @@
           <w:rFonts w:eastAsia="Times New Roman"/>
         </w:rPr>
         <w:t xml:space="preserve">We discuss the Palm case after the avg-of-thresholds paragraph: mainstream consumers required </w:t>
-      </w:r>
-      <w:r>
-        <w:rPr>
-          <w:rFonts w:eastAsia="Times New Roman"/>
-        </w:rPr>
         <w:lastRenderedPageBreak/>
         <w:t>visible evidence of widespread peer adoption before committing to an unfamiliar device, corresponding to high avg-of-thresholds on a regular lattice where localized interactions prevented inter-neighborhood cascading. As illustrated in Fig 5, this configuration produces steadily rising FRI alongside near-zero GSI—precisely the Palm scenario.</w:t>
       </w:r>
@@ -1105,11 +1082,6 @@
           <w:rFonts w:eastAsia="Times New Roman"/>
         </w:rPr>
         <w:t xml:space="preserve">In the global games framework, coordination failure arises from higher-order belief uncertainty: even when all agents hold favorable attitudes, </w:t>
-      </w:r>
-      <w:r>
-        <w:rPr>
-          <w:rFonts w:eastAsia="Times New Roman"/>
-        </w:rPr>
         <w:lastRenderedPageBreak/>
         <w:t>uncertainty about whether others also hold favorable attitudes (and whether others know that others do) can prevent coordinated action. The critical distinction from BCAT is that global games are inherently static—they do not model the temporal evolution of attitudes. BCAT, by contrast, can explain time-dependent phenomena such as attitudes that converge favorably in the early period but fragment later, leading to adoption failure—a dynamic pattern that the static global games framework cannot generate.</w:t>
       </w:r>
@@ -1204,11 +1176,6 @@
           <w:rFonts w:eastAsia="Times New Roman"/>
         </w:rPr>
         <w:t xml:space="preserve">), 2020, volume 33, issue 2, pages 114–126. We corrected this in the revised manuscript and conducted a systematic review </w:t>
-      </w:r>
-      <w:r>
-        <w:rPr>
-          <w:rFonts w:eastAsia="Times New Roman"/>
-        </w:rPr>
         <w:lastRenderedPageBreak/>
         <w:t>of all remaining reference entries, confirming that the error is isolated to this single entry.</w:t>
       </w:r>
@@ -1327,11 +1294,6 @@
           <w:rFonts w:eastAsia="Times New Roman"/>
         </w:rPr>
         <w:t xml:space="preserve">The reviewer’s deeper observation concerns the relationship between the mathematical description in the Related Models section and the actual update mechanism in Algorithm 3. Section 2 of the original manuscript introduces the Deffuant et al. (2002) Relative Agreement (RA) model, which features agent-specific, time-varying uncertainty parameters and computes attitude adjustments as a function of confidence interval overlap (Equations 1 and 2). However, the BCAT opinion update procedure implements the rule att_new = round(C + μ × (B − C)), where μ is the fixed convergence-rate parameter. This rule does not involve any uncertainty parameter, does not compute confidence interval overlap, and does not update any agent-specific confidence bound. It is structurally equivalent to the </w:t>
-      </w:r>
-      <w:r>
-        <w:rPr>
-          <w:rFonts w:eastAsia="Times New Roman"/>
-        </w:rPr>
         <w:lastRenderedPageBreak/>
         <w:t>simple Deffuant bounded confidence model (Deffuant et al., 2000)—specifically, the pairwise random interaction variant in which two agents adjust their opinions by a fixed fraction μ of their difference, provided the difference falls below a global fixed threshold ε.</w:t>
       </w:r>
@@ -1501,11 +1463,6 @@
           <w:rFonts w:eastAsia="Times New Roman"/>
         </w:rPr>
         <w:t xml:space="preserve">Two new paragraphs have been added to the Simulation Model Specifications section, immediately following the adoption decision-making description. The first paragraph explains the pseudo-concurrent update semantics of ask-concurrent (random-order sequential execution with immediate writes) and </w:t>
-      </w:r>
-      <w:r>
-        <w:rPr>
-          <w:rFonts w:eastAsia="Times New Roman"/>
-        </w:rPr>
         <w:lastRenderedPageBreak/>
         <w:t>confirms that the Python 3 reimplementation faithfully reproduces this behavior. The second paragraph states the methodological rationale: random reshuffling of execution order at each tick prevents systematic scheduling bias, and identifies four controlled stochastic elements ensuring that sensitivity analysis results in Table 3 reflect model parameter effects.</w:t>
       </w:r>
@@ -1606,11 +1563,6 @@
           <w:rFonts w:eastAsia="Times New Roman"/>
         </w:rPr>
         <w:t xml:space="preserve">The Table 2 description for avg-of-thresholds and std-of-thresholds now states: “Threshold values follow the same [1, 100] ≡ [0.01, 1.00] discretization convention as attitude values: in the adoption decision rule </w:t>
-      </w:r>
-      <w:r>
-        <w:rPr>
-          <w:rFonts w:eastAsia="Times New Roman"/>
-        </w:rPr>
         <w:lastRenderedPageBreak/>
         <w:t>(Algorithm 3), the integer threshold is divided by 100 before comparison with the neighbor adoption proportion, yielding fractional thresholds consistent with the standard convention in the diffusion literature (Watts, 2004; Valente, 1996). For example, avg-of-thresholds = 40 corresponds to a mean fractional threshold of θ = 0.40, requiring at least 40% of an agent’s neighbors to have adopted before the agent itself adopts.”</w:t>
       </w:r>
@@ -1728,11 +1680,6 @@
           <w:rFonts w:eastAsia="Times New Roman"/>
         </w:rPr>
         <w:t xml:space="preserve">Following the reviewer’s prompt, we conducted a systematic audit of all values in Table 3 and discovered that the Parameter Importance section contained a copy-paste error: the values were inadvertently duplicated from the Standardized Regression </w:t>
-      </w:r>
-      <w:r>
-        <w:rPr>
-          <w:rFonts w:eastAsia="Times New Roman"/>
-        </w:rPr>
         <w:lastRenderedPageBreak/>
         <w:t>section with rows and columns transposed. We corrected this error. The Parameter Importance rows now report Pearson correlation coefficients between each parameter and the adoption outcome variable, computed directly from the sensitivity analysis data. We also verified that the “All” row values across all five analysis methods are consistent with the aggregated dataset (N = 100,548 observations across four network topologies). We sincerely apologize for this error in the original submission. We also added a footnote to Table 3 explaining why the corrected Parameter Importance values closely approximate the Standardized Regression coefficients: because the five input parameters are varied independently in the sensitivity analysis design, the predictors are approximately orthogonal, and the two measures are mathematically equivalent under this condition.</w:t>
       </w:r>
@@ -1828,11 +1775,6 @@
           <w:rFonts w:eastAsia="Times New Roman"/>
         </w:rPr>
         <w:t xml:space="preserve">We agree that establishing robustness with respect to system size is important. We conducted finite-size scaling experiments at N=400 (20×20), N=900 (30×30), N=1,600 (40×40), and N=2,500 (50×50), using identical parameter configurations (avg-of-attitudes=50, std-of-attitudes=15, bounded-confidence=50, avg-of-thresholds swept from 10 to 70, 30 replications per configuration). The results confirm that the “best game no one played” phenomenon—high FRI coexisting with near-zero GSI—persists at all system sizes tested, confirming that the observed adoption failure is a robust collective behavior rather than a stochastic artifact of the N=400 </w:t>
-      </w:r>
-      <w:r>
-        <w:rPr>
-          <w:rFonts w:eastAsia="Times New Roman"/>
-        </w:rPr>
         <w:lastRenderedPageBreak/>
         <w:t>baseline. The sharp phase transition at avg-of-thresholds between 30 and 40, and the dominance of avg-of-thresholds as the primary determinant of adoption outcomes, hold across all system sizes. We added a note at the end of the sensitivity analysis subsection in Results, and the experimental data are available in the public repository.</w:t>
       </w:r>

--- a/_Response to Reviewers PONE-D-26-01398.docx
+++ b/_Response to Reviewers PONE-D-26-01398.docx
@@ -680,7 +680,7 @@
         <w:rPr>
           <w:rFonts w:eastAsia="Times New Roman"/>
         </w:rPr>
-        <w:t>We agree that the original manuscript presented the two model components too modularly, leaving the reader to infer their interaction logic from the pseudocode. In the revised manuscript, we added two new paragraphs—one at the end of the Related Models section and one at the opening of the Simulation Model Specifications section—that explain the conceptual logic underlying the coupling of bounded confidence opinion dynamics with adoption thresholds.</w:t>
+        <w:t>We agree that the original manuscript presented the two model components too modularly, leaving the reader to infer their interaction logic from the pseudocode. In the revised manuscript, we added two new paragraphs—one at the end of the Related Models section and one in the Emergent Properties of the Combined Model subsection within the Simulation Model Specifications section—that explain the conceptual logic underlying the coupling of bounded confidence opinion dynamics with adoption thresholds.</w:t>
       </w:r>
     </w:p>
     <w:p>
@@ -742,7 +742,7 @@
         <w:rPr>
           <w:rFonts w:eastAsia="Times New Roman"/>
         </w:rPr>
-        <w:t>Two new paragraphs have been added to the manuscript. (1) At the end of the Related Models section, a paragraph now explicitly argues why bounded confidence—rather than DeGroot-style averaging (Golub &amp; Jackson, 2010, 2012; Cheng et al., 2026) or voter model dynamics—is the theoretically necessary complement to threshold-based adoption, on the grounds that only bounded confidence can sustain persistent opinion fragmentation as a long-run equilibrium property, thereby generating the endogenous pre-filter on adoption eligibility that produces the opinion–adoption gap. (2) At the opening of the Simulation Model Specifications section, a paragraph identifies two emergent structural properties unique to the combined BCAT framework: a dual-filter mechanism captured by the inequality 0 ≤ GSI ≤ FRI ≤ 1, and an adoption-to-opinion feedback loop in which adopted agents selectively reshape opinion trajectories among bounded-confidence-reachable neighbors (Algorithm 3, Scenarios 1.1 and 2.2). References to Golub &amp; Jackson (2010, 2012), Cheng et al. (2026), and McPherson et al. (2001) have been added.</w:t>
+        <w:t>Two new paragraphs have been added to the manuscript. (1) At the end of the Related Models section, a paragraph now explicitly argues why bounded confidence—rather than DeGroot-style averaging (Golub &amp; Jackson, 2010, 2012; Cheng et al., 2026) or voter model dynamics—is the theoretically necessary complement to threshold-based adoption, on the grounds that only bounded confidence can sustain persistent opinion fragmentation as a long-run equilibrium property, thereby generating the endogenous pre-filter on adoption eligibility that produces the opinion–adoption gap. (2) In the Emergent Properties of the Combined Model subsection within the Simulation Model Specifications section, two paragraphs identify two emergent structural properties unique to the combined BCAT framework: a dual-filter mechanism captured by the inequality 0 ≤ GSI ≤ FRI ≤ 1, and an adoption-to-opinion feedback loop in which adopted agents selectively reshape opinion trajectories among bounded-confidence-reachable neighbors (Algorithm 3, Scenarios 1.1 and 2.2). References to Golub &amp; Jackson (2010, 2012), Cheng et al. (2026), and McPherson et al. (2001) have been added.</w:t>
       </w:r>
     </w:p>
     <w:p>

--- a/_Response to Reviewers PONE-D-26-01398.docx
+++ b/_Response to Reviewers PONE-D-26-01398.docx
@@ -2445,7 +2445,9 @@
         <w:rPr>
           <w:rFonts w:eastAsia="Times New Roman"/>
         </w:rPr>
-        <w:t>Code and data: Public GitHub repository with Zenodo DOI; Supporting Information files S1–S4 with minimal data set. (Responding to JR-2, JR-4)</w:t>
+      </w:r>
+      <w:r>
+        <w:t>Code and data: Public GitHub repository with Zenodo DOI. Four Supporting Information files accompany the manuscript: S1 File (sensitivity analysis simulation data across four network topologies, N = 100,548 total observations, underlying Table 3 and Figs 7–9), S2 File (mechanism decomposition experiment data for MD-A/B/C on regular lattice and small-world topologies, 30,000 total runs, underlying Fig 10), S3 File (finite-size scaling experiment data at N = 400 to 2,500, confirming robustness of all qualitative phenomena), and S4 File (Python scripts for reproducing all reported statistical analyses and figures from the raw data in S1–S3 Files). (Responding to JR-2, JR-4)</w:t>
       </w:r>
     </w:p>
     <w:p>

--- a/_Response to Reviewers PONE-D-26-01398.docx
+++ b/_Response to Reviewers PONE-D-26-01398.docx
@@ -1438,7 +1438,7 @@
         <w:rPr>
           <w:rFonts w:eastAsia="Times New Roman"/>
         </w:rPr>
-        <w:t>We chose this scheme because the random reshuffling of execution order at each tick ensures that no agent systematically benefits from its position in the processing sequence. The randomness in the simulation therefore comes from four well-defined stochastic elements: (1) the random selection of a neighbor for each agent per tick, (2) the initial random assignment of attitude and threshold values, (3) the random or clustered placement of pioneer agents, and (4) the random execution order within each tick. Because each source is controlled and reproducible given a fixed random seed, the sensitivity analysis results in Table 3 reflect model parameter effects rather than systematic scheduling artifacts.</w:t>
+        <w:t>We chose this scheme because the random reshuffling of execution order at each tick ensures that no agent systematically benefits from its position in the processing sequence. The randomness in the simulation therefore comes from four well-defined stochastic elements: (1) the random selection of a neighbor for each agent per tick, (2) the initial random assignment of attitude and threshold values, (3) the random or clustered placement of pioneer agents, and (4) the random execution order within each tick. Because each source is controlled and reproducible given a fixed random seed, the sensitivity analysis results reported in the Results section reflect model parameter effects rather than systematic scheduling artifacts.</w:t>
       </w:r>
     </w:p>
     <w:p>
@@ -1462,9 +1462,7 @@
         <w:rPr>
           <w:rFonts w:eastAsia="Times New Roman"/>
         </w:rPr>
-        <w:t xml:space="preserve">Two new paragraphs have been added to the Simulation Model Specifications section, immediately following the adoption decision-making description. The first paragraph explains the pseudo-concurrent update semantics of ask-concurrent (random-order sequential execution with immediate writes) and </w:t>
-        <w:lastRenderedPageBreak/>
-        <w:t>confirms that the Python 3 reimplementation faithfully reproduces this behavior. The second paragraph states the methodological rationale: random reshuffling of execution order at each tick prevents systematic scheduling bias, and identifies four controlled stochastic elements ensuring that sensitivity analysis results in Table 3 reflect model parameter effects.</w:t>
+        <w:t>Two new paragraphs have been added to the Simulation Model Specifications section, immediately following the adoption decision-making description. The first paragraph explains the pseudo-concurrent update semantics of ask-concurrent (random-order sequential execution with immediate writes) and confirms that the Python 3 reimplementation faithfully reproduces this behavior. The second paragraph states the methodological rationale: random reshuffling of execution order at each tick prevents systematic scheduling bias, and identifies four controlled stochastic elements ensuring that sensitivity analysis results reported in the Results section reflect model parameter effects.</w:t>
       </w:r>
     </w:p>
     <w:p>

--- a/_Response to Reviewers PONE-D-26-01398.docx
+++ b/_Response to Reviewers PONE-D-26-01398.docx
@@ -704,7 +704,7 @@
         <w:rPr>
           <w:rFonts w:eastAsia="Times New Roman"/>
         </w:rPr>
-        <w:t>Regarding point (b), we now identify emergent properties of the combined model that neither component produces alone. The most important is the</w:t>
+        <w:t xml:space="preserve">Regarding point (b), we now identify emergent properties of the combined model that neither component produces alone. The most important is the </w:t>
       </w:r>
       <w:r>
         <w:rPr>
@@ -908,7 +908,7 @@
         <w:rPr>
           <w:rFonts w:eastAsia="Times New Roman"/>
         </w:rPr>
-        <w:t>We agree that the motivating cases deserved deeper treatment. In the revised manuscript, we insertedcase-specific interpretive paragraphs into the Discussion section, positioned after the parametric discussion most relevant to each case. Each paragraph maps the historically documented features of the case onto BCAT model parameters and simulation outcomes. We do not claim formal calibration but ground the theoretical interpretation in the known empirical characteristics of each example. No new simulations were required; these additions are interpretive elaborations based on existing sensitivity analysis results.</w:t>
+        <w:t>We agree that the motivating cases deserved deeper treatment. In the revised manuscript, we inserted case-specific interpretive paragraphs into the Discussion section, positioned after the parametric discussion most relevant to each case. Each paragraph maps the historically documented features of the case onto BCAT model parameters and simulation outcomes. We do not claim formal calibration but ground the theoretical interpretation in the known empirical characteristics of each example. No new simulations were required; these additions are interpretive elaborations based on existing sensitivity analysis results.</w:t>
       </w:r>
     </w:p>
     <w:p>

--- a/_Response to Reviewers PONE-D-26-01398.docx
+++ b/_Response to Reviewers PONE-D-26-01398.docx
@@ -391,7 +391,7 @@
           <w:bCs w:val="0"/>
           <w:color w:val="0070C0"/>
         </w:rPr>
-        <w:t>All author-generated code is publicly available without restrictions under the MIT License at https://github.com/canslab1/BCAT, including both the original NetLogo model and a Python 3 reimplementation with pre-configured parameter files for reproducing all reported results. We archived the repository on Zenodo (DOI: 10.5281/zenodo.19081523) for long-term accessibility and updated the Data Availability Statement accordingly.</w:t>
+        <w:t>All author-generated code is publicly available without restrictions under the MIT License at https://github.com/canslab1/BCAT, including both the original NetLogo model and a Python 3 reimplementation with pre-configured parameter files for reproducing all reported results. We archived the repository on Zenodo (DOI: 10.5281/zenodo.19216365) for long-term accessibility. A step-by-step protocol for reproducing all simulation results has been published on protocols.io (DOI: PENDING_PROTOCOLS_IO_DOI). We updated the Data Availability Statement accordingly.</w:t>
       </w:r>
     </w:p>
     <w:p>
@@ -528,7 +528,7 @@
           <w:sz w:val="24"/>
           <w:szCs w:val="24"/>
         </w:rPr>
-        <w:t>We confirm that all data required to replicate our results are publicly available. As a computational simulation study, the minimal dataset consists of: (1) the complete source code and parameter configuration files (GitHub and Zenodo, as noted above), and (2) the raw sensitivity analysis output data underlying Table 3 and Figs 7–9, available in the data/ directory at https://github.com/canslab1/PLOS-BCAT. We updated the Data Availability Statement accordingly.</w:t>
+        <w:t>We confirm that all data required to replicate our results are publicly available. As a computational simulation study, the minimal dataset consists of: (1) the complete source code and parameter configuration files (GitHub and Zenodo, as noted above), and (2) the raw sensitivity analysis output data underlying Table 3 and Figs 7–9, available in the data/ directory at https://github.com/canslab1/PLOS-BCAT. A step-by-step reproduction protocol is also available on protocols.io (DOI: PENDING_PROTOCOLS_IO_DOI). We updated the Data Availability Statement accordingly.</w:t>
       </w:r>
     </w:p>
     <w:p>
@@ -2437,16 +2437,14 @@
           <w:b/>
           <w:bCs/>
         </w:rPr>
-        <w:t xml:space="preserve">16. </w:t>
-      </w:r>
-      <w:r>
-        <w:rPr>
-          <w:rFonts w:eastAsia="Times New Roman"/>
-        </w:rPr>
-      </w:r>
-      <w:r>
-        <w:t>Code and data: Public GitHub repository with Zenodo DOI. Four Supporting Information files accompany the manuscript: S1 File (sensitivity analysis simulation data across four network topologies, N = 100,548 total observations, underlying Table 3 and Figs 7–9), S2 File (mechanism decomposition experiment data for MD-A/B/C on regular lattice and small-world topologies, 30,000 total runs, underlying Fig 10), S3 File (finite-size scaling experiment data at N = 400 to 2,500, confirming robustness of all qualitative phenomena), and S4 File (Python scripts for reproducing all reported statistical analyses and figures from the raw data in S1–S3 Files). (Responding to JR-2, JR-4)</w:t>
-      </w:r>
+        <w:t>16. Code and data: Public GitHub repository with Zenodo DOI (10.5281/zenodo.19216365) and protocols.io reproduction protocol (DOI: PENDING_PROTOCOLS_IO_DOI). Four Supporting Information files accompany the manuscript: S1 File (sensitivity analysis simulation data across four network topologies, N = 100,548 total observations, underlying Table 3 and Figs 7–9), S2 File (mechanism decomposition experiment data for MD-A/B/C on regular lattice and small-world topologies, 30,000 total runs, underlying Fig 10), S3 File (finite-size scaling experiment data at N = 400 to 2,500, confirming robustness of all qualitative phenomena), and S4 File (Python scripts for reproducing all reported statistical analyses and figures from the raw data in S1–S3 Files). (Responding to JR-2, JR-4)</w:t>
+      </w:r>
+      <w:r>
+        <w:rPr>
+          <w:rFonts w:eastAsia="Times New Roman"/>
+        </w:rPr>
+      </w:r>
+      <w:r/>
     </w:p>
     <w:p>
       <w:pPr>

--- a/_Response to Reviewers PONE-D-26-01398.docx
+++ b/_Response to Reviewers PONE-D-26-01398.docx
@@ -391,7 +391,7 @@
           <w:bCs w:val="0"/>
           <w:color w:val="0070C0"/>
         </w:rPr>
-        <w:t>All author-generated code is publicly available without restrictions under the MIT License at https://github.com/canslab1/BCAT, including both the original NetLogo model and a Python 3 reimplementation with pre-configured parameter files for reproducing all reported results. We archived the repository on Zenodo (DOI: 10.5281/zenodo.19216365) for long-term accessibility. A step-by-step protocol for reproducing all simulation results has been published on protocols.io (DOI: PENDING_PROTOCOLS_IO_DOI). We updated the Data Availability Statement accordingly.</w:t>
+        <w:t>All author-generated code is publicly available without restrictions under the MIT License at https://github.com/canslab1/BCAT, including both the original NetLogo model and a Python 3 reimplementation with pre-configured parameter files for reproducing all reported results. We archived the repository on Zenodo (DOI: 10.5281/zenodo.19216365) for long-term accessibility. A step-by-step protocol for reproducing all simulation results has been published on protocols.io (DOI: 10.17504/protocols.io.261geykydv47/v1). We updated the Data Availability Statement accordingly.</w:t>
       </w:r>
     </w:p>
     <w:p>
@@ -528,7 +528,7 @@
           <w:sz w:val="24"/>
           <w:szCs w:val="24"/>
         </w:rPr>
-        <w:t>We confirm that all data required to replicate our results are publicly available. As a computational simulation study, the minimal dataset consists of: (1) the complete source code and parameter configuration files (GitHub and Zenodo, as noted above), and (2) the raw sensitivity analysis output data underlying Table 3 and Figs 7–9, available in the data/ directory at https://github.com/canslab1/PLOS-BCAT. A step-by-step reproduction protocol is also available on protocols.io (DOI: PENDING_PROTOCOLS_IO_DOI). We updated the Data Availability Statement accordingly.</w:t>
+        <w:t>We confirm that all data required to replicate our results are publicly available. As a computational simulation study, the minimal dataset consists of: (1) the complete source code and parameter configuration files (GitHub and Zenodo, as noted above), and (2) the raw sensitivity analysis output data underlying Table 3 and Figs 7–9, available in the data/ directory at https://github.com/canslab1/PLOS-BCAT. A step-by-step reproduction protocol is also available on protocols.io (DOI: 10.17504/protocols.io.261geykydv47/v1). We updated the Data Availability Statement accordingly.</w:t>
       </w:r>
     </w:p>
     <w:p>
@@ -2437,7 +2437,7 @@
           <w:b/>
           <w:bCs/>
         </w:rPr>
-        <w:t>16. Code and data: Public GitHub repository with Zenodo DOI (10.5281/zenodo.19216365) and protocols.io reproduction protocol (DOI: PENDING_PROTOCOLS_IO_DOI). Four Supporting Information files accompany the manuscript: S1 File (sensitivity analysis simulation data across four network topologies, N = 100,548 total observations, underlying Table 3 and Figs 7–9), S2 File (mechanism decomposition experiment data for MD-A/B/C on regular lattice and small-world topologies, 30,000 total runs, underlying Fig 10), S3 File (finite-size scaling experiment data at N = 400 to 2,500, confirming robustness of all qualitative phenomena), and S4 File (Python scripts for reproducing all reported statistical analyses and figures from the raw data in S1–S3 Files). (Responding to JR-2, JR-4)</w:t>
+        <w:t>16. Code and data: Public GitHub repository with Zenodo DOI (10.5281/zenodo.19216365) and protocols.io reproduction protocol (DOI: 10.17504/protocols.io.261geykydv47/v1). Four Supporting Information files accompany the manuscript: S1 File (sensitivity analysis simulation data across four network topologies, N = 100,548 total observations, underlying Table 3 and Figs 7–9), S2 File (mechanism decomposition experiment data for MD-A/B/C on regular lattice and small-world topologies, 30,000 total runs, underlying Fig 10), S3 File (finite-size scaling experiment data at N = 400 to 2,500, confirming robustness of all qualitative phenomena), and S4 File (Python scripts for reproducing all reported statistical analyses and figures from the raw data in S1–S3 Files). (Responding to JR-2, JR-4)</w:t>
       </w:r>
       <w:r>
         <w:rPr>

--- a/_Response to Reviewers PONE-D-26-01398.docx
+++ b/_Response to Reviewers PONE-D-26-01398.docx
@@ -1514,18 +1514,18 @@
           <w:iCs/>
           <w:color w:val="404040"/>
         </w:rPr>
-        <w:t>In Algorithm 3, the adoption threshold is treated as a percentage (0–100). In the standard diffusion literature (e.g., Watts 2004, Valente 1996), the threshold is strictly a fraction in (0–1). While not a fatal error, this non-standard scaling complicates comparisons with existing literature and makes the interpretation of Table 3 potentially misleading.</w:t>
-      </w:r>
-    </w:p>
-    <w:p>
-      <w:pPr>
-        <w:spacing w:after="160" w:line="360" w:lineRule="auto"/>
-      </w:pPr>
-      <w:r>
-        <w:rPr>
-          <w:rFonts w:eastAsia="Times New Roman"/>
-        </w:rPr>
-        <w:t>We thank the reviewer for this observation, which is well-founded from a reporting transparency standpoint. As clarified in our response to R2-1, the integer scale [1, 100] used throughout the BCAT model is a uniform 100-level discretization of the continuous interval [0, 1], where each integer unit corresponds to an interval of 0.01. This scaling convention applies uniformly to both attitude values and adoption thresholds. An avg-of-thresholds value of 40, for instance, represents a mean adoption threshold of θ = 0.40 in the fractional notation standard in the diffusion literature (Watts, 2004; Valente, 1996), meaning that an agent adopts only when the proportion of its neighbors who have already adopted meets or exceeds 40%. The adoption decision rule of Algorithm 3 enforces this equivalence by computing the neighbor adoption proportion (a value in [0, 1]) and comparing it against theta/100. The two sides of the inequality therefore operate on identical scales, and the model’s mathematical behavior is exactly equivalent to a formulation using fractional thresholds in [0.01, 1.00].</w:t>
+        <w:t>In Algorithm 3, the adoption threshold is treated as a percentage (0–100). In the standard diffusion literature (e.g., Watts 2003, Valente 1996), the threshold is strictly a fraction in (0–1). While not a fatal error, this non-standard scaling complicates comparisons with existing literature and makes the interpretation of Table 3 potentially misleading.</w:t>
+      </w:r>
+    </w:p>
+    <w:p>
+      <w:pPr>
+        <w:spacing w:after="160" w:line="360" w:lineRule="auto"/>
+      </w:pPr>
+      <w:r>
+        <w:rPr>
+          <w:rFonts w:eastAsia="Times New Roman"/>
+        </w:rPr>
+        <w:t>We thank the reviewer for this observation, which is well-founded from a reporting transparency standpoint. As clarified in our response to R2-1, the integer scale [1, 100] used throughout the BCAT model is a uniform 100-level discretization of the continuous interval [0, 1], where each integer unit corresponds to an interval of 0.01. This scaling convention applies uniformly to both attitude values and adoption thresholds. An avg-of-thresholds value of 40, for instance, represents a mean adoption threshold of θ = 0.40 in the fractional notation standard in the diffusion literature (Watts, 2003; Valente, 1996), meaning that an agent adopts only when the proportion of its neighbors who have already adopted meets or exceeds 40%. The adoption decision rule of Algorithm 3 enforces this equivalence by computing the neighbor adoption proportion (a value in [0, 1]) and comparing it against theta/100. The two sides of the inequality therefore operate on identical scales, and the model’s mathematical behavior is exactly equivalent to a formulation using fractional thresholds in [0.01, 1.00].</w:t>
       </w:r>
     </w:p>
     <w:p>
@@ -1560,9 +1560,7 @@
         <w:rPr>
           <w:rFonts w:eastAsia="Times New Roman"/>
         </w:rPr>
-        <w:t xml:space="preserve">The Table 2 description for avg-of-thresholds and std-of-thresholds now states: “Threshold values follow the same [1, 100] ≡ [0.01, 1.00] discretization convention as attitude values: in the adoption decision rule </w:t>
-        <w:lastRenderedPageBreak/>
-        <w:t>(Algorithm 3), the integer threshold is divided by 100 before comparison with the neighbor adoption proportion, yielding fractional thresholds consistent with the standard convention in the diffusion literature (Watts, 2004; Valente, 1996). For example, avg-of-thresholds = 40 corresponds to a mean fractional threshold of θ = 0.40, requiring at least 40% of an agent’s neighbors to have adopted before the agent itself adopts.”</w:t>
+        <w:t>The Table 2 description for avg-of-thresholds and std-of-thresholds now states: “Threshold values follow the same [1, 100] ≡ [0.01, 1.00] discretization convention as attitude values: in the adoption decision rule (Algorithm 3), the integer threshold is divided by 100 before comparison with the neighbor adoption proportion, yielding fractional thresholds consistent with the standard convention in the diffusion literature (Watts, 2003; Valente, 1996). For example, avg-of-thresholds = 40 corresponds to a mean fractional threshold of θ = 0.40, requiring at least 40% of an agent’s neighbors to have adopted before the agent itself adopts.”</w:t>
       </w:r>
     </w:p>
     <w:p>
@@ -2572,7 +2570,7 @@
           <w:sz w:val="20"/>
           <w:szCs w:val="20"/>
         </w:rPr>
-        <w:t>Erl, T. (2005). Service-Oriented Architecture: Concepts, Technology, and Design. Prentice Hall PTR.</w:t>
+        <w:t>Erl, T. (2005). Service-Oriented Architecture: Concepts, Technology, and Design. Prentice Hall.</w:t>
       </w:r>
     </w:p>
     <w:p>
@@ -2708,7 +2706,7 @@
           <w:sz w:val="20"/>
           <w:szCs w:val="20"/>
         </w:rPr>
-        <w:t>Valente, T. W. (1996). Social network thresholds in the diffusion of innovations. Social Networks, 18(1), 69–89.</w:t>
+        <w:t>Valente, T. W. (1996). Network models of the diffusion of innovations. Computational and Mathematical Organization Theory, 2(2), 163–164.</w:t>
       </w:r>
     </w:p>
     <w:p>
@@ -2725,7 +2723,7 @@
           <w:sz w:val="20"/>
           <w:szCs w:val="20"/>
         </w:rPr>
-        <w:t>Watts, D. J. (2004). A simple model of global cascades on random networks. In E. Ostrom &amp; T. K. Ahn (Eds.), Foundations of Social Capital (pp. 316–334). Edward Elgar Publishing.</w:t>
+        <w:t>Watts, D. J. (2003). Six Degrees: The Science of a Connected Age. WW Norton.</w:t>
       </w:r>
     </w:p>
     <w:sectPr>

--- a/_Response to Reviewers PONE-D-26-01398.docx
+++ b/_Response to Reviewers PONE-D-26-01398.docx
@@ -528,7 +528,7 @@
           <w:sz w:val="24"/>
           <w:szCs w:val="24"/>
         </w:rPr>
-        <w:t>We confirm that all data required to replicate our results are publicly available. As a computational simulation study, the minimal dataset consists of: (1) the complete source code and parameter configuration files (GitHub and Zenodo, as noted above), and (2) the raw sensitivity analysis output data underlying Table 3 and Figs 7–9, available in the data/ directory at https://github.com/canslab1/PLOS-BCAT. A step-by-step reproduction protocol is also available on protocols.io (DOI: 10.17504/protocols.io.261geykydv47/v1). We updated the Data Availability Statement accordingly.</w:t>
+        <w:t>We confirm that all data required to replicate our results are publicly available. As a computational simulation study, the minimal dataset consists of: (1) the complete source code and parameter configuration files (GitHub and Zenodo, as noted above), and (2) the raw sensitivity analysis output data underlying Table 3 and Figs 7–9, available in the data/ directory at https://github.com/canslab1/BCAT. A step-by-step reproduction protocol is also available on protocols.io (DOI: 10.17504/protocols.io.261geykydv47/v1). We updated the Data Availability Statement accordingly.</w:t>
       </w:r>
     </w:p>
     <w:p>

--- a/_Response to Reviewers PONE-D-26-01398.docx
+++ b/_Response to Reviewers PONE-D-26-01398.docx
@@ -1274,7 +1274,7 @@
         <w:rPr>
           <w:rFonts w:eastAsia="Times New Roman"/>
         </w:rPr>
-        <w:t>Part 1: The integer attitude scale is a deliberate and mathematically equivalent discretization. The integer scale [1, 100] is a uniform discretization of the continuous interval [0, 1] into 100 equally spaced levels, where each integer unit corresponds to an interval of 0.01. The bounded confidence parameter max-opinion-distance follows the same convention: a value of 40 corresponds to a confidence threshold of ε = 0.40 in the standard literature. We made this design choice to facilitate sensitivity analysis and to align the attitude scale with survey-style measurement instruments. We added a note in the Simulation Model Specifications section stating this equivalence.</w:t>
+        <w:t>Part 1: The integer attitude scale is a deliberate and mathematically equivalent discretization. The integer scale [1, 100] is a uniform discretization of the continuous interval [0, 1] into 100 equally spaced levels, where each integer unit corresponds to an interval of 0.01. The bounded confidence parameter bounded-confidence follows the same convention: a value of 40 corresponds to a confidence threshold of ε = 0.40 in the standard literature. We made this design choice to facilitate sensitivity analysis and to align the attitude scale with survey-style measurement instruments. We added a note in the Simulation Model Specifications section stating this equivalence.</w:t>
       </w:r>
     </w:p>
     <w:p>
@@ -1314,7 +1314,7 @@
         <w:rPr>
           <w:rFonts w:eastAsia="Times New Roman"/>
         </w:rPr>
-        <w:t>We revised Section 2 accordingly. We retained the description of the RA model and its equations as literature context, but added a disambiguation sentence stating that the BCAT model does not implement the full RA update rule. A new paragraph positions the BCAT opinion update mechanism as a networked, discretized, adoption-status-conditioned extension of the simple Deffuant bounded confidence model (Deffuant et al., 2000). A new comparative table (Table 1) summarizes the structural relationships among the HKmodel, the Deffuant RA model, and the BCAT opinion component across eight dimensions. We rewrote the Algorithm 3 description in the Simulation Model Specifications section to specify the fixed-rate convergence rule, the ε = max-opinion-distance/100 equivalence, and the absence of any agent-specific uncertainty parameter. Table 2 now includes a note on the integer-to-continuous mapping. These clarifications affect the theoretical positioning of the model but do not require any changes to the simulation itself.</w:t>
+        <w:t>We revised Section 2 accordingly. We retained the description of the RA model and its equations as literature context, but added a disambiguation sentence stating that the BCAT model does not implement the full RA update rule. A new paragraph positions the BCAT opinion update mechanism as a networked, discretized, adoption-status-conditioned extension of the simple Deffuant bounded confidence model (Deffuant et al., 2000). A new comparative table (Table 1) summarizes the structural relationships among the HKmodel, the Deffuant RA model, and the BCAT opinion component across eight dimensions. We rewrote the Algorithm 3 description in the Simulation Model Specifications section to specify the fixed-rate convergence rule, the ε = bounded-confidence/100 equivalence, and the absence of any agent-specific uncertainty parameter. Table 2 now includes a note on the integer-to-continuous mapping. These clarifications affect the theoretical positioning of the model but do not require any changes to the simulation itself.</w:t>
       </w:r>
     </w:p>
     <w:p>
@@ -1357,7 +1357,7 @@
         <w:rPr>
           <w:rFonts w:eastAsia="Times New Roman"/>
         </w:rPr>
-        <w:t>(1) A disambiguation sentence has been added after Equations 1 and 2, explicitly stating that the BCAT model does not implement the full RA update rule. (2) A new paragraph at the end of the Related Models section positions the BCAT opinion component as a networked, discretized, adoption-status-conditioned extension of the simple Deffuant bounded confidence model (Deffuant et al., 2000), with a fixed global ε = max-opinion-distance/100. (3) The Algorithm 3 description in the Simulation Model Specifications section has been rewritten to specify the fixed-rate convergence rule att_new = round(C + μ × (B − C)), the ε equivalence, and the absence of dynamic uncertainty parameters. (4) Table 2 now includes a note on the integer-to-continuous mapping for attitude values.</w:t>
+        <w:t>(1) A disambiguation sentence has been added after Equations 1 and 2, explicitly stating that the BCAT model does not implement the full RA update rule. (2) A new paragraph at the end of the Related Models section positions the BCAT opinion component as a networked, discretized, adoption-status-conditioned extension of the simple Deffuant bounded confidence model (Deffuant et al., 2000), with a fixed global ε = bounded-confidence/100. (3) The Algorithm 3 description in the Simulation Model Specifications section has been rewritten to specify the fixed-rate convergence rule att_new = round(C + μ × (B − C)), the ε equivalence, and the absence of dynamic uncertainty parameters. (4) Table 2 now includes a note on the integer-to-continuous mapping for attitude values.</w:t>
       </w:r>
     </w:p>
     <w:p>
@@ -1382,7 +1382,7 @@
         <w:rPr>
           <w:rFonts w:eastAsia="Times New Roman"/>
         </w:rPr>
-        <w:t>A comparative table (Table 1) has been added at the end of the Related Models section, with columns for Model Feature, HK Model, Deffuant RA Model, and BCAT Opinion Component, covering eight dimensions: Interaction structure, Confidence threshold, Opinion space, Update timing, Uncertainty dynamics, Convergence parameter, Network structure, and Adoption-status conditioning.</w:t>
+        <w:t>A comparative table (Table 1) has been added at the end of the Related Models section, with columns for Model Feature, HK Model, Deffuant RA Model, and Proposed Model, covering eight dimensions: Interaction structure, Confidence threshold, Opinion space, Update timing, Uncertainty dynamics, Convergence parameter, Network structure, and Adoption-status conditioning.</w:t>
       </w:r>
     </w:p>
     <w:p>
@@ -2401,7 +2401,7 @@
         <w:rPr>
           <w:rFonts w:eastAsia="Times New Roman"/>
         </w:rPr>
-        <w:t>Added references: Banerjee (1992), Golub &amp; Jackson (2010, 2012), Cheng et al. (2026), Katz &amp; Shapiro (1985), Morris &amp; Shin (2003), Berenbrink et al. (2024). (Responding to JR-6)</w:t>
+        <w:t>Added references: Banerjee (1992), Deffuant et al. (2000), Erl (2005), Golub &amp; Jackson (2010, 2012), Cheng et al. (2026), Katz &amp; Shapiro (1985), McPherson et al. (2001), Morris &amp; Shin (2003), Stark et al. (2008), Berenbrink et al. (2024). (Responding to JR-6)</w:t>
       </w:r>
     </w:p>
     <w:p>
